--- a/iuh/môn/hkh-4/dinhTuyenChuyenMach/lab/lab2/lab2-LeThanhLong.docx
+++ b/iuh/môn/hkh-4/dinhTuyenChuyenMach/lab/lab2/lab2-LeThanhLong.docx
@@ -1682,6 +1682,100 @@
         <w:rPr>
           <w:sz w:val="26"/>
           <w:szCs w:val="26"/>
+          <w:lang w:val="vi-VN"/>
+        </w:rPr>
+      </w:pPr>
+    </w:p>
+    <w:p>
+      <w:pPr>
+        <w:rPr>
+          <w:lang w:val="vi-VN"/>
+        </w:rPr>
+      </w:pPr>
+      <w:proofErr w:type="spellStart"/>
+      <w:r>
+        <w:t>Bài</w:t>
+      </w:r>
+      <w:proofErr w:type="spellEnd"/>
+      <w:r>
+        <w:rPr>
+          <w:lang w:val="vi-VN"/>
+        </w:rPr>
+        <w:t xml:space="preserve"> 1 </w:t>
+      </w:r>
+    </w:p>
+    <w:p>
+      <w:pPr>
+        <w:rPr>
+          <w:lang w:val="vi-VN"/>
+        </w:rPr>
+      </w:pPr>
+      <w:r>
+        <w:rPr>
+          <w:lang w:val="vi-VN"/>
+        </w:rPr>
+        <w:t>Bài 2</w:t>
+      </w:r>
+    </w:p>
+    <w:p>
+      <w:pPr>
+        <w:rPr>
+          <w:lang w:val="vi-VN"/>
+        </w:rPr>
+      </w:pPr>
+      <w:proofErr w:type="spellStart"/>
+      <w:r>
+        <w:t>Bài</w:t>
+      </w:r>
+      <w:proofErr w:type="spellEnd"/>
+      <w:r>
+        <w:rPr>
+          <w:lang w:val="vi-VN"/>
+        </w:rPr>
+        <w:t xml:space="preserve"> </w:t>
+      </w:r>
+      <w:r>
+        <w:rPr>
+          <w:lang w:val="vi-VN"/>
+        </w:rPr>
+        <w:t>3</w:t>
+      </w:r>
+    </w:p>
+    <w:p>
+      <w:pPr>
+        <w:rPr>
+          <w:lang w:val="vi-VN"/>
+        </w:rPr>
+      </w:pPr>
+      <w:r>
+        <w:rPr>
+          <w:lang w:val="vi-VN"/>
+        </w:rPr>
+        <w:t xml:space="preserve">Bài </w:t>
+      </w:r>
+      <w:r>
+        <w:rPr>
+          <w:lang w:val="vi-VN"/>
+        </w:rPr>
+        <w:t>4</w:t>
+      </w:r>
+    </w:p>
+    <w:p>
+      <w:pPr>
+        <w:rPr>
+          <w:lang w:val="vi-VN"/>
+        </w:rPr>
+      </w:pPr>
+      <w:r>
+        <w:rPr>
+          <w:lang w:val="vi-VN"/>
+        </w:rPr>
+        <w:t>Bài 5</w:t>
+      </w:r>
+    </w:p>
+    <w:p>
+      <w:pPr>
+        <w:rPr>
           <w:lang w:val="vi-VN"/>
         </w:rPr>
       </w:pPr>

--- a/iuh/môn/hkh-4/dinhTuyenChuyenMach/lab/lab2/lab2-LeThanhLong.docx
+++ b/iuh/môn/hkh-4/dinhTuyenChuyenMach/lab/lab2/lab2-LeThanhLong.docx
@@ -138,23 +138,7 @@
           <w:b/>
           <w:sz w:val="28"/>
         </w:rPr>
-        <w:t xml:space="preserve">Khoa: Công </w:t>
-      </w:r>
-      <w:proofErr w:type="spellStart"/>
-      <w:r>
-        <w:rPr>
-          <w:b/>
-          <w:sz w:val="28"/>
-        </w:rPr>
-        <w:t>Nghệ</w:t>
-      </w:r>
-      <w:proofErr w:type="spellEnd"/>
-      <w:r>
-        <w:rPr>
-          <w:b/>
-          <w:sz w:val="28"/>
-        </w:rPr>
-        <w:t xml:space="preserve"> Thông Tin</w:t>
+        <w:t>Khoa: Công Nghệ Thông Tin</w:t>
       </w:r>
     </w:p>
     <w:p/>
@@ -378,16 +362,7 @@
           <w:sz w:val="26"/>
           <w:szCs w:val="26"/>
         </w:rPr>
-        <w:t xml:space="preserve">Student’s </w:t>
-      </w:r>
-      <w:proofErr w:type="spellStart"/>
-      <w:proofErr w:type="gramStart"/>
-      <w:r>
-        <w:rPr>
-          <w:sz w:val="26"/>
-          <w:szCs w:val="26"/>
-        </w:rPr>
-        <w:t>Name:</w:t>
+        <w:t>Student’s Name:</w:t>
       </w:r>
       <w:r>
         <w:rPr>
@@ -396,8 +371,6 @@
         </w:rPr>
         <w:t>Lê</w:t>
       </w:r>
-      <w:proofErr w:type="spellEnd"/>
-      <w:proofErr w:type="gramEnd"/>
       <w:r>
         <w:rPr>
           <w:sz w:val="26"/>
@@ -460,8 +433,6 @@
           <w:szCs w:val="26"/>
         </w:rPr>
       </w:pPr>
-      <w:proofErr w:type="spellStart"/>
-      <w:proofErr w:type="gramStart"/>
       <w:r>
         <w:rPr>
           <w:sz w:val="26"/>
@@ -476,8 +447,6 @@
         </w:rPr>
         <w:t>định</w:t>
       </w:r>
-      <w:proofErr w:type="spellEnd"/>
-      <w:proofErr w:type="gramEnd"/>
       <w:r>
         <w:rPr>
           <w:sz w:val="26"/>
@@ -568,23 +537,7 @@
           <w:szCs w:val="26"/>
         </w:rPr>
         <w:tab/>
-        <w:t xml:space="preserve">Công </w:t>
-      </w:r>
-      <w:proofErr w:type="spellStart"/>
-      <w:r>
-        <w:rPr>
-          <w:sz w:val="26"/>
-          <w:szCs w:val="26"/>
-        </w:rPr>
-        <w:t>Nghệ</w:t>
-      </w:r>
-      <w:proofErr w:type="spellEnd"/>
-      <w:r>
-        <w:rPr>
-          <w:sz w:val="26"/>
-          <w:szCs w:val="26"/>
-        </w:rPr>
-        <w:t xml:space="preserve"> Thông Tin</w:t>
+        <w:t>Công Nghệ Thông Tin</w:t>
       </w:r>
       <w:r>
         <w:rPr>
@@ -1164,23 +1117,13 @@
           <w:szCs w:val="26"/>
         </w:rPr>
       </w:pPr>
-      <w:proofErr w:type="spellStart"/>
       <w:r>
         <w:rPr>
           <w:b/>
           <w:sz w:val="26"/>
           <w:szCs w:val="26"/>
         </w:rPr>
-        <w:t>Điểm</w:t>
-      </w:r>
-      <w:proofErr w:type="spellEnd"/>
-      <w:r>
-        <w:rPr>
-          <w:b/>
-          <w:sz w:val="26"/>
-          <w:szCs w:val="26"/>
-        </w:rPr>
-        <w:t xml:space="preserve"> bài lab</w:t>
+        <w:t>Điểm bài lab</w:t>
       </w:r>
       <w:r>
         <w:rPr>
@@ -1400,279 +1343,7 @@
           <w:sz w:val="26"/>
           <w:szCs w:val="26"/>
         </w:rPr>
-        <w:t xml:space="preserve">(SV </w:t>
-      </w:r>
-      <w:proofErr w:type="spellStart"/>
-      <w:r>
-        <w:rPr>
-          <w:sz w:val="26"/>
-          <w:szCs w:val="26"/>
-        </w:rPr>
-        <w:t>chụp</w:t>
-      </w:r>
-      <w:proofErr w:type="spellEnd"/>
-      <w:r>
-        <w:rPr>
-          <w:sz w:val="26"/>
-          <w:szCs w:val="26"/>
-        </w:rPr>
-        <w:t xml:space="preserve"> </w:t>
-      </w:r>
-      <w:proofErr w:type="spellStart"/>
-      <w:r>
-        <w:rPr>
-          <w:sz w:val="26"/>
-          <w:szCs w:val="26"/>
-        </w:rPr>
-        <w:t>màn</w:t>
-      </w:r>
-      <w:proofErr w:type="spellEnd"/>
-      <w:r>
-        <w:rPr>
-          <w:sz w:val="26"/>
-          <w:szCs w:val="26"/>
-        </w:rPr>
-        <w:t xml:space="preserve"> </w:t>
-      </w:r>
-      <w:proofErr w:type="spellStart"/>
-      <w:r>
-        <w:rPr>
-          <w:sz w:val="26"/>
-          <w:szCs w:val="26"/>
-        </w:rPr>
-        <w:t>hình</w:t>
-      </w:r>
-      <w:proofErr w:type="spellEnd"/>
-      <w:r>
-        <w:rPr>
-          <w:sz w:val="26"/>
-          <w:szCs w:val="26"/>
-        </w:rPr>
-        <w:t xml:space="preserve"> </w:t>
-      </w:r>
-      <w:proofErr w:type="spellStart"/>
-      <w:r>
-        <w:rPr>
-          <w:sz w:val="26"/>
-          <w:szCs w:val="26"/>
-        </w:rPr>
-        <w:t>thực</w:t>
-      </w:r>
-      <w:proofErr w:type="spellEnd"/>
-      <w:r>
-        <w:rPr>
-          <w:sz w:val="26"/>
-          <w:szCs w:val="26"/>
-        </w:rPr>
-        <w:t xml:space="preserve"> </w:t>
-      </w:r>
-      <w:proofErr w:type="spellStart"/>
-      <w:r>
-        <w:rPr>
-          <w:sz w:val="26"/>
-          <w:szCs w:val="26"/>
-        </w:rPr>
-        <w:t>hành</w:t>
-      </w:r>
-      <w:proofErr w:type="spellEnd"/>
-      <w:r>
-        <w:rPr>
-          <w:sz w:val="26"/>
-          <w:szCs w:val="26"/>
-        </w:rPr>
-        <w:t xml:space="preserve"> </w:t>
-      </w:r>
-      <w:proofErr w:type="spellStart"/>
-      <w:r>
-        <w:rPr>
-          <w:sz w:val="26"/>
-          <w:szCs w:val="26"/>
-        </w:rPr>
-        <w:t>các</w:t>
-      </w:r>
-      <w:proofErr w:type="spellEnd"/>
-      <w:r>
-        <w:rPr>
-          <w:sz w:val="26"/>
-          <w:szCs w:val="26"/>
-        </w:rPr>
-        <w:t xml:space="preserve"> </w:t>
-      </w:r>
-      <w:proofErr w:type="spellStart"/>
-      <w:r>
-        <w:rPr>
-          <w:sz w:val="26"/>
-          <w:szCs w:val="26"/>
-        </w:rPr>
-        <w:t>bước</w:t>
-      </w:r>
-      <w:proofErr w:type="spellEnd"/>
-      <w:r>
-        <w:rPr>
-          <w:sz w:val="26"/>
-          <w:szCs w:val="26"/>
-        </w:rPr>
-        <w:t xml:space="preserve"> </w:t>
-      </w:r>
-      <w:proofErr w:type="spellStart"/>
-      <w:r>
-        <w:rPr>
-          <w:sz w:val="26"/>
-          <w:szCs w:val="26"/>
-        </w:rPr>
-        <w:t>của</w:t>
-      </w:r>
-      <w:proofErr w:type="spellEnd"/>
-      <w:r>
-        <w:rPr>
-          <w:sz w:val="26"/>
-          <w:szCs w:val="26"/>
-        </w:rPr>
-        <w:t xml:space="preserve"> </w:t>
-      </w:r>
-      <w:proofErr w:type="spellStart"/>
-      <w:r>
-        <w:rPr>
-          <w:sz w:val="26"/>
-          <w:szCs w:val="26"/>
-        </w:rPr>
-        <w:t>các</w:t>
-      </w:r>
-      <w:proofErr w:type="spellEnd"/>
-      <w:r>
-        <w:rPr>
-          <w:sz w:val="26"/>
-          <w:szCs w:val="26"/>
-        </w:rPr>
-        <w:t xml:space="preserve"> </w:t>
-      </w:r>
-      <w:proofErr w:type="spellStart"/>
-      <w:r>
-        <w:rPr>
-          <w:sz w:val="26"/>
-          <w:szCs w:val="26"/>
-        </w:rPr>
-        <w:t>yêu</w:t>
-      </w:r>
-      <w:proofErr w:type="spellEnd"/>
-      <w:r>
-        <w:rPr>
-          <w:sz w:val="26"/>
-          <w:szCs w:val="26"/>
-        </w:rPr>
-        <w:t xml:space="preserve"> </w:t>
-      </w:r>
-      <w:proofErr w:type="spellStart"/>
-      <w:r>
-        <w:rPr>
-          <w:sz w:val="26"/>
-          <w:szCs w:val="26"/>
-        </w:rPr>
-        <w:t>cầu</w:t>
-      </w:r>
-      <w:proofErr w:type="spellEnd"/>
-      <w:r>
-        <w:rPr>
-          <w:sz w:val="26"/>
-          <w:szCs w:val="26"/>
-        </w:rPr>
-        <w:t xml:space="preserve"> </w:t>
-      </w:r>
-      <w:proofErr w:type="spellStart"/>
-      <w:r>
-        <w:rPr>
-          <w:sz w:val="26"/>
-          <w:szCs w:val="26"/>
-        </w:rPr>
-        <w:t>và</w:t>
-      </w:r>
-      <w:proofErr w:type="spellEnd"/>
-      <w:r>
-        <w:rPr>
-          <w:sz w:val="26"/>
-          <w:szCs w:val="26"/>
-        </w:rPr>
-        <w:t xml:space="preserve"> </w:t>
-      </w:r>
-      <w:proofErr w:type="spellStart"/>
-      <w:r>
-        <w:rPr>
-          <w:sz w:val="26"/>
-          <w:szCs w:val="26"/>
-        </w:rPr>
-        <w:t>giải</w:t>
-      </w:r>
-      <w:proofErr w:type="spellEnd"/>
-      <w:r>
-        <w:rPr>
-          <w:sz w:val="26"/>
-          <w:szCs w:val="26"/>
-        </w:rPr>
-        <w:t xml:space="preserve"> </w:t>
-      </w:r>
-      <w:proofErr w:type="spellStart"/>
-      <w:r>
-        <w:rPr>
-          <w:sz w:val="26"/>
-          <w:szCs w:val="26"/>
-        </w:rPr>
-        <w:t>thích</w:t>
-      </w:r>
-      <w:proofErr w:type="spellEnd"/>
-      <w:r>
-        <w:rPr>
-          <w:sz w:val="26"/>
-          <w:szCs w:val="26"/>
-        </w:rPr>
-        <w:t xml:space="preserve"> </w:t>
-      </w:r>
-      <w:proofErr w:type="spellStart"/>
-      <w:r>
-        <w:rPr>
-          <w:sz w:val="26"/>
-          <w:szCs w:val="26"/>
-        </w:rPr>
-        <w:t>các</w:t>
-      </w:r>
-      <w:proofErr w:type="spellEnd"/>
-      <w:r>
-        <w:rPr>
-          <w:sz w:val="26"/>
-          <w:szCs w:val="26"/>
-        </w:rPr>
-        <w:t xml:space="preserve"> </w:t>
-      </w:r>
-      <w:proofErr w:type="spellStart"/>
-      <w:r>
-        <w:rPr>
-          <w:sz w:val="26"/>
-          <w:szCs w:val="26"/>
-        </w:rPr>
-        <w:t>hình</w:t>
-      </w:r>
-      <w:proofErr w:type="spellEnd"/>
-      <w:r>
-        <w:rPr>
-          <w:sz w:val="26"/>
-          <w:szCs w:val="26"/>
-        </w:rPr>
-        <w:t xml:space="preserve"> </w:t>
-      </w:r>
-      <w:proofErr w:type="spellStart"/>
-      <w:r>
-        <w:rPr>
-          <w:sz w:val="26"/>
-          <w:szCs w:val="26"/>
-        </w:rPr>
-        <w:t>ảnh</w:t>
-      </w:r>
-      <w:proofErr w:type="spellEnd"/>
-      <w:r>
-        <w:rPr>
-          <w:sz w:val="26"/>
-          <w:szCs w:val="26"/>
-        </w:rPr>
-        <w:t>)</w:t>
+        <w:t>(SV chụp màn hình thực hành các bước của các yêu cầu và giải thích các hình ảnh)</w:t>
       </w:r>
     </w:p>
     <w:p>
@@ -1692,11 +1363,9 @@
           <w:lang w:val="vi-VN"/>
         </w:rPr>
       </w:pPr>
-      <w:proofErr w:type="spellStart"/>
       <w:r>
         <w:t>Bài</w:t>
       </w:r>
-      <w:proofErr w:type="spellEnd"/>
       <w:r>
         <w:rPr>
           <w:lang w:val="vi-VN"/>
@@ -1714,6 +1383,121 @@
         <w:rPr>
           <w:lang w:val="vi-VN"/>
         </w:rPr>
+        <w:drawing>
+          <wp:inline distT="0" distB="0" distL="0" distR="0" wp14:anchorId="50133D97" wp14:editId="0D2E9A68">
+            <wp:extent cx="5458587" cy="3248478"/>
+            <wp:effectExtent l="0" t="0" r="8890" b="9525"/>
+            <wp:docPr id="1318969739" name="Picture 1"/>
+            <wp:cNvGraphicFramePr>
+              <a:graphicFrameLocks xmlns:a="http://schemas.openxmlformats.org/drawingml/2006/main" noChangeAspect="1"/>
+            </wp:cNvGraphicFramePr>
+            <a:graphic xmlns:a="http://schemas.openxmlformats.org/drawingml/2006/main">
+              <a:graphicData uri="http://schemas.openxmlformats.org/drawingml/2006/picture">
+                <pic:pic xmlns:pic="http://schemas.openxmlformats.org/drawingml/2006/picture">
+                  <pic:nvPicPr>
+                    <pic:cNvPr id="1318969739" name=""/>
+                    <pic:cNvPicPr/>
+                  </pic:nvPicPr>
+                  <pic:blipFill>
+                    <a:blip r:embed="rId11"/>
+                    <a:stretch>
+                      <a:fillRect/>
+                    </a:stretch>
+                  </pic:blipFill>
+                  <pic:spPr>
+                    <a:xfrm>
+                      <a:off x="0" y="0"/>
+                      <a:ext cx="5458587" cy="3248478"/>
+                    </a:xfrm>
+                    <a:prstGeom prst="rect">
+                      <a:avLst/>
+                    </a:prstGeom>
+                  </pic:spPr>
+                </pic:pic>
+              </a:graphicData>
+            </a:graphic>
+          </wp:inline>
+        </w:drawing>
+      </w:r>
+    </w:p>
+    <w:p>
+      <w:pPr>
+        <w:rPr>
+          <w:lang w:val="vi-VN"/>
+        </w:rPr>
+      </w:pPr>
+      <w:r>
+        <w:rPr>
+          <w:lang w:val="vi-VN"/>
+        </w:rPr>
+        <w:lastRenderedPageBreak/>
+        <w:drawing>
+          <wp:inline distT="0" distB="0" distL="0" distR="0" wp14:anchorId="2D584C08" wp14:editId="15656016">
+            <wp:extent cx="5943600" cy="4371975"/>
+            <wp:effectExtent l="0" t="0" r="0" b="9525"/>
+            <wp:docPr id="379354580" name="Picture 1"/>
+            <wp:cNvGraphicFramePr>
+              <a:graphicFrameLocks xmlns:a="http://schemas.openxmlformats.org/drawingml/2006/main" noChangeAspect="1"/>
+            </wp:cNvGraphicFramePr>
+            <a:graphic xmlns:a="http://schemas.openxmlformats.org/drawingml/2006/main">
+              <a:graphicData uri="http://schemas.openxmlformats.org/drawingml/2006/picture">
+                <pic:pic xmlns:pic="http://schemas.openxmlformats.org/drawingml/2006/picture">
+                  <pic:nvPicPr>
+                    <pic:cNvPr id="379354580" name=""/>
+                    <pic:cNvPicPr/>
+                  </pic:nvPicPr>
+                  <pic:blipFill>
+                    <a:blip r:embed="rId12"/>
+                    <a:stretch>
+                      <a:fillRect/>
+                    </a:stretch>
+                  </pic:blipFill>
+                  <pic:spPr>
+                    <a:xfrm>
+                      <a:off x="0" y="0"/>
+                      <a:ext cx="5943600" cy="4371975"/>
+                    </a:xfrm>
+                    <a:prstGeom prst="rect">
+                      <a:avLst/>
+                    </a:prstGeom>
+                  </pic:spPr>
+                </pic:pic>
+              </a:graphicData>
+            </a:graphic>
+          </wp:inline>
+        </w:drawing>
+      </w:r>
+    </w:p>
+    <w:p>
+      <w:pPr>
+        <w:rPr>
+          <w:lang w:val="vi-VN"/>
+        </w:rPr>
+      </w:pPr>
+      <w:r>
+        <w:rPr>
+          <w:lang w:val="vi-VN"/>
+        </w:rPr>
+        <w:t>Router West</w:t>
+      </w:r>
+    </w:p>
+    <w:p>
+      <w:pPr>
+        <w:rPr>
+          <w:lang w:val="vi-VN"/>
+        </w:rPr>
+      </w:pPr>
+    </w:p>
+    <w:p>
+      <w:pPr>
+        <w:rPr>
+          <w:lang w:val="vi-VN"/>
+        </w:rPr>
+      </w:pPr>
+      <w:r>
+        <w:rPr>
+          <w:lang w:val="vi-VN"/>
+        </w:rPr>
         <w:t>Bài 2</w:t>
       </w:r>
     </w:p>
@@ -1723,11 +1507,57 @@
           <w:lang w:val="vi-VN"/>
         </w:rPr>
       </w:pPr>
-      <w:proofErr w:type="spellStart"/>
+      <w:r>
+        <w:rPr>
+          <w:lang w:val="vi-VN"/>
+        </w:rPr>
+        <w:lastRenderedPageBreak/>
+        <w:drawing>
+          <wp:inline distT="0" distB="0" distL="0" distR="0" wp14:anchorId="1F890A5F" wp14:editId="3FA2F87B">
+            <wp:extent cx="5943600" cy="3442970"/>
+            <wp:effectExtent l="0" t="0" r="0" b="5080"/>
+            <wp:docPr id="406245938" name="Picture 1"/>
+            <wp:cNvGraphicFramePr>
+              <a:graphicFrameLocks xmlns:a="http://schemas.openxmlformats.org/drawingml/2006/main" noChangeAspect="1"/>
+            </wp:cNvGraphicFramePr>
+            <a:graphic xmlns:a="http://schemas.openxmlformats.org/drawingml/2006/main">
+              <a:graphicData uri="http://schemas.openxmlformats.org/drawingml/2006/picture">
+                <pic:pic xmlns:pic="http://schemas.openxmlformats.org/drawingml/2006/picture">
+                  <pic:nvPicPr>
+                    <pic:cNvPr id="406245938" name=""/>
+                    <pic:cNvPicPr/>
+                  </pic:nvPicPr>
+                  <pic:blipFill>
+                    <a:blip r:embed="rId13"/>
+                    <a:stretch>
+                      <a:fillRect/>
+                    </a:stretch>
+                  </pic:blipFill>
+                  <pic:spPr>
+                    <a:xfrm>
+                      <a:off x="0" y="0"/>
+                      <a:ext cx="5943600" cy="3442970"/>
+                    </a:xfrm>
+                    <a:prstGeom prst="rect">
+                      <a:avLst/>
+                    </a:prstGeom>
+                  </pic:spPr>
+                </pic:pic>
+              </a:graphicData>
+            </a:graphic>
+          </wp:inline>
+        </w:drawing>
+      </w:r>
+    </w:p>
+    <w:p>
+      <w:pPr>
+        <w:rPr>
+          <w:lang w:val="vi-VN"/>
+        </w:rPr>
+      </w:pPr>
       <w:r>
         <w:t>Bài</w:t>
       </w:r>
-      <w:proofErr w:type="spellEnd"/>
       <w:r>
         <w:rPr>
           <w:lang w:val="vi-VN"/>
@@ -1751,6 +1581,53 @@
         <w:rPr>
           <w:lang w:val="vi-VN"/>
         </w:rPr>
+        <w:drawing>
+          <wp:inline distT="0" distB="0" distL="0" distR="0" wp14:anchorId="5F89F9AF" wp14:editId="5B2324A2">
+            <wp:extent cx="5943600" cy="2286000"/>
+            <wp:effectExtent l="0" t="0" r="0" b="0"/>
+            <wp:docPr id="268254071" name="Picture 1"/>
+            <wp:cNvGraphicFramePr>
+              <a:graphicFrameLocks xmlns:a="http://schemas.openxmlformats.org/drawingml/2006/main" noChangeAspect="1"/>
+            </wp:cNvGraphicFramePr>
+            <a:graphic xmlns:a="http://schemas.openxmlformats.org/drawingml/2006/main">
+              <a:graphicData uri="http://schemas.openxmlformats.org/drawingml/2006/picture">
+                <pic:pic xmlns:pic="http://schemas.openxmlformats.org/drawingml/2006/picture">
+                  <pic:nvPicPr>
+                    <pic:cNvPr id="268254071" name=""/>
+                    <pic:cNvPicPr/>
+                  </pic:nvPicPr>
+                  <pic:blipFill>
+                    <a:blip r:embed="rId14"/>
+                    <a:stretch>
+                      <a:fillRect/>
+                    </a:stretch>
+                  </pic:blipFill>
+                  <pic:spPr>
+                    <a:xfrm>
+                      <a:off x="0" y="0"/>
+                      <a:ext cx="5943600" cy="2286000"/>
+                    </a:xfrm>
+                    <a:prstGeom prst="rect">
+                      <a:avLst/>
+                    </a:prstGeom>
+                  </pic:spPr>
+                </pic:pic>
+              </a:graphicData>
+            </a:graphic>
+          </wp:inline>
+        </w:drawing>
+      </w:r>
+    </w:p>
+    <w:p>
+      <w:pPr>
+        <w:rPr>
+          <w:lang w:val="vi-VN"/>
+        </w:rPr>
+      </w:pPr>
+      <w:r>
+        <w:rPr>
+          <w:lang w:val="vi-VN"/>
+        </w:rPr>
         <w:t xml:space="preserve">Bài </w:t>
       </w:r>
       <w:r>
@@ -1770,6 +1647,54 @@
         <w:rPr>
           <w:lang w:val="vi-VN"/>
         </w:rPr>
+        <w:lastRenderedPageBreak/>
+        <w:drawing>
+          <wp:inline distT="0" distB="0" distL="0" distR="0" wp14:anchorId="16F05121" wp14:editId="1C6517B6">
+            <wp:extent cx="5601482" cy="2391109"/>
+            <wp:effectExtent l="0" t="0" r="0" b="9525"/>
+            <wp:docPr id="1592856863" name="Picture 1"/>
+            <wp:cNvGraphicFramePr>
+              <a:graphicFrameLocks xmlns:a="http://schemas.openxmlformats.org/drawingml/2006/main" noChangeAspect="1"/>
+            </wp:cNvGraphicFramePr>
+            <a:graphic xmlns:a="http://schemas.openxmlformats.org/drawingml/2006/main">
+              <a:graphicData uri="http://schemas.openxmlformats.org/drawingml/2006/picture">
+                <pic:pic xmlns:pic="http://schemas.openxmlformats.org/drawingml/2006/picture">
+                  <pic:nvPicPr>
+                    <pic:cNvPr id="1592856863" name=""/>
+                    <pic:cNvPicPr/>
+                  </pic:nvPicPr>
+                  <pic:blipFill>
+                    <a:blip r:embed="rId15"/>
+                    <a:stretch>
+                      <a:fillRect/>
+                    </a:stretch>
+                  </pic:blipFill>
+                  <pic:spPr>
+                    <a:xfrm>
+                      <a:off x="0" y="0"/>
+                      <a:ext cx="5601482" cy="2391109"/>
+                    </a:xfrm>
+                    <a:prstGeom prst="rect">
+                      <a:avLst/>
+                    </a:prstGeom>
+                  </pic:spPr>
+                </pic:pic>
+              </a:graphicData>
+            </a:graphic>
+          </wp:inline>
+        </w:drawing>
+      </w:r>
+    </w:p>
+    <w:p>
+      <w:pPr>
+        <w:rPr>
+          <w:lang w:val="vi-VN"/>
+        </w:rPr>
+      </w:pPr>
+      <w:r>
+        <w:rPr>
+          <w:lang w:val="vi-VN"/>
+        </w:rPr>
         <w:t>Bài 5</w:t>
       </w:r>
     </w:p>
@@ -1779,6 +1704,46 @@
           <w:lang w:val="vi-VN"/>
         </w:rPr>
       </w:pPr>
+      <w:r>
+        <w:rPr>
+          <w:lang w:val="vi-VN"/>
+        </w:rPr>
+        <w:drawing>
+          <wp:inline distT="0" distB="0" distL="0" distR="0" wp14:anchorId="395E45A9" wp14:editId="70A33730">
+            <wp:extent cx="5677692" cy="3667637"/>
+            <wp:effectExtent l="0" t="0" r="0" b="9525"/>
+            <wp:docPr id="803547246" name="Picture 1"/>
+            <wp:cNvGraphicFramePr>
+              <a:graphicFrameLocks xmlns:a="http://schemas.openxmlformats.org/drawingml/2006/main" noChangeAspect="1"/>
+            </wp:cNvGraphicFramePr>
+            <a:graphic xmlns:a="http://schemas.openxmlformats.org/drawingml/2006/main">
+              <a:graphicData uri="http://schemas.openxmlformats.org/drawingml/2006/picture">
+                <pic:pic xmlns:pic="http://schemas.openxmlformats.org/drawingml/2006/picture">
+                  <pic:nvPicPr>
+                    <pic:cNvPr id="803547246" name=""/>
+                    <pic:cNvPicPr/>
+                  </pic:nvPicPr>
+                  <pic:blipFill>
+                    <a:blip r:embed="rId16"/>
+                    <a:stretch>
+                      <a:fillRect/>
+                    </a:stretch>
+                  </pic:blipFill>
+                  <pic:spPr>
+                    <a:xfrm>
+                      <a:off x="0" y="0"/>
+                      <a:ext cx="5677692" cy="3667637"/>
+                    </a:xfrm>
+                    <a:prstGeom prst="rect">
+                      <a:avLst/>
+                    </a:prstGeom>
+                  </pic:spPr>
+                </pic:pic>
+              </a:graphicData>
+            </a:graphic>
+          </wp:inline>
+        </w:drawing>
+      </w:r>
     </w:p>
     <w:p>
       <w:pPr>
@@ -1788,7 +1753,7 @@
       </w:pPr>
     </w:p>
     <w:sectPr>
-      <w:footerReference w:type="default" r:id="rId11"/>
+      <w:footerReference w:type="default" r:id="rId17"/>
       <w:pgSz w:w="12240" w:h="15840"/>
       <w:pgMar w:top="1080" w:right="1440" w:bottom="1440" w:left="1440" w:header="720" w:footer="720" w:gutter="0"/>
       <w:pgNumType w:start="1"/>

--- a/iuh/môn/hkh-4/dinhTuyenChuyenMach/lab/lab2/lab2-LeThanhLong.docx
+++ b/iuh/môn/hkh-4/dinhTuyenChuyenMach/lab/lab2/lab2-LeThanhLong.docx
@@ -5,10 +5,13 @@
     <w:p>
       <w:pPr>
         <w:jc w:val="center"/>
-      </w:pPr>
-      <w:r>
-        <w:rPr>
-          <w:b/>
+        <w:rPr>
+          <w:bCs/>
+        </w:rPr>
+      </w:pPr>
+      <w:r>
+        <w:rPr>
+          <w:bCs/>
           <w:noProof/>
         </w:rPr>
         <w:drawing>
@@ -80,7 +83,7 @@
         <w:spacing w:after="0"/>
         <w:jc w:val="center"/>
         <w:rPr>
-          <w:b/>
+          <w:bCs/>
           <w:sz w:val="28"/>
           <w:szCs w:val="28"/>
         </w:rPr>
@@ -91,14 +94,14 @@
         <w:spacing w:after="0"/>
         <w:jc w:val="center"/>
         <w:rPr>
-          <w:b/>
+          <w:bCs/>
           <w:sz w:val="28"/>
           <w:szCs w:val="28"/>
         </w:rPr>
       </w:pPr>
       <w:r>
         <w:rPr>
-          <w:b/>
+          <w:bCs/>
           <w:sz w:val="28"/>
           <w:szCs w:val="28"/>
         </w:rPr>
@@ -110,14 +113,14 @@
         <w:spacing w:after="0"/>
         <w:jc w:val="center"/>
         <w:rPr>
-          <w:b/>
-          <w:sz w:val="26"/>
-          <w:szCs w:val="26"/>
-        </w:rPr>
-      </w:pPr>
-      <w:r>
-        <w:rPr>
-          <w:b/>
+          <w:bCs/>
+          <w:sz w:val="26"/>
+          <w:szCs w:val="26"/>
+        </w:rPr>
+      </w:pPr>
+      <w:r>
+        <w:rPr>
+          <w:bCs/>
           <w:sz w:val="26"/>
           <w:szCs w:val="26"/>
         </w:rPr>
@@ -129,22 +132,50 @@
         <w:spacing w:before="120" w:after="120" w:line="360" w:lineRule="exact"/>
         <w:jc w:val="center"/>
         <w:rPr>
-          <w:b/>
+          <w:bCs/>
           <w:sz w:val="28"/>
         </w:rPr>
       </w:pPr>
       <w:r>
         <w:rPr>
-          <w:b/>
+          <w:bCs/>
           <w:sz w:val="28"/>
         </w:rPr>
-        <w:t>Khoa: Công Nghệ Thông Tin</w:t>
-      </w:r>
-    </w:p>
-    <w:p/>
-    <w:p>
-      <w:r>
-        <w:rPr>
+        <w:t xml:space="preserve">Khoa: Công </w:t>
+      </w:r>
+      <w:proofErr w:type="spellStart"/>
+      <w:r>
+        <w:rPr>
+          <w:bCs/>
+          <w:sz w:val="28"/>
+        </w:rPr>
+        <w:t>Nghệ</w:t>
+      </w:r>
+      <w:proofErr w:type="spellEnd"/>
+      <w:r>
+        <w:rPr>
+          <w:bCs/>
+          <w:sz w:val="28"/>
+        </w:rPr>
+        <w:t xml:space="preserve"> Thông Tin</w:t>
+      </w:r>
+    </w:p>
+    <w:p>
+      <w:pPr>
+        <w:rPr>
+          <w:bCs/>
+        </w:rPr>
+      </w:pPr>
+    </w:p>
+    <w:p>
+      <w:pPr>
+        <w:rPr>
+          <w:bCs/>
+        </w:rPr>
+      </w:pPr>
+      <w:r>
+        <w:rPr>
+          <w:bCs/>
           <w:noProof/>
           <w:sz w:val="26"/>
           <w:szCs w:val="26"/>
@@ -213,16 +244,40 @@
         </w:drawing>
       </w:r>
     </w:p>
-    <w:p/>
-    <w:p/>
-    <w:p/>
+    <w:p>
+      <w:pPr>
+        <w:rPr>
+          <w:bCs/>
+        </w:rPr>
+      </w:pPr>
+    </w:p>
+    <w:p>
+      <w:pPr>
+        <w:rPr>
+          <w:bCs/>
+        </w:rPr>
+      </w:pPr>
+    </w:p>
+    <w:p>
+      <w:pPr>
+        <w:rPr>
+          <w:bCs/>
+        </w:rPr>
+      </w:pPr>
+    </w:p>
     <w:p>
       <w:pPr>
         <w:tabs>
           <w:tab w:val="left" w:pos="3048"/>
         </w:tabs>
-      </w:pPr>
-      <w:r>
+        <w:rPr>
+          <w:bCs/>
+        </w:rPr>
+      </w:pPr>
+      <w:r>
+        <w:rPr>
+          <w:bCs/>
+        </w:rPr>
         <w:tab/>
       </w:r>
     </w:p>
@@ -231,6 +286,9 @@
         <w:tabs>
           <w:tab w:val="left" w:pos="3048"/>
         </w:tabs>
+        <w:rPr>
+          <w:bCs/>
+        </w:rPr>
       </w:pPr>
     </w:p>
     <w:p>
@@ -238,6 +296,9 @@
         <w:tabs>
           <w:tab w:val="left" w:pos="3048"/>
         </w:tabs>
+        <w:rPr>
+          <w:bCs/>
+        </w:rPr>
       </w:pPr>
     </w:p>
     <w:p>
@@ -245,6 +306,9 @@
         <w:tabs>
           <w:tab w:val="left" w:pos="3048"/>
         </w:tabs>
+        <w:rPr>
+          <w:bCs/>
+        </w:rPr>
       </w:pPr>
     </w:p>
     <w:p>
@@ -254,7 +318,7 @@
         </w:tabs>
         <w:jc w:val="center"/>
         <w:rPr>
-          <w:b/>
+          <w:bCs/>
           <w:color w:val="000000" w:themeColor="text1"/>
           <w:sz w:val="72"/>
           <w:szCs w:val="26"/>
@@ -274,7 +338,7 @@
       </w:pPr>
       <w:r>
         <w:rPr>
-          <w:b/>
+          <w:bCs/>
           <w:color w:val="000000" w:themeColor="text1"/>
           <w:sz w:val="72"/>
           <w:szCs w:val="26"/>
@@ -300,6 +364,7 @@
           <w:tab w:val="left" w:pos="3048"/>
         </w:tabs>
         <w:rPr>
+          <w:bCs/>
           <w:sz w:val="26"/>
           <w:szCs w:val="26"/>
         </w:rPr>
@@ -311,6 +376,7 @@
           <w:tab w:val="left" w:pos="3048"/>
         </w:tabs>
         <w:rPr>
+          <w:bCs/>
           <w:sz w:val="26"/>
           <w:szCs w:val="26"/>
         </w:rPr>
@@ -323,14 +389,14 @@
         </w:tabs>
         <w:ind w:left="1440"/>
         <w:rPr>
-          <w:b/>
-          <w:sz w:val="26"/>
-          <w:szCs w:val="26"/>
-        </w:rPr>
-      </w:pPr>
-      <w:r>
-        <w:rPr>
-          <w:b/>
+          <w:bCs/>
+          <w:sz w:val="26"/>
+          <w:szCs w:val="26"/>
+        </w:rPr>
+      </w:pPr>
+      <w:r>
+        <w:rPr>
+          <w:bCs/>
           <w:sz w:val="26"/>
           <w:szCs w:val="26"/>
         </w:rPr>
@@ -338,7 +404,7 @@
       </w:r>
       <w:r>
         <w:rPr>
-          <w:b/>
+          <w:bCs/>
           <w:sz w:val="26"/>
           <w:szCs w:val="26"/>
         </w:rPr>
@@ -353,26 +419,42 @@
         </w:tabs>
         <w:ind w:firstLine="720"/>
         <w:rPr>
-          <w:sz w:val="26"/>
-          <w:szCs w:val="26"/>
-        </w:rPr>
-      </w:pPr>
-      <w:r>
-        <w:rPr>
-          <w:sz w:val="26"/>
-          <w:szCs w:val="26"/>
-        </w:rPr>
-        <w:t>Student’s Name:</w:t>
-      </w:r>
-      <w:r>
-        <w:rPr>
+          <w:bCs/>
+          <w:sz w:val="26"/>
+          <w:szCs w:val="26"/>
+        </w:rPr>
+      </w:pPr>
+      <w:r>
+        <w:rPr>
+          <w:bCs/>
+          <w:sz w:val="26"/>
+          <w:szCs w:val="26"/>
+        </w:rPr>
+        <w:t xml:space="preserve">Student’s </w:t>
+      </w:r>
+      <w:proofErr w:type="spellStart"/>
+      <w:proofErr w:type="gramStart"/>
+      <w:r>
+        <w:rPr>
+          <w:bCs/>
+          <w:sz w:val="26"/>
+          <w:szCs w:val="26"/>
+        </w:rPr>
+        <w:t>Name:</w:t>
+      </w:r>
+      <w:r>
+        <w:rPr>
+          <w:bCs/>
           <w:sz w:val="26"/>
           <w:szCs w:val="26"/>
         </w:rPr>
         <w:t>Lê</w:t>
       </w:r>
-      <w:r>
-        <w:rPr>
+      <w:proofErr w:type="spellEnd"/>
+      <w:proofErr w:type="gramEnd"/>
+      <w:r>
+        <w:rPr>
+          <w:bCs/>
           <w:sz w:val="26"/>
           <w:szCs w:val="26"/>
           <w:lang w:val="vi-VN"/>
@@ -381,6 +463,7 @@
       </w:r>
       <w:r>
         <w:rPr>
+          <w:bCs/>
           <w:sz w:val="26"/>
           <w:szCs w:val="26"/>
         </w:rPr>
@@ -395,12 +478,14 @@
         </w:tabs>
         <w:ind w:firstLine="720"/>
         <w:rPr>
-          <w:sz w:val="26"/>
-          <w:szCs w:val="26"/>
-        </w:rPr>
-      </w:pPr>
-      <w:r>
-        <w:rPr>
+          <w:bCs/>
+          <w:sz w:val="26"/>
+          <w:szCs w:val="26"/>
+        </w:rPr>
+      </w:pPr>
+      <w:r>
+        <w:rPr>
+          <w:bCs/>
           <w:sz w:val="26"/>
           <w:szCs w:val="26"/>
         </w:rPr>
@@ -408,6 +493,7 @@
       </w:r>
       <w:r>
         <w:rPr>
+          <w:bCs/>
           <w:sz w:val="26"/>
           <w:szCs w:val="26"/>
         </w:rPr>
@@ -415,6 +501,7 @@
       </w:r>
       <w:r>
         <w:rPr>
+          <w:bCs/>
           <w:sz w:val="26"/>
           <w:szCs w:val="26"/>
         </w:rPr>
@@ -429,12 +516,16 @@
         </w:tabs>
         <w:ind w:firstLine="720"/>
         <w:rPr>
-          <w:sz w:val="26"/>
-          <w:szCs w:val="26"/>
-        </w:rPr>
-      </w:pPr>
-      <w:r>
-        <w:rPr>
+          <w:bCs/>
+          <w:sz w:val="26"/>
+          <w:szCs w:val="26"/>
+        </w:rPr>
+      </w:pPr>
+      <w:proofErr w:type="spellStart"/>
+      <w:proofErr w:type="gramStart"/>
+      <w:r>
+        <w:rPr>
+          <w:bCs/>
           <w:sz w:val="26"/>
           <w:szCs w:val="26"/>
         </w:rPr>
@@ -442,13 +533,17 @@
       </w:r>
       <w:r>
         <w:rPr>
+          <w:bCs/>
           <w:sz w:val="26"/>
           <w:szCs w:val="26"/>
         </w:rPr>
         <w:t>định</w:t>
       </w:r>
-      <w:r>
-        <w:rPr>
+      <w:proofErr w:type="spellEnd"/>
+      <w:proofErr w:type="gramEnd"/>
+      <w:r>
+        <w:rPr>
+          <w:bCs/>
           <w:sz w:val="26"/>
           <w:szCs w:val="26"/>
           <w:lang w:val="vi-VN"/>
@@ -457,6 +552,7 @@
       </w:r>
       <w:r>
         <w:rPr>
+          <w:bCs/>
           <w:sz w:val="26"/>
           <w:szCs w:val="26"/>
         </w:rPr>
@@ -471,12 +567,14 @@
         </w:tabs>
         <w:ind w:firstLine="720"/>
         <w:rPr>
-          <w:sz w:val="26"/>
-          <w:szCs w:val="26"/>
-        </w:rPr>
-      </w:pPr>
-      <w:r>
-        <w:rPr>
+          <w:bCs/>
+          <w:sz w:val="26"/>
+          <w:szCs w:val="26"/>
+        </w:rPr>
+      </w:pPr>
+      <w:r>
+        <w:rPr>
+          <w:bCs/>
           <w:sz w:val="26"/>
           <w:szCs w:val="26"/>
         </w:rPr>
@@ -484,6 +582,7 @@
       </w:r>
       <w:r>
         <w:rPr>
+          <w:bCs/>
           <w:sz w:val="26"/>
           <w:szCs w:val="26"/>
         </w:rPr>
@@ -491,6 +590,7 @@
       </w:r>
       <w:r>
         <w:rPr>
+          <w:bCs/>
           <w:sz w:val="26"/>
           <w:szCs w:val="26"/>
         </w:rPr>
@@ -498,6 +598,7 @@
       </w:r>
       <w:r>
         <w:rPr>
+          <w:bCs/>
           <w:sz w:val="26"/>
           <w:szCs w:val="26"/>
           <w:lang w:val="vi-VN"/>
@@ -506,6 +607,7 @@
       </w:r>
       <w:r>
         <w:rPr>
+          <w:bCs/>
           <w:sz w:val="26"/>
           <w:szCs w:val="26"/>
         </w:rPr>
@@ -520,12 +622,14 @@
         </w:tabs>
         <w:ind w:firstLine="720"/>
         <w:rPr>
-          <w:sz w:val="26"/>
-          <w:szCs w:val="26"/>
-        </w:rPr>
-      </w:pPr>
-      <w:r>
-        <w:rPr>
+          <w:bCs/>
+          <w:sz w:val="26"/>
+          <w:szCs w:val="26"/>
+        </w:rPr>
+      </w:pPr>
+      <w:r>
+        <w:rPr>
+          <w:bCs/>
           <w:sz w:val="26"/>
           <w:szCs w:val="26"/>
         </w:rPr>
@@ -533,14 +637,34 @@
       </w:r>
       <w:r>
         <w:rPr>
+          <w:bCs/>
           <w:sz w:val="26"/>
           <w:szCs w:val="26"/>
         </w:rPr>
         <w:tab/>
-        <w:t>Công Nghệ Thông Tin</w:t>
-      </w:r>
-      <w:r>
-        <w:rPr>
+        <w:t xml:space="preserve">Công </w:t>
+      </w:r>
+      <w:proofErr w:type="spellStart"/>
+      <w:r>
+        <w:rPr>
+          <w:bCs/>
+          <w:sz w:val="26"/>
+          <w:szCs w:val="26"/>
+        </w:rPr>
+        <w:t>Nghệ</w:t>
+      </w:r>
+      <w:proofErr w:type="spellEnd"/>
+      <w:r>
+        <w:rPr>
+          <w:bCs/>
+          <w:sz w:val="26"/>
+          <w:szCs w:val="26"/>
+        </w:rPr>
+        <w:t xml:space="preserve"> Thông Tin</w:t>
+      </w:r>
+      <w:r>
+        <w:rPr>
+          <w:bCs/>
           <w:sz w:val="26"/>
           <w:szCs w:val="26"/>
         </w:rPr>
@@ -555,12 +679,14 @@
         </w:tabs>
         <w:ind w:firstLine="720"/>
         <w:rPr>
-          <w:sz w:val="26"/>
-          <w:szCs w:val="26"/>
-        </w:rPr>
-      </w:pPr>
-      <w:r>
-        <w:rPr>
+          <w:bCs/>
+          <w:sz w:val="26"/>
+          <w:szCs w:val="26"/>
+        </w:rPr>
+      </w:pPr>
+      <w:r>
+        <w:rPr>
+          <w:bCs/>
           <w:sz w:val="26"/>
           <w:szCs w:val="26"/>
         </w:rPr>
@@ -568,6 +694,7 @@
       </w:r>
       <w:r>
         <w:rPr>
+          <w:bCs/>
           <w:sz w:val="26"/>
           <w:szCs w:val="26"/>
         </w:rPr>
@@ -575,6 +702,7 @@
       </w:r>
       <w:r>
         <w:rPr>
+          <w:bCs/>
           <w:sz w:val="26"/>
           <w:szCs w:val="26"/>
         </w:rPr>
@@ -582,6 +710,7 @@
       </w:r>
       <w:r>
         <w:rPr>
+          <w:bCs/>
           <w:sz w:val="26"/>
           <w:szCs w:val="26"/>
         </w:rPr>
@@ -589,6 +718,7 @@
       </w:r>
       <w:r>
         <w:rPr>
+          <w:bCs/>
           <w:sz w:val="26"/>
           <w:szCs w:val="26"/>
         </w:rPr>
@@ -596,6 +726,7 @@
       </w:r>
       <w:r>
         <w:rPr>
+          <w:bCs/>
           <w:noProof/>
           <w:sz w:val="26"/>
           <w:szCs w:val="26"/>
@@ -604,6 +735,7 @@
       </w:r>
       <w:r>
         <w:rPr>
+          <w:bCs/>
           <w:sz w:val="26"/>
           <w:szCs w:val="26"/>
         </w:rPr>
@@ -611,6 +743,7 @@
       </w:r>
       <w:r>
         <w:rPr>
+          <w:bCs/>
           <w:sz w:val="26"/>
           <w:szCs w:val="26"/>
         </w:rPr>
@@ -620,12 +753,14 @@
     <w:p>
       <w:pPr>
         <w:rPr>
-          <w:sz w:val="26"/>
-          <w:szCs w:val="26"/>
-        </w:rPr>
-      </w:pPr>
-      <w:r>
-        <w:rPr>
+          <w:bCs/>
+          <w:sz w:val="26"/>
+          <w:szCs w:val="26"/>
+        </w:rPr>
+      </w:pPr>
+      <w:r>
+        <w:rPr>
+          <w:bCs/>
           <w:sz w:val="26"/>
           <w:szCs w:val="26"/>
         </w:rPr>
@@ -635,12 +770,14 @@
     <w:p>
       <w:pPr>
         <w:rPr>
-          <w:sz w:val="26"/>
-          <w:szCs w:val="26"/>
-        </w:rPr>
-      </w:pPr>
-      <w:r>
-        <w:rPr>
+          <w:bCs/>
+          <w:sz w:val="26"/>
+          <w:szCs w:val="26"/>
+        </w:rPr>
+      </w:pPr>
+      <w:r>
+        <w:rPr>
+          <w:bCs/>
           <w:noProof/>
           <w:sz w:val="26"/>
           <w:szCs w:val="26"/>
@@ -721,14 +858,14 @@
       <w:pPr>
         <w:jc w:val="center"/>
         <w:rPr>
-          <w:b/>
-          <w:sz w:val="26"/>
-          <w:szCs w:val="26"/>
-        </w:rPr>
-      </w:pPr>
-      <w:r>
-        <w:rPr>
-          <w:b/>
+          <w:bCs/>
+          <w:sz w:val="26"/>
+          <w:szCs w:val="26"/>
+        </w:rPr>
+      </w:pPr>
+      <w:r>
+        <w:rPr>
+          <w:bCs/>
           <w:sz w:val="26"/>
           <w:szCs w:val="26"/>
         </w:rPr>
@@ -738,14 +875,16 @@
     <w:p>
       <w:pPr>
         <w:rPr>
-          <w:sz w:val="26"/>
-          <w:szCs w:val="26"/>
-        </w:rPr>
-      </w:pPr>
-    </w:p>
-    <w:p>
-      <w:pPr>
-        <w:rPr>
+          <w:bCs/>
+          <w:sz w:val="26"/>
+          <w:szCs w:val="26"/>
+        </w:rPr>
+      </w:pPr>
+    </w:p>
+    <w:p>
+      <w:pPr>
+        <w:rPr>
+          <w:bCs/>
           <w:sz w:val="26"/>
           <w:szCs w:val="26"/>
         </w:rPr>
@@ -758,12 +897,14 @@
         </w:tabs>
         <w:spacing w:before="40" w:after="40"/>
         <w:rPr>
-          <w:sz w:val="26"/>
-          <w:szCs w:val="26"/>
-        </w:rPr>
-      </w:pPr>
-      <w:r>
-        <w:rPr>
+          <w:bCs/>
+          <w:sz w:val="26"/>
+          <w:szCs w:val="26"/>
+        </w:rPr>
+      </w:pPr>
+      <w:r>
+        <w:rPr>
+          <w:bCs/>
           <w:sz w:val="26"/>
           <w:szCs w:val="26"/>
         </w:rPr>
@@ -777,12 +918,14 @@
         </w:tabs>
         <w:spacing w:before="40" w:after="40"/>
         <w:rPr>
-          <w:sz w:val="26"/>
-          <w:szCs w:val="26"/>
-        </w:rPr>
-      </w:pPr>
-      <w:r>
-        <w:rPr>
+          <w:bCs/>
+          <w:sz w:val="26"/>
+          <w:szCs w:val="26"/>
+        </w:rPr>
+      </w:pPr>
+      <w:r>
+        <w:rPr>
+          <w:bCs/>
           <w:sz w:val="26"/>
           <w:szCs w:val="26"/>
         </w:rPr>
@@ -796,12 +939,14 @@
         </w:tabs>
         <w:spacing w:before="40" w:after="40"/>
         <w:rPr>
-          <w:sz w:val="26"/>
-          <w:szCs w:val="26"/>
-        </w:rPr>
-      </w:pPr>
-      <w:r>
-        <w:rPr>
+          <w:bCs/>
+          <w:sz w:val="26"/>
+          <w:szCs w:val="26"/>
+        </w:rPr>
+      </w:pPr>
+      <w:r>
+        <w:rPr>
+          <w:bCs/>
           <w:sz w:val="26"/>
           <w:szCs w:val="26"/>
         </w:rPr>
@@ -815,12 +960,14 @@
         </w:tabs>
         <w:spacing w:before="40" w:after="40"/>
         <w:rPr>
-          <w:sz w:val="26"/>
-          <w:szCs w:val="26"/>
-        </w:rPr>
-      </w:pPr>
-      <w:r>
-        <w:rPr>
+          <w:bCs/>
+          <w:sz w:val="26"/>
+          <w:szCs w:val="26"/>
+        </w:rPr>
+      </w:pPr>
+      <w:r>
+        <w:rPr>
+          <w:bCs/>
           <w:sz w:val="26"/>
           <w:szCs w:val="26"/>
         </w:rPr>
@@ -834,12 +981,14 @@
         </w:tabs>
         <w:spacing w:before="40" w:after="40"/>
         <w:rPr>
-          <w:sz w:val="26"/>
-          <w:szCs w:val="26"/>
-        </w:rPr>
-      </w:pPr>
-      <w:r>
-        <w:rPr>
+          <w:bCs/>
+          <w:sz w:val="26"/>
+          <w:szCs w:val="26"/>
+        </w:rPr>
+      </w:pPr>
+      <w:r>
+        <w:rPr>
+          <w:bCs/>
           <w:sz w:val="26"/>
           <w:szCs w:val="26"/>
         </w:rPr>
@@ -853,12 +1002,14 @@
         </w:tabs>
         <w:spacing w:before="40" w:after="40"/>
         <w:rPr>
-          <w:sz w:val="26"/>
-          <w:szCs w:val="26"/>
-        </w:rPr>
-      </w:pPr>
-      <w:r>
-        <w:rPr>
+          <w:bCs/>
+          <w:sz w:val="26"/>
+          <w:szCs w:val="26"/>
+        </w:rPr>
+      </w:pPr>
+      <w:r>
+        <w:rPr>
+          <w:bCs/>
           <w:sz w:val="26"/>
           <w:szCs w:val="26"/>
         </w:rPr>
@@ -872,12 +1023,14 @@
         </w:tabs>
         <w:spacing w:before="40" w:after="40"/>
         <w:rPr>
-          <w:sz w:val="26"/>
-          <w:szCs w:val="26"/>
-        </w:rPr>
-      </w:pPr>
-      <w:r>
-        <w:rPr>
+          <w:bCs/>
+          <w:sz w:val="26"/>
+          <w:szCs w:val="26"/>
+        </w:rPr>
+      </w:pPr>
+      <w:r>
+        <w:rPr>
+          <w:bCs/>
           <w:sz w:val="26"/>
           <w:szCs w:val="26"/>
         </w:rPr>
@@ -891,12 +1044,14 @@
         </w:tabs>
         <w:spacing w:before="40" w:after="40"/>
         <w:rPr>
-          <w:sz w:val="26"/>
-          <w:szCs w:val="26"/>
-        </w:rPr>
-      </w:pPr>
-      <w:r>
-        <w:rPr>
+          <w:bCs/>
+          <w:sz w:val="26"/>
+          <w:szCs w:val="26"/>
+        </w:rPr>
+      </w:pPr>
+      <w:r>
+        <w:rPr>
+          <w:bCs/>
           <w:sz w:val="26"/>
           <w:szCs w:val="26"/>
         </w:rPr>
@@ -910,12 +1065,14 @@
         </w:tabs>
         <w:spacing w:before="40" w:after="40"/>
         <w:rPr>
-          <w:sz w:val="26"/>
-          <w:szCs w:val="26"/>
-        </w:rPr>
-      </w:pPr>
-      <w:r>
-        <w:rPr>
+          <w:bCs/>
+          <w:sz w:val="26"/>
+          <w:szCs w:val="26"/>
+        </w:rPr>
+      </w:pPr>
+      <w:r>
+        <w:rPr>
+          <w:bCs/>
           <w:sz w:val="26"/>
           <w:szCs w:val="26"/>
         </w:rPr>
@@ -929,12 +1086,14 @@
         </w:tabs>
         <w:spacing w:before="40" w:after="40"/>
         <w:rPr>
-          <w:sz w:val="26"/>
-          <w:szCs w:val="26"/>
-        </w:rPr>
-      </w:pPr>
-      <w:r>
-        <w:rPr>
+          <w:bCs/>
+          <w:sz w:val="26"/>
+          <w:szCs w:val="26"/>
+        </w:rPr>
+      </w:pPr>
+      <w:r>
+        <w:rPr>
+          <w:bCs/>
           <w:sz w:val="26"/>
           <w:szCs w:val="26"/>
         </w:rPr>
@@ -948,12 +1107,14 @@
         </w:tabs>
         <w:spacing w:before="40" w:after="40"/>
         <w:rPr>
-          <w:sz w:val="26"/>
-          <w:szCs w:val="26"/>
-        </w:rPr>
-      </w:pPr>
-      <w:r>
-        <w:rPr>
+          <w:bCs/>
+          <w:sz w:val="26"/>
+          <w:szCs w:val="26"/>
+        </w:rPr>
+      </w:pPr>
+      <w:r>
+        <w:rPr>
+          <w:bCs/>
           <w:sz w:val="26"/>
           <w:szCs w:val="26"/>
         </w:rPr>
@@ -967,12 +1128,14 @@
         </w:tabs>
         <w:spacing w:before="40" w:after="40"/>
         <w:rPr>
-          <w:sz w:val="26"/>
-          <w:szCs w:val="26"/>
-        </w:rPr>
-      </w:pPr>
-      <w:r>
-        <w:rPr>
+          <w:bCs/>
+          <w:sz w:val="26"/>
+          <w:szCs w:val="26"/>
+        </w:rPr>
+      </w:pPr>
+      <w:r>
+        <w:rPr>
+          <w:bCs/>
           <w:sz w:val="26"/>
           <w:szCs w:val="26"/>
         </w:rPr>
@@ -986,12 +1149,14 @@
         </w:tabs>
         <w:spacing w:before="40" w:after="40"/>
         <w:rPr>
-          <w:sz w:val="26"/>
-          <w:szCs w:val="26"/>
-        </w:rPr>
-      </w:pPr>
-      <w:r>
-        <w:rPr>
+          <w:bCs/>
+          <w:sz w:val="26"/>
+          <w:szCs w:val="26"/>
+        </w:rPr>
+      </w:pPr>
+      <w:r>
+        <w:rPr>
+          <w:bCs/>
           <w:sz w:val="26"/>
           <w:szCs w:val="26"/>
         </w:rPr>
@@ -1005,12 +1170,14 @@
         </w:tabs>
         <w:spacing w:before="40" w:after="40"/>
         <w:rPr>
-          <w:sz w:val="26"/>
-          <w:szCs w:val="26"/>
-        </w:rPr>
-      </w:pPr>
-      <w:r>
-        <w:rPr>
+          <w:bCs/>
+          <w:sz w:val="26"/>
+          <w:szCs w:val="26"/>
+        </w:rPr>
+      </w:pPr>
+      <w:r>
+        <w:rPr>
+          <w:bCs/>
           <w:sz w:val="26"/>
           <w:szCs w:val="26"/>
         </w:rPr>
@@ -1024,12 +1191,14 @@
         </w:tabs>
         <w:spacing w:before="40" w:after="40"/>
         <w:rPr>
-          <w:sz w:val="26"/>
-          <w:szCs w:val="26"/>
-        </w:rPr>
-      </w:pPr>
-      <w:r>
-        <w:rPr>
+          <w:bCs/>
+          <w:sz w:val="26"/>
+          <w:szCs w:val="26"/>
+        </w:rPr>
+      </w:pPr>
+      <w:r>
+        <w:rPr>
+          <w:bCs/>
           <w:sz w:val="26"/>
           <w:szCs w:val="26"/>
         </w:rPr>
@@ -1043,12 +1212,14 @@
         </w:tabs>
         <w:spacing w:before="40" w:after="40"/>
         <w:rPr>
-          <w:sz w:val="26"/>
-          <w:szCs w:val="26"/>
-        </w:rPr>
-      </w:pPr>
-      <w:r>
-        <w:rPr>
+          <w:bCs/>
+          <w:sz w:val="26"/>
+          <w:szCs w:val="26"/>
+        </w:rPr>
+      </w:pPr>
+      <w:r>
+        <w:rPr>
+          <w:bCs/>
           <w:sz w:val="26"/>
           <w:szCs w:val="26"/>
         </w:rPr>
@@ -1062,12 +1233,14 @@
         </w:tabs>
         <w:spacing w:before="40" w:after="40"/>
         <w:rPr>
-          <w:sz w:val="26"/>
-          <w:szCs w:val="26"/>
-        </w:rPr>
-      </w:pPr>
-      <w:r>
-        <w:rPr>
+          <w:bCs/>
+          <w:sz w:val="26"/>
+          <w:szCs w:val="26"/>
+        </w:rPr>
+      </w:pPr>
+      <w:r>
+        <w:rPr>
+          <w:bCs/>
           <w:sz w:val="26"/>
           <w:szCs w:val="26"/>
         </w:rPr>
@@ -1081,12 +1254,14 @@
         </w:tabs>
         <w:spacing w:before="40" w:after="40"/>
         <w:rPr>
-          <w:sz w:val="26"/>
-          <w:szCs w:val="26"/>
-        </w:rPr>
-      </w:pPr>
-      <w:r>
-        <w:rPr>
+          <w:bCs/>
+          <w:sz w:val="26"/>
+          <w:szCs w:val="26"/>
+        </w:rPr>
+      </w:pPr>
+      <w:r>
+        <w:rPr>
+          <w:bCs/>
           <w:sz w:val="26"/>
           <w:szCs w:val="26"/>
         </w:rPr>
@@ -1100,6 +1275,7 @@
         </w:tabs>
         <w:spacing w:before="40" w:after="40"/>
         <w:rPr>
+          <w:bCs/>
           <w:sz w:val="26"/>
           <w:szCs w:val="26"/>
         </w:rPr>
@@ -1113,27 +1289,32 @@
         <w:spacing w:before="40" w:after="40"/>
         <w:ind w:firstLine="1440"/>
         <w:rPr>
-          <w:sz w:val="26"/>
-          <w:szCs w:val="26"/>
-        </w:rPr>
-      </w:pPr>
-      <w:r>
-        <w:rPr>
-          <w:b/>
-          <w:sz w:val="26"/>
-          <w:szCs w:val="26"/>
-        </w:rPr>
-        <w:t>Điểm bài lab</w:t>
-      </w:r>
-      <w:r>
-        <w:rPr>
-          <w:sz w:val="26"/>
-          <w:szCs w:val="26"/>
-        </w:rPr>
-        <w:t>:</w:t>
-      </w:r>
-      <w:r>
-        <w:rPr>
+          <w:bCs/>
+          <w:sz w:val="26"/>
+          <w:szCs w:val="26"/>
+        </w:rPr>
+      </w:pPr>
+      <w:proofErr w:type="spellStart"/>
+      <w:r>
+        <w:rPr>
+          <w:bCs/>
+          <w:sz w:val="26"/>
+          <w:szCs w:val="26"/>
+        </w:rPr>
+        <w:t>Điểm</w:t>
+      </w:r>
+      <w:proofErr w:type="spellEnd"/>
+      <w:r>
+        <w:rPr>
+          <w:bCs/>
+          <w:sz w:val="26"/>
+          <w:szCs w:val="26"/>
+        </w:rPr>
+        <w:t xml:space="preserve"> bài lab:</w:t>
+      </w:r>
+      <w:r>
+        <w:rPr>
+          <w:bCs/>
           <w:sz w:val="26"/>
           <w:szCs w:val="26"/>
         </w:rPr>
@@ -1146,12 +1327,14 @@
           <w:tab w:val="right" w:leader="dot" w:pos="9000"/>
         </w:tabs>
         <w:rPr>
-          <w:sz w:val="26"/>
-          <w:szCs w:val="26"/>
-        </w:rPr>
-      </w:pPr>
-      <w:r>
-        <w:rPr>
+          <w:bCs/>
+          <w:sz w:val="26"/>
+          <w:szCs w:val="26"/>
+        </w:rPr>
+      </w:pPr>
+      <w:r>
+        <w:rPr>
+          <w:bCs/>
           <w:noProof/>
           <w:sz w:val="26"/>
           <w:szCs w:val="26"/>
@@ -1230,38 +1413,43 @@
     <w:p>
       <w:pPr>
         <w:rPr>
-          <w:sz w:val="26"/>
-          <w:szCs w:val="26"/>
-        </w:rPr>
-      </w:pPr>
-    </w:p>
-    <w:p>
-      <w:pPr>
-        <w:rPr>
-          <w:sz w:val="26"/>
-          <w:szCs w:val="26"/>
-        </w:rPr>
-      </w:pPr>
-    </w:p>
-    <w:p>
-      <w:pPr>
-        <w:rPr>
-          <w:sz w:val="26"/>
-          <w:szCs w:val="26"/>
-        </w:rPr>
-      </w:pPr>
-    </w:p>
-    <w:p>
-      <w:pPr>
-        <w:rPr>
-          <w:sz w:val="26"/>
-          <w:szCs w:val="26"/>
-        </w:rPr>
-      </w:pPr>
-    </w:p>
-    <w:p>
-      <w:pPr>
-        <w:rPr>
+          <w:bCs/>
+          <w:sz w:val="26"/>
+          <w:szCs w:val="26"/>
+        </w:rPr>
+      </w:pPr>
+    </w:p>
+    <w:p>
+      <w:pPr>
+        <w:rPr>
+          <w:bCs/>
+          <w:sz w:val="26"/>
+          <w:szCs w:val="26"/>
+        </w:rPr>
+      </w:pPr>
+    </w:p>
+    <w:p>
+      <w:pPr>
+        <w:rPr>
+          <w:bCs/>
+          <w:sz w:val="26"/>
+          <w:szCs w:val="26"/>
+        </w:rPr>
+      </w:pPr>
+    </w:p>
+    <w:p>
+      <w:pPr>
+        <w:rPr>
+          <w:bCs/>
+          <w:sz w:val="26"/>
+          <w:szCs w:val="26"/>
+        </w:rPr>
+      </w:pPr>
+    </w:p>
+    <w:p>
+      <w:pPr>
+        <w:rPr>
+          <w:bCs/>
           <w:sz w:val="26"/>
           <w:szCs w:val="26"/>
         </w:rPr>
@@ -1273,12 +1461,14 @@
           <w:tab w:val="left" w:pos="3116"/>
         </w:tabs>
         <w:rPr>
-          <w:sz w:val="26"/>
-          <w:szCs w:val="26"/>
-        </w:rPr>
-      </w:pPr>
-      <w:r>
-        <w:rPr>
+          <w:bCs/>
+          <w:sz w:val="26"/>
+          <w:szCs w:val="26"/>
+        </w:rPr>
+      </w:pPr>
+      <w:r>
+        <w:rPr>
+          <w:bCs/>
           <w:sz w:val="26"/>
           <w:szCs w:val="26"/>
         </w:rPr>
@@ -1288,6 +1478,7 @@
     <w:p>
       <w:pPr>
         <w:rPr>
+          <w:bCs/>
           <w:sz w:val="26"/>
           <w:szCs w:val="26"/>
         </w:rPr>
@@ -1302,6 +1493,7 @@
       </w:pPr>
       <w:r>
         <w:rPr>
+          <w:bCs/>
           <w:sz w:val="26"/>
           <w:szCs w:val="26"/>
         </w:rPr>
@@ -1313,14 +1505,14 @@
         <w:spacing w:after="0"/>
         <w:jc w:val="center"/>
         <w:rPr>
-          <w:b/>
-          <w:sz w:val="26"/>
-          <w:szCs w:val="26"/>
-        </w:rPr>
-      </w:pPr>
-      <w:r>
-        <w:rPr>
-          <w:b/>
+          <w:bCs/>
+          <w:sz w:val="26"/>
+          <w:szCs w:val="26"/>
+        </w:rPr>
+      </w:pPr>
+      <w:r>
+        <w:rPr>
+          <w:bCs/>
           <w:sz w:val="26"/>
           <w:szCs w:val="26"/>
         </w:rPr>
@@ -1333,17 +1525,325 @@
         <w:spacing w:after="0"/>
         <w:jc w:val="center"/>
         <w:rPr>
-          <w:sz w:val="26"/>
-          <w:szCs w:val="26"/>
-          <w:lang w:val="vi-VN"/>
-        </w:rPr>
-      </w:pPr>
-      <w:r>
-        <w:rPr>
-          <w:sz w:val="26"/>
-          <w:szCs w:val="26"/>
-        </w:rPr>
-        <w:t>(SV chụp màn hình thực hành các bước của các yêu cầu và giải thích các hình ảnh)</w:t>
+          <w:bCs/>
+          <w:sz w:val="26"/>
+          <w:szCs w:val="26"/>
+          <w:lang w:val="vi-VN"/>
+        </w:rPr>
+      </w:pPr>
+      <w:r>
+        <w:rPr>
+          <w:bCs/>
+          <w:sz w:val="26"/>
+          <w:szCs w:val="26"/>
+        </w:rPr>
+        <w:t xml:space="preserve">(SV </w:t>
+      </w:r>
+      <w:proofErr w:type="spellStart"/>
+      <w:r>
+        <w:rPr>
+          <w:bCs/>
+          <w:sz w:val="26"/>
+          <w:szCs w:val="26"/>
+        </w:rPr>
+        <w:t>chụp</w:t>
+      </w:r>
+      <w:proofErr w:type="spellEnd"/>
+      <w:r>
+        <w:rPr>
+          <w:bCs/>
+          <w:sz w:val="26"/>
+          <w:szCs w:val="26"/>
+        </w:rPr>
+        <w:t xml:space="preserve"> </w:t>
+      </w:r>
+      <w:proofErr w:type="spellStart"/>
+      <w:r>
+        <w:rPr>
+          <w:bCs/>
+          <w:sz w:val="26"/>
+          <w:szCs w:val="26"/>
+        </w:rPr>
+        <w:t>màn</w:t>
+      </w:r>
+      <w:proofErr w:type="spellEnd"/>
+      <w:r>
+        <w:rPr>
+          <w:bCs/>
+          <w:sz w:val="26"/>
+          <w:szCs w:val="26"/>
+        </w:rPr>
+        <w:t xml:space="preserve"> </w:t>
+      </w:r>
+      <w:proofErr w:type="spellStart"/>
+      <w:r>
+        <w:rPr>
+          <w:bCs/>
+          <w:sz w:val="26"/>
+          <w:szCs w:val="26"/>
+        </w:rPr>
+        <w:t>hình</w:t>
+      </w:r>
+      <w:proofErr w:type="spellEnd"/>
+      <w:r>
+        <w:rPr>
+          <w:bCs/>
+          <w:sz w:val="26"/>
+          <w:szCs w:val="26"/>
+        </w:rPr>
+        <w:t xml:space="preserve"> </w:t>
+      </w:r>
+      <w:proofErr w:type="spellStart"/>
+      <w:r>
+        <w:rPr>
+          <w:bCs/>
+          <w:sz w:val="26"/>
+          <w:szCs w:val="26"/>
+        </w:rPr>
+        <w:t>thực</w:t>
+      </w:r>
+      <w:proofErr w:type="spellEnd"/>
+      <w:r>
+        <w:rPr>
+          <w:bCs/>
+          <w:sz w:val="26"/>
+          <w:szCs w:val="26"/>
+        </w:rPr>
+        <w:t xml:space="preserve"> </w:t>
+      </w:r>
+      <w:proofErr w:type="spellStart"/>
+      <w:r>
+        <w:rPr>
+          <w:bCs/>
+          <w:sz w:val="26"/>
+          <w:szCs w:val="26"/>
+        </w:rPr>
+        <w:t>hành</w:t>
+      </w:r>
+      <w:proofErr w:type="spellEnd"/>
+      <w:r>
+        <w:rPr>
+          <w:bCs/>
+          <w:sz w:val="26"/>
+          <w:szCs w:val="26"/>
+        </w:rPr>
+        <w:t xml:space="preserve"> </w:t>
+      </w:r>
+      <w:proofErr w:type="spellStart"/>
+      <w:r>
+        <w:rPr>
+          <w:bCs/>
+          <w:sz w:val="26"/>
+          <w:szCs w:val="26"/>
+        </w:rPr>
+        <w:t>các</w:t>
+      </w:r>
+      <w:proofErr w:type="spellEnd"/>
+      <w:r>
+        <w:rPr>
+          <w:bCs/>
+          <w:sz w:val="26"/>
+          <w:szCs w:val="26"/>
+        </w:rPr>
+        <w:t xml:space="preserve"> </w:t>
+      </w:r>
+      <w:proofErr w:type="spellStart"/>
+      <w:r>
+        <w:rPr>
+          <w:bCs/>
+          <w:sz w:val="26"/>
+          <w:szCs w:val="26"/>
+        </w:rPr>
+        <w:t>bước</w:t>
+      </w:r>
+      <w:proofErr w:type="spellEnd"/>
+      <w:r>
+        <w:rPr>
+          <w:bCs/>
+          <w:sz w:val="26"/>
+          <w:szCs w:val="26"/>
+        </w:rPr>
+        <w:t xml:space="preserve"> </w:t>
+      </w:r>
+      <w:proofErr w:type="spellStart"/>
+      <w:r>
+        <w:rPr>
+          <w:bCs/>
+          <w:sz w:val="26"/>
+          <w:szCs w:val="26"/>
+        </w:rPr>
+        <w:t>của</w:t>
+      </w:r>
+      <w:proofErr w:type="spellEnd"/>
+      <w:r>
+        <w:rPr>
+          <w:bCs/>
+          <w:sz w:val="26"/>
+          <w:szCs w:val="26"/>
+        </w:rPr>
+        <w:t xml:space="preserve"> </w:t>
+      </w:r>
+      <w:proofErr w:type="spellStart"/>
+      <w:r>
+        <w:rPr>
+          <w:bCs/>
+          <w:sz w:val="26"/>
+          <w:szCs w:val="26"/>
+        </w:rPr>
+        <w:t>các</w:t>
+      </w:r>
+      <w:proofErr w:type="spellEnd"/>
+      <w:r>
+        <w:rPr>
+          <w:bCs/>
+          <w:sz w:val="26"/>
+          <w:szCs w:val="26"/>
+        </w:rPr>
+        <w:t xml:space="preserve"> </w:t>
+      </w:r>
+      <w:proofErr w:type="spellStart"/>
+      <w:r>
+        <w:rPr>
+          <w:bCs/>
+          <w:sz w:val="26"/>
+          <w:szCs w:val="26"/>
+        </w:rPr>
+        <w:t>yêu</w:t>
+      </w:r>
+      <w:proofErr w:type="spellEnd"/>
+      <w:r>
+        <w:rPr>
+          <w:bCs/>
+          <w:sz w:val="26"/>
+          <w:szCs w:val="26"/>
+        </w:rPr>
+        <w:t xml:space="preserve"> </w:t>
+      </w:r>
+      <w:proofErr w:type="spellStart"/>
+      <w:r>
+        <w:rPr>
+          <w:bCs/>
+          <w:sz w:val="26"/>
+          <w:szCs w:val="26"/>
+        </w:rPr>
+        <w:t>cầu</w:t>
+      </w:r>
+      <w:proofErr w:type="spellEnd"/>
+      <w:r>
+        <w:rPr>
+          <w:bCs/>
+          <w:sz w:val="26"/>
+          <w:szCs w:val="26"/>
+        </w:rPr>
+        <w:t xml:space="preserve"> </w:t>
+      </w:r>
+      <w:proofErr w:type="spellStart"/>
+      <w:r>
+        <w:rPr>
+          <w:bCs/>
+          <w:sz w:val="26"/>
+          <w:szCs w:val="26"/>
+        </w:rPr>
+        <w:t>và</w:t>
+      </w:r>
+      <w:proofErr w:type="spellEnd"/>
+      <w:r>
+        <w:rPr>
+          <w:bCs/>
+          <w:sz w:val="26"/>
+          <w:szCs w:val="26"/>
+        </w:rPr>
+        <w:t xml:space="preserve"> </w:t>
+      </w:r>
+      <w:proofErr w:type="spellStart"/>
+      <w:r>
+        <w:rPr>
+          <w:bCs/>
+          <w:sz w:val="26"/>
+          <w:szCs w:val="26"/>
+        </w:rPr>
+        <w:t>giải</w:t>
+      </w:r>
+      <w:proofErr w:type="spellEnd"/>
+      <w:r>
+        <w:rPr>
+          <w:bCs/>
+          <w:sz w:val="26"/>
+          <w:szCs w:val="26"/>
+        </w:rPr>
+        <w:t xml:space="preserve"> </w:t>
+      </w:r>
+      <w:proofErr w:type="spellStart"/>
+      <w:r>
+        <w:rPr>
+          <w:bCs/>
+          <w:sz w:val="26"/>
+          <w:szCs w:val="26"/>
+        </w:rPr>
+        <w:t>thích</w:t>
+      </w:r>
+      <w:proofErr w:type="spellEnd"/>
+      <w:r>
+        <w:rPr>
+          <w:bCs/>
+          <w:sz w:val="26"/>
+          <w:szCs w:val="26"/>
+        </w:rPr>
+        <w:t xml:space="preserve"> </w:t>
+      </w:r>
+      <w:proofErr w:type="spellStart"/>
+      <w:r>
+        <w:rPr>
+          <w:bCs/>
+          <w:sz w:val="26"/>
+          <w:szCs w:val="26"/>
+        </w:rPr>
+        <w:t>các</w:t>
+      </w:r>
+      <w:proofErr w:type="spellEnd"/>
+      <w:r>
+        <w:rPr>
+          <w:bCs/>
+          <w:sz w:val="26"/>
+          <w:szCs w:val="26"/>
+        </w:rPr>
+        <w:t xml:space="preserve"> </w:t>
+      </w:r>
+      <w:proofErr w:type="spellStart"/>
+      <w:r>
+        <w:rPr>
+          <w:bCs/>
+          <w:sz w:val="26"/>
+          <w:szCs w:val="26"/>
+        </w:rPr>
+        <w:t>hình</w:t>
+      </w:r>
+      <w:proofErr w:type="spellEnd"/>
+      <w:r>
+        <w:rPr>
+          <w:bCs/>
+          <w:sz w:val="26"/>
+          <w:szCs w:val="26"/>
+        </w:rPr>
+        <w:t xml:space="preserve"> </w:t>
+      </w:r>
+      <w:proofErr w:type="spellStart"/>
+      <w:r>
+        <w:rPr>
+          <w:bCs/>
+          <w:sz w:val="26"/>
+          <w:szCs w:val="26"/>
+        </w:rPr>
+        <w:t>ảnh</w:t>
+      </w:r>
+      <w:proofErr w:type="spellEnd"/>
+      <w:r>
+        <w:rPr>
+          <w:bCs/>
+          <w:sz w:val="26"/>
+          <w:szCs w:val="26"/>
+        </w:rPr>
+        <w:t>)</w:t>
       </w:r>
     </w:p>
     <w:p>
@@ -1351,23 +1851,31 @@
         <w:spacing w:after="0"/>
         <w:jc w:val="center"/>
         <w:rPr>
-          <w:sz w:val="26"/>
-          <w:szCs w:val="26"/>
-          <w:lang w:val="vi-VN"/>
-        </w:rPr>
-      </w:pPr>
-    </w:p>
-    <w:p>
-      <w:pPr>
-        <w:rPr>
-          <w:lang w:val="vi-VN"/>
-        </w:rPr>
-      </w:pPr>
-      <w:r>
+          <w:bCs/>
+          <w:sz w:val="26"/>
+          <w:szCs w:val="26"/>
+          <w:lang w:val="vi-VN"/>
+        </w:rPr>
+      </w:pPr>
+    </w:p>
+    <w:p>
+      <w:pPr>
+        <w:rPr>
+          <w:bCs/>
+          <w:lang w:val="vi-VN"/>
+        </w:rPr>
+      </w:pPr>
+      <w:proofErr w:type="spellStart"/>
+      <w:r>
+        <w:rPr>
+          <w:bCs/>
+        </w:rPr>
         <w:t>Bài</w:t>
       </w:r>
-      <w:r>
-        <w:rPr>
+      <w:proofErr w:type="spellEnd"/>
+      <w:r>
+        <w:rPr>
+          <w:bCs/>
           <w:lang w:val="vi-VN"/>
         </w:rPr>
         <w:t xml:space="preserve"> 1 </w:t>
@@ -1376,11 +1884,13 @@
     <w:p>
       <w:pPr>
         <w:rPr>
-          <w:lang w:val="vi-VN"/>
-        </w:rPr>
-      </w:pPr>
-      <w:r>
-        <w:rPr>
+          <w:bCs/>
+          <w:lang w:val="vi-VN"/>
+        </w:rPr>
+      </w:pPr>
+      <w:r>
+        <w:rPr>
+          <w:bCs/>
           <w:lang w:val="vi-VN"/>
         </w:rPr>
         <w:drawing>
@@ -1423,11 +1933,13 @@
     <w:p>
       <w:pPr>
         <w:rPr>
-          <w:lang w:val="vi-VN"/>
-        </w:rPr>
-      </w:pPr>
-      <w:r>
-        <w:rPr>
+          <w:bCs/>
+          <w:lang w:val="vi-VN"/>
+        </w:rPr>
+      </w:pPr>
+      <w:r>
+        <w:rPr>
+          <w:bCs/>
           <w:lang w:val="vi-VN"/>
         </w:rPr>
         <w:lastRenderedPageBreak/>
@@ -1471,11 +1983,13 @@
     <w:p>
       <w:pPr>
         <w:rPr>
-          <w:lang w:val="vi-VN"/>
-        </w:rPr>
-      </w:pPr>
-      <w:r>
-        <w:rPr>
+          <w:bCs/>
+          <w:lang w:val="vi-VN"/>
+        </w:rPr>
+      </w:pPr>
+      <w:r>
+        <w:rPr>
+          <w:bCs/>
           <w:lang w:val="vi-VN"/>
         </w:rPr>
         <w:t>Router West</w:t>
@@ -1484,18 +1998,3444 @@
     <w:p>
       <w:pPr>
         <w:rPr>
-          <w:lang w:val="vi-VN"/>
-        </w:rPr>
-      </w:pPr>
-    </w:p>
-    <w:p>
-      <w:pPr>
-        <w:rPr>
-          <w:lang w:val="vi-VN"/>
-        </w:rPr>
-      </w:pPr>
-      <w:r>
-        <w:rPr>
+          <w:bCs/>
+          <w:lang w:val="vi-VN"/>
+        </w:rPr>
+      </w:pPr>
+      <w:r>
+        <w:rPr>
+          <w:bCs/>
+          <w:lang w:val="vi-VN"/>
+        </w:rPr>
+        <w:t>enable</w:t>
+      </w:r>
+    </w:p>
+    <w:p>
+      <w:pPr>
+        <w:rPr>
+          <w:bCs/>
+          <w:lang w:val="vi-VN"/>
+        </w:rPr>
+      </w:pPr>
+      <w:r>
+        <w:rPr>
+          <w:bCs/>
+          <w:lang w:val="vi-VN"/>
+        </w:rPr>
+        <w:t>configure terminal</w:t>
+      </w:r>
+    </w:p>
+    <w:p>
+      <w:pPr>
+        <w:rPr>
+          <w:bCs/>
+          <w:lang w:val="vi-VN"/>
+        </w:rPr>
+      </w:pPr>
+      <w:r>
+        <w:rPr>
+          <w:bCs/>
+          <w:lang w:val="vi-VN"/>
+        </w:rPr>
+        <w:t>interface e0/0</w:t>
+      </w:r>
+    </w:p>
+    <w:p>
+      <w:pPr>
+        <w:rPr>
+          <w:bCs/>
+          <w:lang w:val="vi-VN"/>
+        </w:rPr>
+      </w:pPr>
+      <w:r>
+        <w:rPr>
+          <w:bCs/>
+          <w:lang w:val="vi-VN"/>
+        </w:rPr>
+        <w:t>ip address 192.168.0.1 255.255.255.0</w:t>
+      </w:r>
+    </w:p>
+    <w:p>
+      <w:pPr>
+        <w:rPr>
+          <w:bCs/>
+          <w:lang w:val="vi-VN"/>
+        </w:rPr>
+      </w:pPr>
+      <w:r>
+        <w:rPr>
+          <w:bCs/>
+          <w:lang w:val="vi-VN"/>
+        </w:rPr>
+        <w:t>no shutdown</w:t>
+      </w:r>
+    </w:p>
+    <w:p>
+      <w:pPr>
+        <w:rPr>
+          <w:bCs/>
+          <w:lang w:val="vi-VN"/>
+        </w:rPr>
+      </w:pPr>
+      <w:r>
+        <w:rPr>
+          <w:bCs/>
+          <w:lang w:val="vi-VN"/>
+        </w:rPr>
+        <w:t>exit</w:t>
+      </w:r>
+    </w:p>
+    <w:p>
+      <w:pPr>
+        <w:rPr>
+          <w:bCs/>
+          <w:lang w:val="vi-VN"/>
+        </w:rPr>
+      </w:pPr>
+      <w:r>
+        <w:rPr>
+          <w:bCs/>
+          <w:lang w:val="vi-VN"/>
+        </w:rPr>
+        <w:t>interface s1/0</w:t>
+      </w:r>
+    </w:p>
+    <w:p>
+      <w:pPr>
+        <w:rPr>
+          <w:bCs/>
+          <w:lang w:val="vi-VN"/>
+        </w:rPr>
+      </w:pPr>
+      <w:r>
+        <w:rPr>
+          <w:bCs/>
+          <w:lang w:val="vi-VN"/>
+        </w:rPr>
+        <w:t>ip address 10.0.0.1 255.255.255.0</w:t>
+      </w:r>
+    </w:p>
+    <w:p>
+      <w:pPr>
+        <w:rPr>
+          <w:bCs/>
+          <w:lang w:val="vi-VN"/>
+        </w:rPr>
+      </w:pPr>
+      <w:r>
+        <w:rPr>
+          <w:bCs/>
+          <w:lang w:val="vi-VN"/>
+        </w:rPr>
+        <w:t>no shutdown</w:t>
+      </w:r>
+    </w:p>
+    <w:p>
+      <w:pPr>
+        <w:rPr>
+          <w:bCs/>
+          <w:lang w:val="vi-VN"/>
+        </w:rPr>
+      </w:pPr>
+      <w:r>
+        <w:rPr>
+          <w:bCs/>
+          <w:lang w:val="vi-VN"/>
+        </w:rPr>
+        <w:t>exit</w:t>
+      </w:r>
+    </w:p>
+    <w:p>
+      <w:pPr>
+        <w:rPr>
+          <w:bCs/>
+          <w:lang w:val="vi-VN"/>
+        </w:rPr>
+      </w:pPr>
+      <w:r>
+        <w:rPr>
+          <w:bCs/>
+          <w:lang w:val="vi-VN"/>
+        </w:rPr>
+        <w:t>router rip</w:t>
+      </w:r>
+    </w:p>
+    <w:p>
+      <w:pPr>
+        <w:rPr>
+          <w:bCs/>
+          <w:lang w:val="vi-VN"/>
+        </w:rPr>
+      </w:pPr>
+      <w:r>
+        <w:rPr>
+          <w:bCs/>
+          <w:lang w:val="vi-VN"/>
+        </w:rPr>
+        <w:t>version 1</w:t>
+      </w:r>
+    </w:p>
+    <w:p>
+      <w:pPr>
+        <w:rPr>
+          <w:bCs/>
+          <w:lang w:val="vi-VN"/>
+        </w:rPr>
+      </w:pPr>
+      <w:r>
+        <w:rPr>
+          <w:bCs/>
+          <w:lang w:val="vi-VN"/>
+        </w:rPr>
+        <w:lastRenderedPageBreak/>
+        <w:t>network 192.168.0.0</w:t>
+      </w:r>
+    </w:p>
+    <w:p>
+      <w:pPr>
+        <w:rPr>
+          <w:bCs/>
+          <w:lang w:val="vi-VN"/>
+        </w:rPr>
+      </w:pPr>
+      <w:r>
+        <w:rPr>
+          <w:bCs/>
+          <w:lang w:val="vi-VN"/>
+        </w:rPr>
+        <w:t>network 10.0.0.0</w:t>
+      </w:r>
+    </w:p>
+    <w:p>
+      <w:pPr>
+        <w:rPr>
+          <w:bCs/>
+          <w:lang w:val="vi-VN"/>
+        </w:rPr>
+      </w:pPr>
+      <w:r>
+        <w:rPr>
+          <w:bCs/>
+          <w:lang w:val="vi-VN"/>
+        </w:rPr>
+        <w:t>end</w:t>
+      </w:r>
+    </w:p>
+    <w:p>
+      <w:pPr>
+        <w:rPr>
+          <w:bCs/>
+        </w:rPr>
+      </w:pPr>
+      <w:r>
+        <w:rPr>
+          <w:bCs/>
+          <w:lang w:val="vi-VN"/>
+        </w:rPr>
+        <w:t>wr</w:t>
+      </w:r>
+    </w:p>
+    <w:p>
+      <w:pPr>
+        <w:rPr>
+          <w:bCs/>
+        </w:rPr>
+      </w:pPr>
+      <w:r>
+        <w:rPr>
+          <w:bCs/>
+        </w:rPr>
+        <w:drawing>
+          <wp:inline distT="0" distB="0" distL="0" distR="0" wp14:anchorId="3EA82C06" wp14:editId="1E7E6799">
+            <wp:extent cx="5943600" cy="3313430"/>
+            <wp:effectExtent l="0" t="0" r="0" b="1270"/>
+            <wp:docPr id="1139727902" name="Picture 1"/>
+            <wp:cNvGraphicFramePr>
+              <a:graphicFrameLocks xmlns:a="http://schemas.openxmlformats.org/drawingml/2006/main" noChangeAspect="1"/>
+            </wp:cNvGraphicFramePr>
+            <a:graphic xmlns:a="http://schemas.openxmlformats.org/drawingml/2006/main">
+              <a:graphicData uri="http://schemas.openxmlformats.org/drawingml/2006/picture">
+                <pic:pic xmlns:pic="http://schemas.openxmlformats.org/drawingml/2006/picture">
+                  <pic:nvPicPr>
+                    <pic:cNvPr id="1139727902" name=""/>
+                    <pic:cNvPicPr/>
+                  </pic:nvPicPr>
+                  <pic:blipFill>
+                    <a:blip r:embed="rId13"/>
+                    <a:stretch>
+                      <a:fillRect/>
+                    </a:stretch>
+                  </pic:blipFill>
+                  <pic:spPr>
+                    <a:xfrm>
+                      <a:off x="0" y="0"/>
+                      <a:ext cx="5943600" cy="3313430"/>
+                    </a:xfrm>
+                    <a:prstGeom prst="rect">
+                      <a:avLst/>
+                    </a:prstGeom>
+                  </pic:spPr>
+                </pic:pic>
+              </a:graphicData>
+            </a:graphic>
+          </wp:inline>
+        </w:drawing>
+      </w:r>
+    </w:p>
+    <w:p>
+      <w:pPr>
+        <w:rPr>
+          <w:bCs/>
+        </w:rPr>
+      </w:pPr>
+      <w:r>
+        <w:rPr>
+          <w:bCs/>
+        </w:rPr>
+        <w:t>Router Central:</w:t>
+      </w:r>
+    </w:p>
+    <w:p>
+      <w:pPr>
+        <w:rPr>
+          <w:bCs/>
+        </w:rPr>
+      </w:pPr>
+      <w:r>
+        <w:rPr>
+          <w:bCs/>
+        </w:rPr>
+        <w:t>enable</w:t>
+      </w:r>
+    </w:p>
+    <w:p>
+      <w:pPr>
+        <w:rPr>
+          <w:bCs/>
+        </w:rPr>
+      </w:pPr>
+      <w:r>
+        <w:rPr>
+          <w:bCs/>
+        </w:rPr>
+        <w:t>configure terminal</w:t>
+      </w:r>
+    </w:p>
+    <w:p>
+      <w:pPr>
+        <w:rPr>
+          <w:bCs/>
+        </w:rPr>
+      </w:pPr>
+      <w:r>
+        <w:rPr>
+          <w:bCs/>
+        </w:rPr>
+        <w:t>interface e0/0</w:t>
+      </w:r>
+    </w:p>
+    <w:p>
+      <w:pPr>
+        <w:rPr>
+          <w:bCs/>
+        </w:rPr>
+      </w:pPr>
+      <w:proofErr w:type="spellStart"/>
+      <w:r>
+        <w:rPr>
+          <w:bCs/>
+        </w:rPr>
+        <w:t>ip</w:t>
+      </w:r>
+      <w:proofErr w:type="spellEnd"/>
+      <w:r>
+        <w:rPr>
+          <w:bCs/>
+        </w:rPr>
+        <w:t xml:space="preserve"> address 192.168.1.1 255.255.255.0</w:t>
+      </w:r>
+    </w:p>
+    <w:p>
+      <w:pPr>
+        <w:rPr>
+          <w:bCs/>
+        </w:rPr>
+      </w:pPr>
+      <w:r>
+        <w:rPr>
+          <w:bCs/>
+        </w:rPr>
+        <w:t>no shutdown</w:t>
+      </w:r>
+    </w:p>
+    <w:p>
+      <w:pPr>
+        <w:rPr>
+          <w:bCs/>
+        </w:rPr>
+      </w:pPr>
+      <w:r>
+        <w:rPr>
+          <w:bCs/>
+        </w:rPr>
+        <w:t>exit</w:t>
+      </w:r>
+    </w:p>
+    <w:p>
+      <w:pPr>
+        <w:rPr>
+          <w:bCs/>
+        </w:rPr>
+      </w:pPr>
+      <w:r>
+        <w:rPr>
+          <w:bCs/>
+        </w:rPr>
+        <w:t>interface s1/0</w:t>
+      </w:r>
+    </w:p>
+    <w:p>
+      <w:pPr>
+        <w:rPr>
+          <w:bCs/>
+        </w:rPr>
+      </w:pPr>
+      <w:proofErr w:type="spellStart"/>
+      <w:r>
+        <w:rPr>
+          <w:bCs/>
+        </w:rPr>
+        <w:t>ip</w:t>
+      </w:r>
+      <w:proofErr w:type="spellEnd"/>
+      <w:r>
+        <w:rPr>
+          <w:bCs/>
+        </w:rPr>
+        <w:t xml:space="preserve"> address 10.0.0.2 255.255.255.0</w:t>
+      </w:r>
+    </w:p>
+    <w:p>
+      <w:pPr>
+        <w:rPr>
+          <w:bCs/>
+        </w:rPr>
+      </w:pPr>
+      <w:r>
+        <w:rPr>
+          <w:bCs/>
+        </w:rPr>
+        <w:t>no shutdown</w:t>
+      </w:r>
+    </w:p>
+    <w:p>
+      <w:pPr>
+        <w:rPr>
+          <w:bCs/>
+        </w:rPr>
+      </w:pPr>
+      <w:r>
+        <w:rPr>
+          <w:bCs/>
+        </w:rPr>
+        <w:t>exit</w:t>
+      </w:r>
+    </w:p>
+    <w:p>
+      <w:pPr>
+        <w:rPr>
+          <w:bCs/>
+        </w:rPr>
+      </w:pPr>
+      <w:r>
+        <w:rPr>
+          <w:bCs/>
+        </w:rPr>
+        <w:t>interface s1/1</w:t>
+      </w:r>
+    </w:p>
+    <w:p>
+      <w:pPr>
+        <w:rPr>
+          <w:bCs/>
+        </w:rPr>
+      </w:pPr>
+      <w:proofErr w:type="spellStart"/>
+      <w:r>
+        <w:rPr>
+          <w:bCs/>
+        </w:rPr>
+        <w:t>ip</w:t>
+      </w:r>
+      <w:proofErr w:type="spellEnd"/>
+      <w:r>
+        <w:rPr>
+          <w:bCs/>
+        </w:rPr>
+        <w:t xml:space="preserve"> address 10.0.1.1 255.255.255.0</w:t>
+      </w:r>
+    </w:p>
+    <w:p>
+      <w:pPr>
+        <w:rPr>
+          <w:bCs/>
+        </w:rPr>
+      </w:pPr>
+      <w:r>
+        <w:rPr>
+          <w:bCs/>
+        </w:rPr>
+        <w:lastRenderedPageBreak/>
+        <w:t>no shutdown</w:t>
+      </w:r>
+    </w:p>
+    <w:p>
+      <w:pPr>
+        <w:rPr>
+          <w:bCs/>
+        </w:rPr>
+      </w:pPr>
+      <w:r>
+        <w:rPr>
+          <w:bCs/>
+        </w:rPr>
+        <w:t>exit</w:t>
+      </w:r>
+    </w:p>
+    <w:p>
+      <w:pPr>
+        <w:rPr>
+          <w:bCs/>
+        </w:rPr>
+      </w:pPr>
+      <w:r>
+        <w:rPr>
+          <w:bCs/>
+        </w:rPr>
+        <w:t>router rip</w:t>
+      </w:r>
+    </w:p>
+    <w:p>
+      <w:pPr>
+        <w:rPr>
+          <w:bCs/>
+        </w:rPr>
+      </w:pPr>
+      <w:r>
+        <w:rPr>
+          <w:bCs/>
+        </w:rPr>
+        <w:t>version 1</w:t>
+      </w:r>
+    </w:p>
+    <w:p>
+      <w:pPr>
+        <w:rPr>
+          <w:bCs/>
+        </w:rPr>
+      </w:pPr>
+      <w:r>
+        <w:rPr>
+          <w:bCs/>
+        </w:rPr>
+        <w:t>network 192.168.1.0</w:t>
+      </w:r>
+    </w:p>
+    <w:p>
+      <w:pPr>
+        <w:rPr>
+          <w:bCs/>
+        </w:rPr>
+      </w:pPr>
+      <w:r>
+        <w:rPr>
+          <w:bCs/>
+        </w:rPr>
+        <w:t>network 10.0.0.0</w:t>
+      </w:r>
+    </w:p>
+    <w:p>
+      <w:pPr>
+        <w:rPr>
+          <w:bCs/>
+        </w:rPr>
+      </w:pPr>
+      <w:r>
+        <w:rPr>
+          <w:bCs/>
+        </w:rPr>
+        <w:t>end</w:t>
+      </w:r>
+    </w:p>
+    <w:p>
+      <w:pPr>
+        <w:rPr>
+          <w:bCs/>
+        </w:rPr>
+      </w:pPr>
+      <w:proofErr w:type="spellStart"/>
+      <w:r>
+        <w:rPr>
+          <w:bCs/>
+        </w:rPr>
+        <w:t>wr</w:t>
+      </w:r>
+      <w:proofErr w:type="spellEnd"/>
+    </w:p>
+    <w:p>
+      <w:pPr>
+        <w:rPr>
+          <w:bCs/>
+        </w:rPr>
+      </w:pPr>
+      <w:r>
+        <w:rPr>
+          <w:bCs/>
+        </w:rPr>
+        <w:drawing>
+          <wp:inline distT="0" distB="0" distL="0" distR="0" wp14:anchorId="4655E0B8" wp14:editId="679ADC91">
+            <wp:extent cx="5611008" cy="3829584"/>
+            <wp:effectExtent l="0" t="0" r="8890" b="0"/>
+            <wp:docPr id="1967806655" name="Picture 1"/>
+            <wp:cNvGraphicFramePr>
+              <a:graphicFrameLocks xmlns:a="http://schemas.openxmlformats.org/drawingml/2006/main" noChangeAspect="1"/>
+            </wp:cNvGraphicFramePr>
+            <a:graphic xmlns:a="http://schemas.openxmlformats.org/drawingml/2006/main">
+              <a:graphicData uri="http://schemas.openxmlformats.org/drawingml/2006/picture">
+                <pic:pic xmlns:pic="http://schemas.openxmlformats.org/drawingml/2006/picture">
+                  <pic:nvPicPr>
+                    <pic:cNvPr id="1967806655" name=""/>
+                    <pic:cNvPicPr/>
+                  </pic:nvPicPr>
+                  <pic:blipFill>
+                    <a:blip r:embed="rId14"/>
+                    <a:stretch>
+                      <a:fillRect/>
+                    </a:stretch>
+                  </pic:blipFill>
+                  <pic:spPr>
+                    <a:xfrm>
+                      <a:off x="0" y="0"/>
+                      <a:ext cx="5611008" cy="3829584"/>
+                    </a:xfrm>
+                    <a:prstGeom prst="rect">
+                      <a:avLst/>
+                    </a:prstGeom>
+                  </pic:spPr>
+                </pic:pic>
+              </a:graphicData>
+            </a:graphic>
+          </wp:inline>
+        </w:drawing>
+      </w:r>
+    </w:p>
+    <w:p>
+      <w:pPr>
+        <w:rPr>
+          <w:bCs/>
+        </w:rPr>
+      </w:pPr>
+      <w:r>
+        <w:rPr>
+          <w:bCs/>
+        </w:rPr>
+        <w:t>Router East</w:t>
+      </w:r>
+    </w:p>
+    <w:p>
+      <w:pPr>
+        <w:rPr>
+          <w:bCs/>
+        </w:rPr>
+      </w:pPr>
+      <w:r>
+        <w:rPr>
+          <w:bCs/>
+        </w:rPr>
+        <w:t>enable</w:t>
+      </w:r>
+    </w:p>
+    <w:p>
+      <w:pPr>
+        <w:rPr>
+          <w:bCs/>
+        </w:rPr>
+      </w:pPr>
+      <w:r>
+        <w:rPr>
+          <w:bCs/>
+        </w:rPr>
+        <w:t>configure terminal</w:t>
+      </w:r>
+    </w:p>
+    <w:p>
+      <w:pPr>
+        <w:rPr>
+          <w:bCs/>
+        </w:rPr>
+      </w:pPr>
+      <w:r>
+        <w:rPr>
+          <w:bCs/>
+        </w:rPr>
+        <w:t>interface e0/0</w:t>
+      </w:r>
+    </w:p>
+    <w:p>
+      <w:pPr>
+        <w:rPr>
+          <w:bCs/>
+        </w:rPr>
+      </w:pPr>
+      <w:proofErr w:type="spellStart"/>
+      <w:r>
+        <w:rPr>
+          <w:bCs/>
+        </w:rPr>
+        <w:t>ip</w:t>
+      </w:r>
+      <w:proofErr w:type="spellEnd"/>
+      <w:r>
+        <w:rPr>
+          <w:bCs/>
+        </w:rPr>
+        <w:t xml:space="preserve"> address 192.168.2.1 255.255.255.0</w:t>
+      </w:r>
+    </w:p>
+    <w:p>
+      <w:pPr>
+        <w:rPr>
+          <w:bCs/>
+        </w:rPr>
+      </w:pPr>
+      <w:r>
+        <w:rPr>
+          <w:bCs/>
+        </w:rPr>
+        <w:t>no shutdown</w:t>
+      </w:r>
+    </w:p>
+    <w:p>
+      <w:pPr>
+        <w:rPr>
+          <w:bCs/>
+        </w:rPr>
+      </w:pPr>
+      <w:r>
+        <w:rPr>
+          <w:bCs/>
+        </w:rPr>
+        <w:t>exit</w:t>
+      </w:r>
+    </w:p>
+    <w:p>
+      <w:pPr>
+        <w:rPr>
+          <w:bCs/>
+        </w:rPr>
+      </w:pPr>
+      <w:r>
+        <w:rPr>
+          <w:bCs/>
+        </w:rPr>
+        <w:lastRenderedPageBreak/>
+        <w:t>interface s1/1</w:t>
+      </w:r>
+    </w:p>
+    <w:p>
+      <w:pPr>
+        <w:rPr>
+          <w:bCs/>
+        </w:rPr>
+      </w:pPr>
+      <w:proofErr w:type="spellStart"/>
+      <w:r>
+        <w:rPr>
+          <w:bCs/>
+        </w:rPr>
+        <w:t>ip</w:t>
+      </w:r>
+      <w:proofErr w:type="spellEnd"/>
+      <w:r>
+        <w:rPr>
+          <w:bCs/>
+        </w:rPr>
+        <w:t xml:space="preserve"> address 10.0.1.2 255.255.255.0</w:t>
+      </w:r>
+    </w:p>
+    <w:p>
+      <w:pPr>
+        <w:rPr>
+          <w:bCs/>
+        </w:rPr>
+      </w:pPr>
+      <w:r>
+        <w:rPr>
+          <w:bCs/>
+        </w:rPr>
+        <w:t>no shutdown</w:t>
+      </w:r>
+    </w:p>
+    <w:p>
+      <w:pPr>
+        <w:rPr>
+          <w:bCs/>
+        </w:rPr>
+      </w:pPr>
+      <w:r>
+        <w:rPr>
+          <w:bCs/>
+        </w:rPr>
+        <w:t>exit</w:t>
+      </w:r>
+    </w:p>
+    <w:p>
+      <w:pPr>
+        <w:rPr>
+          <w:bCs/>
+        </w:rPr>
+      </w:pPr>
+      <w:r>
+        <w:rPr>
+          <w:bCs/>
+        </w:rPr>
+        <w:t>router rip</w:t>
+      </w:r>
+    </w:p>
+    <w:p>
+      <w:pPr>
+        <w:rPr>
+          <w:bCs/>
+        </w:rPr>
+      </w:pPr>
+      <w:r>
+        <w:rPr>
+          <w:bCs/>
+        </w:rPr>
+        <w:t>version 1</w:t>
+      </w:r>
+    </w:p>
+    <w:p>
+      <w:pPr>
+        <w:rPr>
+          <w:bCs/>
+        </w:rPr>
+      </w:pPr>
+      <w:r>
+        <w:rPr>
+          <w:bCs/>
+        </w:rPr>
+        <w:t>network 192.168.2.0</w:t>
+      </w:r>
+    </w:p>
+    <w:p>
+      <w:pPr>
+        <w:rPr>
+          <w:bCs/>
+        </w:rPr>
+      </w:pPr>
+      <w:r>
+        <w:rPr>
+          <w:bCs/>
+        </w:rPr>
+        <w:t>network 10.0.0.0</w:t>
+      </w:r>
+    </w:p>
+    <w:p>
+      <w:pPr>
+        <w:rPr>
+          <w:bCs/>
+        </w:rPr>
+      </w:pPr>
+      <w:r>
+        <w:rPr>
+          <w:bCs/>
+        </w:rPr>
+        <w:t>end</w:t>
+      </w:r>
+    </w:p>
+    <w:p>
+      <w:pPr>
+        <w:rPr>
+          <w:bCs/>
+        </w:rPr>
+      </w:pPr>
+      <w:proofErr w:type="spellStart"/>
+      <w:r>
+        <w:rPr>
+          <w:bCs/>
+        </w:rPr>
+        <w:t>wr</w:t>
+      </w:r>
+      <w:proofErr w:type="spellEnd"/>
+    </w:p>
+    <w:p>
+      <w:pPr>
+        <w:rPr>
+          <w:bCs/>
+        </w:rPr>
+      </w:pPr>
+      <w:r>
+        <w:rPr>
+          <w:bCs/>
+        </w:rPr>
+        <w:drawing>
+          <wp:inline distT="0" distB="0" distL="0" distR="0" wp14:anchorId="4DB9AFCE" wp14:editId="1C873390">
+            <wp:extent cx="5943600" cy="3881755"/>
+            <wp:effectExtent l="0" t="0" r="0" b="4445"/>
+            <wp:docPr id="1423343546" name="Picture 1"/>
+            <wp:cNvGraphicFramePr>
+              <a:graphicFrameLocks xmlns:a="http://schemas.openxmlformats.org/drawingml/2006/main" noChangeAspect="1"/>
+            </wp:cNvGraphicFramePr>
+            <a:graphic xmlns:a="http://schemas.openxmlformats.org/drawingml/2006/main">
+              <a:graphicData uri="http://schemas.openxmlformats.org/drawingml/2006/picture">
+                <pic:pic xmlns:pic="http://schemas.openxmlformats.org/drawingml/2006/picture">
+                  <pic:nvPicPr>
+                    <pic:cNvPr id="1423343546" name=""/>
+                    <pic:cNvPicPr/>
+                  </pic:nvPicPr>
+                  <pic:blipFill>
+                    <a:blip r:embed="rId15"/>
+                    <a:stretch>
+                      <a:fillRect/>
+                    </a:stretch>
+                  </pic:blipFill>
+                  <pic:spPr>
+                    <a:xfrm>
+                      <a:off x="0" y="0"/>
+                      <a:ext cx="5943600" cy="3881755"/>
+                    </a:xfrm>
+                    <a:prstGeom prst="rect">
+                      <a:avLst/>
+                    </a:prstGeom>
+                  </pic:spPr>
+                </pic:pic>
+              </a:graphicData>
+            </a:graphic>
+          </wp:inline>
+        </w:drawing>
+      </w:r>
+    </w:p>
+    <w:p>
+      <w:pPr>
+        <w:rPr>
+          <w:bCs/>
+        </w:rPr>
+      </w:pPr>
+      <w:proofErr w:type="gramStart"/>
+      <w:r>
+        <w:rPr>
+          <w:bCs/>
+        </w:rPr>
+        <w:t>  PC</w:t>
+      </w:r>
+      <w:proofErr w:type="gramEnd"/>
+      <w:r>
+        <w:rPr>
+          <w:bCs/>
+        </w:rPr>
+        <w:t>1:</w:t>
+      </w:r>
+    </w:p>
+    <w:p>
+      <w:pPr>
+        <w:rPr>
+          <w:bCs/>
+        </w:rPr>
+      </w:pPr>
+      <w:r>
+        <w:rPr>
+          <w:bCs/>
+        </w:rPr>
+        <w:t>Plaintext</w:t>
+      </w:r>
+    </w:p>
+    <w:p>
+      <w:pPr>
+        <w:rPr>
+          <w:bCs/>
+        </w:rPr>
+      </w:pPr>
+      <w:proofErr w:type="spellStart"/>
+      <w:r>
+        <w:rPr>
+          <w:bCs/>
+        </w:rPr>
+        <w:t>ip</w:t>
+      </w:r>
+      <w:proofErr w:type="spellEnd"/>
+      <w:r>
+        <w:rPr>
+          <w:bCs/>
+        </w:rPr>
+        <w:t xml:space="preserve"> 192.168.0.5 24 192.168.0.1</w:t>
+      </w:r>
+    </w:p>
+    <w:p>
+      <w:pPr>
+        <w:rPr>
+          <w:bCs/>
+        </w:rPr>
+      </w:pPr>
+      <w:r>
+        <w:rPr>
+          <w:bCs/>
+        </w:rPr>
+        <w:t>save</w:t>
+      </w:r>
+    </w:p>
+    <w:p>
+      <w:pPr>
+        <w:rPr>
+          <w:bCs/>
+        </w:rPr>
+      </w:pPr>
+      <w:proofErr w:type="gramStart"/>
+      <w:r>
+        <w:rPr>
+          <w:bCs/>
+        </w:rPr>
+        <w:t>  PC</w:t>
+      </w:r>
+      <w:proofErr w:type="gramEnd"/>
+      <w:r>
+        <w:rPr>
+          <w:bCs/>
+        </w:rPr>
+        <w:t>2:</w:t>
+      </w:r>
+    </w:p>
+    <w:p>
+      <w:pPr>
+        <w:rPr>
+          <w:bCs/>
+        </w:rPr>
+      </w:pPr>
+      <w:r>
+        <w:rPr>
+          <w:bCs/>
+        </w:rPr>
+        <w:lastRenderedPageBreak/>
+        <w:t>Plaintext</w:t>
+      </w:r>
+    </w:p>
+    <w:p>
+      <w:pPr>
+        <w:rPr>
+          <w:bCs/>
+        </w:rPr>
+      </w:pPr>
+      <w:proofErr w:type="spellStart"/>
+      <w:r>
+        <w:rPr>
+          <w:bCs/>
+        </w:rPr>
+        <w:t>ip</w:t>
+      </w:r>
+      <w:proofErr w:type="spellEnd"/>
+      <w:r>
+        <w:rPr>
+          <w:bCs/>
+        </w:rPr>
+        <w:t xml:space="preserve"> 192.168.1.5 24 192.168.1.1</w:t>
+      </w:r>
+    </w:p>
+    <w:p>
+      <w:pPr>
+        <w:rPr>
+          <w:bCs/>
+        </w:rPr>
+      </w:pPr>
+      <w:r>
+        <w:rPr>
+          <w:bCs/>
+        </w:rPr>
+        <w:t>save</w:t>
+      </w:r>
+    </w:p>
+    <w:p>
+      <w:pPr>
+        <w:rPr>
+          <w:bCs/>
+        </w:rPr>
+      </w:pPr>
+      <w:proofErr w:type="gramStart"/>
+      <w:r>
+        <w:rPr>
+          <w:bCs/>
+        </w:rPr>
+        <w:t>  PC</w:t>
+      </w:r>
+      <w:proofErr w:type="gramEnd"/>
+      <w:r>
+        <w:rPr>
+          <w:bCs/>
+        </w:rPr>
+        <w:t>3:</w:t>
+      </w:r>
+    </w:p>
+    <w:p>
+      <w:pPr>
+        <w:rPr>
+          <w:bCs/>
+        </w:rPr>
+      </w:pPr>
+      <w:r>
+        <w:rPr>
+          <w:bCs/>
+        </w:rPr>
+        <w:t>Plaintext</w:t>
+      </w:r>
+    </w:p>
+    <w:p>
+      <w:pPr>
+        <w:rPr>
+          <w:bCs/>
+        </w:rPr>
+      </w:pPr>
+      <w:proofErr w:type="spellStart"/>
+      <w:r>
+        <w:rPr>
+          <w:bCs/>
+        </w:rPr>
+        <w:t>ip</w:t>
+      </w:r>
+      <w:proofErr w:type="spellEnd"/>
+      <w:r>
+        <w:rPr>
+          <w:bCs/>
+        </w:rPr>
+        <w:t xml:space="preserve"> 192.168.2.5 24 192.168.2.1</w:t>
+      </w:r>
+    </w:p>
+    <w:p>
+      <w:pPr>
+        <w:rPr>
+          <w:bCs/>
+          <w:lang w:val="vi-VN"/>
+        </w:rPr>
+      </w:pPr>
+      <w:r>
+        <w:rPr>
+          <w:bCs/>
+        </w:rPr>
+        <w:t>save</w:t>
+      </w:r>
+    </w:p>
+    <w:p>
+      <w:pPr>
+        <w:rPr>
+          <w:bCs/>
+          <w:lang w:val="vi-VN"/>
+        </w:rPr>
+      </w:pPr>
+      <w:r>
+        <w:rPr>
+          <w:bCs/>
+          <w:lang w:val="vi-VN"/>
+        </w:rPr>
+        <w:t>2/</w:t>
+      </w:r>
+    </w:p>
+    <w:p>
+      <w:pPr>
+        <w:rPr>
+          <w:bCs/>
+          <w:lang w:val="vi-VN"/>
+        </w:rPr>
+      </w:pPr>
+      <w:r>
+        <w:rPr>
+          <w:bCs/>
+        </w:rPr>
+        <w:t xml:space="preserve">pc 1 ping </w:t>
+      </w:r>
+      <w:proofErr w:type="spellStart"/>
+      <w:r>
+        <w:rPr>
+          <w:bCs/>
+        </w:rPr>
+        <w:t>tới</w:t>
+      </w:r>
+      <w:proofErr w:type="spellEnd"/>
+      <w:r>
+        <w:rPr>
+          <w:bCs/>
+          <w:lang w:val="vi-VN"/>
+        </w:rPr>
+        <w:t xml:space="preserve"> pc 3 </w:t>
+      </w:r>
+    </w:p>
+    <w:p>
+      <w:pPr>
+        <w:rPr>
+          <w:bCs/>
+          <w:lang w:val="vi-VN"/>
+        </w:rPr>
+      </w:pPr>
+      <w:r>
+        <w:rPr>
+          <w:bCs/>
+        </w:rPr>
+        <w:drawing>
+          <wp:inline distT="0" distB="0" distL="0" distR="0" wp14:anchorId="26AE0A05" wp14:editId="7561AAC3">
+            <wp:extent cx="5943600" cy="2199005"/>
+            <wp:effectExtent l="0" t="0" r="0" b="0"/>
+            <wp:docPr id="907490921" name="Picture 1"/>
+            <wp:cNvGraphicFramePr>
+              <a:graphicFrameLocks xmlns:a="http://schemas.openxmlformats.org/drawingml/2006/main" noChangeAspect="1"/>
+            </wp:cNvGraphicFramePr>
+            <a:graphic xmlns:a="http://schemas.openxmlformats.org/drawingml/2006/main">
+              <a:graphicData uri="http://schemas.openxmlformats.org/drawingml/2006/picture">
+                <pic:pic xmlns:pic="http://schemas.openxmlformats.org/drawingml/2006/picture">
+                  <pic:nvPicPr>
+                    <pic:cNvPr id="907490921" name=""/>
+                    <pic:cNvPicPr/>
+                  </pic:nvPicPr>
+                  <pic:blipFill>
+                    <a:blip r:embed="rId16"/>
+                    <a:stretch>
+                      <a:fillRect/>
+                    </a:stretch>
+                  </pic:blipFill>
+                  <pic:spPr>
+                    <a:xfrm>
+                      <a:off x="0" y="0"/>
+                      <a:ext cx="5943600" cy="2199005"/>
+                    </a:xfrm>
+                    <a:prstGeom prst="rect">
+                      <a:avLst/>
+                    </a:prstGeom>
+                  </pic:spPr>
+                </pic:pic>
+              </a:graphicData>
+            </a:graphic>
+          </wp:inline>
+        </w:drawing>
+      </w:r>
+    </w:p>
+    <w:p>
+      <w:pPr>
+        <w:rPr>
+          <w:bCs/>
+          <w:lang w:val="vi-VN"/>
+        </w:rPr>
+      </w:pPr>
+      <w:r>
+        <w:rPr>
+          <w:bCs/>
+          <w:lang w:val="vi-VN"/>
+        </w:rPr>
+        <w:t>3/</w:t>
+      </w:r>
+    </w:p>
+    <w:p>
+      <w:pPr>
+        <w:rPr>
+          <w:bCs/>
+        </w:rPr>
+      </w:pPr>
+      <w:proofErr w:type="gramStart"/>
+      <w:r>
+        <w:rPr>
+          <w:bCs/>
+        </w:rPr>
+        <w:t xml:space="preserve">  </w:t>
+      </w:r>
+      <w:proofErr w:type="spellStart"/>
+      <w:r>
+        <w:rPr>
+          <w:bCs/>
+        </w:rPr>
+        <w:t>Chữ</w:t>
+      </w:r>
+      <w:proofErr w:type="spellEnd"/>
+      <w:proofErr w:type="gramEnd"/>
+      <w:r>
+        <w:rPr>
+          <w:bCs/>
+        </w:rPr>
+        <w:t xml:space="preserve"> C (Connected): </w:t>
+      </w:r>
+      <w:proofErr w:type="spellStart"/>
+      <w:r>
+        <w:rPr>
+          <w:bCs/>
+        </w:rPr>
+        <w:t>Đại</w:t>
+      </w:r>
+      <w:proofErr w:type="spellEnd"/>
+      <w:r>
+        <w:rPr>
+          <w:bCs/>
+        </w:rPr>
+        <w:t xml:space="preserve"> </w:t>
+      </w:r>
+      <w:proofErr w:type="spellStart"/>
+      <w:r>
+        <w:rPr>
+          <w:bCs/>
+        </w:rPr>
+        <w:t>diện</w:t>
+      </w:r>
+      <w:proofErr w:type="spellEnd"/>
+      <w:r>
+        <w:rPr>
+          <w:bCs/>
+        </w:rPr>
+        <w:t xml:space="preserve"> </w:t>
+      </w:r>
+      <w:proofErr w:type="spellStart"/>
+      <w:r>
+        <w:rPr>
+          <w:bCs/>
+        </w:rPr>
+        <w:t>cho</w:t>
+      </w:r>
+      <w:proofErr w:type="spellEnd"/>
+      <w:r>
+        <w:rPr>
+          <w:bCs/>
+        </w:rPr>
+        <w:t xml:space="preserve"> </w:t>
+      </w:r>
+      <w:proofErr w:type="spellStart"/>
+      <w:r>
+        <w:rPr>
+          <w:bCs/>
+        </w:rPr>
+        <w:t>các</w:t>
+      </w:r>
+      <w:proofErr w:type="spellEnd"/>
+      <w:r>
+        <w:rPr>
+          <w:bCs/>
+        </w:rPr>
+        <w:t xml:space="preserve"> </w:t>
+      </w:r>
+      <w:proofErr w:type="spellStart"/>
+      <w:r>
+        <w:rPr>
+          <w:bCs/>
+        </w:rPr>
+        <w:t>dải</w:t>
+      </w:r>
+      <w:proofErr w:type="spellEnd"/>
+      <w:r>
+        <w:rPr>
+          <w:bCs/>
+        </w:rPr>
+        <w:t xml:space="preserve"> </w:t>
+      </w:r>
+      <w:proofErr w:type="spellStart"/>
+      <w:r>
+        <w:rPr>
+          <w:bCs/>
+        </w:rPr>
+        <w:t>mạng</w:t>
+      </w:r>
+      <w:proofErr w:type="spellEnd"/>
+      <w:r>
+        <w:rPr>
+          <w:bCs/>
+        </w:rPr>
+        <w:t xml:space="preserve"> </w:t>
+      </w:r>
+      <w:proofErr w:type="spellStart"/>
+      <w:r>
+        <w:rPr>
+          <w:bCs/>
+        </w:rPr>
+        <w:t>được</w:t>
+      </w:r>
+      <w:proofErr w:type="spellEnd"/>
+      <w:r>
+        <w:rPr>
+          <w:bCs/>
+        </w:rPr>
+        <w:t xml:space="preserve"> </w:t>
+      </w:r>
+      <w:proofErr w:type="spellStart"/>
+      <w:r>
+        <w:rPr>
+          <w:bCs/>
+        </w:rPr>
+        <w:t>cắm</w:t>
+      </w:r>
+      <w:proofErr w:type="spellEnd"/>
+      <w:r>
+        <w:rPr>
+          <w:bCs/>
+        </w:rPr>
+        <w:t xml:space="preserve"> </w:t>
+      </w:r>
+      <w:proofErr w:type="spellStart"/>
+      <w:r>
+        <w:rPr>
+          <w:bCs/>
+        </w:rPr>
+        <w:t>dây</w:t>
+      </w:r>
+      <w:proofErr w:type="spellEnd"/>
+      <w:r>
+        <w:rPr>
+          <w:bCs/>
+        </w:rPr>
+        <w:t xml:space="preserve"> </w:t>
+      </w:r>
+      <w:proofErr w:type="spellStart"/>
+      <w:r>
+        <w:rPr>
+          <w:bCs/>
+        </w:rPr>
+        <w:t>trực</w:t>
+      </w:r>
+      <w:proofErr w:type="spellEnd"/>
+      <w:r>
+        <w:rPr>
+          <w:bCs/>
+        </w:rPr>
+        <w:t xml:space="preserve"> </w:t>
+      </w:r>
+      <w:proofErr w:type="spellStart"/>
+      <w:r>
+        <w:rPr>
+          <w:bCs/>
+        </w:rPr>
+        <w:t>tiếp</w:t>
+      </w:r>
+      <w:proofErr w:type="spellEnd"/>
+      <w:r>
+        <w:rPr>
+          <w:bCs/>
+        </w:rPr>
+        <w:t xml:space="preserve"> </w:t>
+      </w:r>
+      <w:proofErr w:type="spellStart"/>
+      <w:r>
+        <w:rPr>
+          <w:bCs/>
+        </w:rPr>
+        <w:t>vào</w:t>
+      </w:r>
+      <w:proofErr w:type="spellEnd"/>
+      <w:r>
+        <w:rPr>
+          <w:bCs/>
+        </w:rPr>
+        <w:t xml:space="preserve"> Router West (</w:t>
+      </w:r>
+      <w:proofErr w:type="spellStart"/>
+      <w:r>
+        <w:rPr>
+          <w:bCs/>
+        </w:rPr>
+        <w:t>ví</w:t>
+      </w:r>
+      <w:proofErr w:type="spellEnd"/>
+      <w:r>
+        <w:rPr>
+          <w:bCs/>
+        </w:rPr>
+        <w:t xml:space="preserve"> </w:t>
+      </w:r>
+      <w:proofErr w:type="spellStart"/>
+      <w:r>
+        <w:rPr>
+          <w:bCs/>
+        </w:rPr>
+        <w:t>dụ</w:t>
+      </w:r>
+      <w:proofErr w:type="spellEnd"/>
+      <w:r>
+        <w:rPr>
+          <w:bCs/>
+        </w:rPr>
+        <w:t xml:space="preserve"> </w:t>
+      </w:r>
+      <w:proofErr w:type="spellStart"/>
+      <w:r>
+        <w:rPr>
+          <w:bCs/>
+        </w:rPr>
+        <w:t>mạng</w:t>
+      </w:r>
+      <w:proofErr w:type="spellEnd"/>
+      <w:r>
+        <w:rPr>
+          <w:bCs/>
+        </w:rPr>
+        <w:t xml:space="preserve"> 192.168.0.0 </w:t>
+      </w:r>
+      <w:proofErr w:type="spellStart"/>
+      <w:r>
+        <w:rPr>
+          <w:bCs/>
+        </w:rPr>
+        <w:t>và</w:t>
+      </w:r>
+      <w:proofErr w:type="spellEnd"/>
+      <w:r>
+        <w:rPr>
+          <w:bCs/>
+        </w:rPr>
+        <w:t xml:space="preserve"> 10.0.0.0).</w:t>
+      </w:r>
+    </w:p>
+    <w:p>
+      <w:pPr>
+        <w:rPr>
+          <w:bCs/>
+        </w:rPr>
+      </w:pPr>
+      <w:proofErr w:type="gramStart"/>
+      <w:r>
+        <w:rPr>
+          <w:bCs/>
+        </w:rPr>
+        <w:t xml:space="preserve">  </w:t>
+      </w:r>
+      <w:proofErr w:type="spellStart"/>
+      <w:r>
+        <w:rPr>
+          <w:bCs/>
+        </w:rPr>
+        <w:t>Chữ</w:t>
+      </w:r>
+      <w:proofErr w:type="spellEnd"/>
+      <w:proofErr w:type="gramEnd"/>
+      <w:r>
+        <w:rPr>
+          <w:bCs/>
+        </w:rPr>
+        <w:t xml:space="preserve"> R (RIP): </w:t>
+      </w:r>
+      <w:proofErr w:type="spellStart"/>
+      <w:r>
+        <w:rPr>
+          <w:bCs/>
+        </w:rPr>
+        <w:t>Đại</w:t>
+      </w:r>
+      <w:proofErr w:type="spellEnd"/>
+      <w:r>
+        <w:rPr>
+          <w:bCs/>
+        </w:rPr>
+        <w:t xml:space="preserve"> </w:t>
+      </w:r>
+      <w:proofErr w:type="spellStart"/>
+      <w:r>
+        <w:rPr>
+          <w:bCs/>
+        </w:rPr>
+        <w:t>diện</w:t>
+      </w:r>
+      <w:proofErr w:type="spellEnd"/>
+      <w:r>
+        <w:rPr>
+          <w:bCs/>
+        </w:rPr>
+        <w:t xml:space="preserve"> </w:t>
+      </w:r>
+      <w:proofErr w:type="spellStart"/>
+      <w:r>
+        <w:rPr>
+          <w:bCs/>
+        </w:rPr>
+        <w:t>cho</w:t>
+      </w:r>
+      <w:proofErr w:type="spellEnd"/>
+      <w:r>
+        <w:rPr>
+          <w:bCs/>
+        </w:rPr>
+        <w:t xml:space="preserve"> </w:t>
+      </w:r>
+      <w:proofErr w:type="spellStart"/>
+      <w:r>
+        <w:rPr>
+          <w:bCs/>
+        </w:rPr>
+        <w:t>các</w:t>
+      </w:r>
+      <w:proofErr w:type="spellEnd"/>
+      <w:r>
+        <w:rPr>
+          <w:bCs/>
+        </w:rPr>
+        <w:t xml:space="preserve"> </w:t>
+      </w:r>
+      <w:proofErr w:type="spellStart"/>
+      <w:r>
+        <w:rPr>
+          <w:bCs/>
+        </w:rPr>
+        <w:t>dải</w:t>
+      </w:r>
+      <w:proofErr w:type="spellEnd"/>
+      <w:r>
+        <w:rPr>
+          <w:bCs/>
+        </w:rPr>
+        <w:t xml:space="preserve"> </w:t>
+      </w:r>
+      <w:proofErr w:type="spellStart"/>
+      <w:r>
+        <w:rPr>
+          <w:bCs/>
+        </w:rPr>
+        <w:t>mạng</w:t>
+      </w:r>
+      <w:proofErr w:type="spellEnd"/>
+      <w:r>
+        <w:rPr>
+          <w:bCs/>
+        </w:rPr>
+        <w:t xml:space="preserve"> ở xa </w:t>
+      </w:r>
+      <w:proofErr w:type="spellStart"/>
+      <w:r>
+        <w:rPr>
+          <w:bCs/>
+        </w:rPr>
+        <w:t>mà</w:t>
+      </w:r>
+      <w:proofErr w:type="spellEnd"/>
+      <w:r>
+        <w:rPr>
+          <w:bCs/>
+        </w:rPr>
+        <w:t xml:space="preserve"> Router West </w:t>
+      </w:r>
+      <w:proofErr w:type="spellStart"/>
+      <w:r>
+        <w:rPr>
+          <w:bCs/>
+        </w:rPr>
+        <w:t>tự</w:t>
+      </w:r>
+      <w:proofErr w:type="spellEnd"/>
+      <w:r>
+        <w:rPr>
+          <w:bCs/>
+        </w:rPr>
+        <w:t xml:space="preserve"> </w:t>
+      </w:r>
+      <w:proofErr w:type="spellStart"/>
+      <w:r>
+        <w:rPr>
+          <w:bCs/>
+        </w:rPr>
+        <w:t>động</w:t>
+      </w:r>
+      <w:proofErr w:type="spellEnd"/>
+      <w:r>
+        <w:rPr>
+          <w:bCs/>
+        </w:rPr>
+        <w:t xml:space="preserve"> </w:t>
+      </w:r>
+      <w:proofErr w:type="spellStart"/>
+      <w:r>
+        <w:rPr>
+          <w:bCs/>
+        </w:rPr>
+        <w:t>học</w:t>
+      </w:r>
+      <w:proofErr w:type="spellEnd"/>
+      <w:r>
+        <w:rPr>
+          <w:bCs/>
+        </w:rPr>
+        <w:t xml:space="preserve"> </w:t>
+      </w:r>
+      <w:proofErr w:type="spellStart"/>
+      <w:r>
+        <w:rPr>
+          <w:bCs/>
+        </w:rPr>
+        <w:t>được</w:t>
+      </w:r>
+      <w:proofErr w:type="spellEnd"/>
+      <w:r>
+        <w:rPr>
+          <w:bCs/>
+        </w:rPr>
+        <w:t xml:space="preserve"> </w:t>
+      </w:r>
+      <w:proofErr w:type="spellStart"/>
+      <w:r>
+        <w:rPr>
+          <w:bCs/>
+        </w:rPr>
+        <w:t>từ</w:t>
+      </w:r>
+      <w:proofErr w:type="spellEnd"/>
+      <w:r>
+        <w:rPr>
+          <w:bCs/>
+        </w:rPr>
+        <w:t xml:space="preserve"> </w:t>
+      </w:r>
+      <w:proofErr w:type="spellStart"/>
+      <w:r>
+        <w:rPr>
+          <w:bCs/>
+        </w:rPr>
+        <w:t>các</w:t>
+      </w:r>
+      <w:proofErr w:type="spellEnd"/>
+      <w:r>
+        <w:rPr>
+          <w:bCs/>
+        </w:rPr>
+        <w:t xml:space="preserve"> Router </w:t>
+      </w:r>
+      <w:proofErr w:type="spellStart"/>
+      <w:r>
+        <w:rPr>
+          <w:bCs/>
+        </w:rPr>
+        <w:t>khác</w:t>
+      </w:r>
+      <w:proofErr w:type="spellEnd"/>
+      <w:r>
+        <w:rPr>
+          <w:bCs/>
+        </w:rPr>
+        <w:t xml:space="preserve"> </w:t>
+      </w:r>
+      <w:proofErr w:type="spellStart"/>
+      <w:r>
+        <w:rPr>
+          <w:bCs/>
+        </w:rPr>
+        <w:t>thông</w:t>
+      </w:r>
+      <w:proofErr w:type="spellEnd"/>
+      <w:r>
+        <w:rPr>
+          <w:bCs/>
+        </w:rPr>
+        <w:t xml:space="preserve"> qua </w:t>
+      </w:r>
+      <w:proofErr w:type="spellStart"/>
+      <w:r>
+        <w:rPr>
+          <w:bCs/>
+        </w:rPr>
+        <w:t>giao</w:t>
+      </w:r>
+      <w:proofErr w:type="spellEnd"/>
+      <w:r>
+        <w:rPr>
+          <w:bCs/>
+        </w:rPr>
+        <w:t xml:space="preserve"> </w:t>
+      </w:r>
+      <w:proofErr w:type="spellStart"/>
+      <w:r>
+        <w:rPr>
+          <w:bCs/>
+        </w:rPr>
+        <w:t>thức</w:t>
+      </w:r>
+      <w:proofErr w:type="spellEnd"/>
+      <w:r>
+        <w:rPr>
+          <w:bCs/>
+        </w:rPr>
+        <w:t xml:space="preserve"> </w:t>
+      </w:r>
+      <w:proofErr w:type="spellStart"/>
+      <w:r>
+        <w:rPr>
+          <w:bCs/>
+        </w:rPr>
+        <w:t>định</w:t>
+      </w:r>
+      <w:proofErr w:type="spellEnd"/>
+      <w:r>
+        <w:rPr>
+          <w:bCs/>
+        </w:rPr>
+        <w:t xml:space="preserve"> </w:t>
+      </w:r>
+      <w:proofErr w:type="spellStart"/>
+      <w:r>
+        <w:rPr>
+          <w:bCs/>
+        </w:rPr>
+        <w:t>tuyến</w:t>
+      </w:r>
+      <w:proofErr w:type="spellEnd"/>
+      <w:r>
+        <w:rPr>
+          <w:bCs/>
+        </w:rPr>
+        <w:t xml:space="preserve"> RIP (</w:t>
+      </w:r>
+      <w:proofErr w:type="spellStart"/>
+      <w:r>
+        <w:rPr>
+          <w:bCs/>
+        </w:rPr>
+        <w:t>ví</w:t>
+      </w:r>
+      <w:proofErr w:type="spellEnd"/>
+      <w:r>
+        <w:rPr>
+          <w:bCs/>
+        </w:rPr>
+        <w:t xml:space="preserve"> </w:t>
+      </w:r>
+      <w:proofErr w:type="spellStart"/>
+      <w:r>
+        <w:rPr>
+          <w:bCs/>
+        </w:rPr>
+        <w:t>dụ</w:t>
+      </w:r>
+      <w:proofErr w:type="spellEnd"/>
+      <w:r>
+        <w:rPr>
+          <w:bCs/>
+        </w:rPr>
+        <w:t xml:space="preserve"> </w:t>
+      </w:r>
+      <w:proofErr w:type="spellStart"/>
+      <w:r>
+        <w:rPr>
+          <w:bCs/>
+        </w:rPr>
+        <w:t>mạng</w:t>
+      </w:r>
+      <w:proofErr w:type="spellEnd"/>
+      <w:r>
+        <w:rPr>
+          <w:bCs/>
+        </w:rPr>
+        <w:t xml:space="preserve"> 192.168.1.0 </w:t>
+      </w:r>
+      <w:proofErr w:type="spellStart"/>
+      <w:r>
+        <w:rPr>
+          <w:bCs/>
+        </w:rPr>
+        <w:t>hoặc</w:t>
+      </w:r>
+      <w:proofErr w:type="spellEnd"/>
+      <w:r>
+        <w:rPr>
+          <w:bCs/>
+        </w:rPr>
+        <w:t xml:space="preserve"> 192.168.2.0).</w:t>
+      </w:r>
+    </w:p>
+    <w:p>
+      <w:pPr>
+        <w:rPr>
+          <w:bCs/>
+        </w:rPr>
+      </w:pPr>
+      <w:proofErr w:type="gramStart"/>
+      <w:r>
+        <w:rPr>
+          <w:bCs/>
+        </w:rPr>
+        <w:t xml:space="preserve">  </w:t>
+      </w:r>
+      <w:proofErr w:type="spellStart"/>
+      <w:r>
+        <w:rPr>
+          <w:bCs/>
+        </w:rPr>
+        <w:t>Cụm</w:t>
+      </w:r>
+      <w:proofErr w:type="spellEnd"/>
+      <w:proofErr w:type="gramEnd"/>
+      <w:r>
+        <w:rPr>
+          <w:bCs/>
+        </w:rPr>
+        <w:t xml:space="preserve"> </w:t>
+      </w:r>
+      <w:proofErr w:type="spellStart"/>
+      <w:r>
+        <w:rPr>
+          <w:bCs/>
+        </w:rPr>
+        <w:t>số</w:t>
+      </w:r>
+      <w:proofErr w:type="spellEnd"/>
+      <w:r>
+        <w:rPr>
+          <w:bCs/>
+        </w:rPr>
+        <w:t xml:space="preserve"> [120/1] </w:t>
+      </w:r>
+      <w:proofErr w:type="spellStart"/>
+      <w:r>
+        <w:rPr>
+          <w:bCs/>
+        </w:rPr>
+        <w:t>hoặc</w:t>
+      </w:r>
+      <w:proofErr w:type="spellEnd"/>
+      <w:r>
+        <w:rPr>
+          <w:bCs/>
+        </w:rPr>
+        <w:t xml:space="preserve"> [120/2]:</w:t>
+      </w:r>
+    </w:p>
+    <w:p>
+      <w:pPr>
+        <w:numPr>
+          <w:ilvl w:val="0"/>
+          <w:numId w:val="2"/>
+        </w:numPr>
+        <w:rPr>
+          <w:bCs/>
+        </w:rPr>
+      </w:pPr>
+      <w:r>
+        <w:rPr>
+          <w:bCs/>
+        </w:rPr>
+        <w:t xml:space="preserve">120: </w:t>
+      </w:r>
+      <w:proofErr w:type="spellStart"/>
+      <w:r>
+        <w:rPr>
+          <w:bCs/>
+        </w:rPr>
+        <w:t>Là</w:t>
+      </w:r>
+      <w:proofErr w:type="spellEnd"/>
+      <w:r>
+        <w:rPr>
+          <w:bCs/>
+        </w:rPr>
+        <w:t xml:space="preserve"> </w:t>
+      </w:r>
+      <w:proofErr w:type="spellStart"/>
+      <w:r>
+        <w:rPr>
+          <w:bCs/>
+        </w:rPr>
+        <w:t>độ</w:t>
+      </w:r>
+      <w:proofErr w:type="spellEnd"/>
+      <w:r>
+        <w:rPr>
+          <w:bCs/>
+        </w:rPr>
+        <w:t xml:space="preserve"> </w:t>
+      </w:r>
+      <w:proofErr w:type="spellStart"/>
+      <w:r>
+        <w:rPr>
+          <w:bCs/>
+        </w:rPr>
+        <w:t>ưu</w:t>
+      </w:r>
+      <w:proofErr w:type="spellEnd"/>
+      <w:r>
+        <w:rPr>
+          <w:bCs/>
+        </w:rPr>
+        <w:t xml:space="preserve"> </w:t>
+      </w:r>
+      <w:proofErr w:type="spellStart"/>
+      <w:r>
+        <w:rPr>
+          <w:bCs/>
+        </w:rPr>
+        <w:t>tiên</w:t>
+      </w:r>
+      <w:proofErr w:type="spellEnd"/>
+      <w:r>
+        <w:rPr>
+          <w:bCs/>
+        </w:rPr>
+        <w:t xml:space="preserve"> (Administrative Distance) </w:t>
+      </w:r>
+      <w:proofErr w:type="spellStart"/>
+      <w:r>
+        <w:rPr>
+          <w:bCs/>
+        </w:rPr>
+        <w:t>mặc</w:t>
+      </w:r>
+      <w:proofErr w:type="spellEnd"/>
+      <w:r>
+        <w:rPr>
+          <w:bCs/>
+        </w:rPr>
+        <w:t xml:space="preserve"> </w:t>
+      </w:r>
+      <w:proofErr w:type="spellStart"/>
+      <w:r>
+        <w:rPr>
+          <w:bCs/>
+        </w:rPr>
+        <w:t>định</w:t>
+      </w:r>
+      <w:proofErr w:type="spellEnd"/>
+      <w:r>
+        <w:rPr>
+          <w:bCs/>
+        </w:rPr>
+        <w:t xml:space="preserve"> </w:t>
+      </w:r>
+      <w:proofErr w:type="spellStart"/>
+      <w:r>
+        <w:rPr>
+          <w:bCs/>
+        </w:rPr>
+        <w:t>của</w:t>
+      </w:r>
+      <w:proofErr w:type="spellEnd"/>
+      <w:r>
+        <w:rPr>
+          <w:bCs/>
+        </w:rPr>
+        <w:t xml:space="preserve"> </w:t>
+      </w:r>
+      <w:proofErr w:type="spellStart"/>
+      <w:r>
+        <w:rPr>
+          <w:bCs/>
+        </w:rPr>
+        <w:t>giao</w:t>
+      </w:r>
+      <w:proofErr w:type="spellEnd"/>
+      <w:r>
+        <w:rPr>
+          <w:bCs/>
+        </w:rPr>
+        <w:t xml:space="preserve"> </w:t>
+      </w:r>
+      <w:proofErr w:type="spellStart"/>
+      <w:r>
+        <w:rPr>
+          <w:bCs/>
+        </w:rPr>
+        <w:t>thức</w:t>
+      </w:r>
+      <w:proofErr w:type="spellEnd"/>
+      <w:r>
+        <w:rPr>
+          <w:bCs/>
+        </w:rPr>
+        <w:t xml:space="preserve"> RIP.</w:t>
+      </w:r>
+    </w:p>
+    <w:p>
+      <w:pPr>
+        <w:numPr>
+          <w:ilvl w:val="0"/>
+          <w:numId w:val="2"/>
+        </w:numPr>
+        <w:rPr>
+          <w:bCs/>
+        </w:rPr>
+      </w:pPr>
+      <w:r>
+        <w:rPr>
+          <w:bCs/>
+        </w:rPr>
+        <w:t xml:space="preserve">1 </w:t>
+      </w:r>
+      <w:proofErr w:type="spellStart"/>
+      <w:r>
+        <w:rPr>
+          <w:bCs/>
+        </w:rPr>
+        <w:t>hoặc</w:t>
+      </w:r>
+      <w:proofErr w:type="spellEnd"/>
+      <w:r>
+        <w:rPr>
+          <w:bCs/>
+        </w:rPr>
+        <w:t xml:space="preserve"> 2: </w:t>
+      </w:r>
+      <w:proofErr w:type="spellStart"/>
+      <w:r>
+        <w:rPr>
+          <w:bCs/>
+        </w:rPr>
+        <w:t>Là</w:t>
+      </w:r>
+      <w:proofErr w:type="spellEnd"/>
+      <w:r>
+        <w:rPr>
+          <w:bCs/>
+        </w:rPr>
+        <w:t xml:space="preserve"> </w:t>
+      </w:r>
+      <w:proofErr w:type="spellStart"/>
+      <w:r>
+        <w:rPr>
+          <w:bCs/>
+        </w:rPr>
+        <w:t>số</w:t>
+      </w:r>
+      <w:proofErr w:type="spellEnd"/>
+      <w:r>
+        <w:rPr>
+          <w:bCs/>
+        </w:rPr>
+        <w:t xml:space="preserve"> </w:t>
+      </w:r>
+      <w:proofErr w:type="spellStart"/>
+      <w:r>
+        <w:rPr>
+          <w:bCs/>
+        </w:rPr>
+        <w:t>bước</w:t>
+      </w:r>
+      <w:proofErr w:type="spellEnd"/>
+      <w:r>
+        <w:rPr>
+          <w:bCs/>
+        </w:rPr>
+        <w:t xml:space="preserve"> </w:t>
+      </w:r>
+      <w:proofErr w:type="spellStart"/>
+      <w:r>
+        <w:rPr>
+          <w:bCs/>
+        </w:rPr>
+        <w:t>nhảy</w:t>
+      </w:r>
+      <w:proofErr w:type="spellEnd"/>
+      <w:r>
+        <w:rPr>
+          <w:bCs/>
+        </w:rPr>
+        <w:t xml:space="preserve"> (Hop count). </w:t>
+      </w:r>
+      <w:proofErr w:type="spellStart"/>
+      <w:r>
+        <w:rPr>
+          <w:bCs/>
+        </w:rPr>
+        <w:t>Ví</w:t>
+      </w:r>
+      <w:proofErr w:type="spellEnd"/>
+      <w:r>
+        <w:rPr>
+          <w:bCs/>
+        </w:rPr>
+        <w:t xml:space="preserve"> </w:t>
+      </w:r>
+      <w:proofErr w:type="spellStart"/>
+      <w:r>
+        <w:rPr>
+          <w:bCs/>
+        </w:rPr>
+        <w:t>dụ</w:t>
+      </w:r>
+      <w:proofErr w:type="spellEnd"/>
+      <w:r>
+        <w:rPr>
+          <w:bCs/>
+        </w:rPr>
+        <w:t xml:space="preserve"> 1 </w:t>
+      </w:r>
+      <w:proofErr w:type="spellStart"/>
+      <w:r>
+        <w:rPr>
+          <w:bCs/>
+        </w:rPr>
+        <w:t>nghĩa</w:t>
+      </w:r>
+      <w:proofErr w:type="spellEnd"/>
+      <w:r>
+        <w:rPr>
+          <w:bCs/>
+        </w:rPr>
+        <w:t xml:space="preserve"> </w:t>
+      </w:r>
+      <w:proofErr w:type="spellStart"/>
+      <w:r>
+        <w:rPr>
+          <w:bCs/>
+        </w:rPr>
+        <w:t>là</w:t>
+      </w:r>
+      <w:proofErr w:type="spellEnd"/>
+      <w:r>
+        <w:rPr>
+          <w:bCs/>
+        </w:rPr>
+        <w:t xml:space="preserve"> </w:t>
+      </w:r>
+      <w:proofErr w:type="spellStart"/>
+      <w:r>
+        <w:rPr>
+          <w:bCs/>
+        </w:rPr>
+        <w:t>gói</w:t>
+      </w:r>
+      <w:proofErr w:type="spellEnd"/>
+      <w:r>
+        <w:rPr>
+          <w:bCs/>
+        </w:rPr>
+        <w:t xml:space="preserve"> tin </w:t>
+      </w:r>
+      <w:proofErr w:type="spellStart"/>
+      <w:r>
+        <w:rPr>
+          <w:bCs/>
+        </w:rPr>
+        <w:t>phải</w:t>
+      </w:r>
+      <w:proofErr w:type="spellEnd"/>
+      <w:r>
+        <w:rPr>
+          <w:bCs/>
+        </w:rPr>
+        <w:t xml:space="preserve"> </w:t>
+      </w:r>
+      <w:proofErr w:type="spellStart"/>
+      <w:r>
+        <w:rPr>
+          <w:bCs/>
+        </w:rPr>
+        <w:t>nhảy</w:t>
+      </w:r>
+      <w:proofErr w:type="spellEnd"/>
+      <w:r>
+        <w:rPr>
+          <w:bCs/>
+        </w:rPr>
+        <w:t xml:space="preserve"> qua 1 Router </w:t>
+      </w:r>
+      <w:proofErr w:type="spellStart"/>
+      <w:r>
+        <w:rPr>
+          <w:bCs/>
+        </w:rPr>
+        <w:t>nữa</w:t>
+      </w:r>
+      <w:proofErr w:type="spellEnd"/>
+      <w:r>
+        <w:rPr>
+          <w:bCs/>
+        </w:rPr>
+        <w:t xml:space="preserve"> </w:t>
+      </w:r>
+      <w:proofErr w:type="spellStart"/>
+      <w:r>
+        <w:rPr>
+          <w:bCs/>
+        </w:rPr>
+        <w:t>mới</w:t>
+      </w:r>
+      <w:proofErr w:type="spellEnd"/>
+      <w:r>
+        <w:rPr>
+          <w:bCs/>
+        </w:rPr>
+        <w:t xml:space="preserve"> </w:t>
+      </w:r>
+      <w:proofErr w:type="spellStart"/>
+      <w:r>
+        <w:rPr>
+          <w:bCs/>
+        </w:rPr>
+        <w:t>đến</w:t>
+      </w:r>
+      <w:proofErr w:type="spellEnd"/>
+      <w:r>
+        <w:rPr>
+          <w:bCs/>
+        </w:rPr>
+        <w:t xml:space="preserve"> </w:t>
+      </w:r>
+      <w:proofErr w:type="spellStart"/>
+      <w:r>
+        <w:rPr>
+          <w:bCs/>
+        </w:rPr>
+        <w:t>được</w:t>
+      </w:r>
+      <w:proofErr w:type="spellEnd"/>
+      <w:r>
+        <w:rPr>
+          <w:bCs/>
+        </w:rPr>
+        <w:t xml:space="preserve"> </w:t>
+      </w:r>
+      <w:proofErr w:type="spellStart"/>
+      <w:r>
+        <w:rPr>
+          <w:bCs/>
+        </w:rPr>
+        <w:t>mạng</w:t>
+      </w:r>
+      <w:proofErr w:type="spellEnd"/>
+      <w:r>
+        <w:rPr>
+          <w:bCs/>
+        </w:rPr>
+        <w:t xml:space="preserve"> </w:t>
+      </w:r>
+      <w:proofErr w:type="spellStart"/>
+      <w:r>
+        <w:rPr>
+          <w:bCs/>
+        </w:rPr>
+        <w:t>đích</w:t>
+      </w:r>
+      <w:proofErr w:type="spellEnd"/>
+      <w:r>
+        <w:rPr>
+          <w:bCs/>
+        </w:rPr>
+        <w:t>.</w:t>
+      </w:r>
+    </w:p>
+    <w:p>
+      <w:pPr>
+        <w:rPr>
+          <w:bCs/>
+        </w:rPr>
+      </w:pPr>
+      <w:proofErr w:type="gramStart"/>
+      <w:r>
+        <w:rPr>
+          <w:bCs/>
+        </w:rPr>
+        <w:t>  via</w:t>
+      </w:r>
+      <w:proofErr w:type="gramEnd"/>
+      <w:r>
+        <w:rPr>
+          <w:bCs/>
+        </w:rPr>
+        <w:t xml:space="preserve"> [IP]: </w:t>
+      </w:r>
+      <w:proofErr w:type="spellStart"/>
+      <w:r>
+        <w:rPr>
+          <w:bCs/>
+        </w:rPr>
+        <w:t>Là</w:t>
+      </w:r>
+      <w:proofErr w:type="spellEnd"/>
+      <w:r>
+        <w:rPr>
+          <w:bCs/>
+        </w:rPr>
+        <w:t xml:space="preserve"> </w:t>
+      </w:r>
+      <w:proofErr w:type="spellStart"/>
+      <w:r>
+        <w:rPr>
+          <w:bCs/>
+        </w:rPr>
+        <w:t>địa</w:t>
+      </w:r>
+      <w:proofErr w:type="spellEnd"/>
+      <w:r>
+        <w:rPr>
+          <w:bCs/>
+        </w:rPr>
+        <w:t xml:space="preserve"> </w:t>
+      </w:r>
+      <w:proofErr w:type="spellStart"/>
+      <w:r>
+        <w:rPr>
+          <w:bCs/>
+        </w:rPr>
+        <w:t>chỉ</w:t>
+      </w:r>
+      <w:proofErr w:type="spellEnd"/>
+      <w:r>
+        <w:rPr>
+          <w:bCs/>
+        </w:rPr>
+        <w:t xml:space="preserve"> IP </w:t>
+      </w:r>
+      <w:proofErr w:type="spellStart"/>
+      <w:r>
+        <w:rPr>
+          <w:bCs/>
+        </w:rPr>
+        <w:t>của</w:t>
+      </w:r>
+      <w:proofErr w:type="spellEnd"/>
+      <w:r>
+        <w:rPr>
+          <w:bCs/>
+        </w:rPr>
+        <w:t xml:space="preserve"> </w:t>
+      </w:r>
+      <w:proofErr w:type="spellStart"/>
+      <w:r>
+        <w:rPr>
+          <w:bCs/>
+        </w:rPr>
+        <w:t>trạm</w:t>
+      </w:r>
+      <w:proofErr w:type="spellEnd"/>
+      <w:r>
+        <w:rPr>
+          <w:bCs/>
+        </w:rPr>
+        <w:t xml:space="preserve"> </w:t>
+      </w:r>
+      <w:proofErr w:type="spellStart"/>
+      <w:r>
+        <w:rPr>
+          <w:bCs/>
+        </w:rPr>
+        <w:t>kế</w:t>
+      </w:r>
+      <w:proofErr w:type="spellEnd"/>
+      <w:r>
+        <w:rPr>
+          <w:bCs/>
+        </w:rPr>
+        <w:t xml:space="preserve"> </w:t>
+      </w:r>
+      <w:proofErr w:type="spellStart"/>
+      <w:r>
+        <w:rPr>
+          <w:bCs/>
+        </w:rPr>
+        <w:t>tiếp</w:t>
+      </w:r>
+      <w:proofErr w:type="spellEnd"/>
+      <w:r>
+        <w:rPr>
+          <w:bCs/>
+        </w:rPr>
+        <w:t xml:space="preserve"> (Next-hop) </w:t>
+      </w:r>
+      <w:proofErr w:type="spellStart"/>
+      <w:r>
+        <w:rPr>
+          <w:bCs/>
+        </w:rPr>
+        <w:t>mà</w:t>
+      </w:r>
+      <w:proofErr w:type="spellEnd"/>
+      <w:r>
+        <w:rPr>
+          <w:bCs/>
+        </w:rPr>
+        <w:t xml:space="preserve"> Router West </w:t>
+      </w:r>
+      <w:proofErr w:type="spellStart"/>
+      <w:r>
+        <w:rPr>
+          <w:bCs/>
+        </w:rPr>
+        <w:t>sẽ</w:t>
+      </w:r>
+      <w:proofErr w:type="spellEnd"/>
+      <w:r>
+        <w:rPr>
+          <w:bCs/>
+        </w:rPr>
+        <w:t xml:space="preserve"> </w:t>
+      </w:r>
+      <w:proofErr w:type="spellStart"/>
+      <w:r>
+        <w:rPr>
+          <w:bCs/>
+        </w:rPr>
+        <w:t>ném</w:t>
+      </w:r>
+      <w:proofErr w:type="spellEnd"/>
+      <w:r>
+        <w:rPr>
+          <w:bCs/>
+        </w:rPr>
+        <w:t xml:space="preserve"> </w:t>
+      </w:r>
+      <w:proofErr w:type="spellStart"/>
+      <w:r>
+        <w:rPr>
+          <w:bCs/>
+        </w:rPr>
+        <w:t>gói</w:t>
+      </w:r>
+      <w:proofErr w:type="spellEnd"/>
+      <w:r>
+        <w:rPr>
+          <w:bCs/>
+        </w:rPr>
+        <w:t xml:space="preserve"> tin sang.</w:t>
+      </w:r>
+    </w:p>
+    <w:p>
+      <w:pPr>
+        <w:rPr>
+          <w:bCs/>
+          <w:lang w:val="vi-VN"/>
+        </w:rPr>
+      </w:pPr>
+    </w:p>
+    <w:p>
+      <w:pPr>
+        <w:rPr>
+          <w:bCs/>
+          <w:lang w:val="vi-VN"/>
+        </w:rPr>
+      </w:pPr>
+      <w:r>
+        <w:rPr>
+          <w:bCs/>
+        </w:rPr>
+        <w:lastRenderedPageBreak/>
+        <w:drawing>
+          <wp:inline distT="0" distB="0" distL="0" distR="0" wp14:anchorId="0C6857A8" wp14:editId="720818E9">
+            <wp:extent cx="5943600" cy="3773805"/>
+            <wp:effectExtent l="0" t="0" r="0" b="0"/>
+            <wp:docPr id="1086177480" name="Picture 1"/>
+            <wp:cNvGraphicFramePr>
+              <a:graphicFrameLocks xmlns:a="http://schemas.openxmlformats.org/drawingml/2006/main" noChangeAspect="1"/>
+            </wp:cNvGraphicFramePr>
+            <a:graphic xmlns:a="http://schemas.openxmlformats.org/drawingml/2006/main">
+              <a:graphicData uri="http://schemas.openxmlformats.org/drawingml/2006/picture">
+                <pic:pic xmlns:pic="http://schemas.openxmlformats.org/drawingml/2006/picture">
+                  <pic:nvPicPr>
+                    <pic:cNvPr id="1086177480" name=""/>
+                    <pic:cNvPicPr/>
+                  </pic:nvPicPr>
+                  <pic:blipFill>
+                    <a:blip r:embed="rId17"/>
+                    <a:stretch>
+                      <a:fillRect/>
+                    </a:stretch>
+                  </pic:blipFill>
+                  <pic:spPr>
+                    <a:xfrm>
+                      <a:off x="0" y="0"/>
+                      <a:ext cx="5943600" cy="3773805"/>
+                    </a:xfrm>
+                    <a:prstGeom prst="rect">
+                      <a:avLst/>
+                    </a:prstGeom>
+                  </pic:spPr>
+                </pic:pic>
+              </a:graphicData>
+            </a:graphic>
+          </wp:inline>
+        </w:drawing>
+      </w:r>
+    </w:p>
+    <w:p>
+      <w:pPr>
+        <w:rPr>
+          <w:bCs/>
+        </w:rPr>
+      </w:pPr>
+      <w:r>
+        <w:rPr>
+          <w:bCs/>
+          <w:lang w:val="vi-VN"/>
+        </w:rPr>
+        <w:t>4/</w:t>
+      </w:r>
+      <w:r>
+        <w:rPr>
+          <w:bCs/>
+        </w:rPr>
+        <w:t xml:space="preserve">  </w:t>
+      </w:r>
+      <w:proofErr w:type="spellStart"/>
+      <w:r>
+        <w:rPr>
+          <w:bCs/>
+        </w:rPr>
+        <w:t>Chặng</w:t>
+      </w:r>
+      <w:proofErr w:type="spellEnd"/>
+      <w:r>
+        <w:rPr>
+          <w:bCs/>
+        </w:rPr>
+        <w:t xml:space="preserve"> 1 (192.168.0.1): </w:t>
+      </w:r>
+      <w:proofErr w:type="spellStart"/>
+      <w:r>
+        <w:rPr>
+          <w:bCs/>
+        </w:rPr>
+        <w:t>Gói</w:t>
+      </w:r>
+      <w:proofErr w:type="spellEnd"/>
+      <w:r>
+        <w:rPr>
+          <w:bCs/>
+        </w:rPr>
+        <w:t xml:space="preserve"> tin </w:t>
+      </w:r>
+      <w:proofErr w:type="spellStart"/>
+      <w:r>
+        <w:rPr>
+          <w:bCs/>
+        </w:rPr>
+        <w:t>đi</w:t>
+      </w:r>
+      <w:proofErr w:type="spellEnd"/>
+      <w:r>
+        <w:rPr>
+          <w:bCs/>
+        </w:rPr>
+        <w:t xml:space="preserve"> </w:t>
+      </w:r>
+      <w:proofErr w:type="spellStart"/>
+      <w:r>
+        <w:rPr>
+          <w:bCs/>
+        </w:rPr>
+        <w:t>từ</w:t>
+      </w:r>
+      <w:proofErr w:type="spellEnd"/>
+      <w:r>
+        <w:rPr>
+          <w:bCs/>
+        </w:rPr>
+        <w:t xml:space="preserve"> PC1 </w:t>
+      </w:r>
+      <w:proofErr w:type="spellStart"/>
+      <w:r>
+        <w:rPr>
+          <w:bCs/>
+        </w:rPr>
+        <w:t>lên</w:t>
+      </w:r>
+      <w:proofErr w:type="spellEnd"/>
+      <w:r>
+        <w:rPr>
+          <w:bCs/>
+        </w:rPr>
+        <w:t xml:space="preserve"> </w:t>
+      </w:r>
+      <w:proofErr w:type="spellStart"/>
+      <w:r>
+        <w:rPr>
+          <w:bCs/>
+        </w:rPr>
+        <w:t>cổng</w:t>
+      </w:r>
+      <w:proofErr w:type="spellEnd"/>
+      <w:r>
+        <w:rPr>
+          <w:bCs/>
+        </w:rPr>
+        <w:t xml:space="preserve"> Gateway </w:t>
+      </w:r>
+      <w:proofErr w:type="spellStart"/>
+      <w:r>
+        <w:rPr>
+          <w:bCs/>
+        </w:rPr>
+        <w:t>của</w:t>
+      </w:r>
+      <w:proofErr w:type="spellEnd"/>
+      <w:r>
+        <w:rPr>
+          <w:bCs/>
+        </w:rPr>
+        <w:t xml:space="preserve"> Router West.</w:t>
+      </w:r>
+    </w:p>
+    <w:p>
+      <w:pPr>
+        <w:rPr>
+          <w:bCs/>
+        </w:rPr>
+      </w:pPr>
+      <w:proofErr w:type="gramStart"/>
+      <w:r>
+        <w:rPr>
+          <w:bCs/>
+        </w:rPr>
+        <w:t xml:space="preserve">  </w:t>
+      </w:r>
+      <w:proofErr w:type="spellStart"/>
+      <w:r>
+        <w:rPr>
+          <w:bCs/>
+        </w:rPr>
+        <w:t>Chặng</w:t>
+      </w:r>
+      <w:proofErr w:type="spellEnd"/>
+      <w:proofErr w:type="gramEnd"/>
+      <w:r>
+        <w:rPr>
+          <w:bCs/>
+        </w:rPr>
+        <w:t xml:space="preserve"> 2 (10.0.0.2): Router West </w:t>
+      </w:r>
+      <w:proofErr w:type="spellStart"/>
+      <w:r>
+        <w:rPr>
+          <w:bCs/>
+        </w:rPr>
+        <w:t>chuyển</w:t>
+      </w:r>
+      <w:proofErr w:type="spellEnd"/>
+      <w:r>
+        <w:rPr>
+          <w:bCs/>
+        </w:rPr>
+        <w:t xml:space="preserve"> </w:t>
+      </w:r>
+      <w:proofErr w:type="spellStart"/>
+      <w:r>
+        <w:rPr>
+          <w:bCs/>
+        </w:rPr>
+        <w:t>tiếp</w:t>
+      </w:r>
+      <w:proofErr w:type="spellEnd"/>
+      <w:r>
+        <w:rPr>
+          <w:bCs/>
+        </w:rPr>
+        <w:t xml:space="preserve"> </w:t>
+      </w:r>
+      <w:proofErr w:type="spellStart"/>
+      <w:r>
+        <w:rPr>
+          <w:bCs/>
+        </w:rPr>
+        <w:t>gói</w:t>
+      </w:r>
+      <w:proofErr w:type="spellEnd"/>
+      <w:r>
+        <w:rPr>
+          <w:bCs/>
+        </w:rPr>
+        <w:t xml:space="preserve"> tin sang Router Central.</w:t>
+      </w:r>
+    </w:p>
+    <w:p>
+      <w:pPr>
+        <w:rPr>
+          <w:bCs/>
+        </w:rPr>
+      </w:pPr>
+      <w:proofErr w:type="gramStart"/>
+      <w:r>
+        <w:rPr>
+          <w:bCs/>
+        </w:rPr>
+        <w:t xml:space="preserve">  </w:t>
+      </w:r>
+      <w:proofErr w:type="spellStart"/>
+      <w:r>
+        <w:rPr>
+          <w:bCs/>
+        </w:rPr>
+        <w:t>Chặng</w:t>
+      </w:r>
+      <w:proofErr w:type="spellEnd"/>
+      <w:proofErr w:type="gramEnd"/>
+      <w:r>
+        <w:rPr>
+          <w:bCs/>
+        </w:rPr>
+        <w:t xml:space="preserve"> 3 (10.0.1.2): Router Central </w:t>
+      </w:r>
+      <w:proofErr w:type="spellStart"/>
+      <w:r>
+        <w:rPr>
+          <w:bCs/>
+        </w:rPr>
+        <w:t>chuyển</w:t>
+      </w:r>
+      <w:proofErr w:type="spellEnd"/>
+      <w:r>
+        <w:rPr>
+          <w:bCs/>
+        </w:rPr>
+        <w:t xml:space="preserve"> </w:t>
+      </w:r>
+      <w:proofErr w:type="spellStart"/>
+      <w:r>
+        <w:rPr>
+          <w:bCs/>
+        </w:rPr>
+        <w:t>tiếp</w:t>
+      </w:r>
+      <w:proofErr w:type="spellEnd"/>
+      <w:r>
+        <w:rPr>
+          <w:bCs/>
+        </w:rPr>
+        <w:t xml:space="preserve"> </w:t>
+      </w:r>
+      <w:proofErr w:type="spellStart"/>
+      <w:r>
+        <w:rPr>
+          <w:bCs/>
+        </w:rPr>
+        <w:t>gói</w:t>
+      </w:r>
+      <w:proofErr w:type="spellEnd"/>
+      <w:r>
+        <w:rPr>
+          <w:bCs/>
+        </w:rPr>
+        <w:t xml:space="preserve"> tin sang Router East.</w:t>
+      </w:r>
+    </w:p>
+    <w:p>
+      <w:pPr>
+        <w:rPr>
+          <w:bCs/>
+        </w:rPr>
+      </w:pPr>
+      <w:proofErr w:type="gramStart"/>
+      <w:r>
+        <w:rPr>
+          <w:bCs/>
+        </w:rPr>
+        <w:t xml:space="preserve">  </w:t>
+      </w:r>
+      <w:proofErr w:type="spellStart"/>
+      <w:r>
+        <w:rPr>
+          <w:bCs/>
+        </w:rPr>
+        <w:t>Kết</w:t>
+      </w:r>
+      <w:proofErr w:type="spellEnd"/>
+      <w:proofErr w:type="gramEnd"/>
+      <w:r>
+        <w:rPr>
+          <w:bCs/>
+        </w:rPr>
+        <w:t xml:space="preserve"> </w:t>
+      </w:r>
+      <w:proofErr w:type="spellStart"/>
+      <w:r>
+        <w:rPr>
+          <w:bCs/>
+        </w:rPr>
+        <w:t>quả</w:t>
+      </w:r>
+      <w:proofErr w:type="spellEnd"/>
+      <w:r>
+        <w:rPr>
+          <w:bCs/>
+        </w:rPr>
+        <w:t xml:space="preserve">: </w:t>
+      </w:r>
+      <w:proofErr w:type="spellStart"/>
+      <w:r>
+        <w:rPr>
+          <w:bCs/>
+        </w:rPr>
+        <w:t>Gói</w:t>
+      </w:r>
+      <w:proofErr w:type="spellEnd"/>
+      <w:r>
+        <w:rPr>
+          <w:bCs/>
+        </w:rPr>
+        <w:t xml:space="preserve"> tin </w:t>
+      </w:r>
+      <w:proofErr w:type="spellStart"/>
+      <w:r>
+        <w:rPr>
+          <w:bCs/>
+        </w:rPr>
+        <w:t>đã</w:t>
+      </w:r>
+      <w:proofErr w:type="spellEnd"/>
+      <w:r>
+        <w:rPr>
+          <w:bCs/>
+        </w:rPr>
+        <w:t xml:space="preserve"> </w:t>
+      </w:r>
+      <w:proofErr w:type="spellStart"/>
+      <w:r>
+        <w:rPr>
+          <w:bCs/>
+        </w:rPr>
+        <w:t>đến</w:t>
+      </w:r>
+      <w:proofErr w:type="spellEnd"/>
+      <w:r>
+        <w:rPr>
+          <w:bCs/>
+        </w:rPr>
+        <w:t xml:space="preserve"> </w:t>
+      </w:r>
+      <w:proofErr w:type="spellStart"/>
+      <w:r>
+        <w:rPr>
+          <w:bCs/>
+        </w:rPr>
+        <w:t>được</w:t>
+      </w:r>
+      <w:proofErr w:type="spellEnd"/>
+      <w:r>
+        <w:rPr>
+          <w:bCs/>
+        </w:rPr>
+        <w:t xml:space="preserve"> </w:t>
+      </w:r>
+      <w:proofErr w:type="spellStart"/>
+      <w:r>
+        <w:rPr>
+          <w:bCs/>
+        </w:rPr>
+        <w:t>mạng</w:t>
+      </w:r>
+      <w:proofErr w:type="spellEnd"/>
+      <w:r>
+        <w:rPr>
+          <w:bCs/>
+        </w:rPr>
+        <w:t xml:space="preserve"> </w:t>
+      </w:r>
+      <w:proofErr w:type="spellStart"/>
+      <w:r>
+        <w:rPr>
+          <w:bCs/>
+        </w:rPr>
+        <w:t>đích</w:t>
+      </w:r>
+      <w:proofErr w:type="spellEnd"/>
+      <w:r>
+        <w:rPr>
+          <w:bCs/>
+        </w:rPr>
+        <w:t xml:space="preserve"> 192.168.2.0. </w:t>
+      </w:r>
+      <w:proofErr w:type="spellStart"/>
+      <w:r>
+        <w:rPr>
+          <w:bCs/>
+        </w:rPr>
+        <w:t>Việc</w:t>
+      </w:r>
+      <w:proofErr w:type="spellEnd"/>
+      <w:r>
+        <w:rPr>
+          <w:bCs/>
+        </w:rPr>
+        <w:t xml:space="preserve"> </w:t>
+      </w:r>
+      <w:proofErr w:type="spellStart"/>
+      <w:r>
+        <w:rPr>
+          <w:bCs/>
+        </w:rPr>
+        <w:t>xuất</w:t>
+      </w:r>
+      <w:proofErr w:type="spellEnd"/>
+      <w:r>
+        <w:rPr>
+          <w:bCs/>
+        </w:rPr>
+        <w:t xml:space="preserve"> </w:t>
+      </w:r>
+      <w:proofErr w:type="spellStart"/>
+      <w:r>
+        <w:rPr>
+          <w:bCs/>
+        </w:rPr>
+        <w:t>hiện</w:t>
+      </w:r>
+      <w:proofErr w:type="spellEnd"/>
+      <w:r>
+        <w:rPr>
+          <w:bCs/>
+        </w:rPr>
+        <w:t xml:space="preserve"> </w:t>
+      </w:r>
+      <w:proofErr w:type="spellStart"/>
+      <w:r>
+        <w:rPr>
+          <w:bCs/>
+        </w:rPr>
+        <w:t>thông</w:t>
+      </w:r>
+      <w:proofErr w:type="spellEnd"/>
+      <w:r>
+        <w:rPr>
+          <w:bCs/>
+        </w:rPr>
+        <w:t xml:space="preserve"> </w:t>
+      </w:r>
+      <w:proofErr w:type="spellStart"/>
+      <w:r>
+        <w:rPr>
+          <w:bCs/>
+        </w:rPr>
+        <w:t>báo</w:t>
+      </w:r>
+      <w:proofErr w:type="spellEnd"/>
+      <w:r>
+        <w:rPr>
+          <w:bCs/>
+        </w:rPr>
+        <w:t xml:space="preserve"> Destination port unreachable ở </w:t>
+      </w:r>
+      <w:proofErr w:type="spellStart"/>
+      <w:r>
+        <w:rPr>
+          <w:bCs/>
+        </w:rPr>
+        <w:t>cuối</w:t>
+      </w:r>
+      <w:proofErr w:type="spellEnd"/>
+      <w:r>
+        <w:rPr>
+          <w:bCs/>
+        </w:rPr>
+        <w:t xml:space="preserve"> </w:t>
+      </w:r>
+      <w:proofErr w:type="spellStart"/>
+      <w:r>
+        <w:rPr>
+          <w:bCs/>
+        </w:rPr>
+        <w:t>chặng</w:t>
+      </w:r>
+      <w:proofErr w:type="spellEnd"/>
+      <w:r>
+        <w:rPr>
+          <w:bCs/>
+        </w:rPr>
+        <w:t xml:space="preserve"> </w:t>
+      </w:r>
+      <w:proofErr w:type="spellStart"/>
+      <w:r>
+        <w:rPr>
+          <w:bCs/>
+        </w:rPr>
+        <w:t>là</w:t>
+      </w:r>
+      <w:proofErr w:type="spellEnd"/>
+      <w:r>
+        <w:rPr>
+          <w:bCs/>
+        </w:rPr>
+        <w:t xml:space="preserve"> do VPCS </w:t>
+      </w:r>
+      <w:proofErr w:type="spellStart"/>
+      <w:r>
+        <w:rPr>
+          <w:bCs/>
+        </w:rPr>
+        <w:t>trong</w:t>
+      </w:r>
+      <w:proofErr w:type="spellEnd"/>
+      <w:r>
+        <w:rPr>
+          <w:bCs/>
+        </w:rPr>
+        <w:t xml:space="preserve"> EVE-NG </w:t>
+      </w:r>
+      <w:proofErr w:type="spellStart"/>
+      <w:r>
+        <w:rPr>
+          <w:bCs/>
+        </w:rPr>
+        <w:t>phản</w:t>
+      </w:r>
+      <w:proofErr w:type="spellEnd"/>
+      <w:r>
+        <w:rPr>
+          <w:bCs/>
+        </w:rPr>
+        <w:t xml:space="preserve"> </w:t>
+      </w:r>
+      <w:proofErr w:type="spellStart"/>
+      <w:r>
+        <w:rPr>
+          <w:bCs/>
+        </w:rPr>
+        <w:t>hồi</w:t>
+      </w:r>
+      <w:proofErr w:type="spellEnd"/>
+      <w:r>
+        <w:rPr>
+          <w:bCs/>
+        </w:rPr>
+        <w:t xml:space="preserve"> </w:t>
+      </w:r>
+      <w:proofErr w:type="spellStart"/>
+      <w:r>
+        <w:rPr>
+          <w:bCs/>
+        </w:rPr>
+        <w:t>gói</w:t>
+      </w:r>
+      <w:proofErr w:type="spellEnd"/>
+      <w:r>
+        <w:rPr>
+          <w:bCs/>
+        </w:rPr>
+        <w:t xml:space="preserve"> tin ICMP </w:t>
+      </w:r>
+      <w:proofErr w:type="spellStart"/>
+      <w:r>
+        <w:rPr>
+          <w:bCs/>
+        </w:rPr>
+        <w:t>của</w:t>
+      </w:r>
+      <w:proofErr w:type="spellEnd"/>
+      <w:r>
+        <w:rPr>
+          <w:bCs/>
+        </w:rPr>
+        <w:t xml:space="preserve"> </w:t>
+      </w:r>
+      <w:proofErr w:type="spellStart"/>
+      <w:r>
+        <w:rPr>
+          <w:bCs/>
+        </w:rPr>
+        <w:t>lệnh</w:t>
+      </w:r>
+      <w:proofErr w:type="spellEnd"/>
+      <w:r>
+        <w:rPr>
+          <w:bCs/>
+        </w:rPr>
+        <w:t xml:space="preserve"> trace, </w:t>
+      </w:r>
+      <w:proofErr w:type="spellStart"/>
+      <w:r>
+        <w:rPr>
+          <w:bCs/>
+        </w:rPr>
+        <w:t>điều</w:t>
+      </w:r>
+      <w:proofErr w:type="spellEnd"/>
+      <w:r>
+        <w:rPr>
+          <w:bCs/>
+        </w:rPr>
+        <w:t xml:space="preserve"> </w:t>
+      </w:r>
+      <w:proofErr w:type="spellStart"/>
+      <w:r>
+        <w:rPr>
+          <w:bCs/>
+        </w:rPr>
+        <w:t>này</w:t>
+      </w:r>
+      <w:proofErr w:type="spellEnd"/>
+      <w:r>
+        <w:rPr>
+          <w:bCs/>
+        </w:rPr>
+        <w:t xml:space="preserve"> </w:t>
+      </w:r>
+      <w:proofErr w:type="spellStart"/>
+      <w:r>
+        <w:rPr>
+          <w:bCs/>
+        </w:rPr>
+        <w:t>hoàn</w:t>
+      </w:r>
+      <w:proofErr w:type="spellEnd"/>
+      <w:r>
+        <w:rPr>
+          <w:bCs/>
+        </w:rPr>
+        <w:t xml:space="preserve"> </w:t>
+      </w:r>
+      <w:proofErr w:type="spellStart"/>
+      <w:r>
+        <w:rPr>
+          <w:bCs/>
+        </w:rPr>
+        <w:t>toàn</w:t>
+      </w:r>
+      <w:proofErr w:type="spellEnd"/>
+      <w:r>
+        <w:rPr>
+          <w:bCs/>
+        </w:rPr>
+        <w:t xml:space="preserve"> </w:t>
+      </w:r>
+      <w:proofErr w:type="spellStart"/>
+      <w:r>
+        <w:rPr>
+          <w:bCs/>
+        </w:rPr>
+        <w:t>bình</w:t>
+      </w:r>
+      <w:proofErr w:type="spellEnd"/>
+      <w:r>
+        <w:rPr>
+          <w:bCs/>
+        </w:rPr>
+        <w:t xml:space="preserve"> </w:t>
+      </w:r>
+      <w:proofErr w:type="spellStart"/>
+      <w:r>
+        <w:rPr>
+          <w:bCs/>
+        </w:rPr>
+        <w:t>thường</w:t>
+      </w:r>
+      <w:proofErr w:type="spellEnd"/>
+      <w:r>
+        <w:rPr>
+          <w:bCs/>
+        </w:rPr>
+        <w:t xml:space="preserve"> </w:t>
+      </w:r>
+      <w:proofErr w:type="spellStart"/>
+      <w:r>
+        <w:rPr>
+          <w:bCs/>
+        </w:rPr>
+        <w:t>và</w:t>
+      </w:r>
+      <w:proofErr w:type="spellEnd"/>
+      <w:r>
+        <w:rPr>
+          <w:bCs/>
+        </w:rPr>
+        <w:t xml:space="preserve"> </w:t>
+      </w:r>
+      <w:proofErr w:type="spellStart"/>
+      <w:r>
+        <w:rPr>
+          <w:bCs/>
+        </w:rPr>
+        <w:t>xác</w:t>
+      </w:r>
+      <w:proofErr w:type="spellEnd"/>
+      <w:r>
+        <w:rPr>
+          <w:bCs/>
+        </w:rPr>
+        <w:t xml:space="preserve"> </w:t>
+      </w:r>
+      <w:proofErr w:type="spellStart"/>
+      <w:r>
+        <w:rPr>
+          <w:bCs/>
+        </w:rPr>
+        <w:t>nhận</w:t>
+      </w:r>
+      <w:proofErr w:type="spellEnd"/>
+      <w:r>
+        <w:rPr>
+          <w:bCs/>
+        </w:rPr>
+        <w:t xml:space="preserve"> </w:t>
+      </w:r>
+      <w:proofErr w:type="spellStart"/>
+      <w:r>
+        <w:rPr>
+          <w:bCs/>
+        </w:rPr>
+        <w:t>rằng</w:t>
+      </w:r>
+      <w:proofErr w:type="spellEnd"/>
+      <w:r>
+        <w:rPr>
+          <w:bCs/>
+        </w:rPr>
+        <w:t xml:space="preserve"> </w:t>
+      </w:r>
+      <w:proofErr w:type="spellStart"/>
+      <w:r>
+        <w:rPr>
+          <w:bCs/>
+        </w:rPr>
+        <w:t>đường</w:t>
+      </w:r>
+      <w:proofErr w:type="spellEnd"/>
+      <w:r>
+        <w:rPr>
+          <w:bCs/>
+        </w:rPr>
+        <w:t xml:space="preserve"> </w:t>
+      </w:r>
+      <w:proofErr w:type="spellStart"/>
+      <w:r>
+        <w:rPr>
+          <w:bCs/>
+        </w:rPr>
+        <w:t>truyền</w:t>
+      </w:r>
+      <w:proofErr w:type="spellEnd"/>
+      <w:r>
+        <w:rPr>
+          <w:bCs/>
+        </w:rPr>
+        <w:t xml:space="preserve"> </w:t>
+      </w:r>
+      <w:proofErr w:type="spellStart"/>
+      <w:r>
+        <w:rPr>
+          <w:bCs/>
+        </w:rPr>
+        <w:t>giữa</w:t>
+      </w:r>
+      <w:proofErr w:type="spellEnd"/>
+      <w:r>
+        <w:rPr>
+          <w:bCs/>
+        </w:rPr>
+        <w:t xml:space="preserve"> </w:t>
+      </w:r>
+      <w:proofErr w:type="spellStart"/>
+      <w:r>
+        <w:rPr>
+          <w:bCs/>
+        </w:rPr>
+        <w:t>các</w:t>
+      </w:r>
+      <w:proofErr w:type="spellEnd"/>
+      <w:r>
+        <w:rPr>
+          <w:bCs/>
+        </w:rPr>
+        <w:t xml:space="preserve"> Router </w:t>
+      </w:r>
+      <w:proofErr w:type="spellStart"/>
+      <w:r>
+        <w:rPr>
+          <w:bCs/>
+        </w:rPr>
+        <w:t>đã</w:t>
+      </w:r>
+      <w:proofErr w:type="spellEnd"/>
+      <w:r>
+        <w:rPr>
+          <w:bCs/>
+        </w:rPr>
+        <w:t xml:space="preserve"> </w:t>
+      </w:r>
+      <w:proofErr w:type="spellStart"/>
+      <w:r>
+        <w:rPr>
+          <w:bCs/>
+        </w:rPr>
+        <w:t>thông</w:t>
+      </w:r>
+      <w:proofErr w:type="spellEnd"/>
+      <w:r>
+        <w:rPr>
+          <w:bCs/>
+        </w:rPr>
+        <w:t xml:space="preserve"> </w:t>
+      </w:r>
+      <w:proofErr w:type="spellStart"/>
+      <w:r>
+        <w:rPr>
+          <w:bCs/>
+        </w:rPr>
+        <w:t>suốt</w:t>
+      </w:r>
+      <w:proofErr w:type="spellEnd"/>
+      <w:r>
+        <w:rPr>
+          <w:bCs/>
+        </w:rPr>
+        <w:t xml:space="preserve"> </w:t>
+      </w:r>
+      <w:proofErr w:type="spellStart"/>
+      <w:r>
+        <w:rPr>
+          <w:bCs/>
+        </w:rPr>
+        <w:t>nhờ</w:t>
+      </w:r>
+      <w:proofErr w:type="spellEnd"/>
+      <w:r>
+        <w:rPr>
+          <w:bCs/>
+        </w:rPr>
+        <w:t xml:space="preserve"> RIP.</w:t>
+      </w:r>
+    </w:p>
+    <w:p>
+      <w:pPr>
+        <w:rPr>
+          <w:bCs/>
+          <w:lang w:val="vi-VN"/>
+        </w:rPr>
+      </w:pPr>
+    </w:p>
+    <w:p>
+      <w:pPr>
+        <w:rPr>
+          <w:bCs/>
+          <w:lang w:val="vi-VN"/>
+        </w:rPr>
+      </w:pPr>
+      <w:r>
+        <w:rPr>
+          <w:bCs/>
+          <w:lang w:val="vi-VN"/>
+        </w:rPr>
+        <w:drawing>
+          <wp:inline distT="0" distB="0" distL="0" distR="0" wp14:anchorId="3AE0FE68" wp14:editId="45D79A79">
+            <wp:extent cx="5943600" cy="1101090"/>
+            <wp:effectExtent l="0" t="0" r="0" b="3810"/>
+            <wp:docPr id="2030769206" name="Picture 1"/>
+            <wp:cNvGraphicFramePr>
+              <a:graphicFrameLocks xmlns:a="http://schemas.openxmlformats.org/drawingml/2006/main" noChangeAspect="1"/>
+            </wp:cNvGraphicFramePr>
+            <a:graphic xmlns:a="http://schemas.openxmlformats.org/drawingml/2006/main">
+              <a:graphicData uri="http://schemas.openxmlformats.org/drawingml/2006/picture">
+                <pic:pic xmlns:pic="http://schemas.openxmlformats.org/drawingml/2006/picture">
+                  <pic:nvPicPr>
+                    <pic:cNvPr id="2030769206" name=""/>
+                    <pic:cNvPicPr/>
+                  </pic:nvPicPr>
+                  <pic:blipFill>
+                    <a:blip r:embed="rId18"/>
+                    <a:stretch>
+                      <a:fillRect/>
+                    </a:stretch>
+                  </pic:blipFill>
+                  <pic:spPr>
+                    <a:xfrm>
+                      <a:off x="0" y="0"/>
+                      <a:ext cx="5943600" cy="1101090"/>
+                    </a:xfrm>
+                    <a:prstGeom prst="rect">
+                      <a:avLst/>
+                    </a:prstGeom>
+                  </pic:spPr>
+                </pic:pic>
+              </a:graphicData>
+            </a:graphic>
+          </wp:inline>
+        </w:drawing>
+      </w:r>
+    </w:p>
+    <w:p>
+      <w:pPr>
+        <w:rPr>
+          <w:bCs/>
+          <w:lang w:val="vi-VN"/>
+        </w:rPr>
+      </w:pPr>
+      <w:r>
+        <w:rPr>
+          <w:bCs/>
           <w:lang w:val="vi-VN"/>
         </w:rPr>
         <w:t>Bài 2</w:t>
@@ -1504,14 +5444,65 @@
     <w:p>
       <w:pPr>
         <w:rPr>
-          <w:lang w:val="vi-VN"/>
-        </w:rPr>
-      </w:pPr>
-      <w:r>
-        <w:rPr>
+          <w:bCs/>
+          <w:lang w:val="vi-VN"/>
+        </w:rPr>
+      </w:pPr>
+      <w:r>
+        <w:rPr>
+          <w:bCs/>
           <w:lang w:val="vi-VN"/>
         </w:rPr>
         <w:lastRenderedPageBreak/>
+        <w:drawing>
+          <wp:inline distT="0" distB="0" distL="0" distR="0" wp14:anchorId="733ABB8C" wp14:editId="399F7E38">
+            <wp:extent cx="5943600" cy="4382135"/>
+            <wp:effectExtent l="0" t="0" r="0" b="0"/>
+            <wp:docPr id="936593740" name="Picture 1"/>
+            <wp:cNvGraphicFramePr>
+              <a:graphicFrameLocks xmlns:a="http://schemas.openxmlformats.org/drawingml/2006/main" noChangeAspect="1"/>
+            </wp:cNvGraphicFramePr>
+            <a:graphic xmlns:a="http://schemas.openxmlformats.org/drawingml/2006/main">
+              <a:graphicData uri="http://schemas.openxmlformats.org/drawingml/2006/picture">
+                <pic:pic xmlns:pic="http://schemas.openxmlformats.org/drawingml/2006/picture">
+                  <pic:nvPicPr>
+                    <pic:cNvPr id="936593740" name=""/>
+                    <pic:cNvPicPr/>
+                  </pic:nvPicPr>
+                  <pic:blipFill>
+                    <a:blip r:embed="rId19"/>
+                    <a:stretch>
+                      <a:fillRect/>
+                    </a:stretch>
+                  </pic:blipFill>
+                  <pic:spPr>
+                    <a:xfrm>
+                      <a:off x="0" y="0"/>
+                      <a:ext cx="5943600" cy="4382135"/>
+                    </a:xfrm>
+                    <a:prstGeom prst="rect">
+                      <a:avLst/>
+                    </a:prstGeom>
+                  </pic:spPr>
+                </pic:pic>
+              </a:graphicData>
+            </a:graphic>
+          </wp:inline>
+        </w:drawing>
+      </w:r>
+    </w:p>
+    <w:p>
+      <w:pPr>
+        <w:rPr>
+          <w:bCs/>
+          <w:lang w:val="vi-VN"/>
+        </w:rPr>
+      </w:pPr>
+      <w:r>
+        <w:rPr>
+          <w:bCs/>
+          <w:lang w:val="vi-VN"/>
+        </w:rPr>
         <w:drawing>
           <wp:inline distT="0" distB="0" distL="0" distR="0" wp14:anchorId="1F890A5F" wp14:editId="3FA2F87B">
             <wp:extent cx="5943600" cy="3442970"/>
@@ -1528,7 +5519,7 @@
                     <pic:cNvPicPr/>
                   </pic:nvPicPr>
                   <pic:blipFill>
-                    <a:blip r:embed="rId13"/>
+                    <a:blip r:embed="rId20"/>
                     <a:stretch>
                       <a:fillRect/>
                     </a:stretch>
@@ -1552,20 +5543,44 @@
     <w:p>
       <w:pPr>
         <w:rPr>
-          <w:lang w:val="vi-VN"/>
-        </w:rPr>
-      </w:pPr>
-      <w:r>
+          <w:bCs/>
+          <w:lang w:val="vi-VN"/>
+        </w:rPr>
+      </w:pPr>
+    </w:p>
+    <w:p>
+      <w:pPr>
+        <w:rPr>
+          <w:bCs/>
+          <w:lang w:val="vi-VN"/>
+        </w:rPr>
+      </w:pPr>
+    </w:p>
+    <w:p>
+      <w:pPr>
+        <w:rPr>
+          <w:bCs/>
+          <w:lang w:val="vi-VN"/>
+        </w:rPr>
+      </w:pPr>
+      <w:proofErr w:type="spellStart"/>
+      <w:r>
+        <w:rPr>
+          <w:bCs/>
+        </w:rPr>
         <w:t>Bài</w:t>
       </w:r>
-      <w:r>
-        <w:rPr>
-          <w:lang w:val="vi-VN"/>
-        </w:rPr>
-        <w:t xml:space="preserve"> </w:t>
-      </w:r>
-      <w:r>
-        <w:rPr>
+      <w:proofErr w:type="spellEnd"/>
+      <w:r>
+        <w:rPr>
+          <w:bCs/>
+          <w:lang w:val="vi-VN"/>
+        </w:rPr>
+        <w:t xml:space="preserve"> </w:t>
+      </w:r>
+      <w:r>
+        <w:rPr>
+          <w:bCs/>
           <w:lang w:val="vi-VN"/>
         </w:rPr>
         <w:t>3</w:t>
@@ -1574,11 +5589,13 @@
     <w:p>
       <w:pPr>
         <w:rPr>
-          <w:lang w:val="vi-VN"/>
-        </w:rPr>
-      </w:pPr>
-      <w:r>
-        <w:rPr>
+          <w:bCs/>
+          <w:lang w:val="vi-VN"/>
+        </w:rPr>
+      </w:pPr>
+      <w:r>
+        <w:rPr>
+          <w:bCs/>
           <w:lang w:val="vi-VN"/>
         </w:rPr>
         <w:drawing>
@@ -1597,7 +5614,7 @@
                     <pic:cNvPicPr/>
                   </pic:nvPicPr>
                   <pic:blipFill>
-                    <a:blip r:embed="rId14"/>
+                    <a:blip r:embed="rId21"/>
                     <a:stretch>
                       <a:fillRect/>
                     </a:stretch>
@@ -1621,17 +5638,20 @@
     <w:p>
       <w:pPr>
         <w:rPr>
-          <w:lang w:val="vi-VN"/>
-        </w:rPr>
-      </w:pPr>
-      <w:r>
-        <w:rPr>
+          <w:bCs/>
+          <w:lang w:val="vi-VN"/>
+        </w:rPr>
+      </w:pPr>
+      <w:r>
+        <w:rPr>
+          <w:bCs/>
           <w:lang w:val="vi-VN"/>
         </w:rPr>
         <w:t xml:space="preserve">Bài </w:t>
       </w:r>
       <w:r>
         <w:rPr>
+          <w:bCs/>
           <w:lang w:val="vi-VN"/>
         </w:rPr>
         <w:t>4</w:t>
@@ -1640,14 +5660,15 @@
     <w:p>
       <w:pPr>
         <w:rPr>
-          <w:lang w:val="vi-VN"/>
-        </w:rPr>
-      </w:pPr>
-      <w:r>
-        <w:rPr>
-          <w:lang w:val="vi-VN"/>
-        </w:rPr>
-        <w:lastRenderedPageBreak/>
+          <w:bCs/>
+          <w:lang w:val="vi-VN"/>
+        </w:rPr>
+      </w:pPr>
+      <w:r>
+        <w:rPr>
+          <w:bCs/>
+          <w:lang w:val="vi-VN"/>
+        </w:rPr>
         <w:drawing>
           <wp:inline distT="0" distB="0" distL="0" distR="0" wp14:anchorId="16F05121" wp14:editId="1C6517B6">
             <wp:extent cx="5601482" cy="2391109"/>
@@ -1664,7 +5685,7 @@
                     <pic:cNvPicPr/>
                   </pic:nvPicPr>
                   <pic:blipFill>
-                    <a:blip r:embed="rId15"/>
+                    <a:blip r:embed="rId22"/>
                     <a:stretch>
                       <a:fillRect/>
                     </a:stretch>
@@ -1688,11 +5709,13 @@
     <w:p>
       <w:pPr>
         <w:rPr>
-          <w:lang w:val="vi-VN"/>
-        </w:rPr>
-      </w:pPr>
-      <w:r>
-        <w:rPr>
+          <w:bCs/>
+          <w:lang w:val="vi-VN"/>
+        </w:rPr>
+      </w:pPr>
+      <w:r>
+        <w:rPr>
+          <w:bCs/>
           <w:lang w:val="vi-VN"/>
         </w:rPr>
         <w:t>Bài 5</w:t>
@@ -1701,13 +5724,15 @@
     <w:p>
       <w:pPr>
         <w:rPr>
-          <w:lang w:val="vi-VN"/>
-        </w:rPr>
-      </w:pPr>
-      <w:r>
-        <w:rPr>
-          <w:lang w:val="vi-VN"/>
-        </w:rPr>
+          <w:bCs/>
+        </w:rPr>
+      </w:pPr>
+      <w:r>
+        <w:rPr>
+          <w:bCs/>
+          <w:lang w:val="vi-VN"/>
+        </w:rPr>
+        <w:lastRenderedPageBreak/>
         <w:drawing>
           <wp:inline distT="0" distB="0" distL="0" distR="0" wp14:anchorId="395E45A9" wp14:editId="70A33730">
             <wp:extent cx="5677692" cy="3667637"/>
@@ -1724,7 +5749,7 @@
                     <pic:cNvPicPr/>
                   </pic:nvPicPr>
                   <pic:blipFill>
-                    <a:blip r:embed="rId16"/>
+                    <a:blip r:embed="rId23"/>
                     <a:stretch>
                       <a:fillRect/>
                     </a:stretch>
@@ -1748,12 +5773,13 @@
     <w:p>
       <w:pPr>
         <w:rPr>
+          <w:bCs/>
           <w:lang w:val="vi-VN"/>
         </w:rPr>
       </w:pPr>
     </w:p>
     <w:sectPr>
-      <w:footerReference w:type="default" r:id="rId17"/>
+      <w:footerReference w:type="default" r:id="rId24"/>
       <w:pgSz w:w="12240" w:h="15840"/>
       <w:pgMar w:top="1080" w:right="1440" w:bottom="1440" w:left="1440" w:header="720" w:footer="720" w:gutter="0"/>
       <w:pgNumType w:start="1"/>
@@ -2137,8 +6163,160 @@
       </w:rPr>
     </w:lvl>
   </w:abstractNum>
+  <w:abstractNum w:abstractNumId="1" w15:restartNumberingAfterBreak="0">
+    <w:nsid w:val="6A092A48"/>
+    <w:multiLevelType w:val="multilevel"/>
+    <w:tmpl w:val="7CBC9ED0"/>
+    <w:lvl w:ilvl="0">
+      <w:start w:val="1"/>
+      <w:numFmt w:val="bullet"/>
+      <w:lvlText w:val=""/>
+      <w:lvlJc w:val="left"/>
+      <w:pPr>
+        <w:tabs>
+          <w:tab w:val="num" w:pos="720"/>
+        </w:tabs>
+        <w:ind w:left="720" w:hanging="360"/>
+      </w:pPr>
+      <w:rPr>
+        <w:rFonts w:ascii="Symbol" w:hAnsi="Symbol" w:hint="default"/>
+        <w:sz w:val="20"/>
+      </w:rPr>
+    </w:lvl>
+    <w:lvl w:ilvl="1" w:tentative="1">
+      <w:start w:val="1"/>
+      <w:numFmt w:val="bullet"/>
+      <w:lvlText w:val="o"/>
+      <w:lvlJc w:val="left"/>
+      <w:pPr>
+        <w:tabs>
+          <w:tab w:val="num" w:pos="1440"/>
+        </w:tabs>
+        <w:ind w:left="1440" w:hanging="360"/>
+      </w:pPr>
+      <w:rPr>
+        <w:rFonts w:ascii="Courier New" w:hAnsi="Courier New" w:hint="default"/>
+        <w:sz w:val="20"/>
+      </w:rPr>
+    </w:lvl>
+    <w:lvl w:ilvl="2" w:tentative="1">
+      <w:start w:val="1"/>
+      <w:numFmt w:val="bullet"/>
+      <w:lvlText w:val=""/>
+      <w:lvlJc w:val="left"/>
+      <w:pPr>
+        <w:tabs>
+          <w:tab w:val="num" w:pos="2160"/>
+        </w:tabs>
+        <w:ind w:left="2160" w:hanging="360"/>
+      </w:pPr>
+      <w:rPr>
+        <w:rFonts w:ascii="Wingdings" w:hAnsi="Wingdings" w:hint="default"/>
+        <w:sz w:val="20"/>
+      </w:rPr>
+    </w:lvl>
+    <w:lvl w:ilvl="3" w:tentative="1">
+      <w:start w:val="1"/>
+      <w:numFmt w:val="bullet"/>
+      <w:lvlText w:val=""/>
+      <w:lvlJc w:val="left"/>
+      <w:pPr>
+        <w:tabs>
+          <w:tab w:val="num" w:pos="2880"/>
+        </w:tabs>
+        <w:ind w:left="2880" w:hanging="360"/>
+      </w:pPr>
+      <w:rPr>
+        <w:rFonts w:ascii="Wingdings" w:hAnsi="Wingdings" w:hint="default"/>
+        <w:sz w:val="20"/>
+      </w:rPr>
+    </w:lvl>
+    <w:lvl w:ilvl="4" w:tentative="1">
+      <w:start w:val="1"/>
+      <w:numFmt w:val="bullet"/>
+      <w:lvlText w:val=""/>
+      <w:lvlJc w:val="left"/>
+      <w:pPr>
+        <w:tabs>
+          <w:tab w:val="num" w:pos="3600"/>
+        </w:tabs>
+        <w:ind w:left="3600" w:hanging="360"/>
+      </w:pPr>
+      <w:rPr>
+        <w:rFonts w:ascii="Wingdings" w:hAnsi="Wingdings" w:hint="default"/>
+        <w:sz w:val="20"/>
+      </w:rPr>
+    </w:lvl>
+    <w:lvl w:ilvl="5" w:tentative="1">
+      <w:start w:val="1"/>
+      <w:numFmt w:val="bullet"/>
+      <w:lvlText w:val=""/>
+      <w:lvlJc w:val="left"/>
+      <w:pPr>
+        <w:tabs>
+          <w:tab w:val="num" w:pos="4320"/>
+        </w:tabs>
+        <w:ind w:left="4320" w:hanging="360"/>
+      </w:pPr>
+      <w:rPr>
+        <w:rFonts w:ascii="Wingdings" w:hAnsi="Wingdings" w:hint="default"/>
+        <w:sz w:val="20"/>
+      </w:rPr>
+    </w:lvl>
+    <w:lvl w:ilvl="6" w:tentative="1">
+      <w:start w:val="1"/>
+      <w:numFmt w:val="bullet"/>
+      <w:lvlText w:val=""/>
+      <w:lvlJc w:val="left"/>
+      <w:pPr>
+        <w:tabs>
+          <w:tab w:val="num" w:pos="5040"/>
+        </w:tabs>
+        <w:ind w:left="5040" w:hanging="360"/>
+      </w:pPr>
+      <w:rPr>
+        <w:rFonts w:ascii="Wingdings" w:hAnsi="Wingdings" w:hint="default"/>
+        <w:sz w:val="20"/>
+      </w:rPr>
+    </w:lvl>
+    <w:lvl w:ilvl="7" w:tentative="1">
+      <w:start w:val="1"/>
+      <w:numFmt w:val="bullet"/>
+      <w:lvlText w:val=""/>
+      <w:lvlJc w:val="left"/>
+      <w:pPr>
+        <w:tabs>
+          <w:tab w:val="num" w:pos="5760"/>
+        </w:tabs>
+        <w:ind w:left="5760" w:hanging="360"/>
+      </w:pPr>
+      <w:rPr>
+        <w:rFonts w:ascii="Wingdings" w:hAnsi="Wingdings" w:hint="default"/>
+        <w:sz w:val="20"/>
+      </w:rPr>
+    </w:lvl>
+    <w:lvl w:ilvl="8" w:tentative="1">
+      <w:start w:val="1"/>
+      <w:numFmt w:val="bullet"/>
+      <w:lvlText w:val=""/>
+      <w:lvlJc w:val="left"/>
+      <w:pPr>
+        <w:tabs>
+          <w:tab w:val="num" w:pos="6480"/>
+        </w:tabs>
+        <w:ind w:left="6480" w:hanging="360"/>
+      </w:pPr>
+      <w:rPr>
+        <w:rFonts w:ascii="Wingdings" w:hAnsi="Wingdings" w:hint="default"/>
+        <w:sz w:val="20"/>
+      </w:rPr>
+    </w:lvl>
+  </w:abstractNum>
   <w:num w:numId="1" w16cid:durableId="311762187">
     <w:abstractNumId w:val="0"/>
+  </w:num>
+  <w:num w:numId="2" w16cid:durableId="153230469">
+    <w:abstractNumId w:val="1"/>
   </w:num>
 </w:numbering>
 </file>
@@ -2545,7 +6723,6 @@
   <w:style w:type="character" w:default="1" w:styleId="DefaultParagraphFont">
     <w:name w:val="Default Paragraph Font"/>
     <w:uiPriority w:val="1"/>
-    <w:semiHidden/>
     <w:unhideWhenUsed/>
   </w:style>
   <w:style w:type="table" w:default="1" w:styleId="TableNormal">
@@ -2642,6 +6819,18 @@
     <w:link w:val="Footer"/>
     <w:uiPriority w:val="99"/>
     <w:rsid w:val="00580ADE"/>
+  </w:style>
+  <w:style w:type="paragraph" w:styleId="NormalWeb">
+    <w:name w:val="Normal (Web)"/>
+    <w:basedOn w:val="Normal"/>
+    <w:uiPriority w:val="99"/>
+    <w:semiHidden/>
+    <w:unhideWhenUsed/>
+    <w:rsid w:val="00511C28"/>
+    <w:rPr>
+      <w:sz w:val="24"/>
+      <w:szCs w:val="24"/>
+    </w:rPr>
   </w:style>
 </w:styles>
 </file>

--- a/iuh/môn/hkh-4/dinhTuyenChuyenMach/lab/lab2/lab2-LeThanhLong.docx
+++ b/iuh/môn/hkh-4/dinhTuyenChuyenMach/lab/lab2/lab2-LeThanhLong.docx
@@ -141,23 +141,7 @@
           <w:bCs/>
           <w:sz w:val="28"/>
         </w:rPr>
-        <w:t xml:space="preserve">Khoa: Công </w:t>
-      </w:r>
-      <w:proofErr w:type="spellStart"/>
-      <w:r>
-        <w:rPr>
-          <w:bCs/>
-          <w:sz w:val="28"/>
-        </w:rPr>
-        <w:t>Nghệ</w:t>
-      </w:r>
-      <w:proofErr w:type="spellEnd"/>
-      <w:r>
-        <w:rPr>
-          <w:bCs/>
-          <w:sz w:val="28"/>
-        </w:rPr>
-        <w:t xml:space="preserve"> Thông Tin</w:t>
+        <w:t>Khoa: Công Nghệ Thông Tin</w:t>
       </w:r>
     </w:p>
     <w:p>
@@ -430,17 +414,7 @@
           <w:sz w:val="26"/>
           <w:szCs w:val="26"/>
         </w:rPr>
-        <w:t xml:space="preserve">Student’s </w:t>
-      </w:r>
-      <w:proofErr w:type="spellStart"/>
-      <w:proofErr w:type="gramStart"/>
-      <w:r>
-        <w:rPr>
-          <w:bCs/>
-          <w:sz w:val="26"/>
-          <w:szCs w:val="26"/>
-        </w:rPr>
-        <w:t>Name:</w:t>
+        <w:t>Student’s Name:</w:t>
       </w:r>
       <w:r>
         <w:rPr>
@@ -450,8 +424,6 @@
         </w:rPr>
         <w:t>Lê</w:t>
       </w:r>
-      <w:proofErr w:type="spellEnd"/>
-      <w:proofErr w:type="gramEnd"/>
       <w:r>
         <w:rPr>
           <w:bCs/>
@@ -521,8 +493,6 @@
           <w:szCs w:val="26"/>
         </w:rPr>
       </w:pPr>
-      <w:proofErr w:type="spellStart"/>
-      <w:proofErr w:type="gramStart"/>
       <w:r>
         <w:rPr>
           <w:bCs/>
@@ -539,8 +509,6 @@
         </w:rPr>
         <w:t>định</w:t>
       </w:r>
-      <w:proofErr w:type="spellEnd"/>
-      <w:proofErr w:type="gramEnd"/>
       <w:r>
         <w:rPr>
           <w:bCs/>
@@ -642,25 +610,7 @@
           <w:szCs w:val="26"/>
         </w:rPr>
         <w:tab/>
-        <w:t xml:space="preserve">Công </w:t>
-      </w:r>
-      <w:proofErr w:type="spellStart"/>
-      <w:r>
-        <w:rPr>
-          <w:bCs/>
-          <w:sz w:val="26"/>
-          <w:szCs w:val="26"/>
-        </w:rPr>
-        <w:t>Nghệ</w:t>
-      </w:r>
-      <w:proofErr w:type="spellEnd"/>
-      <w:r>
-        <w:rPr>
-          <w:bCs/>
-          <w:sz w:val="26"/>
-          <w:szCs w:val="26"/>
-        </w:rPr>
-        <w:t xml:space="preserve"> Thông Tin</w:t>
+        <w:t>Công Nghệ Thông Tin</w:t>
       </w:r>
       <w:r>
         <w:rPr>
@@ -1294,23 +1244,13 @@
           <w:szCs w:val="26"/>
         </w:rPr>
       </w:pPr>
-      <w:proofErr w:type="spellStart"/>
-      <w:r>
-        <w:rPr>
-          <w:bCs/>
-          <w:sz w:val="26"/>
-          <w:szCs w:val="26"/>
-        </w:rPr>
-        <w:t>Điểm</w:t>
-      </w:r>
-      <w:proofErr w:type="spellEnd"/>
-      <w:r>
-        <w:rPr>
-          <w:bCs/>
-          <w:sz w:val="26"/>
-          <w:szCs w:val="26"/>
-        </w:rPr>
-        <w:t xml:space="preserve"> bài lab:</w:t>
+      <w:r>
+        <w:rPr>
+          <w:bCs/>
+          <w:sz w:val="26"/>
+          <w:szCs w:val="26"/>
+        </w:rPr>
+        <w:t>Điểm bài lab:</w:t>
       </w:r>
       <w:r>
         <w:rPr>
@@ -1537,313 +1477,7 @@
           <w:sz w:val="26"/>
           <w:szCs w:val="26"/>
         </w:rPr>
-        <w:t xml:space="preserve">(SV </w:t>
-      </w:r>
-      <w:proofErr w:type="spellStart"/>
-      <w:r>
-        <w:rPr>
-          <w:bCs/>
-          <w:sz w:val="26"/>
-          <w:szCs w:val="26"/>
-        </w:rPr>
-        <w:t>chụp</w:t>
-      </w:r>
-      <w:proofErr w:type="spellEnd"/>
-      <w:r>
-        <w:rPr>
-          <w:bCs/>
-          <w:sz w:val="26"/>
-          <w:szCs w:val="26"/>
-        </w:rPr>
-        <w:t xml:space="preserve"> </w:t>
-      </w:r>
-      <w:proofErr w:type="spellStart"/>
-      <w:r>
-        <w:rPr>
-          <w:bCs/>
-          <w:sz w:val="26"/>
-          <w:szCs w:val="26"/>
-        </w:rPr>
-        <w:t>màn</w:t>
-      </w:r>
-      <w:proofErr w:type="spellEnd"/>
-      <w:r>
-        <w:rPr>
-          <w:bCs/>
-          <w:sz w:val="26"/>
-          <w:szCs w:val="26"/>
-        </w:rPr>
-        <w:t xml:space="preserve"> </w:t>
-      </w:r>
-      <w:proofErr w:type="spellStart"/>
-      <w:r>
-        <w:rPr>
-          <w:bCs/>
-          <w:sz w:val="26"/>
-          <w:szCs w:val="26"/>
-        </w:rPr>
-        <w:t>hình</w:t>
-      </w:r>
-      <w:proofErr w:type="spellEnd"/>
-      <w:r>
-        <w:rPr>
-          <w:bCs/>
-          <w:sz w:val="26"/>
-          <w:szCs w:val="26"/>
-        </w:rPr>
-        <w:t xml:space="preserve"> </w:t>
-      </w:r>
-      <w:proofErr w:type="spellStart"/>
-      <w:r>
-        <w:rPr>
-          <w:bCs/>
-          <w:sz w:val="26"/>
-          <w:szCs w:val="26"/>
-        </w:rPr>
-        <w:t>thực</w:t>
-      </w:r>
-      <w:proofErr w:type="spellEnd"/>
-      <w:r>
-        <w:rPr>
-          <w:bCs/>
-          <w:sz w:val="26"/>
-          <w:szCs w:val="26"/>
-        </w:rPr>
-        <w:t xml:space="preserve"> </w:t>
-      </w:r>
-      <w:proofErr w:type="spellStart"/>
-      <w:r>
-        <w:rPr>
-          <w:bCs/>
-          <w:sz w:val="26"/>
-          <w:szCs w:val="26"/>
-        </w:rPr>
-        <w:t>hành</w:t>
-      </w:r>
-      <w:proofErr w:type="spellEnd"/>
-      <w:r>
-        <w:rPr>
-          <w:bCs/>
-          <w:sz w:val="26"/>
-          <w:szCs w:val="26"/>
-        </w:rPr>
-        <w:t xml:space="preserve"> </w:t>
-      </w:r>
-      <w:proofErr w:type="spellStart"/>
-      <w:r>
-        <w:rPr>
-          <w:bCs/>
-          <w:sz w:val="26"/>
-          <w:szCs w:val="26"/>
-        </w:rPr>
-        <w:t>các</w:t>
-      </w:r>
-      <w:proofErr w:type="spellEnd"/>
-      <w:r>
-        <w:rPr>
-          <w:bCs/>
-          <w:sz w:val="26"/>
-          <w:szCs w:val="26"/>
-        </w:rPr>
-        <w:t xml:space="preserve"> </w:t>
-      </w:r>
-      <w:proofErr w:type="spellStart"/>
-      <w:r>
-        <w:rPr>
-          <w:bCs/>
-          <w:sz w:val="26"/>
-          <w:szCs w:val="26"/>
-        </w:rPr>
-        <w:t>bước</w:t>
-      </w:r>
-      <w:proofErr w:type="spellEnd"/>
-      <w:r>
-        <w:rPr>
-          <w:bCs/>
-          <w:sz w:val="26"/>
-          <w:szCs w:val="26"/>
-        </w:rPr>
-        <w:t xml:space="preserve"> </w:t>
-      </w:r>
-      <w:proofErr w:type="spellStart"/>
-      <w:r>
-        <w:rPr>
-          <w:bCs/>
-          <w:sz w:val="26"/>
-          <w:szCs w:val="26"/>
-        </w:rPr>
-        <w:t>của</w:t>
-      </w:r>
-      <w:proofErr w:type="spellEnd"/>
-      <w:r>
-        <w:rPr>
-          <w:bCs/>
-          <w:sz w:val="26"/>
-          <w:szCs w:val="26"/>
-        </w:rPr>
-        <w:t xml:space="preserve"> </w:t>
-      </w:r>
-      <w:proofErr w:type="spellStart"/>
-      <w:r>
-        <w:rPr>
-          <w:bCs/>
-          <w:sz w:val="26"/>
-          <w:szCs w:val="26"/>
-        </w:rPr>
-        <w:t>các</w:t>
-      </w:r>
-      <w:proofErr w:type="spellEnd"/>
-      <w:r>
-        <w:rPr>
-          <w:bCs/>
-          <w:sz w:val="26"/>
-          <w:szCs w:val="26"/>
-        </w:rPr>
-        <w:t xml:space="preserve"> </w:t>
-      </w:r>
-      <w:proofErr w:type="spellStart"/>
-      <w:r>
-        <w:rPr>
-          <w:bCs/>
-          <w:sz w:val="26"/>
-          <w:szCs w:val="26"/>
-        </w:rPr>
-        <w:t>yêu</w:t>
-      </w:r>
-      <w:proofErr w:type="spellEnd"/>
-      <w:r>
-        <w:rPr>
-          <w:bCs/>
-          <w:sz w:val="26"/>
-          <w:szCs w:val="26"/>
-        </w:rPr>
-        <w:t xml:space="preserve"> </w:t>
-      </w:r>
-      <w:proofErr w:type="spellStart"/>
-      <w:r>
-        <w:rPr>
-          <w:bCs/>
-          <w:sz w:val="26"/>
-          <w:szCs w:val="26"/>
-        </w:rPr>
-        <w:t>cầu</w:t>
-      </w:r>
-      <w:proofErr w:type="spellEnd"/>
-      <w:r>
-        <w:rPr>
-          <w:bCs/>
-          <w:sz w:val="26"/>
-          <w:szCs w:val="26"/>
-        </w:rPr>
-        <w:t xml:space="preserve"> </w:t>
-      </w:r>
-      <w:proofErr w:type="spellStart"/>
-      <w:r>
-        <w:rPr>
-          <w:bCs/>
-          <w:sz w:val="26"/>
-          <w:szCs w:val="26"/>
-        </w:rPr>
-        <w:t>và</w:t>
-      </w:r>
-      <w:proofErr w:type="spellEnd"/>
-      <w:r>
-        <w:rPr>
-          <w:bCs/>
-          <w:sz w:val="26"/>
-          <w:szCs w:val="26"/>
-        </w:rPr>
-        <w:t xml:space="preserve"> </w:t>
-      </w:r>
-      <w:proofErr w:type="spellStart"/>
-      <w:r>
-        <w:rPr>
-          <w:bCs/>
-          <w:sz w:val="26"/>
-          <w:szCs w:val="26"/>
-        </w:rPr>
-        <w:t>giải</w:t>
-      </w:r>
-      <w:proofErr w:type="spellEnd"/>
-      <w:r>
-        <w:rPr>
-          <w:bCs/>
-          <w:sz w:val="26"/>
-          <w:szCs w:val="26"/>
-        </w:rPr>
-        <w:t xml:space="preserve"> </w:t>
-      </w:r>
-      <w:proofErr w:type="spellStart"/>
-      <w:r>
-        <w:rPr>
-          <w:bCs/>
-          <w:sz w:val="26"/>
-          <w:szCs w:val="26"/>
-        </w:rPr>
-        <w:t>thích</w:t>
-      </w:r>
-      <w:proofErr w:type="spellEnd"/>
-      <w:r>
-        <w:rPr>
-          <w:bCs/>
-          <w:sz w:val="26"/>
-          <w:szCs w:val="26"/>
-        </w:rPr>
-        <w:t xml:space="preserve"> </w:t>
-      </w:r>
-      <w:proofErr w:type="spellStart"/>
-      <w:r>
-        <w:rPr>
-          <w:bCs/>
-          <w:sz w:val="26"/>
-          <w:szCs w:val="26"/>
-        </w:rPr>
-        <w:t>các</w:t>
-      </w:r>
-      <w:proofErr w:type="spellEnd"/>
-      <w:r>
-        <w:rPr>
-          <w:bCs/>
-          <w:sz w:val="26"/>
-          <w:szCs w:val="26"/>
-        </w:rPr>
-        <w:t xml:space="preserve"> </w:t>
-      </w:r>
-      <w:proofErr w:type="spellStart"/>
-      <w:r>
-        <w:rPr>
-          <w:bCs/>
-          <w:sz w:val="26"/>
-          <w:szCs w:val="26"/>
-        </w:rPr>
-        <w:t>hình</w:t>
-      </w:r>
-      <w:proofErr w:type="spellEnd"/>
-      <w:r>
-        <w:rPr>
-          <w:bCs/>
-          <w:sz w:val="26"/>
-          <w:szCs w:val="26"/>
-        </w:rPr>
-        <w:t xml:space="preserve"> </w:t>
-      </w:r>
-      <w:proofErr w:type="spellStart"/>
-      <w:r>
-        <w:rPr>
-          <w:bCs/>
-          <w:sz w:val="26"/>
-          <w:szCs w:val="26"/>
-        </w:rPr>
-        <w:t>ảnh</w:t>
-      </w:r>
-      <w:proofErr w:type="spellEnd"/>
-      <w:r>
-        <w:rPr>
-          <w:bCs/>
-          <w:sz w:val="26"/>
-          <w:szCs w:val="26"/>
-        </w:rPr>
-        <w:t>)</w:t>
+        <w:t>(SV chụp màn hình thực hành các bước của các yêu cầu và giải thích các hình ảnh)</w:t>
       </w:r>
     </w:p>
     <w:p>
@@ -1865,14 +1499,12 @@
           <w:lang w:val="vi-VN"/>
         </w:rPr>
       </w:pPr>
-      <w:proofErr w:type="spellStart"/>
       <w:r>
         <w:rPr>
           <w:bCs/>
         </w:rPr>
         <w:t>Bài</w:t>
       </w:r>
-      <w:proofErr w:type="spellEnd"/>
       <w:r>
         <w:rPr>
           <w:bCs/>
@@ -1891,6 +1523,7 @@
       <w:r>
         <w:rPr>
           <w:bCs/>
+          <w:noProof/>
           <w:lang w:val="vi-VN"/>
         </w:rPr>
         <w:drawing>
@@ -1940,6 +1573,7 @@
       <w:r>
         <w:rPr>
           <w:bCs/>
+          <w:noProof/>
           <w:lang w:val="vi-VN"/>
         </w:rPr>
         <w:lastRenderedPageBreak/>
@@ -1992,6 +1626,13 @@
           <w:bCs/>
           <w:lang w:val="vi-VN"/>
         </w:rPr>
+        <w:t xml:space="preserve">Tại </w:t>
+      </w:r>
+      <w:r>
+        <w:rPr>
+          <w:bCs/>
+          <w:lang w:val="vi-VN"/>
+        </w:rPr>
         <w:t>Router West</w:t>
       </w:r>
     </w:p>
@@ -2244,6 +1885,7 @@
       <w:r>
         <w:rPr>
           <w:bCs/>
+          <w:noProof/>
         </w:rPr>
         <w:drawing>
           <wp:inline distT="0" distB="0" distL="0" distR="0" wp14:anchorId="3EA82C06" wp14:editId="1E7E6799">
@@ -2292,6 +1934,19 @@
         <w:rPr>
           <w:bCs/>
         </w:rPr>
+        <w:t>Tại</w:t>
+      </w:r>
+      <w:r>
+        <w:rPr>
+          <w:bCs/>
+          <w:lang w:val="vi-VN"/>
+        </w:rPr>
+        <w:t xml:space="preserve"> </w:t>
+      </w:r>
+      <w:r>
+        <w:rPr>
+          <w:bCs/>
+        </w:rPr>
         <w:t>Router Central:</w:t>
       </w:r>
     </w:p>
@@ -2340,19 +1995,11 @@
           <w:bCs/>
         </w:rPr>
       </w:pPr>
-      <w:proofErr w:type="spellStart"/>
-      <w:r>
-        <w:rPr>
-          <w:bCs/>
-        </w:rPr>
-        <w:t>ip</w:t>
-      </w:r>
-      <w:proofErr w:type="spellEnd"/>
-      <w:r>
-        <w:rPr>
-          <w:bCs/>
-        </w:rPr>
-        <w:t xml:space="preserve"> address 192.168.1.1 255.255.255.0</w:t>
+      <w:r>
+        <w:rPr>
+          <w:bCs/>
+        </w:rPr>
+        <w:t>ip address 192.168.1.1 255.255.255.0</w:t>
       </w:r>
     </w:p>
     <w:p>
@@ -2400,19 +2047,11 @@
           <w:bCs/>
         </w:rPr>
       </w:pPr>
-      <w:proofErr w:type="spellStart"/>
-      <w:r>
-        <w:rPr>
-          <w:bCs/>
-        </w:rPr>
-        <w:t>ip</w:t>
-      </w:r>
-      <w:proofErr w:type="spellEnd"/>
-      <w:r>
-        <w:rPr>
-          <w:bCs/>
-        </w:rPr>
-        <w:t xml:space="preserve"> address 10.0.0.2 255.255.255.0</w:t>
+      <w:r>
+        <w:rPr>
+          <w:bCs/>
+        </w:rPr>
+        <w:t>ip address 10.0.0.2 255.255.255.0</w:t>
       </w:r>
     </w:p>
     <w:p>
@@ -2460,19 +2099,11 @@
           <w:bCs/>
         </w:rPr>
       </w:pPr>
-      <w:proofErr w:type="spellStart"/>
-      <w:r>
-        <w:rPr>
-          <w:bCs/>
-        </w:rPr>
-        <w:t>ip</w:t>
-      </w:r>
-      <w:proofErr w:type="spellEnd"/>
-      <w:r>
-        <w:rPr>
-          <w:bCs/>
-        </w:rPr>
-        <w:t xml:space="preserve"> address 10.0.1.1 255.255.255.0</w:t>
+      <w:r>
+        <w:rPr>
+          <w:bCs/>
+        </w:rPr>
+        <w:t>ip address 10.0.1.1 255.255.255.0</w:t>
       </w:r>
     </w:p>
     <w:p>
@@ -2573,24 +2204,23 @@
           <w:bCs/>
         </w:rPr>
       </w:pPr>
-      <w:proofErr w:type="spellStart"/>
       <w:r>
         <w:rPr>
           <w:bCs/>
         </w:rPr>
         <w:t>wr</w:t>
       </w:r>
-      <w:proofErr w:type="spellEnd"/>
-    </w:p>
-    <w:p>
-      <w:pPr>
-        <w:rPr>
-          <w:bCs/>
-        </w:rPr>
-      </w:pPr>
-      <w:r>
-        <w:rPr>
-          <w:bCs/>
+    </w:p>
+    <w:p>
+      <w:pPr>
+        <w:rPr>
+          <w:bCs/>
+        </w:rPr>
+      </w:pPr>
+      <w:r>
+        <w:rPr>
+          <w:bCs/>
+          <w:noProof/>
         </w:rPr>
         <w:drawing>
           <wp:inline distT="0" distB="0" distL="0" distR="0" wp14:anchorId="4655E0B8" wp14:editId="679ADC91">
@@ -2639,6 +2269,19 @@
         <w:rPr>
           <w:bCs/>
         </w:rPr>
+        <w:t>Tại</w:t>
+      </w:r>
+      <w:r>
+        <w:rPr>
+          <w:bCs/>
+          <w:lang w:val="vi-VN"/>
+        </w:rPr>
+        <w:t xml:space="preserve"> </w:t>
+      </w:r>
+      <w:r>
+        <w:rPr>
+          <w:bCs/>
+        </w:rPr>
         <w:t>Router East</w:t>
       </w:r>
     </w:p>
@@ -2687,19 +2330,11 @@
           <w:bCs/>
         </w:rPr>
       </w:pPr>
-      <w:proofErr w:type="spellStart"/>
-      <w:r>
-        <w:rPr>
-          <w:bCs/>
-        </w:rPr>
-        <w:t>ip</w:t>
-      </w:r>
-      <w:proofErr w:type="spellEnd"/>
-      <w:r>
-        <w:rPr>
-          <w:bCs/>
-        </w:rPr>
-        <w:t xml:space="preserve"> address 192.168.2.1 255.255.255.0</w:t>
+      <w:r>
+        <w:rPr>
+          <w:bCs/>
+        </w:rPr>
+        <w:t>ip address 192.168.2.1 255.255.255.0</w:t>
       </w:r>
     </w:p>
     <w:p>
@@ -2748,19 +2383,11 @@
           <w:bCs/>
         </w:rPr>
       </w:pPr>
-      <w:proofErr w:type="spellStart"/>
-      <w:r>
-        <w:rPr>
-          <w:bCs/>
-        </w:rPr>
-        <w:t>ip</w:t>
-      </w:r>
-      <w:proofErr w:type="spellEnd"/>
-      <w:r>
-        <w:rPr>
-          <w:bCs/>
-        </w:rPr>
-        <w:t xml:space="preserve"> address 10.0.1.2 255.255.255.0</w:t>
+      <w:r>
+        <w:rPr>
+          <w:bCs/>
+        </w:rPr>
+        <w:t>ip address 10.0.1.2 255.255.255.0</w:t>
       </w:r>
     </w:p>
     <w:p>
@@ -2860,24 +2487,23 @@
           <w:bCs/>
         </w:rPr>
       </w:pPr>
-      <w:proofErr w:type="spellStart"/>
       <w:r>
         <w:rPr>
           <w:bCs/>
         </w:rPr>
         <w:t>wr</w:t>
       </w:r>
-      <w:proofErr w:type="spellEnd"/>
-    </w:p>
-    <w:p>
-      <w:pPr>
-        <w:rPr>
-          <w:bCs/>
-        </w:rPr>
-      </w:pPr>
-      <w:r>
-        <w:rPr>
-          <w:bCs/>
+    </w:p>
+    <w:p>
+      <w:pPr>
+        <w:rPr>
+          <w:bCs/>
+        </w:rPr>
+      </w:pPr>
+      <w:r>
+        <w:rPr>
+          <w:bCs/>
+          <w:noProof/>
         </w:rPr>
         <w:drawing>
           <wp:inline distT="0" distB="0" distL="0" distR="0" wp14:anchorId="4DB9AFCE" wp14:editId="1C873390">
@@ -2922,19 +2548,11 @@
           <w:bCs/>
         </w:rPr>
       </w:pPr>
-      <w:proofErr w:type="gramStart"/>
-      <w:r>
-        <w:rPr>
-          <w:bCs/>
-        </w:rPr>
-        <w:t>  PC</w:t>
-      </w:r>
-      <w:proofErr w:type="gramEnd"/>
-      <w:r>
-        <w:rPr>
-          <w:bCs/>
-        </w:rPr>
-        <w:t>1:</w:t>
+      <w:r>
+        <w:rPr>
+          <w:bCs/>
+        </w:rPr>
+        <w:t>  PC1:</w:t>
       </w:r>
     </w:p>
     <w:p>
@@ -2956,19 +2574,11 @@
           <w:bCs/>
         </w:rPr>
       </w:pPr>
-      <w:proofErr w:type="spellStart"/>
-      <w:r>
-        <w:rPr>
-          <w:bCs/>
-        </w:rPr>
-        <w:t>ip</w:t>
-      </w:r>
-      <w:proofErr w:type="spellEnd"/>
-      <w:r>
-        <w:rPr>
-          <w:bCs/>
-        </w:rPr>
-        <w:t xml:space="preserve"> 192.168.0.5 24 192.168.0.1</w:t>
+      <w:r>
+        <w:rPr>
+          <w:bCs/>
+        </w:rPr>
+        <w:t>ip 192.168.0.5 24 192.168.0.1</w:t>
       </w:r>
     </w:p>
     <w:p>
@@ -2990,19 +2600,11 @@
           <w:bCs/>
         </w:rPr>
       </w:pPr>
-      <w:proofErr w:type="gramStart"/>
-      <w:r>
-        <w:rPr>
-          <w:bCs/>
-        </w:rPr>
-        <w:t>  PC</w:t>
-      </w:r>
-      <w:proofErr w:type="gramEnd"/>
-      <w:r>
-        <w:rPr>
-          <w:bCs/>
-        </w:rPr>
-        <w:t>2:</w:t>
+      <w:r>
+        <w:rPr>
+          <w:bCs/>
+        </w:rPr>
+        <w:t>  PC2:</w:t>
       </w:r>
     </w:p>
     <w:p>
@@ -3025,19 +2627,11 @@
           <w:bCs/>
         </w:rPr>
       </w:pPr>
-      <w:proofErr w:type="spellStart"/>
-      <w:r>
-        <w:rPr>
-          <w:bCs/>
-        </w:rPr>
-        <w:t>ip</w:t>
-      </w:r>
-      <w:proofErr w:type="spellEnd"/>
-      <w:r>
-        <w:rPr>
-          <w:bCs/>
-        </w:rPr>
-        <w:t xml:space="preserve"> 192.168.1.5 24 192.168.1.1</w:t>
+      <w:r>
+        <w:rPr>
+          <w:bCs/>
+        </w:rPr>
+        <w:t>ip 192.168.1.5 24 192.168.1.1</w:t>
       </w:r>
     </w:p>
     <w:p>
@@ -3059,19 +2653,11 @@
           <w:bCs/>
         </w:rPr>
       </w:pPr>
-      <w:proofErr w:type="gramStart"/>
-      <w:r>
-        <w:rPr>
-          <w:bCs/>
-        </w:rPr>
-        <w:t>  PC</w:t>
-      </w:r>
-      <w:proofErr w:type="gramEnd"/>
-      <w:r>
-        <w:rPr>
-          <w:bCs/>
-        </w:rPr>
-        <w:t>3:</w:t>
+      <w:r>
+        <w:rPr>
+          <w:bCs/>
+        </w:rPr>
+        <w:t>  PC3:</w:t>
       </w:r>
     </w:p>
     <w:p>
@@ -3093,19 +2679,11 @@
           <w:bCs/>
         </w:rPr>
       </w:pPr>
-      <w:proofErr w:type="spellStart"/>
-      <w:r>
-        <w:rPr>
-          <w:bCs/>
-        </w:rPr>
-        <w:t>ip</w:t>
-      </w:r>
-      <w:proofErr w:type="spellEnd"/>
-      <w:r>
-        <w:rPr>
-          <w:bCs/>
-        </w:rPr>
-        <w:t xml:space="preserve"> 192.168.2.5 24 192.168.2.1</w:t>
+      <w:r>
+        <w:rPr>
+          <w:bCs/>
+        </w:rPr>
+        <w:t>ip 192.168.2.5 24 192.168.2.1</w:t>
       </w:r>
     </w:p>
     <w:p>
@@ -3148,16 +2726,8 @@
         <w:rPr>
           <w:bCs/>
         </w:rPr>
-        <w:t xml:space="preserve">pc 1 ping </w:t>
-      </w:r>
-      <w:proofErr w:type="spellStart"/>
-      <w:r>
-        <w:rPr>
-          <w:bCs/>
-        </w:rPr>
-        <w:t>tới</w:t>
-      </w:r>
-      <w:proofErr w:type="spellEnd"/>
+        <w:t>pc 1 ping tới</w:t>
+      </w:r>
       <w:r>
         <w:rPr>
           <w:bCs/>
@@ -3176,6 +2746,7 @@
       <w:r>
         <w:rPr>
           <w:bCs/>
+          <w:noProof/>
         </w:rPr>
         <w:drawing>
           <wp:inline distT="0" distB="0" distL="0" distR="0" wp14:anchorId="26AE0A05" wp14:editId="7561AAC3">
@@ -3235,659 +2806,37 @@
           <w:bCs/>
         </w:rPr>
       </w:pPr>
-      <w:proofErr w:type="gramStart"/>
-      <w:r>
-        <w:rPr>
-          <w:bCs/>
-        </w:rPr>
-        <w:t xml:space="preserve">  </w:t>
-      </w:r>
-      <w:proofErr w:type="spellStart"/>
-      <w:r>
-        <w:rPr>
-          <w:bCs/>
-        </w:rPr>
-        <w:t>Chữ</w:t>
-      </w:r>
-      <w:proofErr w:type="spellEnd"/>
-      <w:proofErr w:type="gramEnd"/>
-      <w:r>
-        <w:rPr>
-          <w:bCs/>
-        </w:rPr>
-        <w:t xml:space="preserve"> C (Connected): </w:t>
-      </w:r>
-      <w:proofErr w:type="spellStart"/>
-      <w:r>
-        <w:rPr>
-          <w:bCs/>
-        </w:rPr>
-        <w:t>Đại</w:t>
-      </w:r>
-      <w:proofErr w:type="spellEnd"/>
-      <w:r>
-        <w:rPr>
-          <w:bCs/>
-        </w:rPr>
-        <w:t xml:space="preserve"> </w:t>
-      </w:r>
-      <w:proofErr w:type="spellStart"/>
-      <w:r>
-        <w:rPr>
-          <w:bCs/>
-        </w:rPr>
-        <w:t>diện</w:t>
-      </w:r>
-      <w:proofErr w:type="spellEnd"/>
-      <w:r>
-        <w:rPr>
-          <w:bCs/>
-        </w:rPr>
-        <w:t xml:space="preserve"> </w:t>
-      </w:r>
-      <w:proofErr w:type="spellStart"/>
-      <w:r>
-        <w:rPr>
-          <w:bCs/>
-        </w:rPr>
-        <w:t>cho</w:t>
-      </w:r>
-      <w:proofErr w:type="spellEnd"/>
-      <w:r>
-        <w:rPr>
-          <w:bCs/>
-        </w:rPr>
-        <w:t xml:space="preserve"> </w:t>
-      </w:r>
-      <w:proofErr w:type="spellStart"/>
-      <w:r>
-        <w:rPr>
-          <w:bCs/>
-        </w:rPr>
-        <w:t>các</w:t>
-      </w:r>
-      <w:proofErr w:type="spellEnd"/>
-      <w:r>
-        <w:rPr>
-          <w:bCs/>
-        </w:rPr>
-        <w:t xml:space="preserve"> </w:t>
-      </w:r>
-      <w:proofErr w:type="spellStart"/>
-      <w:r>
-        <w:rPr>
-          <w:bCs/>
-        </w:rPr>
-        <w:t>dải</w:t>
-      </w:r>
-      <w:proofErr w:type="spellEnd"/>
-      <w:r>
-        <w:rPr>
-          <w:bCs/>
-        </w:rPr>
-        <w:t xml:space="preserve"> </w:t>
-      </w:r>
-      <w:proofErr w:type="spellStart"/>
-      <w:r>
-        <w:rPr>
-          <w:bCs/>
-        </w:rPr>
-        <w:t>mạng</w:t>
-      </w:r>
-      <w:proofErr w:type="spellEnd"/>
-      <w:r>
-        <w:rPr>
-          <w:bCs/>
-        </w:rPr>
-        <w:t xml:space="preserve"> </w:t>
-      </w:r>
-      <w:proofErr w:type="spellStart"/>
-      <w:r>
-        <w:rPr>
-          <w:bCs/>
-        </w:rPr>
-        <w:t>được</w:t>
-      </w:r>
-      <w:proofErr w:type="spellEnd"/>
-      <w:r>
-        <w:rPr>
-          <w:bCs/>
-        </w:rPr>
-        <w:t xml:space="preserve"> </w:t>
-      </w:r>
-      <w:proofErr w:type="spellStart"/>
-      <w:r>
-        <w:rPr>
-          <w:bCs/>
-        </w:rPr>
-        <w:t>cắm</w:t>
-      </w:r>
-      <w:proofErr w:type="spellEnd"/>
-      <w:r>
-        <w:rPr>
-          <w:bCs/>
-        </w:rPr>
-        <w:t xml:space="preserve"> </w:t>
-      </w:r>
-      <w:proofErr w:type="spellStart"/>
-      <w:r>
-        <w:rPr>
-          <w:bCs/>
-        </w:rPr>
-        <w:t>dây</w:t>
-      </w:r>
-      <w:proofErr w:type="spellEnd"/>
-      <w:r>
-        <w:rPr>
-          <w:bCs/>
-        </w:rPr>
-        <w:t xml:space="preserve"> </w:t>
-      </w:r>
-      <w:proofErr w:type="spellStart"/>
-      <w:r>
-        <w:rPr>
-          <w:bCs/>
-        </w:rPr>
-        <w:t>trực</w:t>
-      </w:r>
-      <w:proofErr w:type="spellEnd"/>
-      <w:r>
-        <w:rPr>
-          <w:bCs/>
-        </w:rPr>
-        <w:t xml:space="preserve"> </w:t>
-      </w:r>
-      <w:proofErr w:type="spellStart"/>
-      <w:r>
-        <w:rPr>
-          <w:bCs/>
-        </w:rPr>
-        <w:t>tiếp</w:t>
-      </w:r>
-      <w:proofErr w:type="spellEnd"/>
-      <w:r>
-        <w:rPr>
-          <w:bCs/>
-        </w:rPr>
-        <w:t xml:space="preserve"> </w:t>
-      </w:r>
-      <w:proofErr w:type="spellStart"/>
-      <w:r>
-        <w:rPr>
-          <w:bCs/>
-        </w:rPr>
-        <w:t>vào</w:t>
-      </w:r>
-      <w:proofErr w:type="spellEnd"/>
-      <w:r>
-        <w:rPr>
-          <w:bCs/>
-        </w:rPr>
-        <w:t xml:space="preserve"> Router West (</w:t>
-      </w:r>
-      <w:proofErr w:type="spellStart"/>
-      <w:r>
-        <w:rPr>
-          <w:bCs/>
-        </w:rPr>
-        <w:t>ví</w:t>
-      </w:r>
-      <w:proofErr w:type="spellEnd"/>
-      <w:r>
-        <w:rPr>
-          <w:bCs/>
-        </w:rPr>
-        <w:t xml:space="preserve"> </w:t>
-      </w:r>
-      <w:proofErr w:type="spellStart"/>
-      <w:r>
-        <w:rPr>
-          <w:bCs/>
-        </w:rPr>
-        <w:t>dụ</w:t>
-      </w:r>
-      <w:proofErr w:type="spellEnd"/>
-      <w:r>
-        <w:rPr>
-          <w:bCs/>
-        </w:rPr>
-        <w:t xml:space="preserve"> </w:t>
-      </w:r>
-      <w:proofErr w:type="spellStart"/>
-      <w:r>
-        <w:rPr>
-          <w:bCs/>
-        </w:rPr>
-        <w:t>mạng</w:t>
-      </w:r>
-      <w:proofErr w:type="spellEnd"/>
-      <w:r>
-        <w:rPr>
-          <w:bCs/>
-        </w:rPr>
-        <w:t xml:space="preserve"> 192.168.0.0 </w:t>
-      </w:r>
-      <w:proofErr w:type="spellStart"/>
-      <w:r>
-        <w:rPr>
-          <w:bCs/>
-        </w:rPr>
-        <w:t>và</w:t>
-      </w:r>
-      <w:proofErr w:type="spellEnd"/>
-      <w:r>
-        <w:rPr>
-          <w:bCs/>
-        </w:rPr>
-        <w:t xml:space="preserve"> 10.0.0.0).</w:t>
-      </w:r>
-    </w:p>
-    <w:p>
-      <w:pPr>
-        <w:rPr>
-          <w:bCs/>
-        </w:rPr>
-      </w:pPr>
-      <w:proofErr w:type="gramStart"/>
-      <w:r>
-        <w:rPr>
-          <w:bCs/>
-        </w:rPr>
-        <w:t xml:space="preserve">  </w:t>
-      </w:r>
-      <w:proofErr w:type="spellStart"/>
-      <w:r>
-        <w:rPr>
-          <w:bCs/>
-        </w:rPr>
-        <w:t>Chữ</w:t>
-      </w:r>
-      <w:proofErr w:type="spellEnd"/>
-      <w:proofErr w:type="gramEnd"/>
-      <w:r>
-        <w:rPr>
-          <w:bCs/>
-        </w:rPr>
-        <w:t xml:space="preserve"> R (RIP): </w:t>
-      </w:r>
-      <w:proofErr w:type="spellStart"/>
-      <w:r>
-        <w:rPr>
-          <w:bCs/>
-        </w:rPr>
-        <w:t>Đại</w:t>
-      </w:r>
-      <w:proofErr w:type="spellEnd"/>
-      <w:r>
-        <w:rPr>
-          <w:bCs/>
-        </w:rPr>
-        <w:t xml:space="preserve"> </w:t>
-      </w:r>
-      <w:proofErr w:type="spellStart"/>
-      <w:r>
-        <w:rPr>
-          <w:bCs/>
-        </w:rPr>
-        <w:t>diện</w:t>
-      </w:r>
-      <w:proofErr w:type="spellEnd"/>
-      <w:r>
-        <w:rPr>
-          <w:bCs/>
-        </w:rPr>
-        <w:t xml:space="preserve"> </w:t>
-      </w:r>
-      <w:proofErr w:type="spellStart"/>
-      <w:r>
-        <w:rPr>
-          <w:bCs/>
-        </w:rPr>
-        <w:t>cho</w:t>
-      </w:r>
-      <w:proofErr w:type="spellEnd"/>
-      <w:r>
-        <w:rPr>
-          <w:bCs/>
-        </w:rPr>
-        <w:t xml:space="preserve"> </w:t>
-      </w:r>
-      <w:proofErr w:type="spellStart"/>
-      <w:r>
-        <w:rPr>
-          <w:bCs/>
-        </w:rPr>
-        <w:t>các</w:t>
-      </w:r>
-      <w:proofErr w:type="spellEnd"/>
-      <w:r>
-        <w:rPr>
-          <w:bCs/>
-        </w:rPr>
-        <w:t xml:space="preserve"> </w:t>
-      </w:r>
-      <w:proofErr w:type="spellStart"/>
-      <w:r>
-        <w:rPr>
-          <w:bCs/>
-        </w:rPr>
-        <w:t>dải</w:t>
-      </w:r>
-      <w:proofErr w:type="spellEnd"/>
-      <w:r>
-        <w:rPr>
-          <w:bCs/>
-        </w:rPr>
-        <w:t xml:space="preserve"> </w:t>
-      </w:r>
-      <w:proofErr w:type="spellStart"/>
-      <w:r>
-        <w:rPr>
-          <w:bCs/>
-        </w:rPr>
-        <w:t>mạng</w:t>
-      </w:r>
-      <w:proofErr w:type="spellEnd"/>
-      <w:r>
-        <w:rPr>
-          <w:bCs/>
-        </w:rPr>
-        <w:t xml:space="preserve"> ở xa </w:t>
-      </w:r>
-      <w:proofErr w:type="spellStart"/>
-      <w:r>
-        <w:rPr>
-          <w:bCs/>
-        </w:rPr>
-        <w:t>mà</w:t>
-      </w:r>
-      <w:proofErr w:type="spellEnd"/>
-      <w:r>
-        <w:rPr>
-          <w:bCs/>
-        </w:rPr>
-        <w:t xml:space="preserve"> Router West </w:t>
-      </w:r>
-      <w:proofErr w:type="spellStart"/>
-      <w:r>
-        <w:rPr>
-          <w:bCs/>
-        </w:rPr>
-        <w:t>tự</w:t>
-      </w:r>
-      <w:proofErr w:type="spellEnd"/>
-      <w:r>
-        <w:rPr>
-          <w:bCs/>
-        </w:rPr>
-        <w:t xml:space="preserve"> </w:t>
-      </w:r>
-      <w:proofErr w:type="spellStart"/>
-      <w:r>
-        <w:rPr>
-          <w:bCs/>
-        </w:rPr>
-        <w:t>động</w:t>
-      </w:r>
-      <w:proofErr w:type="spellEnd"/>
-      <w:r>
-        <w:rPr>
-          <w:bCs/>
-        </w:rPr>
-        <w:t xml:space="preserve"> </w:t>
-      </w:r>
-      <w:proofErr w:type="spellStart"/>
-      <w:r>
-        <w:rPr>
-          <w:bCs/>
-        </w:rPr>
-        <w:t>học</w:t>
-      </w:r>
-      <w:proofErr w:type="spellEnd"/>
-      <w:r>
-        <w:rPr>
-          <w:bCs/>
-        </w:rPr>
-        <w:t xml:space="preserve"> </w:t>
-      </w:r>
-      <w:proofErr w:type="spellStart"/>
-      <w:r>
-        <w:rPr>
-          <w:bCs/>
-        </w:rPr>
-        <w:t>được</w:t>
-      </w:r>
-      <w:proofErr w:type="spellEnd"/>
-      <w:r>
-        <w:rPr>
-          <w:bCs/>
-        </w:rPr>
-        <w:t xml:space="preserve"> </w:t>
-      </w:r>
-      <w:proofErr w:type="spellStart"/>
-      <w:r>
-        <w:rPr>
-          <w:bCs/>
-        </w:rPr>
-        <w:t>từ</w:t>
-      </w:r>
-      <w:proofErr w:type="spellEnd"/>
-      <w:r>
-        <w:rPr>
-          <w:bCs/>
-        </w:rPr>
-        <w:t xml:space="preserve"> </w:t>
-      </w:r>
-      <w:proofErr w:type="spellStart"/>
-      <w:r>
-        <w:rPr>
-          <w:bCs/>
-        </w:rPr>
-        <w:t>các</w:t>
-      </w:r>
-      <w:proofErr w:type="spellEnd"/>
-      <w:r>
-        <w:rPr>
-          <w:bCs/>
-        </w:rPr>
-        <w:t xml:space="preserve"> Router </w:t>
-      </w:r>
-      <w:proofErr w:type="spellStart"/>
-      <w:r>
-        <w:rPr>
-          <w:bCs/>
-        </w:rPr>
-        <w:t>khác</w:t>
-      </w:r>
-      <w:proofErr w:type="spellEnd"/>
-      <w:r>
-        <w:rPr>
-          <w:bCs/>
-        </w:rPr>
-        <w:t xml:space="preserve"> </w:t>
-      </w:r>
-      <w:proofErr w:type="spellStart"/>
-      <w:r>
-        <w:rPr>
-          <w:bCs/>
-        </w:rPr>
-        <w:t>thông</w:t>
-      </w:r>
-      <w:proofErr w:type="spellEnd"/>
-      <w:r>
-        <w:rPr>
-          <w:bCs/>
-        </w:rPr>
-        <w:t xml:space="preserve"> qua </w:t>
-      </w:r>
-      <w:proofErr w:type="spellStart"/>
-      <w:r>
-        <w:rPr>
-          <w:bCs/>
-        </w:rPr>
-        <w:t>giao</w:t>
-      </w:r>
-      <w:proofErr w:type="spellEnd"/>
-      <w:r>
-        <w:rPr>
-          <w:bCs/>
-        </w:rPr>
-        <w:t xml:space="preserve"> </w:t>
-      </w:r>
-      <w:proofErr w:type="spellStart"/>
-      <w:r>
-        <w:rPr>
-          <w:bCs/>
-        </w:rPr>
-        <w:t>thức</w:t>
-      </w:r>
-      <w:proofErr w:type="spellEnd"/>
-      <w:r>
-        <w:rPr>
-          <w:bCs/>
-        </w:rPr>
-        <w:t xml:space="preserve"> </w:t>
-      </w:r>
-      <w:proofErr w:type="spellStart"/>
-      <w:r>
-        <w:rPr>
-          <w:bCs/>
-        </w:rPr>
-        <w:t>định</w:t>
-      </w:r>
-      <w:proofErr w:type="spellEnd"/>
-      <w:r>
-        <w:rPr>
-          <w:bCs/>
-        </w:rPr>
-        <w:t xml:space="preserve"> </w:t>
-      </w:r>
-      <w:proofErr w:type="spellStart"/>
-      <w:r>
-        <w:rPr>
-          <w:bCs/>
-        </w:rPr>
-        <w:t>tuyến</w:t>
-      </w:r>
-      <w:proofErr w:type="spellEnd"/>
-      <w:r>
-        <w:rPr>
-          <w:bCs/>
-        </w:rPr>
-        <w:t xml:space="preserve"> RIP (</w:t>
-      </w:r>
-      <w:proofErr w:type="spellStart"/>
-      <w:r>
-        <w:rPr>
-          <w:bCs/>
-        </w:rPr>
-        <w:t>ví</w:t>
-      </w:r>
-      <w:proofErr w:type="spellEnd"/>
-      <w:r>
-        <w:rPr>
-          <w:bCs/>
-        </w:rPr>
-        <w:t xml:space="preserve"> </w:t>
-      </w:r>
-      <w:proofErr w:type="spellStart"/>
-      <w:r>
-        <w:rPr>
-          <w:bCs/>
-        </w:rPr>
-        <w:t>dụ</w:t>
-      </w:r>
-      <w:proofErr w:type="spellEnd"/>
-      <w:r>
-        <w:rPr>
-          <w:bCs/>
-        </w:rPr>
-        <w:t xml:space="preserve"> </w:t>
-      </w:r>
-      <w:proofErr w:type="spellStart"/>
-      <w:r>
-        <w:rPr>
-          <w:bCs/>
-        </w:rPr>
-        <w:t>mạng</w:t>
-      </w:r>
-      <w:proofErr w:type="spellEnd"/>
-      <w:r>
-        <w:rPr>
-          <w:bCs/>
-        </w:rPr>
-        <w:t xml:space="preserve"> 192.168.1.0 </w:t>
-      </w:r>
-      <w:proofErr w:type="spellStart"/>
-      <w:r>
-        <w:rPr>
-          <w:bCs/>
-        </w:rPr>
-        <w:t>hoặc</w:t>
-      </w:r>
-      <w:proofErr w:type="spellEnd"/>
-      <w:r>
-        <w:rPr>
-          <w:bCs/>
-        </w:rPr>
-        <w:t xml:space="preserve"> 192.168.2.0).</w:t>
-      </w:r>
-    </w:p>
-    <w:p>
-      <w:pPr>
-        <w:rPr>
-          <w:bCs/>
-        </w:rPr>
-      </w:pPr>
-      <w:proofErr w:type="gramStart"/>
-      <w:r>
-        <w:rPr>
-          <w:bCs/>
-        </w:rPr>
-        <w:t xml:space="preserve">  </w:t>
-      </w:r>
-      <w:proofErr w:type="spellStart"/>
-      <w:r>
-        <w:rPr>
-          <w:bCs/>
-        </w:rPr>
-        <w:t>Cụm</w:t>
-      </w:r>
-      <w:proofErr w:type="spellEnd"/>
-      <w:proofErr w:type="gramEnd"/>
-      <w:r>
-        <w:rPr>
-          <w:bCs/>
-        </w:rPr>
-        <w:t xml:space="preserve"> </w:t>
-      </w:r>
-      <w:proofErr w:type="spellStart"/>
-      <w:r>
-        <w:rPr>
-          <w:bCs/>
-        </w:rPr>
-        <w:t>số</w:t>
-      </w:r>
-      <w:proofErr w:type="spellEnd"/>
-      <w:r>
-        <w:rPr>
-          <w:bCs/>
-        </w:rPr>
-        <w:t xml:space="preserve"> [120/1] </w:t>
-      </w:r>
-      <w:proofErr w:type="spellStart"/>
-      <w:r>
-        <w:rPr>
-          <w:bCs/>
-        </w:rPr>
-        <w:t>hoặc</w:t>
-      </w:r>
-      <w:proofErr w:type="spellEnd"/>
-      <w:r>
-        <w:rPr>
-          <w:bCs/>
-        </w:rPr>
-        <w:t xml:space="preserve"> [120/2]:</w:t>
+      <w:r>
+        <w:rPr>
+          <w:bCs/>
+        </w:rPr>
+        <w:t>  Chữ C (Connected): Đại diện cho các dải mạng được cắm dây trực tiếp vào Router West (ví dụ mạng 192.168.0.0 và 10.0.0.0).</w:t>
+      </w:r>
+    </w:p>
+    <w:p>
+      <w:pPr>
+        <w:rPr>
+          <w:bCs/>
+        </w:rPr>
+      </w:pPr>
+      <w:r>
+        <w:rPr>
+          <w:bCs/>
+        </w:rPr>
+        <w:t>  Chữ R (RIP): Đại diện cho các dải mạng ở xa mà Router West tự động học được từ các Router khác thông qua giao thức định tuyến RIP (ví dụ mạng 192.168.1.0 hoặc 192.168.2.0).</w:t>
+      </w:r>
+    </w:p>
+    <w:p>
+      <w:pPr>
+        <w:rPr>
+          <w:bCs/>
+        </w:rPr>
+      </w:pPr>
+      <w:r>
+        <w:rPr>
+          <w:bCs/>
+        </w:rPr>
+        <w:t>  Cụm số [120/1] hoặc [120/2]:</w:t>
       </w:r>
     </w:p>
     <w:p>
@@ -3904,133 +2853,7 @@
         <w:rPr>
           <w:bCs/>
         </w:rPr>
-        <w:t xml:space="preserve">120: </w:t>
-      </w:r>
-      <w:proofErr w:type="spellStart"/>
-      <w:r>
-        <w:rPr>
-          <w:bCs/>
-        </w:rPr>
-        <w:t>Là</w:t>
-      </w:r>
-      <w:proofErr w:type="spellEnd"/>
-      <w:r>
-        <w:rPr>
-          <w:bCs/>
-        </w:rPr>
-        <w:t xml:space="preserve"> </w:t>
-      </w:r>
-      <w:proofErr w:type="spellStart"/>
-      <w:r>
-        <w:rPr>
-          <w:bCs/>
-        </w:rPr>
-        <w:t>độ</w:t>
-      </w:r>
-      <w:proofErr w:type="spellEnd"/>
-      <w:r>
-        <w:rPr>
-          <w:bCs/>
-        </w:rPr>
-        <w:t xml:space="preserve"> </w:t>
-      </w:r>
-      <w:proofErr w:type="spellStart"/>
-      <w:r>
-        <w:rPr>
-          <w:bCs/>
-        </w:rPr>
-        <w:t>ưu</w:t>
-      </w:r>
-      <w:proofErr w:type="spellEnd"/>
-      <w:r>
-        <w:rPr>
-          <w:bCs/>
-        </w:rPr>
-        <w:t xml:space="preserve"> </w:t>
-      </w:r>
-      <w:proofErr w:type="spellStart"/>
-      <w:r>
-        <w:rPr>
-          <w:bCs/>
-        </w:rPr>
-        <w:t>tiên</w:t>
-      </w:r>
-      <w:proofErr w:type="spellEnd"/>
-      <w:r>
-        <w:rPr>
-          <w:bCs/>
-        </w:rPr>
-        <w:t xml:space="preserve"> (Administrative Distance) </w:t>
-      </w:r>
-      <w:proofErr w:type="spellStart"/>
-      <w:r>
-        <w:rPr>
-          <w:bCs/>
-        </w:rPr>
-        <w:t>mặc</w:t>
-      </w:r>
-      <w:proofErr w:type="spellEnd"/>
-      <w:r>
-        <w:rPr>
-          <w:bCs/>
-        </w:rPr>
-        <w:t xml:space="preserve"> </w:t>
-      </w:r>
-      <w:proofErr w:type="spellStart"/>
-      <w:r>
-        <w:rPr>
-          <w:bCs/>
-        </w:rPr>
-        <w:t>định</w:t>
-      </w:r>
-      <w:proofErr w:type="spellEnd"/>
-      <w:r>
-        <w:rPr>
-          <w:bCs/>
-        </w:rPr>
-        <w:t xml:space="preserve"> </w:t>
-      </w:r>
-      <w:proofErr w:type="spellStart"/>
-      <w:r>
-        <w:rPr>
-          <w:bCs/>
-        </w:rPr>
-        <w:t>của</w:t>
-      </w:r>
-      <w:proofErr w:type="spellEnd"/>
-      <w:r>
-        <w:rPr>
-          <w:bCs/>
-        </w:rPr>
-        <w:t xml:space="preserve"> </w:t>
-      </w:r>
-      <w:proofErr w:type="spellStart"/>
-      <w:r>
-        <w:rPr>
-          <w:bCs/>
-        </w:rPr>
-        <w:t>giao</w:t>
-      </w:r>
-      <w:proofErr w:type="spellEnd"/>
-      <w:r>
-        <w:rPr>
-          <w:bCs/>
-        </w:rPr>
-        <w:t xml:space="preserve"> </w:t>
-      </w:r>
-      <w:proofErr w:type="spellStart"/>
-      <w:r>
-        <w:rPr>
-          <w:bCs/>
-        </w:rPr>
-        <w:t>thức</w:t>
-      </w:r>
-      <w:proofErr w:type="spellEnd"/>
-      <w:r>
-        <w:rPr>
-          <w:bCs/>
-        </w:rPr>
-        <w:t xml:space="preserve"> RIP.</w:t>
+        <w:t>120: Là độ ưu tiên (Administrative Distance) mặc định của giao thức RIP.</w:t>
       </w:r>
     </w:p>
     <w:p>
@@ -4047,454 +2870,41 @@
         <w:rPr>
           <w:bCs/>
         </w:rPr>
-        <w:t xml:space="preserve">1 </w:t>
-      </w:r>
-      <w:proofErr w:type="spellStart"/>
-      <w:r>
-        <w:rPr>
-          <w:bCs/>
-        </w:rPr>
-        <w:t>hoặc</w:t>
-      </w:r>
-      <w:proofErr w:type="spellEnd"/>
-      <w:r>
-        <w:rPr>
-          <w:bCs/>
-        </w:rPr>
-        <w:t xml:space="preserve"> 2: </w:t>
-      </w:r>
-      <w:proofErr w:type="spellStart"/>
-      <w:r>
-        <w:rPr>
-          <w:bCs/>
-        </w:rPr>
-        <w:t>Là</w:t>
-      </w:r>
-      <w:proofErr w:type="spellEnd"/>
-      <w:r>
-        <w:rPr>
-          <w:bCs/>
-        </w:rPr>
-        <w:t xml:space="preserve"> </w:t>
-      </w:r>
-      <w:proofErr w:type="spellStart"/>
-      <w:r>
-        <w:rPr>
-          <w:bCs/>
-        </w:rPr>
-        <w:t>số</w:t>
-      </w:r>
-      <w:proofErr w:type="spellEnd"/>
-      <w:r>
-        <w:rPr>
-          <w:bCs/>
-        </w:rPr>
-        <w:t xml:space="preserve"> </w:t>
-      </w:r>
-      <w:proofErr w:type="spellStart"/>
-      <w:r>
-        <w:rPr>
-          <w:bCs/>
-        </w:rPr>
-        <w:t>bước</w:t>
-      </w:r>
-      <w:proofErr w:type="spellEnd"/>
-      <w:r>
-        <w:rPr>
-          <w:bCs/>
-        </w:rPr>
-        <w:t xml:space="preserve"> </w:t>
-      </w:r>
-      <w:proofErr w:type="spellStart"/>
-      <w:r>
-        <w:rPr>
-          <w:bCs/>
-        </w:rPr>
-        <w:t>nhảy</w:t>
-      </w:r>
-      <w:proofErr w:type="spellEnd"/>
-      <w:r>
-        <w:rPr>
-          <w:bCs/>
-        </w:rPr>
-        <w:t xml:space="preserve"> (Hop count). </w:t>
-      </w:r>
-      <w:proofErr w:type="spellStart"/>
-      <w:r>
-        <w:rPr>
-          <w:bCs/>
-        </w:rPr>
-        <w:t>Ví</w:t>
-      </w:r>
-      <w:proofErr w:type="spellEnd"/>
-      <w:r>
-        <w:rPr>
-          <w:bCs/>
-        </w:rPr>
-        <w:t xml:space="preserve"> </w:t>
-      </w:r>
-      <w:proofErr w:type="spellStart"/>
-      <w:r>
-        <w:rPr>
-          <w:bCs/>
-        </w:rPr>
-        <w:t>dụ</w:t>
-      </w:r>
-      <w:proofErr w:type="spellEnd"/>
-      <w:r>
-        <w:rPr>
-          <w:bCs/>
-        </w:rPr>
-        <w:t xml:space="preserve"> 1 </w:t>
-      </w:r>
-      <w:proofErr w:type="spellStart"/>
-      <w:r>
-        <w:rPr>
-          <w:bCs/>
-        </w:rPr>
-        <w:t>nghĩa</w:t>
-      </w:r>
-      <w:proofErr w:type="spellEnd"/>
-      <w:r>
-        <w:rPr>
-          <w:bCs/>
-        </w:rPr>
-        <w:t xml:space="preserve"> </w:t>
-      </w:r>
-      <w:proofErr w:type="spellStart"/>
-      <w:r>
-        <w:rPr>
-          <w:bCs/>
-        </w:rPr>
-        <w:t>là</w:t>
-      </w:r>
-      <w:proofErr w:type="spellEnd"/>
-      <w:r>
-        <w:rPr>
-          <w:bCs/>
-        </w:rPr>
-        <w:t xml:space="preserve"> </w:t>
-      </w:r>
-      <w:proofErr w:type="spellStart"/>
-      <w:r>
-        <w:rPr>
-          <w:bCs/>
-        </w:rPr>
-        <w:t>gói</w:t>
-      </w:r>
-      <w:proofErr w:type="spellEnd"/>
-      <w:r>
-        <w:rPr>
-          <w:bCs/>
-        </w:rPr>
-        <w:t xml:space="preserve"> tin </w:t>
-      </w:r>
-      <w:proofErr w:type="spellStart"/>
-      <w:r>
-        <w:rPr>
-          <w:bCs/>
-        </w:rPr>
-        <w:t>phải</w:t>
-      </w:r>
-      <w:proofErr w:type="spellEnd"/>
-      <w:r>
-        <w:rPr>
-          <w:bCs/>
-        </w:rPr>
-        <w:t xml:space="preserve"> </w:t>
-      </w:r>
-      <w:proofErr w:type="spellStart"/>
-      <w:r>
-        <w:rPr>
-          <w:bCs/>
-        </w:rPr>
-        <w:t>nhảy</w:t>
-      </w:r>
-      <w:proofErr w:type="spellEnd"/>
-      <w:r>
-        <w:rPr>
-          <w:bCs/>
-        </w:rPr>
-        <w:t xml:space="preserve"> qua 1 Router </w:t>
-      </w:r>
-      <w:proofErr w:type="spellStart"/>
-      <w:r>
-        <w:rPr>
-          <w:bCs/>
-        </w:rPr>
-        <w:t>nữa</w:t>
-      </w:r>
-      <w:proofErr w:type="spellEnd"/>
-      <w:r>
-        <w:rPr>
-          <w:bCs/>
-        </w:rPr>
-        <w:t xml:space="preserve"> </w:t>
-      </w:r>
-      <w:proofErr w:type="spellStart"/>
-      <w:r>
-        <w:rPr>
-          <w:bCs/>
-        </w:rPr>
-        <w:t>mới</w:t>
-      </w:r>
-      <w:proofErr w:type="spellEnd"/>
-      <w:r>
-        <w:rPr>
-          <w:bCs/>
-        </w:rPr>
-        <w:t xml:space="preserve"> </w:t>
-      </w:r>
-      <w:proofErr w:type="spellStart"/>
-      <w:r>
-        <w:rPr>
-          <w:bCs/>
-        </w:rPr>
-        <w:t>đến</w:t>
-      </w:r>
-      <w:proofErr w:type="spellEnd"/>
-      <w:r>
-        <w:rPr>
-          <w:bCs/>
-        </w:rPr>
-        <w:t xml:space="preserve"> </w:t>
-      </w:r>
-      <w:proofErr w:type="spellStart"/>
-      <w:r>
-        <w:rPr>
-          <w:bCs/>
-        </w:rPr>
-        <w:t>được</w:t>
-      </w:r>
-      <w:proofErr w:type="spellEnd"/>
-      <w:r>
-        <w:rPr>
-          <w:bCs/>
-        </w:rPr>
-        <w:t xml:space="preserve"> </w:t>
-      </w:r>
-      <w:proofErr w:type="spellStart"/>
-      <w:r>
-        <w:rPr>
-          <w:bCs/>
-        </w:rPr>
-        <w:t>mạng</w:t>
-      </w:r>
-      <w:proofErr w:type="spellEnd"/>
-      <w:r>
-        <w:rPr>
-          <w:bCs/>
-        </w:rPr>
-        <w:t xml:space="preserve"> </w:t>
-      </w:r>
-      <w:proofErr w:type="spellStart"/>
-      <w:r>
-        <w:rPr>
-          <w:bCs/>
-        </w:rPr>
-        <w:t>đích</w:t>
-      </w:r>
-      <w:proofErr w:type="spellEnd"/>
-      <w:r>
-        <w:rPr>
-          <w:bCs/>
-        </w:rPr>
-        <w:t>.</w:t>
-      </w:r>
-    </w:p>
-    <w:p>
-      <w:pPr>
-        <w:rPr>
-          <w:bCs/>
-        </w:rPr>
-      </w:pPr>
-      <w:proofErr w:type="gramStart"/>
-      <w:r>
-        <w:rPr>
-          <w:bCs/>
-        </w:rPr>
-        <w:t>  via</w:t>
-      </w:r>
-      <w:proofErr w:type="gramEnd"/>
-      <w:r>
-        <w:rPr>
-          <w:bCs/>
-        </w:rPr>
-        <w:t xml:space="preserve"> [IP]: </w:t>
-      </w:r>
-      <w:proofErr w:type="spellStart"/>
-      <w:r>
-        <w:rPr>
-          <w:bCs/>
-        </w:rPr>
-        <w:t>Là</w:t>
-      </w:r>
-      <w:proofErr w:type="spellEnd"/>
-      <w:r>
-        <w:rPr>
-          <w:bCs/>
-        </w:rPr>
-        <w:t xml:space="preserve"> </w:t>
-      </w:r>
-      <w:proofErr w:type="spellStart"/>
-      <w:r>
-        <w:rPr>
-          <w:bCs/>
-        </w:rPr>
-        <w:t>địa</w:t>
-      </w:r>
-      <w:proofErr w:type="spellEnd"/>
-      <w:r>
-        <w:rPr>
-          <w:bCs/>
-        </w:rPr>
-        <w:t xml:space="preserve"> </w:t>
-      </w:r>
-      <w:proofErr w:type="spellStart"/>
-      <w:r>
-        <w:rPr>
-          <w:bCs/>
-        </w:rPr>
-        <w:t>chỉ</w:t>
-      </w:r>
-      <w:proofErr w:type="spellEnd"/>
-      <w:r>
-        <w:rPr>
-          <w:bCs/>
-        </w:rPr>
-        <w:t xml:space="preserve"> IP </w:t>
-      </w:r>
-      <w:proofErr w:type="spellStart"/>
-      <w:r>
-        <w:rPr>
-          <w:bCs/>
-        </w:rPr>
-        <w:t>của</w:t>
-      </w:r>
-      <w:proofErr w:type="spellEnd"/>
-      <w:r>
-        <w:rPr>
-          <w:bCs/>
-        </w:rPr>
-        <w:t xml:space="preserve"> </w:t>
-      </w:r>
-      <w:proofErr w:type="spellStart"/>
-      <w:r>
-        <w:rPr>
-          <w:bCs/>
-        </w:rPr>
-        <w:t>trạm</w:t>
-      </w:r>
-      <w:proofErr w:type="spellEnd"/>
-      <w:r>
-        <w:rPr>
-          <w:bCs/>
-        </w:rPr>
-        <w:t xml:space="preserve"> </w:t>
-      </w:r>
-      <w:proofErr w:type="spellStart"/>
-      <w:r>
-        <w:rPr>
-          <w:bCs/>
-        </w:rPr>
-        <w:t>kế</w:t>
-      </w:r>
-      <w:proofErr w:type="spellEnd"/>
-      <w:r>
-        <w:rPr>
-          <w:bCs/>
-        </w:rPr>
-        <w:t xml:space="preserve"> </w:t>
-      </w:r>
-      <w:proofErr w:type="spellStart"/>
-      <w:r>
-        <w:rPr>
-          <w:bCs/>
-        </w:rPr>
-        <w:t>tiếp</w:t>
-      </w:r>
-      <w:proofErr w:type="spellEnd"/>
-      <w:r>
-        <w:rPr>
-          <w:bCs/>
-        </w:rPr>
-        <w:t xml:space="preserve"> (Next-hop) </w:t>
-      </w:r>
-      <w:proofErr w:type="spellStart"/>
-      <w:r>
-        <w:rPr>
-          <w:bCs/>
-        </w:rPr>
-        <w:t>mà</w:t>
-      </w:r>
-      <w:proofErr w:type="spellEnd"/>
-      <w:r>
-        <w:rPr>
-          <w:bCs/>
-        </w:rPr>
-        <w:t xml:space="preserve"> Router West </w:t>
-      </w:r>
-      <w:proofErr w:type="spellStart"/>
-      <w:r>
-        <w:rPr>
-          <w:bCs/>
-        </w:rPr>
-        <w:t>sẽ</w:t>
-      </w:r>
-      <w:proofErr w:type="spellEnd"/>
-      <w:r>
-        <w:rPr>
-          <w:bCs/>
-        </w:rPr>
-        <w:t xml:space="preserve"> </w:t>
-      </w:r>
-      <w:proofErr w:type="spellStart"/>
-      <w:r>
-        <w:rPr>
-          <w:bCs/>
-        </w:rPr>
-        <w:t>ném</w:t>
-      </w:r>
-      <w:proofErr w:type="spellEnd"/>
-      <w:r>
-        <w:rPr>
-          <w:bCs/>
-        </w:rPr>
-        <w:t xml:space="preserve"> </w:t>
-      </w:r>
-      <w:proofErr w:type="spellStart"/>
-      <w:r>
-        <w:rPr>
-          <w:bCs/>
-        </w:rPr>
-        <w:t>gói</w:t>
-      </w:r>
-      <w:proofErr w:type="spellEnd"/>
-      <w:r>
-        <w:rPr>
-          <w:bCs/>
-        </w:rPr>
-        <w:t xml:space="preserve"> tin sang.</w:t>
-      </w:r>
-    </w:p>
-    <w:p>
-      <w:pPr>
-        <w:rPr>
-          <w:bCs/>
-          <w:lang w:val="vi-VN"/>
-        </w:rPr>
-      </w:pPr>
-    </w:p>
-    <w:p>
-      <w:pPr>
-        <w:rPr>
-          <w:bCs/>
-          <w:lang w:val="vi-VN"/>
-        </w:rPr>
-      </w:pPr>
-      <w:r>
-        <w:rPr>
-          <w:bCs/>
+        <w:t>1 hoặc 2: Là số bước nhảy (Hop count). Ví dụ 1 nghĩa là gói tin phải nhảy qua 1 Router nữa mới đến được mạng đích.</w:t>
+      </w:r>
+    </w:p>
+    <w:p>
+      <w:pPr>
+        <w:rPr>
+          <w:bCs/>
+        </w:rPr>
+      </w:pPr>
+      <w:r>
+        <w:rPr>
+          <w:bCs/>
+        </w:rPr>
+        <w:t>  via [IP]: Là địa chỉ IP của trạm kế tiếp (Next-hop) mà Router West sẽ ném gói tin sang.</w:t>
+      </w:r>
+    </w:p>
+    <w:p>
+      <w:pPr>
+        <w:rPr>
+          <w:bCs/>
+          <w:lang w:val="vi-VN"/>
+        </w:rPr>
+      </w:pPr>
+    </w:p>
+    <w:p>
+      <w:pPr>
+        <w:rPr>
+          <w:bCs/>
+          <w:lang w:val="vi-VN"/>
+        </w:rPr>
+      </w:pPr>
+      <w:r>
+        <w:rPr>
+          <w:bCs/>
+          <w:noProof/>
         </w:rPr>
         <w:lastRenderedPageBreak/>
         <w:drawing>
@@ -4551,842 +2961,67 @@
         <w:rPr>
           <w:bCs/>
         </w:rPr>
-        <w:t xml:space="preserve">  </w:t>
-      </w:r>
-      <w:proofErr w:type="spellStart"/>
-      <w:r>
-        <w:rPr>
-          <w:bCs/>
-        </w:rPr>
-        <w:t>Chặng</w:t>
-      </w:r>
-      <w:proofErr w:type="spellEnd"/>
-      <w:r>
-        <w:rPr>
-          <w:bCs/>
-        </w:rPr>
-        <w:t xml:space="preserve"> 1 (192.168.0.1): </w:t>
-      </w:r>
-      <w:proofErr w:type="spellStart"/>
-      <w:r>
-        <w:rPr>
-          <w:bCs/>
-        </w:rPr>
-        <w:t>Gói</w:t>
-      </w:r>
-      <w:proofErr w:type="spellEnd"/>
-      <w:r>
-        <w:rPr>
-          <w:bCs/>
-        </w:rPr>
-        <w:t xml:space="preserve"> tin </w:t>
-      </w:r>
-      <w:proofErr w:type="spellStart"/>
-      <w:r>
-        <w:rPr>
-          <w:bCs/>
-        </w:rPr>
-        <w:t>đi</w:t>
-      </w:r>
-      <w:proofErr w:type="spellEnd"/>
-      <w:r>
-        <w:rPr>
-          <w:bCs/>
-        </w:rPr>
-        <w:t xml:space="preserve"> </w:t>
-      </w:r>
-      <w:proofErr w:type="spellStart"/>
-      <w:r>
-        <w:rPr>
-          <w:bCs/>
-        </w:rPr>
-        <w:t>từ</w:t>
-      </w:r>
-      <w:proofErr w:type="spellEnd"/>
-      <w:r>
-        <w:rPr>
-          <w:bCs/>
-        </w:rPr>
-        <w:t xml:space="preserve"> PC1 </w:t>
-      </w:r>
-      <w:proofErr w:type="spellStart"/>
-      <w:r>
-        <w:rPr>
-          <w:bCs/>
-        </w:rPr>
-        <w:t>lên</w:t>
-      </w:r>
-      <w:proofErr w:type="spellEnd"/>
-      <w:r>
-        <w:rPr>
-          <w:bCs/>
-        </w:rPr>
-        <w:t xml:space="preserve"> </w:t>
-      </w:r>
-      <w:proofErr w:type="spellStart"/>
-      <w:r>
-        <w:rPr>
-          <w:bCs/>
-        </w:rPr>
-        <w:t>cổng</w:t>
-      </w:r>
-      <w:proofErr w:type="spellEnd"/>
-      <w:r>
-        <w:rPr>
-          <w:bCs/>
-        </w:rPr>
-        <w:t xml:space="preserve"> Gateway </w:t>
-      </w:r>
-      <w:proofErr w:type="spellStart"/>
-      <w:r>
-        <w:rPr>
-          <w:bCs/>
-        </w:rPr>
-        <w:t>của</w:t>
-      </w:r>
-      <w:proofErr w:type="spellEnd"/>
-      <w:r>
-        <w:rPr>
-          <w:bCs/>
-        </w:rPr>
-        <w:t xml:space="preserve"> Router West.</w:t>
-      </w:r>
-    </w:p>
-    <w:p>
-      <w:pPr>
-        <w:rPr>
-          <w:bCs/>
-        </w:rPr>
-      </w:pPr>
-      <w:proofErr w:type="gramStart"/>
-      <w:r>
-        <w:rPr>
-          <w:bCs/>
-        </w:rPr>
-        <w:t xml:space="preserve">  </w:t>
-      </w:r>
-      <w:proofErr w:type="spellStart"/>
-      <w:r>
-        <w:rPr>
-          <w:bCs/>
-        </w:rPr>
-        <w:t>Chặng</w:t>
-      </w:r>
-      <w:proofErr w:type="spellEnd"/>
-      <w:proofErr w:type="gramEnd"/>
-      <w:r>
-        <w:rPr>
-          <w:bCs/>
-        </w:rPr>
-        <w:t xml:space="preserve"> 2 (10.0.0.2): Router West </w:t>
-      </w:r>
-      <w:proofErr w:type="spellStart"/>
-      <w:r>
-        <w:rPr>
-          <w:bCs/>
-        </w:rPr>
-        <w:t>chuyển</w:t>
-      </w:r>
-      <w:proofErr w:type="spellEnd"/>
-      <w:r>
-        <w:rPr>
-          <w:bCs/>
-        </w:rPr>
-        <w:t xml:space="preserve"> </w:t>
-      </w:r>
-      <w:proofErr w:type="spellStart"/>
-      <w:r>
-        <w:rPr>
-          <w:bCs/>
-        </w:rPr>
-        <w:t>tiếp</w:t>
-      </w:r>
-      <w:proofErr w:type="spellEnd"/>
-      <w:r>
-        <w:rPr>
-          <w:bCs/>
-        </w:rPr>
-        <w:t xml:space="preserve"> </w:t>
-      </w:r>
-      <w:proofErr w:type="spellStart"/>
-      <w:r>
-        <w:rPr>
-          <w:bCs/>
-        </w:rPr>
-        <w:t>gói</w:t>
-      </w:r>
-      <w:proofErr w:type="spellEnd"/>
-      <w:r>
-        <w:rPr>
-          <w:bCs/>
-        </w:rPr>
-        <w:t xml:space="preserve"> tin sang Router Central.</w:t>
-      </w:r>
-    </w:p>
-    <w:p>
-      <w:pPr>
-        <w:rPr>
-          <w:bCs/>
-        </w:rPr>
-      </w:pPr>
-      <w:proofErr w:type="gramStart"/>
-      <w:r>
-        <w:rPr>
-          <w:bCs/>
-        </w:rPr>
-        <w:t xml:space="preserve">  </w:t>
-      </w:r>
-      <w:proofErr w:type="spellStart"/>
-      <w:r>
-        <w:rPr>
-          <w:bCs/>
-        </w:rPr>
-        <w:t>Chặng</w:t>
-      </w:r>
-      <w:proofErr w:type="spellEnd"/>
-      <w:proofErr w:type="gramEnd"/>
-      <w:r>
-        <w:rPr>
-          <w:bCs/>
-        </w:rPr>
-        <w:t xml:space="preserve"> 3 (10.0.1.2): Router Central </w:t>
-      </w:r>
-      <w:proofErr w:type="spellStart"/>
-      <w:r>
-        <w:rPr>
-          <w:bCs/>
-        </w:rPr>
-        <w:t>chuyển</w:t>
-      </w:r>
-      <w:proofErr w:type="spellEnd"/>
-      <w:r>
-        <w:rPr>
-          <w:bCs/>
-        </w:rPr>
-        <w:t xml:space="preserve"> </w:t>
-      </w:r>
-      <w:proofErr w:type="spellStart"/>
-      <w:r>
-        <w:rPr>
-          <w:bCs/>
-        </w:rPr>
-        <w:t>tiếp</w:t>
-      </w:r>
-      <w:proofErr w:type="spellEnd"/>
-      <w:r>
-        <w:rPr>
-          <w:bCs/>
-        </w:rPr>
-        <w:t xml:space="preserve"> </w:t>
-      </w:r>
-      <w:proofErr w:type="spellStart"/>
-      <w:r>
-        <w:rPr>
-          <w:bCs/>
-        </w:rPr>
-        <w:t>gói</w:t>
-      </w:r>
-      <w:proofErr w:type="spellEnd"/>
-      <w:r>
-        <w:rPr>
-          <w:bCs/>
-        </w:rPr>
-        <w:t xml:space="preserve"> tin sang Router East.</w:t>
-      </w:r>
-    </w:p>
-    <w:p>
-      <w:pPr>
-        <w:rPr>
-          <w:bCs/>
-        </w:rPr>
-      </w:pPr>
-      <w:proofErr w:type="gramStart"/>
-      <w:r>
-        <w:rPr>
-          <w:bCs/>
-        </w:rPr>
-        <w:t xml:space="preserve">  </w:t>
-      </w:r>
-      <w:proofErr w:type="spellStart"/>
-      <w:r>
-        <w:rPr>
-          <w:bCs/>
-        </w:rPr>
-        <w:t>Kết</w:t>
-      </w:r>
-      <w:proofErr w:type="spellEnd"/>
-      <w:proofErr w:type="gramEnd"/>
-      <w:r>
-        <w:rPr>
-          <w:bCs/>
-        </w:rPr>
-        <w:t xml:space="preserve"> </w:t>
-      </w:r>
-      <w:proofErr w:type="spellStart"/>
-      <w:r>
-        <w:rPr>
-          <w:bCs/>
-        </w:rPr>
-        <w:t>quả</w:t>
-      </w:r>
-      <w:proofErr w:type="spellEnd"/>
-      <w:r>
-        <w:rPr>
-          <w:bCs/>
-        </w:rPr>
-        <w:t xml:space="preserve">: </w:t>
-      </w:r>
-      <w:proofErr w:type="spellStart"/>
-      <w:r>
-        <w:rPr>
-          <w:bCs/>
-        </w:rPr>
-        <w:t>Gói</w:t>
-      </w:r>
-      <w:proofErr w:type="spellEnd"/>
-      <w:r>
-        <w:rPr>
-          <w:bCs/>
-        </w:rPr>
-        <w:t xml:space="preserve"> tin </w:t>
-      </w:r>
-      <w:proofErr w:type="spellStart"/>
-      <w:r>
-        <w:rPr>
-          <w:bCs/>
-        </w:rPr>
-        <w:t>đã</w:t>
-      </w:r>
-      <w:proofErr w:type="spellEnd"/>
-      <w:r>
-        <w:rPr>
-          <w:bCs/>
-        </w:rPr>
-        <w:t xml:space="preserve"> </w:t>
-      </w:r>
-      <w:proofErr w:type="spellStart"/>
-      <w:r>
-        <w:rPr>
-          <w:bCs/>
-        </w:rPr>
-        <w:t>đến</w:t>
-      </w:r>
-      <w:proofErr w:type="spellEnd"/>
-      <w:r>
-        <w:rPr>
-          <w:bCs/>
-        </w:rPr>
-        <w:t xml:space="preserve"> </w:t>
-      </w:r>
-      <w:proofErr w:type="spellStart"/>
-      <w:r>
-        <w:rPr>
-          <w:bCs/>
-        </w:rPr>
-        <w:t>được</w:t>
-      </w:r>
-      <w:proofErr w:type="spellEnd"/>
-      <w:r>
-        <w:rPr>
-          <w:bCs/>
-        </w:rPr>
-        <w:t xml:space="preserve"> </w:t>
-      </w:r>
-      <w:proofErr w:type="spellStart"/>
-      <w:r>
-        <w:rPr>
-          <w:bCs/>
-        </w:rPr>
-        <w:t>mạng</w:t>
-      </w:r>
-      <w:proofErr w:type="spellEnd"/>
-      <w:r>
-        <w:rPr>
-          <w:bCs/>
-        </w:rPr>
-        <w:t xml:space="preserve"> </w:t>
-      </w:r>
-      <w:proofErr w:type="spellStart"/>
-      <w:r>
-        <w:rPr>
-          <w:bCs/>
-        </w:rPr>
-        <w:t>đích</w:t>
-      </w:r>
-      <w:proofErr w:type="spellEnd"/>
-      <w:r>
-        <w:rPr>
-          <w:bCs/>
-        </w:rPr>
-        <w:t xml:space="preserve"> 192.168.2.0. </w:t>
-      </w:r>
-      <w:proofErr w:type="spellStart"/>
-      <w:r>
-        <w:rPr>
-          <w:bCs/>
-        </w:rPr>
-        <w:t>Việc</w:t>
-      </w:r>
-      <w:proofErr w:type="spellEnd"/>
-      <w:r>
-        <w:rPr>
-          <w:bCs/>
-        </w:rPr>
-        <w:t xml:space="preserve"> </w:t>
-      </w:r>
-      <w:proofErr w:type="spellStart"/>
-      <w:r>
-        <w:rPr>
-          <w:bCs/>
-        </w:rPr>
-        <w:t>xuất</w:t>
-      </w:r>
-      <w:proofErr w:type="spellEnd"/>
-      <w:r>
-        <w:rPr>
-          <w:bCs/>
-        </w:rPr>
-        <w:t xml:space="preserve"> </w:t>
-      </w:r>
-      <w:proofErr w:type="spellStart"/>
-      <w:r>
-        <w:rPr>
-          <w:bCs/>
-        </w:rPr>
-        <w:t>hiện</w:t>
-      </w:r>
-      <w:proofErr w:type="spellEnd"/>
-      <w:r>
-        <w:rPr>
-          <w:bCs/>
-        </w:rPr>
-        <w:t xml:space="preserve"> </w:t>
-      </w:r>
-      <w:proofErr w:type="spellStart"/>
-      <w:r>
-        <w:rPr>
-          <w:bCs/>
-        </w:rPr>
-        <w:t>thông</w:t>
-      </w:r>
-      <w:proofErr w:type="spellEnd"/>
-      <w:r>
-        <w:rPr>
-          <w:bCs/>
-        </w:rPr>
-        <w:t xml:space="preserve"> </w:t>
-      </w:r>
-      <w:proofErr w:type="spellStart"/>
-      <w:r>
-        <w:rPr>
-          <w:bCs/>
-        </w:rPr>
-        <w:t>báo</w:t>
-      </w:r>
-      <w:proofErr w:type="spellEnd"/>
-      <w:r>
-        <w:rPr>
-          <w:bCs/>
-        </w:rPr>
-        <w:t xml:space="preserve"> Destination port unreachable ở </w:t>
-      </w:r>
-      <w:proofErr w:type="spellStart"/>
-      <w:r>
-        <w:rPr>
-          <w:bCs/>
-        </w:rPr>
-        <w:t>cuối</w:t>
-      </w:r>
-      <w:proofErr w:type="spellEnd"/>
-      <w:r>
-        <w:rPr>
-          <w:bCs/>
-        </w:rPr>
-        <w:t xml:space="preserve"> </w:t>
-      </w:r>
-      <w:proofErr w:type="spellStart"/>
-      <w:r>
-        <w:rPr>
-          <w:bCs/>
-        </w:rPr>
-        <w:t>chặng</w:t>
-      </w:r>
-      <w:proofErr w:type="spellEnd"/>
-      <w:r>
-        <w:rPr>
-          <w:bCs/>
-        </w:rPr>
-        <w:t xml:space="preserve"> </w:t>
-      </w:r>
-      <w:proofErr w:type="spellStart"/>
-      <w:r>
-        <w:rPr>
-          <w:bCs/>
-        </w:rPr>
-        <w:t>là</w:t>
-      </w:r>
-      <w:proofErr w:type="spellEnd"/>
-      <w:r>
-        <w:rPr>
-          <w:bCs/>
-        </w:rPr>
-        <w:t xml:space="preserve"> do VPCS </w:t>
-      </w:r>
-      <w:proofErr w:type="spellStart"/>
-      <w:r>
-        <w:rPr>
-          <w:bCs/>
-        </w:rPr>
-        <w:t>trong</w:t>
-      </w:r>
-      <w:proofErr w:type="spellEnd"/>
-      <w:r>
-        <w:rPr>
-          <w:bCs/>
-        </w:rPr>
-        <w:t xml:space="preserve"> EVE-NG </w:t>
-      </w:r>
-      <w:proofErr w:type="spellStart"/>
-      <w:r>
-        <w:rPr>
-          <w:bCs/>
-        </w:rPr>
-        <w:t>phản</w:t>
-      </w:r>
-      <w:proofErr w:type="spellEnd"/>
-      <w:r>
-        <w:rPr>
-          <w:bCs/>
-        </w:rPr>
-        <w:t xml:space="preserve"> </w:t>
-      </w:r>
-      <w:proofErr w:type="spellStart"/>
-      <w:r>
-        <w:rPr>
-          <w:bCs/>
-        </w:rPr>
-        <w:t>hồi</w:t>
-      </w:r>
-      <w:proofErr w:type="spellEnd"/>
-      <w:r>
-        <w:rPr>
-          <w:bCs/>
-        </w:rPr>
-        <w:t xml:space="preserve"> </w:t>
-      </w:r>
-      <w:proofErr w:type="spellStart"/>
-      <w:r>
-        <w:rPr>
-          <w:bCs/>
-        </w:rPr>
-        <w:t>gói</w:t>
-      </w:r>
-      <w:proofErr w:type="spellEnd"/>
-      <w:r>
-        <w:rPr>
-          <w:bCs/>
-        </w:rPr>
-        <w:t xml:space="preserve"> tin ICMP </w:t>
-      </w:r>
-      <w:proofErr w:type="spellStart"/>
-      <w:r>
-        <w:rPr>
-          <w:bCs/>
-        </w:rPr>
-        <w:t>của</w:t>
-      </w:r>
-      <w:proofErr w:type="spellEnd"/>
-      <w:r>
-        <w:rPr>
-          <w:bCs/>
-        </w:rPr>
-        <w:t xml:space="preserve"> </w:t>
-      </w:r>
-      <w:proofErr w:type="spellStart"/>
-      <w:r>
-        <w:rPr>
-          <w:bCs/>
-        </w:rPr>
-        <w:t>lệnh</w:t>
-      </w:r>
-      <w:proofErr w:type="spellEnd"/>
-      <w:r>
-        <w:rPr>
-          <w:bCs/>
-        </w:rPr>
-        <w:t xml:space="preserve"> trace, </w:t>
-      </w:r>
-      <w:proofErr w:type="spellStart"/>
-      <w:r>
-        <w:rPr>
-          <w:bCs/>
-        </w:rPr>
-        <w:t>điều</w:t>
-      </w:r>
-      <w:proofErr w:type="spellEnd"/>
-      <w:r>
-        <w:rPr>
-          <w:bCs/>
-        </w:rPr>
-        <w:t xml:space="preserve"> </w:t>
-      </w:r>
-      <w:proofErr w:type="spellStart"/>
-      <w:r>
-        <w:rPr>
-          <w:bCs/>
-        </w:rPr>
-        <w:t>này</w:t>
-      </w:r>
-      <w:proofErr w:type="spellEnd"/>
-      <w:r>
-        <w:rPr>
-          <w:bCs/>
-        </w:rPr>
-        <w:t xml:space="preserve"> </w:t>
-      </w:r>
-      <w:proofErr w:type="spellStart"/>
-      <w:r>
-        <w:rPr>
-          <w:bCs/>
-        </w:rPr>
-        <w:t>hoàn</w:t>
-      </w:r>
-      <w:proofErr w:type="spellEnd"/>
-      <w:r>
-        <w:rPr>
-          <w:bCs/>
-        </w:rPr>
-        <w:t xml:space="preserve"> </w:t>
-      </w:r>
-      <w:proofErr w:type="spellStart"/>
-      <w:r>
-        <w:rPr>
-          <w:bCs/>
-        </w:rPr>
-        <w:t>toàn</w:t>
-      </w:r>
-      <w:proofErr w:type="spellEnd"/>
-      <w:r>
-        <w:rPr>
-          <w:bCs/>
-        </w:rPr>
-        <w:t xml:space="preserve"> </w:t>
-      </w:r>
-      <w:proofErr w:type="spellStart"/>
-      <w:r>
-        <w:rPr>
-          <w:bCs/>
-        </w:rPr>
-        <w:t>bình</w:t>
-      </w:r>
-      <w:proofErr w:type="spellEnd"/>
-      <w:r>
-        <w:rPr>
-          <w:bCs/>
-        </w:rPr>
-        <w:t xml:space="preserve"> </w:t>
-      </w:r>
-      <w:proofErr w:type="spellStart"/>
-      <w:r>
-        <w:rPr>
-          <w:bCs/>
-        </w:rPr>
-        <w:t>thường</w:t>
-      </w:r>
-      <w:proofErr w:type="spellEnd"/>
-      <w:r>
-        <w:rPr>
-          <w:bCs/>
-        </w:rPr>
-        <w:t xml:space="preserve"> </w:t>
-      </w:r>
-      <w:proofErr w:type="spellStart"/>
-      <w:r>
-        <w:rPr>
-          <w:bCs/>
-        </w:rPr>
-        <w:t>và</w:t>
-      </w:r>
-      <w:proofErr w:type="spellEnd"/>
-      <w:r>
-        <w:rPr>
-          <w:bCs/>
-        </w:rPr>
-        <w:t xml:space="preserve"> </w:t>
-      </w:r>
-      <w:proofErr w:type="spellStart"/>
-      <w:r>
-        <w:rPr>
-          <w:bCs/>
-        </w:rPr>
-        <w:t>xác</w:t>
-      </w:r>
-      <w:proofErr w:type="spellEnd"/>
-      <w:r>
-        <w:rPr>
-          <w:bCs/>
-        </w:rPr>
-        <w:t xml:space="preserve"> </w:t>
-      </w:r>
-      <w:proofErr w:type="spellStart"/>
-      <w:r>
-        <w:rPr>
-          <w:bCs/>
-        </w:rPr>
-        <w:t>nhận</w:t>
-      </w:r>
-      <w:proofErr w:type="spellEnd"/>
-      <w:r>
-        <w:rPr>
-          <w:bCs/>
-        </w:rPr>
-        <w:t xml:space="preserve"> </w:t>
-      </w:r>
-      <w:proofErr w:type="spellStart"/>
-      <w:r>
-        <w:rPr>
-          <w:bCs/>
-        </w:rPr>
-        <w:t>rằng</w:t>
-      </w:r>
-      <w:proofErr w:type="spellEnd"/>
-      <w:r>
-        <w:rPr>
-          <w:bCs/>
-        </w:rPr>
-        <w:t xml:space="preserve"> </w:t>
-      </w:r>
-      <w:proofErr w:type="spellStart"/>
-      <w:r>
-        <w:rPr>
-          <w:bCs/>
-        </w:rPr>
-        <w:t>đường</w:t>
-      </w:r>
-      <w:proofErr w:type="spellEnd"/>
-      <w:r>
-        <w:rPr>
-          <w:bCs/>
-        </w:rPr>
-        <w:t xml:space="preserve"> </w:t>
-      </w:r>
-      <w:proofErr w:type="spellStart"/>
-      <w:r>
-        <w:rPr>
-          <w:bCs/>
-        </w:rPr>
-        <w:t>truyền</w:t>
-      </w:r>
-      <w:proofErr w:type="spellEnd"/>
-      <w:r>
-        <w:rPr>
-          <w:bCs/>
-        </w:rPr>
-        <w:t xml:space="preserve"> </w:t>
-      </w:r>
-      <w:proofErr w:type="spellStart"/>
-      <w:r>
-        <w:rPr>
-          <w:bCs/>
-        </w:rPr>
-        <w:t>giữa</w:t>
-      </w:r>
-      <w:proofErr w:type="spellEnd"/>
-      <w:r>
-        <w:rPr>
-          <w:bCs/>
-        </w:rPr>
-        <w:t xml:space="preserve"> </w:t>
-      </w:r>
-      <w:proofErr w:type="spellStart"/>
-      <w:r>
-        <w:rPr>
-          <w:bCs/>
-        </w:rPr>
-        <w:t>các</w:t>
-      </w:r>
-      <w:proofErr w:type="spellEnd"/>
-      <w:r>
-        <w:rPr>
-          <w:bCs/>
-        </w:rPr>
-        <w:t xml:space="preserve"> Router </w:t>
-      </w:r>
-      <w:proofErr w:type="spellStart"/>
-      <w:r>
-        <w:rPr>
-          <w:bCs/>
-        </w:rPr>
-        <w:t>đã</w:t>
-      </w:r>
-      <w:proofErr w:type="spellEnd"/>
-      <w:r>
-        <w:rPr>
-          <w:bCs/>
-        </w:rPr>
-        <w:t xml:space="preserve"> </w:t>
-      </w:r>
-      <w:proofErr w:type="spellStart"/>
-      <w:r>
-        <w:rPr>
-          <w:bCs/>
-        </w:rPr>
-        <w:t>thông</w:t>
-      </w:r>
-      <w:proofErr w:type="spellEnd"/>
-      <w:r>
-        <w:rPr>
-          <w:bCs/>
-        </w:rPr>
-        <w:t xml:space="preserve"> </w:t>
-      </w:r>
-      <w:proofErr w:type="spellStart"/>
-      <w:r>
-        <w:rPr>
-          <w:bCs/>
-        </w:rPr>
-        <w:t>suốt</w:t>
-      </w:r>
-      <w:proofErr w:type="spellEnd"/>
-      <w:r>
-        <w:rPr>
-          <w:bCs/>
-        </w:rPr>
-        <w:t xml:space="preserve"> </w:t>
-      </w:r>
-      <w:proofErr w:type="spellStart"/>
-      <w:r>
-        <w:rPr>
-          <w:bCs/>
-        </w:rPr>
-        <w:t>nhờ</w:t>
-      </w:r>
-      <w:proofErr w:type="spellEnd"/>
-      <w:r>
-        <w:rPr>
-          <w:bCs/>
-        </w:rPr>
-        <w:t xml:space="preserve"> RIP.</w:t>
-      </w:r>
-    </w:p>
-    <w:p>
-      <w:pPr>
-        <w:rPr>
-          <w:bCs/>
-          <w:lang w:val="vi-VN"/>
-        </w:rPr>
-      </w:pPr>
-    </w:p>
-    <w:p>
-      <w:pPr>
-        <w:rPr>
-          <w:bCs/>
-          <w:lang w:val="vi-VN"/>
-        </w:rPr>
-      </w:pPr>
-      <w:r>
-        <w:rPr>
-          <w:bCs/>
+        <w:t>  Chặng 1 (192.168.0.1): Gói tin đi từ PC1 lên cổng Gateway của Router West.</w:t>
+      </w:r>
+    </w:p>
+    <w:p>
+      <w:pPr>
+        <w:rPr>
+          <w:bCs/>
+        </w:rPr>
+      </w:pPr>
+      <w:r>
+        <w:rPr>
+          <w:bCs/>
+        </w:rPr>
+        <w:t>  Chặng 2 (10.0.0.2): Router West chuyển tiếp gói tin sang Router Central.</w:t>
+      </w:r>
+    </w:p>
+    <w:p>
+      <w:pPr>
+        <w:rPr>
+          <w:bCs/>
+        </w:rPr>
+      </w:pPr>
+      <w:r>
+        <w:rPr>
+          <w:bCs/>
+        </w:rPr>
+        <w:t>  Chặng 3 (10.0.1.2): Router Central chuyển tiếp gói tin sang Router East.</w:t>
+      </w:r>
+    </w:p>
+    <w:p>
+      <w:pPr>
+        <w:rPr>
+          <w:bCs/>
+        </w:rPr>
+      </w:pPr>
+      <w:r>
+        <w:rPr>
+          <w:bCs/>
+        </w:rPr>
+        <w:t>  Kết quả: Gói tin đã đến được mạng đích 192.168.2.0. Việc xuất hiện thông báo Destination port unreachable ở cuối chặng là do VPCS trong EVE-NG phản hồi gói tin ICMP của lệnh trace, điều này hoàn toàn bình thường và xác nhận rằng đường truyền giữa các Router đã thông suốt nhờ RIP.</w:t>
+      </w:r>
+    </w:p>
+    <w:p>
+      <w:pPr>
+        <w:rPr>
+          <w:bCs/>
+          <w:lang w:val="vi-VN"/>
+        </w:rPr>
+      </w:pPr>
+    </w:p>
+    <w:p>
+      <w:pPr>
+        <w:rPr>
+          <w:bCs/>
+          <w:lang w:val="vi-VN"/>
+        </w:rPr>
+      </w:pPr>
+      <w:r>
+        <w:rPr>
+          <w:bCs/>
+          <w:noProof/>
           <w:lang w:val="vi-VN"/>
         </w:rPr>
         <w:drawing>
@@ -5451,6 +3086,7 @@
       <w:r>
         <w:rPr>
           <w:bCs/>
+          <w:noProof/>
           <w:lang w:val="vi-VN"/>
         </w:rPr>
         <w:lastRenderedPageBreak/>
@@ -5501,6 +3137,7 @@
       <w:r>
         <w:rPr>
           <w:bCs/>
+          <w:noProof/>
           <w:lang w:val="vi-VN"/>
         </w:rPr>
         <w:drawing>
@@ -5555,47 +3192,2210 @@
           <w:lang w:val="vi-VN"/>
         </w:rPr>
       </w:pPr>
-    </w:p>
-    <w:p>
-      <w:pPr>
-        <w:rPr>
-          <w:bCs/>
-          <w:lang w:val="vi-VN"/>
-        </w:rPr>
-      </w:pPr>
-      <w:proofErr w:type="spellStart"/>
-      <w:r>
-        <w:rPr>
-          <w:bCs/>
-        </w:rPr>
+      <w:r>
+        <w:rPr>
+          <w:bCs/>
+          <w:lang w:val="vi-VN"/>
+        </w:rPr>
+        <w:lastRenderedPageBreak/>
+        <w:t>pc1 (Dưới WEST - Mạng /25):</w:t>
+      </w:r>
+    </w:p>
+    <w:p>
+      <w:pPr>
+        <w:rPr>
+          <w:bCs/>
+          <w:lang w:val="vi-VN"/>
+        </w:rPr>
+      </w:pPr>
+      <w:r>
+        <w:rPr>
+          <w:bCs/>
+          <w:lang w:val="vi-VN"/>
+        </w:rPr>
+        <w:t xml:space="preserve">   text</w:t>
+      </w:r>
+    </w:p>
+    <w:p>
+      <w:pPr>
+        <w:rPr>
+          <w:bCs/>
+          <w:lang w:val="vi-VN"/>
+        </w:rPr>
+      </w:pPr>
+      <w:r>
+        <w:rPr>
+          <w:bCs/>
+          <w:lang w:val="vi-VN"/>
+        </w:rPr>
+        <w:t xml:space="preserve">   ip 222.100.100.5 255.255.255.128 222.100.100.1</w:t>
+      </w:r>
+    </w:p>
+    <w:p>
+      <w:pPr>
+        <w:rPr>
+          <w:bCs/>
+          <w:lang w:val="vi-VN"/>
+        </w:rPr>
+      </w:pPr>
+      <w:r>
+        <w:rPr>
+          <w:bCs/>
+          <w:lang w:val="vi-VN"/>
+        </w:rPr>
+        <w:t xml:space="preserve">   save</w:t>
+      </w:r>
+    </w:p>
+    <w:p>
+      <w:pPr>
+        <w:rPr>
+          <w:bCs/>
+          <w:lang w:val="vi-VN"/>
+        </w:rPr>
+      </w:pPr>
+      <w:r>
+        <w:rPr>
+          <w:bCs/>
+          <w:lang w:val="vi-VN"/>
+        </w:rPr>
+        <w:t xml:space="preserve">   </w:t>
+      </w:r>
+    </w:p>
+    <w:p>
+      <w:pPr>
+        <w:rPr>
+          <w:bCs/>
+          <w:lang w:val="vi-VN"/>
+        </w:rPr>
+      </w:pPr>
+      <w:r>
+        <w:rPr>
+          <w:bCs/>
+          <w:lang w:val="vi-VN"/>
+        </w:rPr>
+        <w:t xml:space="preserve">   </w:t>
+      </w:r>
+    </w:p>
+    <w:p>
+      <w:pPr>
+        <w:rPr>
+          <w:bCs/>
+          <w:lang w:val="vi-VN"/>
+        </w:rPr>
+      </w:pPr>
+      <w:r>
+        <w:rPr>
+          <w:bCs/>
+          <w:lang w:val="vi-VN"/>
+        </w:rPr>
+        <w:t xml:space="preserve">  pc2 (Dưới Central - Mạng /26):</w:t>
+      </w:r>
+    </w:p>
+    <w:p>
+      <w:pPr>
+        <w:rPr>
+          <w:bCs/>
+          <w:lang w:val="vi-VN"/>
+        </w:rPr>
+      </w:pPr>
+      <w:r>
+        <w:rPr>
+          <w:bCs/>
+          <w:lang w:val="vi-VN"/>
+        </w:rPr>
+        <w:t xml:space="preserve">   text</w:t>
+      </w:r>
+    </w:p>
+    <w:p>
+      <w:pPr>
+        <w:rPr>
+          <w:bCs/>
+          <w:lang w:val="vi-VN"/>
+        </w:rPr>
+      </w:pPr>
+      <w:r>
+        <w:rPr>
+          <w:bCs/>
+          <w:lang w:val="vi-VN"/>
+        </w:rPr>
+        <w:t xml:space="preserve">   ip 222.100.100.130 255.255.255.192 222.100.100.129</w:t>
+      </w:r>
+    </w:p>
+    <w:p>
+      <w:pPr>
+        <w:rPr>
+          <w:bCs/>
+          <w:lang w:val="vi-VN"/>
+        </w:rPr>
+      </w:pPr>
+      <w:r>
+        <w:rPr>
+          <w:bCs/>
+          <w:lang w:val="vi-VN"/>
+        </w:rPr>
+        <w:t xml:space="preserve">   save</w:t>
+      </w:r>
+    </w:p>
+    <w:p>
+      <w:pPr>
+        <w:rPr>
+          <w:bCs/>
+          <w:lang w:val="vi-VN"/>
+        </w:rPr>
+      </w:pPr>
+      <w:r>
+        <w:rPr>
+          <w:bCs/>
+          <w:lang w:val="vi-VN"/>
+        </w:rPr>
+        <w:t xml:space="preserve">   </w:t>
+      </w:r>
+    </w:p>
+    <w:p>
+      <w:pPr>
+        <w:rPr>
+          <w:bCs/>
+          <w:lang w:val="vi-VN"/>
+        </w:rPr>
+      </w:pPr>
+      <w:r>
+        <w:rPr>
+          <w:bCs/>
+          <w:lang w:val="vi-VN"/>
+        </w:rPr>
+        <w:t xml:space="preserve">   </w:t>
+      </w:r>
+    </w:p>
+    <w:p>
+      <w:pPr>
+        <w:rPr>
+          <w:bCs/>
+          <w:lang w:val="vi-VN"/>
+        </w:rPr>
+      </w:pPr>
+      <w:r>
+        <w:rPr>
+          <w:bCs/>
+          <w:lang w:val="vi-VN"/>
+        </w:rPr>
+        <w:t xml:space="preserve">  pc3 (Dưới East - Mạng /27):</w:t>
+      </w:r>
+    </w:p>
+    <w:p>
+      <w:pPr>
+        <w:rPr>
+          <w:bCs/>
+          <w:lang w:val="vi-VN"/>
+        </w:rPr>
+      </w:pPr>
+      <w:r>
+        <w:rPr>
+          <w:bCs/>
+          <w:lang w:val="vi-VN"/>
+        </w:rPr>
+        <w:t xml:space="preserve">   text</w:t>
+      </w:r>
+    </w:p>
+    <w:p>
+      <w:pPr>
+        <w:rPr>
+          <w:bCs/>
+          <w:lang w:val="vi-VN"/>
+        </w:rPr>
+      </w:pPr>
+      <w:r>
+        <w:rPr>
+          <w:bCs/>
+          <w:lang w:val="vi-VN"/>
+        </w:rPr>
+        <w:t xml:space="preserve">   ip 222.100.100.195 255.255.255.224 222.100.100.193</w:t>
+      </w:r>
+    </w:p>
+    <w:p>
+      <w:pPr>
+        <w:rPr>
+          <w:bCs/>
+          <w:lang w:val="vi-VN"/>
+        </w:rPr>
+      </w:pPr>
+      <w:r>
+        <w:rPr>
+          <w:bCs/>
+          <w:lang w:val="vi-VN"/>
+        </w:rPr>
+        <w:t xml:space="preserve">   save</w:t>
+      </w:r>
+    </w:p>
+    <w:p>
+      <w:pPr>
+        <w:rPr>
+          <w:bCs/>
+          <w:lang w:val="vi-VN"/>
+        </w:rPr>
+      </w:pPr>
+      <w:r>
+        <w:rPr>
+          <w:bCs/>
+          <w:lang w:val="vi-VN"/>
+        </w:rPr>
+        <w:t>CẤU HÌNH IP VÀ RIPv2 CHO CÁC ROUTER</w:t>
+      </w:r>
+    </w:p>
+    <w:p>
+      <w:pPr>
+        <w:rPr>
+          <w:bCs/>
+          <w:lang w:val="vi-VN"/>
+        </w:rPr>
+      </w:pPr>
+      <w:r>
+        <w:rPr>
+          <w:bCs/>
+          <w:lang w:val="vi-VN"/>
+        </w:rPr>
+        <w:t>Router WEST (Có s1/0 nối với Central):</w:t>
+      </w:r>
+    </w:p>
+    <w:p>
+      <w:pPr>
+        <w:rPr>
+          <w:bCs/>
+          <w:lang w:val="vi-VN"/>
+        </w:rPr>
+      </w:pPr>
+    </w:p>
+    <w:p>
+      <w:pPr>
+        <w:rPr>
+          <w:bCs/>
+          <w:lang w:val="vi-VN"/>
+        </w:rPr>
+      </w:pPr>
+      <w:r>
+        <w:rPr>
+          <w:bCs/>
+          <w:lang w:val="vi-VN"/>
+        </w:rPr>
+        <w:t>enable</w:t>
+      </w:r>
+    </w:p>
+    <w:p>
+      <w:pPr>
+        <w:rPr>
+          <w:bCs/>
+          <w:lang w:val="vi-VN"/>
+        </w:rPr>
+      </w:pPr>
+      <w:r>
+        <w:rPr>
+          <w:bCs/>
+          <w:lang w:val="vi-VN"/>
+        </w:rPr>
+        <w:t>configure terminal</w:t>
+      </w:r>
+    </w:p>
+    <w:p>
+      <w:pPr>
+        <w:rPr>
+          <w:bCs/>
+          <w:lang w:val="vi-VN"/>
+        </w:rPr>
+      </w:pPr>
+      <w:r>
+        <w:rPr>
+          <w:bCs/>
+          <w:lang w:val="vi-VN"/>
+        </w:rPr>
+        <w:t>interface e0/0</w:t>
+      </w:r>
+    </w:p>
+    <w:p>
+      <w:pPr>
+        <w:rPr>
+          <w:bCs/>
+          <w:lang w:val="vi-VN"/>
+        </w:rPr>
+      </w:pPr>
+      <w:r>
+        <w:rPr>
+          <w:bCs/>
+          <w:lang w:val="vi-VN"/>
+        </w:rPr>
+        <w:t>ip address 222.100.100.1 255.255.255.128</w:t>
+      </w:r>
+    </w:p>
+    <w:p>
+      <w:pPr>
+        <w:rPr>
+          <w:bCs/>
+          <w:lang w:val="vi-VN"/>
+        </w:rPr>
+      </w:pPr>
+      <w:r>
+        <w:rPr>
+          <w:bCs/>
+          <w:lang w:val="vi-VN"/>
+        </w:rPr>
+        <w:t>no shutdown</w:t>
+      </w:r>
+    </w:p>
+    <w:p>
+      <w:pPr>
+        <w:rPr>
+          <w:bCs/>
+          <w:lang w:val="vi-VN"/>
+        </w:rPr>
+      </w:pPr>
+      <w:r>
+        <w:rPr>
+          <w:bCs/>
+          <w:lang w:val="vi-VN"/>
+        </w:rPr>
+        <w:t>exit</w:t>
+      </w:r>
+    </w:p>
+    <w:p>
+      <w:pPr>
+        <w:rPr>
+          <w:bCs/>
+          <w:lang w:val="vi-VN"/>
+        </w:rPr>
+      </w:pPr>
+      <w:r>
+        <w:rPr>
+          <w:bCs/>
+          <w:lang w:val="vi-VN"/>
+        </w:rPr>
+        <w:t>interface s1/0</w:t>
+      </w:r>
+    </w:p>
+    <w:p>
+      <w:pPr>
+        <w:rPr>
+          <w:bCs/>
+          <w:lang w:val="vi-VN"/>
+        </w:rPr>
+      </w:pPr>
+      <w:r>
+        <w:rPr>
+          <w:bCs/>
+          <w:lang w:val="vi-VN"/>
+        </w:rPr>
+        <w:t>ip address 220.100.100.33 255.255.255.252</w:t>
+      </w:r>
+    </w:p>
+    <w:p>
+      <w:pPr>
+        <w:rPr>
+          <w:bCs/>
+          <w:lang w:val="vi-VN"/>
+        </w:rPr>
+      </w:pPr>
+      <w:r>
+        <w:rPr>
+          <w:bCs/>
+          <w:lang w:val="vi-VN"/>
+        </w:rPr>
+        <w:t>no shutdown</w:t>
+      </w:r>
+    </w:p>
+    <w:p>
+      <w:pPr>
+        <w:rPr>
+          <w:bCs/>
+          <w:lang w:val="vi-VN"/>
+        </w:rPr>
+      </w:pPr>
+      <w:r>
+        <w:rPr>
+          <w:bCs/>
+          <w:lang w:val="vi-VN"/>
+        </w:rPr>
+        <w:lastRenderedPageBreak/>
+        <w:t>exit</w:t>
+      </w:r>
+    </w:p>
+    <w:p>
+      <w:pPr>
+        <w:rPr>
+          <w:bCs/>
+          <w:lang w:val="vi-VN"/>
+        </w:rPr>
+      </w:pPr>
+    </w:p>
+    <w:p>
+      <w:pPr>
+        <w:rPr>
+          <w:bCs/>
+          <w:lang w:val="vi-VN"/>
+        </w:rPr>
+      </w:pPr>
+      <w:r>
+        <w:rPr>
+          <w:bCs/>
+          <w:lang w:val="vi-VN"/>
+        </w:rPr>
+        <w:t>router rip</w:t>
+      </w:r>
+    </w:p>
+    <w:p>
+      <w:pPr>
+        <w:rPr>
+          <w:bCs/>
+          <w:lang w:val="vi-VN"/>
+        </w:rPr>
+      </w:pPr>
+      <w:r>
+        <w:rPr>
+          <w:bCs/>
+          <w:lang w:val="vi-VN"/>
+        </w:rPr>
+        <w:t>version 2</w:t>
+      </w:r>
+    </w:p>
+    <w:p>
+      <w:pPr>
+        <w:rPr>
+          <w:bCs/>
+          <w:lang w:val="vi-VN"/>
+        </w:rPr>
+      </w:pPr>
+      <w:r>
+        <w:rPr>
+          <w:bCs/>
+          <w:lang w:val="vi-VN"/>
+        </w:rPr>
+        <w:t>no auto-summary</w:t>
+      </w:r>
+    </w:p>
+    <w:p>
+      <w:pPr>
+        <w:rPr>
+          <w:bCs/>
+          <w:lang w:val="vi-VN"/>
+        </w:rPr>
+      </w:pPr>
+      <w:r>
+        <w:rPr>
+          <w:bCs/>
+          <w:lang w:val="vi-VN"/>
+        </w:rPr>
+        <w:t>network 222.100.100.0</w:t>
+      </w:r>
+    </w:p>
+    <w:p>
+      <w:pPr>
+        <w:rPr>
+          <w:bCs/>
+          <w:lang w:val="vi-VN"/>
+        </w:rPr>
+      </w:pPr>
+      <w:r>
+        <w:rPr>
+          <w:bCs/>
+          <w:lang w:val="vi-VN"/>
+        </w:rPr>
+        <w:t>network 220.100.100.32</w:t>
+      </w:r>
+    </w:p>
+    <w:p>
+      <w:pPr>
+        <w:rPr>
+          <w:bCs/>
+          <w:lang w:val="vi-VN"/>
+        </w:rPr>
+      </w:pPr>
+      <w:r>
+        <w:rPr>
+          <w:bCs/>
+          <w:lang w:val="vi-VN"/>
+        </w:rPr>
+        <w:t>exit</w:t>
+      </w:r>
+    </w:p>
+    <w:p>
+      <w:pPr>
+        <w:rPr>
+          <w:bCs/>
+          <w:lang w:val="vi-VN"/>
+        </w:rPr>
+      </w:pPr>
+      <w:r>
+        <w:rPr>
+          <w:bCs/>
+          <w:lang w:val="vi-VN"/>
+        </w:rPr>
+        <w:t>wr</w:t>
+      </w:r>
+    </w:p>
+    <w:p>
+      <w:pPr>
+        <w:rPr>
+          <w:bCs/>
+          <w:lang w:val="vi-VN"/>
+        </w:rPr>
+      </w:pPr>
+    </w:p>
+    <w:p>
+      <w:pPr>
+        <w:rPr>
+          <w:bCs/>
+          <w:lang w:val="vi-VN"/>
+        </w:rPr>
+      </w:pPr>
+      <w:r>
+        <w:rPr>
+          <w:bCs/>
+          <w:lang w:val="vi-VN"/>
+        </w:rPr>
+        <w:t>Router Central (- Có s1/0, s1/1, s1/2):</w:t>
+      </w:r>
+    </w:p>
+    <w:p>
+      <w:pPr>
+        <w:rPr>
+          <w:bCs/>
+          <w:lang w:val="vi-VN"/>
+        </w:rPr>
+      </w:pPr>
+      <w:r>
+        <w:rPr>
+          <w:bCs/>
+          <w:lang w:val="vi-VN"/>
+        </w:rPr>
+        <w:t>enable</w:t>
+      </w:r>
+    </w:p>
+    <w:p>
+      <w:pPr>
+        <w:rPr>
+          <w:bCs/>
+          <w:lang w:val="vi-VN"/>
+        </w:rPr>
+      </w:pPr>
+      <w:r>
+        <w:rPr>
+          <w:bCs/>
+          <w:lang w:val="vi-VN"/>
+        </w:rPr>
+        <w:t>configure terminal</w:t>
+      </w:r>
+    </w:p>
+    <w:p>
+      <w:pPr>
+        <w:rPr>
+          <w:bCs/>
+          <w:lang w:val="vi-VN"/>
+        </w:rPr>
+      </w:pPr>
+      <w:r>
+        <w:rPr>
+          <w:bCs/>
+          <w:lang w:val="vi-VN"/>
+        </w:rPr>
+        <w:t>interface e0/0</w:t>
+      </w:r>
+    </w:p>
+    <w:p>
+      <w:pPr>
+        <w:rPr>
+          <w:bCs/>
+          <w:lang w:val="vi-VN"/>
+        </w:rPr>
+      </w:pPr>
+      <w:r>
+        <w:rPr>
+          <w:bCs/>
+          <w:lang w:val="vi-VN"/>
+        </w:rPr>
+        <w:t>ip address 222.100.100.129 255.255.255.192</w:t>
+      </w:r>
+    </w:p>
+    <w:p>
+      <w:pPr>
+        <w:rPr>
+          <w:bCs/>
+          <w:lang w:val="vi-VN"/>
+        </w:rPr>
+      </w:pPr>
+      <w:r>
+        <w:rPr>
+          <w:bCs/>
+          <w:lang w:val="vi-VN"/>
+        </w:rPr>
+        <w:t>no shutdown</w:t>
+      </w:r>
+    </w:p>
+    <w:p>
+      <w:pPr>
+        <w:rPr>
+          <w:bCs/>
+          <w:lang w:val="vi-VN"/>
+        </w:rPr>
+      </w:pPr>
+      <w:r>
+        <w:rPr>
+          <w:bCs/>
+          <w:lang w:val="vi-VN"/>
+        </w:rPr>
+        <w:t>exit</w:t>
+      </w:r>
+    </w:p>
+    <w:p>
+      <w:pPr>
+        <w:rPr>
+          <w:bCs/>
+          <w:lang w:val="vi-VN"/>
+        </w:rPr>
+      </w:pPr>
+      <w:r>
+        <w:rPr>
+          <w:bCs/>
+          <w:lang w:val="vi-VN"/>
+        </w:rPr>
+        <w:t>interface s1/0</w:t>
+      </w:r>
+    </w:p>
+    <w:p>
+      <w:pPr>
+        <w:rPr>
+          <w:bCs/>
+          <w:lang w:val="vi-VN"/>
+        </w:rPr>
+      </w:pPr>
+      <w:r>
+        <w:rPr>
+          <w:bCs/>
+          <w:lang w:val="vi-VN"/>
+        </w:rPr>
+        <w:t>ip address 220.100.100.34 255.255.255.252</w:t>
+      </w:r>
+    </w:p>
+    <w:p>
+      <w:pPr>
+        <w:rPr>
+          <w:bCs/>
+          <w:lang w:val="vi-VN"/>
+        </w:rPr>
+      </w:pPr>
+      <w:r>
+        <w:rPr>
+          <w:bCs/>
+          <w:lang w:val="vi-VN"/>
+        </w:rPr>
+        <w:t>no shutdown</w:t>
+      </w:r>
+    </w:p>
+    <w:p>
+      <w:pPr>
+        <w:rPr>
+          <w:bCs/>
+          <w:lang w:val="vi-VN"/>
+        </w:rPr>
+      </w:pPr>
+      <w:r>
+        <w:rPr>
+          <w:bCs/>
+          <w:lang w:val="vi-VN"/>
+        </w:rPr>
+        <w:t>exit</w:t>
+      </w:r>
+    </w:p>
+    <w:p>
+      <w:pPr>
+        <w:rPr>
+          <w:bCs/>
+          <w:lang w:val="vi-VN"/>
+        </w:rPr>
+      </w:pPr>
+      <w:r>
+        <w:rPr>
+          <w:bCs/>
+          <w:lang w:val="vi-VN"/>
+        </w:rPr>
+        <w:t>interface s1/1</w:t>
+      </w:r>
+    </w:p>
+    <w:p>
+      <w:pPr>
+        <w:rPr>
+          <w:bCs/>
+          <w:lang w:val="vi-VN"/>
+        </w:rPr>
+      </w:pPr>
+      <w:r>
+        <w:rPr>
+          <w:bCs/>
+          <w:lang w:val="vi-VN"/>
+        </w:rPr>
+        <w:t>ip address 220.100.100.65 255.255.255.252</w:t>
+      </w:r>
+    </w:p>
+    <w:p>
+      <w:pPr>
+        <w:rPr>
+          <w:bCs/>
+          <w:lang w:val="vi-VN"/>
+        </w:rPr>
+      </w:pPr>
+      <w:r>
+        <w:rPr>
+          <w:bCs/>
+          <w:lang w:val="vi-VN"/>
+        </w:rPr>
+        <w:t>no shutdown</w:t>
+      </w:r>
+    </w:p>
+    <w:p>
+      <w:pPr>
+        <w:rPr>
+          <w:bCs/>
+          <w:lang w:val="vi-VN"/>
+        </w:rPr>
+      </w:pPr>
+      <w:r>
+        <w:rPr>
+          <w:bCs/>
+          <w:lang w:val="vi-VN"/>
+        </w:rPr>
+        <w:t>exit</w:t>
+      </w:r>
+    </w:p>
+    <w:p>
+      <w:pPr>
+        <w:rPr>
+          <w:bCs/>
+          <w:lang w:val="vi-VN"/>
+        </w:rPr>
+      </w:pPr>
+      <w:r>
+        <w:rPr>
+          <w:bCs/>
+          <w:lang w:val="vi-VN"/>
+        </w:rPr>
+        <w:t>interface s1/2</w:t>
+      </w:r>
+    </w:p>
+    <w:p>
+      <w:pPr>
+        <w:rPr>
+          <w:bCs/>
+          <w:lang w:val="vi-VN"/>
+        </w:rPr>
+      </w:pPr>
+      <w:r>
+        <w:rPr>
+          <w:bCs/>
+          <w:lang w:val="vi-VN"/>
+        </w:rPr>
+        <w:t>ip address 220.100.100.1 255.255.255.252</w:t>
+      </w:r>
+    </w:p>
+    <w:p>
+      <w:pPr>
+        <w:rPr>
+          <w:bCs/>
+          <w:lang w:val="vi-VN"/>
+        </w:rPr>
+      </w:pPr>
+      <w:r>
+        <w:rPr>
+          <w:bCs/>
+          <w:lang w:val="vi-VN"/>
+        </w:rPr>
+        <w:t>no shutdown</w:t>
+      </w:r>
+    </w:p>
+    <w:p>
+      <w:pPr>
+        <w:rPr>
+          <w:bCs/>
+          <w:lang w:val="vi-VN"/>
+        </w:rPr>
+      </w:pPr>
+      <w:r>
+        <w:rPr>
+          <w:bCs/>
+          <w:lang w:val="vi-VN"/>
+        </w:rPr>
+        <w:lastRenderedPageBreak/>
+        <w:t>exit</w:t>
+      </w:r>
+    </w:p>
+    <w:p>
+      <w:pPr>
+        <w:rPr>
+          <w:bCs/>
+          <w:lang w:val="vi-VN"/>
+        </w:rPr>
+      </w:pPr>
+    </w:p>
+    <w:p>
+      <w:pPr>
+        <w:rPr>
+          <w:bCs/>
+          <w:lang w:val="vi-VN"/>
+        </w:rPr>
+      </w:pPr>
+      <w:r>
+        <w:rPr>
+          <w:bCs/>
+          <w:lang w:val="vi-VN"/>
+        </w:rPr>
+        <w:t>router rip</w:t>
+      </w:r>
+    </w:p>
+    <w:p>
+      <w:pPr>
+        <w:rPr>
+          <w:bCs/>
+          <w:lang w:val="vi-VN"/>
+        </w:rPr>
+      </w:pPr>
+      <w:r>
+        <w:rPr>
+          <w:bCs/>
+          <w:lang w:val="vi-VN"/>
+        </w:rPr>
+        <w:t>version 2</w:t>
+      </w:r>
+    </w:p>
+    <w:p>
+      <w:pPr>
+        <w:rPr>
+          <w:bCs/>
+          <w:lang w:val="vi-VN"/>
+        </w:rPr>
+      </w:pPr>
+      <w:r>
+        <w:rPr>
+          <w:bCs/>
+          <w:lang w:val="vi-VN"/>
+        </w:rPr>
+        <w:t>no auto-summary</w:t>
+      </w:r>
+    </w:p>
+    <w:p>
+      <w:pPr>
+        <w:rPr>
+          <w:bCs/>
+          <w:lang w:val="vi-VN"/>
+        </w:rPr>
+      </w:pPr>
+      <w:r>
+        <w:rPr>
+          <w:bCs/>
+          <w:lang w:val="vi-VN"/>
+        </w:rPr>
+        <w:t>network 222.100.100.128</w:t>
+      </w:r>
+    </w:p>
+    <w:p>
+      <w:pPr>
+        <w:rPr>
+          <w:bCs/>
+          <w:lang w:val="vi-VN"/>
+        </w:rPr>
+      </w:pPr>
+      <w:r>
+        <w:rPr>
+          <w:bCs/>
+          <w:lang w:val="vi-VN"/>
+        </w:rPr>
+        <w:t>network 220.100.100.32</w:t>
+      </w:r>
+    </w:p>
+    <w:p>
+      <w:pPr>
+        <w:rPr>
+          <w:bCs/>
+          <w:lang w:val="vi-VN"/>
+        </w:rPr>
+      </w:pPr>
+      <w:r>
+        <w:rPr>
+          <w:bCs/>
+          <w:lang w:val="vi-VN"/>
+        </w:rPr>
+        <w:t>network 220.100.100.64</w:t>
+      </w:r>
+    </w:p>
+    <w:p>
+      <w:pPr>
+        <w:rPr>
+          <w:bCs/>
+          <w:lang w:val="vi-VN"/>
+        </w:rPr>
+      </w:pPr>
+      <w:r>
+        <w:rPr>
+          <w:bCs/>
+          <w:lang w:val="vi-VN"/>
+        </w:rPr>
+        <w:t>exit</w:t>
+      </w:r>
+    </w:p>
+    <w:p>
+      <w:pPr>
+        <w:rPr>
+          <w:bCs/>
+          <w:lang w:val="vi-VN"/>
+        </w:rPr>
+      </w:pPr>
+      <w:r>
+        <w:rPr>
+          <w:bCs/>
+          <w:lang w:val="vi-VN"/>
+        </w:rPr>
+        <w:t>wr</w:t>
+      </w:r>
+    </w:p>
+    <w:p>
+      <w:pPr>
+        <w:rPr>
+          <w:bCs/>
+          <w:lang w:val="vi-VN"/>
+        </w:rPr>
+      </w:pPr>
+    </w:p>
+    <w:p>
+      <w:pPr>
+        <w:rPr>
+          <w:bCs/>
+          <w:lang w:val="vi-VN"/>
+        </w:rPr>
+      </w:pPr>
+      <w:r>
+        <w:rPr>
+          <w:bCs/>
+          <w:lang w:val="vi-VN"/>
+        </w:rPr>
+        <w:t>Router East (Có s1/1 nối với Central):</w:t>
+      </w:r>
+    </w:p>
+    <w:p>
+      <w:pPr>
+        <w:rPr>
+          <w:bCs/>
+          <w:lang w:val="vi-VN"/>
+        </w:rPr>
+      </w:pPr>
+      <w:r>
+        <w:rPr>
+          <w:bCs/>
+          <w:lang w:val="vi-VN"/>
+        </w:rPr>
+        <w:t>enable</w:t>
+      </w:r>
+    </w:p>
+    <w:p>
+      <w:pPr>
+        <w:rPr>
+          <w:bCs/>
+          <w:lang w:val="vi-VN"/>
+        </w:rPr>
+      </w:pPr>
+      <w:r>
+        <w:rPr>
+          <w:bCs/>
+          <w:lang w:val="vi-VN"/>
+        </w:rPr>
+        <w:t>configure terminal</w:t>
+      </w:r>
+    </w:p>
+    <w:p>
+      <w:pPr>
+        <w:rPr>
+          <w:bCs/>
+          <w:lang w:val="vi-VN"/>
+        </w:rPr>
+      </w:pPr>
+      <w:r>
+        <w:rPr>
+          <w:bCs/>
+          <w:lang w:val="vi-VN"/>
+        </w:rPr>
+        <w:t>interface e0/0</w:t>
+      </w:r>
+    </w:p>
+    <w:p>
+      <w:pPr>
+        <w:rPr>
+          <w:bCs/>
+          <w:lang w:val="vi-VN"/>
+        </w:rPr>
+      </w:pPr>
+      <w:r>
+        <w:rPr>
+          <w:bCs/>
+          <w:lang w:val="vi-VN"/>
+        </w:rPr>
+        <w:t>ip address 222.100.100.193 255.255.255.224</w:t>
+      </w:r>
+    </w:p>
+    <w:p>
+      <w:pPr>
+        <w:rPr>
+          <w:bCs/>
+          <w:lang w:val="vi-VN"/>
+        </w:rPr>
+      </w:pPr>
+      <w:r>
+        <w:rPr>
+          <w:bCs/>
+          <w:lang w:val="vi-VN"/>
+        </w:rPr>
+        <w:t>no shutdown</w:t>
+      </w:r>
+    </w:p>
+    <w:p>
+      <w:pPr>
+        <w:rPr>
+          <w:bCs/>
+          <w:lang w:val="vi-VN"/>
+        </w:rPr>
+      </w:pPr>
+      <w:r>
+        <w:rPr>
+          <w:bCs/>
+          <w:lang w:val="vi-VN"/>
+        </w:rPr>
+        <w:t>exit</w:t>
+      </w:r>
+    </w:p>
+    <w:p>
+      <w:pPr>
+        <w:rPr>
+          <w:bCs/>
+          <w:lang w:val="vi-VN"/>
+        </w:rPr>
+      </w:pPr>
+      <w:r>
+        <w:rPr>
+          <w:bCs/>
+          <w:lang w:val="vi-VN"/>
+        </w:rPr>
+        <w:t>interface s1/1</w:t>
+      </w:r>
+    </w:p>
+    <w:p>
+      <w:pPr>
+        <w:rPr>
+          <w:bCs/>
+          <w:lang w:val="vi-VN"/>
+        </w:rPr>
+      </w:pPr>
+      <w:r>
+        <w:rPr>
+          <w:bCs/>
+          <w:lang w:val="vi-VN"/>
+        </w:rPr>
+        <w:t>ip address 220.100.100.66 255.255.255.252</w:t>
+      </w:r>
+    </w:p>
+    <w:p>
+      <w:pPr>
+        <w:rPr>
+          <w:bCs/>
+          <w:lang w:val="vi-VN"/>
+        </w:rPr>
+      </w:pPr>
+      <w:r>
+        <w:rPr>
+          <w:bCs/>
+          <w:lang w:val="vi-VN"/>
+        </w:rPr>
+        <w:t>no shutdown</w:t>
+      </w:r>
+    </w:p>
+    <w:p>
+      <w:pPr>
+        <w:rPr>
+          <w:bCs/>
+          <w:lang w:val="vi-VN"/>
+        </w:rPr>
+      </w:pPr>
+      <w:r>
+        <w:rPr>
+          <w:bCs/>
+          <w:lang w:val="vi-VN"/>
+        </w:rPr>
+        <w:t>exit</w:t>
+      </w:r>
+    </w:p>
+    <w:p>
+      <w:pPr>
+        <w:rPr>
+          <w:bCs/>
+          <w:lang w:val="vi-VN"/>
+        </w:rPr>
+      </w:pPr>
+    </w:p>
+    <w:p>
+      <w:pPr>
+        <w:rPr>
+          <w:bCs/>
+          <w:lang w:val="vi-VN"/>
+        </w:rPr>
+      </w:pPr>
+      <w:r>
+        <w:rPr>
+          <w:bCs/>
+          <w:lang w:val="vi-VN"/>
+        </w:rPr>
+        <w:t>router rip</w:t>
+      </w:r>
+    </w:p>
+    <w:p>
+      <w:pPr>
+        <w:rPr>
+          <w:bCs/>
+          <w:lang w:val="vi-VN"/>
+        </w:rPr>
+      </w:pPr>
+      <w:r>
+        <w:rPr>
+          <w:bCs/>
+          <w:lang w:val="vi-VN"/>
+        </w:rPr>
+        <w:t>version 2</w:t>
+      </w:r>
+    </w:p>
+    <w:p>
+      <w:pPr>
+        <w:rPr>
+          <w:bCs/>
+          <w:lang w:val="vi-VN"/>
+        </w:rPr>
+      </w:pPr>
+      <w:r>
+        <w:rPr>
+          <w:bCs/>
+          <w:lang w:val="vi-VN"/>
+        </w:rPr>
+        <w:t>no auto-summary</w:t>
+      </w:r>
+    </w:p>
+    <w:p>
+      <w:pPr>
+        <w:rPr>
+          <w:bCs/>
+          <w:lang w:val="vi-VN"/>
+        </w:rPr>
+      </w:pPr>
+      <w:r>
+        <w:rPr>
+          <w:bCs/>
+          <w:lang w:val="vi-VN"/>
+        </w:rPr>
+        <w:t>network 222.100.100.192</w:t>
+      </w:r>
+    </w:p>
+    <w:p>
+      <w:pPr>
+        <w:rPr>
+          <w:bCs/>
+          <w:lang w:val="vi-VN"/>
+        </w:rPr>
+      </w:pPr>
+      <w:r>
+        <w:rPr>
+          <w:bCs/>
+          <w:lang w:val="vi-VN"/>
+        </w:rPr>
+        <w:t>network 220.100.100.64</w:t>
+      </w:r>
+    </w:p>
+    <w:p>
+      <w:pPr>
+        <w:rPr>
+          <w:bCs/>
+          <w:lang w:val="vi-VN"/>
+        </w:rPr>
+      </w:pPr>
+      <w:r>
+        <w:rPr>
+          <w:bCs/>
+          <w:lang w:val="vi-VN"/>
+        </w:rPr>
+        <w:lastRenderedPageBreak/>
+        <w:t>exit</w:t>
+      </w:r>
+    </w:p>
+    <w:p>
+      <w:pPr>
+        <w:rPr>
+          <w:bCs/>
+          <w:lang w:val="vi-VN"/>
+        </w:rPr>
+      </w:pPr>
+      <w:r>
+        <w:rPr>
+          <w:bCs/>
+          <w:lang w:val="vi-VN"/>
+        </w:rPr>
+        <w:t>wr</w:t>
+      </w:r>
+    </w:p>
+    <w:p>
+      <w:pPr>
+        <w:rPr>
+          <w:bCs/>
+          <w:lang w:val="vi-VN"/>
+        </w:rPr>
+      </w:pPr>
+    </w:p>
+    <w:p>
+      <w:pPr>
+        <w:rPr>
+          <w:bCs/>
+          <w:lang w:val="vi-VN"/>
+        </w:rPr>
+      </w:pPr>
+    </w:p>
+    <w:p>
+      <w:pPr>
+        <w:rPr>
+          <w:bCs/>
+          <w:lang w:val="vi-VN"/>
+        </w:rPr>
+      </w:pPr>
+      <w:r>
+        <w:rPr>
+          <w:bCs/>
+          <w:lang w:val="vi-VN"/>
+        </w:rPr>
+        <w:t xml:space="preserve">Tại </w:t>
+      </w:r>
+      <w:r>
+        <w:rPr>
+          <w:bCs/>
+          <w:lang w:val="vi-VN"/>
+        </w:rPr>
+        <w:t xml:space="preserve">Router </w:t>
+      </w:r>
+      <w:r>
+        <w:rPr>
+          <w:bCs/>
+          <w:lang w:val="vi-VN"/>
+        </w:rPr>
+        <w:t xml:space="preserve">internet </w:t>
+      </w:r>
+      <w:r>
+        <w:rPr>
+          <w:bCs/>
+          <w:lang w:val="vi-VN"/>
+        </w:rPr>
+        <w:t>(Đóng vai trò Internet):</w:t>
+      </w:r>
+    </w:p>
+    <w:p>
+      <w:pPr>
+        <w:rPr>
+          <w:bCs/>
+          <w:lang w:val="vi-VN"/>
+        </w:rPr>
+      </w:pPr>
+      <w:r>
+        <w:rPr>
+          <w:bCs/>
+          <w:lang w:val="vi-VN"/>
+        </w:rPr>
+        <w:t>Ta tạo một cổng ảo (Loopback) đại diện cho mạng Internet 8.8.8.8 để Test.</w:t>
+      </w:r>
+    </w:p>
+    <w:p>
+      <w:pPr>
+        <w:rPr>
+          <w:bCs/>
+          <w:lang w:val="vi-VN"/>
+        </w:rPr>
+      </w:pPr>
+      <w:r>
+        <w:rPr>
+          <w:bCs/>
+          <w:lang w:val="vi-VN"/>
+        </w:rPr>
+        <w:t>enable</w:t>
+      </w:r>
+    </w:p>
+    <w:p>
+      <w:pPr>
+        <w:rPr>
+          <w:bCs/>
+          <w:lang w:val="vi-VN"/>
+        </w:rPr>
+      </w:pPr>
+      <w:r>
+        <w:rPr>
+          <w:bCs/>
+          <w:lang w:val="vi-VN"/>
+        </w:rPr>
+        <w:t>configure terminal</w:t>
+      </w:r>
+    </w:p>
+    <w:p>
+      <w:pPr>
+        <w:rPr>
+          <w:bCs/>
+          <w:lang w:val="vi-VN"/>
+        </w:rPr>
+      </w:pPr>
+      <w:r>
+        <w:rPr>
+          <w:bCs/>
+          <w:lang w:val="vi-VN"/>
+        </w:rPr>
+        <w:t>interface s1/0</w:t>
+      </w:r>
+    </w:p>
+    <w:p>
+      <w:pPr>
+        <w:rPr>
+          <w:bCs/>
+          <w:lang w:val="vi-VN"/>
+        </w:rPr>
+      </w:pPr>
+      <w:r>
+        <w:rPr>
+          <w:bCs/>
+          <w:lang w:val="vi-VN"/>
+        </w:rPr>
+        <w:t>ip address 220.100.100.2 255.255.255.252</w:t>
+      </w:r>
+    </w:p>
+    <w:p>
+      <w:pPr>
+        <w:rPr>
+          <w:bCs/>
+          <w:lang w:val="vi-VN"/>
+        </w:rPr>
+      </w:pPr>
+      <w:r>
+        <w:rPr>
+          <w:bCs/>
+          <w:lang w:val="vi-VN"/>
+        </w:rPr>
+        <w:t>no shutdown</w:t>
+      </w:r>
+    </w:p>
+    <w:p>
+      <w:pPr>
+        <w:rPr>
+          <w:bCs/>
+          <w:lang w:val="vi-VN"/>
+        </w:rPr>
+      </w:pPr>
+      <w:r>
+        <w:rPr>
+          <w:bCs/>
+          <w:lang w:val="vi-VN"/>
+        </w:rPr>
+        <w:t>exit</w:t>
+      </w:r>
+    </w:p>
+    <w:p>
+      <w:pPr>
+        <w:rPr>
+          <w:bCs/>
+          <w:lang w:val="vi-VN"/>
+        </w:rPr>
+      </w:pPr>
+      <w:r>
+        <w:rPr>
+          <w:bCs/>
+          <w:lang w:val="vi-VN"/>
+        </w:rPr>
+        <w:t>interface loopback 0</w:t>
+      </w:r>
+    </w:p>
+    <w:p>
+      <w:pPr>
+        <w:rPr>
+          <w:bCs/>
+          <w:lang w:val="vi-VN"/>
+        </w:rPr>
+      </w:pPr>
+      <w:r>
+        <w:rPr>
+          <w:bCs/>
+          <w:lang w:val="vi-VN"/>
+        </w:rPr>
+        <w:t>ip address 8.8.8.8 255.255.255.255</w:t>
+      </w:r>
+    </w:p>
+    <w:p>
+      <w:pPr>
+        <w:rPr>
+          <w:bCs/>
+          <w:lang w:val="vi-VN"/>
+        </w:rPr>
+      </w:pPr>
+      <w:r>
+        <w:rPr>
+          <w:bCs/>
+          <w:lang w:val="vi-VN"/>
+        </w:rPr>
+        <w:t>no shutdown</w:t>
+      </w:r>
+    </w:p>
+    <w:p>
+      <w:pPr>
+        <w:rPr>
+          <w:bCs/>
+          <w:lang w:val="vi-VN"/>
+        </w:rPr>
+      </w:pPr>
+      <w:r>
+        <w:rPr>
+          <w:bCs/>
+          <w:lang w:val="vi-VN"/>
+        </w:rPr>
+        <w:t>exit</w:t>
+      </w:r>
+    </w:p>
+    <w:p>
+      <w:pPr>
+        <w:rPr>
+          <w:bCs/>
+          <w:lang w:val="vi-VN"/>
+        </w:rPr>
+      </w:pPr>
+    </w:p>
+    <w:p>
+      <w:pPr>
+        <w:rPr>
+          <w:bCs/>
+          <w:lang w:val="vi-VN"/>
+        </w:rPr>
+      </w:pPr>
+      <w:r>
+        <w:rPr>
+          <w:bCs/>
+          <w:lang w:val="vi-VN"/>
+        </w:rPr>
+        <w:t>ip route 220.100.100.0 255.255.255.0 220.100.100.1</w:t>
+      </w:r>
+    </w:p>
+    <w:p>
+      <w:pPr>
+        <w:rPr>
+          <w:bCs/>
+          <w:lang w:val="vi-VN"/>
+        </w:rPr>
+      </w:pPr>
+      <w:r>
+        <w:rPr>
+          <w:bCs/>
+          <w:lang w:val="vi-VN"/>
+        </w:rPr>
+        <w:t>ip route 222.100.100.0 255.255.255.0 220.100.100.1</w:t>
+      </w:r>
+    </w:p>
+    <w:p>
+      <w:pPr>
+        <w:rPr>
+          <w:bCs/>
+          <w:lang w:val="vi-VN"/>
+        </w:rPr>
+      </w:pPr>
+      <w:r>
+        <w:rPr>
+          <w:bCs/>
+          <w:lang w:val="vi-VN"/>
+        </w:rPr>
+        <w:t>wr</w:t>
+      </w:r>
+    </w:p>
+    <w:p>
+      <w:pPr>
+        <w:rPr>
+          <w:bCs/>
+          <w:lang w:val="vi-VN"/>
+        </w:rPr>
+      </w:pPr>
+    </w:p>
+    <w:p>
+      <w:pPr>
+        <w:rPr>
+          <w:bCs/>
+          <w:lang w:val="vi-VN"/>
+        </w:rPr>
+      </w:pPr>
+      <w:r>
+        <w:rPr>
+          <w:bCs/>
+          <w:lang w:val="vi-VN"/>
+        </w:rPr>
+        <w:t xml:space="preserve">Tại center cấu hình </w:t>
+      </w:r>
+      <w:r>
+        <w:rPr>
+          <w:bCs/>
+          <w:lang w:val="vi-VN"/>
+        </w:rPr>
+        <w:t>Chỉ cho phép WEST và Central ra Internet</w:t>
+      </w:r>
+    </w:p>
+    <w:p>
+      <w:pPr>
+        <w:rPr>
+          <w:bCs/>
+          <w:lang w:val="vi-VN"/>
+        </w:rPr>
+      </w:pPr>
+    </w:p>
+    <w:p>
+      <w:pPr>
+        <w:rPr>
+          <w:bCs/>
+          <w:lang w:val="vi-VN"/>
+        </w:rPr>
+      </w:pPr>
+      <w:r>
+        <w:rPr>
+          <w:bCs/>
+          <w:lang w:val="vi-VN"/>
+        </w:rPr>
+        <w:t>configure terminal</w:t>
+      </w:r>
+    </w:p>
+    <w:p>
+      <w:pPr>
+        <w:rPr>
+          <w:bCs/>
+          <w:lang w:val="vi-VN"/>
+        </w:rPr>
+      </w:pPr>
+    </w:p>
+    <w:p>
+      <w:pPr>
+        <w:rPr>
+          <w:bCs/>
+          <w:lang w:val="vi-VN"/>
+        </w:rPr>
+      </w:pPr>
+      <w:r>
+        <w:rPr>
+          <w:bCs/>
+          <w:lang w:val="vi-VN"/>
+        </w:rPr>
+        <w:t>! 1. Trỏ đường đi mặc định lên Internet và phát loa cho WEST/East biết</w:t>
+      </w:r>
+    </w:p>
+    <w:p>
+      <w:pPr>
+        <w:rPr>
+          <w:bCs/>
+          <w:lang w:val="vi-VN"/>
+        </w:rPr>
+      </w:pPr>
+      <w:r>
+        <w:rPr>
+          <w:bCs/>
+          <w:lang w:val="vi-VN"/>
+        </w:rPr>
+        <w:t>ip route 0.0.0.0 0.0.0.0 220.100.100.2</w:t>
+      </w:r>
+    </w:p>
+    <w:p>
+      <w:pPr>
+        <w:rPr>
+          <w:bCs/>
+          <w:lang w:val="vi-VN"/>
+        </w:rPr>
+      </w:pPr>
+      <w:r>
+        <w:rPr>
+          <w:bCs/>
+          <w:lang w:val="vi-VN"/>
+        </w:rPr>
+        <w:t>router rip</w:t>
+      </w:r>
+    </w:p>
+    <w:p>
+      <w:pPr>
+        <w:rPr>
+          <w:bCs/>
+          <w:lang w:val="vi-VN"/>
+        </w:rPr>
+      </w:pPr>
+      <w:r>
+        <w:rPr>
+          <w:bCs/>
+          <w:lang w:val="vi-VN"/>
+        </w:rPr>
+        <w:lastRenderedPageBreak/>
+        <w:t>default-information originate</w:t>
+      </w:r>
+    </w:p>
+    <w:p>
+      <w:pPr>
+        <w:rPr>
+          <w:bCs/>
+          <w:lang w:val="vi-VN"/>
+        </w:rPr>
+      </w:pPr>
+      <w:r>
+        <w:rPr>
+          <w:bCs/>
+          <w:lang w:val="vi-VN"/>
+        </w:rPr>
+        <w:t>exit</w:t>
+      </w:r>
+    </w:p>
+    <w:p>
+      <w:pPr>
+        <w:rPr>
+          <w:bCs/>
+          <w:lang w:val="vi-VN"/>
+        </w:rPr>
+      </w:pPr>
+    </w:p>
+    <w:p>
+      <w:pPr>
+        <w:rPr>
+          <w:bCs/>
+          <w:lang w:val="vi-VN"/>
+        </w:rPr>
+      </w:pPr>
+      <w:r>
+        <w:rPr>
+          <w:bCs/>
+          <w:lang w:val="vi-VN"/>
+        </w:rPr>
+        <w:t>! 2. Viết ACL cho phép WEST và Central, chặn phần còn lại</w:t>
+      </w:r>
+    </w:p>
+    <w:p>
+      <w:pPr>
+        <w:rPr>
+          <w:bCs/>
+          <w:lang w:val="vi-VN"/>
+        </w:rPr>
+      </w:pPr>
+      <w:r>
+        <w:rPr>
+          <w:bCs/>
+          <w:lang w:val="vi-VN"/>
+        </w:rPr>
+        <w:t>ip access-list standard 10</w:t>
+      </w:r>
+    </w:p>
+    <w:p>
+      <w:pPr>
+        <w:rPr>
+          <w:bCs/>
+          <w:lang w:val="vi-VN"/>
+        </w:rPr>
+      </w:pPr>
+      <w:r>
+        <w:rPr>
+          <w:bCs/>
+          <w:lang w:val="vi-VN"/>
+        </w:rPr>
+        <w:t>permit 222.100.100.0 0.0.0.127</w:t>
+      </w:r>
+    </w:p>
+    <w:p>
+      <w:pPr>
+        <w:rPr>
+          <w:bCs/>
+          <w:lang w:val="vi-VN"/>
+        </w:rPr>
+      </w:pPr>
+      <w:r>
+        <w:rPr>
+          <w:bCs/>
+          <w:lang w:val="vi-VN"/>
+        </w:rPr>
+        <w:t>permit 222.100.100.128 0.0.0.63</w:t>
+      </w:r>
+    </w:p>
+    <w:p>
+      <w:pPr>
+        <w:rPr>
+          <w:bCs/>
+          <w:lang w:val="vi-VN"/>
+        </w:rPr>
+      </w:pPr>
+      <w:r>
+        <w:rPr>
+          <w:bCs/>
+          <w:lang w:val="vi-VN"/>
+        </w:rPr>
+        <w:t>deny any</w:t>
+      </w:r>
+    </w:p>
+    <w:p>
+      <w:pPr>
+        <w:rPr>
+          <w:bCs/>
+          <w:lang w:val="vi-VN"/>
+        </w:rPr>
+      </w:pPr>
+      <w:r>
+        <w:rPr>
+          <w:bCs/>
+          <w:lang w:val="vi-VN"/>
+        </w:rPr>
+        <w:t>exit</w:t>
+      </w:r>
+    </w:p>
+    <w:p>
+      <w:pPr>
+        <w:rPr>
+          <w:bCs/>
+          <w:lang w:val="vi-VN"/>
+        </w:rPr>
+      </w:pPr>
+    </w:p>
+    <w:p>
+      <w:pPr>
+        <w:rPr>
+          <w:bCs/>
+          <w:lang w:val="vi-VN"/>
+        </w:rPr>
+      </w:pPr>
+      <w:r>
+        <w:rPr>
+          <w:bCs/>
+          <w:lang w:val="vi-VN"/>
+        </w:rPr>
+        <w:t xml:space="preserve">! 3. Áp dụng ACL chặn ngay tại cổng s1/2 (cửa ngõ đẩy ra </w:t>
+      </w:r>
+      <w:r>
+        <w:rPr>
+          <w:bCs/>
+          <w:lang w:val="vi-VN"/>
+        </w:rPr>
+        <w:t>INTERNET</w:t>
+      </w:r>
+      <w:r>
+        <w:rPr>
+          <w:bCs/>
+          <w:lang w:val="vi-VN"/>
+        </w:rPr>
+        <w:t>)</w:t>
+      </w:r>
+    </w:p>
+    <w:p>
+      <w:pPr>
+        <w:rPr>
+          <w:bCs/>
+          <w:lang w:val="vi-VN"/>
+        </w:rPr>
+      </w:pPr>
+      <w:r>
+        <w:rPr>
+          <w:bCs/>
+          <w:lang w:val="vi-VN"/>
+        </w:rPr>
+        <w:t>interface s1/2</w:t>
+      </w:r>
+    </w:p>
+    <w:p>
+      <w:pPr>
+        <w:rPr>
+          <w:bCs/>
+          <w:lang w:val="vi-VN"/>
+        </w:rPr>
+      </w:pPr>
+      <w:r>
+        <w:rPr>
+          <w:bCs/>
+          <w:lang w:val="vi-VN"/>
+        </w:rPr>
+        <w:t>ip access-group 10 out</w:t>
+      </w:r>
+    </w:p>
+    <w:p>
+      <w:pPr>
+        <w:rPr>
+          <w:bCs/>
+          <w:lang w:val="vi-VN"/>
+        </w:rPr>
+      </w:pPr>
+      <w:r>
+        <w:rPr>
+          <w:bCs/>
+          <w:lang w:val="vi-VN"/>
+        </w:rPr>
+        <w:t>exit</w:t>
+      </w:r>
+    </w:p>
+    <w:p>
+      <w:pPr>
+        <w:rPr>
+          <w:bCs/>
+          <w:lang w:val="vi-VN"/>
+        </w:rPr>
+      </w:pPr>
+      <w:r>
+        <w:rPr>
+          <w:bCs/>
+          <w:lang w:val="vi-VN"/>
+        </w:rPr>
+        <w:t>wr</w:t>
+      </w:r>
+    </w:p>
+    <w:p>
+      <w:pPr>
+        <w:rPr>
+          <w:bCs/>
+          <w:lang w:val="vi-VN"/>
+        </w:rPr>
+      </w:pPr>
+      <w:r>
+        <w:rPr>
+          <w:bCs/>
+          <w:lang w:val="vi-VN"/>
+        </w:rPr>
+        <w:t xml:space="preserve">3/ </w:t>
+      </w:r>
+    </w:p>
+    <w:p>
+      <w:pPr>
+        <w:rPr>
+          <w:bCs/>
+          <w:lang w:val="vi-VN"/>
+        </w:rPr>
+      </w:pPr>
+      <w:r>
+        <w:rPr>
+          <w:bCs/>
+          <w:lang w:val="vi-VN"/>
+        </w:rPr>
+        <w:t>Bảng định tuyến xuất hiện các mạng chữ C (Connected - nối trực tiếp) và chữ R (mạng học qua RIP). Đặc biệt có dòng S 0.0.0.0/0 via 220.100.100.2 là đường Default Route hướng ra Internet mà ta vừa cấu hình.</w:t>
+      </w:r>
+    </w:p>
+    <w:p>
+      <w:pPr>
+        <w:rPr>
+          <w:bCs/>
+          <w:lang w:val="vi-VN"/>
+        </w:rPr>
+      </w:pPr>
+      <w:r>
+        <w:rPr>
+          <w:bCs/>
+          <w:lang w:val="vi-VN"/>
+        </w:rPr>
+        <w:lastRenderedPageBreak/>
+        <w:drawing>
+          <wp:inline distT="0" distB="0" distL="0" distR="0" wp14:anchorId="68B96378" wp14:editId="74FEC2F2">
+            <wp:extent cx="5943600" cy="4133850"/>
+            <wp:effectExtent l="0" t="0" r="0" b="0"/>
+            <wp:docPr id="1623132050" name="Picture 1"/>
+            <wp:cNvGraphicFramePr>
+              <a:graphicFrameLocks xmlns:a="http://schemas.openxmlformats.org/drawingml/2006/main" noChangeAspect="1"/>
+            </wp:cNvGraphicFramePr>
+            <a:graphic xmlns:a="http://schemas.openxmlformats.org/drawingml/2006/main">
+              <a:graphicData uri="http://schemas.openxmlformats.org/drawingml/2006/picture">
+                <pic:pic xmlns:pic="http://schemas.openxmlformats.org/drawingml/2006/picture">
+                  <pic:nvPicPr>
+                    <pic:cNvPr id="1623132050" name=""/>
+                    <pic:cNvPicPr/>
+                  </pic:nvPicPr>
+                  <pic:blipFill>
+                    <a:blip r:embed="rId21"/>
+                    <a:stretch>
+                      <a:fillRect/>
+                    </a:stretch>
+                  </pic:blipFill>
+                  <pic:spPr>
+                    <a:xfrm>
+                      <a:off x="0" y="0"/>
+                      <a:ext cx="5943600" cy="4133850"/>
+                    </a:xfrm>
+                    <a:prstGeom prst="rect">
+                      <a:avLst/>
+                    </a:prstGeom>
+                  </pic:spPr>
+                </pic:pic>
+              </a:graphicData>
+            </a:graphic>
+          </wp:inline>
+        </w:drawing>
+      </w:r>
+    </w:p>
+    <w:p>
+      <w:pPr>
+        <w:rPr>
+          <w:bCs/>
+          <w:lang w:val="vi-VN"/>
+        </w:rPr>
+      </w:pPr>
+      <w:r>
+        <w:rPr>
+          <w:bCs/>
+          <w:lang w:val="vi-VN"/>
+        </w:rPr>
+        <w:t>Xuất hiện chữ S (Static) cho dải mạng 222.100.100.0/24 và 220.100.100.0/24, chứng tỏ Router Internet đã biết đường trả lời lại cho mạng nội bộ.</w:t>
+      </w:r>
+    </w:p>
+    <w:p>
+      <w:pPr>
+        <w:rPr>
+          <w:bCs/>
+          <w:lang w:val="vi-VN"/>
+        </w:rPr>
+      </w:pPr>
+      <w:r>
+        <w:rPr>
+          <w:noProof/>
+        </w:rPr>
+        <w:lastRenderedPageBreak/>
+        <w:drawing>
+          <wp:inline distT="0" distB="0" distL="0" distR="0" wp14:anchorId="320D45EE" wp14:editId="424080C5">
+            <wp:extent cx="4438095" cy="3866667"/>
+            <wp:effectExtent l="0" t="0" r="635" b="635"/>
+            <wp:docPr id="1633516403" name="Picture 1"/>
+            <wp:cNvGraphicFramePr>
+              <a:graphicFrameLocks xmlns:a="http://schemas.openxmlformats.org/drawingml/2006/main" noChangeAspect="1"/>
+            </wp:cNvGraphicFramePr>
+            <a:graphic xmlns:a="http://schemas.openxmlformats.org/drawingml/2006/main">
+              <a:graphicData uri="http://schemas.openxmlformats.org/drawingml/2006/picture">
+                <pic:pic xmlns:pic="http://schemas.openxmlformats.org/drawingml/2006/picture">
+                  <pic:nvPicPr>
+                    <pic:cNvPr id="1633516403" name=""/>
+                    <pic:cNvPicPr/>
+                  </pic:nvPicPr>
+                  <pic:blipFill>
+                    <a:blip r:embed="rId22"/>
+                    <a:stretch>
+                      <a:fillRect/>
+                    </a:stretch>
+                  </pic:blipFill>
+                  <pic:spPr>
+                    <a:xfrm>
+                      <a:off x="0" y="0"/>
+                      <a:ext cx="4438095" cy="3866667"/>
+                    </a:xfrm>
+                    <a:prstGeom prst="rect">
+                      <a:avLst/>
+                    </a:prstGeom>
+                  </pic:spPr>
+                </pic:pic>
+              </a:graphicData>
+            </a:graphic>
+          </wp:inline>
+        </w:drawing>
+      </w:r>
+    </w:p>
+    <w:p>
+      <w:pPr>
+        <w:rPr>
+          <w:bCs/>
+          <w:lang w:val="vi-VN"/>
+        </w:rPr>
+      </w:pPr>
+      <w:r>
+        <w:rPr>
+          <w:bCs/>
+          <w:lang w:val="vi-VN"/>
+        </w:rPr>
+        <w:t xml:space="preserve">4/ </w:t>
+      </w:r>
+    </w:p>
+    <w:p>
+      <w:pPr>
+        <w:rPr>
+          <w:bCs/>
+          <w:lang w:val="vi-VN"/>
+        </w:rPr>
+      </w:pPr>
+      <w:r>
+        <w:rPr>
+          <w:bCs/>
+          <w:lang w:val="vi-VN"/>
+        </w:rPr>
+        <w:t xml:space="preserve">Gói tin đi thành công từ pc1 -&gt; Router WEST -&gt; Router Central -&gt; Router </w:t>
+      </w:r>
+      <w:r>
+        <w:rPr>
+          <w:bCs/>
+          <w:lang w:val="vi-VN"/>
+        </w:rPr>
+        <w:t>internet</w:t>
+      </w:r>
+      <w:r>
+        <w:rPr>
+          <w:bCs/>
+          <w:lang w:val="vi-VN"/>
+        </w:rPr>
+        <w:t>. Lệnh ping thành công vì pc1 nằm trong danh sách được Permit.</w:t>
+      </w:r>
+    </w:p>
+    <w:p>
+      <w:pPr>
+        <w:rPr>
+          <w:bCs/>
+          <w:lang w:val="vi-VN"/>
+        </w:rPr>
+      </w:pPr>
+      <w:r>
+        <w:rPr>
+          <w:bCs/>
+          <w:lang w:val="vi-VN"/>
+        </w:rPr>
+        <w:lastRenderedPageBreak/>
+        <w:drawing>
+          <wp:inline distT="0" distB="0" distL="0" distR="0" wp14:anchorId="2DE4B520" wp14:editId="3A055C0D">
+            <wp:extent cx="5420481" cy="3934374"/>
+            <wp:effectExtent l="0" t="0" r="8890" b="9525"/>
+            <wp:docPr id="1393680068" name="Picture 1"/>
+            <wp:cNvGraphicFramePr>
+              <a:graphicFrameLocks xmlns:a="http://schemas.openxmlformats.org/drawingml/2006/main" noChangeAspect="1"/>
+            </wp:cNvGraphicFramePr>
+            <a:graphic xmlns:a="http://schemas.openxmlformats.org/drawingml/2006/main">
+              <a:graphicData uri="http://schemas.openxmlformats.org/drawingml/2006/picture">
+                <pic:pic xmlns:pic="http://schemas.openxmlformats.org/drawingml/2006/picture">
+                  <pic:nvPicPr>
+                    <pic:cNvPr id="1393680068" name=""/>
+                    <pic:cNvPicPr/>
+                  </pic:nvPicPr>
+                  <pic:blipFill>
+                    <a:blip r:embed="rId23"/>
+                    <a:stretch>
+                      <a:fillRect/>
+                    </a:stretch>
+                  </pic:blipFill>
+                  <pic:spPr>
+                    <a:xfrm>
+                      <a:off x="0" y="0"/>
+                      <a:ext cx="5420481" cy="3934374"/>
+                    </a:xfrm>
+                    <a:prstGeom prst="rect">
+                      <a:avLst/>
+                    </a:prstGeom>
+                  </pic:spPr>
+                </pic:pic>
+              </a:graphicData>
+            </a:graphic>
+          </wp:inline>
+        </w:drawing>
+      </w:r>
+    </w:p>
+    <w:p>
+      <w:pPr>
+        <w:rPr>
+          <w:bCs/>
+          <w:lang w:val="vi-VN"/>
+        </w:rPr>
+      </w:pPr>
+      <w:r>
+        <w:rPr>
+          <w:bCs/>
+          <w:lang w:val="vi-VN"/>
+        </w:rPr>
+        <w:t>lỗi</w:t>
+      </w:r>
+      <w:r>
+        <w:rPr>
+          <w:bCs/>
+          <w:lang w:val="vi-VN"/>
+        </w:rPr>
+        <w:t xml:space="preserve"> ping ở pc 3,</w:t>
+      </w:r>
+      <w:r>
+        <w:rPr>
+          <w:bCs/>
+          <w:lang w:val="vi-VN"/>
+        </w:rPr>
+        <w:t xml:space="preserve"> Destination Unreachable vì đã bị ACL trên Central chặn lại</w:t>
+      </w:r>
+    </w:p>
+    <w:p>
+      <w:pPr>
+        <w:rPr>
+          <w:bCs/>
+          <w:lang w:val="vi-VN"/>
+        </w:rPr>
+      </w:pPr>
+      <w:r>
+        <w:rPr>
+          <w:bCs/>
+          <w:lang w:val="vi-VN"/>
+        </w:rPr>
+        <w:drawing>
+          <wp:inline distT="0" distB="0" distL="0" distR="0" wp14:anchorId="0715A870" wp14:editId="64EB8403">
+            <wp:extent cx="5753903" cy="3762900"/>
+            <wp:effectExtent l="0" t="0" r="0" b="9525"/>
+            <wp:docPr id="1257383349" name="Picture 1"/>
+            <wp:cNvGraphicFramePr>
+              <a:graphicFrameLocks xmlns:a="http://schemas.openxmlformats.org/drawingml/2006/main" noChangeAspect="1"/>
+            </wp:cNvGraphicFramePr>
+            <a:graphic xmlns:a="http://schemas.openxmlformats.org/drawingml/2006/main">
+              <a:graphicData uri="http://schemas.openxmlformats.org/drawingml/2006/picture">
+                <pic:pic xmlns:pic="http://schemas.openxmlformats.org/drawingml/2006/picture">
+                  <pic:nvPicPr>
+                    <pic:cNvPr id="1257383349" name=""/>
+                    <pic:cNvPicPr/>
+                  </pic:nvPicPr>
+                  <pic:blipFill>
+                    <a:blip r:embed="rId24"/>
+                    <a:stretch>
+                      <a:fillRect/>
+                    </a:stretch>
+                  </pic:blipFill>
+                  <pic:spPr>
+                    <a:xfrm>
+                      <a:off x="0" y="0"/>
+                      <a:ext cx="5753903" cy="3762900"/>
+                    </a:xfrm>
+                    <a:prstGeom prst="rect">
+                      <a:avLst/>
+                    </a:prstGeom>
+                  </pic:spPr>
+                </pic:pic>
+              </a:graphicData>
+            </a:graphic>
+          </wp:inline>
+        </w:drawing>
+      </w:r>
+    </w:p>
+    <w:p>
+      <w:pPr>
+        <w:rPr>
+          <w:bCs/>
+          <w:lang w:val="vi-VN"/>
+        </w:rPr>
+      </w:pPr>
+    </w:p>
+    <w:p>
+      <w:pPr>
+        <w:rPr>
+          <w:bCs/>
+          <w:lang w:val="vi-VN"/>
+        </w:rPr>
+      </w:pPr>
+      <w:r>
+        <w:rPr>
+          <w:bCs/>
+        </w:rPr>
+        <w:lastRenderedPageBreak/>
         <w:t>Bài</w:t>
       </w:r>
-      <w:proofErr w:type="spellEnd"/>
-      <w:r>
-        <w:rPr>
-          <w:bCs/>
-          <w:lang w:val="vi-VN"/>
-        </w:rPr>
-        <w:t xml:space="preserve"> </w:t>
-      </w:r>
-      <w:r>
-        <w:rPr>
-          <w:bCs/>
-          <w:lang w:val="vi-VN"/>
-        </w:rPr>
-        <w:t>3</w:t>
-      </w:r>
-    </w:p>
-    <w:p>
-      <w:pPr>
-        <w:rPr>
-          <w:bCs/>
-          <w:lang w:val="vi-VN"/>
-        </w:rPr>
-      </w:pPr>
-      <w:r>
-        <w:rPr>
-          <w:bCs/>
+      <w:r>
+        <w:rPr>
+          <w:bCs/>
+          <w:lang w:val="vi-VN"/>
+        </w:rPr>
+        <w:t xml:space="preserve"> 3</w:t>
+      </w:r>
+    </w:p>
+    <w:p>
+      <w:pPr>
+        <w:rPr>
+          <w:bCs/>
+          <w:lang w:val="vi-VN"/>
+        </w:rPr>
+      </w:pPr>
+      <w:r>
+        <w:rPr>
+          <w:bCs/>
+          <w:noProof/>
           <w:lang w:val="vi-VN"/>
         </w:rPr>
         <w:drawing>
@@ -5614,7 +5414,7 @@
                     <pic:cNvPicPr/>
                   </pic:nvPicPr>
                   <pic:blipFill>
-                    <a:blip r:embed="rId21"/>
+                    <a:blip r:embed="rId25"/>
                     <a:stretch>
                       <a:fillRect/>
                     </a:stretch>
@@ -5647,26 +5447,20 @@
           <w:bCs/>
           <w:lang w:val="vi-VN"/>
         </w:rPr>
-        <w:t xml:space="preserve">Bài </w:t>
-      </w:r>
-      <w:r>
-        <w:rPr>
-          <w:bCs/>
-          <w:lang w:val="vi-VN"/>
-        </w:rPr>
-        <w:t>4</w:t>
-      </w:r>
-    </w:p>
-    <w:p>
-      <w:pPr>
-        <w:rPr>
-          <w:bCs/>
-          <w:lang w:val="vi-VN"/>
-        </w:rPr>
-      </w:pPr>
-      <w:r>
-        <w:rPr>
-          <w:bCs/>
+        <w:t>Bài 4</w:t>
+      </w:r>
+    </w:p>
+    <w:p>
+      <w:pPr>
+        <w:rPr>
+          <w:bCs/>
+          <w:lang w:val="vi-VN"/>
+        </w:rPr>
+      </w:pPr>
+      <w:r>
+        <w:rPr>
+          <w:bCs/>
+          <w:noProof/>
           <w:lang w:val="vi-VN"/>
         </w:rPr>
         <w:drawing>
@@ -5685,7 +5479,7 @@
                     <pic:cNvPicPr/>
                   </pic:nvPicPr>
                   <pic:blipFill>
-                    <a:blip r:embed="rId22"/>
+                    <a:blip r:embed="rId26"/>
                     <a:stretch>
                       <a:fillRect/>
                     </a:stretch>
@@ -5730,6 +5524,7 @@
       <w:r>
         <w:rPr>
           <w:bCs/>
+          <w:noProof/>
           <w:lang w:val="vi-VN"/>
         </w:rPr>
         <w:lastRenderedPageBreak/>
@@ -5749,7 +5544,7 @@
                     <pic:cNvPicPr/>
                   </pic:nvPicPr>
                   <pic:blipFill>
-                    <a:blip r:embed="rId23"/>
+                    <a:blip r:embed="rId27"/>
                     <a:stretch>
                       <a:fillRect/>
                     </a:stretch>
@@ -5779,7 +5574,7 @@
       </w:pPr>
     </w:p>
     <w:sectPr>
-      <w:footerReference w:type="default" r:id="rId24"/>
+      <w:footerReference w:type="default" r:id="rId28"/>
       <w:pgSz w:w="12240" w:h="15840"/>
       <w:pgMar w:top="1080" w:right="1440" w:bottom="1440" w:left="1440" w:header="720" w:footer="720" w:gutter="0"/>
       <w:pgNumType w:start="1"/>
@@ -6723,6 +6518,7 @@
   <w:style w:type="character" w:default="1" w:styleId="DefaultParagraphFont">
     <w:name w:val="Default Paragraph Font"/>
     <w:uiPriority w:val="1"/>
+    <w:semiHidden/>
     <w:unhideWhenUsed/>
   </w:style>
   <w:style w:type="table" w:default="1" w:styleId="TableNormal">

--- a/iuh/môn/hkh-4/dinhTuyenChuyenMach/lab/lab2/lab2-LeThanhLong.docx
+++ b/iuh/môn/hkh-4/dinhTuyenChuyenMach/lab/lab2/lab2-LeThanhLong.docx
@@ -141,7 +141,23 @@
           <w:bCs/>
           <w:sz w:val="28"/>
         </w:rPr>
-        <w:t>Khoa: Công Nghệ Thông Tin</w:t>
+        <w:t xml:space="preserve">Khoa: Công </w:t>
+      </w:r>
+      <w:proofErr w:type="spellStart"/>
+      <w:r>
+        <w:rPr>
+          <w:bCs/>
+          <w:sz w:val="28"/>
+        </w:rPr>
+        <w:t>Nghệ</w:t>
+      </w:r>
+      <w:proofErr w:type="spellEnd"/>
+      <w:r>
+        <w:rPr>
+          <w:bCs/>
+          <w:sz w:val="28"/>
+        </w:rPr>
+        <w:t xml:space="preserve"> Thông Tin</w:t>
       </w:r>
     </w:p>
     <w:p>
@@ -414,7 +430,16 @@
           <w:sz w:val="26"/>
           <w:szCs w:val="26"/>
         </w:rPr>
-        <w:t>Student’s Name:</w:t>
+        <w:t xml:space="preserve">Student’s </w:t>
+      </w:r>
+      <w:proofErr w:type="spellStart"/>
+      <w:r>
+        <w:rPr>
+          <w:bCs/>
+          <w:sz w:val="26"/>
+          <w:szCs w:val="26"/>
+        </w:rPr>
+        <w:t>Name:</w:t>
       </w:r>
       <w:r>
         <w:rPr>
@@ -424,6 +449,7 @@
         </w:rPr>
         <w:t>Lê</w:t>
       </w:r>
+      <w:proofErr w:type="spellEnd"/>
       <w:r>
         <w:rPr>
           <w:bCs/>
@@ -493,6 +519,7 @@
           <w:szCs w:val="26"/>
         </w:rPr>
       </w:pPr>
+      <w:proofErr w:type="spellStart"/>
       <w:r>
         <w:rPr>
           <w:bCs/>
@@ -509,6 +536,7 @@
         </w:rPr>
         <w:t>định</w:t>
       </w:r>
+      <w:proofErr w:type="spellEnd"/>
       <w:r>
         <w:rPr>
           <w:bCs/>
@@ -610,7 +638,25 @@
           <w:szCs w:val="26"/>
         </w:rPr>
         <w:tab/>
-        <w:t>Công Nghệ Thông Tin</w:t>
+        <w:t xml:space="preserve">Công </w:t>
+      </w:r>
+      <w:proofErr w:type="spellStart"/>
+      <w:r>
+        <w:rPr>
+          <w:bCs/>
+          <w:sz w:val="26"/>
+          <w:szCs w:val="26"/>
+        </w:rPr>
+        <w:t>Nghệ</w:t>
+      </w:r>
+      <w:proofErr w:type="spellEnd"/>
+      <w:r>
+        <w:rPr>
+          <w:bCs/>
+          <w:sz w:val="26"/>
+          <w:szCs w:val="26"/>
+        </w:rPr>
+        <w:t xml:space="preserve"> Thông Tin</w:t>
       </w:r>
       <w:r>
         <w:rPr>
@@ -1244,13 +1290,23 @@
           <w:szCs w:val="26"/>
         </w:rPr>
       </w:pPr>
-      <w:r>
-        <w:rPr>
-          <w:bCs/>
-          <w:sz w:val="26"/>
-          <w:szCs w:val="26"/>
-        </w:rPr>
-        <w:t>Điểm bài lab:</w:t>
+      <w:proofErr w:type="spellStart"/>
+      <w:r>
+        <w:rPr>
+          <w:bCs/>
+          <w:sz w:val="26"/>
+          <w:szCs w:val="26"/>
+        </w:rPr>
+        <w:t>Điểm</w:t>
+      </w:r>
+      <w:proofErr w:type="spellEnd"/>
+      <w:r>
+        <w:rPr>
+          <w:bCs/>
+          <w:sz w:val="26"/>
+          <w:szCs w:val="26"/>
+        </w:rPr>
+        <w:t xml:space="preserve"> bài lab:</w:t>
       </w:r>
       <w:r>
         <w:rPr>
@@ -1477,7 +1533,313 @@
           <w:sz w:val="26"/>
           <w:szCs w:val="26"/>
         </w:rPr>
-        <w:t>(SV chụp màn hình thực hành các bước của các yêu cầu và giải thích các hình ảnh)</w:t>
+        <w:t xml:space="preserve">(SV </w:t>
+      </w:r>
+      <w:proofErr w:type="spellStart"/>
+      <w:r>
+        <w:rPr>
+          <w:bCs/>
+          <w:sz w:val="26"/>
+          <w:szCs w:val="26"/>
+        </w:rPr>
+        <w:t>chụp</w:t>
+      </w:r>
+      <w:proofErr w:type="spellEnd"/>
+      <w:r>
+        <w:rPr>
+          <w:bCs/>
+          <w:sz w:val="26"/>
+          <w:szCs w:val="26"/>
+        </w:rPr>
+        <w:t xml:space="preserve"> </w:t>
+      </w:r>
+      <w:proofErr w:type="spellStart"/>
+      <w:r>
+        <w:rPr>
+          <w:bCs/>
+          <w:sz w:val="26"/>
+          <w:szCs w:val="26"/>
+        </w:rPr>
+        <w:t>màn</w:t>
+      </w:r>
+      <w:proofErr w:type="spellEnd"/>
+      <w:r>
+        <w:rPr>
+          <w:bCs/>
+          <w:sz w:val="26"/>
+          <w:szCs w:val="26"/>
+        </w:rPr>
+        <w:t xml:space="preserve"> </w:t>
+      </w:r>
+      <w:proofErr w:type="spellStart"/>
+      <w:r>
+        <w:rPr>
+          <w:bCs/>
+          <w:sz w:val="26"/>
+          <w:szCs w:val="26"/>
+        </w:rPr>
+        <w:t>hình</w:t>
+      </w:r>
+      <w:proofErr w:type="spellEnd"/>
+      <w:r>
+        <w:rPr>
+          <w:bCs/>
+          <w:sz w:val="26"/>
+          <w:szCs w:val="26"/>
+        </w:rPr>
+        <w:t xml:space="preserve"> </w:t>
+      </w:r>
+      <w:proofErr w:type="spellStart"/>
+      <w:r>
+        <w:rPr>
+          <w:bCs/>
+          <w:sz w:val="26"/>
+          <w:szCs w:val="26"/>
+        </w:rPr>
+        <w:t>thực</w:t>
+      </w:r>
+      <w:proofErr w:type="spellEnd"/>
+      <w:r>
+        <w:rPr>
+          <w:bCs/>
+          <w:sz w:val="26"/>
+          <w:szCs w:val="26"/>
+        </w:rPr>
+        <w:t xml:space="preserve"> </w:t>
+      </w:r>
+      <w:proofErr w:type="spellStart"/>
+      <w:r>
+        <w:rPr>
+          <w:bCs/>
+          <w:sz w:val="26"/>
+          <w:szCs w:val="26"/>
+        </w:rPr>
+        <w:t>hành</w:t>
+      </w:r>
+      <w:proofErr w:type="spellEnd"/>
+      <w:r>
+        <w:rPr>
+          <w:bCs/>
+          <w:sz w:val="26"/>
+          <w:szCs w:val="26"/>
+        </w:rPr>
+        <w:t xml:space="preserve"> </w:t>
+      </w:r>
+      <w:proofErr w:type="spellStart"/>
+      <w:r>
+        <w:rPr>
+          <w:bCs/>
+          <w:sz w:val="26"/>
+          <w:szCs w:val="26"/>
+        </w:rPr>
+        <w:t>các</w:t>
+      </w:r>
+      <w:proofErr w:type="spellEnd"/>
+      <w:r>
+        <w:rPr>
+          <w:bCs/>
+          <w:sz w:val="26"/>
+          <w:szCs w:val="26"/>
+        </w:rPr>
+        <w:t xml:space="preserve"> </w:t>
+      </w:r>
+      <w:proofErr w:type="spellStart"/>
+      <w:r>
+        <w:rPr>
+          <w:bCs/>
+          <w:sz w:val="26"/>
+          <w:szCs w:val="26"/>
+        </w:rPr>
+        <w:t>bước</w:t>
+      </w:r>
+      <w:proofErr w:type="spellEnd"/>
+      <w:r>
+        <w:rPr>
+          <w:bCs/>
+          <w:sz w:val="26"/>
+          <w:szCs w:val="26"/>
+        </w:rPr>
+        <w:t xml:space="preserve"> </w:t>
+      </w:r>
+      <w:proofErr w:type="spellStart"/>
+      <w:r>
+        <w:rPr>
+          <w:bCs/>
+          <w:sz w:val="26"/>
+          <w:szCs w:val="26"/>
+        </w:rPr>
+        <w:t>của</w:t>
+      </w:r>
+      <w:proofErr w:type="spellEnd"/>
+      <w:r>
+        <w:rPr>
+          <w:bCs/>
+          <w:sz w:val="26"/>
+          <w:szCs w:val="26"/>
+        </w:rPr>
+        <w:t xml:space="preserve"> </w:t>
+      </w:r>
+      <w:proofErr w:type="spellStart"/>
+      <w:r>
+        <w:rPr>
+          <w:bCs/>
+          <w:sz w:val="26"/>
+          <w:szCs w:val="26"/>
+        </w:rPr>
+        <w:t>các</w:t>
+      </w:r>
+      <w:proofErr w:type="spellEnd"/>
+      <w:r>
+        <w:rPr>
+          <w:bCs/>
+          <w:sz w:val="26"/>
+          <w:szCs w:val="26"/>
+        </w:rPr>
+        <w:t xml:space="preserve"> </w:t>
+      </w:r>
+      <w:proofErr w:type="spellStart"/>
+      <w:r>
+        <w:rPr>
+          <w:bCs/>
+          <w:sz w:val="26"/>
+          <w:szCs w:val="26"/>
+        </w:rPr>
+        <w:t>yêu</w:t>
+      </w:r>
+      <w:proofErr w:type="spellEnd"/>
+      <w:r>
+        <w:rPr>
+          <w:bCs/>
+          <w:sz w:val="26"/>
+          <w:szCs w:val="26"/>
+        </w:rPr>
+        <w:t xml:space="preserve"> </w:t>
+      </w:r>
+      <w:proofErr w:type="spellStart"/>
+      <w:r>
+        <w:rPr>
+          <w:bCs/>
+          <w:sz w:val="26"/>
+          <w:szCs w:val="26"/>
+        </w:rPr>
+        <w:t>cầu</w:t>
+      </w:r>
+      <w:proofErr w:type="spellEnd"/>
+      <w:r>
+        <w:rPr>
+          <w:bCs/>
+          <w:sz w:val="26"/>
+          <w:szCs w:val="26"/>
+        </w:rPr>
+        <w:t xml:space="preserve"> </w:t>
+      </w:r>
+      <w:proofErr w:type="spellStart"/>
+      <w:r>
+        <w:rPr>
+          <w:bCs/>
+          <w:sz w:val="26"/>
+          <w:szCs w:val="26"/>
+        </w:rPr>
+        <w:t>và</w:t>
+      </w:r>
+      <w:proofErr w:type="spellEnd"/>
+      <w:r>
+        <w:rPr>
+          <w:bCs/>
+          <w:sz w:val="26"/>
+          <w:szCs w:val="26"/>
+        </w:rPr>
+        <w:t xml:space="preserve"> </w:t>
+      </w:r>
+      <w:proofErr w:type="spellStart"/>
+      <w:r>
+        <w:rPr>
+          <w:bCs/>
+          <w:sz w:val="26"/>
+          <w:szCs w:val="26"/>
+        </w:rPr>
+        <w:t>giải</w:t>
+      </w:r>
+      <w:proofErr w:type="spellEnd"/>
+      <w:r>
+        <w:rPr>
+          <w:bCs/>
+          <w:sz w:val="26"/>
+          <w:szCs w:val="26"/>
+        </w:rPr>
+        <w:t xml:space="preserve"> </w:t>
+      </w:r>
+      <w:proofErr w:type="spellStart"/>
+      <w:r>
+        <w:rPr>
+          <w:bCs/>
+          <w:sz w:val="26"/>
+          <w:szCs w:val="26"/>
+        </w:rPr>
+        <w:t>thích</w:t>
+      </w:r>
+      <w:proofErr w:type="spellEnd"/>
+      <w:r>
+        <w:rPr>
+          <w:bCs/>
+          <w:sz w:val="26"/>
+          <w:szCs w:val="26"/>
+        </w:rPr>
+        <w:t xml:space="preserve"> </w:t>
+      </w:r>
+      <w:proofErr w:type="spellStart"/>
+      <w:r>
+        <w:rPr>
+          <w:bCs/>
+          <w:sz w:val="26"/>
+          <w:szCs w:val="26"/>
+        </w:rPr>
+        <w:t>các</w:t>
+      </w:r>
+      <w:proofErr w:type="spellEnd"/>
+      <w:r>
+        <w:rPr>
+          <w:bCs/>
+          <w:sz w:val="26"/>
+          <w:szCs w:val="26"/>
+        </w:rPr>
+        <w:t xml:space="preserve"> </w:t>
+      </w:r>
+      <w:proofErr w:type="spellStart"/>
+      <w:r>
+        <w:rPr>
+          <w:bCs/>
+          <w:sz w:val="26"/>
+          <w:szCs w:val="26"/>
+        </w:rPr>
+        <w:t>hình</w:t>
+      </w:r>
+      <w:proofErr w:type="spellEnd"/>
+      <w:r>
+        <w:rPr>
+          <w:bCs/>
+          <w:sz w:val="26"/>
+          <w:szCs w:val="26"/>
+        </w:rPr>
+        <w:t xml:space="preserve"> </w:t>
+      </w:r>
+      <w:proofErr w:type="spellStart"/>
+      <w:r>
+        <w:rPr>
+          <w:bCs/>
+          <w:sz w:val="26"/>
+          <w:szCs w:val="26"/>
+        </w:rPr>
+        <w:t>ảnh</w:t>
+      </w:r>
+      <w:proofErr w:type="spellEnd"/>
+      <w:r>
+        <w:rPr>
+          <w:bCs/>
+          <w:sz w:val="26"/>
+          <w:szCs w:val="26"/>
+        </w:rPr>
+        <w:t>)</w:t>
       </w:r>
     </w:p>
     <w:p>
@@ -1499,12 +1861,14 @@
           <w:lang w:val="vi-VN"/>
         </w:rPr>
       </w:pPr>
+      <w:proofErr w:type="spellStart"/>
       <w:r>
         <w:rPr>
           <w:bCs/>
         </w:rPr>
         <w:t>Bài</w:t>
       </w:r>
+      <w:proofErr w:type="spellEnd"/>
       <w:r>
         <w:rPr>
           <w:bCs/>
@@ -1930,12 +2294,14 @@
           <w:bCs/>
         </w:rPr>
       </w:pPr>
+      <w:proofErr w:type="spellStart"/>
       <w:r>
         <w:rPr>
           <w:bCs/>
         </w:rPr>
         <w:t>Tại</w:t>
       </w:r>
+      <w:proofErr w:type="spellEnd"/>
       <w:r>
         <w:rPr>
           <w:bCs/>
@@ -1995,11 +2361,19 @@
           <w:bCs/>
         </w:rPr>
       </w:pPr>
-      <w:r>
-        <w:rPr>
-          <w:bCs/>
-        </w:rPr>
-        <w:t>ip address 192.168.1.1 255.255.255.0</w:t>
+      <w:proofErr w:type="spellStart"/>
+      <w:r>
+        <w:rPr>
+          <w:bCs/>
+        </w:rPr>
+        <w:t>ip</w:t>
+      </w:r>
+      <w:proofErr w:type="spellEnd"/>
+      <w:r>
+        <w:rPr>
+          <w:bCs/>
+        </w:rPr>
+        <w:t xml:space="preserve"> address 192.168.1.1 255.255.255.0</w:t>
       </w:r>
     </w:p>
     <w:p>
@@ -2047,11 +2421,19 @@
           <w:bCs/>
         </w:rPr>
       </w:pPr>
-      <w:r>
-        <w:rPr>
-          <w:bCs/>
-        </w:rPr>
-        <w:t>ip address 10.0.0.2 255.255.255.0</w:t>
+      <w:proofErr w:type="spellStart"/>
+      <w:r>
+        <w:rPr>
+          <w:bCs/>
+        </w:rPr>
+        <w:t>ip</w:t>
+      </w:r>
+      <w:proofErr w:type="spellEnd"/>
+      <w:r>
+        <w:rPr>
+          <w:bCs/>
+        </w:rPr>
+        <w:t xml:space="preserve"> address 10.0.0.2 255.255.255.0</w:t>
       </w:r>
     </w:p>
     <w:p>
@@ -2099,11 +2481,19 @@
           <w:bCs/>
         </w:rPr>
       </w:pPr>
-      <w:r>
-        <w:rPr>
-          <w:bCs/>
-        </w:rPr>
-        <w:t>ip address 10.0.1.1 255.255.255.0</w:t>
+      <w:proofErr w:type="spellStart"/>
+      <w:r>
+        <w:rPr>
+          <w:bCs/>
+        </w:rPr>
+        <w:t>ip</w:t>
+      </w:r>
+      <w:proofErr w:type="spellEnd"/>
+      <w:r>
+        <w:rPr>
+          <w:bCs/>
+        </w:rPr>
+        <w:t xml:space="preserve"> address 10.0.1.1 255.255.255.0</w:t>
       </w:r>
     </w:p>
     <w:p>
@@ -2204,12 +2594,14 @@
           <w:bCs/>
         </w:rPr>
       </w:pPr>
+      <w:proofErr w:type="spellStart"/>
       <w:r>
         <w:rPr>
           <w:bCs/>
         </w:rPr>
         <w:t>wr</w:t>
       </w:r>
+      <w:proofErr w:type="spellEnd"/>
     </w:p>
     <w:p>
       <w:pPr>
@@ -2265,12 +2657,14 @@
           <w:bCs/>
         </w:rPr>
       </w:pPr>
+      <w:proofErr w:type="spellStart"/>
       <w:r>
         <w:rPr>
           <w:bCs/>
         </w:rPr>
         <w:t>Tại</w:t>
       </w:r>
+      <w:proofErr w:type="spellEnd"/>
       <w:r>
         <w:rPr>
           <w:bCs/>
@@ -2330,11 +2724,19 @@
           <w:bCs/>
         </w:rPr>
       </w:pPr>
-      <w:r>
-        <w:rPr>
-          <w:bCs/>
-        </w:rPr>
-        <w:t>ip address 192.168.2.1 255.255.255.0</w:t>
+      <w:proofErr w:type="spellStart"/>
+      <w:r>
+        <w:rPr>
+          <w:bCs/>
+        </w:rPr>
+        <w:t>ip</w:t>
+      </w:r>
+      <w:proofErr w:type="spellEnd"/>
+      <w:r>
+        <w:rPr>
+          <w:bCs/>
+        </w:rPr>
+        <w:t xml:space="preserve"> address 192.168.2.1 255.255.255.0</w:t>
       </w:r>
     </w:p>
     <w:p>
@@ -2383,11 +2785,19 @@
           <w:bCs/>
         </w:rPr>
       </w:pPr>
-      <w:r>
-        <w:rPr>
-          <w:bCs/>
-        </w:rPr>
-        <w:t>ip address 10.0.1.2 255.255.255.0</w:t>
+      <w:proofErr w:type="spellStart"/>
+      <w:r>
+        <w:rPr>
+          <w:bCs/>
+        </w:rPr>
+        <w:t>ip</w:t>
+      </w:r>
+      <w:proofErr w:type="spellEnd"/>
+      <w:r>
+        <w:rPr>
+          <w:bCs/>
+        </w:rPr>
+        <w:t xml:space="preserve"> address 10.0.1.2 255.255.255.0</w:t>
       </w:r>
     </w:p>
     <w:p>
@@ -2487,12 +2897,14 @@
           <w:bCs/>
         </w:rPr>
       </w:pPr>
+      <w:proofErr w:type="spellStart"/>
       <w:r>
         <w:rPr>
           <w:bCs/>
         </w:rPr>
         <w:t>wr</w:t>
       </w:r>
+      <w:proofErr w:type="spellEnd"/>
     </w:p>
     <w:p>
       <w:pPr>
@@ -2574,11 +2986,19 @@
           <w:bCs/>
         </w:rPr>
       </w:pPr>
-      <w:r>
-        <w:rPr>
-          <w:bCs/>
-        </w:rPr>
-        <w:t>ip 192.168.0.5 24 192.168.0.1</w:t>
+      <w:proofErr w:type="spellStart"/>
+      <w:r>
+        <w:rPr>
+          <w:bCs/>
+        </w:rPr>
+        <w:t>ip</w:t>
+      </w:r>
+      <w:proofErr w:type="spellEnd"/>
+      <w:r>
+        <w:rPr>
+          <w:bCs/>
+        </w:rPr>
+        <w:t xml:space="preserve"> 192.168.0.5 24 192.168.0.1</w:t>
       </w:r>
     </w:p>
     <w:p>
@@ -2627,11 +3047,19 @@
           <w:bCs/>
         </w:rPr>
       </w:pPr>
-      <w:r>
-        <w:rPr>
-          <w:bCs/>
-        </w:rPr>
-        <w:t>ip 192.168.1.5 24 192.168.1.1</w:t>
+      <w:proofErr w:type="spellStart"/>
+      <w:r>
+        <w:rPr>
+          <w:bCs/>
+        </w:rPr>
+        <w:t>ip</w:t>
+      </w:r>
+      <w:proofErr w:type="spellEnd"/>
+      <w:r>
+        <w:rPr>
+          <w:bCs/>
+        </w:rPr>
+        <w:t xml:space="preserve"> 192.168.1.5 24 192.168.1.1</w:t>
       </w:r>
     </w:p>
     <w:p>
@@ -2679,11 +3107,19 @@
           <w:bCs/>
         </w:rPr>
       </w:pPr>
-      <w:r>
-        <w:rPr>
-          <w:bCs/>
-        </w:rPr>
-        <w:t>ip 192.168.2.5 24 192.168.2.1</w:t>
+      <w:proofErr w:type="spellStart"/>
+      <w:r>
+        <w:rPr>
+          <w:bCs/>
+        </w:rPr>
+        <w:t>ip</w:t>
+      </w:r>
+      <w:proofErr w:type="spellEnd"/>
+      <w:r>
+        <w:rPr>
+          <w:bCs/>
+        </w:rPr>
+        <w:t xml:space="preserve"> 192.168.2.5 24 192.168.2.1</w:t>
       </w:r>
     </w:p>
     <w:p>
@@ -2726,8 +3162,16 @@
         <w:rPr>
           <w:bCs/>
         </w:rPr>
-        <w:t>pc 1 ping tới</w:t>
-      </w:r>
+        <w:t xml:space="preserve">pc 1 ping </w:t>
+      </w:r>
+      <w:proofErr w:type="spellStart"/>
+      <w:r>
+        <w:rPr>
+          <w:bCs/>
+        </w:rPr>
+        <w:t>tới</w:t>
+      </w:r>
+      <w:proofErr w:type="spellEnd"/>
       <w:r>
         <w:rPr>
           <w:bCs/>
@@ -2810,33 +3254,649 @@
         <w:rPr>
           <w:bCs/>
         </w:rPr>
-        <w:t>  Chữ C (Connected): Đại diện cho các dải mạng được cắm dây trực tiếp vào Router West (ví dụ mạng 192.168.0.0 và 10.0.0.0).</w:t>
-      </w:r>
-    </w:p>
-    <w:p>
-      <w:pPr>
-        <w:rPr>
-          <w:bCs/>
-        </w:rPr>
-      </w:pPr>
-      <w:r>
-        <w:rPr>
-          <w:bCs/>
-        </w:rPr>
-        <w:t>  Chữ R (RIP): Đại diện cho các dải mạng ở xa mà Router West tự động học được từ các Router khác thông qua giao thức định tuyến RIP (ví dụ mạng 192.168.1.0 hoặc 192.168.2.0).</w:t>
-      </w:r>
-    </w:p>
-    <w:p>
-      <w:pPr>
-        <w:rPr>
-          <w:bCs/>
-        </w:rPr>
-      </w:pPr>
-      <w:r>
-        <w:rPr>
-          <w:bCs/>
-        </w:rPr>
-        <w:t>  Cụm số [120/1] hoặc [120/2]:</w:t>
+        <w:t xml:space="preserve">  </w:t>
+      </w:r>
+      <w:proofErr w:type="spellStart"/>
+      <w:r>
+        <w:rPr>
+          <w:bCs/>
+        </w:rPr>
+        <w:t>Chữ</w:t>
+      </w:r>
+      <w:proofErr w:type="spellEnd"/>
+      <w:r>
+        <w:rPr>
+          <w:bCs/>
+        </w:rPr>
+        <w:t xml:space="preserve"> C (Connected): </w:t>
+      </w:r>
+      <w:proofErr w:type="spellStart"/>
+      <w:r>
+        <w:rPr>
+          <w:bCs/>
+        </w:rPr>
+        <w:t>Đại</w:t>
+      </w:r>
+      <w:proofErr w:type="spellEnd"/>
+      <w:r>
+        <w:rPr>
+          <w:bCs/>
+        </w:rPr>
+        <w:t xml:space="preserve"> </w:t>
+      </w:r>
+      <w:proofErr w:type="spellStart"/>
+      <w:r>
+        <w:rPr>
+          <w:bCs/>
+        </w:rPr>
+        <w:t>diện</w:t>
+      </w:r>
+      <w:proofErr w:type="spellEnd"/>
+      <w:r>
+        <w:rPr>
+          <w:bCs/>
+        </w:rPr>
+        <w:t xml:space="preserve"> </w:t>
+      </w:r>
+      <w:proofErr w:type="spellStart"/>
+      <w:r>
+        <w:rPr>
+          <w:bCs/>
+        </w:rPr>
+        <w:t>cho</w:t>
+      </w:r>
+      <w:proofErr w:type="spellEnd"/>
+      <w:r>
+        <w:rPr>
+          <w:bCs/>
+        </w:rPr>
+        <w:t xml:space="preserve"> </w:t>
+      </w:r>
+      <w:proofErr w:type="spellStart"/>
+      <w:r>
+        <w:rPr>
+          <w:bCs/>
+        </w:rPr>
+        <w:t>các</w:t>
+      </w:r>
+      <w:proofErr w:type="spellEnd"/>
+      <w:r>
+        <w:rPr>
+          <w:bCs/>
+        </w:rPr>
+        <w:t xml:space="preserve"> </w:t>
+      </w:r>
+      <w:proofErr w:type="spellStart"/>
+      <w:r>
+        <w:rPr>
+          <w:bCs/>
+        </w:rPr>
+        <w:t>dải</w:t>
+      </w:r>
+      <w:proofErr w:type="spellEnd"/>
+      <w:r>
+        <w:rPr>
+          <w:bCs/>
+        </w:rPr>
+        <w:t xml:space="preserve"> </w:t>
+      </w:r>
+      <w:proofErr w:type="spellStart"/>
+      <w:r>
+        <w:rPr>
+          <w:bCs/>
+        </w:rPr>
+        <w:t>mạng</w:t>
+      </w:r>
+      <w:proofErr w:type="spellEnd"/>
+      <w:r>
+        <w:rPr>
+          <w:bCs/>
+        </w:rPr>
+        <w:t xml:space="preserve"> </w:t>
+      </w:r>
+      <w:proofErr w:type="spellStart"/>
+      <w:r>
+        <w:rPr>
+          <w:bCs/>
+        </w:rPr>
+        <w:t>được</w:t>
+      </w:r>
+      <w:proofErr w:type="spellEnd"/>
+      <w:r>
+        <w:rPr>
+          <w:bCs/>
+        </w:rPr>
+        <w:t xml:space="preserve"> </w:t>
+      </w:r>
+      <w:proofErr w:type="spellStart"/>
+      <w:r>
+        <w:rPr>
+          <w:bCs/>
+        </w:rPr>
+        <w:t>cắm</w:t>
+      </w:r>
+      <w:proofErr w:type="spellEnd"/>
+      <w:r>
+        <w:rPr>
+          <w:bCs/>
+        </w:rPr>
+        <w:t xml:space="preserve"> </w:t>
+      </w:r>
+      <w:proofErr w:type="spellStart"/>
+      <w:r>
+        <w:rPr>
+          <w:bCs/>
+        </w:rPr>
+        <w:t>dây</w:t>
+      </w:r>
+      <w:proofErr w:type="spellEnd"/>
+      <w:r>
+        <w:rPr>
+          <w:bCs/>
+        </w:rPr>
+        <w:t xml:space="preserve"> </w:t>
+      </w:r>
+      <w:proofErr w:type="spellStart"/>
+      <w:r>
+        <w:rPr>
+          <w:bCs/>
+        </w:rPr>
+        <w:t>trực</w:t>
+      </w:r>
+      <w:proofErr w:type="spellEnd"/>
+      <w:r>
+        <w:rPr>
+          <w:bCs/>
+        </w:rPr>
+        <w:t xml:space="preserve"> </w:t>
+      </w:r>
+      <w:proofErr w:type="spellStart"/>
+      <w:r>
+        <w:rPr>
+          <w:bCs/>
+        </w:rPr>
+        <w:t>tiếp</w:t>
+      </w:r>
+      <w:proofErr w:type="spellEnd"/>
+      <w:r>
+        <w:rPr>
+          <w:bCs/>
+        </w:rPr>
+        <w:t xml:space="preserve"> </w:t>
+      </w:r>
+      <w:proofErr w:type="spellStart"/>
+      <w:r>
+        <w:rPr>
+          <w:bCs/>
+        </w:rPr>
+        <w:t>vào</w:t>
+      </w:r>
+      <w:proofErr w:type="spellEnd"/>
+      <w:r>
+        <w:rPr>
+          <w:bCs/>
+        </w:rPr>
+        <w:t xml:space="preserve"> Router West (</w:t>
+      </w:r>
+      <w:proofErr w:type="spellStart"/>
+      <w:r>
+        <w:rPr>
+          <w:bCs/>
+        </w:rPr>
+        <w:t>ví</w:t>
+      </w:r>
+      <w:proofErr w:type="spellEnd"/>
+      <w:r>
+        <w:rPr>
+          <w:bCs/>
+        </w:rPr>
+        <w:t xml:space="preserve"> </w:t>
+      </w:r>
+      <w:proofErr w:type="spellStart"/>
+      <w:r>
+        <w:rPr>
+          <w:bCs/>
+        </w:rPr>
+        <w:t>dụ</w:t>
+      </w:r>
+      <w:proofErr w:type="spellEnd"/>
+      <w:r>
+        <w:rPr>
+          <w:bCs/>
+        </w:rPr>
+        <w:t xml:space="preserve"> </w:t>
+      </w:r>
+      <w:proofErr w:type="spellStart"/>
+      <w:r>
+        <w:rPr>
+          <w:bCs/>
+        </w:rPr>
+        <w:t>mạng</w:t>
+      </w:r>
+      <w:proofErr w:type="spellEnd"/>
+      <w:r>
+        <w:rPr>
+          <w:bCs/>
+        </w:rPr>
+        <w:t xml:space="preserve"> 192.168.0.0 </w:t>
+      </w:r>
+      <w:proofErr w:type="spellStart"/>
+      <w:r>
+        <w:rPr>
+          <w:bCs/>
+        </w:rPr>
+        <w:t>và</w:t>
+      </w:r>
+      <w:proofErr w:type="spellEnd"/>
+      <w:r>
+        <w:rPr>
+          <w:bCs/>
+        </w:rPr>
+        <w:t xml:space="preserve"> 10.0.0.0).</w:t>
+      </w:r>
+    </w:p>
+    <w:p>
+      <w:pPr>
+        <w:rPr>
+          <w:bCs/>
+        </w:rPr>
+      </w:pPr>
+      <w:r>
+        <w:rPr>
+          <w:bCs/>
+        </w:rPr>
+        <w:t xml:space="preserve">  </w:t>
+      </w:r>
+      <w:proofErr w:type="spellStart"/>
+      <w:r>
+        <w:rPr>
+          <w:bCs/>
+        </w:rPr>
+        <w:t>Chữ</w:t>
+      </w:r>
+      <w:proofErr w:type="spellEnd"/>
+      <w:r>
+        <w:rPr>
+          <w:bCs/>
+        </w:rPr>
+        <w:t xml:space="preserve"> R (RIP): </w:t>
+      </w:r>
+      <w:proofErr w:type="spellStart"/>
+      <w:r>
+        <w:rPr>
+          <w:bCs/>
+        </w:rPr>
+        <w:t>Đại</w:t>
+      </w:r>
+      <w:proofErr w:type="spellEnd"/>
+      <w:r>
+        <w:rPr>
+          <w:bCs/>
+        </w:rPr>
+        <w:t xml:space="preserve"> </w:t>
+      </w:r>
+      <w:proofErr w:type="spellStart"/>
+      <w:r>
+        <w:rPr>
+          <w:bCs/>
+        </w:rPr>
+        <w:t>diện</w:t>
+      </w:r>
+      <w:proofErr w:type="spellEnd"/>
+      <w:r>
+        <w:rPr>
+          <w:bCs/>
+        </w:rPr>
+        <w:t xml:space="preserve"> </w:t>
+      </w:r>
+      <w:proofErr w:type="spellStart"/>
+      <w:r>
+        <w:rPr>
+          <w:bCs/>
+        </w:rPr>
+        <w:t>cho</w:t>
+      </w:r>
+      <w:proofErr w:type="spellEnd"/>
+      <w:r>
+        <w:rPr>
+          <w:bCs/>
+        </w:rPr>
+        <w:t xml:space="preserve"> </w:t>
+      </w:r>
+      <w:proofErr w:type="spellStart"/>
+      <w:r>
+        <w:rPr>
+          <w:bCs/>
+        </w:rPr>
+        <w:t>các</w:t>
+      </w:r>
+      <w:proofErr w:type="spellEnd"/>
+      <w:r>
+        <w:rPr>
+          <w:bCs/>
+        </w:rPr>
+        <w:t xml:space="preserve"> </w:t>
+      </w:r>
+      <w:proofErr w:type="spellStart"/>
+      <w:r>
+        <w:rPr>
+          <w:bCs/>
+        </w:rPr>
+        <w:t>dải</w:t>
+      </w:r>
+      <w:proofErr w:type="spellEnd"/>
+      <w:r>
+        <w:rPr>
+          <w:bCs/>
+        </w:rPr>
+        <w:t xml:space="preserve"> </w:t>
+      </w:r>
+      <w:proofErr w:type="spellStart"/>
+      <w:r>
+        <w:rPr>
+          <w:bCs/>
+        </w:rPr>
+        <w:t>mạng</w:t>
+      </w:r>
+      <w:proofErr w:type="spellEnd"/>
+      <w:r>
+        <w:rPr>
+          <w:bCs/>
+        </w:rPr>
+        <w:t xml:space="preserve"> ở xa </w:t>
+      </w:r>
+      <w:proofErr w:type="spellStart"/>
+      <w:r>
+        <w:rPr>
+          <w:bCs/>
+        </w:rPr>
+        <w:t>mà</w:t>
+      </w:r>
+      <w:proofErr w:type="spellEnd"/>
+      <w:r>
+        <w:rPr>
+          <w:bCs/>
+        </w:rPr>
+        <w:t xml:space="preserve"> Router West </w:t>
+      </w:r>
+      <w:proofErr w:type="spellStart"/>
+      <w:r>
+        <w:rPr>
+          <w:bCs/>
+        </w:rPr>
+        <w:t>tự</w:t>
+      </w:r>
+      <w:proofErr w:type="spellEnd"/>
+      <w:r>
+        <w:rPr>
+          <w:bCs/>
+        </w:rPr>
+        <w:t xml:space="preserve"> </w:t>
+      </w:r>
+      <w:proofErr w:type="spellStart"/>
+      <w:r>
+        <w:rPr>
+          <w:bCs/>
+        </w:rPr>
+        <w:t>động</w:t>
+      </w:r>
+      <w:proofErr w:type="spellEnd"/>
+      <w:r>
+        <w:rPr>
+          <w:bCs/>
+        </w:rPr>
+        <w:t xml:space="preserve"> </w:t>
+      </w:r>
+      <w:proofErr w:type="spellStart"/>
+      <w:r>
+        <w:rPr>
+          <w:bCs/>
+        </w:rPr>
+        <w:t>học</w:t>
+      </w:r>
+      <w:proofErr w:type="spellEnd"/>
+      <w:r>
+        <w:rPr>
+          <w:bCs/>
+        </w:rPr>
+        <w:t xml:space="preserve"> </w:t>
+      </w:r>
+      <w:proofErr w:type="spellStart"/>
+      <w:r>
+        <w:rPr>
+          <w:bCs/>
+        </w:rPr>
+        <w:t>được</w:t>
+      </w:r>
+      <w:proofErr w:type="spellEnd"/>
+      <w:r>
+        <w:rPr>
+          <w:bCs/>
+        </w:rPr>
+        <w:t xml:space="preserve"> </w:t>
+      </w:r>
+      <w:proofErr w:type="spellStart"/>
+      <w:r>
+        <w:rPr>
+          <w:bCs/>
+        </w:rPr>
+        <w:t>từ</w:t>
+      </w:r>
+      <w:proofErr w:type="spellEnd"/>
+      <w:r>
+        <w:rPr>
+          <w:bCs/>
+        </w:rPr>
+        <w:t xml:space="preserve"> </w:t>
+      </w:r>
+      <w:proofErr w:type="spellStart"/>
+      <w:r>
+        <w:rPr>
+          <w:bCs/>
+        </w:rPr>
+        <w:t>các</w:t>
+      </w:r>
+      <w:proofErr w:type="spellEnd"/>
+      <w:r>
+        <w:rPr>
+          <w:bCs/>
+        </w:rPr>
+        <w:t xml:space="preserve"> Router </w:t>
+      </w:r>
+      <w:proofErr w:type="spellStart"/>
+      <w:r>
+        <w:rPr>
+          <w:bCs/>
+        </w:rPr>
+        <w:t>khác</w:t>
+      </w:r>
+      <w:proofErr w:type="spellEnd"/>
+      <w:r>
+        <w:rPr>
+          <w:bCs/>
+        </w:rPr>
+        <w:t xml:space="preserve"> </w:t>
+      </w:r>
+      <w:proofErr w:type="spellStart"/>
+      <w:r>
+        <w:rPr>
+          <w:bCs/>
+        </w:rPr>
+        <w:t>thông</w:t>
+      </w:r>
+      <w:proofErr w:type="spellEnd"/>
+      <w:r>
+        <w:rPr>
+          <w:bCs/>
+        </w:rPr>
+        <w:t xml:space="preserve"> qua </w:t>
+      </w:r>
+      <w:proofErr w:type="spellStart"/>
+      <w:r>
+        <w:rPr>
+          <w:bCs/>
+        </w:rPr>
+        <w:t>giao</w:t>
+      </w:r>
+      <w:proofErr w:type="spellEnd"/>
+      <w:r>
+        <w:rPr>
+          <w:bCs/>
+        </w:rPr>
+        <w:t xml:space="preserve"> </w:t>
+      </w:r>
+      <w:proofErr w:type="spellStart"/>
+      <w:r>
+        <w:rPr>
+          <w:bCs/>
+        </w:rPr>
+        <w:t>thức</w:t>
+      </w:r>
+      <w:proofErr w:type="spellEnd"/>
+      <w:r>
+        <w:rPr>
+          <w:bCs/>
+        </w:rPr>
+        <w:t xml:space="preserve"> </w:t>
+      </w:r>
+      <w:proofErr w:type="spellStart"/>
+      <w:r>
+        <w:rPr>
+          <w:bCs/>
+        </w:rPr>
+        <w:t>định</w:t>
+      </w:r>
+      <w:proofErr w:type="spellEnd"/>
+      <w:r>
+        <w:rPr>
+          <w:bCs/>
+        </w:rPr>
+        <w:t xml:space="preserve"> </w:t>
+      </w:r>
+      <w:proofErr w:type="spellStart"/>
+      <w:r>
+        <w:rPr>
+          <w:bCs/>
+        </w:rPr>
+        <w:t>tuyến</w:t>
+      </w:r>
+      <w:proofErr w:type="spellEnd"/>
+      <w:r>
+        <w:rPr>
+          <w:bCs/>
+        </w:rPr>
+        <w:t xml:space="preserve"> RIP (</w:t>
+      </w:r>
+      <w:proofErr w:type="spellStart"/>
+      <w:r>
+        <w:rPr>
+          <w:bCs/>
+        </w:rPr>
+        <w:t>ví</w:t>
+      </w:r>
+      <w:proofErr w:type="spellEnd"/>
+      <w:r>
+        <w:rPr>
+          <w:bCs/>
+        </w:rPr>
+        <w:t xml:space="preserve"> </w:t>
+      </w:r>
+      <w:proofErr w:type="spellStart"/>
+      <w:r>
+        <w:rPr>
+          <w:bCs/>
+        </w:rPr>
+        <w:t>dụ</w:t>
+      </w:r>
+      <w:proofErr w:type="spellEnd"/>
+      <w:r>
+        <w:rPr>
+          <w:bCs/>
+        </w:rPr>
+        <w:t xml:space="preserve"> </w:t>
+      </w:r>
+      <w:proofErr w:type="spellStart"/>
+      <w:r>
+        <w:rPr>
+          <w:bCs/>
+        </w:rPr>
+        <w:t>mạng</w:t>
+      </w:r>
+      <w:proofErr w:type="spellEnd"/>
+      <w:r>
+        <w:rPr>
+          <w:bCs/>
+        </w:rPr>
+        <w:t xml:space="preserve"> 192.168.1.0 </w:t>
+      </w:r>
+      <w:proofErr w:type="spellStart"/>
+      <w:r>
+        <w:rPr>
+          <w:bCs/>
+        </w:rPr>
+        <w:t>hoặc</w:t>
+      </w:r>
+      <w:proofErr w:type="spellEnd"/>
+      <w:r>
+        <w:rPr>
+          <w:bCs/>
+        </w:rPr>
+        <w:t xml:space="preserve"> 192.168.2.0).</w:t>
+      </w:r>
+    </w:p>
+    <w:p>
+      <w:pPr>
+        <w:rPr>
+          <w:bCs/>
+        </w:rPr>
+      </w:pPr>
+      <w:r>
+        <w:rPr>
+          <w:bCs/>
+        </w:rPr>
+        <w:t xml:space="preserve">  </w:t>
+      </w:r>
+      <w:proofErr w:type="spellStart"/>
+      <w:r>
+        <w:rPr>
+          <w:bCs/>
+        </w:rPr>
+        <w:t>Cụm</w:t>
+      </w:r>
+      <w:proofErr w:type="spellEnd"/>
+      <w:r>
+        <w:rPr>
+          <w:bCs/>
+        </w:rPr>
+        <w:t xml:space="preserve"> </w:t>
+      </w:r>
+      <w:proofErr w:type="spellStart"/>
+      <w:r>
+        <w:rPr>
+          <w:bCs/>
+        </w:rPr>
+        <w:t>số</w:t>
+      </w:r>
+      <w:proofErr w:type="spellEnd"/>
+      <w:r>
+        <w:rPr>
+          <w:bCs/>
+        </w:rPr>
+        <w:t xml:space="preserve"> [120/1] </w:t>
+      </w:r>
+      <w:proofErr w:type="spellStart"/>
+      <w:r>
+        <w:rPr>
+          <w:bCs/>
+        </w:rPr>
+        <w:t>hoặc</w:t>
+      </w:r>
+      <w:proofErr w:type="spellEnd"/>
+      <w:r>
+        <w:rPr>
+          <w:bCs/>
+        </w:rPr>
+        <w:t xml:space="preserve"> [120/2]:</w:t>
       </w:r>
     </w:p>
     <w:p>
@@ -2853,7 +3913,133 @@
         <w:rPr>
           <w:bCs/>
         </w:rPr>
-        <w:t>120: Là độ ưu tiên (Administrative Distance) mặc định của giao thức RIP.</w:t>
+        <w:t xml:space="preserve">120: </w:t>
+      </w:r>
+      <w:proofErr w:type="spellStart"/>
+      <w:r>
+        <w:rPr>
+          <w:bCs/>
+        </w:rPr>
+        <w:t>Là</w:t>
+      </w:r>
+      <w:proofErr w:type="spellEnd"/>
+      <w:r>
+        <w:rPr>
+          <w:bCs/>
+        </w:rPr>
+        <w:t xml:space="preserve"> </w:t>
+      </w:r>
+      <w:proofErr w:type="spellStart"/>
+      <w:r>
+        <w:rPr>
+          <w:bCs/>
+        </w:rPr>
+        <w:t>độ</w:t>
+      </w:r>
+      <w:proofErr w:type="spellEnd"/>
+      <w:r>
+        <w:rPr>
+          <w:bCs/>
+        </w:rPr>
+        <w:t xml:space="preserve"> </w:t>
+      </w:r>
+      <w:proofErr w:type="spellStart"/>
+      <w:r>
+        <w:rPr>
+          <w:bCs/>
+        </w:rPr>
+        <w:t>ưu</w:t>
+      </w:r>
+      <w:proofErr w:type="spellEnd"/>
+      <w:r>
+        <w:rPr>
+          <w:bCs/>
+        </w:rPr>
+        <w:t xml:space="preserve"> </w:t>
+      </w:r>
+      <w:proofErr w:type="spellStart"/>
+      <w:r>
+        <w:rPr>
+          <w:bCs/>
+        </w:rPr>
+        <w:t>tiên</w:t>
+      </w:r>
+      <w:proofErr w:type="spellEnd"/>
+      <w:r>
+        <w:rPr>
+          <w:bCs/>
+        </w:rPr>
+        <w:t xml:space="preserve"> (Administrative Distance) </w:t>
+      </w:r>
+      <w:proofErr w:type="spellStart"/>
+      <w:r>
+        <w:rPr>
+          <w:bCs/>
+        </w:rPr>
+        <w:t>mặc</w:t>
+      </w:r>
+      <w:proofErr w:type="spellEnd"/>
+      <w:r>
+        <w:rPr>
+          <w:bCs/>
+        </w:rPr>
+        <w:t xml:space="preserve"> </w:t>
+      </w:r>
+      <w:proofErr w:type="spellStart"/>
+      <w:r>
+        <w:rPr>
+          <w:bCs/>
+        </w:rPr>
+        <w:t>định</w:t>
+      </w:r>
+      <w:proofErr w:type="spellEnd"/>
+      <w:r>
+        <w:rPr>
+          <w:bCs/>
+        </w:rPr>
+        <w:t xml:space="preserve"> </w:t>
+      </w:r>
+      <w:proofErr w:type="spellStart"/>
+      <w:r>
+        <w:rPr>
+          <w:bCs/>
+        </w:rPr>
+        <w:t>của</w:t>
+      </w:r>
+      <w:proofErr w:type="spellEnd"/>
+      <w:r>
+        <w:rPr>
+          <w:bCs/>
+        </w:rPr>
+        <w:t xml:space="preserve"> </w:t>
+      </w:r>
+      <w:proofErr w:type="spellStart"/>
+      <w:r>
+        <w:rPr>
+          <w:bCs/>
+        </w:rPr>
+        <w:t>giao</w:t>
+      </w:r>
+      <w:proofErr w:type="spellEnd"/>
+      <w:r>
+        <w:rPr>
+          <w:bCs/>
+        </w:rPr>
+        <w:t xml:space="preserve"> </w:t>
+      </w:r>
+      <w:proofErr w:type="spellStart"/>
+      <w:r>
+        <w:rPr>
+          <w:bCs/>
+        </w:rPr>
+        <w:t>thức</w:t>
+      </w:r>
+      <w:proofErr w:type="spellEnd"/>
+      <w:r>
+        <w:rPr>
+          <w:bCs/>
+        </w:rPr>
+        <w:t xml:space="preserve"> RIP.</w:t>
       </w:r>
     </w:p>
     <w:p>
@@ -2870,20 +4056,426 @@
         <w:rPr>
           <w:bCs/>
         </w:rPr>
-        <w:t>1 hoặc 2: Là số bước nhảy (Hop count). Ví dụ 1 nghĩa là gói tin phải nhảy qua 1 Router nữa mới đến được mạng đích.</w:t>
-      </w:r>
-    </w:p>
-    <w:p>
-      <w:pPr>
-        <w:rPr>
-          <w:bCs/>
-        </w:rPr>
-      </w:pPr>
-      <w:r>
-        <w:rPr>
-          <w:bCs/>
-        </w:rPr>
-        <w:t>  via [IP]: Là địa chỉ IP của trạm kế tiếp (Next-hop) mà Router West sẽ ném gói tin sang.</w:t>
+        <w:t xml:space="preserve">1 </w:t>
+      </w:r>
+      <w:proofErr w:type="spellStart"/>
+      <w:r>
+        <w:rPr>
+          <w:bCs/>
+        </w:rPr>
+        <w:t>hoặc</w:t>
+      </w:r>
+      <w:proofErr w:type="spellEnd"/>
+      <w:r>
+        <w:rPr>
+          <w:bCs/>
+        </w:rPr>
+        <w:t xml:space="preserve"> 2: </w:t>
+      </w:r>
+      <w:proofErr w:type="spellStart"/>
+      <w:r>
+        <w:rPr>
+          <w:bCs/>
+        </w:rPr>
+        <w:t>Là</w:t>
+      </w:r>
+      <w:proofErr w:type="spellEnd"/>
+      <w:r>
+        <w:rPr>
+          <w:bCs/>
+        </w:rPr>
+        <w:t xml:space="preserve"> </w:t>
+      </w:r>
+      <w:proofErr w:type="spellStart"/>
+      <w:r>
+        <w:rPr>
+          <w:bCs/>
+        </w:rPr>
+        <w:t>số</w:t>
+      </w:r>
+      <w:proofErr w:type="spellEnd"/>
+      <w:r>
+        <w:rPr>
+          <w:bCs/>
+        </w:rPr>
+        <w:t xml:space="preserve"> </w:t>
+      </w:r>
+      <w:proofErr w:type="spellStart"/>
+      <w:r>
+        <w:rPr>
+          <w:bCs/>
+        </w:rPr>
+        <w:t>bước</w:t>
+      </w:r>
+      <w:proofErr w:type="spellEnd"/>
+      <w:r>
+        <w:rPr>
+          <w:bCs/>
+        </w:rPr>
+        <w:t xml:space="preserve"> </w:t>
+      </w:r>
+      <w:proofErr w:type="spellStart"/>
+      <w:r>
+        <w:rPr>
+          <w:bCs/>
+        </w:rPr>
+        <w:t>nhảy</w:t>
+      </w:r>
+      <w:proofErr w:type="spellEnd"/>
+      <w:r>
+        <w:rPr>
+          <w:bCs/>
+        </w:rPr>
+        <w:t xml:space="preserve"> (Hop count). </w:t>
+      </w:r>
+      <w:proofErr w:type="spellStart"/>
+      <w:r>
+        <w:rPr>
+          <w:bCs/>
+        </w:rPr>
+        <w:t>Ví</w:t>
+      </w:r>
+      <w:proofErr w:type="spellEnd"/>
+      <w:r>
+        <w:rPr>
+          <w:bCs/>
+        </w:rPr>
+        <w:t xml:space="preserve"> </w:t>
+      </w:r>
+      <w:proofErr w:type="spellStart"/>
+      <w:r>
+        <w:rPr>
+          <w:bCs/>
+        </w:rPr>
+        <w:t>dụ</w:t>
+      </w:r>
+      <w:proofErr w:type="spellEnd"/>
+      <w:r>
+        <w:rPr>
+          <w:bCs/>
+        </w:rPr>
+        <w:t xml:space="preserve"> 1 </w:t>
+      </w:r>
+      <w:proofErr w:type="spellStart"/>
+      <w:r>
+        <w:rPr>
+          <w:bCs/>
+        </w:rPr>
+        <w:t>nghĩa</w:t>
+      </w:r>
+      <w:proofErr w:type="spellEnd"/>
+      <w:r>
+        <w:rPr>
+          <w:bCs/>
+        </w:rPr>
+        <w:t xml:space="preserve"> </w:t>
+      </w:r>
+      <w:proofErr w:type="spellStart"/>
+      <w:r>
+        <w:rPr>
+          <w:bCs/>
+        </w:rPr>
+        <w:t>là</w:t>
+      </w:r>
+      <w:proofErr w:type="spellEnd"/>
+      <w:r>
+        <w:rPr>
+          <w:bCs/>
+        </w:rPr>
+        <w:t xml:space="preserve"> </w:t>
+      </w:r>
+      <w:proofErr w:type="spellStart"/>
+      <w:r>
+        <w:rPr>
+          <w:bCs/>
+        </w:rPr>
+        <w:t>gói</w:t>
+      </w:r>
+      <w:proofErr w:type="spellEnd"/>
+      <w:r>
+        <w:rPr>
+          <w:bCs/>
+        </w:rPr>
+        <w:t xml:space="preserve"> tin </w:t>
+      </w:r>
+      <w:proofErr w:type="spellStart"/>
+      <w:r>
+        <w:rPr>
+          <w:bCs/>
+        </w:rPr>
+        <w:t>phải</w:t>
+      </w:r>
+      <w:proofErr w:type="spellEnd"/>
+      <w:r>
+        <w:rPr>
+          <w:bCs/>
+        </w:rPr>
+        <w:t xml:space="preserve"> </w:t>
+      </w:r>
+      <w:proofErr w:type="spellStart"/>
+      <w:r>
+        <w:rPr>
+          <w:bCs/>
+        </w:rPr>
+        <w:t>nhảy</w:t>
+      </w:r>
+      <w:proofErr w:type="spellEnd"/>
+      <w:r>
+        <w:rPr>
+          <w:bCs/>
+        </w:rPr>
+        <w:t xml:space="preserve"> qua 1 Router </w:t>
+      </w:r>
+      <w:proofErr w:type="spellStart"/>
+      <w:r>
+        <w:rPr>
+          <w:bCs/>
+        </w:rPr>
+        <w:t>nữa</w:t>
+      </w:r>
+      <w:proofErr w:type="spellEnd"/>
+      <w:r>
+        <w:rPr>
+          <w:bCs/>
+        </w:rPr>
+        <w:t xml:space="preserve"> </w:t>
+      </w:r>
+      <w:proofErr w:type="spellStart"/>
+      <w:r>
+        <w:rPr>
+          <w:bCs/>
+        </w:rPr>
+        <w:t>mới</w:t>
+      </w:r>
+      <w:proofErr w:type="spellEnd"/>
+      <w:r>
+        <w:rPr>
+          <w:bCs/>
+        </w:rPr>
+        <w:t xml:space="preserve"> </w:t>
+      </w:r>
+      <w:proofErr w:type="spellStart"/>
+      <w:r>
+        <w:rPr>
+          <w:bCs/>
+        </w:rPr>
+        <w:t>đến</w:t>
+      </w:r>
+      <w:proofErr w:type="spellEnd"/>
+      <w:r>
+        <w:rPr>
+          <w:bCs/>
+        </w:rPr>
+        <w:t xml:space="preserve"> </w:t>
+      </w:r>
+      <w:proofErr w:type="spellStart"/>
+      <w:r>
+        <w:rPr>
+          <w:bCs/>
+        </w:rPr>
+        <w:t>được</w:t>
+      </w:r>
+      <w:proofErr w:type="spellEnd"/>
+      <w:r>
+        <w:rPr>
+          <w:bCs/>
+        </w:rPr>
+        <w:t xml:space="preserve"> </w:t>
+      </w:r>
+      <w:proofErr w:type="spellStart"/>
+      <w:r>
+        <w:rPr>
+          <w:bCs/>
+        </w:rPr>
+        <w:t>mạng</w:t>
+      </w:r>
+      <w:proofErr w:type="spellEnd"/>
+      <w:r>
+        <w:rPr>
+          <w:bCs/>
+        </w:rPr>
+        <w:t xml:space="preserve"> </w:t>
+      </w:r>
+      <w:proofErr w:type="spellStart"/>
+      <w:r>
+        <w:rPr>
+          <w:bCs/>
+        </w:rPr>
+        <w:t>đích</w:t>
+      </w:r>
+      <w:proofErr w:type="spellEnd"/>
+      <w:r>
+        <w:rPr>
+          <w:bCs/>
+        </w:rPr>
+        <w:t>.</w:t>
+      </w:r>
+    </w:p>
+    <w:p>
+      <w:pPr>
+        <w:rPr>
+          <w:bCs/>
+        </w:rPr>
+      </w:pPr>
+      <w:r>
+        <w:rPr>
+          <w:bCs/>
+        </w:rPr>
+        <w:t xml:space="preserve">  via [IP]: </w:t>
+      </w:r>
+      <w:proofErr w:type="spellStart"/>
+      <w:r>
+        <w:rPr>
+          <w:bCs/>
+        </w:rPr>
+        <w:t>Là</w:t>
+      </w:r>
+      <w:proofErr w:type="spellEnd"/>
+      <w:r>
+        <w:rPr>
+          <w:bCs/>
+        </w:rPr>
+        <w:t xml:space="preserve"> </w:t>
+      </w:r>
+      <w:proofErr w:type="spellStart"/>
+      <w:r>
+        <w:rPr>
+          <w:bCs/>
+        </w:rPr>
+        <w:t>địa</w:t>
+      </w:r>
+      <w:proofErr w:type="spellEnd"/>
+      <w:r>
+        <w:rPr>
+          <w:bCs/>
+        </w:rPr>
+        <w:t xml:space="preserve"> </w:t>
+      </w:r>
+      <w:proofErr w:type="spellStart"/>
+      <w:r>
+        <w:rPr>
+          <w:bCs/>
+        </w:rPr>
+        <w:t>chỉ</w:t>
+      </w:r>
+      <w:proofErr w:type="spellEnd"/>
+      <w:r>
+        <w:rPr>
+          <w:bCs/>
+        </w:rPr>
+        <w:t xml:space="preserve"> IP </w:t>
+      </w:r>
+      <w:proofErr w:type="spellStart"/>
+      <w:r>
+        <w:rPr>
+          <w:bCs/>
+        </w:rPr>
+        <w:t>của</w:t>
+      </w:r>
+      <w:proofErr w:type="spellEnd"/>
+      <w:r>
+        <w:rPr>
+          <w:bCs/>
+        </w:rPr>
+        <w:t xml:space="preserve"> </w:t>
+      </w:r>
+      <w:proofErr w:type="spellStart"/>
+      <w:r>
+        <w:rPr>
+          <w:bCs/>
+        </w:rPr>
+        <w:t>trạm</w:t>
+      </w:r>
+      <w:proofErr w:type="spellEnd"/>
+      <w:r>
+        <w:rPr>
+          <w:bCs/>
+        </w:rPr>
+        <w:t xml:space="preserve"> </w:t>
+      </w:r>
+      <w:proofErr w:type="spellStart"/>
+      <w:r>
+        <w:rPr>
+          <w:bCs/>
+        </w:rPr>
+        <w:t>kế</w:t>
+      </w:r>
+      <w:proofErr w:type="spellEnd"/>
+      <w:r>
+        <w:rPr>
+          <w:bCs/>
+        </w:rPr>
+        <w:t xml:space="preserve"> </w:t>
+      </w:r>
+      <w:proofErr w:type="spellStart"/>
+      <w:r>
+        <w:rPr>
+          <w:bCs/>
+        </w:rPr>
+        <w:t>tiếp</w:t>
+      </w:r>
+      <w:proofErr w:type="spellEnd"/>
+      <w:r>
+        <w:rPr>
+          <w:bCs/>
+        </w:rPr>
+        <w:t xml:space="preserve"> (Next-hop) </w:t>
+      </w:r>
+      <w:proofErr w:type="spellStart"/>
+      <w:r>
+        <w:rPr>
+          <w:bCs/>
+        </w:rPr>
+        <w:t>mà</w:t>
+      </w:r>
+      <w:proofErr w:type="spellEnd"/>
+      <w:r>
+        <w:rPr>
+          <w:bCs/>
+        </w:rPr>
+        <w:t xml:space="preserve"> Router West </w:t>
+      </w:r>
+      <w:proofErr w:type="spellStart"/>
+      <w:r>
+        <w:rPr>
+          <w:bCs/>
+        </w:rPr>
+        <w:t>sẽ</w:t>
+      </w:r>
+      <w:proofErr w:type="spellEnd"/>
+      <w:r>
+        <w:rPr>
+          <w:bCs/>
+        </w:rPr>
+        <w:t xml:space="preserve"> </w:t>
+      </w:r>
+      <w:proofErr w:type="spellStart"/>
+      <w:r>
+        <w:rPr>
+          <w:bCs/>
+        </w:rPr>
+        <w:t>ném</w:t>
+      </w:r>
+      <w:proofErr w:type="spellEnd"/>
+      <w:r>
+        <w:rPr>
+          <w:bCs/>
+        </w:rPr>
+        <w:t xml:space="preserve"> </w:t>
+      </w:r>
+      <w:proofErr w:type="spellStart"/>
+      <w:r>
+        <w:rPr>
+          <w:bCs/>
+        </w:rPr>
+        <w:t>gói</w:t>
+      </w:r>
+      <w:proofErr w:type="spellEnd"/>
+      <w:r>
+        <w:rPr>
+          <w:bCs/>
+        </w:rPr>
+        <w:t xml:space="preserve"> tin sang.</w:t>
       </w:r>
     </w:p>
     <w:p>
@@ -2961,46 +4553,816 @@
         <w:rPr>
           <w:bCs/>
         </w:rPr>
-        <w:t>  Chặng 1 (192.168.0.1): Gói tin đi từ PC1 lên cổng Gateway của Router West.</w:t>
-      </w:r>
-    </w:p>
-    <w:p>
-      <w:pPr>
-        <w:rPr>
-          <w:bCs/>
-        </w:rPr>
-      </w:pPr>
-      <w:r>
-        <w:rPr>
-          <w:bCs/>
-        </w:rPr>
-        <w:t>  Chặng 2 (10.0.0.2): Router West chuyển tiếp gói tin sang Router Central.</w:t>
-      </w:r>
-    </w:p>
-    <w:p>
-      <w:pPr>
-        <w:rPr>
-          <w:bCs/>
-        </w:rPr>
-      </w:pPr>
-      <w:r>
-        <w:rPr>
-          <w:bCs/>
-        </w:rPr>
-        <w:t>  Chặng 3 (10.0.1.2): Router Central chuyển tiếp gói tin sang Router East.</w:t>
-      </w:r>
-    </w:p>
-    <w:p>
-      <w:pPr>
-        <w:rPr>
-          <w:bCs/>
-        </w:rPr>
-      </w:pPr>
-      <w:r>
-        <w:rPr>
-          <w:bCs/>
-        </w:rPr>
-        <w:t>  Kết quả: Gói tin đã đến được mạng đích 192.168.2.0. Việc xuất hiện thông báo Destination port unreachable ở cuối chặng là do VPCS trong EVE-NG phản hồi gói tin ICMP của lệnh trace, điều này hoàn toàn bình thường và xác nhận rằng đường truyền giữa các Router đã thông suốt nhờ RIP.</w:t>
+        <w:t xml:space="preserve">  </w:t>
+      </w:r>
+      <w:proofErr w:type="spellStart"/>
+      <w:r>
+        <w:rPr>
+          <w:bCs/>
+        </w:rPr>
+        <w:t>Chặng</w:t>
+      </w:r>
+      <w:proofErr w:type="spellEnd"/>
+      <w:r>
+        <w:rPr>
+          <w:bCs/>
+        </w:rPr>
+        <w:t xml:space="preserve"> 1 (192.168.0.1): </w:t>
+      </w:r>
+      <w:proofErr w:type="spellStart"/>
+      <w:r>
+        <w:rPr>
+          <w:bCs/>
+        </w:rPr>
+        <w:t>Gói</w:t>
+      </w:r>
+      <w:proofErr w:type="spellEnd"/>
+      <w:r>
+        <w:rPr>
+          <w:bCs/>
+        </w:rPr>
+        <w:t xml:space="preserve"> tin </w:t>
+      </w:r>
+      <w:proofErr w:type="spellStart"/>
+      <w:r>
+        <w:rPr>
+          <w:bCs/>
+        </w:rPr>
+        <w:t>đi</w:t>
+      </w:r>
+      <w:proofErr w:type="spellEnd"/>
+      <w:r>
+        <w:rPr>
+          <w:bCs/>
+        </w:rPr>
+        <w:t xml:space="preserve"> </w:t>
+      </w:r>
+      <w:proofErr w:type="spellStart"/>
+      <w:r>
+        <w:rPr>
+          <w:bCs/>
+        </w:rPr>
+        <w:t>từ</w:t>
+      </w:r>
+      <w:proofErr w:type="spellEnd"/>
+      <w:r>
+        <w:rPr>
+          <w:bCs/>
+        </w:rPr>
+        <w:t xml:space="preserve"> PC1 </w:t>
+      </w:r>
+      <w:proofErr w:type="spellStart"/>
+      <w:r>
+        <w:rPr>
+          <w:bCs/>
+        </w:rPr>
+        <w:t>lên</w:t>
+      </w:r>
+      <w:proofErr w:type="spellEnd"/>
+      <w:r>
+        <w:rPr>
+          <w:bCs/>
+        </w:rPr>
+        <w:t xml:space="preserve"> </w:t>
+      </w:r>
+      <w:proofErr w:type="spellStart"/>
+      <w:r>
+        <w:rPr>
+          <w:bCs/>
+        </w:rPr>
+        <w:t>cổng</w:t>
+      </w:r>
+      <w:proofErr w:type="spellEnd"/>
+      <w:r>
+        <w:rPr>
+          <w:bCs/>
+        </w:rPr>
+        <w:t xml:space="preserve"> Gateway </w:t>
+      </w:r>
+      <w:proofErr w:type="spellStart"/>
+      <w:r>
+        <w:rPr>
+          <w:bCs/>
+        </w:rPr>
+        <w:t>của</w:t>
+      </w:r>
+      <w:proofErr w:type="spellEnd"/>
+      <w:r>
+        <w:rPr>
+          <w:bCs/>
+        </w:rPr>
+        <w:t xml:space="preserve"> Router West.</w:t>
+      </w:r>
+    </w:p>
+    <w:p>
+      <w:pPr>
+        <w:rPr>
+          <w:bCs/>
+        </w:rPr>
+      </w:pPr>
+      <w:r>
+        <w:rPr>
+          <w:bCs/>
+        </w:rPr>
+        <w:t xml:space="preserve">  </w:t>
+      </w:r>
+      <w:proofErr w:type="spellStart"/>
+      <w:r>
+        <w:rPr>
+          <w:bCs/>
+        </w:rPr>
+        <w:t>Chặng</w:t>
+      </w:r>
+      <w:proofErr w:type="spellEnd"/>
+      <w:r>
+        <w:rPr>
+          <w:bCs/>
+        </w:rPr>
+        <w:t xml:space="preserve"> 2 (10.0.0.2): Router West </w:t>
+      </w:r>
+      <w:proofErr w:type="spellStart"/>
+      <w:r>
+        <w:rPr>
+          <w:bCs/>
+        </w:rPr>
+        <w:t>chuyển</w:t>
+      </w:r>
+      <w:proofErr w:type="spellEnd"/>
+      <w:r>
+        <w:rPr>
+          <w:bCs/>
+        </w:rPr>
+        <w:t xml:space="preserve"> </w:t>
+      </w:r>
+      <w:proofErr w:type="spellStart"/>
+      <w:r>
+        <w:rPr>
+          <w:bCs/>
+        </w:rPr>
+        <w:t>tiếp</w:t>
+      </w:r>
+      <w:proofErr w:type="spellEnd"/>
+      <w:r>
+        <w:rPr>
+          <w:bCs/>
+        </w:rPr>
+        <w:t xml:space="preserve"> </w:t>
+      </w:r>
+      <w:proofErr w:type="spellStart"/>
+      <w:r>
+        <w:rPr>
+          <w:bCs/>
+        </w:rPr>
+        <w:t>gói</w:t>
+      </w:r>
+      <w:proofErr w:type="spellEnd"/>
+      <w:r>
+        <w:rPr>
+          <w:bCs/>
+        </w:rPr>
+        <w:t xml:space="preserve"> tin sang Router Central.</w:t>
+      </w:r>
+    </w:p>
+    <w:p>
+      <w:pPr>
+        <w:rPr>
+          <w:bCs/>
+        </w:rPr>
+      </w:pPr>
+      <w:r>
+        <w:rPr>
+          <w:bCs/>
+        </w:rPr>
+        <w:t xml:space="preserve">  </w:t>
+      </w:r>
+      <w:proofErr w:type="spellStart"/>
+      <w:r>
+        <w:rPr>
+          <w:bCs/>
+        </w:rPr>
+        <w:t>Chặng</w:t>
+      </w:r>
+      <w:proofErr w:type="spellEnd"/>
+      <w:r>
+        <w:rPr>
+          <w:bCs/>
+        </w:rPr>
+        <w:t xml:space="preserve"> 3 (10.0.1.2): Router Central </w:t>
+      </w:r>
+      <w:proofErr w:type="spellStart"/>
+      <w:r>
+        <w:rPr>
+          <w:bCs/>
+        </w:rPr>
+        <w:t>chuyển</w:t>
+      </w:r>
+      <w:proofErr w:type="spellEnd"/>
+      <w:r>
+        <w:rPr>
+          <w:bCs/>
+        </w:rPr>
+        <w:t xml:space="preserve"> </w:t>
+      </w:r>
+      <w:proofErr w:type="spellStart"/>
+      <w:r>
+        <w:rPr>
+          <w:bCs/>
+        </w:rPr>
+        <w:t>tiếp</w:t>
+      </w:r>
+      <w:proofErr w:type="spellEnd"/>
+      <w:r>
+        <w:rPr>
+          <w:bCs/>
+        </w:rPr>
+        <w:t xml:space="preserve"> </w:t>
+      </w:r>
+      <w:proofErr w:type="spellStart"/>
+      <w:r>
+        <w:rPr>
+          <w:bCs/>
+        </w:rPr>
+        <w:t>gói</w:t>
+      </w:r>
+      <w:proofErr w:type="spellEnd"/>
+      <w:r>
+        <w:rPr>
+          <w:bCs/>
+        </w:rPr>
+        <w:t xml:space="preserve"> tin sang Router East.</w:t>
+      </w:r>
+    </w:p>
+    <w:p>
+      <w:pPr>
+        <w:rPr>
+          <w:bCs/>
+        </w:rPr>
+      </w:pPr>
+      <w:r>
+        <w:rPr>
+          <w:bCs/>
+        </w:rPr>
+        <w:t xml:space="preserve">  </w:t>
+      </w:r>
+      <w:proofErr w:type="spellStart"/>
+      <w:r>
+        <w:rPr>
+          <w:bCs/>
+        </w:rPr>
+        <w:t>Kết</w:t>
+      </w:r>
+      <w:proofErr w:type="spellEnd"/>
+      <w:r>
+        <w:rPr>
+          <w:bCs/>
+        </w:rPr>
+        <w:t xml:space="preserve"> </w:t>
+      </w:r>
+      <w:proofErr w:type="spellStart"/>
+      <w:r>
+        <w:rPr>
+          <w:bCs/>
+        </w:rPr>
+        <w:t>quả</w:t>
+      </w:r>
+      <w:proofErr w:type="spellEnd"/>
+      <w:r>
+        <w:rPr>
+          <w:bCs/>
+        </w:rPr>
+        <w:t xml:space="preserve">: </w:t>
+      </w:r>
+      <w:proofErr w:type="spellStart"/>
+      <w:r>
+        <w:rPr>
+          <w:bCs/>
+        </w:rPr>
+        <w:t>Gói</w:t>
+      </w:r>
+      <w:proofErr w:type="spellEnd"/>
+      <w:r>
+        <w:rPr>
+          <w:bCs/>
+        </w:rPr>
+        <w:t xml:space="preserve"> tin </w:t>
+      </w:r>
+      <w:proofErr w:type="spellStart"/>
+      <w:r>
+        <w:rPr>
+          <w:bCs/>
+        </w:rPr>
+        <w:t>đã</w:t>
+      </w:r>
+      <w:proofErr w:type="spellEnd"/>
+      <w:r>
+        <w:rPr>
+          <w:bCs/>
+        </w:rPr>
+        <w:t xml:space="preserve"> </w:t>
+      </w:r>
+      <w:proofErr w:type="spellStart"/>
+      <w:r>
+        <w:rPr>
+          <w:bCs/>
+        </w:rPr>
+        <w:t>đến</w:t>
+      </w:r>
+      <w:proofErr w:type="spellEnd"/>
+      <w:r>
+        <w:rPr>
+          <w:bCs/>
+        </w:rPr>
+        <w:t xml:space="preserve"> </w:t>
+      </w:r>
+      <w:proofErr w:type="spellStart"/>
+      <w:r>
+        <w:rPr>
+          <w:bCs/>
+        </w:rPr>
+        <w:t>được</w:t>
+      </w:r>
+      <w:proofErr w:type="spellEnd"/>
+      <w:r>
+        <w:rPr>
+          <w:bCs/>
+        </w:rPr>
+        <w:t xml:space="preserve"> </w:t>
+      </w:r>
+      <w:proofErr w:type="spellStart"/>
+      <w:r>
+        <w:rPr>
+          <w:bCs/>
+        </w:rPr>
+        <w:t>mạng</w:t>
+      </w:r>
+      <w:proofErr w:type="spellEnd"/>
+      <w:r>
+        <w:rPr>
+          <w:bCs/>
+        </w:rPr>
+        <w:t xml:space="preserve"> </w:t>
+      </w:r>
+      <w:proofErr w:type="spellStart"/>
+      <w:r>
+        <w:rPr>
+          <w:bCs/>
+        </w:rPr>
+        <w:t>đích</w:t>
+      </w:r>
+      <w:proofErr w:type="spellEnd"/>
+      <w:r>
+        <w:rPr>
+          <w:bCs/>
+        </w:rPr>
+        <w:t xml:space="preserve"> 192.168.2.0. </w:t>
+      </w:r>
+      <w:proofErr w:type="spellStart"/>
+      <w:r>
+        <w:rPr>
+          <w:bCs/>
+        </w:rPr>
+        <w:t>Việc</w:t>
+      </w:r>
+      <w:proofErr w:type="spellEnd"/>
+      <w:r>
+        <w:rPr>
+          <w:bCs/>
+        </w:rPr>
+        <w:t xml:space="preserve"> </w:t>
+      </w:r>
+      <w:proofErr w:type="spellStart"/>
+      <w:r>
+        <w:rPr>
+          <w:bCs/>
+        </w:rPr>
+        <w:t>xuất</w:t>
+      </w:r>
+      <w:proofErr w:type="spellEnd"/>
+      <w:r>
+        <w:rPr>
+          <w:bCs/>
+        </w:rPr>
+        <w:t xml:space="preserve"> </w:t>
+      </w:r>
+      <w:proofErr w:type="spellStart"/>
+      <w:r>
+        <w:rPr>
+          <w:bCs/>
+        </w:rPr>
+        <w:t>hiện</w:t>
+      </w:r>
+      <w:proofErr w:type="spellEnd"/>
+      <w:r>
+        <w:rPr>
+          <w:bCs/>
+        </w:rPr>
+        <w:t xml:space="preserve"> </w:t>
+      </w:r>
+      <w:proofErr w:type="spellStart"/>
+      <w:r>
+        <w:rPr>
+          <w:bCs/>
+        </w:rPr>
+        <w:t>thông</w:t>
+      </w:r>
+      <w:proofErr w:type="spellEnd"/>
+      <w:r>
+        <w:rPr>
+          <w:bCs/>
+        </w:rPr>
+        <w:t xml:space="preserve"> </w:t>
+      </w:r>
+      <w:proofErr w:type="spellStart"/>
+      <w:r>
+        <w:rPr>
+          <w:bCs/>
+        </w:rPr>
+        <w:t>báo</w:t>
+      </w:r>
+      <w:proofErr w:type="spellEnd"/>
+      <w:r>
+        <w:rPr>
+          <w:bCs/>
+        </w:rPr>
+        <w:t xml:space="preserve"> Destination port unreachable ở </w:t>
+      </w:r>
+      <w:proofErr w:type="spellStart"/>
+      <w:r>
+        <w:rPr>
+          <w:bCs/>
+        </w:rPr>
+        <w:t>cuối</w:t>
+      </w:r>
+      <w:proofErr w:type="spellEnd"/>
+      <w:r>
+        <w:rPr>
+          <w:bCs/>
+        </w:rPr>
+        <w:t xml:space="preserve"> </w:t>
+      </w:r>
+      <w:proofErr w:type="spellStart"/>
+      <w:r>
+        <w:rPr>
+          <w:bCs/>
+        </w:rPr>
+        <w:t>chặng</w:t>
+      </w:r>
+      <w:proofErr w:type="spellEnd"/>
+      <w:r>
+        <w:rPr>
+          <w:bCs/>
+        </w:rPr>
+        <w:t xml:space="preserve"> </w:t>
+      </w:r>
+      <w:proofErr w:type="spellStart"/>
+      <w:r>
+        <w:rPr>
+          <w:bCs/>
+        </w:rPr>
+        <w:t>là</w:t>
+      </w:r>
+      <w:proofErr w:type="spellEnd"/>
+      <w:r>
+        <w:rPr>
+          <w:bCs/>
+        </w:rPr>
+        <w:t xml:space="preserve"> do VPCS </w:t>
+      </w:r>
+      <w:proofErr w:type="spellStart"/>
+      <w:r>
+        <w:rPr>
+          <w:bCs/>
+        </w:rPr>
+        <w:t>trong</w:t>
+      </w:r>
+      <w:proofErr w:type="spellEnd"/>
+      <w:r>
+        <w:rPr>
+          <w:bCs/>
+        </w:rPr>
+        <w:t xml:space="preserve"> EVE-NG </w:t>
+      </w:r>
+      <w:proofErr w:type="spellStart"/>
+      <w:r>
+        <w:rPr>
+          <w:bCs/>
+        </w:rPr>
+        <w:t>phản</w:t>
+      </w:r>
+      <w:proofErr w:type="spellEnd"/>
+      <w:r>
+        <w:rPr>
+          <w:bCs/>
+        </w:rPr>
+        <w:t xml:space="preserve"> </w:t>
+      </w:r>
+      <w:proofErr w:type="spellStart"/>
+      <w:r>
+        <w:rPr>
+          <w:bCs/>
+        </w:rPr>
+        <w:t>hồi</w:t>
+      </w:r>
+      <w:proofErr w:type="spellEnd"/>
+      <w:r>
+        <w:rPr>
+          <w:bCs/>
+        </w:rPr>
+        <w:t xml:space="preserve"> </w:t>
+      </w:r>
+      <w:proofErr w:type="spellStart"/>
+      <w:r>
+        <w:rPr>
+          <w:bCs/>
+        </w:rPr>
+        <w:t>gói</w:t>
+      </w:r>
+      <w:proofErr w:type="spellEnd"/>
+      <w:r>
+        <w:rPr>
+          <w:bCs/>
+        </w:rPr>
+        <w:t xml:space="preserve"> tin ICMP </w:t>
+      </w:r>
+      <w:proofErr w:type="spellStart"/>
+      <w:r>
+        <w:rPr>
+          <w:bCs/>
+        </w:rPr>
+        <w:t>của</w:t>
+      </w:r>
+      <w:proofErr w:type="spellEnd"/>
+      <w:r>
+        <w:rPr>
+          <w:bCs/>
+        </w:rPr>
+        <w:t xml:space="preserve"> </w:t>
+      </w:r>
+      <w:proofErr w:type="spellStart"/>
+      <w:r>
+        <w:rPr>
+          <w:bCs/>
+        </w:rPr>
+        <w:t>lệnh</w:t>
+      </w:r>
+      <w:proofErr w:type="spellEnd"/>
+      <w:r>
+        <w:rPr>
+          <w:bCs/>
+        </w:rPr>
+        <w:t xml:space="preserve"> trace, </w:t>
+      </w:r>
+      <w:proofErr w:type="spellStart"/>
+      <w:r>
+        <w:rPr>
+          <w:bCs/>
+        </w:rPr>
+        <w:t>điều</w:t>
+      </w:r>
+      <w:proofErr w:type="spellEnd"/>
+      <w:r>
+        <w:rPr>
+          <w:bCs/>
+        </w:rPr>
+        <w:t xml:space="preserve"> </w:t>
+      </w:r>
+      <w:proofErr w:type="spellStart"/>
+      <w:r>
+        <w:rPr>
+          <w:bCs/>
+        </w:rPr>
+        <w:t>này</w:t>
+      </w:r>
+      <w:proofErr w:type="spellEnd"/>
+      <w:r>
+        <w:rPr>
+          <w:bCs/>
+        </w:rPr>
+        <w:t xml:space="preserve"> </w:t>
+      </w:r>
+      <w:proofErr w:type="spellStart"/>
+      <w:r>
+        <w:rPr>
+          <w:bCs/>
+        </w:rPr>
+        <w:t>hoàn</w:t>
+      </w:r>
+      <w:proofErr w:type="spellEnd"/>
+      <w:r>
+        <w:rPr>
+          <w:bCs/>
+        </w:rPr>
+        <w:t xml:space="preserve"> </w:t>
+      </w:r>
+      <w:proofErr w:type="spellStart"/>
+      <w:r>
+        <w:rPr>
+          <w:bCs/>
+        </w:rPr>
+        <w:t>toàn</w:t>
+      </w:r>
+      <w:proofErr w:type="spellEnd"/>
+      <w:r>
+        <w:rPr>
+          <w:bCs/>
+        </w:rPr>
+        <w:t xml:space="preserve"> </w:t>
+      </w:r>
+      <w:proofErr w:type="spellStart"/>
+      <w:r>
+        <w:rPr>
+          <w:bCs/>
+        </w:rPr>
+        <w:t>bình</w:t>
+      </w:r>
+      <w:proofErr w:type="spellEnd"/>
+      <w:r>
+        <w:rPr>
+          <w:bCs/>
+        </w:rPr>
+        <w:t xml:space="preserve"> </w:t>
+      </w:r>
+      <w:proofErr w:type="spellStart"/>
+      <w:r>
+        <w:rPr>
+          <w:bCs/>
+        </w:rPr>
+        <w:t>thường</w:t>
+      </w:r>
+      <w:proofErr w:type="spellEnd"/>
+      <w:r>
+        <w:rPr>
+          <w:bCs/>
+        </w:rPr>
+        <w:t xml:space="preserve"> </w:t>
+      </w:r>
+      <w:proofErr w:type="spellStart"/>
+      <w:r>
+        <w:rPr>
+          <w:bCs/>
+        </w:rPr>
+        <w:t>và</w:t>
+      </w:r>
+      <w:proofErr w:type="spellEnd"/>
+      <w:r>
+        <w:rPr>
+          <w:bCs/>
+        </w:rPr>
+        <w:t xml:space="preserve"> </w:t>
+      </w:r>
+      <w:proofErr w:type="spellStart"/>
+      <w:r>
+        <w:rPr>
+          <w:bCs/>
+        </w:rPr>
+        <w:t>xác</w:t>
+      </w:r>
+      <w:proofErr w:type="spellEnd"/>
+      <w:r>
+        <w:rPr>
+          <w:bCs/>
+        </w:rPr>
+        <w:t xml:space="preserve"> </w:t>
+      </w:r>
+      <w:proofErr w:type="spellStart"/>
+      <w:r>
+        <w:rPr>
+          <w:bCs/>
+        </w:rPr>
+        <w:t>nhận</w:t>
+      </w:r>
+      <w:proofErr w:type="spellEnd"/>
+      <w:r>
+        <w:rPr>
+          <w:bCs/>
+        </w:rPr>
+        <w:t xml:space="preserve"> </w:t>
+      </w:r>
+      <w:proofErr w:type="spellStart"/>
+      <w:r>
+        <w:rPr>
+          <w:bCs/>
+        </w:rPr>
+        <w:t>rằng</w:t>
+      </w:r>
+      <w:proofErr w:type="spellEnd"/>
+      <w:r>
+        <w:rPr>
+          <w:bCs/>
+        </w:rPr>
+        <w:t xml:space="preserve"> </w:t>
+      </w:r>
+      <w:proofErr w:type="spellStart"/>
+      <w:r>
+        <w:rPr>
+          <w:bCs/>
+        </w:rPr>
+        <w:t>đường</w:t>
+      </w:r>
+      <w:proofErr w:type="spellEnd"/>
+      <w:r>
+        <w:rPr>
+          <w:bCs/>
+        </w:rPr>
+        <w:t xml:space="preserve"> </w:t>
+      </w:r>
+      <w:proofErr w:type="spellStart"/>
+      <w:r>
+        <w:rPr>
+          <w:bCs/>
+        </w:rPr>
+        <w:t>truyền</w:t>
+      </w:r>
+      <w:proofErr w:type="spellEnd"/>
+      <w:r>
+        <w:rPr>
+          <w:bCs/>
+        </w:rPr>
+        <w:t xml:space="preserve"> </w:t>
+      </w:r>
+      <w:proofErr w:type="spellStart"/>
+      <w:r>
+        <w:rPr>
+          <w:bCs/>
+        </w:rPr>
+        <w:t>giữa</w:t>
+      </w:r>
+      <w:proofErr w:type="spellEnd"/>
+      <w:r>
+        <w:rPr>
+          <w:bCs/>
+        </w:rPr>
+        <w:t xml:space="preserve"> </w:t>
+      </w:r>
+      <w:proofErr w:type="spellStart"/>
+      <w:r>
+        <w:rPr>
+          <w:bCs/>
+        </w:rPr>
+        <w:t>các</w:t>
+      </w:r>
+      <w:proofErr w:type="spellEnd"/>
+      <w:r>
+        <w:rPr>
+          <w:bCs/>
+        </w:rPr>
+        <w:t xml:space="preserve"> Router </w:t>
+      </w:r>
+      <w:proofErr w:type="spellStart"/>
+      <w:r>
+        <w:rPr>
+          <w:bCs/>
+        </w:rPr>
+        <w:t>đã</w:t>
+      </w:r>
+      <w:proofErr w:type="spellEnd"/>
+      <w:r>
+        <w:rPr>
+          <w:bCs/>
+        </w:rPr>
+        <w:t xml:space="preserve"> </w:t>
+      </w:r>
+      <w:proofErr w:type="spellStart"/>
+      <w:r>
+        <w:rPr>
+          <w:bCs/>
+        </w:rPr>
+        <w:t>thông</w:t>
+      </w:r>
+      <w:proofErr w:type="spellEnd"/>
+      <w:r>
+        <w:rPr>
+          <w:bCs/>
+        </w:rPr>
+        <w:t xml:space="preserve"> </w:t>
+      </w:r>
+      <w:proofErr w:type="spellStart"/>
+      <w:r>
+        <w:rPr>
+          <w:bCs/>
+        </w:rPr>
+        <w:t>suốt</w:t>
+      </w:r>
+      <w:proofErr w:type="spellEnd"/>
+      <w:r>
+        <w:rPr>
+          <w:bCs/>
+        </w:rPr>
+        <w:t xml:space="preserve"> </w:t>
+      </w:r>
+      <w:proofErr w:type="spellStart"/>
+      <w:r>
+        <w:rPr>
+          <w:bCs/>
+        </w:rPr>
+        <w:t>nhờ</w:t>
+      </w:r>
+      <w:proofErr w:type="spellEnd"/>
+      <w:r>
+        <w:rPr>
+          <w:bCs/>
+        </w:rPr>
+        <w:t xml:space="preserve"> RIP.</w:t>
       </w:r>
     </w:p>
     <w:p>
@@ -5053,6 +7415,20 @@
         </w:rPr>
         <w:t xml:space="preserve">3/ </w:t>
       </w:r>
+      <w:r>
+        <w:rPr>
+          <w:bCs/>
+          <w:lang w:val="vi-VN"/>
+        </w:rPr>
+        <w:t xml:space="preserve">show ip route trên </w:t>
+      </w:r>
+      <w:r>
+        <w:rPr>
+          <w:bCs/>
+          <w:lang w:val="vi-VN"/>
+        </w:rPr>
+        <w:t>Central</w:t>
+      </w:r>
     </w:p>
     <w:p>
       <w:pPr>
@@ -5370,6 +7746,7 @@
           <w:lang w:val="vi-VN"/>
         </w:rPr>
       </w:pPr>
+      <w:proofErr w:type="spellStart"/>
       <w:r>
         <w:rPr>
           <w:bCs/>
@@ -5377,6 +7754,7 @@
         <w:lastRenderedPageBreak/>
         <w:t>Bài</w:t>
       </w:r>
+      <w:proofErr w:type="spellEnd"/>
       <w:r>
         <w:rPr>
           <w:bCs/>

--- a/iuh/môn/hkh-4/dinhTuyenChuyenMach/lab/lab2/lab2-LeThanhLong.docx
+++ b/iuh/môn/hkh-4/dinhTuyenChuyenMach/lab/lab2/lab2-LeThanhLong.docx
@@ -141,23 +141,7 @@
           <w:bCs/>
           <w:sz w:val="28"/>
         </w:rPr>
-        <w:t xml:space="preserve">Khoa: Công </w:t>
-      </w:r>
-      <w:proofErr w:type="spellStart"/>
-      <w:r>
-        <w:rPr>
-          <w:bCs/>
-          <w:sz w:val="28"/>
-        </w:rPr>
-        <w:t>Nghệ</w:t>
-      </w:r>
-      <w:proofErr w:type="spellEnd"/>
-      <w:r>
-        <w:rPr>
-          <w:bCs/>
-          <w:sz w:val="28"/>
-        </w:rPr>
-        <w:t xml:space="preserve"> Thông Tin</w:t>
+        <w:t>Khoa: Công Nghệ Thông Tin</w:t>
       </w:r>
     </w:p>
     <w:p>
@@ -430,16 +414,7 @@
           <w:sz w:val="26"/>
           <w:szCs w:val="26"/>
         </w:rPr>
-        <w:t xml:space="preserve">Student’s </w:t>
-      </w:r>
-      <w:proofErr w:type="spellStart"/>
-      <w:r>
-        <w:rPr>
-          <w:bCs/>
-          <w:sz w:val="26"/>
-          <w:szCs w:val="26"/>
-        </w:rPr>
-        <w:t>Name:</w:t>
+        <w:t>Student’s Name:</w:t>
       </w:r>
       <w:r>
         <w:rPr>
@@ -449,7 +424,6 @@
         </w:rPr>
         <w:t>Lê</w:t>
       </w:r>
-      <w:proofErr w:type="spellEnd"/>
       <w:r>
         <w:rPr>
           <w:bCs/>
@@ -519,7 +493,6 @@
           <w:szCs w:val="26"/>
         </w:rPr>
       </w:pPr>
-      <w:proofErr w:type="spellStart"/>
       <w:r>
         <w:rPr>
           <w:bCs/>
@@ -536,7 +509,6 @@
         </w:rPr>
         <w:t>định</w:t>
       </w:r>
-      <w:proofErr w:type="spellEnd"/>
       <w:r>
         <w:rPr>
           <w:bCs/>
@@ -638,25 +610,7 @@
           <w:szCs w:val="26"/>
         </w:rPr>
         <w:tab/>
-        <w:t xml:space="preserve">Công </w:t>
-      </w:r>
-      <w:proofErr w:type="spellStart"/>
-      <w:r>
-        <w:rPr>
-          <w:bCs/>
-          <w:sz w:val="26"/>
-          <w:szCs w:val="26"/>
-        </w:rPr>
-        <w:t>Nghệ</w:t>
-      </w:r>
-      <w:proofErr w:type="spellEnd"/>
-      <w:r>
-        <w:rPr>
-          <w:bCs/>
-          <w:sz w:val="26"/>
-          <w:szCs w:val="26"/>
-        </w:rPr>
-        <w:t xml:space="preserve"> Thông Tin</w:t>
+        <w:t>Công Nghệ Thông Tin</w:t>
       </w:r>
       <w:r>
         <w:rPr>
@@ -727,7 +681,7 @@
           <w:sz w:val="26"/>
           <w:szCs w:val="26"/>
         </w:rPr>
-        <w:t>Mon 29/06/2026</w:t>
+        <w:t>Sun 05/07/2026</w:t>
       </w:r>
       <w:r>
         <w:rPr>
@@ -1290,23 +1244,13 @@
           <w:szCs w:val="26"/>
         </w:rPr>
       </w:pPr>
-      <w:proofErr w:type="spellStart"/>
-      <w:r>
-        <w:rPr>
-          <w:bCs/>
-          <w:sz w:val="26"/>
-          <w:szCs w:val="26"/>
-        </w:rPr>
-        <w:t>Điểm</w:t>
-      </w:r>
-      <w:proofErr w:type="spellEnd"/>
-      <w:r>
-        <w:rPr>
-          <w:bCs/>
-          <w:sz w:val="26"/>
-          <w:szCs w:val="26"/>
-        </w:rPr>
-        <w:t xml:space="preserve"> bài lab:</w:t>
+      <w:r>
+        <w:rPr>
+          <w:bCs/>
+          <w:sz w:val="26"/>
+          <w:szCs w:val="26"/>
+        </w:rPr>
+        <w:t>Điểm bài lab:</w:t>
       </w:r>
       <w:r>
         <w:rPr>
@@ -1533,313 +1477,7 @@
           <w:sz w:val="26"/>
           <w:szCs w:val="26"/>
         </w:rPr>
-        <w:t xml:space="preserve">(SV </w:t>
-      </w:r>
-      <w:proofErr w:type="spellStart"/>
-      <w:r>
-        <w:rPr>
-          <w:bCs/>
-          <w:sz w:val="26"/>
-          <w:szCs w:val="26"/>
-        </w:rPr>
-        <w:t>chụp</w:t>
-      </w:r>
-      <w:proofErr w:type="spellEnd"/>
-      <w:r>
-        <w:rPr>
-          <w:bCs/>
-          <w:sz w:val="26"/>
-          <w:szCs w:val="26"/>
-        </w:rPr>
-        <w:t xml:space="preserve"> </w:t>
-      </w:r>
-      <w:proofErr w:type="spellStart"/>
-      <w:r>
-        <w:rPr>
-          <w:bCs/>
-          <w:sz w:val="26"/>
-          <w:szCs w:val="26"/>
-        </w:rPr>
-        <w:t>màn</w:t>
-      </w:r>
-      <w:proofErr w:type="spellEnd"/>
-      <w:r>
-        <w:rPr>
-          <w:bCs/>
-          <w:sz w:val="26"/>
-          <w:szCs w:val="26"/>
-        </w:rPr>
-        <w:t xml:space="preserve"> </w:t>
-      </w:r>
-      <w:proofErr w:type="spellStart"/>
-      <w:r>
-        <w:rPr>
-          <w:bCs/>
-          <w:sz w:val="26"/>
-          <w:szCs w:val="26"/>
-        </w:rPr>
-        <w:t>hình</w:t>
-      </w:r>
-      <w:proofErr w:type="spellEnd"/>
-      <w:r>
-        <w:rPr>
-          <w:bCs/>
-          <w:sz w:val="26"/>
-          <w:szCs w:val="26"/>
-        </w:rPr>
-        <w:t xml:space="preserve"> </w:t>
-      </w:r>
-      <w:proofErr w:type="spellStart"/>
-      <w:r>
-        <w:rPr>
-          <w:bCs/>
-          <w:sz w:val="26"/>
-          <w:szCs w:val="26"/>
-        </w:rPr>
-        <w:t>thực</w:t>
-      </w:r>
-      <w:proofErr w:type="spellEnd"/>
-      <w:r>
-        <w:rPr>
-          <w:bCs/>
-          <w:sz w:val="26"/>
-          <w:szCs w:val="26"/>
-        </w:rPr>
-        <w:t xml:space="preserve"> </w:t>
-      </w:r>
-      <w:proofErr w:type="spellStart"/>
-      <w:r>
-        <w:rPr>
-          <w:bCs/>
-          <w:sz w:val="26"/>
-          <w:szCs w:val="26"/>
-        </w:rPr>
-        <w:t>hành</w:t>
-      </w:r>
-      <w:proofErr w:type="spellEnd"/>
-      <w:r>
-        <w:rPr>
-          <w:bCs/>
-          <w:sz w:val="26"/>
-          <w:szCs w:val="26"/>
-        </w:rPr>
-        <w:t xml:space="preserve"> </w:t>
-      </w:r>
-      <w:proofErr w:type="spellStart"/>
-      <w:r>
-        <w:rPr>
-          <w:bCs/>
-          <w:sz w:val="26"/>
-          <w:szCs w:val="26"/>
-        </w:rPr>
-        <w:t>các</w:t>
-      </w:r>
-      <w:proofErr w:type="spellEnd"/>
-      <w:r>
-        <w:rPr>
-          <w:bCs/>
-          <w:sz w:val="26"/>
-          <w:szCs w:val="26"/>
-        </w:rPr>
-        <w:t xml:space="preserve"> </w:t>
-      </w:r>
-      <w:proofErr w:type="spellStart"/>
-      <w:r>
-        <w:rPr>
-          <w:bCs/>
-          <w:sz w:val="26"/>
-          <w:szCs w:val="26"/>
-        </w:rPr>
-        <w:t>bước</w:t>
-      </w:r>
-      <w:proofErr w:type="spellEnd"/>
-      <w:r>
-        <w:rPr>
-          <w:bCs/>
-          <w:sz w:val="26"/>
-          <w:szCs w:val="26"/>
-        </w:rPr>
-        <w:t xml:space="preserve"> </w:t>
-      </w:r>
-      <w:proofErr w:type="spellStart"/>
-      <w:r>
-        <w:rPr>
-          <w:bCs/>
-          <w:sz w:val="26"/>
-          <w:szCs w:val="26"/>
-        </w:rPr>
-        <w:t>của</w:t>
-      </w:r>
-      <w:proofErr w:type="spellEnd"/>
-      <w:r>
-        <w:rPr>
-          <w:bCs/>
-          <w:sz w:val="26"/>
-          <w:szCs w:val="26"/>
-        </w:rPr>
-        <w:t xml:space="preserve"> </w:t>
-      </w:r>
-      <w:proofErr w:type="spellStart"/>
-      <w:r>
-        <w:rPr>
-          <w:bCs/>
-          <w:sz w:val="26"/>
-          <w:szCs w:val="26"/>
-        </w:rPr>
-        <w:t>các</w:t>
-      </w:r>
-      <w:proofErr w:type="spellEnd"/>
-      <w:r>
-        <w:rPr>
-          <w:bCs/>
-          <w:sz w:val="26"/>
-          <w:szCs w:val="26"/>
-        </w:rPr>
-        <w:t xml:space="preserve"> </w:t>
-      </w:r>
-      <w:proofErr w:type="spellStart"/>
-      <w:r>
-        <w:rPr>
-          <w:bCs/>
-          <w:sz w:val="26"/>
-          <w:szCs w:val="26"/>
-        </w:rPr>
-        <w:t>yêu</w:t>
-      </w:r>
-      <w:proofErr w:type="spellEnd"/>
-      <w:r>
-        <w:rPr>
-          <w:bCs/>
-          <w:sz w:val="26"/>
-          <w:szCs w:val="26"/>
-        </w:rPr>
-        <w:t xml:space="preserve"> </w:t>
-      </w:r>
-      <w:proofErr w:type="spellStart"/>
-      <w:r>
-        <w:rPr>
-          <w:bCs/>
-          <w:sz w:val="26"/>
-          <w:szCs w:val="26"/>
-        </w:rPr>
-        <w:t>cầu</w:t>
-      </w:r>
-      <w:proofErr w:type="spellEnd"/>
-      <w:r>
-        <w:rPr>
-          <w:bCs/>
-          <w:sz w:val="26"/>
-          <w:szCs w:val="26"/>
-        </w:rPr>
-        <w:t xml:space="preserve"> </w:t>
-      </w:r>
-      <w:proofErr w:type="spellStart"/>
-      <w:r>
-        <w:rPr>
-          <w:bCs/>
-          <w:sz w:val="26"/>
-          <w:szCs w:val="26"/>
-        </w:rPr>
-        <w:t>và</w:t>
-      </w:r>
-      <w:proofErr w:type="spellEnd"/>
-      <w:r>
-        <w:rPr>
-          <w:bCs/>
-          <w:sz w:val="26"/>
-          <w:szCs w:val="26"/>
-        </w:rPr>
-        <w:t xml:space="preserve"> </w:t>
-      </w:r>
-      <w:proofErr w:type="spellStart"/>
-      <w:r>
-        <w:rPr>
-          <w:bCs/>
-          <w:sz w:val="26"/>
-          <w:szCs w:val="26"/>
-        </w:rPr>
-        <w:t>giải</w:t>
-      </w:r>
-      <w:proofErr w:type="spellEnd"/>
-      <w:r>
-        <w:rPr>
-          <w:bCs/>
-          <w:sz w:val="26"/>
-          <w:szCs w:val="26"/>
-        </w:rPr>
-        <w:t xml:space="preserve"> </w:t>
-      </w:r>
-      <w:proofErr w:type="spellStart"/>
-      <w:r>
-        <w:rPr>
-          <w:bCs/>
-          <w:sz w:val="26"/>
-          <w:szCs w:val="26"/>
-        </w:rPr>
-        <w:t>thích</w:t>
-      </w:r>
-      <w:proofErr w:type="spellEnd"/>
-      <w:r>
-        <w:rPr>
-          <w:bCs/>
-          <w:sz w:val="26"/>
-          <w:szCs w:val="26"/>
-        </w:rPr>
-        <w:t xml:space="preserve"> </w:t>
-      </w:r>
-      <w:proofErr w:type="spellStart"/>
-      <w:r>
-        <w:rPr>
-          <w:bCs/>
-          <w:sz w:val="26"/>
-          <w:szCs w:val="26"/>
-        </w:rPr>
-        <w:t>các</w:t>
-      </w:r>
-      <w:proofErr w:type="spellEnd"/>
-      <w:r>
-        <w:rPr>
-          <w:bCs/>
-          <w:sz w:val="26"/>
-          <w:szCs w:val="26"/>
-        </w:rPr>
-        <w:t xml:space="preserve"> </w:t>
-      </w:r>
-      <w:proofErr w:type="spellStart"/>
-      <w:r>
-        <w:rPr>
-          <w:bCs/>
-          <w:sz w:val="26"/>
-          <w:szCs w:val="26"/>
-        </w:rPr>
-        <w:t>hình</w:t>
-      </w:r>
-      <w:proofErr w:type="spellEnd"/>
-      <w:r>
-        <w:rPr>
-          <w:bCs/>
-          <w:sz w:val="26"/>
-          <w:szCs w:val="26"/>
-        </w:rPr>
-        <w:t xml:space="preserve"> </w:t>
-      </w:r>
-      <w:proofErr w:type="spellStart"/>
-      <w:r>
-        <w:rPr>
-          <w:bCs/>
-          <w:sz w:val="26"/>
-          <w:szCs w:val="26"/>
-        </w:rPr>
-        <w:t>ảnh</w:t>
-      </w:r>
-      <w:proofErr w:type="spellEnd"/>
-      <w:r>
-        <w:rPr>
-          <w:bCs/>
-          <w:sz w:val="26"/>
-          <w:szCs w:val="26"/>
-        </w:rPr>
-        <w:t>)</w:t>
+        <w:t>(SV chụp màn hình thực hành các bước của các yêu cầu và giải thích các hình ảnh)</w:t>
       </w:r>
     </w:p>
     <w:p>
@@ -1861,14 +1499,12 @@
           <w:lang w:val="vi-VN"/>
         </w:rPr>
       </w:pPr>
-      <w:proofErr w:type="spellStart"/>
       <w:r>
         <w:rPr>
           <w:bCs/>
         </w:rPr>
         <w:t>Bài</w:t>
       </w:r>
-      <w:proofErr w:type="spellEnd"/>
       <w:r>
         <w:rPr>
           <w:bCs/>
@@ -2294,14 +1930,12 @@
           <w:bCs/>
         </w:rPr>
       </w:pPr>
-      <w:proofErr w:type="spellStart"/>
       <w:r>
         <w:rPr>
           <w:bCs/>
         </w:rPr>
         <w:t>Tại</w:t>
       </w:r>
-      <w:proofErr w:type="spellEnd"/>
       <w:r>
         <w:rPr>
           <w:bCs/>
@@ -2361,19 +1995,11 @@
           <w:bCs/>
         </w:rPr>
       </w:pPr>
-      <w:proofErr w:type="spellStart"/>
-      <w:r>
-        <w:rPr>
-          <w:bCs/>
-        </w:rPr>
-        <w:t>ip</w:t>
-      </w:r>
-      <w:proofErr w:type="spellEnd"/>
-      <w:r>
-        <w:rPr>
-          <w:bCs/>
-        </w:rPr>
-        <w:t xml:space="preserve"> address 192.168.1.1 255.255.255.0</w:t>
+      <w:r>
+        <w:rPr>
+          <w:bCs/>
+        </w:rPr>
+        <w:t>ip address 192.168.1.1 255.255.255.0</w:t>
       </w:r>
     </w:p>
     <w:p>
@@ -2421,19 +2047,11 @@
           <w:bCs/>
         </w:rPr>
       </w:pPr>
-      <w:proofErr w:type="spellStart"/>
-      <w:r>
-        <w:rPr>
-          <w:bCs/>
-        </w:rPr>
-        <w:t>ip</w:t>
-      </w:r>
-      <w:proofErr w:type="spellEnd"/>
-      <w:r>
-        <w:rPr>
-          <w:bCs/>
-        </w:rPr>
-        <w:t xml:space="preserve"> address 10.0.0.2 255.255.255.0</w:t>
+      <w:r>
+        <w:rPr>
+          <w:bCs/>
+        </w:rPr>
+        <w:t>ip address 10.0.0.2 255.255.255.0</w:t>
       </w:r>
     </w:p>
     <w:p>
@@ -2481,19 +2099,11 @@
           <w:bCs/>
         </w:rPr>
       </w:pPr>
-      <w:proofErr w:type="spellStart"/>
-      <w:r>
-        <w:rPr>
-          <w:bCs/>
-        </w:rPr>
-        <w:t>ip</w:t>
-      </w:r>
-      <w:proofErr w:type="spellEnd"/>
-      <w:r>
-        <w:rPr>
-          <w:bCs/>
-        </w:rPr>
-        <w:t xml:space="preserve"> address 10.0.1.1 255.255.255.0</w:t>
+      <w:r>
+        <w:rPr>
+          <w:bCs/>
+        </w:rPr>
+        <w:t>ip address 10.0.1.1 255.255.255.0</w:t>
       </w:r>
     </w:p>
     <w:p>
@@ -2594,14 +2204,12 @@
           <w:bCs/>
         </w:rPr>
       </w:pPr>
-      <w:proofErr w:type="spellStart"/>
       <w:r>
         <w:rPr>
           <w:bCs/>
         </w:rPr>
         <w:t>wr</w:t>
       </w:r>
-      <w:proofErr w:type="spellEnd"/>
     </w:p>
     <w:p>
       <w:pPr>
@@ -2657,14 +2265,12 @@
           <w:bCs/>
         </w:rPr>
       </w:pPr>
-      <w:proofErr w:type="spellStart"/>
       <w:r>
         <w:rPr>
           <w:bCs/>
         </w:rPr>
         <w:t>Tại</w:t>
       </w:r>
-      <w:proofErr w:type="spellEnd"/>
       <w:r>
         <w:rPr>
           <w:bCs/>
@@ -2724,19 +2330,11 @@
           <w:bCs/>
         </w:rPr>
       </w:pPr>
-      <w:proofErr w:type="spellStart"/>
-      <w:r>
-        <w:rPr>
-          <w:bCs/>
-        </w:rPr>
-        <w:t>ip</w:t>
-      </w:r>
-      <w:proofErr w:type="spellEnd"/>
-      <w:r>
-        <w:rPr>
-          <w:bCs/>
-        </w:rPr>
-        <w:t xml:space="preserve"> address 192.168.2.1 255.255.255.0</w:t>
+      <w:r>
+        <w:rPr>
+          <w:bCs/>
+        </w:rPr>
+        <w:t>ip address 192.168.2.1 255.255.255.0</w:t>
       </w:r>
     </w:p>
     <w:p>
@@ -2785,19 +2383,11 @@
           <w:bCs/>
         </w:rPr>
       </w:pPr>
-      <w:proofErr w:type="spellStart"/>
-      <w:r>
-        <w:rPr>
-          <w:bCs/>
-        </w:rPr>
-        <w:t>ip</w:t>
-      </w:r>
-      <w:proofErr w:type="spellEnd"/>
-      <w:r>
-        <w:rPr>
-          <w:bCs/>
-        </w:rPr>
-        <w:t xml:space="preserve"> address 10.0.1.2 255.255.255.0</w:t>
+      <w:r>
+        <w:rPr>
+          <w:bCs/>
+        </w:rPr>
+        <w:t>ip address 10.0.1.2 255.255.255.0</w:t>
       </w:r>
     </w:p>
     <w:p>
@@ -2897,14 +2487,12 @@
           <w:bCs/>
         </w:rPr>
       </w:pPr>
-      <w:proofErr w:type="spellStart"/>
       <w:r>
         <w:rPr>
           <w:bCs/>
         </w:rPr>
         <w:t>wr</w:t>
       </w:r>
-      <w:proofErr w:type="spellEnd"/>
     </w:p>
     <w:p>
       <w:pPr>
@@ -2986,19 +2574,11 @@
           <w:bCs/>
         </w:rPr>
       </w:pPr>
-      <w:proofErr w:type="spellStart"/>
-      <w:r>
-        <w:rPr>
-          <w:bCs/>
-        </w:rPr>
-        <w:t>ip</w:t>
-      </w:r>
-      <w:proofErr w:type="spellEnd"/>
-      <w:r>
-        <w:rPr>
-          <w:bCs/>
-        </w:rPr>
-        <w:t xml:space="preserve"> 192.168.0.5 24 192.168.0.1</w:t>
+      <w:r>
+        <w:rPr>
+          <w:bCs/>
+        </w:rPr>
+        <w:t>ip 192.168.0.5 24 192.168.0.1</w:t>
       </w:r>
     </w:p>
     <w:p>
@@ -3047,19 +2627,11 @@
           <w:bCs/>
         </w:rPr>
       </w:pPr>
-      <w:proofErr w:type="spellStart"/>
-      <w:r>
-        <w:rPr>
-          <w:bCs/>
-        </w:rPr>
-        <w:t>ip</w:t>
-      </w:r>
-      <w:proofErr w:type="spellEnd"/>
-      <w:r>
-        <w:rPr>
-          <w:bCs/>
-        </w:rPr>
-        <w:t xml:space="preserve"> 192.168.1.5 24 192.168.1.1</w:t>
+      <w:r>
+        <w:rPr>
+          <w:bCs/>
+        </w:rPr>
+        <w:t>ip 192.168.1.5 24 192.168.1.1</w:t>
       </w:r>
     </w:p>
     <w:p>
@@ -3107,19 +2679,11 @@
           <w:bCs/>
         </w:rPr>
       </w:pPr>
-      <w:proofErr w:type="spellStart"/>
-      <w:r>
-        <w:rPr>
-          <w:bCs/>
-        </w:rPr>
-        <w:t>ip</w:t>
-      </w:r>
-      <w:proofErr w:type="spellEnd"/>
-      <w:r>
-        <w:rPr>
-          <w:bCs/>
-        </w:rPr>
-        <w:t xml:space="preserve"> 192.168.2.5 24 192.168.2.1</w:t>
+      <w:r>
+        <w:rPr>
+          <w:bCs/>
+        </w:rPr>
+        <w:t>ip 192.168.2.5 24 192.168.2.1</w:t>
       </w:r>
     </w:p>
     <w:p>
@@ -3162,16 +2726,8 @@
         <w:rPr>
           <w:bCs/>
         </w:rPr>
-        <w:t xml:space="preserve">pc 1 ping </w:t>
-      </w:r>
-      <w:proofErr w:type="spellStart"/>
-      <w:r>
-        <w:rPr>
-          <w:bCs/>
-        </w:rPr>
-        <w:t>tới</w:t>
-      </w:r>
-      <w:proofErr w:type="spellEnd"/>
+        <w:t>pc 1 ping tới</w:t>
+      </w:r>
       <w:r>
         <w:rPr>
           <w:bCs/>
@@ -3254,649 +2810,33 @@
         <w:rPr>
           <w:bCs/>
         </w:rPr>
-        <w:t xml:space="preserve">  </w:t>
-      </w:r>
-      <w:proofErr w:type="spellStart"/>
-      <w:r>
-        <w:rPr>
-          <w:bCs/>
-        </w:rPr>
-        <w:t>Chữ</w:t>
-      </w:r>
-      <w:proofErr w:type="spellEnd"/>
-      <w:r>
-        <w:rPr>
-          <w:bCs/>
-        </w:rPr>
-        <w:t xml:space="preserve"> C (Connected): </w:t>
-      </w:r>
-      <w:proofErr w:type="spellStart"/>
-      <w:r>
-        <w:rPr>
-          <w:bCs/>
-        </w:rPr>
-        <w:t>Đại</w:t>
-      </w:r>
-      <w:proofErr w:type="spellEnd"/>
-      <w:r>
-        <w:rPr>
-          <w:bCs/>
-        </w:rPr>
-        <w:t xml:space="preserve"> </w:t>
-      </w:r>
-      <w:proofErr w:type="spellStart"/>
-      <w:r>
-        <w:rPr>
-          <w:bCs/>
-        </w:rPr>
-        <w:t>diện</w:t>
-      </w:r>
-      <w:proofErr w:type="spellEnd"/>
-      <w:r>
-        <w:rPr>
-          <w:bCs/>
-        </w:rPr>
-        <w:t xml:space="preserve"> </w:t>
-      </w:r>
-      <w:proofErr w:type="spellStart"/>
-      <w:r>
-        <w:rPr>
-          <w:bCs/>
-        </w:rPr>
-        <w:t>cho</w:t>
-      </w:r>
-      <w:proofErr w:type="spellEnd"/>
-      <w:r>
-        <w:rPr>
-          <w:bCs/>
-        </w:rPr>
-        <w:t xml:space="preserve"> </w:t>
-      </w:r>
-      <w:proofErr w:type="spellStart"/>
-      <w:r>
-        <w:rPr>
-          <w:bCs/>
-        </w:rPr>
-        <w:t>các</w:t>
-      </w:r>
-      <w:proofErr w:type="spellEnd"/>
-      <w:r>
-        <w:rPr>
-          <w:bCs/>
-        </w:rPr>
-        <w:t xml:space="preserve"> </w:t>
-      </w:r>
-      <w:proofErr w:type="spellStart"/>
-      <w:r>
-        <w:rPr>
-          <w:bCs/>
-        </w:rPr>
-        <w:t>dải</w:t>
-      </w:r>
-      <w:proofErr w:type="spellEnd"/>
-      <w:r>
-        <w:rPr>
-          <w:bCs/>
-        </w:rPr>
-        <w:t xml:space="preserve"> </w:t>
-      </w:r>
-      <w:proofErr w:type="spellStart"/>
-      <w:r>
-        <w:rPr>
-          <w:bCs/>
-        </w:rPr>
-        <w:t>mạng</w:t>
-      </w:r>
-      <w:proofErr w:type="spellEnd"/>
-      <w:r>
-        <w:rPr>
-          <w:bCs/>
-        </w:rPr>
-        <w:t xml:space="preserve"> </w:t>
-      </w:r>
-      <w:proofErr w:type="spellStart"/>
-      <w:r>
-        <w:rPr>
-          <w:bCs/>
-        </w:rPr>
-        <w:t>được</w:t>
-      </w:r>
-      <w:proofErr w:type="spellEnd"/>
-      <w:r>
-        <w:rPr>
-          <w:bCs/>
-        </w:rPr>
-        <w:t xml:space="preserve"> </w:t>
-      </w:r>
-      <w:proofErr w:type="spellStart"/>
-      <w:r>
-        <w:rPr>
-          <w:bCs/>
-        </w:rPr>
-        <w:t>cắm</w:t>
-      </w:r>
-      <w:proofErr w:type="spellEnd"/>
-      <w:r>
-        <w:rPr>
-          <w:bCs/>
-        </w:rPr>
-        <w:t xml:space="preserve"> </w:t>
-      </w:r>
-      <w:proofErr w:type="spellStart"/>
-      <w:r>
-        <w:rPr>
-          <w:bCs/>
-        </w:rPr>
-        <w:t>dây</w:t>
-      </w:r>
-      <w:proofErr w:type="spellEnd"/>
-      <w:r>
-        <w:rPr>
-          <w:bCs/>
-        </w:rPr>
-        <w:t xml:space="preserve"> </w:t>
-      </w:r>
-      <w:proofErr w:type="spellStart"/>
-      <w:r>
-        <w:rPr>
-          <w:bCs/>
-        </w:rPr>
-        <w:t>trực</w:t>
-      </w:r>
-      <w:proofErr w:type="spellEnd"/>
-      <w:r>
-        <w:rPr>
-          <w:bCs/>
-        </w:rPr>
-        <w:t xml:space="preserve"> </w:t>
-      </w:r>
-      <w:proofErr w:type="spellStart"/>
-      <w:r>
-        <w:rPr>
-          <w:bCs/>
-        </w:rPr>
-        <w:t>tiếp</w:t>
-      </w:r>
-      <w:proofErr w:type="spellEnd"/>
-      <w:r>
-        <w:rPr>
-          <w:bCs/>
-        </w:rPr>
-        <w:t xml:space="preserve"> </w:t>
-      </w:r>
-      <w:proofErr w:type="spellStart"/>
-      <w:r>
-        <w:rPr>
-          <w:bCs/>
-        </w:rPr>
-        <w:t>vào</w:t>
-      </w:r>
-      <w:proofErr w:type="spellEnd"/>
-      <w:r>
-        <w:rPr>
-          <w:bCs/>
-        </w:rPr>
-        <w:t xml:space="preserve"> Router West (</w:t>
-      </w:r>
-      <w:proofErr w:type="spellStart"/>
-      <w:r>
-        <w:rPr>
-          <w:bCs/>
-        </w:rPr>
-        <w:t>ví</w:t>
-      </w:r>
-      <w:proofErr w:type="spellEnd"/>
-      <w:r>
-        <w:rPr>
-          <w:bCs/>
-        </w:rPr>
-        <w:t xml:space="preserve"> </w:t>
-      </w:r>
-      <w:proofErr w:type="spellStart"/>
-      <w:r>
-        <w:rPr>
-          <w:bCs/>
-        </w:rPr>
-        <w:t>dụ</w:t>
-      </w:r>
-      <w:proofErr w:type="spellEnd"/>
-      <w:r>
-        <w:rPr>
-          <w:bCs/>
-        </w:rPr>
-        <w:t xml:space="preserve"> </w:t>
-      </w:r>
-      <w:proofErr w:type="spellStart"/>
-      <w:r>
-        <w:rPr>
-          <w:bCs/>
-        </w:rPr>
-        <w:t>mạng</w:t>
-      </w:r>
-      <w:proofErr w:type="spellEnd"/>
-      <w:r>
-        <w:rPr>
-          <w:bCs/>
-        </w:rPr>
-        <w:t xml:space="preserve"> 192.168.0.0 </w:t>
-      </w:r>
-      <w:proofErr w:type="spellStart"/>
-      <w:r>
-        <w:rPr>
-          <w:bCs/>
-        </w:rPr>
-        <w:t>và</w:t>
-      </w:r>
-      <w:proofErr w:type="spellEnd"/>
-      <w:r>
-        <w:rPr>
-          <w:bCs/>
-        </w:rPr>
-        <w:t xml:space="preserve"> 10.0.0.0).</w:t>
-      </w:r>
-    </w:p>
-    <w:p>
-      <w:pPr>
-        <w:rPr>
-          <w:bCs/>
-        </w:rPr>
-      </w:pPr>
-      <w:r>
-        <w:rPr>
-          <w:bCs/>
-        </w:rPr>
-        <w:t xml:space="preserve">  </w:t>
-      </w:r>
-      <w:proofErr w:type="spellStart"/>
-      <w:r>
-        <w:rPr>
-          <w:bCs/>
-        </w:rPr>
-        <w:t>Chữ</w:t>
-      </w:r>
-      <w:proofErr w:type="spellEnd"/>
-      <w:r>
-        <w:rPr>
-          <w:bCs/>
-        </w:rPr>
-        <w:t xml:space="preserve"> R (RIP): </w:t>
-      </w:r>
-      <w:proofErr w:type="spellStart"/>
-      <w:r>
-        <w:rPr>
-          <w:bCs/>
-        </w:rPr>
-        <w:t>Đại</w:t>
-      </w:r>
-      <w:proofErr w:type="spellEnd"/>
-      <w:r>
-        <w:rPr>
-          <w:bCs/>
-        </w:rPr>
-        <w:t xml:space="preserve"> </w:t>
-      </w:r>
-      <w:proofErr w:type="spellStart"/>
-      <w:r>
-        <w:rPr>
-          <w:bCs/>
-        </w:rPr>
-        <w:t>diện</w:t>
-      </w:r>
-      <w:proofErr w:type="spellEnd"/>
-      <w:r>
-        <w:rPr>
-          <w:bCs/>
-        </w:rPr>
-        <w:t xml:space="preserve"> </w:t>
-      </w:r>
-      <w:proofErr w:type="spellStart"/>
-      <w:r>
-        <w:rPr>
-          <w:bCs/>
-        </w:rPr>
-        <w:t>cho</w:t>
-      </w:r>
-      <w:proofErr w:type="spellEnd"/>
-      <w:r>
-        <w:rPr>
-          <w:bCs/>
-        </w:rPr>
-        <w:t xml:space="preserve"> </w:t>
-      </w:r>
-      <w:proofErr w:type="spellStart"/>
-      <w:r>
-        <w:rPr>
-          <w:bCs/>
-        </w:rPr>
-        <w:t>các</w:t>
-      </w:r>
-      <w:proofErr w:type="spellEnd"/>
-      <w:r>
-        <w:rPr>
-          <w:bCs/>
-        </w:rPr>
-        <w:t xml:space="preserve"> </w:t>
-      </w:r>
-      <w:proofErr w:type="spellStart"/>
-      <w:r>
-        <w:rPr>
-          <w:bCs/>
-        </w:rPr>
-        <w:t>dải</w:t>
-      </w:r>
-      <w:proofErr w:type="spellEnd"/>
-      <w:r>
-        <w:rPr>
-          <w:bCs/>
-        </w:rPr>
-        <w:t xml:space="preserve"> </w:t>
-      </w:r>
-      <w:proofErr w:type="spellStart"/>
-      <w:r>
-        <w:rPr>
-          <w:bCs/>
-        </w:rPr>
-        <w:t>mạng</w:t>
-      </w:r>
-      <w:proofErr w:type="spellEnd"/>
-      <w:r>
-        <w:rPr>
-          <w:bCs/>
-        </w:rPr>
-        <w:t xml:space="preserve"> ở xa </w:t>
-      </w:r>
-      <w:proofErr w:type="spellStart"/>
-      <w:r>
-        <w:rPr>
-          <w:bCs/>
-        </w:rPr>
-        <w:t>mà</w:t>
-      </w:r>
-      <w:proofErr w:type="spellEnd"/>
-      <w:r>
-        <w:rPr>
-          <w:bCs/>
-        </w:rPr>
-        <w:t xml:space="preserve"> Router West </w:t>
-      </w:r>
-      <w:proofErr w:type="spellStart"/>
-      <w:r>
-        <w:rPr>
-          <w:bCs/>
-        </w:rPr>
-        <w:t>tự</w:t>
-      </w:r>
-      <w:proofErr w:type="spellEnd"/>
-      <w:r>
-        <w:rPr>
-          <w:bCs/>
-        </w:rPr>
-        <w:t xml:space="preserve"> </w:t>
-      </w:r>
-      <w:proofErr w:type="spellStart"/>
-      <w:r>
-        <w:rPr>
-          <w:bCs/>
-        </w:rPr>
-        <w:t>động</w:t>
-      </w:r>
-      <w:proofErr w:type="spellEnd"/>
-      <w:r>
-        <w:rPr>
-          <w:bCs/>
-        </w:rPr>
-        <w:t xml:space="preserve"> </w:t>
-      </w:r>
-      <w:proofErr w:type="spellStart"/>
-      <w:r>
-        <w:rPr>
-          <w:bCs/>
-        </w:rPr>
-        <w:t>học</w:t>
-      </w:r>
-      <w:proofErr w:type="spellEnd"/>
-      <w:r>
-        <w:rPr>
-          <w:bCs/>
-        </w:rPr>
-        <w:t xml:space="preserve"> </w:t>
-      </w:r>
-      <w:proofErr w:type="spellStart"/>
-      <w:r>
-        <w:rPr>
-          <w:bCs/>
-        </w:rPr>
-        <w:t>được</w:t>
-      </w:r>
-      <w:proofErr w:type="spellEnd"/>
-      <w:r>
-        <w:rPr>
-          <w:bCs/>
-        </w:rPr>
-        <w:t xml:space="preserve"> </w:t>
-      </w:r>
-      <w:proofErr w:type="spellStart"/>
-      <w:r>
-        <w:rPr>
-          <w:bCs/>
-        </w:rPr>
-        <w:t>từ</w:t>
-      </w:r>
-      <w:proofErr w:type="spellEnd"/>
-      <w:r>
-        <w:rPr>
-          <w:bCs/>
-        </w:rPr>
-        <w:t xml:space="preserve"> </w:t>
-      </w:r>
-      <w:proofErr w:type="spellStart"/>
-      <w:r>
-        <w:rPr>
-          <w:bCs/>
-        </w:rPr>
-        <w:t>các</w:t>
-      </w:r>
-      <w:proofErr w:type="spellEnd"/>
-      <w:r>
-        <w:rPr>
-          <w:bCs/>
-        </w:rPr>
-        <w:t xml:space="preserve"> Router </w:t>
-      </w:r>
-      <w:proofErr w:type="spellStart"/>
-      <w:r>
-        <w:rPr>
-          <w:bCs/>
-        </w:rPr>
-        <w:t>khác</w:t>
-      </w:r>
-      <w:proofErr w:type="spellEnd"/>
-      <w:r>
-        <w:rPr>
-          <w:bCs/>
-        </w:rPr>
-        <w:t xml:space="preserve"> </w:t>
-      </w:r>
-      <w:proofErr w:type="spellStart"/>
-      <w:r>
-        <w:rPr>
-          <w:bCs/>
-        </w:rPr>
-        <w:t>thông</w:t>
-      </w:r>
-      <w:proofErr w:type="spellEnd"/>
-      <w:r>
-        <w:rPr>
-          <w:bCs/>
-        </w:rPr>
-        <w:t xml:space="preserve"> qua </w:t>
-      </w:r>
-      <w:proofErr w:type="spellStart"/>
-      <w:r>
-        <w:rPr>
-          <w:bCs/>
-        </w:rPr>
-        <w:t>giao</w:t>
-      </w:r>
-      <w:proofErr w:type="spellEnd"/>
-      <w:r>
-        <w:rPr>
-          <w:bCs/>
-        </w:rPr>
-        <w:t xml:space="preserve"> </w:t>
-      </w:r>
-      <w:proofErr w:type="spellStart"/>
-      <w:r>
-        <w:rPr>
-          <w:bCs/>
-        </w:rPr>
-        <w:t>thức</w:t>
-      </w:r>
-      <w:proofErr w:type="spellEnd"/>
-      <w:r>
-        <w:rPr>
-          <w:bCs/>
-        </w:rPr>
-        <w:t xml:space="preserve"> </w:t>
-      </w:r>
-      <w:proofErr w:type="spellStart"/>
-      <w:r>
-        <w:rPr>
-          <w:bCs/>
-        </w:rPr>
-        <w:t>định</w:t>
-      </w:r>
-      <w:proofErr w:type="spellEnd"/>
-      <w:r>
-        <w:rPr>
-          <w:bCs/>
-        </w:rPr>
-        <w:t xml:space="preserve"> </w:t>
-      </w:r>
-      <w:proofErr w:type="spellStart"/>
-      <w:r>
-        <w:rPr>
-          <w:bCs/>
-        </w:rPr>
-        <w:t>tuyến</w:t>
-      </w:r>
-      <w:proofErr w:type="spellEnd"/>
-      <w:r>
-        <w:rPr>
-          <w:bCs/>
-        </w:rPr>
-        <w:t xml:space="preserve"> RIP (</w:t>
-      </w:r>
-      <w:proofErr w:type="spellStart"/>
-      <w:r>
-        <w:rPr>
-          <w:bCs/>
-        </w:rPr>
-        <w:t>ví</w:t>
-      </w:r>
-      <w:proofErr w:type="spellEnd"/>
-      <w:r>
-        <w:rPr>
-          <w:bCs/>
-        </w:rPr>
-        <w:t xml:space="preserve"> </w:t>
-      </w:r>
-      <w:proofErr w:type="spellStart"/>
-      <w:r>
-        <w:rPr>
-          <w:bCs/>
-        </w:rPr>
-        <w:t>dụ</w:t>
-      </w:r>
-      <w:proofErr w:type="spellEnd"/>
-      <w:r>
-        <w:rPr>
-          <w:bCs/>
-        </w:rPr>
-        <w:t xml:space="preserve"> </w:t>
-      </w:r>
-      <w:proofErr w:type="spellStart"/>
-      <w:r>
-        <w:rPr>
-          <w:bCs/>
-        </w:rPr>
-        <w:t>mạng</w:t>
-      </w:r>
-      <w:proofErr w:type="spellEnd"/>
-      <w:r>
-        <w:rPr>
-          <w:bCs/>
-        </w:rPr>
-        <w:t xml:space="preserve"> 192.168.1.0 </w:t>
-      </w:r>
-      <w:proofErr w:type="spellStart"/>
-      <w:r>
-        <w:rPr>
-          <w:bCs/>
-        </w:rPr>
-        <w:t>hoặc</w:t>
-      </w:r>
-      <w:proofErr w:type="spellEnd"/>
-      <w:r>
-        <w:rPr>
-          <w:bCs/>
-        </w:rPr>
-        <w:t xml:space="preserve"> 192.168.2.0).</w:t>
-      </w:r>
-    </w:p>
-    <w:p>
-      <w:pPr>
-        <w:rPr>
-          <w:bCs/>
-        </w:rPr>
-      </w:pPr>
-      <w:r>
-        <w:rPr>
-          <w:bCs/>
-        </w:rPr>
-        <w:t xml:space="preserve">  </w:t>
-      </w:r>
-      <w:proofErr w:type="spellStart"/>
-      <w:r>
-        <w:rPr>
-          <w:bCs/>
-        </w:rPr>
-        <w:t>Cụm</w:t>
-      </w:r>
-      <w:proofErr w:type="spellEnd"/>
-      <w:r>
-        <w:rPr>
-          <w:bCs/>
-        </w:rPr>
-        <w:t xml:space="preserve"> </w:t>
-      </w:r>
-      <w:proofErr w:type="spellStart"/>
-      <w:r>
-        <w:rPr>
-          <w:bCs/>
-        </w:rPr>
-        <w:t>số</w:t>
-      </w:r>
-      <w:proofErr w:type="spellEnd"/>
-      <w:r>
-        <w:rPr>
-          <w:bCs/>
-        </w:rPr>
-        <w:t xml:space="preserve"> [120/1] </w:t>
-      </w:r>
-      <w:proofErr w:type="spellStart"/>
-      <w:r>
-        <w:rPr>
-          <w:bCs/>
-        </w:rPr>
-        <w:t>hoặc</w:t>
-      </w:r>
-      <w:proofErr w:type="spellEnd"/>
-      <w:r>
-        <w:rPr>
-          <w:bCs/>
-        </w:rPr>
-        <w:t xml:space="preserve"> [120/2]:</w:t>
+        <w:t>  Chữ C (Connected): Đại diện cho các dải mạng được cắm dây trực tiếp vào Router West (ví dụ mạng 192.168.0.0 và 10.0.0.0).</w:t>
+      </w:r>
+    </w:p>
+    <w:p>
+      <w:pPr>
+        <w:rPr>
+          <w:bCs/>
+        </w:rPr>
+      </w:pPr>
+      <w:r>
+        <w:rPr>
+          <w:bCs/>
+        </w:rPr>
+        <w:t>  Chữ R (RIP): Đại diện cho các dải mạng ở xa mà Router West tự động học được từ các Router khác thông qua giao thức định tuyến RIP (ví dụ mạng 192.168.1.0 hoặc 192.168.2.0).</w:t>
+      </w:r>
+    </w:p>
+    <w:p>
+      <w:pPr>
+        <w:rPr>
+          <w:bCs/>
+        </w:rPr>
+      </w:pPr>
+      <w:r>
+        <w:rPr>
+          <w:bCs/>
+        </w:rPr>
+        <w:t>  Cụm số [120/1] hoặc [120/2]:</w:t>
       </w:r>
     </w:p>
     <w:p>
@@ -3913,133 +2853,7 @@
         <w:rPr>
           <w:bCs/>
         </w:rPr>
-        <w:t xml:space="preserve">120: </w:t>
-      </w:r>
-      <w:proofErr w:type="spellStart"/>
-      <w:r>
-        <w:rPr>
-          <w:bCs/>
-        </w:rPr>
-        <w:t>Là</w:t>
-      </w:r>
-      <w:proofErr w:type="spellEnd"/>
-      <w:r>
-        <w:rPr>
-          <w:bCs/>
-        </w:rPr>
-        <w:t xml:space="preserve"> </w:t>
-      </w:r>
-      <w:proofErr w:type="spellStart"/>
-      <w:r>
-        <w:rPr>
-          <w:bCs/>
-        </w:rPr>
-        <w:t>độ</w:t>
-      </w:r>
-      <w:proofErr w:type="spellEnd"/>
-      <w:r>
-        <w:rPr>
-          <w:bCs/>
-        </w:rPr>
-        <w:t xml:space="preserve"> </w:t>
-      </w:r>
-      <w:proofErr w:type="spellStart"/>
-      <w:r>
-        <w:rPr>
-          <w:bCs/>
-        </w:rPr>
-        <w:t>ưu</w:t>
-      </w:r>
-      <w:proofErr w:type="spellEnd"/>
-      <w:r>
-        <w:rPr>
-          <w:bCs/>
-        </w:rPr>
-        <w:t xml:space="preserve"> </w:t>
-      </w:r>
-      <w:proofErr w:type="spellStart"/>
-      <w:r>
-        <w:rPr>
-          <w:bCs/>
-        </w:rPr>
-        <w:t>tiên</w:t>
-      </w:r>
-      <w:proofErr w:type="spellEnd"/>
-      <w:r>
-        <w:rPr>
-          <w:bCs/>
-        </w:rPr>
-        <w:t xml:space="preserve"> (Administrative Distance) </w:t>
-      </w:r>
-      <w:proofErr w:type="spellStart"/>
-      <w:r>
-        <w:rPr>
-          <w:bCs/>
-        </w:rPr>
-        <w:t>mặc</w:t>
-      </w:r>
-      <w:proofErr w:type="spellEnd"/>
-      <w:r>
-        <w:rPr>
-          <w:bCs/>
-        </w:rPr>
-        <w:t xml:space="preserve"> </w:t>
-      </w:r>
-      <w:proofErr w:type="spellStart"/>
-      <w:r>
-        <w:rPr>
-          <w:bCs/>
-        </w:rPr>
-        <w:t>định</w:t>
-      </w:r>
-      <w:proofErr w:type="spellEnd"/>
-      <w:r>
-        <w:rPr>
-          <w:bCs/>
-        </w:rPr>
-        <w:t xml:space="preserve"> </w:t>
-      </w:r>
-      <w:proofErr w:type="spellStart"/>
-      <w:r>
-        <w:rPr>
-          <w:bCs/>
-        </w:rPr>
-        <w:t>của</w:t>
-      </w:r>
-      <w:proofErr w:type="spellEnd"/>
-      <w:r>
-        <w:rPr>
-          <w:bCs/>
-        </w:rPr>
-        <w:t xml:space="preserve"> </w:t>
-      </w:r>
-      <w:proofErr w:type="spellStart"/>
-      <w:r>
-        <w:rPr>
-          <w:bCs/>
-        </w:rPr>
-        <w:t>giao</w:t>
-      </w:r>
-      <w:proofErr w:type="spellEnd"/>
-      <w:r>
-        <w:rPr>
-          <w:bCs/>
-        </w:rPr>
-        <w:t xml:space="preserve"> </w:t>
-      </w:r>
-      <w:proofErr w:type="spellStart"/>
-      <w:r>
-        <w:rPr>
-          <w:bCs/>
-        </w:rPr>
-        <w:t>thức</w:t>
-      </w:r>
-      <w:proofErr w:type="spellEnd"/>
-      <w:r>
-        <w:rPr>
-          <w:bCs/>
-        </w:rPr>
-        <w:t xml:space="preserve"> RIP.</w:t>
+        <w:t>120: Là độ ưu tiên (Administrative Distance) mặc định của giao thức RIP.</w:t>
       </w:r>
     </w:p>
     <w:p>
@@ -4056,426 +2870,20 @@
         <w:rPr>
           <w:bCs/>
         </w:rPr>
-        <w:t xml:space="preserve">1 </w:t>
-      </w:r>
-      <w:proofErr w:type="spellStart"/>
-      <w:r>
-        <w:rPr>
-          <w:bCs/>
-        </w:rPr>
-        <w:t>hoặc</w:t>
-      </w:r>
-      <w:proofErr w:type="spellEnd"/>
-      <w:r>
-        <w:rPr>
-          <w:bCs/>
-        </w:rPr>
-        <w:t xml:space="preserve"> 2: </w:t>
-      </w:r>
-      <w:proofErr w:type="spellStart"/>
-      <w:r>
-        <w:rPr>
-          <w:bCs/>
-        </w:rPr>
-        <w:t>Là</w:t>
-      </w:r>
-      <w:proofErr w:type="spellEnd"/>
-      <w:r>
-        <w:rPr>
-          <w:bCs/>
-        </w:rPr>
-        <w:t xml:space="preserve"> </w:t>
-      </w:r>
-      <w:proofErr w:type="spellStart"/>
-      <w:r>
-        <w:rPr>
-          <w:bCs/>
-        </w:rPr>
-        <w:t>số</w:t>
-      </w:r>
-      <w:proofErr w:type="spellEnd"/>
-      <w:r>
-        <w:rPr>
-          <w:bCs/>
-        </w:rPr>
-        <w:t xml:space="preserve"> </w:t>
-      </w:r>
-      <w:proofErr w:type="spellStart"/>
-      <w:r>
-        <w:rPr>
-          <w:bCs/>
-        </w:rPr>
-        <w:t>bước</w:t>
-      </w:r>
-      <w:proofErr w:type="spellEnd"/>
-      <w:r>
-        <w:rPr>
-          <w:bCs/>
-        </w:rPr>
-        <w:t xml:space="preserve"> </w:t>
-      </w:r>
-      <w:proofErr w:type="spellStart"/>
-      <w:r>
-        <w:rPr>
-          <w:bCs/>
-        </w:rPr>
-        <w:t>nhảy</w:t>
-      </w:r>
-      <w:proofErr w:type="spellEnd"/>
-      <w:r>
-        <w:rPr>
-          <w:bCs/>
-        </w:rPr>
-        <w:t xml:space="preserve"> (Hop count). </w:t>
-      </w:r>
-      <w:proofErr w:type="spellStart"/>
-      <w:r>
-        <w:rPr>
-          <w:bCs/>
-        </w:rPr>
-        <w:t>Ví</w:t>
-      </w:r>
-      <w:proofErr w:type="spellEnd"/>
-      <w:r>
-        <w:rPr>
-          <w:bCs/>
-        </w:rPr>
-        <w:t xml:space="preserve"> </w:t>
-      </w:r>
-      <w:proofErr w:type="spellStart"/>
-      <w:r>
-        <w:rPr>
-          <w:bCs/>
-        </w:rPr>
-        <w:t>dụ</w:t>
-      </w:r>
-      <w:proofErr w:type="spellEnd"/>
-      <w:r>
-        <w:rPr>
-          <w:bCs/>
-        </w:rPr>
-        <w:t xml:space="preserve"> 1 </w:t>
-      </w:r>
-      <w:proofErr w:type="spellStart"/>
-      <w:r>
-        <w:rPr>
-          <w:bCs/>
-        </w:rPr>
-        <w:t>nghĩa</w:t>
-      </w:r>
-      <w:proofErr w:type="spellEnd"/>
-      <w:r>
-        <w:rPr>
-          <w:bCs/>
-        </w:rPr>
-        <w:t xml:space="preserve"> </w:t>
-      </w:r>
-      <w:proofErr w:type="spellStart"/>
-      <w:r>
-        <w:rPr>
-          <w:bCs/>
-        </w:rPr>
-        <w:t>là</w:t>
-      </w:r>
-      <w:proofErr w:type="spellEnd"/>
-      <w:r>
-        <w:rPr>
-          <w:bCs/>
-        </w:rPr>
-        <w:t xml:space="preserve"> </w:t>
-      </w:r>
-      <w:proofErr w:type="spellStart"/>
-      <w:r>
-        <w:rPr>
-          <w:bCs/>
-        </w:rPr>
-        <w:t>gói</w:t>
-      </w:r>
-      <w:proofErr w:type="spellEnd"/>
-      <w:r>
-        <w:rPr>
-          <w:bCs/>
-        </w:rPr>
-        <w:t xml:space="preserve"> tin </w:t>
-      </w:r>
-      <w:proofErr w:type="spellStart"/>
-      <w:r>
-        <w:rPr>
-          <w:bCs/>
-        </w:rPr>
-        <w:t>phải</w:t>
-      </w:r>
-      <w:proofErr w:type="spellEnd"/>
-      <w:r>
-        <w:rPr>
-          <w:bCs/>
-        </w:rPr>
-        <w:t xml:space="preserve"> </w:t>
-      </w:r>
-      <w:proofErr w:type="spellStart"/>
-      <w:r>
-        <w:rPr>
-          <w:bCs/>
-        </w:rPr>
-        <w:t>nhảy</w:t>
-      </w:r>
-      <w:proofErr w:type="spellEnd"/>
-      <w:r>
-        <w:rPr>
-          <w:bCs/>
-        </w:rPr>
-        <w:t xml:space="preserve"> qua 1 Router </w:t>
-      </w:r>
-      <w:proofErr w:type="spellStart"/>
-      <w:r>
-        <w:rPr>
-          <w:bCs/>
-        </w:rPr>
-        <w:t>nữa</w:t>
-      </w:r>
-      <w:proofErr w:type="spellEnd"/>
-      <w:r>
-        <w:rPr>
-          <w:bCs/>
-        </w:rPr>
-        <w:t xml:space="preserve"> </w:t>
-      </w:r>
-      <w:proofErr w:type="spellStart"/>
-      <w:r>
-        <w:rPr>
-          <w:bCs/>
-        </w:rPr>
-        <w:t>mới</w:t>
-      </w:r>
-      <w:proofErr w:type="spellEnd"/>
-      <w:r>
-        <w:rPr>
-          <w:bCs/>
-        </w:rPr>
-        <w:t xml:space="preserve"> </w:t>
-      </w:r>
-      <w:proofErr w:type="spellStart"/>
-      <w:r>
-        <w:rPr>
-          <w:bCs/>
-        </w:rPr>
-        <w:t>đến</w:t>
-      </w:r>
-      <w:proofErr w:type="spellEnd"/>
-      <w:r>
-        <w:rPr>
-          <w:bCs/>
-        </w:rPr>
-        <w:t xml:space="preserve"> </w:t>
-      </w:r>
-      <w:proofErr w:type="spellStart"/>
-      <w:r>
-        <w:rPr>
-          <w:bCs/>
-        </w:rPr>
-        <w:t>được</w:t>
-      </w:r>
-      <w:proofErr w:type="spellEnd"/>
-      <w:r>
-        <w:rPr>
-          <w:bCs/>
-        </w:rPr>
-        <w:t xml:space="preserve"> </w:t>
-      </w:r>
-      <w:proofErr w:type="spellStart"/>
-      <w:r>
-        <w:rPr>
-          <w:bCs/>
-        </w:rPr>
-        <w:t>mạng</w:t>
-      </w:r>
-      <w:proofErr w:type="spellEnd"/>
-      <w:r>
-        <w:rPr>
-          <w:bCs/>
-        </w:rPr>
-        <w:t xml:space="preserve"> </w:t>
-      </w:r>
-      <w:proofErr w:type="spellStart"/>
-      <w:r>
-        <w:rPr>
-          <w:bCs/>
-        </w:rPr>
-        <w:t>đích</w:t>
-      </w:r>
-      <w:proofErr w:type="spellEnd"/>
-      <w:r>
-        <w:rPr>
-          <w:bCs/>
-        </w:rPr>
-        <w:t>.</w:t>
-      </w:r>
-    </w:p>
-    <w:p>
-      <w:pPr>
-        <w:rPr>
-          <w:bCs/>
-        </w:rPr>
-      </w:pPr>
-      <w:r>
-        <w:rPr>
-          <w:bCs/>
-        </w:rPr>
-        <w:t xml:space="preserve">  via [IP]: </w:t>
-      </w:r>
-      <w:proofErr w:type="spellStart"/>
-      <w:r>
-        <w:rPr>
-          <w:bCs/>
-        </w:rPr>
-        <w:t>Là</w:t>
-      </w:r>
-      <w:proofErr w:type="spellEnd"/>
-      <w:r>
-        <w:rPr>
-          <w:bCs/>
-        </w:rPr>
-        <w:t xml:space="preserve"> </w:t>
-      </w:r>
-      <w:proofErr w:type="spellStart"/>
-      <w:r>
-        <w:rPr>
-          <w:bCs/>
-        </w:rPr>
-        <w:t>địa</w:t>
-      </w:r>
-      <w:proofErr w:type="spellEnd"/>
-      <w:r>
-        <w:rPr>
-          <w:bCs/>
-        </w:rPr>
-        <w:t xml:space="preserve"> </w:t>
-      </w:r>
-      <w:proofErr w:type="spellStart"/>
-      <w:r>
-        <w:rPr>
-          <w:bCs/>
-        </w:rPr>
-        <w:t>chỉ</w:t>
-      </w:r>
-      <w:proofErr w:type="spellEnd"/>
-      <w:r>
-        <w:rPr>
-          <w:bCs/>
-        </w:rPr>
-        <w:t xml:space="preserve"> IP </w:t>
-      </w:r>
-      <w:proofErr w:type="spellStart"/>
-      <w:r>
-        <w:rPr>
-          <w:bCs/>
-        </w:rPr>
-        <w:t>của</w:t>
-      </w:r>
-      <w:proofErr w:type="spellEnd"/>
-      <w:r>
-        <w:rPr>
-          <w:bCs/>
-        </w:rPr>
-        <w:t xml:space="preserve"> </w:t>
-      </w:r>
-      <w:proofErr w:type="spellStart"/>
-      <w:r>
-        <w:rPr>
-          <w:bCs/>
-        </w:rPr>
-        <w:t>trạm</w:t>
-      </w:r>
-      <w:proofErr w:type="spellEnd"/>
-      <w:r>
-        <w:rPr>
-          <w:bCs/>
-        </w:rPr>
-        <w:t xml:space="preserve"> </w:t>
-      </w:r>
-      <w:proofErr w:type="spellStart"/>
-      <w:r>
-        <w:rPr>
-          <w:bCs/>
-        </w:rPr>
-        <w:t>kế</w:t>
-      </w:r>
-      <w:proofErr w:type="spellEnd"/>
-      <w:r>
-        <w:rPr>
-          <w:bCs/>
-        </w:rPr>
-        <w:t xml:space="preserve"> </w:t>
-      </w:r>
-      <w:proofErr w:type="spellStart"/>
-      <w:r>
-        <w:rPr>
-          <w:bCs/>
-        </w:rPr>
-        <w:t>tiếp</w:t>
-      </w:r>
-      <w:proofErr w:type="spellEnd"/>
-      <w:r>
-        <w:rPr>
-          <w:bCs/>
-        </w:rPr>
-        <w:t xml:space="preserve"> (Next-hop) </w:t>
-      </w:r>
-      <w:proofErr w:type="spellStart"/>
-      <w:r>
-        <w:rPr>
-          <w:bCs/>
-        </w:rPr>
-        <w:t>mà</w:t>
-      </w:r>
-      <w:proofErr w:type="spellEnd"/>
-      <w:r>
-        <w:rPr>
-          <w:bCs/>
-        </w:rPr>
-        <w:t xml:space="preserve"> Router West </w:t>
-      </w:r>
-      <w:proofErr w:type="spellStart"/>
-      <w:r>
-        <w:rPr>
-          <w:bCs/>
-        </w:rPr>
-        <w:t>sẽ</w:t>
-      </w:r>
-      <w:proofErr w:type="spellEnd"/>
-      <w:r>
-        <w:rPr>
-          <w:bCs/>
-        </w:rPr>
-        <w:t xml:space="preserve"> </w:t>
-      </w:r>
-      <w:proofErr w:type="spellStart"/>
-      <w:r>
-        <w:rPr>
-          <w:bCs/>
-        </w:rPr>
-        <w:t>ném</w:t>
-      </w:r>
-      <w:proofErr w:type="spellEnd"/>
-      <w:r>
-        <w:rPr>
-          <w:bCs/>
-        </w:rPr>
-        <w:t xml:space="preserve"> </w:t>
-      </w:r>
-      <w:proofErr w:type="spellStart"/>
-      <w:r>
-        <w:rPr>
-          <w:bCs/>
-        </w:rPr>
-        <w:t>gói</w:t>
-      </w:r>
-      <w:proofErr w:type="spellEnd"/>
-      <w:r>
-        <w:rPr>
-          <w:bCs/>
-        </w:rPr>
-        <w:t xml:space="preserve"> tin sang.</w:t>
+        <w:t>1 hoặc 2: Là số bước nhảy (Hop count). Ví dụ 1 nghĩa là gói tin phải nhảy qua 1 Router nữa mới đến được mạng đích.</w:t>
+      </w:r>
+    </w:p>
+    <w:p>
+      <w:pPr>
+        <w:rPr>
+          <w:bCs/>
+        </w:rPr>
+      </w:pPr>
+      <w:r>
+        <w:rPr>
+          <w:bCs/>
+        </w:rPr>
+        <w:t>  via [IP]: Là địa chỉ IP của trạm kế tiếp (Next-hop) mà Router West sẽ ném gói tin sang.</w:t>
       </w:r>
     </w:p>
     <w:p>
@@ -4553,816 +2961,46 @@
         <w:rPr>
           <w:bCs/>
         </w:rPr>
-        <w:t xml:space="preserve">  </w:t>
-      </w:r>
-      <w:proofErr w:type="spellStart"/>
-      <w:r>
-        <w:rPr>
-          <w:bCs/>
-        </w:rPr>
-        <w:t>Chặng</w:t>
-      </w:r>
-      <w:proofErr w:type="spellEnd"/>
-      <w:r>
-        <w:rPr>
-          <w:bCs/>
-        </w:rPr>
-        <w:t xml:space="preserve"> 1 (192.168.0.1): </w:t>
-      </w:r>
-      <w:proofErr w:type="spellStart"/>
-      <w:r>
-        <w:rPr>
-          <w:bCs/>
-        </w:rPr>
-        <w:t>Gói</w:t>
-      </w:r>
-      <w:proofErr w:type="spellEnd"/>
-      <w:r>
-        <w:rPr>
-          <w:bCs/>
-        </w:rPr>
-        <w:t xml:space="preserve"> tin </w:t>
-      </w:r>
-      <w:proofErr w:type="spellStart"/>
-      <w:r>
-        <w:rPr>
-          <w:bCs/>
-        </w:rPr>
-        <w:t>đi</w:t>
-      </w:r>
-      <w:proofErr w:type="spellEnd"/>
-      <w:r>
-        <w:rPr>
-          <w:bCs/>
-        </w:rPr>
-        <w:t xml:space="preserve"> </w:t>
-      </w:r>
-      <w:proofErr w:type="spellStart"/>
-      <w:r>
-        <w:rPr>
-          <w:bCs/>
-        </w:rPr>
-        <w:t>từ</w:t>
-      </w:r>
-      <w:proofErr w:type="spellEnd"/>
-      <w:r>
-        <w:rPr>
-          <w:bCs/>
-        </w:rPr>
-        <w:t xml:space="preserve"> PC1 </w:t>
-      </w:r>
-      <w:proofErr w:type="spellStart"/>
-      <w:r>
-        <w:rPr>
-          <w:bCs/>
-        </w:rPr>
-        <w:t>lên</w:t>
-      </w:r>
-      <w:proofErr w:type="spellEnd"/>
-      <w:r>
-        <w:rPr>
-          <w:bCs/>
-        </w:rPr>
-        <w:t xml:space="preserve"> </w:t>
-      </w:r>
-      <w:proofErr w:type="spellStart"/>
-      <w:r>
-        <w:rPr>
-          <w:bCs/>
-        </w:rPr>
-        <w:t>cổng</w:t>
-      </w:r>
-      <w:proofErr w:type="spellEnd"/>
-      <w:r>
-        <w:rPr>
-          <w:bCs/>
-        </w:rPr>
-        <w:t xml:space="preserve"> Gateway </w:t>
-      </w:r>
-      <w:proofErr w:type="spellStart"/>
-      <w:r>
-        <w:rPr>
-          <w:bCs/>
-        </w:rPr>
-        <w:t>của</w:t>
-      </w:r>
-      <w:proofErr w:type="spellEnd"/>
-      <w:r>
-        <w:rPr>
-          <w:bCs/>
-        </w:rPr>
-        <w:t xml:space="preserve"> Router West.</w:t>
-      </w:r>
-    </w:p>
-    <w:p>
-      <w:pPr>
-        <w:rPr>
-          <w:bCs/>
-        </w:rPr>
-      </w:pPr>
-      <w:r>
-        <w:rPr>
-          <w:bCs/>
-        </w:rPr>
-        <w:t xml:space="preserve">  </w:t>
-      </w:r>
-      <w:proofErr w:type="spellStart"/>
-      <w:r>
-        <w:rPr>
-          <w:bCs/>
-        </w:rPr>
-        <w:t>Chặng</w:t>
-      </w:r>
-      <w:proofErr w:type="spellEnd"/>
-      <w:r>
-        <w:rPr>
-          <w:bCs/>
-        </w:rPr>
-        <w:t xml:space="preserve"> 2 (10.0.0.2): Router West </w:t>
-      </w:r>
-      <w:proofErr w:type="spellStart"/>
-      <w:r>
-        <w:rPr>
-          <w:bCs/>
-        </w:rPr>
-        <w:t>chuyển</w:t>
-      </w:r>
-      <w:proofErr w:type="spellEnd"/>
-      <w:r>
-        <w:rPr>
-          <w:bCs/>
-        </w:rPr>
-        <w:t xml:space="preserve"> </w:t>
-      </w:r>
-      <w:proofErr w:type="spellStart"/>
-      <w:r>
-        <w:rPr>
-          <w:bCs/>
-        </w:rPr>
-        <w:t>tiếp</w:t>
-      </w:r>
-      <w:proofErr w:type="spellEnd"/>
-      <w:r>
-        <w:rPr>
-          <w:bCs/>
-        </w:rPr>
-        <w:t xml:space="preserve"> </w:t>
-      </w:r>
-      <w:proofErr w:type="spellStart"/>
-      <w:r>
-        <w:rPr>
-          <w:bCs/>
-        </w:rPr>
-        <w:t>gói</w:t>
-      </w:r>
-      <w:proofErr w:type="spellEnd"/>
-      <w:r>
-        <w:rPr>
-          <w:bCs/>
-        </w:rPr>
-        <w:t xml:space="preserve"> tin sang Router Central.</w:t>
-      </w:r>
-    </w:p>
-    <w:p>
-      <w:pPr>
-        <w:rPr>
-          <w:bCs/>
-        </w:rPr>
-      </w:pPr>
-      <w:r>
-        <w:rPr>
-          <w:bCs/>
-        </w:rPr>
-        <w:t xml:space="preserve">  </w:t>
-      </w:r>
-      <w:proofErr w:type="spellStart"/>
-      <w:r>
-        <w:rPr>
-          <w:bCs/>
-        </w:rPr>
-        <w:t>Chặng</w:t>
-      </w:r>
-      <w:proofErr w:type="spellEnd"/>
-      <w:r>
-        <w:rPr>
-          <w:bCs/>
-        </w:rPr>
-        <w:t xml:space="preserve"> 3 (10.0.1.2): Router Central </w:t>
-      </w:r>
-      <w:proofErr w:type="spellStart"/>
-      <w:r>
-        <w:rPr>
-          <w:bCs/>
-        </w:rPr>
-        <w:t>chuyển</w:t>
-      </w:r>
-      <w:proofErr w:type="spellEnd"/>
-      <w:r>
-        <w:rPr>
-          <w:bCs/>
-        </w:rPr>
-        <w:t xml:space="preserve"> </w:t>
-      </w:r>
-      <w:proofErr w:type="spellStart"/>
-      <w:r>
-        <w:rPr>
-          <w:bCs/>
-        </w:rPr>
-        <w:t>tiếp</w:t>
-      </w:r>
-      <w:proofErr w:type="spellEnd"/>
-      <w:r>
-        <w:rPr>
-          <w:bCs/>
-        </w:rPr>
-        <w:t xml:space="preserve"> </w:t>
-      </w:r>
-      <w:proofErr w:type="spellStart"/>
-      <w:r>
-        <w:rPr>
-          <w:bCs/>
-        </w:rPr>
-        <w:t>gói</w:t>
-      </w:r>
-      <w:proofErr w:type="spellEnd"/>
-      <w:r>
-        <w:rPr>
-          <w:bCs/>
-        </w:rPr>
-        <w:t xml:space="preserve"> tin sang Router East.</w:t>
-      </w:r>
-    </w:p>
-    <w:p>
-      <w:pPr>
-        <w:rPr>
-          <w:bCs/>
-        </w:rPr>
-      </w:pPr>
-      <w:r>
-        <w:rPr>
-          <w:bCs/>
-        </w:rPr>
-        <w:t xml:space="preserve">  </w:t>
-      </w:r>
-      <w:proofErr w:type="spellStart"/>
-      <w:r>
-        <w:rPr>
-          <w:bCs/>
-        </w:rPr>
-        <w:t>Kết</w:t>
-      </w:r>
-      <w:proofErr w:type="spellEnd"/>
-      <w:r>
-        <w:rPr>
-          <w:bCs/>
-        </w:rPr>
-        <w:t xml:space="preserve"> </w:t>
-      </w:r>
-      <w:proofErr w:type="spellStart"/>
-      <w:r>
-        <w:rPr>
-          <w:bCs/>
-        </w:rPr>
-        <w:t>quả</w:t>
-      </w:r>
-      <w:proofErr w:type="spellEnd"/>
-      <w:r>
-        <w:rPr>
-          <w:bCs/>
-        </w:rPr>
-        <w:t xml:space="preserve">: </w:t>
-      </w:r>
-      <w:proofErr w:type="spellStart"/>
-      <w:r>
-        <w:rPr>
-          <w:bCs/>
-        </w:rPr>
-        <w:t>Gói</w:t>
-      </w:r>
-      <w:proofErr w:type="spellEnd"/>
-      <w:r>
-        <w:rPr>
-          <w:bCs/>
-        </w:rPr>
-        <w:t xml:space="preserve"> tin </w:t>
-      </w:r>
-      <w:proofErr w:type="spellStart"/>
-      <w:r>
-        <w:rPr>
-          <w:bCs/>
-        </w:rPr>
-        <w:t>đã</w:t>
-      </w:r>
-      <w:proofErr w:type="spellEnd"/>
-      <w:r>
-        <w:rPr>
-          <w:bCs/>
-        </w:rPr>
-        <w:t xml:space="preserve"> </w:t>
-      </w:r>
-      <w:proofErr w:type="spellStart"/>
-      <w:r>
-        <w:rPr>
-          <w:bCs/>
-        </w:rPr>
-        <w:t>đến</w:t>
-      </w:r>
-      <w:proofErr w:type="spellEnd"/>
-      <w:r>
-        <w:rPr>
-          <w:bCs/>
-        </w:rPr>
-        <w:t xml:space="preserve"> </w:t>
-      </w:r>
-      <w:proofErr w:type="spellStart"/>
-      <w:r>
-        <w:rPr>
-          <w:bCs/>
-        </w:rPr>
-        <w:t>được</w:t>
-      </w:r>
-      <w:proofErr w:type="spellEnd"/>
-      <w:r>
-        <w:rPr>
-          <w:bCs/>
-        </w:rPr>
-        <w:t xml:space="preserve"> </w:t>
-      </w:r>
-      <w:proofErr w:type="spellStart"/>
-      <w:r>
-        <w:rPr>
-          <w:bCs/>
-        </w:rPr>
-        <w:t>mạng</w:t>
-      </w:r>
-      <w:proofErr w:type="spellEnd"/>
-      <w:r>
-        <w:rPr>
-          <w:bCs/>
-        </w:rPr>
-        <w:t xml:space="preserve"> </w:t>
-      </w:r>
-      <w:proofErr w:type="spellStart"/>
-      <w:r>
-        <w:rPr>
-          <w:bCs/>
-        </w:rPr>
-        <w:t>đích</w:t>
-      </w:r>
-      <w:proofErr w:type="spellEnd"/>
-      <w:r>
-        <w:rPr>
-          <w:bCs/>
-        </w:rPr>
-        <w:t xml:space="preserve"> 192.168.2.0. </w:t>
-      </w:r>
-      <w:proofErr w:type="spellStart"/>
-      <w:r>
-        <w:rPr>
-          <w:bCs/>
-        </w:rPr>
-        <w:t>Việc</w:t>
-      </w:r>
-      <w:proofErr w:type="spellEnd"/>
-      <w:r>
-        <w:rPr>
-          <w:bCs/>
-        </w:rPr>
-        <w:t xml:space="preserve"> </w:t>
-      </w:r>
-      <w:proofErr w:type="spellStart"/>
-      <w:r>
-        <w:rPr>
-          <w:bCs/>
-        </w:rPr>
-        <w:t>xuất</w:t>
-      </w:r>
-      <w:proofErr w:type="spellEnd"/>
-      <w:r>
-        <w:rPr>
-          <w:bCs/>
-        </w:rPr>
-        <w:t xml:space="preserve"> </w:t>
-      </w:r>
-      <w:proofErr w:type="spellStart"/>
-      <w:r>
-        <w:rPr>
-          <w:bCs/>
-        </w:rPr>
-        <w:t>hiện</w:t>
-      </w:r>
-      <w:proofErr w:type="spellEnd"/>
-      <w:r>
-        <w:rPr>
-          <w:bCs/>
-        </w:rPr>
-        <w:t xml:space="preserve"> </w:t>
-      </w:r>
-      <w:proofErr w:type="spellStart"/>
-      <w:r>
-        <w:rPr>
-          <w:bCs/>
-        </w:rPr>
-        <w:t>thông</w:t>
-      </w:r>
-      <w:proofErr w:type="spellEnd"/>
-      <w:r>
-        <w:rPr>
-          <w:bCs/>
-        </w:rPr>
-        <w:t xml:space="preserve"> </w:t>
-      </w:r>
-      <w:proofErr w:type="spellStart"/>
-      <w:r>
-        <w:rPr>
-          <w:bCs/>
-        </w:rPr>
-        <w:t>báo</w:t>
-      </w:r>
-      <w:proofErr w:type="spellEnd"/>
-      <w:r>
-        <w:rPr>
-          <w:bCs/>
-        </w:rPr>
-        <w:t xml:space="preserve"> Destination port unreachable ở </w:t>
-      </w:r>
-      <w:proofErr w:type="spellStart"/>
-      <w:r>
-        <w:rPr>
-          <w:bCs/>
-        </w:rPr>
-        <w:t>cuối</w:t>
-      </w:r>
-      <w:proofErr w:type="spellEnd"/>
-      <w:r>
-        <w:rPr>
-          <w:bCs/>
-        </w:rPr>
-        <w:t xml:space="preserve"> </w:t>
-      </w:r>
-      <w:proofErr w:type="spellStart"/>
-      <w:r>
-        <w:rPr>
-          <w:bCs/>
-        </w:rPr>
-        <w:t>chặng</w:t>
-      </w:r>
-      <w:proofErr w:type="spellEnd"/>
-      <w:r>
-        <w:rPr>
-          <w:bCs/>
-        </w:rPr>
-        <w:t xml:space="preserve"> </w:t>
-      </w:r>
-      <w:proofErr w:type="spellStart"/>
-      <w:r>
-        <w:rPr>
-          <w:bCs/>
-        </w:rPr>
-        <w:t>là</w:t>
-      </w:r>
-      <w:proofErr w:type="spellEnd"/>
-      <w:r>
-        <w:rPr>
-          <w:bCs/>
-        </w:rPr>
-        <w:t xml:space="preserve"> do VPCS </w:t>
-      </w:r>
-      <w:proofErr w:type="spellStart"/>
-      <w:r>
-        <w:rPr>
-          <w:bCs/>
-        </w:rPr>
-        <w:t>trong</w:t>
-      </w:r>
-      <w:proofErr w:type="spellEnd"/>
-      <w:r>
-        <w:rPr>
-          <w:bCs/>
-        </w:rPr>
-        <w:t xml:space="preserve"> EVE-NG </w:t>
-      </w:r>
-      <w:proofErr w:type="spellStart"/>
-      <w:r>
-        <w:rPr>
-          <w:bCs/>
-        </w:rPr>
-        <w:t>phản</w:t>
-      </w:r>
-      <w:proofErr w:type="spellEnd"/>
-      <w:r>
-        <w:rPr>
-          <w:bCs/>
-        </w:rPr>
-        <w:t xml:space="preserve"> </w:t>
-      </w:r>
-      <w:proofErr w:type="spellStart"/>
-      <w:r>
-        <w:rPr>
-          <w:bCs/>
-        </w:rPr>
-        <w:t>hồi</w:t>
-      </w:r>
-      <w:proofErr w:type="spellEnd"/>
-      <w:r>
-        <w:rPr>
-          <w:bCs/>
-        </w:rPr>
-        <w:t xml:space="preserve"> </w:t>
-      </w:r>
-      <w:proofErr w:type="spellStart"/>
-      <w:r>
-        <w:rPr>
-          <w:bCs/>
-        </w:rPr>
-        <w:t>gói</w:t>
-      </w:r>
-      <w:proofErr w:type="spellEnd"/>
-      <w:r>
-        <w:rPr>
-          <w:bCs/>
-        </w:rPr>
-        <w:t xml:space="preserve"> tin ICMP </w:t>
-      </w:r>
-      <w:proofErr w:type="spellStart"/>
-      <w:r>
-        <w:rPr>
-          <w:bCs/>
-        </w:rPr>
-        <w:t>của</w:t>
-      </w:r>
-      <w:proofErr w:type="spellEnd"/>
-      <w:r>
-        <w:rPr>
-          <w:bCs/>
-        </w:rPr>
-        <w:t xml:space="preserve"> </w:t>
-      </w:r>
-      <w:proofErr w:type="spellStart"/>
-      <w:r>
-        <w:rPr>
-          <w:bCs/>
-        </w:rPr>
-        <w:t>lệnh</w:t>
-      </w:r>
-      <w:proofErr w:type="spellEnd"/>
-      <w:r>
-        <w:rPr>
-          <w:bCs/>
-        </w:rPr>
-        <w:t xml:space="preserve"> trace, </w:t>
-      </w:r>
-      <w:proofErr w:type="spellStart"/>
-      <w:r>
-        <w:rPr>
-          <w:bCs/>
-        </w:rPr>
-        <w:t>điều</w:t>
-      </w:r>
-      <w:proofErr w:type="spellEnd"/>
-      <w:r>
-        <w:rPr>
-          <w:bCs/>
-        </w:rPr>
-        <w:t xml:space="preserve"> </w:t>
-      </w:r>
-      <w:proofErr w:type="spellStart"/>
-      <w:r>
-        <w:rPr>
-          <w:bCs/>
-        </w:rPr>
-        <w:t>này</w:t>
-      </w:r>
-      <w:proofErr w:type="spellEnd"/>
-      <w:r>
-        <w:rPr>
-          <w:bCs/>
-        </w:rPr>
-        <w:t xml:space="preserve"> </w:t>
-      </w:r>
-      <w:proofErr w:type="spellStart"/>
-      <w:r>
-        <w:rPr>
-          <w:bCs/>
-        </w:rPr>
-        <w:t>hoàn</w:t>
-      </w:r>
-      <w:proofErr w:type="spellEnd"/>
-      <w:r>
-        <w:rPr>
-          <w:bCs/>
-        </w:rPr>
-        <w:t xml:space="preserve"> </w:t>
-      </w:r>
-      <w:proofErr w:type="spellStart"/>
-      <w:r>
-        <w:rPr>
-          <w:bCs/>
-        </w:rPr>
-        <w:t>toàn</w:t>
-      </w:r>
-      <w:proofErr w:type="spellEnd"/>
-      <w:r>
-        <w:rPr>
-          <w:bCs/>
-        </w:rPr>
-        <w:t xml:space="preserve"> </w:t>
-      </w:r>
-      <w:proofErr w:type="spellStart"/>
-      <w:r>
-        <w:rPr>
-          <w:bCs/>
-        </w:rPr>
-        <w:t>bình</w:t>
-      </w:r>
-      <w:proofErr w:type="spellEnd"/>
-      <w:r>
-        <w:rPr>
-          <w:bCs/>
-        </w:rPr>
-        <w:t xml:space="preserve"> </w:t>
-      </w:r>
-      <w:proofErr w:type="spellStart"/>
-      <w:r>
-        <w:rPr>
-          <w:bCs/>
-        </w:rPr>
-        <w:t>thường</w:t>
-      </w:r>
-      <w:proofErr w:type="spellEnd"/>
-      <w:r>
-        <w:rPr>
-          <w:bCs/>
-        </w:rPr>
-        <w:t xml:space="preserve"> </w:t>
-      </w:r>
-      <w:proofErr w:type="spellStart"/>
-      <w:r>
-        <w:rPr>
-          <w:bCs/>
-        </w:rPr>
-        <w:t>và</w:t>
-      </w:r>
-      <w:proofErr w:type="spellEnd"/>
-      <w:r>
-        <w:rPr>
-          <w:bCs/>
-        </w:rPr>
-        <w:t xml:space="preserve"> </w:t>
-      </w:r>
-      <w:proofErr w:type="spellStart"/>
-      <w:r>
-        <w:rPr>
-          <w:bCs/>
-        </w:rPr>
-        <w:t>xác</w:t>
-      </w:r>
-      <w:proofErr w:type="spellEnd"/>
-      <w:r>
-        <w:rPr>
-          <w:bCs/>
-        </w:rPr>
-        <w:t xml:space="preserve"> </w:t>
-      </w:r>
-      <w:proofErr w:type="spellStart"/>
-      <w:r>
-        <w:rPr>
-          <w:bCs/>
-        </w:rPr>
-        <w:t>nhận</w:t>
-      </w:r>
-      <w:proofErr w:type="spellEnd"/>
-      <w:r>
-        <w:rPr>
-          <w:bCs/>
-        </w:rPr>
-        <w:t xml:space="preserve"> </w:t>
-      </w:r>
-      <w:proofErr w:type="spellStart"/>
-      <w:r>
-        <w:rPr>
-          <w:bCs/>
-        </w:rPr>
-        <w:t>rằng</w:t>
-      </w:r>
-      <w:proofErr w:type="spellEnd"/>
-      <w:r>
-        <w:rPr>
-          <w:bCs/>
-        </w:rPr>
-        <w:t xml:space="preserve"> </w:t>
-      </w:r>
-      <w:proofErr w:type="spellStart"/>
-      <w:r>
-        <w:rPr>
-          <w:bCs/>
-        </w:rPr>
-        <w:t>đường</w:t>
-      </w:r>
-      <w:proofErr w:type="spellEnd"/>
-      <w:r>
-        <w:rPr>
-          <w:bCs/>
-        </w:rPr>
-        <w:t xml:space="preserve"> </w:t>
-      </w:r>
-      <w:proofErr w:type="spellStart"/>
-      <w:r>
-        <w:rPr>
-          <w:bCs/>
-        </w:rPr>
-        <w:t>truyền</w:t>
-      </w:r>
-      <w:proofErr w:type="spellEnd"/>
-      <w:r>
-        <w:rPr>
-          <w:bCs/>
-        </w:rPr>
-        <w:t xml:space="preserve"> </w:t>
-      </w:r>
-      <w:proofErr w:type="spellStart"/>
-      <w:r>
-        <w:rPr>
-          <w:bCs/>
-        </w:rPr>
-        <w:t>giữa</w:t>
-      </w:r>
-      <w:proofErr w:type="spellEnd"/>
-      <w:r>
-        <w:rPr>
-          <w:bCs/>
-        </w:rPr>
-        <w:t xml:space="preserve"> </w:t>
-      </w:r>
-      <w:proofErr w:type="spellStart"/>
-      <w:r>
-        <w:rPr>
-          <w:bCs/>
-        </w:rPr>
-        <w:t>các</w:t>
-      </w:r>
-      <w:proofErr w:type="spellEnd"/>
-      <w:r>
-        <w:rPr>
-          <w:bCs/>
-        </w:rPr>
-        <w:t xml:space="preserve"> Router </w:t>
-      </w:r>
-      <w:proofErr w:type="spellStart"/>
-      <w:r>
-        <w:rPr>
-          <w:bCs/>
-        </w:rPr>
-        <w:t>đã</w:t>
-      </w:r>
-      <w:proofErr w:type="spellEnd"/>
-      <w:r>
-        <w:rPr>
-          <w:bCs/>
-        </w:rPr>
-        <w:t xml:space="preserve"> </w:t>
-      </w:r>
-      <w:proofErr w:type="spellStart"/>
-      <w:r>
-        <w:rPr>
-          <w:bCs/>
-        </w:rPr>
-        <w:t>thông</w:t>
-      </w:r>
-      <w:proofErr w:type="spellEnd"/>
-      <w:r>
-        <w:rPr>
-          <w:bCs/>
-        </w:rPr>
-        <w:t xml:space="preserve"> </w:t>
-      </w:r>
-      <w:proofErr w:type="spellStart"/>
-      <w:r>
-        <w:rPr>
-          <w:bCs/>
-        </w:rPr>
-        <w:t>suốt</w:t>
-      </w:r>
-      <w:proofErr w:type="spellEnd"/>
-      <w:r>
-        <w:rPr>
-          <w:bCs/>
-        </w:rPr>
-        <w:t xml:space="preserve"> </w:t>
-      </w:r>
-      <w:proofErr w:type="spellStart"/>
-      <w:r>
-        <w:rPr>
-          <w:bCs/>
-        </w:rPr>
-        <w:t>nhờ</w:t>
-      </w:r>
-      <w:proofErr w:type="spellEnd"/>
-      <w:r>
-        <w:rPr>
-          <w:bCs/>
-        </w:rPr>
-        <w:t xml:space="preserve"> RIP.</w:t>
+        <w:t>  Chặng 1 (192.168.0.1): Gói tin đi từ PC1 lên cổng Gateway của Router West.</w:t>
+      </w:r>
+    </w:p>
+    <w:p>
+      <w:pPr>
+        <w:rPr>
+          <w:bCs/>
+        </w:rPr>
+      </w:pPr>
+      <w:r>
+        <w:rPr>
+          <w:bCs/>
+        </w:rPr>
+        <w:t>  Chặng 2 (10.0.0.2): Router West chuyển tiếp gói tin sang Router Central.</w:t>
+      </w:r>
+    </w:p>
+    <w:p>
+      <w:pPr>
+        <w:rPr>
+          <w:bCs/>
+        </w:rPr>
+      </w:pPr>
+      <w:r>
+        <w:rPr>
+          <w:bCs/>
+        </w:rPr>
+        <w:t>  Chặng 3 (10.0.1.2): Router Central chuyển tiếp gói tin sang Router East.</w:t>
+      </w:r>
+    </w:p>
+    <w:p>
+      <w:pPr>
+        <w:rPr>
+          <w:bCs/>
+        </w:rPr>
+      </w:pPr>
+      <w:r>
+        <w:rPr>
+          <w:bCs/>
+        </w:rPr>
+        <w:t>  Kết quả: Gói tin đã đến được mạng đích 192.168.2.0. Việc xuất hiện thông báo Destination port unreachable ở cuối chặng là do VPCS trong EVE-NG phản hồi gói tin ICMP của lệnh trace, điều này hoàn toàn bình thường và xác nhận rằng đường truyền giữa các Router đã thông suốt nhờ RIP.</w:t>
       </w:r>
     </w:p>
     <w:p>
@@ -5442,6 +3080,70 @@
       <w:pPr>
         <w:rPr>
           <w:bCs/>
+        </w:rPr>
+      </w:pPr>
+      <w:r>
+        <w:rPr>
+          <w:bCs/>
+        </w:rPr>
+        <w:t>:Có thực hiện được bằng RIP Ver 1 không?</w:t>
+      </w:r>
+    </w:p>
+    <w:p>
+      <w:pPr>
+        <w:ind w:left="720"/>
+        <w:rPr>
+          <w:bCs/>
+        </w:rPr>
+      </w:pPr>
+      <w:r>
+        <w:rPr>
+          <w:bCs/>
+        </w:rPr>
+        <w:t>Trả lời: KHÔNG thể thực hiện thành công.</w:t>
+      </w:r>
+    </w:p>
+    <w:p>
+      <w:pPr>
+        <w:ind w:left="720"/>
+        <w:rPr>
+          <w:bCs/>
+        </w:rPr>
+      </w:pPr>
+      <w:r>
+        <w:rPr>
+          <w:bCs/>
+        </w:rPr>
+        <w:lastRenderedPageBreak/>
+        <w:t>Giải thích lý do: Mô hình mạng trong Bài 2 đang sử dụng công nghệ chia IP VLSM (Variable Length Subnet Mask) với các dải mạng có Subnet Mask khác nhau (ví dụ mạng LAN là /25, /26, /27 và mạng WAN là /30) nhưng lại có chung địa chỉ mạng chính lớp C (222.100.100.x). Tuy nhiên, RIP Version 1 là giao thức Classful (định tuyến theo lớp), nó không đính kèm thông số Subnet Mask trong các bản tin cập nhật. Do đó, các Router sẽ tự động áp đặt Subnet Mask mặc định của lớp C là /24 cho tất cả các nhánh, dẫn đến việc nhận diện sai dải mạng, gây lỗi định tuyến và không thể ping thông.</w:t>
+      </w:r>
+    </w:p>
+    <w:p>
+      <w:pPr>
+        <w:ind w:left="720"/>
+        <w:rPr>
+          <w:bCs/>
+        </w:rPr>
+      </w:pPr>
+      <w:r>
+        <w:rPr>
+          <w:bCs/>
+        </w:rPr>
+        <w:t>Đề xuất ý tưởng khắc phục: Để giải quyết vấn đề chia mạng VLSM, cần nâng cấp giao thức định tuyến lên RIP Version 2 (giao thức Classless). Đồng thời, bắt buộc phải sử dụng thêm lệnh no auto-summary trong cấu hình router rip để ngăn chặn Router tự động gộp mạng về địa chỉ lớp mặc định.</w:t>
+      </w:r>
+    </w:p>
+    <w:p>
+      <w:pPr>
+        <w:rPr>
+          <w:bCs/>
+          <w:lang w:val="vi-VN"/>
+        </w:rPr>
+      </w:pPr>
+    </w:p>
+    <w:p>
+      <w:pPr>
+        <w:rPr>
+          <w:bCs/>
           <w:lang w:val="vi-VN"/>
         </w:rPr>
       </w:pPr>
@@ -5451,7 +3153,6 @@
           <w:noProof/>
           <w:lang w:val="vi-VN"/>
         </w:rPr>
-        <w:lastRenderedPageBreak/>
         <w:drawing>
           <wp:inline distT="0" distB="0" distL="0" distR="0" wp14:anchorId="733ABB8C" wp14:editId="399F7E38">
             <wp:extent cx="5943600" cy="4382135"/>
@@ -5502,6 +3203,7 @@
           <w:noProof/>
           <w:lang w:val="vi-VN"/>
         </w:rPr>
+        <w:lastRenderedPageBreak/>
         <w:drawing>
           <wp:inline distT="0" distB="0" distL="0" distR="0" wp14:anchorId="1F890A5F" wp14:editId="3FA2F87B">
             <wp:extent cx="5943600" cy="3442970"/>
@@ -5559,52 +3261,232 @@
           <w:bCs/>
           <w:lang w:val="vi-VN"/>
         </w:rPr>
+        <w:t>pc1 (Dưới WEST - Mạng /25):</w:t>
+      </w:r>
+    </w:p>
+    <w:p>
+      <w:pPr>
+        <w:rPr>
+          <w:bCs/>
+          <w:lang w:val="vi-VN"/>
+        </w:rPr>
+      </w:pPr>
+      <w:r>
+        <w:rPr>
+          <w:bCs/>
+          <w:lang w:val="vi-VN"/>
+        </w:rPr>
+        <w:t xml:space="preserve">   text</w:t>
+      </w:r>
+    </w:p>
+    <w:p>
+      <w:pPr>
+        <w:rPr>
+          <w:bCs/>
+          <w:lang w:val="vi-VN"/>
+        </w:rPr>
+      </w:pPr>
+      <w:r>
+        <w:rPr>
+          <w:bCs/>
+          <w:lang w:val="vi-VN"/>
+        </w:rPr>
+        <w:t xml:space="preserve">   ip 222.100.100.5 255.255.255.128 222.100.100.1</w:t>
+      </w:r>
+    </w:p>
+    <w:p>
+      <w:pPr>
+        <w:rPr>
+          <w:bCs/>
+          <w:lang w:val="vi-VN"/>
+        </w:rPr>
+      </w:pPr>
+      <w:r>
+        <w:rPr>
+          <w:bCs/>
+          <w:lang w:val="vi-VN"/>
+        </w:rPr>
+        <w:t xml:space="preserve">   save</w:t>
+      </w:r>
+    </w:p>
+    <w:p>
+      <w:pPr>
+        <w:rPr>
+          <w:bCs/>
+          <w:lang w:val="vi-VN"/>
+        </w:rPr>
+      </w:pPr>
+      <w:r>
+        <w:rPr>
+          <w:bCs/>
+          <w:lang w:val="vi-VN"/>
+        </w:rPr>
+        <w:t xml:space="preserve">   </w:t>
+      </w:r>
+    </w:p>
+    <w:p>
+      <w:pPr>
+        <w:rPr>
+          <w:bCs/>
+          <w:lang w:val="vi-VN"/>
+        </w:rPr>
+      </w:pPr>
+      <w:r>
+        <w:rPr>
+          <w:bCs/>
+          <w:lang w:val="vi-VN"/>
+        </w:rPr>
+        <w:t xml:space="preserve">   </w:t>
+      </w:r>
+    </w:p>
+    <w:p>
+      <w:pPr>
+        <w:rPr>
+          <w:bCs/>
+          <w:lang w:val="vi-VN"/>
+        </w:rPr>
+      </w:pPr>
+      <w:r>
+        <w:rPr>
+          <w:bCs/>
+          <w:lang w:val="vi-VN"/>
+        </w:rPr>
+        <w:t xml:space="preserve">  pc2 (Dưới Central - Mạng /26):</w:t>
+      </w:r>
+    </w:p>
+    <w:p>
+      <w:pPr>
+        <w:rPr>
+          <w:bCs/>
+          <w:lang w:val="vi-VN"/>
+        </w:rPr>
+      </w:pPr>
+      <w:r>
+        <w:rPr>
+          <w:bCs/>
+          <w:lang w:val="vi-VN"/>
+        </w:rPr>
+        <w:t xml:space="preserve">   text</w:t>
+      </w:r>
+    </w:p>
+    <w:p>
+      <w:pPr>
+        <w:rPr>
+          <w:bCs/>
+          <w:lang w:val="vi-VN"/>
+        </w:rPr>
+      </w:pPr>
+      <w:r>
+        <w:rPr>
+          <w:bCs/>
+          <w:lang w:val="vi-VN"/>
+        </w:rPr>
+        <w:t xml:space="preserve">   ip 222.100.100.130 255.255.255.192 222.100.100.129</w:t>
+      </w:r>
+    </w:p>
+    <w:p>
+      <w:pPr>
+        <w:rPr>
+          <w:bCs/>
+          <w:lang w:val="vi-VN"/>
+        </w:rPr>
+      </w:pPr>
+      <w:r>
+        <w:rPr>
+          <w:bCs/>
+          <w:lang w:val="vi-VN"/>
+        </w:rPr>
+        <w:t xml:space="preserve">   save</w:t>
+      </w:r>
+    </w:p>
+    <w:p>
+      <w:pPr>
+        <w:rPr>
+          <w:bCs/>
+          <w:lang w:val="vi-VN"/>
+        </w:rPr>
+      </w:pPr>
+      <w:r>
+        <w:rPr>
+          <w:bCs/>
+          <w:lang w:val="vi-VN"/>
+        </w:rPr>
+        <w:t xml:space="preserve">   </w:t>
+      </w:r>
+    </w:p>
+    <w:p>
+      <w:pPr>
+        <w:rPr>
+          <w:bCs/>
+          <w:lang w:val="vi-VN"/>
+        </w:rPr>
+      </w:pPr>
+      <w:r>
+        <w:rPr>
+          <w:bCs/>
+          <w:lang w:val="vi-VN"/>
+        </w:rPr>
+        <w:t xml:space="preserve">   </w:t>
+      </w:r>
+    </w:p>
+    <w:p>
+      <w:pPr>
+        <w:rPr>
+          <w:bCs/>
+          <w:lang w:val="vi-VN"/>
+        </w:rPr>
+      </w:pPr>
+      <w:r>
+        <w:rPr>
+          <w:bCs/>
+          <w:lang w:val="vi-VN"/>
+        </w:rPr>
+        <w:t xml:space="preserve">  pc3 (Dưới East - Mạng /27):</w:t>
+      </w:r>
+    </w:p>
+    <w:p>
+      <w:pPr>
+        <w:rPr>
+          <w:bCs/>
+          <w:lang w:val="vi-VN"/>
+        </w:rPr>
+      </w:pPr>
+      <w:r>
+        <w:rPr>
+          <w:bCs/>
+          <w:lang w:val="vi-VN"/>
+        </w:rPr>
+        <w:t xml:space="preserve">   text</w:t>
+      </w:r>
+    </w:p>
+    <w:p>
+      <w:pPr>
+        <w:rPr>
+          <w:bCs/>
+          <w:lang w:val="vi-VN"/>
+        </w:rPr>
+      </w:pPr>
+      <w:r>
+        <w:rPr>
+          <w:bCs/>
+          <w:lang w:val="vi-VN"/>
+        </w:rPr>
+        <w:t xml:space="preserve">   ip 222.100.100.195 255.255.255.224 222.100.100.193</w:t>
+      </w:r>
+    </w:p>
+    <w:p>
+      <w:pPr>
+        <w:rPr>
+          <w:bCs/>
+          <w:lang w:val="vi-VN"/>
+        </w:rPr>
+      </w:pPr>
+      <w:r>
+        <w:rPr>
+          <w:bCs/>
+          <w:lang w:val="vi-VN"/>
+        </w:rPr>
         <w:lastRenderedPageBreak/>
-        <w:t>pc1 (Dưới WEST - Mạng /25):</w:t>
-      </w:r>
-    </w:p>
-    <w:p>
-      <w:pPr>
-        <w:rPr>
-          <w:bCs/>
-          <w:lang w:val="vi-VN"/>
-        </w:rPr>
-      </w:pPr>
-      <w:r>
-        <w:rPr>
-          <w:bCs/>
-          <w:lang w:val="vi-VN"/>
-        </w:rPr>
-        <w:t xml:space="preserve">   text</w:t>
-      </w:r>
-    </w:p>
-    <w:p>
-      <w:pPr>
-        <w:rPr>
-          <w:bCs/>
-          <w:lang w:val="vi-VN"/>
-        </w:rPr>
-      </w:pPr>
-      <w:r>
-        <w:rPr>
-          <w:bCs/>
-          <w:lang w:val="vi-VN"/>
-        </w:rPr>
-        <w:t xml:space="preserve">   ip 222.100.100.5 255.255.255.128 222.100.100.1</w:t>
-      </w:r>
-    </w:p>
-    <w:p>
-      <w:pPr>
-        <w:rPr>
-          <w:bCs/>
-          <w:lang w:val="vi-VN"/>
-        </w:rPr>
-      </w:pPr>
-      <w:r>
-        <w:rPr>
-          <w:bCs/>
-          <w:lang w:val="vi-VN"/>
-        </w:rPr>
         <w:t xml:space="preserve">   save</w:t>
       </w:r>
     </w:p>
@@ -5620,186 +3502,6 @@
           <w:bCs/>
           <w:lang w:val="vi-VN"/>
         </w:rPr>
-        <w:t xml:space="preserve">   </w:t>
-      </w:r>
-    </w:p>
-    <w:p>
-      <w:pPr>
-        <w:rPr>
-          <w:bCs/>
-          <w:lang w:val="vi-VN"/>
-        </w:rPr>
-      </w:pPr>
-      <w:r>
-        <w:rPr>
-          <w:bCs/>
-          <w:lang w:val="vi-VN"/>
-        </w:rPr>
-        <w:t xml:space="preserve">   </w:t>
-      </w:r>
-    </w:p>
-    <w:p>
-      <w:pPr>
-        <w:rPr>
-          <w:bCs/>
-          <w:lang w:val="vi-VN"/>
-        </w:rPr>
-      </w:pPr>
-      <w:r>
-        <w:rPr>
-          <w:bCs/>
-          <w:lang w:val="vi-VN"/>
-        </w:rPr>
-        <w:t xml:space="preserve">  pc2 (Dưới Central - Mạng /26):</w:t>
-      </w:r>
-    </w:p>
-    <w:p>
-      <w:pPr>
-        <w:rPr>
-          <w:bCs/>
-          <w:lang w:val="vi-VN"/>
-        </w:rPr>
-      </w:pPr>
-      <w:r>
-        <w:rPr>
-          <w:bCs/>
-          <w:lang w:val="vi-VN"/>
-        </w:rPr>
-        <w:t xml:space="preserve">   text</w:t>
-      </w:r>
-    </w:p>
-    <w:p>
-      <w:pPr>
-        <w:rPr>
-          <w:bCs/>
-          <w:lang w:val="vi-VN"/>
-        </w:rPr>
-      </w:pPr>
-      <w:r>
-        <w:rPr>
-          <w:bCs/>
-          <w:lang w:val="vi-VN"/>
-        </w:rPr>
-        <w:t xml:space="preserve">   ip 222.100.100.130 255.255.255.192 222.100.100.129</w:t>
-      </w:r>
-    </w:p>
-    <w:p>
-      <w:pPr>
-        <w:rPr>
-          <w:bCs/>
-          <w:lang w:val="vi-VN"/>
-        </w:rPr>
-      </w:pPr>
-      <w:r>
-        <w:rPr>
-          <w:bCs/>
-          <w:lang w:val="vi-VN"/>
-        </w:rPr>
-        <w:t xml:space="preserve">   save</w:t>
-      </w:r>
-    </w:p>
-    <w:p>
-      <w:pPr>
-        <w:rPr>
-          <w:bCs/>
-          <w:lang w:val="vi-VN"/>
-        </w:rPr>
-      </w:pPr>
-      <w:r>
-        <w:rPr>
-          <w:bCs/>
-          <w:lang w:val="vi-VN"/>
-        </w:rPr>
-        <w:t xml:space="preserve">   </w:t>
-      </w:r>
-    </w:p>
-    <w:p>
-      <w:pPr>
-        <w:rPr>
-          <w:bCs/>
-          <w:lang w:val="vi-VN"/>
-        </w:rPr>
-      </w:pPr>
-      <w:r>
-        <w:rPr>
-          <w:bCs/>
-          <w:lang w:val="vi-VN"/>
-        </w:rPr>
-        <w:t xml:space="preserve">   </w:t>
-      </w:r>
-    </w:p>
-    <w:p>
-      <w:pPr>
-        <w:rPr>
-          <w:bCs/>
-          <w:lang w:val="vi-VN"/>
-        </w:rPr>
-      </w:pPr>
-      <w:r>
-        <w:rPr>
-          <w:bCs/>
-          <w:lang w:val="vi-VN"/>
-        </w:rPr>
-        <w:t xml:space="preserve">  pc3 (Dưới East - Mạng /27):</w:t>
-      </w:r>
-    </w:p>
-    <w:p>
-      <w:pPr>
-        <w:rPr>
-          <w:bCs/>
-          <w:lang w:val="vi-VN"/>
-        </w:rPr>
-      </w:pPr>
-      <w:r>
-        <w:rPr>
-          <w:bCs/>
-          <w:lang w:val="vi-VN"/>
-        </w:rPr>
-        <w:t xml:space="preserve">   text</w:t>
-      </w:r>
-    </w:p>
-    <w:p>
-      <w:pPr>
-        <w:rPr>
-          <w:bCs/>
-          <w:lang w:val="vi-VN"/>
-        </w:rPr>
-      </w:pPr>
-      <w:r>
-        <w:rPr>
-          <w:bCs/>
-          <w:lang w:val="vi-VN"/>
-        </w:rPr>
-        <w:t xml:space="preserve">   ip 222.100.100.195 255.255.255.224 222.100.100.193</w:t>
-      </w:r>
-    </w:p>
-    <w:p>
-      <w:pPr>
-        <w:rPr>
-          <w:bCs/>
-          <w:lang w:val="vi-VN"/>
-        </w:rPr>
-      </w:pPr>
-      <w:r>
-        <w:rPr>
-          <w:bCs/>
-          <w:lang w:val="vi-VN"/>
-        </w:rPr>
-        <w:t xml:space="preserve">   save</w:t>
-      </w:r>
-    </w:p>
-    <w:p>
-      <w:pPr>
-        <w:rPr>
-          <w:bCs/>
-          <w:lang w:val="vi-VN"/>
-        </w:rPr>
-      </w:pPr>
-      <w:r>
-        <w:rPr>
-          <w:bCs/>
-          <w:lang w:val="vi-VN"/>
-        </w:rPr>
         <w:t>CẤU HÌNH IP VÀ RIPv2 CHO CÁC ROUTER</w:t>
       </w:r>
     </w:p>
@@ -5944,6 +3646,1024 @@
           <w:lang w:val="vi-VN"/>
         </w:rPr>
         <w:t>ip address 220.100.100.33 255.255.255.252</w:t>
+      </w:r>
+    </w:p>
+    <w:p>
+      <w:pPr>
+        <w:rPr>
+          <w:bCs/>
+          <w:lang w:val="vi-VN"/>
+        </w:rPr>
+      </w:pPr>
+      <w:r>
+        <w:rPr>
+          <w:bCs/>
+          <w:lang w:val="vi-VN"/>
+        </w:rPr>
+        <w:t>no shutdown</w:t>
+      </w:r>
+    </w:p>
+    <w:p>
+      <w:pPr>
+        <w:rPr>
+          <w:bCs/>
+          <w:lang w:val="vi-VN"/>
+        </w:rPr>
+      </w:pPr>
+      <w:r>
+        <w:rPr>
+          <w:bCs/>
+          <w:lang w:val="vi-VN"/>
+        </w:rPr>
+        <w:t>exit</w:t>
+      </w:r>
+    </w:p>
+    <w:p>
+      <w:pPr>
+        <w:rPr>
+          <w:bCs/>
+          <w:lang w:val="vi-VN"/>
+        </w:rPr>
+      </w:pPr>
+    </w:p>
+    <w:p>
+      <w:pPr>
+        <w:rPr>
+          <w:bCs/>
+          <w:lang w:val="vi-VN"/>
+        </w:rPr>
+      </w:pPr>
+      <w:r>
+        <w:rPr>
+          <w:bCs/>
+          <w:lang w:val="vi-VN"/>
+        </w:rPr>
+        <w:t>router rip</w:t>
+      </w:r>
+    </w:p>
+    <w:p>
+      <w:pPr>
+        <w:rPr>
+          <w:bCs/>
+          <w:lang w:val="vi-VN"/>
+        </w:rPr>
+      </w:pPr>
+      <w:r>
+        <w:rPr>
+          <w:bCs/>
+          <w:lang w:val="vi-VN"/>
+        </w:rPr>
+        <w:t>version 2</w:t>
+      </w:r>
+    </w:p>
+    <w:p>
+      <w:pPr>
+        <w:rPr>
+          <w:bCs/>
+          <w:lang w:val="vi-VN"/>
+        </w:rPr>
+      </w:pPr>
+      <w:r>
+        <w:rPr>
+          <w:bCs/>
+          <w:lang w:val="vi-VN"/>
+        </w:rPr>
+        <w:t>no auto-summary</w:t>
+      </w:r>
+    </w:p>
+    <w:p>
+      <w:pPr>
+        <w:rPr>
+          <w:bCs/>
+          <w:lang w:val="vi-VN"/>
+        </w:rPr>
+      </w:pPr>
+      <w:r>
+        <w:rPr>
+          <w:bCs/>
+          <w:lang w:val="vi-VN"/>
+        </w:rPr>
+        <w:t>network 222.100.100.0</w:t>
+      </w:r>
+    </w:p>
+    <w:p>
+      <w:pPr>
+        <w:rPr>
+          <w:bCs/>
+          <w:lang w:val="vi-VN"/>
+        </w:rPr>
+      </w:pPr>
+      <w:r>
+        <w:rPr>
+          <w:bCs/>
+          <w:lang w:val="vi-VN"/>
+        </w:rPr>
+        <w:t>network 220.100.100.32</w:t>
+      </w:r>
+    </w:p>
+    <w:p>
+      <w:pPr>
+        <w:rPr>
+          <w:bCs/>
+          <w:lang w:val="vi-VN"/>
+        </w:rPr>
+      </w:pPr>
+      <w:r>
+        <w:rPr>
+          <w:bCs/>
+          <w:lang w:val="vi-VN"/>
+        </w:rPr>
+        <w:t>exit</w:t>
+      </w:r>
+    </w:p>
+    <w:p>
+      <w:pPr>
+        <w:rPr>
+          <w:bCs/>
+          <w:lang w:val="vi-VN"/>
+        </w:rPr>
+      </w:pPr>
+      <w:r>
+        <w:rPr>
+          <w:bCs/>
+          <w:lang w:val="vi-VN"/>
+        </w:rPr>
+        <w:t>wr</w:t>
+      </w:r>
+    </w:p>
+    <w:p>
+      <w:pPr>
+        <w:rPr>
+          <w:bCs/>
+          <w:lang w:val="vi-VN"/>
+        </w:rPr>
+      </w:pPr>
+    </w:p>
+    <w:p>
+      <w:pPr>
+        <w:rPr>
+          <w:bCs/>
+          <w:lang w:val="vi-VN"/>
+        </w:rPr>
+      </w:pPr>
+      <w:r>
+        <w:rPr>
+          <w:bCs/>
+          <w:lang w:val="vi-VN"/>
+        </w:rPr>
+        <w:t>Router Central (- Có s1/0, s1/1, s1/2):</w:t>
+      </w:r>
+    </w:p>
+    <w:p>
+      <w:pPr>
+        <w:rPr>
+          <w:bCs/>
+          <w:lang w:val="vi-VN"/>
+        </w:rPr>
+      </w:pPr>
+      <w:r>
+        <w:rPr>
+          <w:bCs/>
+          <w:lang w:val="vi-VN"/>
+        </w:rPr>
+        <w:t>enable</w:t>
+      </w:r>
+    </w:p>
+    <w:p>
+      <w:pPr>
+        <w:rPr>
+          <w:bCs/>
+          <w:lang w:val="vi-VN"/>
+        </w:rPr>
+      </w:pPr>
+      <w:r>
+        <w:rPr>
+          <w:bCs/>
+          <w:lang w:val="vi-VN"/>
+        </w:rPr>
+        <w:t>configure terminal</w:t>
+      </w:r>
+    </w:p>
+    <w:p>
+      <w:pPr>
+        <w:rPr>
+          <w:bCs/>
+          <w:lang w:val="vi-VN"/>
+        </w:rPr>
+      </w:pPr>
+      <w:r>
+        <w:rPr>
+          <w:bCs/>
+          <w:lang w:val="vi-VN"/>
+        </w:rPr>
+        <w:t>interface e0/0</w:t>
+      </w:r>
+    </w:p>
+    <w:p>
+      <w:pPr>
+        <w:rPr>
+          <w:bCs/>
+          <w:lang w:val="vi-VN"/>
+        </w:rPr>
+      </w:pPr>
+      <w:r>
+        <w:rPr>
+          <w:bCs/>
+          <w:lang w:val="vi-VN"/>
+        </w:rPr>
+        <w:t>ip address 222.100.100.129 255.255.255.192</w:t>
+      </w:r>
+    </w:p>
+    <w:p>
+      <w:pPr>
+        <w:rPr>
+          <w:bCs/>
+          <w:lang w:val="vi-VN"/>
+        </w:rPr>
+      </w:pPr>
+      <w:r>
+        <w:rPr>
+          <w:bCs/>
+          <w:lang w:val="vi-VN"/>
+        </w:rPr>
+        <w:lastRenderedPageBreak/>
+        <w:t>no shutdown</w:t>
+      </w:r>
+    </w:p>
+    <w:p>
+      <w:pPr>
+        <w:rPr>
+          <w:bCs/>
+          <w:lang w:val="vi-VN"/>
+        </w:rPr>
+      </w:pPr>
+      <w:r>
+        <w:rPr>
+          <w:bCs/>
+          <w:lang w:val="vi-VN"/>
+        </w:rPr>
+        <w:t>exit</w:t>
+      </w:r>
+    </w:p>
+    <w:p>
+      <w:pPr>
+        <w:rPr>
+          <w:bCs/>
+          <w:lang w:val="vi-VN"/>
+        </w:rPr>
+      </w:pPr>
+      <w:r>
+        <w:rPr>
+          <w:bCs/>
+          <w:lang w:val="vi-VN"/>
+        </w:rPr>
+        <w:t>interface s1/0</w:t>
+      </w:r>
+    </w:p>
+    <w:p>
+      <w:pPr>
+        <w:rPr>
+          <w:bCs/>
+          <w:lang w:val="vi-VN"/>
+        </w:rPr>
+      </w:pPr>
+      <w:r>
+        <w:rPr>
+          <w:bCs/>
+          <w:lang w:val="vi-VN"/>
+        </w:rPr>
+        <w:t>ip address 220.100.100.34 255.255.255.252</w:t>
+      </w:r>
+    </w:p>
+    <w:p>
+      <w:pPr>
+        <w:rPr>
+          <w:bCs/>
+          <w:lang w:val="vi-VN"/>
+        </w:rPr>
+      </w:pPr>
+      <w:r>
+        <w:rPr>
+          <w:bCs/>
+          <w:lang w:val="vi-VN"/>
+        </w:rPr>
+        <w:t>no shutdown</w:t>
+      </w:r>
+    </w:p>
+    <w:p>
+      <w:pPr>
+        <w:rPr>
+          <w:bCs/>
+          <w:lang w:val="vi-VN"/>
+        </w:rPr>
+      </w:pPr>
+      <w:r>
+        <w:rPr>
+          <w:bCs/>
+          <w:lang w:val="vi-VN"/>
+        </w:rPr>
+        <w:t>exit</w:t>
+      </w:r>
+    </w:p>
+    <w:p>
+      <w:pPr>
+        <w:rPr>
+          <w:bCs/>
+          <w:lang w:val="vi-VN"/>
+        </w:rPr>
+      </w:pPr>
+      <w:r>
+        <w:rPr>
+          <w:bCs/>
+          <w:lang w:val="vi-VN"/>
+        </w:rPr>
+        <w:t>interface s1/1</w:t>
+      </w:r>
+    </w:p>
+    <w:p>
+      <w:pPr>
+        <w:rPr>
+          <w:bCs/>
+          <w:lang w:val="vi-VN"/>
+        </w:rPr>
+      </w:pPr>
+      <w:r>
+        <w:rPr>
+          <w:bCs/>
+          <w:lang w:val="vi-VN"/>
+        </w:rPr>
+        <w:t>ip address 220.100.100.65 255.255.255.252</w:t>
+      </w:r>
+    </w:p>
+    <w:p>
+      <w:pPr>
+        <w:rPr>
+          <w:bCs/>
+          <w:lang w:val="vi-VN"/>
+        </w:rPr>
+      </w:pPr>
+      <w:r>
+        <w:rPr>
+          <w:bCs/>
+          <w:lang w:val="vi-VN"/>
+        </w:rPr>
+        <w:t>no shutdown</w:t>
+      </w:r>
+    </w:p>
+    <w:p>
+      <w:pPr>
+        <w:rPr>
+          <w:bCs/>
+          <w:lang w:val="vi-VN"/>
+        </w:rPr>
+      </w:pPr>
+      <w:r>
+        <w:rPr>
+          <w:bCs/>
+          <w:lang w:val="vi-VN"/>
+        </w:rPr>
+        <w:t>exit</w:t>
+      </w:r>
+    </w:p>
+    <w:p>
+      <w:pPr>
+        <w:rPr>
+          <w:bCs/>
+          <w:lang w:val="vi-VN"/>
+        </w:rPr>
+      </w:pPr>
+      <w:r>
+        <w:rPr>
+          <w:bCs/>
+          <w:lang w:val="vi-VN"/>
+        </w:rPr>
+        <w:t>interface s1/2</w:t>
+      </w:r>
+    </w:p>
+    <w:p>
+      <w:pPr>
+        <w:rPr>
+          <w:bCs/>
+          <w:lang w:val="vi-VN"/>
+        </w:rPr>
+      </w:pPr>
+      <w:r>
+        <w:rPr>
+          <w:bCs/>
+          <w:lang w:val="vi-VN"/>
+        </w:rPr>
+        <w:t>ip address 220.100.100.1 255.255.255.252</w:t>
+      </w:r>
+    </w:p>
+    <w:p>
+      <w:pPr>
+        <w:rPr>
+          <w:bCs/>
+          <w:lang w:val="vi-VN"/>
+        </w:rPr>
+      </w:pPr>
+      <w:r>
+        <w:rPr>
+          <w:bCs/>
+          <w:lang w:val="vi-VN"/>
+        </w:rPr>
+        <w:t>no shutdown</w:t>
+      </w:r>
+    </w:p>
+    <w:p>
+      <w:pPr>
+        <w:rPr>
+          <w:bCs/>
+          <w:lang w:val="vi-VN"/>
+        </w:rPr>
+      </w:pPr>
+      <w:r>
+        <w:rPr>
+          <w:bCs/>
+          <w:lang w:val="vi-VN"/>
+        </w:rPr>
+        <w:t>exit</w:t>
+      </w:r>
+    </w:p>
+    <w:p>
+      <w:pPr>
+        <w:rPr>
+          <w:bCs/>
+          <w:lang w:val="vi-VN"/>
+        </w:rPr>
+      </w:pPr>
+    </w:p>
+    <w:p>
+      <w:pPr>
+        <w:rPr>
+          <w:bCs/>
+          <w:lang w:val="vi-VN"/>
+        </w:rPr>
+      </w:pPr>
+      <w:r>
+        <w:rPr>
+          <w:bCs/>
+          <w:lang w:val="vi-VN"/>
+        </w:rPr>
+        <w:t>router rip</w:t>
+      </w:r>
+    </w:p>
+    <w:p>
+      <w:pPr>
+        <w:rPr>
+          <w:bCs/>
+          <w:lang w:val="vi-VN"/>
+        </w:rPr>
+      </w:pPr>
+      <w:r>
+        <w:rPr>
+          <w:bCs/>
+          <w:lang w:val="vi-VN"/>
+        </w:rPr>
+        <w:t>version 2</w:t>
+      </w:r>
+    </w:p>
+    <w:p>
+      <w:pPr>
+        <w:rPr>
+          <w:bCs/>
+          <w:lang w:val="vi-VN"/>
+        </w:rPr>
+      </w:pPr>
+      <w:r>
+        <w:rPr>
+          <w:bCs/>
+          <w:lang w:val="vi-VN"/>
+        </w:rPr>
+        <w:t>no auto-summary</w:t>
+      </w:r>
+    </w:p>
+    <w:p>
+      <w:pPr>
+        <w:rPr>
+          <w:bCs/>
+          <w:lang w:val="vi-VN"/>
+        </w:rPr>
+      </w:pPr>
+      <w:r>
+        <w:rPr>
+          <w:bCs/>
+          <w:lang w:val="vi-VN"/>
+        </w:rPr>
+        <w:t>network 222.100.100.128</w:t>
+      </w:r>
+    </w:p>
+    <w:p>
+      <w:pPr>
+        <w:rPr>
+          <w:bCs/>
+          <w:lang w:val="vi-VN"/>
+        </w:rPr>
+      </w:pPr>
+      <w:r>
+        <w:rPr>
+          <w:bCs/>
+          <w:lang w:val="vi-VN"/>
+        </w:rPr>
+        <w:t>network 220.100.100.32</w:t>
+      </w:r>
+    </w:p>
+    <w:p>
+      <w:pPr>
+        <w:rPr>
+          <w:bCs/>
+          <w:lang w:val="vi-VN"/>
+        </w:rPr>
+      </w:pPr>
+      <w:r>
+        <w:rPr>
+          <w:bCs/>
+          <w:lang w:val="vi-VN"/>
+        </w:rPr>
+        <w:t>network 220.100.100.64</w:t>
+      </w:r>
+    </w:p>
+    <w:p>
+      <w:pPr>
+        <w:rPr>
+          <w:bCs/>
+          <w:lang w:val="vi-VN"/>
+        </w:rPr>
+      </w:pPr>
+      <w:r>
+        <w:rPr>
+          <w:bCs/>
+          <w:lang w:val="vi-VN"/>
+        </w:rPr>
+        <w:t>exit</w:t>
+      </w:r>
+    </w:p>
+    <w:p>
+      <w:pPr>
+        <w:rPr>
+          <w:bCs/>
+          <w:lang w:val="vi-VN"/>
+        </w:rPr>
+      </w:pPr>
+      <w:r>
+        <w:rPr>
+          <w:bCs/>
+          <w:lang w:val="vi-VN"/>
+        </w:rPr>
+        <w:t>wr</w:t>
+      </w:r>
+    </w:p>
+    <w:p>
+      <w:pPr>
+        <w:rPr>
+          <w:bCs/>
+          <w:lang w:val="vi-VN"/>
+        </w:rPr>
+      </w:pPr>
+    </w:p>
+    <w:p>
+      <w:pPr>
+        <w:rPr>
+          <w:bCs/>
+          <w:lang w:val="vi-VN"/>
+        </w:rPr>
+      </w:pPr>
+      <w:r>
+        <w:rPr>
+          <w:bCs/>
+          <w:lang w:val="vi-VN"/>
+        </w:rPr>
+        <w:t>Router East (Có s1/1 nối với Central):</w:t>
+      </w:r>
+    </w:p>
+    <w:p>
+      <w:pPr>
+        <w:rPr>
+          <w:bCs/>
+          <w:lang w:val="vi-VN"/>
+        </w:rPr>
+      </w:pPr>
+      <w:r>
+        <w:rPr>
+          <w:bCs/>
+          <w:lang w:val="vi-VN"/>
+        </w:rPr>
+        <w:t>enable</w:t>
+      </w:r>
+    </w:p>
+    <w:p>
+      <w:pPr>
+        <w:rPr>
+          <w:bCs/>
+          <w:lang w:val="vi-VN"/>
+        </w:rPr>
+      </w:pPr>
+      <w:r>
+        <w:rPr>
+          <w:bCs/>
+          <w:lang w:val="vi-VN"/>
+        </w:rPr>
+        <w:t>configure terminal</w:t>
+      </w:r>
+    </w:p>
+    <w:p>
+      <w:pPr>
+        <w:rPr>
+          <w:bCs/>
+          <w:lang w:val="vi-VN"/>
+        </w:rPr>
+      </w:pPr>
+      <w:r>
+        <w:rPr>
+          <w:bCs/>
+          <w:lang w:val="vi-VN"/>
+        </w:rPr>
+        <w:t>interface e0/0</w:t>
+      </w:r>
+    </w:p>
+    <w:p>
+      <w:pPr>
+        <w:rPr>
+          <w:bCs/>
+          <w:lang w:val="vi-VN"/>
+        </w:rPr>
+      </w:pPr>
+      <w:r>
+        <w:rPr>
+          <w:bCs/>
+          <w:lang w:val="vi-VN"/>
+        </w:rPr>
+        <w:lastRenderedPageBreak/>
+        <w:t>ip address 222.100.100.193 255.255.255.224</w:t>
+      </w:r>
+    </w:p>
+    <w:p>
+      <w:pPr>
+        <w:rPr>
+          <w:bCs/>
+          <w:lang w:val="vi-VN"/>
+        </w:rPr>
+      </w:pPr>
+      <w:r>
+        <w:rPr>
+          <w:bCs/>
+          <w:lang w:val="vi-VN"/>
+        </w:rPr>
+        <w:t>no shutdown</w:t>
+      </w:r>
+    </w:p>
+    <w:p>
+      <w:pPr>
+        <w:rPr>
+          <w:bCs/>
+          <w:lang w:val="vi-VN"/>
+        </w:rPr>
+      </w:pPr>
+      <w:r>
+        <w:rPr>
+          <w:bCs/>
+          <w:lang w:val="vi-VN"/>
+        </w:rPr>
+        <w:t>exit</w:t>
+      </w:r>
+    </w:p>
+    <w:p>
+      <w:pPr>
+        <w:rPr>
+          <w:bCs/>
+          <w:lang w:val="vi-VN"/>
+        </w:rPr>
+      </w:pPr>
+      <w:r>
+        <w:rPr>
+          <w:bCs/>
+          <w:lang w:val="vi-VN"/>
+        </w:rPr>
+        <w:t>interface s1/1</w:t>
+      </w:r>
+    </w:p>
+    <w:p>
+      <w:pPr>
+        <w:rPr>
+          <w:bCs/>
+          <w:lang w:val="vi-VN"/>
+        </w:rPr>
+      </w:pPr>
+      <w:r>
+        <w:rPr>
+          <w:bCs/>
+          <w:lang w:val="vi-VN"/>
+        </w:rPr>
+        <w:t>ip address 220.100.100.66 255.255.255.252</w:t>
+      </w:r>
+    </w:p>
+    <w:p>
+      <w:pPr>
+        <w:rPr>
+          <w:bCs/>
+          <w:lang w:val="vi-VN"/>
+        </w:rPr>
+      </w:pPr>
+      <w:r>
+        <w:rPr>
+          <w:bCs/>
+          <w:lang w:val="vi-VN"/>
+        </w:rPr>
+        <w:t>no shutdown</w:t>
+      </w:r>
+    </w:p>
+    <w:p>
+      <w:pPr>
+        <w:rPr>
+          <w:bCs/>
+          <w:lang w:val="vi-VN"/>
+        </w:rPr>
+      </w:pPr>
+      <w:r>
+        <w:rPr>
+          <w:bCs/>
+          <w:lang w:val="vi-VN"/>
+        </w:rPr>
+        <w:t>exit</w:t>
+      </w:r>
+    </w:p>
+    <w:p>
+      <w:pPr>
+        <w:rPr>
+          <w:bCs/>
+          <w:lang w:val="vi-VN"/>
+        </w:rPr>
+      </w:pPr>
+    </w:p>
+    <w:p>
+      <w:pPr>
+        <w:rPr>
+          <w:bCs/>
+          <w:lang w:val="vi-VN"/>
+        </w:rPr>
+      </w:pPr>
+      <w:r>
+        <w:rPr>
+          <w:bCs/>
+          <w:lang w:val="vi-VN"/>
+        </w:rPr>
+        <w:t>router rip</w:t>
+      </w:r>
+    </w:p>
+    <w:p>
+      <w:pPr>
+        <w:rPr>
+          <w:bCs/>
+          <w:lang w:val="vi-VN"/>
+        </w:rPr>
+      </w:pPr>
+      <w:r>
+        <w:rPr>
+          <w:bCs/>
+          <w:lang w:val="vi-VN"/>
+        </w:rPr>
+        <w:t>version 2</w:t>
+      </w:r>
+    </w:p>
+    <w:p>
+      <w:pPr>
+        <w:rPr>
+          <w:bCs/>
+          <w:lang w:val="vi-VN"/>
+        </w:rPr>
+      </w:pPr>
+      <w:r>
+        <w:rPr>
+          <w:bCs/>
+          <w:lang w:val="vi-VN"/>
+        </w:rPr>
+        <w:t>no auto-summary</w:t>
+      </w:r>
+    </w:p>
+    <w:p>
+      <w:pPr>
+        <w:rPr>
+          <w:bCs/>
+          <w:lang w:val="vi-VN"/>
+        </w:rPr>
+      </w:pPr>
+      <w:r>
+        <w:rPr>
+          <w:bCs/>
+          <w:lang w:val="vi-VN"/>
+        </w:rPr>
+        <w:t>network 222.100.100.192</w:t>
+      </w:r>
+    </w:p>
+    <w:p>
+      <w:pPr>
+        <w:rPr>
+          <w:bCs/>
+          <w:lang w:val="vi-VN"/>
+        </w:rPr>
+      </w:pPr>
+      <w:r>
+        <w:rPr>
+          <w:bCs/>
+          <w:lang w:val="vi-VN"/>
+        </w:rPr>
+        <w:t>network 220.100.100.64</w:t>
+      </w:r>
+    </w:p>
+    <w:p>
+      <w:pPr>
+        <w:rPr>
+          <w:bCs/>
+          <w:lang w:val="vi-VN"/>
+        </w:rPr>
+      </w:pPr>
+      <w:r>
+        <w:rPr>
+          <w:bCs/>
+          <w:lang w:val="vi-VN"/>
+        </w:rPr>
+        <w:t>exit</w:t>
+      </w:r>
+    </w:p>
+    <w:p>
+      <w:pPr>
+        <w:rPr>
+          <w:bCs/>
+          <w:lang w:val="vi-VN"/>
+        </w:rPr>
+      </w:pPr>
+      <w:r>
+        <w:rPr>
+          <w:bCs/>
+          <w:lang w:val="vi-VN"/>
+        </w:rPr>
+        <w:t>wr</w:t>
+      </w:r>
+    </w:p>
+    <w:p>
+      <w:pPr>
+        <w:rPr>
+          <w:bCs/>
+          <w:lang w:val="vi-VN"/>
+        </w:rPr>
+      </w:pPr>
+    </w:p>
+    <w:p>
+      <w:pPr>
+        <w:rPr>
+          <w:bCs/>
+          <w:lang w:val="vi-VN"/>
+        </w:rPr>
+      </w:pPr>
+    </w:p>
+    <w:p>
+      <w:pPr>
+        <w:rPr>
+          <w:bCs/>
+          <w:lang w:val="vi-VN"/>
+        </w:rPr>
+      </w:pPr>
+      <w:r>
+        <w:rPr>
+          <w:bCs/>
+          <w:lang w:val="vi-VN"/>
+        </w:rPr>
+        <w:t>Tại Router internet (Đóng vai trò Internet):</w:t>
+      </w:r>
+    </w:p>
+    <w:p>
+      <w:pPr>
+        <w:rPr>
+          <w:bCs/>
+          <w:lang w:val="vi-VN"/>
+        </w:rPr>
+      </w:pPr>
+      <w:r>
+        <w:rPr>
+          <w:bCs/>
+          <w:lang w:val="vi-VN"/>
+        </w:rPr>
+        <w:t>Ta tạo một cổng ảo (Loopback) đại diện cho mạng Internet 8.8.8.8 để Test.</w:t>
+      </w:r>
+    </w:p>
+    <w:p>
+      <w:pPr>
+        <w:rPr>
+          <w:bCs/>
+          <w:lang w:val="vi-VN"/>
+        </w:rPr>
+      </w:pPr>
+      <w:r>
+        <w:rPr>
+          <w:bCs/>
+          <w:lang w:val="vi-VN"/>
+        </w:rPr>
+        <w:t>enable</w:t>
+      </w:r>
+    </w:p>
+    <w:p>
+      <w:pPr>
+        <w:rPr>
+          <w:bCs/>
+          <w:lang w:val="vi-VN"/>
+        </w:rPr>
+      </w:pPr>
+      <w:r>
+        <w:rPr>
+          <w:bCs/>
+          <w:lang w:val="vi-VN"/>
+        </w:rPr>
+        <w:t>configure terminal</w:t>
+      </w:r>
+    </w:p>
+    <w:p>
+      <w:pPr>
+        <w:rPr>
+          <w:bCs/>
+          <w:lang w:val="vi-VN"/>
+        </w:rPr>
+      </w:pPr>
+      <w:r>
+        <w:rPr>
+          <w:bCs/>
+          <w:lang w:val="vi-VN"/>
+        </w:rPr>
+        <w:t>interface s1/0</w:t>
+      </w:r>
+    </w:p>
+    <w:p>
+      <w:pPr>
+        <w:rPr>
+          <w:bCs/>
+          <w:lang w:val="vi-VN"/>
+        </w:rPr>
+      </w:pPr>
+      <w:r>
+        <w:rPr>
+          <w:bCs/>
+          <w:lang w:val="vi-VN"/>
+        </w:rPr>
+        <w:t>ip address 220.100.100.2 255.255.255.252</w:t>
+      </w:r>
+    </w:p>
+    <w:p>
+      <w:pPr>
+        <w:rPr>
+          <w:bCs/>
+          <w:lang w:val="vi-VN"/>
+        </w:rPr>
+      </w:pPr>
+      <w:r>
+        <w:rPr>
+          <w:bCs/>
+          <w:lang w:val="vi-VN"/>
+        </w:rPr>
+        <w:t>no shutdown</w:t>
+      </w:r>
+    </w:p>
+    <w:p>
+      <w:pPr>
+        <w:rPr>
+          <w:bCs/>
+          <w:lang w:val="vi-VN"/>
+        </w:rPr>
+      </w:pPr>
+      <w:r>
+        <w:rPr>
+          <w:bCs/>
+          <w:lang w:val="vi-VN"/>
+        </w:rPr>
+        <w:t>exit</w:t>
+      </w:r>
+    </w:p>
+    <w:p>
+      <w:pPr>
+        <w:rPr>
+          <w:bCs/>
+          <w:lang w:val="vi-VN"/>
+        </w:rPr>
+      </w:pPr>
+      <w:r>
+        <w:rPr>
+          <w:bCs/>
+          <w:lang w:val="vi-VN"/>
+        </w:rPr>
+        <w:t>interface loopback 0</w:t>
+      </w:r>
+    </w:p>
+    <w:p>
+      <w:pPr>
+        <w:rPr>
+          <w:bCs/>
+          <w:lang w:val="vi-VN"/>
+        </w:rPr>
+      </w:pPr>
+      <w:r>
+        <w:rPr>
+          <w:bCs/>
+          <w:lang w:val="vi-VN"/>
+        </w:rPr>
+        <w:t>ip address 8.8.8.8 255.255.255.255</w:t>
       </w:r>
     </w:p>
     <w:p>
@@ -5997,6 +4717,135 @@
           <w:bCs/>
           <w:lang w:val="vi-VN"/>
         </w:rPr>
+        <w:t>ip route 220.100.100.0 255.255.255.0 220.100.100.1</w:t>
+      </w:r>
+    </w:p>
+    <w:p>
+      <w:pPr>
+        <w:rPr>
+          <w:bCs/>
+          <w:lang w:val="vi-VN"/>
+        </w:rPr>
+      </w:pPr>
+      <w:r>
+        <w:rPr>
+          <w:bCs/>
+          <w:lang w:val="vi-VN"/>
+        </w:rPr>
+        <w:t>ip route 222.100.100.0 255.255.255.0 220.100.100.1</w:t>
+      </w:r>
+    </w:p>
+    <w:p>
+      <w:pPr>
+        <w:rPr>
+          <w:bCs/>
+          <w:lang w:val="vi-VN"/>
+        </w:rPr>
+      </w:pPr>
+      <w:r>
+        <w:rPr>
+          <w:bCs/>
+          <w:lang w:val="vi-VN"/>
+        </w:rPr>
+        <w:t>wr</w:t>
+      </w:r>
+    </w:p>
+    <w:p>
+      <w:pPr>
+        <w:rPr>
+          <w:bCs/>
+          <w:lang w:val="vi-VN"/>
+        </w:rPr>
+      </w:pPr>
+    </w:p>
+    <w:p>
+      <w:pPr>
+        <w:rPr>
+          <w:bCs/>
+          <w:lang w:val="vi-VN"/>
+        </w:rPr>
+      </w:pPr>
+      <w:r>
+        <w:rPr>
+          <w:bCs/>
+          <w:lang w:val="vi-VN"/>
+        </w:rPr>
+        <w:t>Tại center cấu hình Chỉ cho phép WEST và Central ra Internet</w:t>
+      </w:r>
+    </w:p>
+    <w:p>
+      <w:pPr>
+        <w:rPr>
+          <w:bCs/>
+          <w:lang w:val="vi-VN"/>
+        </w:rPr>
+      </w:pPr>
+    </w:p>
+    <w:p>
+      <w:pPr>
+        <w:rPr>
+          <w:bCs/>
+          <w:lang w:val="vi-VN"/>
+        </w:rPr>
+      </w:pPr>
+      <w:r>
+        <w:rPr>
+          <w:bCs/>
+          <w:lang w:val="vi-VN"/>
+        </w:rPr>
+        <w:t>configure terminal</w:t>
+      </w:r>
+    </w:p>
+    <w:p>
+      <w:pPr>
+        <w:rPr>
+          <w:bCs/>
+          <w:lang w:val="vi-VN"/>
+        </w:rPr>
+      </w:pPr>
+    </w:p>
+    <w:p>
+      <w:pPr>
+        <w:rPr>
+          <w:bCs/>
+          <w:lang w:val="vi-VN"/>
+        </w:rPr>
+      </w:pPr>
+      <w:r>
+        <w:rPr>
+          <w:bCs/>
+          <w:lang w:val="vi-VN"/>
+        </w:rPr>
+        <w:t>! 1. Trỏ đường đi mặc định lên Internet và phát loa cho WEST/East biết</w:t>
+      </w:r>
+    </w:p>
+    <w:p>
+      <w:pPr>
+        <w:rPr>
+          <w:bCs/>
+          <w:lang w:val="vi-VN"/>
+        </w:rPr>
+      </w:pPr>
+      <w:r>
+        <w:rPr>
+          <w:bCs/>
+          <w:lang w:val="vi-VN"/>
+        </w:rPr>
+        <w:t>ip route 0.0.0.0 0.0.0.0 220.100.100.2</w:t>
+      </w:r>
+    </w:p>
+    <w:p>
+      <w:pPr>
+        <w:rPr>
+          <w:bCs/>
+          <w:lang w:val="vi-VN"/>
+        </w:rPr>
+      </w:pPr>
+      <w:r>
+        <w:rPr>
+          <w:bCs/>
+          <w:lang w:val="vi-VN"/>
+        </w:rPr>
         <w:t>router rip</w:t>
       </w:r>
     </w:p>
@@ -6012,52 +4861,7 @@
           <w:bCs/>
           <w:lang w:val="vi-VN"/>
         </w:rPr>
-        <w:t>version 2</w:t>
-      </w:r>
-    </w:p>
-    <w:p>
-      <w:pPr>
-        <w:rPr>
-          <w:bCs/>
-          <w:lang w:val="vi-VN"/>
-        </w:rPr>
-      </w:pPr>
-      <w:r>
-        <w:rPr>
-          <w:bCs/>
-          <w:lang w:val="vi-VN"/>
-        </w:rPr>
-        <w:t>no auto-summary</w:t>
-      </w:r>
-    </w:p>
-    <w:p>
-      <w:pPr>
-        <w:rPr>
-          <w:bCs/>
-          <w:lang w:val="vi-VN"/>
-        </w:rPr>
-      </w:pPr>
-      <w:r>
-        <w:rPr>
-          <w:bCs/>
-          <w:lang w:val="vi-VN"/>
-        </w:rPr>
-        <w:t>network 222.100.100.0</w:t>
-      </w:r>
-    </w:p>
-    <w:p>
-      <w:pPr>
-        <w:rPr>
-          <w:bCs/>
-          <w:lang w:val="vi-VN"/>
-        </w:rPr>
-      </w:pPr>
-      <w:r>
-        <w:rPr>
-          <w:bCs/>
-          <w:lang w:val="vi-VN"/>
-        </w:rPr>
-        <w:t>network 220.100.100.32</w:t>
+        <w:t>default-information originate</w:t>
       </w:r>
     </w:p>
     <w:p>
@@ -6082,6 +4886,186 @@
           <w:lang w:val="vi-VN"/>
         </w:rPr>
       </w:pPr>
+    </w:p>
+    <w:p>
+      <w:pPr>
+        <w:rPr>
+          <w:bCs/>
+          <w:lang w:val="vi-VN"/>
+        </w:rPr>
+      </w:pPr>
+      <w:r>
+        <w:rPr>
+          <w:bCs/>
+          <w:lang w:val="vi-VN"/>
+        </w:rPr>
+        <w:t>! 2. Viết ACL cho phép WEST và Central, chặn phần còn lại</w:t>
+      </w:r>
+    </w:p>
+    <w:p>
+      <w:pPr>
+        <w:rPr>
+          <w:bCs/>
+          <w:lang w:val="vi-VN"/>
+        </w:rPr>
+      </w:pPr>
+      <w:r>
+        <w:rPr>
+          <w:bCs/>
+          <w:lang w:val="vi-VN"/>
+        </w:rPr>
+        <w:t>ip access-list standard 10</w:t>
+      </w:r>
+    </w:p>
+    <w:p>
+      <w:pPr>
+        <w:rPr>
+          <w:bCs/>
+          <w:lang w:val="vi-VN"/>
+        </w:rPr>
+      </w:pPr>
+      <w:r>
+        <w:rPr>
+          <w:bCs/>
+          <w:lang w:val="vi-VN"/>
+        </w:rPr>
+        <w:t>permit 222.100.100.0 0.0.0.127</w:t>
+      </w:r>
+    </w:p>
+    <w:p>
+      <w:pPr>
+        <w:rPr>
+          <w:bCs/>
+          <w:lang w:val="vi-VN"/>
+        </w:rPr>
+      </w:pPr>
+      <w:r>
+        <w:rPr>
+          <w:bCs/>
+          <w:lang w:val="vi-VN"/>
+        </w:rPr>
+        <w:t>permit 222.100.100.128 0.0.0.63</w:t>
+      </w:r>
+    </w:p>
+    <w:p>
+      <w:pPr>
+        <w:rPr>
+          <w:bCs/>
+          <w:lang w:val="vi-VN"/>
+        </w:rPr>
+      </w:pPr>
+      <w:r>
+        <w:rPr>
+          <w:bCs/>
+          <w:lang w:val="vi-VN"/>
+        </w:rPr>
+        <w:t>deny any</w:t>
+      </w:r>
+    </w:p>
+    <w:p>
+      <w:pPr>
+        <w:rPr>
+          <w:bCs/>
+          <w:lang w:val="vi-VN"/>
+        </w:rPr>
+      </w:pPr>
+      <w:r>
+        <w:rPr>
+          <w:bCs/>
+          <w:lang w:val="vi-VN"/>
+        </w:rPr>
+        <w:t>exit</w:t>
+      </w:r>
+    </w:p>
+    <w:p>
+      <w:pPr>
+        <w:rPr>
+          <w:bCs/>
+          <w:lang w:val="vi-VN"/>
+        </w:rPr>
+      </w:pPr>
+    </w:p>
+    <w:p>
+      <w:pPr>
+        <w:rPr>
+          <w:bCs/>
+          <w:lang w:val="vi-VN"/>
+        </w:rPr>
+      </w:pPr>
+      <w:r>
+        <w:rPr>
+          <w:bCs/>
+          <w:lang w:val="vi-VN"/>
+        </w:rPr>
+        <w:t xml:space="preserve">! 3. Áp dụng ACL chặn ngay tại cổng s1/2 (cửa ngõ đẩy ra </w:t>
+      </w:r>
+      <w:r>
+        <w:rPr>
+          <w:bCs/>
+          <w:lang w:val="vi-VN"/>
+        </w:rPr>
+        <w:t>INTERNET</w:t>
+      </w:r>
+      <w:r>
+        <w:rPr>
+          <w:bCs/>
+          <w:lang w:val="vi-VN"/>
+        </w:rPr>
+        <w:t>)</w:t>
+      </w:r>
+    </w:p>
+    <w:p>
+      <w:pPr>
+        <w:rPr>
+          <w:bCs/>
+          <w:lang w:val="vi-VN"/>
+        </w:rPr>
+      </w:pPr>
+      <w:r>
+        <w:rPr>
+          <w:bCs/>
+          <w:lang w:val="vi-VN"/>
+        </w:rPr>
+        <w:t>interface s1/2</w:t>
+      </w:r>
+    </w:p>
+    <w:p>
+      <w:pPr>
+        <w:rPr>
+          <w:bCs/>
+          <w:lang w:val="vi-VN"/>
+        </w:rPr>
+      </w:pPr>
+      <w:r>
+        <w:rPr>
+          <w:bCs/>
+          <w:lang w:val="vi-VN"/>
+        </w:rPr>
+        <w:t>ip access-group 10 out</w:t>
+      </w:r>
+    </w:p>
+    <w:p>
+      <w:pPr>
+        <w:rPr>
+          <w:bCs/>
+          <w:lang w:val="vi-VN"/>
+        </w:rPr>
+      </w:pPr>
+      <w:r>
+        <w:rPr>
+          <w:bCs/>
+          <w:lang w:val="vi-VN"/>
+        </w:rPr>
+        <w:t>exit</w:t>
+      </w:r>
+    </w:p>
+    <w:p>
+      <w:pPr>
+        <w:rPr>
+          <w:bCs/>
+          <w:lang w:val="vi-VN"/>
+        </w:rPr>
+      </w:pPr>
       <w:r>
         <w:rPr>
           <w:bCs/>
@@ -6097,1308 +5081,63 @@
           <w:lang w:val="vi-VN"/>
         </w:rPr>
       </w:pPr>
-    </w:p>
-    <w:p>
-      <w:pPr>
-        <w:rPr>
-          <w:bCs/>
-          <w:lang w:val="vi-VN"/>
-        </w:rPr>
-      </w:pPr>
-      <w:r>
-        <w:rPr>
-          <w:bCs/>
-          <w:lang w:val="vi-VN"/>
-        </w:rPr>
-        <w:t>Router Central (- Có s1/0, s1/1, s1/2):</w:t>
-      </w:r>
-    </w:p>
-    <w:p>
-      <w:pPr>
-        <w:rPr>
-          <w:bCs/>
-          <w:lang w:val="vi-VN"/>
-        </w:rPr>
-      </w:pPr>
-      <w:r>
-        <w:rPr>
-          <w:bCs/>
-          <w:lang w:val="vi-VN"/>
-        </w:rPr>
-        <w:t>enable</w:t>
-      </w:r>
-    </w:p>
-    <w:p>
-      <w:pPr>
-        <w:rPr>
-          <w:bCs/>
-          <w:lang w:val="vi-VN"/>
-        </w:rPr>
-      </w:pPr>
-      <w:r>
-        <w:rPr>
-          <w:bCs/>
-          <w:lang w:val="vi-VN"/>
-        </w:rPr>
-        <w:t>configure terminal</w:t>
-      </w:r>
-    </w:p>
-    <w:p>
-      <w:pPr>
-        <w:rPr>
-          <w:bCs/>
-          <w:lang w:val="vi-VN"/>
-        </w:rPr>
-      </w:pPr>
-      <w:r>
-        <w:rPr>
-          <w:bCs/>
-          <w:lang w:val="vi-VN"/>
-        </w:rPr>
-        <w:t>interface e0/0</w:t>
-      </w:r>
-    </w:p>
-    <w:p>
-      <w:pPr>
-        <w:rPr>
-          <w:bCs/>
-          <w:lang w:val="vi-VN"/>
-        </w:rPr>
-      </w:pPr>
-      <w:r>
-        <w:rPr>
-          <w:bCs/>
-          <w:lang w:val="vi-VN"/>
-        </w:rPr>
-        <w:t>ip address 222.100.100.129 255.255.255.192</w:t>
-      </w:r>
-    </w:p>
-    <w:p>
-      <w:pPr>
-        <w:rPr>
-          <w:bCs/>
-          <w:lang w:val="vi-VN"/>
-        </w:rPr>
-      </w:pPr>
-      <w:r>
-        <w:rPr>
-          <w:bCs/>
-          <w:lang w:val="vi-VN"/>
-        </w:rPr>
-        <w:t>no shutdown</w:t>
-      </w:r>
-    </w:p>
-    <w:p>
-      <w:pPr>
-        <w:rPr>
-          <w:bCs/>
-          <w:lang w:val="vi-VN"/>
-        </w:rPr>
-      </w:pPr>
-      <w:r>
-        <w:rPr>
-          <w:bCs/>
-          <w:lang w:val="vi-VN"/>
-        </w:rPr>
-        <w:t>exit</w:t>
-      </w:r>
-    </w:p>
-    <w:p>
-      <w:pPr>
-        <w:rPr>
-          <w:bCs/>
-          <w:lang w:val="vi-VN"/>
-        </w:rPr>
-      </w:pPr>
-      <w:r>
-        <w:rPr>
-          <w:bCs/>
-          <w:lang w:val="vi-VN"/>
-        </w:rPr>
-        <w:t>interface s1/0</w:t>
-      </w:r>
-    </w:p>
-    <w:p>
-      <w:pPr>
-        <w:rPr>
-          <w:bCs/>
-          <w:lang w:val="vi-VN"/>
-        </w:rPr>
-      </w:pPr>
-      <w:r>
-        <w:rPr>
-          <w:bCs/>
-          <w:lang w:val="vi-VN"/>
-        </w:rPr>
-        <w:t>ip address 220.100.100.34 255.255.255.252</w:t>
-      </w:r>
-    </w:p>
-    <w:p>
-      <w:pPr>
-        <w:rPr>
-          <w:bCs/>
-          <w:lang w:val="vi-VN"/>
-        </w:rPr>
-      </w:pPr>
-      <w:r>
-        <w:rPr>
-          <w:bCs/>
-          <w:lang w:val="vi-VN"/>
-        </w:rPr>
-        <w:t>no shutdown</w:t>
-      </w:r>
-    </w:p>
-    <w:p>
-      <w:pPr>
-        <w:rPr>
-          <w:bCs/>
-          <w:lang w:val="vi-VN"/>
-        </w:rPr>
-      </w:pPr>
-      <w:r>
-        <w:rPr>
-          <w:bCs/>
-          <w:lang w:val="vi-VN"/>
-        </w:rPr>
-        <w:t>exit</w:t>
-      </w:r>
-    </w:p>
-    <w:p>
-      <w:pPr>
-        <w:rPr>
-          <w:bCs/>
-          <w:lang w:val="vi-VN"/>
-        </w:rPr>
-      </w:pPr>
-      <w:r>
-        <w:rPr>
-          <w:bCs/>
-          <w:lang w:val="vi-VN"/>
-        </w:rPr>
-        <w:t>interface s1/1</w:t>
-      </w:r>
-    </w:p>
-    <w:p>
-      <w:pPr>
-        <w:rPr>
-          <w:bCs/>
-          <w:lang w:val="vi-VN"/>
-        </w:rPr>
-      </w:pPr>
-      <w:r>
-        <w:rPr>
-          <w:bCs/>
-          <w:lang w:val="vi-VN"/>
-        </w:rPr>
-        <w:t>ip address 220.100.100.65 255.255.255.252</w:t>
-      </w:r>
-    </w:p>
-    <w:p>
-      <w:pPr>
-        <w:rPr>
-          <w:bCs/>
-          <w:lang w:val="vi-VN"/>
-        </w:rPr>
-      </w:pPr>
-      <w:r>
-        <w:rPr>
-          <w:bCs/>
-          <w:lang w:val="vi-VN"/>
-        </w:rPr>
-        <w:t>no shutdown</w:t>
-      </w:r>
-    </w:p>
-    <w:p>
-      <w:pPr>
-        <w:rPr>
-          <w:bCs/>
-          <w:lang w:val="vi-VN"/>
-        </w:rPr>
-      </w:pPr>
-      <w:r>
-        <w:rPr>
-          <w:bCs/>
-          <w:lang w:val="vi-VN"/>
-        </w:rPr>
-        <w:t>exit</w:t>
-      </w:r>
-    </w:p>
-    <w:p>
-      <w:pPr>
-        <w:rPr>
-          <w:bCs/>
-          <w:lang w:val="vi-VN"/>
-        </w:rPr>
-      </w:pPr>
-      <w:r>
-        <w:rPr>
-          <w:bCs/>
-          <w:lang w:val="vi-VN"/>
-        </w:rPr>
-        <w:t>interface s1/2</w:t>
-      </w:r>
-    </w:p>
-    <w:p>
-      <w:pPr>
-        <w:rPr>
-          <w:bCs/>
-          <w:lang w:val="vi-VN"/>
-        </w:rPr>
-      </w:pPr>
-      <w:r>
-        <w:rPr>
-          <w:bCs/>
-          <w:lang w:val="vi-VN"/>
-        </w:rPr>
-        <w:t>ip address 220.100.100.1 255.255.255.252</w:t>
-      </w:r>
-    </w:p>
-    <w:p>
-      <w:pPr>
-        <w:rPr>
-          <w:bCs/>
-          <w:lang w:val="vi-VN"/>
-        </w:rPr>
-      </w:pPr>
-      <w:r>
-        <w:rPr>
-          <w:bCs/>
-          <w:lang w:val="vi-VN"/>
-        </w:rPr>
-        <w:t>no shutdown</w:t>
-      </w:r>
-    </w:p>
-    <w:p>
-      <w:pPr>
-        <w:rPr>
-          <w:bCs/>
-          <w:lang w:val="vi-VN"/>
-        </w:rPr>
-      </w:pPr>
       <w:r>
         <w:rPr>
           <w:bCs/>
           <w:lang w:val="vi-VN"/>
         </w:rPr>
         <w:lastRenderedPageBreak/>
-        <w:t>exit</w:t>
-      </w:r>
-    </w:p>
-    <w:p>
-      <w:pPr>
-        <w:rPr>
-          <w:bCs/>
-          <w:lang w:val="vi-VN"/>
-        </w:rPr>
-      </w:pPr>
-    </w:p>
-    <w:p>
-      <w:pPr>
-        <w:rPr>
-          <w:bCs/>
-          <w:lang w:val="vi-VN"/>
-        </w:rPr>
-      </w:pPr>
-      <w:r>
-        <w:rPr>
-          <w:bCs/>
-          <w:lang w:val="vi-VN"/>
-        </w:rPr>
-        <w:t>router rip</w:t>
-      </w:r>
-    </w:p>
-    <w:p>
-      <w:pPr>
-        <w:rPr>
-          <w:bCs/>
-          <w:lang w:val="vi-VN"/>
-        </w:rPr>
-      </w:pPr>
-      <w:r>
-        <w:rPr>
-          <w:bCs/>
-          <w:lang w:val="vi-VN"/>
-        </w:rPr>
-        <w:t>version 2</w:t>
-      </w:r>
-    </w:p>
-    <w:p>
-      <w:pPr>
-        <w:rPr>
-          <w:bCs/>
-          <w:lang w:val="vi-VN"/>
-        </w:rPr>
-      </w:pPr>
-      <w:r>
-        <w:rPr>
-          <w:bCs/>
-          <w:lang w:val="vi-VN"/>
-        </w:rPr>
-        <w:t>no auto-summary</w:t>
-      </w:r>
-    </w:p>
-    <w:p>
-      <w:pPr>
-        <w:rPr>
-          <w:bCs/>
-          <w:lang w:val="vi-VN"/>
-        </w:rPr>
-      </w:pPr>
-      <w:r>
-        <w:rPr>
-          <w:bCs/>
-          <w:lang w:val="vi-VN"/>
-        </w:rPr>
-        <w:t>network 222.100.100.128</w:t>
-      </w:r>
-    </w:p>
-    <w:p>
-      <w:pPr>
-        <w:rPr>
-          <w:bCs/>
-          <w:lang w:val="vi-VN"/>
-        </w:rPr>
-      </w:pPr>
-      <w:r>
-        <w:rPr>
-          <w:bCs/>
-          <w:lang w:val="vi-VN"/>
-        </w:rPr>
-        <w:t>network 220.100.100.32</w:t>
-      </w:r>
-    </w:p>
-    <w:p>
-      <w:pPr>
-        <w:rPr>
-          <w:bCs/>
-          <w:lang w:val="vi-VN"/>
-        </w:rPr>
-      </w:pPr>
-      <w:r>
-        <w:rPr>
-          <w:bCs/>
-          <w:lang w:val="vi-VN"/>
-        </w:rPr>
-        <w:t>network 220.100.100.64</w:t>
-      </w:r>
-    </w:p>
-    <w:p>
-      <w:pPr>
-        <w:rPr>
-          <w:bCs/>
-          <w:lang w:val="vi-VN"/>
-        </w:rPr>
-      </w:pPr>
-      <w:r>
-        <w:rPr>
-          <w:bCs/>
-          <w:lang w:val="vi-VN"/>
-        </w:rPr>
-        <w:t>exit</w:t>
-      </w:r>
-    </w:p>
-    <w:p>
-      <w:pPr>
-        <w:rPr>
-          <w:bCs/>
-          <w:lang w:val="vi-VN"/>
-        </w:rPr>
-      </w:pPr>
-      <w:r>
-        <w:rPr>
-          <w:bCs/>
-          <w:lang w:val="vi-VN"/>
-        </w:rPr>
-        <w:t>wr</w:t>
-      </w:r>
-    </w:p>
-    <w:p>
-      <w:pPr>
-        <w:rPr>
-          <w:bCs/>
-          <w:lang w:val="vi-VN"/>
-        </w:rPr>
-      </w:pPr>
-    </w:p>
-    <w:p>
-      <w:pPr>
-        <w:rPr>
-          <w:bCs/>
-          <w:lang w:val="vi-VN"/>
-        </w:rPr>
-      </w:pPr>
-      <w:r>
-        <w:rPr>
-          <w:bCs/>
-          <w:lang w:val="vi-VN"/>
-        </w:rPr>
-        <w:t>Router East (Có s1/1 nối với Central):</w:t>
-      </w:r>
-    </w:p>
-    <w:p>
-      <w:pPr>
-        <w:rPr>
-          <w:bCs/>
-          <w:lang w:val="vi-VN"/>
-        </w:rPr>
-      </w:pPr>
-      <w:r>
-        <w:rPr>
-          <w:bCs/>
-          <w:lang w:val="vi-VN"/>
-        </w:rPr>
-        <w:t>enable</w:t>
-      </w:r>
-    </w:p>
-    <w:p>
-      <w:pPr>
-        <w:rPr>
-          <w:bCs/>
-          <w:lang w:val="vi-VN"/>
-        </w:rPr>
-      </w:pPr>
-      <w:r>
-        <w:rPr>
-          <w:bCs/>
-          <w:lang w:val="vi-VN"/>
-        </w:rPr>
-        <w:t>configure terminal</w:t>
-      </w:r>
-    </w:p>
-    <w:p>
-      <w:pPr>
-        <w:rPr>
-          <w:bCs/>
-          <w:lang w:val="vi-VN"/>
-        </w:rPr>
-      </w:pPr>
-      <w:r>
-        <w:rPr>
-          <w:bCs/>
-          <w:lang w:val="vi-VN"/>
-        </w:rPr>
-        <w:t>interface e0/0</w:t>
-      </w:r>
-    </w:p>
-    <w:p>
-      <w:pPr>
-        <w:rPr>
-          <w:bCs/>
-          <w:lang w:val="vi-VN"/>
-        </w:rPr>
-      </w:pPr>
-      <w:r>
-        <w:rPr>
-          <w:bCs/>
-          <w:lang w:val="vi-VN"/>
-        </w:rPr>
-        <w:t>ip address 222.100.100.193 255.255.255.224</w:t>
-      </w:r>
-    </w:p>
-    <w:p>
-      <w:pPr>
-        <w:rPr>
-          <w:bCs/>
-          <w:lang w:val="vi-VN"/>
-        </w:rPr>
-      </w:pPr>
-      <w:r>
-        <w:rPr>
-          <w:bCs/>
-          <w:lang w:val="vi-VN"/>
-        </w:rPr>
-        <w:t>no shutdown</w:t>
-      </w:r>
-    </w:p>
-    <w:p>
-      <w:pPr>
-        <w:rPr>
-          <w:bCs/>
-          <w:lang w:val="vi-VN"/>
-        </w:rPr>
-      </w:pPr>
-      <w:r>
-        <w:rPr>
-          <w:bCs/>
-          <w:lang w:val="vi-VN"/>
-        </w:rPr>
-        <w:t>exit</w:t>
-      </w:r>
-    </w:p>
-    <w:p>
-      <w:pPr>
-        <w:rPr>
-          <w:bCs/>
-          <w:lang w:val="vi-VN"/>
-        </w:rPr>
-      </w:pPr>
-      <w:r>
-        <w:rPr>
-          <w:bCs/>
-          <w:lang w:val="vi-VN"/>
-        </w:rPr>
-        <w:t>interface s1/1</w:t>
-      </w:r>
-    </w:p>
-    <w:p>
-      <w:pPr>
-        <w:rPr>
-          <w:bCs/>
-          <w:lang w:val="vi-VN"/>
-        </w:rPr>
-      </w:pPr>
-      <w:r>
-        <w:rPr>
-          <w:bCs/>
-          <w:lang w:val="vi-VN"/>
-        </w:rPr>
-        <w:t>ip address 220.100.100.66 255.255.255.252</w:t>
-      </w:r>
-    </w:p>
-    <w:p>
-      <w:pPr>
-        <w:rPr>
-          <w:bCs/>
-          <w:lang w:val="vi-VN"/>
-        </w:rPr>
-      </w:pPr>
-      <w:r>
-        <w:rPr>
-          <w:bCs/>
-          <w:lang w:val="vi-VN"/>
-        </w:rPr>
-        <w:t>no shutdown</w:t>
-      </w:r>
-    </w:p>
-    <w:p>
-      <w:pPr>
-        <w:rPr>
-          <w:bCs/>
-          <w:lang w:val="vi-VN"/>
-        </w:rPr>
-      </w:pPr>
-      <w:r>
-        <w:rPr>
-          <w:bCs/>
-          <w:lang w:val="vi-VN"/>
-        </w:rPr>
-        <w:t>exit</w:t>
-      </w:r>
-    </w:p>
-    <w:p>
-      <w:pPr>
-        <w:rPr>
-          <w:bCs/>
-          <w:lang w:val="vi-VN"/>
-        </w:rPr>
-      </w:pPr>
-    </w:p>
-    <w:p>
-      <w:pPr>
-        <w:rPr>
-          <w:bCs/>
-          <w:lang w:val="vi-VN"/>
-        </w:rPr>
-      </w:pPr>
-      <w:r>
-        <w:rPr>
-          <w:bCs/>
-          <w:lang w:val="vi-VN"/>
-        </w:rPr>
-        <w:t>router rip</w:t>
-      </w:r>
-    </w:p>
-    <w:p>
-      <w:pPr>
-        <w:rPr>
-          <w:bCs/>
-          <w:lang w:val="vi-VN"/>
-        </w:rPr>
-      </w:pPr>
-      <w:r>
-        <w:rPr>
-          <w:bCs/>
-          <w:lang w:val="vi-VN"/>
-        </w:rPr>
-        <w:t>version 2</w:t>
-      </w:r>
-    </w:p>
-    <w:p>
-      <w:pPr>
-        <w:rPr>
-          <w:bCs/>
-          <w:lang w:val="vi-VN"/>
-        </w:rPr>
-      </w:pPr>
-      <w:r>
-        <w:rPr>
-          <w:bCs/>
-          <w:lang w:val="vi-VN"/>
-        </w:rPr>
-        <w:t>no auto-summary</w:t>
-      </w:r>
-    </w:p>
-    <w:p>
-      <w:pPr>
-        <w:rPr>
-          <w:bCs/>
-          <w:lang w:val="vi-VN"/>
-        </w:rPr>
-      </w:pPr>
-      <w:r>
-        <w:rPr>
-          <w:bCs/>
-          <w:lang w:val="vi-VN"/>
-        </w:rPr>
-        <w:t>network 222.100.100.192</w:t>
-      </w:r>
-    </w:p>
-    <w:p>
-      <w:pPr>
-        <w:rPr>
-          <w:bCs/>
-          <w:lang w:val="vi-VN"/>
-        </w:rPr>
-      </w:pPr>
-      <w:r>
-        <w:rPr>
-          <w:bCs/>
-          <w:lang w:val="vi-VN"/>
-        </w:rPr>
-        <w:t>network 220.100.100.64</w:t>
-      </w:r>
-    </w:p>
-    <w:p>
-      <w:pPr>
-        <w:rPr>
-          <w:bCs/>
-          <w:lang w:val="vi-VN"/>
-        </w:rPr>
-      </w:pPr>
-      <w:r>
-        <w:rPr>
-          <w:bCs/>
-          <w:lang w:val="vi-VN"/>
-        </w:rPr>
-        <w:lastRenderedPageBreak/>
-        <w:t>exit</w:t>
-      </w:r>
-    </w:p>
-    <w:p>
-      <w:pPr>
-        <w:rPr>
-          <w:bCs/>
-          <w:lang w:val="vi-VN"/>
-        </w:rPr>
-      </w:pPr>
-      <w:r>
-        <w:rPr>
-          <w:bCs/>
-          <w:lang w:val="vi-VN"/>
-        </w:rPr>
-        <w:t>wr</w:t>
-      </w:r>
-    </w:p>
-    <w:p>
-      <w:pPr>
-        <w:rPr>
-          <w:bCs/>
-          <w:lang w:val="vi-VN"/>
-        </w:rPr>
-      </w:pPr>
-    </w:p>
-    <w:p>
-      <w:pPr>
-        <w:rPr>
-          <w:bCs/>
-          <w:lang w:val="vi-VN"/>
-        </w:rPr>
-      </w:pPr>
-    </w:p>
-    <w:p>
-      <w:pPr>
-        <w:rPr>
-          <w:bCs/>
-          <w:lang w:val="vi-VN"/>
-        </w:rPr>
-      </w:pPr>
-      <w:r>
-        <w:rPr>
-          <w:bCs/>
-          <w:lang w:val="vi-VN"/>
-        </w:rPr>
-        <w:t xml:space="preserve">Tại </w:t>
-      </w:r>
-      <w:r>
-        <w:rPr>
-          <w:bCs/>
-          <w:lang w:val="vi-VN"/>
-        </w:rPr>
-        <w:t xml:space="preserve">Router </w:t>
-      </w:r>
-      <w:r>
-        <w:rPr>
-          <w:bCs/>
-          <w:lang w:val="vi-VN"/>
-        </w:rPr>
-        <w:t xml:space="preserve">internet </w:t>
-      </w:r>
-      <w:r>
-        <w:rPr>
-          <w:bCs/>
-          <w:lang w:val="vi-VN"/>
-        </w:rPr>
-        <w:t>(Đóng vai trò Internet):</w:t>
-      </w:r>
-    </w:p>
-    <w:p>
-      <w:pPr>
-        <w:rPr>
-          <w:bCs/>
-          <w:lang w:val="vi-VN"/>
-        </w:rPr>
-      </w:pPr>
-      <w:r>
-        <w:rPr>
-          <w:bCs/>
-          <w:lang w:val="vi-VN"/>
-        </w:rPr>
-        <w:t>Ta tạo một cổng ảo (Loopback) đại diện cho mạng Internet 8.8.8.8 để Test.</w:t>
-      </w:r>
-    </w:p>
-    <w:p>
-      <w:pPr>
-        <w:rPr>
-          <w:bCs/>
-          <w:lang w:val="vi-VN"/>
-        </w:rPr>
-      </w:pPr>
-      <w:r>
-        <w:rPr>
-          <w:bCs/>
-          <w:lang w:val="vi-VN"/>
-        </w:rPr>
-        <w:t>enable</w:t>
-      </w:r>
-    </w:p>
-    <w:p>
-      <w:pPr>
-        <w:rPr>
-          <w:bCs/>
-          <w:lang w:val="vi-VN"/>
-        </w:rPr>
-      </w:pPr>
-      <w:r>
-        <w:rPr>
-          <w:bCs/>
-          <w:lang w:val="vi-VN"/>
-        </w:rPr>
-        <w:t>configure terminal</w:t>
-      </w:r>
-    </w:p>
-    <w:p>
-      <w:pPr>
-        <w:rPr>
-          <w:bCs/>
-          <w:lang w:val="vi-VN"/>
-        </w:rPr>
-      </w:pPr>
-      <w:r>
-        <w:rPr>
-          <w:bCs/>
-          <w:lang w:val="vi-VN"/>
-        </w:rPr>
-        <w:t>interface s1/0</w:t>
-      </w:r>
-    </w:p>
-    <w:p>
-      <w:pPr>
-        <w:rPr>
-          <w:bCs/>
-          <w:lang w:val="vi-VN"/>
-        </w:rPr>
-      </w:pPr>
-      <w:r>
-        <w:rPr>
-          <w:bCs/>
-          <w:lang w:val="vi-VN"/>
-        </w:rPr>
-        <w:t>ip address 220.100.100.2 255.255.255.252</w:t>
-      </w:r>
-    </w:p>
-    <w:p>
-      <w:pPr>
-        <w:rPr>
-          <w:bCs/>
-          <w:lang w:val="vi-VN"/>
-        </w:rPr>
-      </w:pPr>
-      <w:r>
-        <w:rPr>
-          <w:bCs/>
-          <w:lang w:val="vi-VN"/>
-        </w:rPr>
-        <w:t>no shutdown</w:t>
-      </w:r>
-    </w:p>
-    <w:p>
-      <w:pPr>
-        <w:rPr>
-          <w:bCs/>
-          <w:lang w:val="vi-VN"/>
-        </w:rPr>
-      </w:pPr>
-      <w:r>
-        <w:rPr>
-          <w:bCs/>
-          <w:lang w:val="vi-VN"/>
-        </w:rPr>
-        <w:t>exit</w:t>
-      </w:r>
-    </w:p>
-    <w:p>
-      <w:pPr>
-        <w:rPr>
-          <w:bCs/>
-          <w:lang w:val="vi-VN"/>
-        </w:rPr>
-      </w:pPr>
-      <w:r>
-        <w:rPr>
-          <w:bCs/>
-          <w:lang w:val="vi-VN"/>
-        </w:rPr>
-        <w:t>interface loopback 0</w:t>
-      </w:r>
-    </w:p>
-    <w:p>
-      <w:pPr>
-        <w:rPr>
-          <w:bCs/>
-          <w:lang w:val="vi-VN"/>
-        </w:rPr>
-      </w:pPr>
-      <w:r>
-        <w:rPr>
-          <w:bCs/>
-          <w:lang w:val="vi-VN"/>
-        </w:rPr>
-        <w:t>ip address 8.8.8.8 255.255.255.255</w:t>
-      </w:r>
-    </w:p>
-    <w:p>
-      <w:pPr>
-        <w:rPr>
-          <w:bCs/>
-          <w:lang w:val="vi-VN"/>
-        </w:rPr>
-      </w:pPr>
-      <w:r>
-        <w:rPr>
-          <w:bCs/>
-          <w:lang w:val="vi-VN"/>
-        </w:rPr>
-        <w:t>no shutdown</w:t>
-      </w:r>
-    </w:p>
-    <w:p>
-      <w:pPr>
-        <w:rPr>
-          <w:bCs/>
-          <w:lang w:val="vi-VN"/>
-        </w:rPr>
-      </w:pPr>
-      <w:r>
-        <w:rPr>
-          <w:bCs/>
-          <w:lang w:val="vi-VN"/>
-        </w:rPr>
-        <w:t>exit</w:t>
-      </w:r>
-    </w:p>
-    <w:p>
-      <w:pPr>
-        <w:rPr>
-          <w:bCs/>
-          <w:lang w:val="vi-VN"/>
-        </w:rPr>
-      </w:pPr>
-    </w:p>
-    <w:p>
-      <w:pPr>
-        <w:rPr>
-          <w:bCs/>
-          <w:lang w:val="vi-VN"/>
-        </w:rPr>
-      </w:pPr>
-      <w:r>
-        <w:rPr>
-          <w:bCs/>
-          <w:lang w:val="vi-VN"/>
-        </w:rPr>
-        <w:t>ip route 220.100.100.0 255.255.255.0 220.100.100.1</w:t>
-      </w:r>
-    </w:p>
-    <w:p>
-      <w:pPr>
-        <w:rPr>
-          <w:bCs/>
-          <w:lang w:val="vi-VN"/>
-        </w:rPr>
-      </w:pPr>
-      <w:r>
-        <w:rPr>
-          <w:bCs/>
-          <w:lang w:val="vi-VN"/>
-        </w:rPr>
-        <w:t>ip route 222.100.100.0 255.255.255.0 220.100.100.1</w:t>
-      </w:r>
-    </w:p>
-    <w:p>
-      <w:pPr>
-        <w:rPr>
-          <w:bCs/>
-          <w:lang w:val="vi-VN"/>
-        </w:rPr>
-      </w:pPr>
-      <w:r>
-        <w:rPr>
-          <w:bCs/>
-          <w:lang w:val="vi-VN"/>
-        </w:rPr>
-        <w:t>wr</w:t>
-      </w:r>
-    </w:p>
-    <w:p>
-      <w:pPr>
-        <w:rPr>
-          <w:bCs/>
-          <w:lang w:val="vi-VN"/>
-        </w:rPr>
-      </w:pPr>
-    </w:p>
-    <w:p>
-      <w:pPr>
-        <w:rPr>
-          <w:bCs/>
-          <w:lang w:val="vi-VN"/>
-        </w:rPr>
-      </w:pPr>
-      <w:r>
-        <w:rPr>
-          <w:bCs/>
-          <w:lang w:val="vi-VN"/>
-        </w:rPr>
-        <w:t xml:space="preserve">Tại center cấu hình </w:t>
-      </w:r>
-      <w:r>
-        <w:rPr>
-          <w:bCs/>
-          <w:lang w:val="vi-VN"/>
-        </w:rPr>
-        <w:t>Chỉ cho phép WEST và Central ra Internet</w:t>
-      </w:r>
-    </w:p>
-    <w:p>
-      <w:pPr>
-        <w:rPr>
-          <w:bCs/>
-          <w:lang w:val="vi-VN"/>
-        </w:rPr>
-      </w:pPr>
-    </w:p>
-    <w:p>
-      <w:pPr>
-        <w:rPr>
-          <w:bCs/>
-          <w:lang w:val="vi-VN"/>
-        </w:rPr>
-      </w:pPr>
-      <w:r>
-        <w:rPr>
-          <w:bCs/>
-          <w:lang w:val="vi-VN"/>
-        </w:rPr>
-        <w:t>configure terminal</w:t>
-      </w:r>
-    </w:p>
-    <w:p>
-      <w:pPr>
-        <w:rPr>
-          <w:bCs/>
-          <w:lang w:val="vi-VN"/>
-        </w:rPr>
-      </w:pPr>
-    </w:p>
-    <w:p>
-      <w:pPr>
-        <w:rPr>
-          <w:bCs/>
-          <w:lang w:val="vi-VN"/>
-        </w:rPr>
-      </w:pPr>
-      <w:r>
-        <w:rPr>
-          <w:bCs/>
-          <w:lang w:val="vi-VN"/>
-        </w:rPr>
-        <w:t>! 1. Trỏ đường đi mặc định lên Internet và phát loa cho WEST/East biết</w:t>
-      </w:r>
-    </w:p>
-    <w:p>
-      <w:pPr>
-        <w:rPr>
-          <w:bCs/>
-          <w:lang w:val="vi-VN"/>
-        </w:rPr>
-      </w:pPr>
-      <w:r>
-        <w:rPr>
-          <w:bCs/>
-          <w:lang w:val="vi-VN"/>
-        </w:rPr>
-        <w:t>ip route 0.0.0.0 0.0.0.0 220.100.100.2</w:t>
-      </w:r>
-    </w:p>
-    <w:p>
-      <w:pPr>
-        <w:rPr>
-          <w:bCs/>
-          <w:lang w:val="vi-VN"/>
-        </w:rPr>
-      </w:pPr>
-      <w:r>
-        <w:rPr>
-          <w:bCs/>
-          <w:lang w:val="vi-VN"/>
-        </w:rPr>
-        <w:t>router rip</w:t>
-      </w:r>
-    </w:p>
-    <w:p>
-      <w:pPr>
-        <w:rPr>
-          <w:bCs/>
-          <w:lang w:val="vi-VN"/>
-        </w:rPr>
-      </w:pPr>
-      <w:r>
-        <w:rPr>
-          <w:bCs/>
-          <w:lang w:val="vi-VN"/>
-        </w:rPr>
-        <w:lastRenderedPageBreak/>
-        <w:t>default-information originate</w:t>
-      </w:r>
-    </w:p>
-    <w:p>
-      <w:pPr>
-        <w:rPr>
-          <w:bCs/>
-          <w:lang w:val="vi-VN"/>
-        </w:rPr>
-      </w:pPr>
-      <w:r>
-        <w:rPr>
-          <w:bCs/>
-          <w:lang w:val="vi-VN"/>
-        </w:rPr>
-        <w:t>exit</w:t>
-      </w:r>
-    </w:p>
-    <w:p>
-      <w:pPr>
-        <w:rPr>
-          <w:bCs/>
-          <w:lang w:val="vi-VN"/>
-        </w:rPr>
-      </w:pPr>
-    </w:p>
-    <w:p>
-      <w:pPr>
-        <w:rPr>
-          <w:bCs/>
-          <w:lang w:val="vi-VN"/>
-        </w:rPr>
-      </w:pPr>
-      <w:r>
-        <w:rPr>
-          <w:bCs/>
-          <w:lang w:val="vi-VN"/>
-        </w:rPr>
-        <w:t>! 2. Viết ACL cho phép WEST và Central, chặn phần còn lại</w:t>
-      </w:r>
-    </w:p>
-    <w:p>
-      <w:pPr>
-        <w:rPr>
-          <w:bCs/>
-          <w:lang w:val="vi-VN"/>
-        </w:rPr>
-      </w:pPr>
-      <w:r>
-        <w:rPr>
-          <w:bCs/>
-          <w:lang w:val="vi-VN"/>
-        </w:rPr>
-        <w:t>ip access-list standard 10</w:t>
-      </w:r>
-    </w:p>
-    <w:p>
-      <w:pPr>
-        <w:rPr>
-          <w:bCs/>
-          <w:lang w:val="vi-VN"/>
-        </w:rPr>
-      </w:pPr>
-      <w:r>
-        <w:rPr>
-          <w:bCs/>
-          <w:lang w:val="vi-VN"/>
-        </w:rPr>
-        <w:t>permit 222.100.100.0 0.0.0.127</w:t>
-      </w:r>
-    </w:p>
-    <w:p>
-      <w:pPr>
-        <w:rPr>
-          <w:bCs/>
-          <w:lang w:val="vi-VN"/>
-        </w:rPr>
-      </w:pPr>
-      <w:r>
-        <w:rPr>
-          <w:bCs/>
-          <w:lang w:val="vi-VN"/>
-        </w:rPr>
-        <w:t>permit 222.100.100.128 0.0.0.63</w:t>
-      </w:r>
-    </w:p>
-    <w:p>
-      <w:pPr>
-        <w:rPr>
-          <w:bCs/>
-          <w:lang w:val="vi-VN"/>
-        </w:rPr>
-      </w:pPr>
-      <w:r>
-        <w:rPr>
-          <w:bCs/>
-          <w:lang w:val="vi-VN"/>
-        </w:rPr>
-        <w:t>deny any</w:t>
-      </w:r>
-    </w:p>
-    <w:p>
-      <w:pPr>
-        <w:rPr>
-          <w:bCs/>
-          <w:lang w:val="vi-VN"/>
-        </w:rPr>
-      </w:pPr>
-      <w:r>
-        <w:rPr>
-          <w:bCs/>
-          <w:lang w:val="vi-VN"/>
-        </w:rPr>
-        <w:t>exit</w:t>
-      </w:r>
-    </w:p>
-    <w:p>
-      <w:pPr>
-        <w:rPr>
-          <w:bCs/>
-          <w:lang w:val="vi-VN"/>
-        </w:rPr>
-      </w:pPr>
-    </w:p>
-    <w:p>
-      <w:pPr>
-        <w:rPr>
-          <w:bCs/>
-          <w:lang w:val="vi-VN"/>
-        </w:rPr>
-      </w:pPr>
-      <w:r>
-        <w:rPr>
-          <w:bCs/>
-          <w:lang w:val="vi-VN"/>
-        </w:rPr>
-        <w:t xml:space="preserve">! 3. Áp dụng ACL chặn ngay tại cổng s1/2 (cửa ngõ đẩy ra </w:t>
-      </w:r>
-      <w:r>
-        <w:rPr>
-          <w:bCs/>
-          <w:lang w:val="vi-VN"/>
-        </w:rPr>
-        <w:t>INTERNET</w:t>
-      </w:r>
-      <w:r>
-        <w:rPr>
-          <w:bCs/>
-          <w:lang w:val="vi-VN"/>
-        </w:rPr>
-        <w:t>)</w:t>
-      </w:r>
-    </w:p>
-    <w:p>
-      <w:pPr>
-        <w:rPr>
-          <w:bCs/>
-          <w:lang w:val="vi-VN"/>
-        </w:rPr>
-      </w:pPr>
-      <w:r>
-        <w:rPr>
-          <w:bCs/>
-          <w:lang w:val="vi-VN"/>
-        </w:rPr>
-        <w:t>interface s1/2</w:t>
-      </w:r>
-    </w:p>
-    <w:p>
-      <w:pPr>
-        <w:rPr>
-          <w:bCs/>
-          <w:lang w:val="vi-VN"/>
-        </w:rPr>
-      </w:pPr>
-      <w:r>
-        <w:rPr>
-          <w:bCs/>
-          <w:lang w:val="vi-VN"/>
-        </w:rPr>
-        <w:t>ip access-group 10 out</w:t>
-      </w:r>
-    </w:p>
-    <w:p>
-      <w:pPr>
-        <w:rPr>
-          <w:bCs/>
-          <w:lang w:val="vi-VN"/>
-        </w:rPr>
-      </w:pPr>
-      <w:r>
-        <w:rPr>
-          <w:bCs/>
-          <w:lang w:val="vi-VN"/>
-        </w:rPr>
-        <w:t>exit</w:t>
-      </w:r>
-    </w:p>
-    <w:p>
-      <w:pPr>
-        <w:rPr>
-          <w:bCs/>
-          <w:lang w:val="vi-VN"/>
-        </w:rPr>
-      </w:pPr>
-      <w:r>
-        <w:rPr>
-          <w:bCs/>
-          <w:lang w:val="vi-VN"/>
-        </w:rPr>
-        <w:t>wr</w:t>
+        <w:t xml:space="preserve">2/ pc1 ping thông </w:t>
+      </w:r>
+    </w:p>
+    <w:p>
+      <w:pPr>
+        <w:rPr>
+          <w:bCs/>
+          <w:lang w:val="vi-VN"/>
+        </w:rPr>
+      </w:pPr>
+      <w:r>
+        <w:rPr>
+          <w:bCs/>
+          <w:noProof/>
+          <w:lang w:val="vi-VN"/>
+        </w:rPr>
+        <w:drawing>
+          <wp:inline distT="0" distB="0" distL="0" distR="0" wp14:anchorId="3EB2665D" wp14:editId="5D0DC81D">
+            <wp:extent cx="5420481" cy="3934374"/>
+            <wp:effectExtent l="0" t="0" r="8890" b="9525"/>
+            <wp:docPr id="492342819" name="Picture 1"/>
+            <wp:cNvGraphicFramePr>
+              <a:graphicFrameLocks xmlns:a="http://schemas.openxmlformats.org/drawingml/2006/main" noChangeAspect="1"/>
+            </wp:cNvGraphicFramePr>
+            <a:graphic xmlns:a="http://schemas.openxmlformats.org/drawingml/2006/main">
+              <a:graphicData uri="http://schemas.openxmlformats.org/drawingml/2006/picture">
+                <pic:pic xmlns:pic="http://schemas.openxmlformats.org/drawingml/2006/picture">
+                  <pic:nvPicPr>
+                    <pic:cNvPr id="1393680068" name=""/>
+                    <pic:cNvPicPr/>
+                  </pic:nvPicPr>
+                  <pic:blipFill>
+                    <a:blip r:embed="rId21"/>
+                    <a:stretch>
+                      <a:fillRect/>
+                    </a:stretch>
+                  </pic:blipFill>
+                  <pic:spPr>
+                    <a:xfrm>
+                      <a:off x="0" y="0"/>
+                      <a:ext cx="5420481" cy="3934374"/>
+                    </a:xfrm>
+                    <a:prstGeom prst="rect">
+                      <a:avLst/>
+                    </a:prstGeom>
+                  </pic:spPr>
+                </pic:pic>
+              </a:graphicData>
+            </a:graphic>
+          </wp:inline>
+        </w:drawing>
       </w:r>
     </w:p>
     <w:p>
@@ -7420,14 +5159,7 @@
           <w:bCs/>
           <w:lang w:val="vi-VN"/>
         </w:rPr>
-        <w:t xml:space="preserve">show ip route trên </w:t>
-      </w:r>
-      <w:r>
-        <w:rPr>
-          <w:bCs/>
-          <w:lang w:val="vi-VN"/>
-        </w:rPr>
-        <w:t>Central</w:t>
+        <w:t>show ip route trên Central</w:t>
       </w:r>
     </w:p>
     <w:p>
@@ -7455,6 +5187,7 @@
       <w:r>
         <w:rPr>
           <w:bCs/>
+          <w:noProof/>
           <w:lang w:val="vi-VN"/>
         </w:rPr>
         <w:lastRenderedPageBreak/>
@@ -7474,7 +5207,7 @@
                     <pic:cNvPicPr/>
                   </pic:nvPicPr>
                   <pic:blipFill>
-                    <a:blip r:embed="rId21"/>
+                    <a:blip r:embed="rId22"/>
                     <a:stretch>
                       <a:fillRect/>
                     </a:stretch>
@@ -7519,6 +5252,7 @@
       </w:pPr>
       <w:r>
         <w:rPr>
+          <w:bCs/>
           <w:noProof/>
         </w:rPr>
         <w:lastRenderedPageBreak/>
@@ -7538,7 +5272,7 @@
                     <pic:cNvPicPr/>
                   </pic:nvPicPr>
                   <pic:blipFill>
-                    <a:blip r:embed="rId22"/>
+                    <a:blip r:embed="rId23"/>
                     <a:stretch>
                       <a:fillRect/>
                     </a:stretch>
@@ -7586,33 +5320,20 @@
           <w:bCs/>
           <w:lang w:val="vi-VN"/>
         </w:rPr>
-        <w:t xml:space="preserve">Gói tin đi thành công từ pc1 -&gt; Router WEST -&gt; Router Central -&gt; Router </w:t>
-      </w:r>
-      <w:r>
-        <w:rPr>
-          <w:bCs/>
-          <w:lang w:val="vi-VN"/>
-        </w:rPr>
-        <w:t>internet</w:t>
-      </w:r>
-      <w:r>
-        <w:rPr>
-          <w:bCs/>
-          <w:lang w:val="vi-VN"/>
-        </w:rPr>
-        <w:t>. Lệnh ping thành công vì pc1 nằm trong danh sách được Permit.</w:t>
-      </w:r>
-    </w:p>
-    <w:p>
-      <w:pPr>
-        <w:rPr>
-          <w:bCs/>
-          <w:lang w:val="vi-VN"/>
-        </w:rPr>
-      </w:pPr>
-      <w:r>
-        <w:rPr>
-          <w:bCs/>
+        <w:t>Gói tin đi thành công từ pc1 -&gt; Router WEST -&gt; Router Central -&gt; Router internet. Lệnh ping thành công vì pc1 nằm trong danh sách được Permit.</w:t>
+      </w:r>
+    </w:p>
+    <w:p>
+      <w:pPr>
+        <w:rPr>
+          <w:bCs/>
+          <w:lang w:val="vi-VN"/>
+        </w:rPr>
+      </w:pPr>
+      <w:r>
+        <w:rPr>
+          <w:bCs/>
+          <w:noProof/>
           <w:lang w:val="vi-VN"/>
         </w:rPr>
         <w:lastRenderedPageBreak/>
@@ -7632,7 +5353,7 @@
                     <pic:cNvPicPr/>
                   </pic:nvPicPr>
                   <pic:blipFill>
-                    <a:blip r:embed="rId23"/>
+                    <a:blip r:embed="rId21"/>
                     <a:stretch>
                       <a:fillRect/>
                     </a:stretch>
@@ -7692,6 +5413,7 @@
       <w:r>
         <w:rPr>
           <w:bCs/>
+          <w:noProof/>
           <w:lang w:val="vi-VN"/>
         </w:rPr>
         <w:drawing>
@@ -7746,7 +5468,6 @@
           <w:lang w:val="vi-VN"/>
         </w:rPr>
       </w:pPr>
-      <w:proofErr w:type="spellStart"/>
       <w:r>
         <w:rPr>
           <w:bCs/>
@@ -7754,7 +5475,6 @@
         <w:lastRenderedPageBreak/>
         <w:t>Bài</w:t>
       </w:r>
-      <w:proofErr w:type="spellEnd"/>
       <w:r>
         <w:rPr>
           <w:bCs/>
@@ -7825,6 +5545,1035 @@
           <w:bCs/>
           <w:lang w:val="vi-VN"/>
         </w:rPr>
+        <w:t>1. Router West:</w:t>
+      </w:r>
+    </w:p>
+    <w:p>
+      <w:pPr>
+        <w:rPr>
+          <w:bCs/>
+          <w:lang w:val="vi-VN"/>
+        </w:rPr>
+      </w:pPr>
+      <w:r>
+        <w:rPr>
+          <w:bCs/>
+          <w:lang w:val="vi-VN"/>
+        </w:rPr>
+        <w:t>enable</w:t>
+      </w:r>
+    </w:p>
+    <w:p>
+      <w:pPr>
+        <w:rPr>
+          <w:bCs/>
+          <w:lang w:val="vi-VN"/>
+        </w:rPr>
+      </w:pPr>
+      <w:r>
+        <w:rPr>
+          <w:bCs/>
+          <w:lang w:val="vi-VN"/>
+        </w:rPr>
+        <w:t>configure terminal</w:t>
+      </w:r>
+    </w:p>
+    <w:p>
+      <w:pPr>
+        <w:rPr>
+          <w:bCs/>
+          <w:lang w:val="vi-VN"/>
+        </w:rPr>
+      </w:pPr>
+      <w:r>
+        <w:rPr>
+          <w:bCs/>
+          <w:lang w:val="vi-VN"/>
+        </w:rPr>
+        <w:t>ipv6 unicast-routing</w:t>
+      </w:r>
+    </w:p>
+    <w:p>
+      <w:pPr>
+        <w:rPr>
+          <w:bCs/>
+          <w:lang w:val="vi-VN"/>
+        </w:rPr>
+      </w:pPr>
+    </w:p>
+    <w:p>
+      <w:pPr>
+        <w:rPr>
+          <w:bCs/>
+          <w:lang w:val="vi-VN"/>
+        </w:rPr>
+      </w:pPr>
+      <w:r>
+        <w:rPr>
+          <w:bCs/>
+          <w:lang w:val="vi-VN"/>
+        </w:rPr>
+        <w:t>interface Loopback0</w:t>
+      </w:r>
+    </w:p>
+    <w:p>
+      <w:pPr>
+        <w:rPr>
+          <w:bCs/>
+          <w:lang w:val="vi-VN"/>
+        </w:rPr>
+      </w:pPr>
+      <w:r>
+        <w:rPr>
+          <w:bCs/>
+          <w:lang w:val="vi-VN"/>
+        </w:rPr>
+        <w:t xml:space="preserve"> ipv6 address 2001:db8:0:10::1/64</w:t>
+      </w:r>
+    </w:p>
+    <w:p>
+      <w:pPr>
+        <w:rPr>
+          <w:bCs/>
+          <w:lang w:val="vi-VN"/>
+        </w:rPr>
+      </w:pPr>
+      <w:r>
+        <w:rPr>
+          <w:bCs/>
+          <w:lang w:val="vi-VN"/>
+        </w:rPr>
+        <w:t xml:space="preserve"> ipv6 rip RIP_ZONE enable</w:t>
+      </w:r>
+    </w:p>
+    <w:p>
+      <w:pPr>
+        <w:rPr>
+          <w:bCs/>
+          <w:lang w:val="vi-VN"/>
+        </w:rPr>
+      </w:pPr>
+      <w:r>
+        <w:rPr>
+          <w:bCs/>
+          <w:lang w:val="vi-VN"/>
+        </w:rPr>
+        <w:t xml:space="preserve"> exit</w:t>
+      </w:r>
+    </w:p>
+    <w:p>
+      <w:pPr>
+        <w:rPr>
+          <w:bCs/>
+          <w:lang w:val="vi-VN"/>
+        </w:rPr>
+      </w:pPr>
+    </w:p>
+    <w:p>
+      <w:pPr>
+        <w:rPr>
+          <w:bCs/>
+          <w:lang w:val="vi-VN"/>
+        </w:rPr>
+      </w:pPr>
+      <w:r>
+        <w:rPr>
+          <w:bCs/>
+          <w:lang w:val="vi-VN"/>
+        </w:rPr>
+        <w:t>interface Serial1/0</w:t>
+      </w:r>
+    </w:p>
+    <w:p>
+      <w:pPr>
+        <w:rPr>
+          <w:bCs/>
+          <w:lang w:val="vi-VN"/>
+        </w:rPr>
+      </w:pPr>
+      <w:r>
+        <w:rPr>
+          <w:bCs/>
+          <w:lang w:val="vi-VN"/>
+        </w:rPr>
+        <w:t xml:space="preserve"> ipv6 address 2001:db8:0:12::1/64</w:t>
+      </w:r>
+    </w:p>
+    <w:p>
+      <w:pPr>
+        <w:rPr>
+          <w:bCs/>
+          <w:lang w:val="vi-VN"/>
+        </w:rPr>
+      </w:pPr>
+      <w:r>
+        <w:rPr>
+          <w:bCs/>
+          <w:lang w:val="vi-VN"/>
+        </w:rPr>
+        <w:t xml:space="preserve"> ipv6 rip RIP_ZONE enable</w:t>
+      </w:r>
+    </w:p>
+    <w:p>
+      <w:pPr>
+        <w:rPr>
+          <w:bCs/>
+          <w:lang w:val="vi-VN"/>
+        </w:rPr>
+      </w:pPr>
+      <w:r>
+        <w:rPr>
+          <w:bCs/>
+          <w:lang w:val="vi-VN"/>
+        </w:rPr>
+        <w:t xml:space="preserve"> exit</w:t>
+      </w:r>
+    </w:p>
+    <w:p>
+      <w:pPr>
+        <w:rPr>
+          <w:bCs/>
+          <w:lang w:val="vi-VN"/>
+        </w:rPr>
+      </w:pPr>
+      <w:r>
+        <w:rPr>
+          <w:bCs/>
+          <w:lang w:val="vi-VN"/>
+        </w:rPr>
+        <w:t xml:space="preserve"> </w:t>
+      </w:r>
+    </w:p>
+    <w:p>
+      <w:pPr>
+        <w:rPr>
+          <w:bCs/>
+          <w:lang w:val="vi-VN"/>
+        </w:rPr>
+      </w:pPr>
+      <w:r>
+        <w:rPr>
+          <w:bCs/>
+          <w:lang w:val="vi-VN"/>
+        </w:rPr>
+        <w:t>end</w:t>
+      </w:r>
+    </w:p>
+    <w:p>
+      <w:pPr>
+        <w:rPr>
+          <w:bCs/>
+          <w:lang w:val="vi-VN"/>
+        </w:rPr>
+      </w:pPr>
+      <w:r>
+        <w:rPr>
+          <w:bCs/>
+          <w:lang w:val="vi-VN"/>
+        </w:rPr>
+        <w:t>wr</w:t>
+      </w:r>
+    </w:p>
+    <w:p>
+      <w:pPr>
+        <w:rPr>
+          <w:bCs/>
+          <w:lang w:val="vi-VN"/>
+        </w:rPr>
+      </w:pPr>
+    </w:p>
+    <w:p>
+      <w:pPr>
+        <w:rPr>
+          <w:bCs/>
+          <w:lang w:val="vi-VN"/>
+        </w:rPr>
+      </w:pPr>
+    </w:p>
+    <w:p>
+      <w:pPr>
+        <w:rPr>
+          <w:bCs/>
+          <w:lang w:val="vi-VN"/>
+        </w:rPr>
+      </w:pPr>
+      <w:r>
+        <w:rPr>
+          <w:bCs/>
+          <w:lang w:val="vi-VN"/>
+        </w:rPr>
+        <w:lastRenderedPageBreak/>
+        <w:t>2. Router Central:</w:t>
+      </w:r>
+    </w:p>
+    <w:p>
+      <w:pPr>
+        <w:rPr>
+          <w:bCs/>
+          <w:lang w:val="vi-VN"/>
+        </w:rPr>
+      </w:pPr>
+      <w:r>
+        <w:rPr>
+          <w:bCs/>
+          <w:lang w:val="vi-VN"/>
+        </w:rPr>
+        <w:t>enable</w:t>
+      </w:r>
+    </w:p>
+    <w:p>
+      <w:pPr>
+        <w:rPr>
+          <w:bCs/>
+          <w:lang w:val="vi-VN"/>
+        </w:rPr>
+      </w:pPr>
+      <w:r>
+        <w:rPr>
+          <w:bCs/>
+          <w:lang w:val="vi-VN"/>
+        </w:rPr>
+        <w:t>configure terminal</w:t>
+      </w:r>
+    </w:p>
+    <w:p>
+      <w:pPr>
+        <w:rPr>
+          <w:bCs/>
+          <w:lang w:val="vi-VN"/>
+        </w:rPr>
+      </w:pPr>
+      <w:r>
+        <w:rPr>
+          <w:bCs/>
+          <w:lang w:val="vi-VN"/>
+        </w:rPr>
+        <w:t>ipv6 unicast-routing</w:t>
+      </w:r>
+    </w:p>
+    <w:p>
+      <w:pPr>
+        <w:rPr>
+          <w:bCs/>
+          <w:lang w:val="vi-VN"/>
+        </w:rPr>
+      </w:pPr>
+    </w:p>
+    <w:p>
+      <w:pPr>
+        <w:rPr>
+          <w:bCs/>
+          <w:lang w:val="vi-VN"/>
+        </w:rPr>
+      </w:pPr>
+      <w:r>
+        <w:rPr>
+          <w:bCs/>
+          <w:lang w:val="vi-VN"/>
+        </w:rPr>
+        <w:t>interface Serial1/0</w:t>
+      </w:r>
+    </w:p>
+    <w:p>
+      <w:pPr>
+        <w:rPr>
+          <w:bCs/>
+          <w:lang w:val="vi-VN"/>
+        </w:rPr>
+      </w:pPr>
+      <w:r>
+        <w:rPr>
+          <w:bCs/>
+          <w:lang w:val="vi-VN"/>
+        </w:rPr>
+        <w:t xml:space="preserve"> ipv6 address 2001:db8:0:12::2/64</w:t>
+      </w:r>
+    </w:p>
+    <w:p>
+      <w:pPr>
+        <w:rPr>
+          <w:bCs/>
+          <w:lang w:val="vi-VN"/>
+        </w:rPr>
+      </w:pPr>
+      <w:r>
+        <w:rPr>
+          <w:bCs/>
+          <w:lang w:val="vi-VN"/>
+        </w:rPr>
+        <w:t xml:space="preserve"> ipv6 rip RIP_ZONE enable</w:t>
+      </w:r>
+    </w:p>
+    <w:p>
+      <w:pPr>
+        <w:rPr>
+          <w:bCs/>
+          <w:lang w:val="vi-VN"/>
+        </w:rPr>
+      </w:pPr>
+      <w:r>
+        <w:rPr>
+          <w:bCs/>
+          <w:lang w:val="vi-VN"/>
+        </w:rPr>
+        <w:t xml:space="preserve"> exit</w:t>
+      </w:r>
+    </w:p>
+    <w:p>
+      <w:pPr>
+        <w:rPr>
+          <w:bCs/>
+          <w:lang w:val="vi-VN"/>
+        </w:rPr>
+      </w:pPr>
+    </w:p>
+    <w:p>
+      <w:pPr>
+        <w:rPr>
+          <w:bCs/>
+          <w:lang w:val="vi-VN"/>
+        </w:rPr>
+      </w:pPr>
+      <w:r>
+        <w:rPr>
+          <w:bCs/>
+          <w:lang w:val="vi-VN"/>
+        </w:rPr>
+        <w:t>interface Serial1/1</w:t>
+      </w:r>
+    </w:p>
+    <w:p>
+      <w:pPr>
+        <w:rPr>
+          <w:bCs/>
+          <w:lang w:val="vi-VN"/>
+        </w:rPr>
+      </w:pPr>
+      <w:r>
+        <w:rPr>
+          <w:bCs/>
+          <w:lang w:val="vi-VN"/>
+        </w:rPr>
+        <w:t xml:space="preserve"> ipv6 address 2001:db8:0:13::1/64</w:t>
+      </w:r>
+    </w:p>
+    <w:p>
+      <w:pPr>
+        <w:rPr>
+          <w:bCs/>
+          <w:lang w:val="vi-VN"/>
+        </w:rPr>
+      </w:pPr>
+      <w:r>
+        <w:rPr>
+          <w:bCs/>
+          <w:lang w:val="vi-VN"/>
+        </w:rPr>
+        <w:t xml:space="preserve"> ipv6 rip RIP_ZONE enable</w:t>
+      </w:r>
+    </w:p>
+    <w:p>
+      <w:pPr>
+        <w:rPr>
+          <w:bCs/>
+          <w:lang w:val="vi-VN"/>
+        </w:rPr>
+      </w:pPr>
+      <w:r>
+        <w:rPr>
+          <w:bCs/>
+          <w:lang w:val="vi-VN"/>
+        </w:rPr>
+        <w:t xml:space="preserve"> exit</w:t>
+      </w:r>
+    </w:p>
+    <w:p>
+      <w:pPr>
+        <w:rPr>
+          <w:bCs/>
+          <w:lang w:val="vi-VN"/>
+        </w:rPr>
+      </w:pPr>
+      <w:r>
+        <w:rPr>
+          <w:bCs/>
+          <w:lang w:val="vi-VN"/>
+        </w:rPr>
+        <w:t xml:space="preserve"> </w:t>
+      </w:r>
+    </w:p>
+    <w:p>
+      <w:pPr>
+        <w:rPr>
+          <w:bCs/>
+          <w:lang w:val="vi-VN"/>
+        </w:rPr>
+      </w:pPr>
+      <w:r>
+        <w:rPr>
+          <w:bCs/>
+          <w:lang w:val="vi-VN"/>
+        </w:rPr>
+        <w:t>end</w:t>
+      </w:r>
+    </w:p>
+    <w:p>
+      <w:pPr>
+        <w:rPr>
+          <w:bCs/>
+          <w:lang w:val="vi-VN"/>
+        </w:rPr>
+      </w:pPr>
+      <w:r>
+        <w:rPr>
+          <w:bCs/>
+          <w:lang w:val="vi-VN"/>
+        </w:rPr>
+        <w:t>wr</w:t>
+      </w:r>
+    </w:p>
+    <w:p>
+      <w:pPr>
+        <w:rPr>
+          <w:bCs/>
+          <w:lang w:val="vi-VN"/>
+        </w:rPr>
+      </w:pPr>
+    </w:p>
+    <w:p>
+      <w:pPr>
+        <w:rPr>
+          <w:bCs/>
+          <w:lang w:val="vi-VN"/>
+        </w:rPr>
+      </w:pPr>
+    </w:p>
+    <w:p>
+      <w:pPr>
+        <w:rPr>
+          <w:bCs/>
+          <w:lang w:val="vi-VN"/>
+        </w:rPr>
+      </w:pPr>
+      <w:r>
+        <w:rPr>
+          <w:bCs/>
+          <w:lang w:val="vi-VN"/>
+        </w:rPr>
+        <w:t>3. Router East:</w:t>
+      </w:r>
+    </w:p>
+    <w:p>
+      <w:pPr>
+        <w:rPr>
+          <w:bCs/>
+          <w:lang w:val="vi-VN"/>
+        </w:rPr>
+      </w:pPr>
+      <w:r>
+        <w:rPr>
+          <w:bCs/>
+          <w:lang w:val="vi-VN"/>
+        </w:rPr>
+        <w:t>enable</w:t>
+      </w:r>
+    </w:p>
+    <w:p>
+      <w:pPr>
+        <w:rPr>
+          <w:bCs/>
+          <w:lang w:val="vi-VN"/>
+        </w:rPr>
+      </w:pPr>
+      <w:r>
+        <w:rPr>
+          <w:bCs/>
+          <w:lang w:val="vi-VN"/>
+        </w:rPr>
+        <w:t>configure terminal</w:t>
+      </w:r>
+    </w:p>
+    <w:p>
+      <w:pPr>
+        <w:rPr>
+          <w:bCs/>
+          <w:lang w:val="vi-VN"/>
+        </w:rPr>
+      </w:pPr>
+      <w:r>
+        <w:rPr>
+          <w:bCs/>
+          <w:lang w:val="vi-VN"/>
+        </w:rPr>
+        <w:t>ipv6 unicast-routing</w:t>
+      </w:r>
+    </w:p>
+    <w:p>
+      <w:pPr>
+        <w:rPr>
+          <w:bCs/>
+          <w:lang w:val="vi-VN"/>
+        </w:rPr>
+      </w:pPr>
+    </w:p>
+    <w:p>
+      <w:pPr>
+        <w:rPr>
+          <w:bCs/>
+          <w:lang w:val="vi-VN"/>
+        </w:rPr>
+      </w:pPr>
+      <w:r>
+        <w:rPr>
+          <w:bCs/>
+          <w:lang w:val="vi-VN"/>
+        </w:rPr>
+        <w:t>interface Loopback0</w:t>
+      </w:r>
+    </w:p>
+    <w:p>
+      <w:pPr>
+        <w:rPr>
+          <w:bCs/>
+          <w:lang w:val="vi-VN"/>
+        </w:rPr>
+      </w:pPr>
+      <w:r>
+        <w:rPr>
+          <w:bCs/>
+          <w:lang w:val="vi-VN"/>
+        </w:rPr>
+        <w:t xml:space="preserve"> ipv6 address 2001:db8:0:14::1/64</w:t>
+      </w:r>
+    </w:p>
+    <w:p>
+      <w:pPr>
+        <w:rPr>
+          <w:bCs/>
+          <w:lang w:val="vi-VN"/>
+        </w:rPr>
+      </w:pPr>
+      <w:r>
+        <w:rPr>
+          <w:bCs/>
+          <w:lang w:val="vi-VN"/>
+        </w:rPr>
+        <w:t xml:space="preserve"> ipv6 rip RIP_ZONE enable</w:t>
+      </w:r>
+    </w:p>
+    <w:p>
+      <w:pPr>
+        <w:rPr>
+          <w:bCs/>
+          <w:lang w:val="vi-VN"/>
+        </w:rPr>
+      </w:pPr>
+      <w:r>
+        <w:rPr>
+          <w:bCs/>
+          <w:lang w:val="vi-VN"/>
+        </w:rPr>
+        <w:t xml:space="preserve"> exit</w:t>
+      </w:r>
+    </w:p>
+    <w:p>
+      <w:pPr>
+        <w:rPr>
+          <w:bCs/>
+          <w:lang w:val="vi-VN"/>
+        </w:rPr>
+      </w:pPr>
+    </w:p>
+    <w:p>
+      <w:pPr>
+        <w:rPr>
+          <w:bCs/>
+          <w:lang w:val="vi-VN"/>
+        </w:rPr>
+      </w:pPr>
+      <w:r>
+        <w:rPr>
+          <w:bCs/>
+          <w:lang w:val="vi-VN"/>
+        </w:rPr>
+        <w:t>interface Loopback1</w:t>
+      </w:r>
+    </w:p>
+    <w:p>
+      <w:pPr>
+        <w:rPr>
+          <w:bCs/>
+          <w:lang w:val="vi-VN"/>
+        </w:rPr>
+      </w:pPr>
+      <w:r>
+        <w:rPr>
+          <w:bCs/>
+          <w:lang w:val="vi-VN"/>
+        </w:rPr>
+        <w:t xml:space="preserve"> ipv6 address 2001:db8:0:15::1/64</w:t>
+      </w:r>
+    </w:p>
+    <w:p>
+      <w:pPr>
+        <w:rPr>
+          <w:bCs/>
+          <w:lang w:val="vi-VN"/>
+        </w:rPr>
+      </w:pPr>
+      <w:r>
+        <w:rPr>
+          <w:bCs/>
+          <w:lang w:val="vi-VN"/>
+        </w:rPr>
+        <w:t xml:space="preserve"> ipv6 rip RIP_ZONE enable</w:t>
+      </w:r>
+    </w:p>
+    <w:p>
+      <w:pPr>
+        <w:rPr>
+          <w:bCs/>
+          <w:lang w:val="vi-VN"/>
+        </w:rPr>
+      </w:pPr>
+      <w:r>
+        <w:rPr>
+          <w:bCs/>
+          <w:lang w:val="vi-VN"/>
+        </w:rPr>
+        <w:t xml:space="preserve"> exit</w:t>
+      </w:r>
+    </w:p>
+    <w:p>
+      <w:pPr>
+        <w:rPr>
+          <w:bCs/>
+          <w:lang w:val="vi-VN"/>
+        </w:rPr>
+      </w:pPr>
+    </w:p>
+    <w:p>
+      <w:pPr>
+        <w:rPr>
+          <w:bCs/>
+          <w:lang w:val="vi-VN"/>
+        </w:rPr>
+      </w:pPr>
+      <w:r>
+        <w:rPr>
+          <w:bCs/>
+          <w:lang w:val="vi-VN"/>
+        </w:rPr>
+        <w:t>interface Serial1/1</w:t>
+      </w:r>
+    </w:p>
+    <w:p>
+      <w:pPr>
+        <w:rPr>
+          <w:bCs/>
+          <w:lang w:val="vi-VN"/>
+        </w:rPr>
+      </w:pPr>
+      <w:r>
+        <w:rPr>
+          <w:bCs/>
+          <w:lang w:val="vi-VN"/>
+        </w:rPr>
+        <w:t xml:space="preserve"> ipv6 address 2001:db8:0:13::2/64</w:t>
+      </w:r>
+    </w:p>
+    <w:p>
+      <w:pPr>
+        <w:rPr>
+          <w:bCs/>
+          <w:lang w:val="vi-VN"/>
+        </w:rPr>
+      </w:pPr>
+      <w:r>
+        <w:rPr>
+          <w:bCs/>
+          <w:lang w:val="vi-VN"/>
+        </w:rPr>
+        <w:t xml:space="preserve"> ipv6 rip RIP_ZONE enable</w:t>
+      </w:r>
+    </w:p>
+    <w:p>
+      <w:pPr>
+        <w:rPr>
+          <w:bCs/>
+          <w:lang w:val="vi-VN"/>
+        </w:rPr>
+      </w:pPr>
+      <w:r>
+        <w:rPr>
+          <w:bCs/>
+          <w:lang w:val="vi-VN"/>
+        </w:rPr>
+        <w:t xml:space="preserve"> exit</w:t>
+      </w:r>
+    </w:p>
+    <w:p>
+      <w:pPr>
+        <w:rPr>
+          <w:bCs/>
+          <w:lang w:val="vi-VN"/>
+        </w:rPr>
+      </w:pPr>
+    </w:p>
+    <w:p>
+      <w:pPr>
+        <w:rPr>
+          <w:bCs/>
+          <w:lang w:val="vi-VN"/>
+        </w:rPr>
+      </w:pPr>
+      <w:r>
+        <w:rPr>
+          <w:bCs/>
+          <w:lang w:val="vi-VN"/>
+        </w:rPr>
+        <w:t>! Đề bài yêu cầu DHCPv6 cho Router East (giả lập cắm PC ở cổng e0/0)</w:t>
+      </w:r>
+    </w:p>
+    <w:p>
+      <w:pPr>
+        <w:rPr>
+          <w:bCs/>
+          <w:lang w:val="vi-VN"/>
+        </w:rPr>
+      </w:pPr>
+      <w:r>
+        <w:rPr>
+          <w:bCs/>
+          <w:lang w:val="vi-VN"/>
+        </w:rPr>
+        <w:t>ipv6 dhcp pool IPV6_POOL</w:t>
+      </w:r>
+    </w:p>
+    <w:p>
+      <w:pPr>
+        <w:rPr>
+          <w:bCs/>
+          <w:lang w:val="vi-VN"/>
+        </w:rPr>
+      </w:pPr>
+      <w:r>
+        <w:rPr>
+          <w:bCs/>
+          <w:lang w:val="vi-VN"/>
+        </w:rPr>
+        <w:t xml:space="preserve"> address prefix 2001:db8:0:16::/64</w:t>
+      </w:r>
+    </w:p>
+    <w:p>
+      <w:pPr>
+        <w:rPr>
+          <w:bCs/>
+          <w:lang w:val="vi-VN"/>
+        </w:rPr>
+      </w:pPr>
+      <w:r>
+        <w:rPr>
+          <w:bCs/>
+          <w:lang w:val="vi-VN"/>
+        </w:rPr>
+        <w:t xml:space="preserve"> dns-server 2001:4860:4860::8888</w:t>
+      </w:r>
+    </w:p>
+    <w:p>
+      <w:pPr>
+        <w:rPr>
+          <w:bCs/>
+          <w:lang w:val="vi-VN"/>
+        </w:rPr>
+      </w:pPr>
+      <w:r>
+        <w:rPr>
+          <w:bCs/>
+          <w:lang w:val="vi-VN"/>
+        </w:rPr>
+        <w:t xml:space="preserve"> domain-name svhk.net</w:t>
+      </w:r>
+    </w:p>
+    <w:p>
+      <w:pPr>
+        <w:rPr>
+          <w:bCs/>
+          <w:lang w:val="vi-VN"/>
+        </w:rPr>
+      </w:pPr>
+      <w:r>
+        <w:rPr>
+          <w:bCs/>
+          <w:lang w:val="vi-VN"/>
+        </w:rPr>
+        <w:t xml:space="preserve"> exit</w:t>
+      </w:r>
+    </w:p>
+    <w:p>
+      <w:pPr>
+        <w:rPr>
+          <w:bCs/>
+          <w:lang w:val="vi-VN"/>
+        </w:rPr>
+      </w:pPr>
+    </w:p>
+    <w:p>
+      <w:pPr>
+        <w:rPr>
+          <w:bCs/>
+          <w:lang w:val="vi-VN"/>
+        </w:rPr>
+      </w:pPr>
+      <w:r>
+        <w:rPr>
+          <w:bCs/>
+          <w:lang w:val="vi-VN"/>
+        </w:rPr>
+        <w:t>interface Ethernet0/0</w:t>
+      </w:r>
+    </w:p>
+    <w:p>
+      <w:pPr>
+        <w:rPr>
+          <w:bCs/>
+          <w:lang w:val="vi-VN"/>
+        </w:rPr>
+      </w:pPr>
+      <w:r>
+        <w:rPr>
+          <w:bCs/>
+          <w:lang w:val="vi-VN"/>
+        </w:rPr>
+        <w:t xml:space="preserve"> ipv6 address 2001:db8:0:16::1/64</w:t>
+      </w:r>
+    </w:p>
+    <w:p>
+      <w:pPr>
+        <w:rPr>
+          <w:bCs/>
+          <w:lang w:val="vi-VN"/>
+        </w:rPr>
+      </w:pPr>
+      <w:r>
+        <w:rPr>
+          <w:bCs/>
+          <w:lang w:val="vi-VN"/>
+        </w:rPr>
+        <w:t xml:space="preserve"> ipv6 dhcp server IPV6_POOL</w:t>
+      </w:r>
+    </w:p>
+    <w:p>
+      <w:pPr>
+        <w:rPr>
+          <w:bCs/>
+          <w:lang w:val="vi-VN"/>
+        </w:rPr>
+      </w:pPr>
+      <w:r>
+        <w:rPr>
+          <w:bCs/>
+          <w:lang w:val="vi-VN"/>
+        </w:rPr>
+        <w:t xml:space="preserve"> ipv6 nd managed-config-flag</w:t>
+      </w:r>
+    </w:p>
+    <w:p>
+      <w:pPr>
+        <w:rPr>
+          <w:bCs/>
+          <w:lang w:val="vi-VN"/>
+        </w:rPr>
+      </w:pPr>
+      <w:r>
+        <w:rPr>
+          <w:bCs/>
+          <w:lang w:val="vi-VN"/>
+        </w:rPr>
+        <w:t xml:space="preserve"> ipv6 rip RIP_ZONE enable</w:t>
+      </w:r>
+    </w:p>
+    <w:p>
+      <w:pPr>
+        <w:rPr>
+          <w:bCs/>
+          <w:lang w:val="vi-VN"/>
+        </w:rPr>
+      </w:pPr>
+      <w:r>
+        <w:rPr>
+          <w:bCs/>
+          <w:lang w:val="vi-VN"/>
+        </w:rPr>
+        <w:t xml:space="preserve"> exit</w:t>
+      </w:r>
+    </w:p>
+    <w:p>
+      <w:pPr>
+        <w:rPr>
+          <w:bCs/>
+          <w:lang w:val="vi-VN"/>
+        </w:rPr>
+      </w:pPr>
+    </w:p>
+    <w:p>
+      <w:pPr>
+        <w:rPr>
+          <w:bCs/>
+          <w:lang w:val="vi-VN"/>
+        </w:rPr>
+      </w:pPr>
+      <w:r>
+        <w:rPr>
+          <w:bCs/>
+          <w:lang w:val="vi-VN"/>
+        </w:rPr>
+        <w:t>end</w:t>
+      </w:r>
+    </w:p>
+    <w:p>
+      <w:pPr>
+        <w:rPr>
+          <w:bCs/>
+          <w:lang w:val="vi-VN"/>
+        </w:rPr>
+      </w:pPr>
+      <w:r>
+        <w:rPr>
+          <w:bCs/>
+          <w:lang w:val="vi-VN"/>
+        </w:rPr>
+        <w:t>wr</w:t>
+      </w:r>
+    </w:p>
+    <w:p>
+      <w:pPr>
+        <w:rPr>
+          <w:bCs/>
+          <w:lang w:val="vi-VN"/>
+        </w:rPr>
+      </w:pPr>
+    </w:p>
+    <w:p>
+      <w:pPr>
+        <w:rPr>
+          <w:bCs/>
+          <w:lang w:val="vi-VN"/>
+        </w:rPr>
+      </w:pPr>
+    </w:p>
+    <w:p>
+      <w:pPr>
+        <w:rPr>
+          <w:bCs/>
+          <w:lang w:val="vi-VN"/>
+        </w:rPr>
+      </w:pPr>
+      <w:r>
+        <w:rPr>
+          <w:bCs/>
+          <w:lang w:val="vi-VN"/>
+        </w:rPr>
         <w:t>Bài 4</w:t>
       </w:r>
     </w:p>
@@ -7885,6 +6634,2015 @@
           <w:lang w:val="vi-VN"/>
         </w:rPr>
       </w:pPr>
+    </w:p>
+    <w:p>
+      <w:pPr>
+        <w:rPr>
+          <w:bCs/>
+          <w:lang w:val="vi-VN"/>
+        </w:rPr>
+      </w:pPr>
+      <w:r>
+        <w:rPr>
+          <w:bCs/>
+          <w:lang w:val="vi-VN"/>
+        </w:rPr>
+        <w:t>1. Router Internet:</w:t>
+      </w:r>
+    </w:p>
+    <w:p>
+      <w:pPr>
+        <w:rPr>
+          <w:bCs/>
+          <w:lang w:val="vi-VN"/>
+        </w:rPr>
+      </w:pPr>
+    </w:p>
+    <w:p>
+      <w:pPr>
+        <w:rPr>
+          <w:bCs/>
+          <w:lang w:val="vi-VN"/>
+        </w:rPr>
+      </w:pPr>
+      <w:r>
+        <w:rPr>
+          <w:bCs/>
+          <w:lang w:val="vi-VN"/>
+        </w:rPr>
+        <w:t>enable</w:t>
+      </w:r>
+    </w:p>
+    <w:p>
+      <w:pPr>
+        <w:rPr>
+          <w:bCs/>
+          <w:lang w:val="vi-VN"/>
+        </w:rPr>
+      </w:pPr>
+      <w:r>
+        <w:rPr>
+          <w:bCs/>
+          <w:lang w:val="vi-VN"/>
+        </w:rPr>
+        <w:t>configure terminal</w:t>
+      </w:r>
+    </w:p>
+    <w:p>
+      <w:pPr>
+        <w:rPr>
+          <w:bCs/>
+          <w:lang w:val="vi-VN"/>
+        </w:rPr>
+      </w:pPr>
+      <w:r>
+        <w:rPr>
+          <w:bCs/>
+          <w:lang w:val="vi-VN"/>
+        </w:rPr>
+        <w:t>interface e0/0</w:t>
+      </w:r>
+    </w:p>
+    <w:p>
+      <w:pPr>
+        <w:rPr>
+          <w:bCs/>
+          <w:lang w:val="vi-VN"/>
+        </w:rPr>
+      </w:pPr>
+      <w:r>
+        <w:rPr>
+          <w:bCs/>
+          <w:lang w:val="vi-VN"/>
+        </w:rPr>
+        <w:t>ip address 200.200.200.2 255.255.255.0</w:t>
+      </w:r>
+    </w:p>
+    <w:p>
+      <w:pPr>
+        <w:rPr>
+          <w:bCs/>
+          <w:lang w:val="vi-VN"/>
+        </w:rPr>
+      </w:pPr>
+      <w:r>
+        <w:rPr>
+          <w:bCs/>
+          <w:lang w:val="vi-VN"/>
+        </w:rPr>
+        <w:t>no shutdown</w:t>
+      </w:r>
+    </w:p>
+    <w:p>
+      <w:pPr>
+        <w:rPr>
+          <w:bCs/>
+          <w:lang w:val="vi-VN"/>
+        </w:rPr>
+      </w:pPr>
+      <w:r>
+        <w:rPr>
+          <w:bCs/>
+          <w:lang w:val="vi-VN"/>
+        </w:rPr>
+        <w:t>interface loopback 0</w:t>
+      </w:r>
+    </w:p>
+    <w:p>
+      <w:pPr>
+        <w:rPr>
+          <w:bCs/>
+          <w:lang w:val="vi-VN"/>
+        </w:rPr>
+      </w:pPr>
+      <w:r>
+        <w:rPr>
+          <w:bCs/>
+          <w:lang w:val="vi-VN"/>
+        </w:rPr>
+        <w:t>ip address 8.8.8.8 255.255.255.255</w:t>
+      </w:r>
+    </w:p>
+    <w:p>
+      <w:pPr>
+        <w:rPr>
+          <w:bCs/>
+          <w:lang w:val="vi-VN"/>
+        </w:rPr>
+      </w:pPr>
+      <w:r>
+        <w:rPr>
+          <w:bCs/>
+          <w:lang w:val="vi-VN"/>
+        </w:rPr>
+        <w:t>exit</w:t>
+      </w:r>
+    </w:p>
+    <w:p>
+      <w:pPr>
+        <w:rPr>
+          <w:bCs/>
+          <w:lang w:val="vi-VN"/>
+        </w:rPr>
+      </w:pPr>
+      <w:r>
+        <w:rPr>
+          <w:bCs/>
+          <w:lang w:val="vi-VN"/>
+        </w:rPr>
+        <w:t>ip route 0.0.0.0 0.0.0.0 200.200.200.1</w:t>
+      </w:r>
+    </w:p>
+    <w:p>
+      <w:pPr>
+        <w:rPr>
+          <w:bCs/>
+          <w:lang w:val="vi-VN"/>
+        </w:rPr>
+      </w:pPr>
+      <w:r>
+        <w:rPr>
+          <w:bCs/>
+          <w:lang w:val="vi-VN"/>
+        </w:rPr>
+        <w:t>end</w:t>
+      </w:r>
+    </w:p>
+    <w:p>
+      <w:pPr>
+        <w:rPr>
+          <w:bCs/>
+          <w:lang w:val="vi-VN"/>
+        </w:rPr>
+      </w:pPr>
+      <w:r>
+        <w:rPr>
+          <w:bCs/>
+          <w:lang w:val="vi-VN"/>
+        </w:rPr>
+        <w:t>write memory</w:t>
+      </w:r>
+    </w:p>
+    <w:p>
+      <w:pPr>
+        <w:rPr>
+          <w:bCs/>
+          <w:lang w:val="vi-VN"/>
+        </w:rPr>
+      </w:pPr>
+    </w:p>
+    <w:p>
+      <w:pPr>
+        <w:rPr>
+          <w:bCs/>
+          <w:lang w:val="vi-VN"/>
+        </w:rPr>
+      </w:pPr>
+    </w:p>
+    <w:p>
+      <w:pPr>
+        <w:rPr>
+          <w:bCs/>
+          <w:lang w:val="vi-VN"/>
+        </w:rPr>
+      </w:pPr>
+      <w:r>
+        <w:rPr>
+          <w:bCs/>
+          <w:lang w:val="vi-VN"/>
+        </w:rPr>
+        <w:t>2. Router R1:</w:t>
+      </w:r>
+    </w:p>
+    <w:p>
+      <w:pPr>
+        <w:rPr>
+          <w:bCs/>
+          <w:lang w:val="vi-VN"/>
+        </w:rPr>
+      </w:pPr>
+    </w:p>
+    <w:p>
+      <w:pPr>
+        <w:rPr>
+          <w:bCs/>
+          <w:lang w:val="vi-VN"/>
+        </w:rPr>
+      </w:pPr>
+      <w:r>
+        <w:rPr>
+          <w:bCs/>
+          <w:lang w:val="vi-VN"/>
+        </w:rPr>
+        <w:lastRenderedPageBreak/>
+        <w:t>enable</w:t>
+      </w:r>
+    </w:p>
+    <w:p>
+      <w:pPr>
+        <w:rPr>
+          <w:bCs/>
+          <w:lang w:val="vi-VN"/>
+        </w:rPr>
+      </w:pPr>
+      <w:r>
+        <w:rPr>
+          <w:bCs/>
+          <w:lang w:val="vi-VN"/>
+        </w:rPr>
+        <w:t>configure terminal</w:t>
+      </w:r>
+    </w:p>
+    <w:p>
+      <w:pPr>
+        <w:rPr>
+          <w:bCs/>
+          <w:lang w:val="vi-VN"/>
+        </w:rPr>
+      </w:pPr>
+      <w:r>
+        <w:rPr>
+          <w:bCs/>
+          <w:lang w:val="vi-VN"/>
+        </w:rPr>
+        <w:t>interface s1/0</w:t>
+      </w:r>
+    </w:p>
+    <w:p>
+      <w:pPr>
+        <w:rPr>
+          <w:bCs/>
+          <w:lang w:val="vi-VN"/>
+        </w:rPr>
+      </w:pPr>
+      <w:r>
+        <w:rPr>
+          <w:bCs/>
+          <w:lang w:val="vi-VN"/>
+        </w:rPr>
+        <w:t>ip address 10.0.12.1 255.255.255.0</w:t>
+      </w:r>
+    </w:p>
+    <w:p>
+      <w:pPr>
+        <w:rPr>
+          <w:bCs/>
+          <w:lang w:val="vi-VN"/>
+        </w:rPr>
+      </w:pPr>
+      <w:r>
+        <w:rPr>
+          <w:bCs/>
+          <w:lang w:val="vi-VN"/>
+        </w:rPr>
+        <w:t>no shutdown</w:t>
+      </w:r>
+    </w:p>
+    <w:p>
+      <w:pPr>
+        <w:rPr>
+          <w:bCs/>
+          <w:lang w:val="vi-VN"/>
+        </w:rPr>
+      </w:pPr>
+      <w:r>
+        <w:rPr>
+          <w:bCs/>
+          <w:lang w:val="vi-VN"/>
+        </w:rPr>
+        <w:t>interface e0/0</w:t>
+      </w:r>
+    </w:p>
+    <w:p>
+      <w:pPr>
+        <w:rPr>
+          <w:bCs/>
+          <w:lang w:val="vi-VN"/>
+        </w:rPr>
+      </w:pPr>
+      <w:r>
+        <w:rPr>
+          <w:bCs/>
+          <w:lang w:val="vi-VN"/>
+        </w:rPr>
+        <w:t>ip address 10.0.13.1 255.255.255.0</w:t>
+      </w:r>
+    </w:p>
+    <w:p>
+      <w:pPr>
+        <w:rPr>
+          <w:bCs/>
+          <w:lang w:val="vi-VN"/>
+        </w:rPr>
+      </w:pPr>
+      <w:r>
+        <w:rPr>
+          <w:bCs/>
+          <w:lang w:val="vi-VN"/>
+        </w:rPr>
+        <w:t>no shutdown</w:t>
+      </w:r>
+    </w:p>
+    <w:p>
+      <w:pPr>
+        <w:rPr>
+          <w:bCs/>
+          <w:lang w:val="vi-VN"/>
+        </w:rPr>
+      </w:pPr>
+      <w:r>
+        <w:rPr>
+          <w:bCs/>
+          <w:lang w:val="vi-VN"/>
+        </w:rPr>
+        <w:t>interface e0/1</w:t>
+      </w:r>
+    </w:p>
+    <w:p>
+      <w:pPr>
+        <w:rPr>
+          <w:bCs/>
+          <w:lang w:val="vi-VN"/>
+        </w:rPr>
+      </w:pPr>
+      <w:r>
+        <w:rPr>
+          <w:bCs/>
+          <w:lang w:val="vi-VN"/>
+        </w:rPr>
+        <w:t>ip address 192.168.1.1 255.255.255.0</w:t>
+      </w:r>
+    </w:p>
+    <w:p>
+      <w:pPr>
+        <w:rPr>
+          <w:bCs/>
+          <w:lang w:val="vi-VN"/>
+        </w:rPr>
+      </w:pPr>
+      <w:r>
+        <w:rPr>
+          <w:bCs/>
+          <w:lang w:val="vi-VN"/>
+        </w:rPr>
+        <w:t>no shutdown</w:t>
+      </w:r>
+    </w:p>
+    <w:p>
+      <w:pPr>
+        <w:rPr>
+          <w:bCs/>
+          <w:lang w:val="vi-VN"/>
+        </w:rPr>
+      </w:pPr>
+      <w:r>
+        <w:rPr>
+          <w:bCs/>
+          <w:lang w:val="vi-VN"/>
+        </w:rPr>
+        <w:t>interface e0/2</w:t>
+      </w:r>
+    </w:p>
+    <w:p>
+      <w:pPr>
+        <w:rPr>
+          <w:bCs/>
+          <w:lang w:val="vi-VN"/>
+        </w:rPr>
+      </w:pPr>
+      <w:r>
+        <w:rPr>
+          <w:bCs/>
+          <w:lang w:val="vi-VN"/>
+        </w:rPr>
+        <w:t>ip address 200.200.200.1 255.255.255.0</w:t>
+      </w:r>
+    </w:p>
+    <w:p>
+      <w:pPr>
+        <w:rPr>
+          <w:bCs/>
+          <w:lang w:val="vi-VN"/>
+        </w:rPr>
+      </w:pPr>
+      <w:r>
+        <w:rPr>
+          <w:bCs/>
+          <w:lang w:val="vi-VN"/>
+        </w:rPr>
+        <w:t>no shutdown</w:t>
+      </w:r>
+    </w:p>
+    <w:p>
+      <w:pPr>
+        <w:rPr>
+          <w:bCs/>
+          <w:lang w:val="vi-VN"/>
+        </w:rPr>
+      </w:pPr>
+      <w:r>
+        <w:rPr>
+          <w:bCs/>
+          <w:lang w:val="vi-VN"/>
+        </w:rPr>
+        <w:t>router rip</w:t>
+      </w:r>
+    </w:p>
+    <w:p>
+      <w:pPr>
+        <w:rPr>
+          <w:bCs/>
+          <w:lang w:val="vi-VN"/>
+        </w:rPr>
+      </w:pPr>
+      <w:r>
+        <w:rPr>
+          <w:bCs/>
+          <w:lang w:val="vi-VN"/>
+        </w:rPr>
+        <w:t>version 2</w:t>
+      </w:r>
+    </w:p>
+    <w:p>
+      <w:pPr>
+        <w:rPr>
+          <w:bCs/>
+          <w:lang w:val="vi-VN"/>
+        </w:rPr>
+      </w:pPr>
+      <w:r>
+        <w:rPr>
+          <w:bCs/>
+          <w:lang w:val="vi-VN"/>
+        </w:rPr>
+        <w:t>no auto-summary</w:t>
+      </w:r>
+    </w:p>
+    <w:p>
+      <w:pPr>
+        <w:rPr>
+          <w:bCs/>
+          <w:lang w:val="vi-VN"/>
+        </w:rPr>
+      </w:pPr>
+      <w:r>
+        <w:rPr>
+          <w:bCs/>
+          <w:lang w:val="vi-VN"/>
+        </w:rPr>
+        <w:t>network 10.0.0.0</w:t>
+      </w:r>
+    </w:p>
+    <w:p>
+      <w:pPr>
+        <w:rPr>
+          <w:bCs/>
+          <w:lang w:val="vi-VN"/>
+        </w:rPr>
+      </w:pPr>
+      <w:r>
+        <w:rPr>
+          <w:bCs/>
+          <w:lang w:val="vi-VN"/>
+        </w:rPr>
+        <w:t>network 192.168.1.0</w:t>
+      </w:r>
+    </w:p>
+    <w:p>
+      <w:pPr>
+        <w:rPr>
+          <w:bCs/>
+          <w:lang w:val="vi-VN"/>
+        </w:rPr>
+      </w:pPr>
+      <w:r>
+        <w:rPr>
+          <w:bCs/>
+          <w:lang w:val="vi-VN"/>
+        </w:rPr>
+        <w:t>default-information originate</w:t>
+      </w:r>
+    </w:p>
+    <w:p>
+      <w:pPr>
+        <w:rPr>
+          <w:bCs/>
+          <w:lang w:val="vi-VN"/>
+        </w:rPr>
+      </w:pPr>
+      <w:r>
+        <w:rPr>
+          <w:bCs/>
+          <w:lang w:val="vi-VN"/>
+        </w:rPr>
+        <w:t>exit</w:t>
+      </w:r>
+    </w:p>
+    <w:p>
+      <w:pPr>
+        <w:rPr>
+          <w:bCs/>
+          <w:lang w:val="vi-VN"/>
+        </w:rPr>
+      </w:pPr>
+      <w:r>
+        <w:rPr>
+          <w:bCs/>
+          <w:lang w:val="vi-VN"/>
+        </w:rPr>
+        <w:t>ip route 0.0.0.0 0.0.0.0 200.200.200.2</w:t>
+      </w:r>
+    </w:p>
+    <w:p>
+      <w:pPr>
+        <w:rPr>
+          <w:bCs/>
+          <w:lang w:val="vi-VN"/>
+        </w:rPr>
+      </w:pPr>
+      <w:r>
+        <w:rPr>
+          <w:bCs/>
+          <w:lang w:val="vi-VN"/>
+        </w:rPr>
+        <w:t>end</w:t>
+      </w:r>
+    </w:p>
+    <w:p>
+      <w:pPr>
+        <w:rPr>
+          <w:bCs/>
+          <w:lang w:val="vi-VN"/>
+        </w:rPr>
+      </w:pPr>
+      <w:r>
+        <w:rPr>
+          <w:bCs/>
+          <w:lang w:val="vi-VN"/>
+        </w:rPr>
+        <w:t>write memory</w:t>
+      </w:r>
+    </w:p>
+    <w:p>
+      <w:pPr>
+        <w:rPr>
+          <w:bCs/>
+          <w:lang w:val="vi-VN"/>
+        </w:rPr>
+      </w:pPr>
+    </w:p>
+    <w:p>
+      <w:pPr>
+        <w:rPr>
+          <w:bCs/>
+          <w:lang w:val="vi-VN"/>
+        </w:rPr>
+      </w:pPr>
+    </w:p>
+    <w:p>
+      <w:pPr>
+        <w:rPr>
+          <w:bCs/>
+          <w:lang w:val="vi-VN"/>
+        </w:rPr>
+      </w:pPr>
+      <w:r>
+        <w:rPr>
+          <w:bCs/>
+          <w:lang w:val="vi-VN"/>
+        </w:rPr>
+        <w:t>3. Router R2:</w:t>
+      </w:r>
+    </w:p>
+    <w:p>
+      <w:pPr>
+        <w:rPr>
+          <w:bCs/>
+          <w:lang w:val="vi-VN"/>
+        </w:rPr>
+      </w:pPr>
+    </w:p>
+    <w:p>
+      <w:pPr>
+        <w:rPr>
+          <w:bCs/>
+          <w:lang w:val="vi-VN"/>
+        </w:rPr>
+      </w:pPr>
+      <w:r>
+        <w:rPr>
+          <w:bCs/>
+          <w:lang w:val="vi-VN"/>
+        </w:rPr>
+        <w:lastRenderedPageBreak/>
+        <w:t>enable</w:t>
+      </w:r>
+    </w:p>
+    <w:p>
+      <w:pPr>
+        <w:rPr>
+          <w:bCs/>
+          <w:lang w:val="vi-VN"/>
+        </w:rPr>
+      </w:pPr>
+      <w:r>
+        <w:rPr>
+          <w:bCs/>
+          <w:lang w:val="vi-VN"/>
+        </w:rPr>
+        <w:t>configure terminal</w:t>
+      </w:r>
+    </w:p>
+    <w:p>
+      <w:pPr>
+        <w:rPr>
+          <w:bCs/>
+          <w:lang w:val="vi-VN"/>
+        </w:rPr>
+      </w:pPr>
+      <w:r>
+        <w:rPr>
+          <w:bCs/>
+          <w:lang w:val="vi-VN"/>
+        </w:rPr>
+        <w:t>interface s1/0</w:t>
+      </w:r>
+    </w:p>
+    <w:p>
+      <w:pPr>
+        <w:rPr>
+          <w:bCs/>
+          <w:lang w:val="vi-VN"/>
+        </w:rPr>
+      </w:pPr>
+      <w:r>
+        <w:rPr>
+          <w:bCs/>
+          <w:lang w:val="vi-VN"/>
+        </w:rPr>
+        <w:t>ip address 10.0.12.2 255.255.255.0</w:t>
+      </w:r>
+    </w:p>
+    <w:p>
+      <w:pPr>
+        <w:rPr>
+          <w:bCs/>
+          <w:lang w:val="vi-VN"/>
+        </w:rPr>
+      </w:pPr>
+      <w:r>
+        <w:rPr>
+          <w:bCs/>
+          <w:lang w:val="vi-VN"/>
+        </w:rPr>
+        <w:t>no shutdown</w:t>
+      </w:r>
+    </w:p>
+    <w:p>
+      <w:pPr>
+        <w:rPr>
+          <w:bCs/>
+          <w:lang w:val="vi-VN"/>
+        </w:rPr>
+      </w:pPr>
+      <w:r>
+        <w:rPr>
+          <w:bCs/>
+          <w:lang w:val="vi-VN"/>
+        </w:rPr>
+        <w:t>interface e0/0</w:t>
+      </w:r>
+    </w:p>
+    <w:p>
+      <w:pPr>
+        <w:rPr>
+          <w:bCs/>
+          <w:lang w:val="vi-VN"/>
+        </w:rPr>
+      </w:pPr>
+      <w:r>
+        <w:rPr>
+          <w:bCs/>
+          <w:lang w:val="vi-VN"/>
+        </w:rPr>
+        <w:t>ip address 10.0.24.1 255.255.255.0</w:t>
+      </w:r>
+    </w:p>
+    <w:p>
+      <w:pPr>
+        <w:rPr>
+          <w:bCs/>
+          <w:lang w:val="vi-VN"/>
+        </w:rPr>
+      </w:pPr>
+      <w:r>
+        <w:rPr>
+          <w:bCs/>
+          <w:lang w:val="vi-VN"/>
+        </w:rPr>
+        <w:t>no shutdown</w:t>
+      </w:r>
+    </w:p>
+    <w:p>
+      <w:pPr>
+        <w:rPr>
+          <w:bCs/>
+          <w:lang w:val="vi-VN"/>
+        </w:rPr>
+      </w:pPr>
+      <w:r>
+        <w:rPr>
+          <w:bCs/>
+          <w:lang w:val="vi-VN"/>
+        </w:rPr>
+        <w:t>router rip</w:t>
+      </w:r>
+    </w:p>
+    <w:p>
+      <w:pPr>
+        <w:rPr>
+          <w:bCs/>
+          <w:lang w:val="vi-VN"/>
+        </w:rPr>
+      </w:pPr>
+      <w:r>
+        <w:rPr>
+          <w:bCs/>
+          <w:lang w:val="vi-VN"/>
+        </w:rPr>
+        <w:t>version 2</w:t>
+      </w:r>
+    </w:p>
+    <w:p>
+      <w:pPr>
+        <w:rPr>
+          <w:bCs/>
+          <w:lang w:val="vi-VN"/>
+        </w:rPr>
+      </w:pPr>
+      <w:r>
+        <w:rPr>
+          <w:bCs/>
+          <w:lang w:val="vi-VN"/>
+        </w:rPr>
+        <w:t>no auto-summary</w:t>
+      </w:r>
+    </w:p>
+    <w:p>
+      <w:pPr>
+        <w:rPr>
+          <w:bCs/>
+          <w:lang w:val="vi-VN"/>
+        </w:rPr>
+      </w:pPr>
+      <w:r>
+        <w:rPr>
+          <w:bCs/>
+          <w:lang w:val="vi-VN"/>
+        </w:rPr>
+        <w:t>network 10.0.0.0</w:t>
+      </w:r>
+    </w:p>
+    <w:p>
+      <w:pPr>
+        <w:rPr>
+          <w:bCs/>
+          <w:lang w:val="vi-VN"/>
+        </w:rPr>
+      </w:pPr>
+      <w:r>
+        <w:rPr>
+          <w:bCs/>
+          <w:lang w:val="vi-VN"/>
+        </w:rPr>
+        <w:t>end</w:t>
+      </w:r>
+    </w:p>
+    <w:p>
+      <w:pPr>
+        <w:rPr>
+          <w:bCs/>
+          <w:lang w:val="vi-VN"/>
+        </w:rPr>
+      </w:pPr>
+      <w:r>
+        <w:rPr>
+          <w:bCs/>
+          <w:lang w:val="vi-VN"/>
+        </w:rPr>
+        <w:t>write memory</w:t>
+      </w:r>
+    </w:p>
+    <w:p>
+      <w:pPr>
+        <w:rPr>
+          <w:bCs/>
+          <w:lang w:val="vi-VN"/>
+        </w:rPr>
+      </w:pPr>
+    </w:p>
+    <w:p>
+      <w:pPr>
+        <w:rPr>
+          <w:bCs/>
+          <w:lang w:val="vi-VN"/>
+        </w:rPr>
+      </w:pPr>
+    </w:p>
+    <w:p>
+      <w:pPr>
+        <w:rPr>
+          <w:bCs/>
+          <w:lang w:val="vi-VN"/>
+        </w:rPr>
+      </w:pPr>
+      <w:r>
+        <w:rPr>
+          <w:bCs/>
+          <w:lang w:val="vi-VN"/>
+        </w:rPr>
+        <w:t>4. Router R3:</w:t>
+      </w:r>
+    </w:p>
+    <w:p>
+      <w:pPr>
+        <w:rPr>
+          <w:bCs/>
+          <w:lang w:val="vi-VN"/>
+        </w:rPr>
+      </w:pPr>
+    </w:p>
+    <w:p>
+      <w:pPr>
+        <w:rPr>
+          <w:bCs/>
+          <w:lang w:val="vi-VN"/>
+        </w:rPr>
+      </w:pPr>
+      <w:r>
+        <w:rPr>
+          <w:bCs/>
+          <w:lang w:val="vi-VN"/>
+        </w:rPr>
+        <w:t>enable</w:t>
+      </w:r>
+    </w:p>
+    <w:p>
+      <w:pPr>
+        <w:rPr>
+          <w:bCs/>
+          <w:lang w:val="vi-VN"/>
+        </w:rPr>
+      </w:pPr>
+      <w:r>
+        <w:rPr>
+          <w:bCs/>
+          <w:lang w:val="vi-VN"/>
+        </w:rPr>
+        <w:t>configure terminal</w:t>
+      </w:r>
+    </w:p>
+    <w:p>
+      <w:pPr>
+        <w:rPr>
+          <w:bCs/>
+          <w:lang w:val="vi-VN"/>
+        </w:rPr>
+      </w:pPr>
+      <w:r>
+        <w:rPr>
+          <w:bCs/>
+          <w:lang w:val="vi-VN"/>
+        </w:rPr>
+        <w:t>interface e0/0</w:t>
+      </w:r>
+    </w:p>
+    <w:p>
+      <w:pPr>
+        <w:rPr>
+          <w:bCs/>
+          <w:lang w:val="vi-VN"/>
+        </w:rPr>
+      </w:pPr>
+      <w:r>
+        <w:rPr>
+          <w:bCs/>
+          <w:lang w:val="vi-VN"/>
+        </w:rPr>
+        <w:t>ip address 10.0.13.2 255.255.255.0</w:t>
+      </w:r>
+    </w:p>
+    <w:p>
+      <w:pPr>
+        <w:rPr>
+          <w:bCs/>
+          <w:lang w:val="vi-VN"/>
+        </w:rPr>
+      </w:pPr>
+      <w:r>
+        <w:rPr>
+          <w:bCs/>
+          <w:lang w:val="vi-VN"/>
+        </w:rPr>
+        <w:t>no shutdown</w:t>
+      </w:r>
+    </w:p>
+    <w:p>
+      <w:pPr>
+        <w:rPr>
+          <w:bCs/>
+          <w:lang w:val="vi-VN"/>
+        </w:rPr>
+      </w:pPr>
+      <w:r>
+        <w:rPr>
+          <w:bCs/>
+          <w:lang w:val="vi-VN"/>
+        </w:rPr>
+        <w:t>interface s1/0</w:t>
+      </w:r>
+    </w:p>
+    <w:p>
+      <w:pPr>
+        <w:rPr>
+          <w:bCs/>
+          <w:lang w:val="vi-VN"/>
+        </w:rPr>
+      </w:pPr>
+      <w:r>
+        <w:rPr>
+          <w:bCs/>
+          <w:lang w:val="vi-VN"/>
+        </w:rPr>
+        <w:t>ip address 10.0.34.1 255.255.255.0</w:t>
+      </w:r>
+    </w:p>
+    <w:p>
+      <w:pPr>
+        <w:rPr>
+          <w:bCs/>
+          <w:lang w:val="vi-VN"/>
+        </w:rPr>
+      </w:pPr>
+      <w:r>
+        <w:rPr>
+          <w:bCs/>
+          <w:lang w:val="vi-VN"/>
+        </w:rPr>
+        <w:t>no shutdown</w:t>
+      </w:r>
+    </w:p>
+    <w:p>
+      <w:pPr>
+        <w:rPr>
+          <w:bCs/>
+          <w:lang w:val="vi-VN"/>
+        </w:rPr>
+      </w:pPr>
+      <w:r>
+        <w:rPr>
+          <w:bCs/>
+          <w:lang w:val="vi-VN"/>
+        </w:rPr>
+        <w:t>interface e0/1</w:t>
+      </w:r>
+    </w:p>
+    <w:p>
+      <w:pPr>
+        <w:rPr>
+          <w:bCs/>
+          <w:lang w:val="vi-VN"/>
+        </w:rPr>
+      </w:pPr>
+      <w:r>
+        <w:rPr>
+          <w:bCs/>
+          <w:lang w:val="vi-VN"/>
+        </w:rPr>
+        <w:t>ip address 192.168.3.1 255.255.255.0</w:t>
+      </w:r>
+    </w:p>
+    <w:p>
+      <w:pPr>
+        <w:rPr>
+          <w:bCs/>
+          <w:lang w:val="vi-VN"/>
+        </w:rPr>
+      </w:pPr>
+      <w:r>
+        <w:rPr>
+          <w:bCs/>
+          <w:lang w:val="vi-VN"/>
+        </w:rPr>
+        <w:lastRenderedPageBreak/>
+        <w:t>no shutdown</w:t>
+      </w:r>
+    </w:p>
+    <w:p>
+      <w:pPr>
+        <w:rPr>
+          <w:bCs/>
+          <w:lang w:val="vi-VN"/>
+        </w:rPr>
+      </w:pPr>
+      <w:r>
+        <w:rPr>
+          <w:bCs/>
+          <w:lang w:val="vi-VN"/>
+        </w:rPr>
+        <w:t>router rip</w:t>
+      </w:r>
+    </w:p>
+    <w:p>
+      <w:pPr>
+        <w:rPr>
+          <w:bCs/>
+          <w:lang w:val="vi-VN"/>
+        </w:rPr>
+      </w:pPr>
+      <w:r>
+        <w:rPr>
+          <w:bCs/>
+          <w:lang w:val="vi-VN"/>
+        </w:rPr>
+        <w:t>version 2</w:t>
+      </w:r>
+    </w:p>
+    <w:p>
+      <w:pPr>
+        <w:rPr>
+          <w:bCs/>
+          <w:lang w:val="vi-VN"/>
+        </w:rPr>
+      </w:pPr>
+      <w:r>
+        <w:rPr>
+          <w:bCs/>
+          <w:lang w:val="vi-VN"/>
+        </w:rPr>
+        <w:t>no auto-summary</w:t>
+      </w:r>
+    </w:p>
+    <w:p>
+      <w:pPr>
+        <w:rPr>
+          <w:bCs/>
+          <w:lang w:val="vi-VN"/>
+        </w:rPr>
+      </w:pPr>
+      <w:r>
+        <w:rPr>
+          <w:bCs/>
+          <w:lang w:val="vi-VN"/>
+        </w:rPr>
+        <w:t>network 10.0.0.0</w:t>
+      </w:r>
+    </w:p>
+    <w:p>
+      <w:pPr>
+        <w:rPr>
+          <w:bCs/>
+          <w:lang w:val="vi-VN"/>
+        </w:rPr>
+      </w:pPr>
+      <w:r>
+        <w:rPr>
+          <w:bCs/>
+          <w:lang w:val="vi-VN"/>
+        </w:rPr>
+        <w:t>network 192.168.3.0</w:t>
+      </w:r>
+    </w:p>
+    <w:p>
+      <w:pPr>
+        <w:rPr>
+          <w:bCs/>
+          <w:lang w:val="vi-VN"/>
+        </w:rPr>
+      </w:pPr>
+      <w:r>
+        <w:rPr>
+          <w:bCs/>
+          <w:lang w:val="vi-VN"/>
+        </w:rPr>
+        <w:t>end</w:t>
+      </w:r>
+    </w:p>
+    <w:p>
+      <w:pPr>
+        <w:rPr>
+          <w:bCs/>
+          <w:lang w:val="vi-VN"/>
+        </w:rPr>
+      </w:pPr>
+      <w:r>
+        <w:rPr>
+          <w:bCs/>
+          <w:lang w:val="vi-VN"/>
+        </w:rPr>
+        <w:t>write memory</w:t>
+      </w:r>
+    </w:p>
+    <w:p>
+      <w:pPr>
+        <w:rPr>
+          <w:bCs/>
+          <w:lang w:val="vi-VN"/>
+        </w:rPr>
+      </w:pPr>
+    </w:p>
+    <w:p>
+      <w:pPr>
+        <w:rPr>
+          <w:bCs/>
+          <w:lang w:val="vi-VN"/>
+        </w:rPr>
+      </w:pPr>
+    </w:p>
+    <w:p>
+      <w:pPr>
+        <w:rPr>
+          <w:bCs/>
+          <w:lang w:val="vi-VN"/>
+        </w:rPr>
+      </w:pPr>
+      <w:r>
+        <w:rPr>
+          <w:bCs/>
+          <w:lang w:val="vi-VN"/>
+        </w:rPr>
+        <w:t>5. Router R4:</w:t>
+      </w:r>
+    </w:p>
+    <w:p>
+      <w:pPr>
+        <w:rPr>
+          <w:bCs/>
+          <w:lang w:val="vi-VN"/>
+        </w:rPr>
+      </w:pPr>
+    </w:p>
+    <w:p>
+      <w:pPr>
+        <w:rPr>
+          <w:bCs/>
+          <w:lang w:val="vi-VN"/>
+        </w:rPr>
+      </w:pPr>
+      <w:r>
+        <w:rPr>
+          <w:bCs/>
+          <w:lang w:val="vi-VN"/>
+        </w:rPr>
+        <w:t>enable</w:t>
+      </w:r>
+    </w:p>
+    <w:p>
+      <w:pPr>
+        <w:rPr>
+          <w:bCs/>
+          <w:lang w:val="vi-VN"/>
+        </w:rPr>
+      </w:pPr>
+      <w:r>
+        <w:rPr>
+          <w:bCs/>
+          <w:lang w:val="vi-VN"/>
+        </w:rPr>
+        <w:t>configure terminal</w:t>
+      </w:r>
+    </w:p>
+    <w:p>
+      <w:pPr>
+        <w:rPr>
+          <w:bCs/>
+          <w:lang w:val="vi-VN"/>
+        </w:rPr>
+      </w:pPr>
+      <w:r>
+        <w:rPr>
+          <w:bCs/>
+          <w:lang w:val="vi-VN"/>
+        </w:rPr>
+        <w:t>interface e0/0</w:t>
+      </w:r>
+    </w:p>
+    <w:p>
+      <w:pPr>
+        <w:rPr>
+          <w:bCs/>
+          <w:lang w:val="vi-VN"/>
+        </w:rPr>
+      </w:pPr>
+      <w:r>
+        <w:rPr>
+          <w:bCs/>
+          <w:lang w:val="vi-VN"/>
+        </w:rPr>
+        <w:t>ip address 10.0.24.2 255.255.255.0</w:t>
+      </w:r>
+    </w:p>
+    <w:p>
+      <w:pPr>
+        <w:rPr>
+          <w:bCs/>
+          <w:lang w:val="vi-VN"/>
+        </w:rPr>
+      </w:pPr>
+      <w:r>
+        <w:rPr>
+          <w:bCs/>
+          <w:lang w:val="vi-VN"/>
+        </w:rPr>
+        <w:t>no shutdown</w:t>
+      </w:r>
+    </w:p>
+    <w:p>
+      <w:pPr>
+        <w:rPr>
+          <w:bCs/>
+          <w:lang w:val="vi-VN"/>
+        </w:rPr>
+      </w:pPr>
+      <w:r>
+        <w:rPr>
+          <w:bCs/>
+          <w:lang w:val="vi-VN"/>
+        </w:rPr>
+        <w:t>interface s1/0</w:t>
+      </w:r>
+    </w:p>
+    <w:p>
+      <w:pPr>
+        <w:rPr>
+          <w:bCs/>
+          <w:lang w:val="vi-VN"/>
+        </w:rPr>
+      </w:pPr>
+      <w:r>
+        <w:rPr>
+          <w:bCs/>
+          <w:lang w:val="vi-VN"/>
+        </w:rPr>
+        <w:t>ip address 10.0.34.2 255.255.255.0</w:t>
+      </w:r>
+    </w:p>
+    <w:p>
+      <w:pPr>
+        <w:rPr>
+          <w:bCs/>
+          <w:lang w:val="vi-VN"/>
+        </w:rPr>
+      </w:pPr>
+      <w:r>
+        <w:rPr>
+          <w:bCs/>
+          <w:lang w:val="vi-VN"/>
+        </w:rPr>
+        <w:t>no shutdown</w:t>
+      </w:r>
+    </w:p>
+    <w:p>
+      <w:pPr>
+        <w:rPr>
+          <w:bCs/>
+          <w:lang w:val="vi-VN"/>
+        </w:rPr>
+      </w:pPr>
+      <w:r>
+        <w:rPr>
+          <w:bCs/>
+          <w:lang w:val="vi-VN"/>
+        </w:rPr>
+        <w:t>interface e0/1</w:t>
+      </w:r>
+    </w:p>
+    <w:p>
+      <w:pPr>
+        <w:rPr>
+          <w:bCs/>
+          <w:lang w:val="vi-VN"/>
+        </w:rPr>
+      </w:pPr>
+      <w:r>
+        <w:rPr>
+          <w:bCs/>
+          <w:lang w:val="vi-VN"/>
+        </w:rPr>
+        <w:t>ip address 192.168.4.1 255.255.255.0</w:t>
+      </w:r>
+    </w:p>
+    <w:p>
+      <w:pPr>
+        <w:rPr>
+          <w:bCs/>
+          <w:lang w:val="vi-VN"/>
+        </w:rPr>
+      </w:pPr>
+      <w:r>
+        <w:rPr>
+          <w:bCs/>
+          <w:lang w:val="vi-VN"/>
+        </w:rPr>
+        <w:t>no shutdown</w:t>
+      </w:r>
+    </w:p>
+    <w:p>
+      <w:pPr>
+        <w:rPr>
+          <w:bCs/>
+          <w:lang w:val="vi-VN"/>
+        </w:rPr>
+      </w:pPr>
+      <w:r>
+        <w:rPr>
+          <w:bCs/>
+          <w:lang w:val="vi-VN"/>
+        </w:rPr>
+        <w:t>router rip</w:t>
+      </w:r>
+    </w:p>
+    <w:p>
+      <w:pPr>
+        <w:rPr>
+          <w:bCs/>
+          <w:lang w:val="vi-VN"/>
+        </w:rPr>
+      </w:pPr>
+      <w:r>
+        <w:rPr>
+          <w:bCs/>
+          <w:lang w:val="vi-VN"/>
+        </w:rPr>
+        <w:t>version 2</w:t>
+      </w:r>
+    </w:p>
+    <w:p>
+      <w:pPr>
+        <w:rPr>
+          <w:bCs/>
+          <w:lang w:val="vi-VN"/>
+        </w:rPr>
+      </w:pPr>
+      <w:r>
+        <w:rPr>
+          <w:bCs/>
+          <w:lang w:val="vi-VN"/>
+        </w:rPr>
+        <w:t>no auto-summary</w:t>
+      </w:r>
+    </w:p>
+    <w:p>
+      <w:pPr>
+        <w:rPr>
+          <w:bCs/>
+          <w:lang w:val="vi-VN"/>
+        </w:rPr>
+      </w:pPr>
+      <w:r>
+        <w:rPr>
+          <w:bCs/>
+          <w:lang w:val="vi-VN"/>
+        </w:rPr>
+        <w:t>network 10.0.0.0</w:t>
+      </w:r>
+    </w:p>
+    <w:p>
+      <w:pPr>
+        <w:rPr>
+          <w:bCs/>
+          <w:lang w:val="vi-VN"/>
+        </w:rPr>
+      </w:pPr>
+      <w:r>
+        <w:rPr>
+          <w:bCs/>
+          <w:lang w:val="vi-VN"/>
+        </w:rPr>
+        <w:t>network 192.168.4.0</w:t>
+      </w:r>
+    </w:p>
+    <w:p>
+      <w:pPr>
+        <w:rPr>
+          <w:bCs/>
+          <w:lang w:val="vi-VN"/>
+        </w:rPr>
+      </w:pPr>
+      <w:r>
+        <w:rPr>
+          <w:bCs/>
+          <w:lang w:val="vi-VN"/>
+        </w:rPr>
+        <w:lastRenderedPageBreak/>
+        <w:t>end</w:t>
+      </w:r>
+    </w:p>
+    <w:p>
+      <w:pPr>
+        <w:rPr>
+          <w:bCs/>
+          <w:lang w:val="vi-VN"/>
+        </w:rPr>
+      </w:pPr>
+      <w:r>
+        <w:rPr>
+          <w:bCs/>
+          <w:lang w:val="vi-VN"/>
+        </w:rPr>
+        <w:t>write memory</w:t>
+      </w:r>
+    </w:p>
+    <w:p>
+      <w:pPr>
+        <w:rPr>
+          <w:bCs/>
+          <w:lang w:val="vi-VN"/>
+        </w:rPr>
+      </w:pPr>
+    </w:p>
+    <w:p>
+      <w:pPr>
+        <w:rPr>
+          <w:bCs/>
+          <w:lang w:val="vi-VN"/>
+        </w:rPr>
+      </w:pPr>
+    </w:p>
+    <w:p>
+      <w:pPr>
+        <w:rPr>
+          <w:bCs/>
+          <w:lang w:val="vi-VN"/>
+        </w:rPr>
+      </w:pPr>
+      <w:r>
+        <w:rPr>
+          <w:bCs/>
+          <w:lang w:val="vi-VN"/>
+        </w:rPr>
+        <w:t>6. Cấu hình PC:</w:t>
+      </w:r>
+    </w:p>
+    <w:p>
+      <w:pPr>
+        <w:rPr>
+          <w:bCs/>
+          <w:lang w:val="vi-VN"/>
+        </w:rPr>
+      </w:pPr>
+    </w:p>
+    <w:p>
+      <w:pPr>
+        <w:rPr>
+          <w:bCs/>
+          <w:lang w:val="vi-VN"/>
+        </w:rPr>
+      </w:pPr>
+      <w:r>
+        <w:rPr>
+          <w:bCs/>
+          <w:lang w:val="vi-VN"/>
+        </w:rPr>
+        <w:t>! VPC5</w:t>
+      </w:r>
+    </w:p>
+    <w:p>
+      <w:pPr>
+        <w:rPr>
+          <w:bCs/>
+          <w:lang w:val="vi-VN"/>
+        </w:rPr>
+      </w:pPr>
+      <w:r>
+        <w:rPr>
+          <w:bCs/>
+          <w:lang w:val="vi-VN"/>
+        </w:rPr>
+        <w:t>ip 192.168.1.10 255.255.255.0 192.168.1.1</w:t>
+      </w:r>
+    </w:p>
+    <w:p>
+      <w:pPr>
+        <w:rPr>
+          <w:bCs/>
+          <w:lang w:val="vi-VN"/>
+        </w:rPr>
+      </w:pPr>
+      <w:r>
+        <w:rPr>
+          <w:bCs/>
+          <w:lang w:val="vi-VN"/>
+        </w:rPr>
+        <w:t>save</w:t>
+      </w:r>
+    </w:p>
+    <w:p>
+      <w:pPr>
+        <w:rPr>
+          <w:bCs/>
+          <w:lang w:val="vi-VN"/>
+        </w:rPr>
+      </w:pPr>
+    </w:p>
+    <w:p>
+      <w:pPr>
+        <w:rPr>
+          <w:bCs/>
+          <w:lang w:val="vi-VN"/>
+        </w:rPr>
+      </w:pPr>
+      <w:r>
+        <w:rPr>
+          <w:bCs/>
+          <w:lang w:val="vi-VN"/>
+        </w:rPr>
+        <w:t>! VPC7</w:t>
+      </w:r>
+    </w:p>
+    <w:p>
+      <w:pPr>
+        <w:rPr>
+          <w:bCs/>
+          <w:lang w:val="vi-VN"/>
+        </w:rPr>
+      </w:pPr>
+      <w:r>
+        <w:rPr>
+          <w:bCs/>
+          <w:lang w:val="vi-VN"/>
+        </w:rPr>
+        <w:t>ip 192.168.3.10 255.255.255.0 192.168.3.1</w:t>
+      </w:r>
+    </w:p>
+    <w:p>
+      <w:pPr>
+        <w:rPr>
+          <w:bCs/>
+          <w:lang w:val="vi-VN"/>
+        </w:rPr>
+      </w:pPr>
+      <w:r>
+        <w:rPr>
+          <w:bCs/>
+          <w:lang w:val="vi-VN"/>
+        </w:rPr>
+        <w:t>save</w:t>
+      </w:r>
+    </w:p>
+    <w:p>
+      <w:pPr>
+        <w:rPr>
+          <w:bCs/>
+          <w:lang w:val="vi-VN"/>
+        </w:rPr>
+      </w:pPr>
+    </w:p>
+    <w:p>
+      <w:pPr>
+        <w:rPr>
+          <w:bCs/>
+          <w:lang w:val="vi-VN"/>
+        </w:rPr>
+      </w:pPr>
+      <w:r>
+        <w:rPr>
+          <w:bCs/>
+          <w:lang w:val="vi-VN"/>
+        </w:rPr>
+        <w:t>! VPC6</w:t>
+      </w:r>
+    </w:p>
+    <w:p>
+      <w:pPr>
+        <w:rPr>
+          <w:bCs/>
+          <w:lang w:val="vi-VN"/>
+        </w:rPr>
+      </w:pPr>
+      <w:r>
+        <w:rPr>
+          <w:bCs/>
+          <w:lang w:val="vi-VN"/>
+        </w:rPr>
+        <w:t>ip 192.168.4.10 255.255.255.0 192.168.4.1</w:t>
+      </w:r>
+    </w:p>
+    <w:p>
+      <w:pPr>
+        <w:rPr>
+          <w:bCs/>
+          <w:lang w:val="vi-VN"/>
+        </w:rPr>
+      </w:pPr>
+      <w:r>
+        <w:rPr>
+          <w:bCs/>
+          <w:lang w:val="vi-VN"/>
+        </w:rPr>
+        <w:t xml:space="preserve">save </w:t>
+      </w:r>
+    </w:p>
+    <w:p>
+      <w:pPr>
+        <w:rPr>
+          <w:bCs/>
+          <w:lang w:val="vi-VN"/>
+        </w:rPr>
+      </w:pPr>
+    </w:p>
+    <w:p>
+      <w:pPr>
+        <w:rPr>
+          <w:bCs/>
+          <w:lang w:val="vi-VN"/>
+        </w:rPr>
+      </w:pPr>
+      <w:r>
+        <w:rPr>
+          <w:bCs/>
+          <w:lang w:val="vi-VN"/>
+        </w:rPr>
+        <w:t>câu 3</w:t>
+      </w:r>
+    </w:p>
+    <w:p>
+      <w:pPr>
+        <w:rPr>
+          <w:bCs/>
+          <w:lang w:val="vi-VN"/>
+        </w:rPr>
+      </w:pPr>
+      <w:r>
+        <w:rPr>
+          <w:bCs/>
+          <w:lang w:val="vi-VN"/>
+        </w:rPr>
+        <w:t>Bảng định tuyến xuất hiện các mạng có ký tự `R` ở đầu (ví dụ: `R 192.168.3.0/24 [120/1] via 10.0.13.2`). Đây là các dải mạng mà Router R1 đã học được từ các Router khác thông qua giao thức RIP.</w:t>
+      </w:r>
+    </w:p>
+    <w:p>
+      <w:pPr>
+        <w:rPr>
+          <w:bCs/>
+          <w:lang w:val="vi-VN"/>
+        </w:rPr>
+      </w:pPr>
+      <w:r>
+        <w:rPr>
+          <w:bCs/>
+          <w:lang w:val="vi-VN"/>
+        </w:rPr>
+        <w:t>- Ký tự `C` (Connected) và `L` (Local) là các mạng cắm trực tiếp vào R1.</w:t>
+      </w:r>
+    </w:p>
+    <w:p>
+      <w:pPr>
+        <w:rPr>
+          <w:bCs/>
+          <w:lang w:val="vi-VN"/>
+        </w:rPr>
+      </w:pPr>
+      <w:r>
+        <w:rPr>
+          <w:bCs/>
+          <w:lang w:val="vi-VN"/>
+        </w:rPr>
+        <w:t>- Ý nghĩa thông số `[120/1]`: Số `120` là AD (Administrative Distance) mặc định của RIP. Số `1` là Metric (Hop count), nghĩa là để đến được mạng đích, gói tin chỉ cần nhảy qua đúng 1 Router trung gian nữa.</w:t>
+      </w:r>
+    </w:p>
+    <w:p>
+      <w:pPr>
+        <w:rPr>
+          <w:bCs/>
+          <w:lang w:val="vi-VN"/>
+        </w:rPr>
+      </w:pPr>
+      <w:r>
+        <w:rPr>
+          <w:bCs/>
+          <w:lang w:val="vi-VN"/>
+        </w:rPr>
+        <w:t>- Dòng `Gateway of last resort is 200.200.200.2 to network 0.0.0.0` xuất hiện là nhờ lệnh `default-information originate` ta đã cấu hình, giúp báo cho toàn mạng biết đường đi ra Internet. Mạng RIPv2 đã hội tụ thành công.</w:t>
+      </w:r>
+    </w:p>
+    <w:p>
+      <w:pPr>
+        <w:rPr>
+          <w:bCs/>
+          <w:lang w:val="vi-VN"/>
+        </w:rPr>
+      </w:pPr>
+      <w:r>
+        <w:rPr>
+          <w:bCs/>
+          <w:lang w:val="vi-VN"/>
+        </w:rPr>
+        <w:lastRenderedPageBreak/>
+        <w:drawing>
+          <wp:inline distT="0" distB="0" distL="0" distR="0" wp14:anchorId="1185789D" wp14:editId="57FF6342">
+            <wp:extent cx="5943600" cy="3676015"/>
+            <wp:effectExtent l="0" t="0" r="0" b="635"/>
+            <wp:docPr id="2073244739" name="Picture 1"/>
+            <wp:cNvGraphicFramePr>
+              <a:graphicFrameLocks xmlns:a="http://schemas.openxmlformats.org/drawingml/2006/main" noChangeAspect="1"/>
+            </wp:cNvGraphicFramePr>
+            <a:graphic xmlns:a="http://schemas.openxmlformats.org/drawingml/2006/main">
+              <a:graphicData uri="http://schemas.openxmlformats.org/drawingml/2006/picture">
+                <pic:pic xmlns:pic="http://schemas.openxmlformats.org/drawingml/2006/picture">
+                  <pic:nvPicPr>
+                    <pic:cNvPr id="2073244739" name=""/>
+                    <pic:cNvPicPr/>
+                  </pic:nvPicPr>
+                  <pic:blipFill>
+                    <a:blip r:embed="rId27"/>
+                    <a:stretch>
+                      <a:fillRect/>
+                    </a:stretch>
+                  </pic:blipFill>
+                  <pic:spPr>
+                    <a:xfrm>
+                      <a:off x="0" y="0"/>
+                      <a:ext cx="5943600" cy="3676015"/>
+                    </a:xfrm>
+                    <a:prstGeom prst="rect">
+                      <a:avLst/>
+                    </a:prstGeom>
+                  </pic:spPr>
+                </pic:pic>
+              </a:graphicData>
+            </a:graphic>
+          </wp:inline>
+        </w:drawing>
+      </w:r>
+    </w:p>
+    <w:p>
+      <w:pPr>
+        <w:rPr>
+          <w:bCs/>
+          <w:lang w:val="vi-VN"/>
+        </w:rPr>
+      </w:pPr>
+      <w:r>
+        <w:rPr>
+          <w:bCs/>
+          <w:lang w:val="vi-VN"/>
+        </w:rPr>
+        <w:t>Pc 5 ping pc 7</w:t>
+      </w:r>
+    </w:p>
+    <w:p>
+      <w:pPr>
+        <w:rPr>
+          <w:bCs/>
+          <w:lang w:val="vi-VN"/>
+        </w:rPr>
+      </w:pPr>
+      <w:r>
+        <w:rPr>
+          <w:bCs/>
+          <w:lang w:val="vi-VN"/>
+        </w:rPr>
+        <w:drawing>
+          <wp:inline distT="0" distB="0" distL="0" distR="0" wp14:anchorId="159B281B" wp14:editId="68BBC505">
+            <wp:extent cx="5943600" cy="2114550"/>
+            <wp:effectExtent l="0" t="0" r="0" b="0"/>
+            <wp:docPr id="1420716593" name="Picture 1"/>
+            <wp:cNvGraphicFramePr>
+              <a:graphicFrameLocks xmlns:a="http://schemas.openxmlformats.org/drawingml/2006/main" noChangeAspect="1"/>
+            </wp:cNvGraphicFramePr>
+            <a:graphic xmlns:a="http://schemas.openxmlformats.org/drawingml/2006/main">
+              <a:graphicData uri="http://schemas.openxmlformats.org/drawingml/2006/picture">
+                <pic:pic xmlns:pic="http://schemas.openxmlformats.org/drawingml/2006/picture">
+                  <pic:nvPicPr>
+                    <pic:cNvPr id="1420716593" name=""/>
+                    <pic:cNvPicPr/>
+                  </pic:nvPicPr>
+                  <pic:blipFill>
+                    <a:blip r:embed="rId28"/>
+                    <a:stretch>
+                      <a:fillRect/>
+                    </a:stretch>
+                  </pic:blipFill>
+                  <pic:spPr>
+                    <a:xfrm>
+                      <a:off x="0" y="0"/>
+                      <a:ext cx="5943600" cy="2114550"/>
+                    </a:xfrm>
+                    <a:prstGeom prst="rect">
+                      <a:avLst/>
+                    </a:prstGeom>
+                  </pic:spPr>
+                </pic:pic>
+              </a:graphicData>
+            </a:graphic>
+          </wp:inline>
+        </w:drawing>
+      </w:r>
+    </w:p>
+    <w:p>
+      <w:pPr>
+        <w:rPr>
+          <w:bCs/>
+          <w:lang w:val="vi-VN"/>
+        </w:rPr>
+      </w:pPr>
+      <w:r>
+        <w:rPr>
+          <w:bCs/>
+          <w:lang w:val="vi-VN"/>
+        </w:rPr>
+        <w:t>Câu 4</w:t>
+      </w:r>
+    </w:p>
+    <w:p>
+      <w:pPr>
+        <w:rPr>
+          <w:bCs/>
+          <w:lang w:val="vi-VN"/>
+        </w:rPr>
+      </w:pPr>
+      <w:r>
+        <w:rPr>
+          <w:bCs/>
+          <w:lang w:val="vi-VN"/>
+        </w:rPr>
+        <w:t xml:space="preserve">Gói tin xuất phát từ VPC5 </w:t>
+      </w:r>
+      <w:r>
+        <w:rPr>
+          <w:rFonts w:ascii="Segoe UI Symbol" w:hAnsi="Segoe UI Symbol" w:cs="Segoe UI Symbol"/>
+          <w:bCs/>
+          <w:lang w:val="vi-VN"/>
+        </w:rPr>
+        <w:t>➜</w:t>
+      </w:r>
+      <w:r>
+        <w:rPr>
+          <w:bCs/>
+          <w:lang w:val="vi-VN"/>
+        </w:rPr>
+        <w:t xml:space="preserve"> R1 (Hop 1) </w:t>
+      </w:r>
+      <w:r>
+        <w:rPr>
+          <w:rFonts w:ascii="Segoe UI Symbol" w:hAnsi="Segoe UI Symbol" w:cs="Segoe UI Symbol"/>
+          <w:bCs/>
+          <w:lang w:val="vi-VN"/>
+        </w:rPr>
+        <w:t>➜</w:t>
+      </w:r>
+      <w:r>
+        <w:rPr>
+          <w:bCs/>
+          <w:lang w:val="vi-VN"/>
+        </w:rPr>
+        <w:t xml:space="preserve"> R3 (Hop 2) </w:t>
+      </w:r>
+      <w:r>
+        <w:rPr>
+          <w:rFonts w:ascii="Segoe UI Symbol" w:hAnsi="Segoe UI Symbol" w:cs="Segoe UI Symbol"/>
+          <w:bCs/>
+          <w:lang w:val="vi-VN"/>
+        </w:rPr>
+        <w:t>➜</w:t>
+      </w:r>
+      <w:r>
+        <w:rPr>
+          <w:bCs/>
+          <w:lang w:val="vi-VN"/>
+        </w:rPr>
+        <w:t xml:space="preserve"> Tới đích VPC7.</w:t>
+      </w:r>
+    </w:p>
+    <w:p>
+      <w:pPr>
+        <w:rPr>
+          <w:bCs/>
+          <w:lang w:val="vi-VN"/>
+        </w:rPr>
+      </w:pPr>
+      <w:r>
+        <w:rPr>
+          <w:bCs/>
+          <w:lang w:val="vi-VN"/>
+        </w:rPr>
+        <w:t>- Đây là tuyến đường đi ngắn nhất (chỉ mất 1 khoảng nhảy/hop count) đi tắt qua đoạn cáp nối trực tiếp mạng `10.0.13.0` giữa R1 và R3. Giao thức RIP đã hoạt động chính xác để chọn ra con đường tối ưu nhất.</w:t>
+      </w:r>
+    </w:p>
+    <w:p>
+      <w:pPr>
+        <w:rPr>
+          <w:bCs/>
+          <w:lang w:val="vi-VN"/>
+        </w:rPr>
+      </w:pPr>
+      <w:r>
+        <w:rPr>
+          <w:bCs/>
+          <w:lang w:val="vi-VN"/>
+        </w:rPr>
+        <w:lastRenderedPageBreak/>
+        <w:drawing>
+          <wp:inline distT="0" distB="0" distL="0" distR="0" wp14:anchorId="764DDB24" wp14:editId="25BB76EB">
+            <wp:extent cx="5943600" cy="3665855"/>
+            <wp:effectExtent l="0" t="0" r="0" b="0"/>
+            <wp:docPr id="876954764" name="Picture 1"/>
+            <wp:cNvGraphicFramePr>
+              <a:graphicFrameLocks xmlns:a="http://schemas.openxmlformats.org/drawingml/2006/main" noChangeAspect="1"/>
+            </wp:cNvGraphicFramePr>
+            <a:graphic xmlns:a="http://schemas.openxmlformats.org/drawingml/2006/main">
+              <a:graphicData uri="http://schemas.openxmlformats.org/drawingml/2006/picture">
+                <pic:pic xmlns:pic="http://schemas.openxmlformats.org/drawingml/2006/picture">
+                  <pic:nvPicPr>
+                    <pic:cNvPr id="876954764" name=""/>
+                    <pic:cNvPicPr/>
+                  </pic:nvPicPr>
+                  <pic:blipFill>
+                    <a:blip r:embed="rId29"/>
+                    <a:stretch>
+                      <a:fillRect/>
+                    </a:stretch>
+                  </pic:blipFill>
+                  <pic:spPr>
+                    <a:xfrm>
+                      <a:off x="0" y="0"/>
+                      <a:ext cx="5943600" cy="3665855"/>
+                    </a:xfrm>
+                    <a:prstGeom prst="rect">
+                      <a:avLst/>
+                    </a:prstGeom>
+                  </pic:spPr>
+                </pic:pic>
+              </a:graphicData>
+            </a:graphic>
+          </wp:inline>
+        </w:drawing>
+      </w:r>
+    </w:p>
+    <w:p>
+      <w:pPr>
+        <w:rPr>
+          <w:bCs/>
+          <w:lang w:val="vi-VN"/>
+        </w:rPr>
+      </w:pPr>
+    </w:p>
+    <w:p>
+      <w:pPr>
+        <w:rPr>
+          <w:bCs/>
+          <w:lang w:val="vi-VN"/>
+        </w:rPr>
+      </w:pPr>
+    </w:p>
+    <w:p>
+      <w:pPr>
+        <w:rPr>
+          <w:bCs/>
+          <w:lang w:val="vi-VN"/>
+        </w:rPr>
+      </w:pPr>
       <w:r>
         <w:rPr>
           <w:bCs/>
@@ -7905,7 +8663,6 @@
           <w:noProof/>
           <w:lang w:val="vi-VN"/>
         </w:rPr>
-        <w:lastRenderedPageBreak/>
         <w:drawing>
           <wp:inline distT="0" distB="0" distL="0" distR="0" wp14:anchorId="395E45A9" wp14:editId="70A33730">
             <wp:extent cx="5677692" cy="3667637"/>
@@ -7922,7 +8679,7 @@
                     <pic:cNvPicPr/>
                   </pic:nvPicPr>
                   <pic:blipFill>
-                    <a:blip r:embed="rId27"/>
+                    <a:blip r:embed="rId30"/>
                     <a:stretch>
                       <a:fillRect/>
                     </a:stretch>
@@ -7952,7 +8709,7 @@
       </w:pPr>
     </w:p>
     <w:sectPr>
-      <w:footerReference w:type="default" r:id="rId28"/>
+      <w:footerReference w:type="default" r:id="rId31"/>
       <w:pgSz w:w="12240" w:h="15840"/>
       <w:pgMar w:top="1080" w:right="1440" w:bottom="1440" w:left="1440" w:header="720" w:footer="720" w:gutter="0"/>
       <w:pgNumType w:start="1"/>
@@ -8485,11 +9242,163 @@
       </w:rPr>
     </w:lvl>
   </w:abstractNum>
+  <w:abstractNum w:abstractNumId="2" w15:restartNumberingAfterBreak="0">
+    <w:nsid w:val="771706B4"/>
+    <w:multiLevelType w:val="multilevel"/>
+    <w:tmpl w:val="9D8A4450"/>
+    <w:lvl w:ilvl="0">
+      <w:start w:val="1"/>
+      <w:numFmt w:val="bullet"/>
+      <w:lvlText w:val=""/>
+      <w:lvlJc w:val="left"/>
+      <w:pPr>
+        <w:tabs>
+          <w:tab w:val="num" w:pos="720"/>
+        </w:tabs>
+        <w:ind w:left="720" w:hanging="360"/>
+      </w:pPr>
+      <w:rPr>
+        <w:rFonts w:ascii="Symbol" w:hAnsi="Symbol" w:hint="default"/>
+        <w:sz w:val="20"/>
+      </w:rPr>
+    </w:lvl>
+    <w:lvl w:ilvl="1" w:tentative="1">
+      <w:start w:val="1"/>
+      <w:numFmt w:val="bullet"/>
+      <w:lvlText w:val=""/>
+      <w:lvlJc w:val="left"/>
+      <w:pPr>
+        <w:tabs>
+          <w:tab w:val="num" w:pos="1440"/>
+        </w:tabs>
+        <w:ind w:left="1440" w:hanging="360"/>
+      </w:pPr>
+      <w:rPr>
+        <w:rFonts w:ascii="Symbol" w:hAnsi="Symbol" w:hint="default"/>
+        <w:sz w:val="20"/>
+      </w:rPr>
+    </w:lvl>
+    <w:lvl w:ilvl="2" w:tentative="1">
+      <w:start w:val="1"/>
+      <w:numFmt w:val="bullet"/>
+      <w:lvlText w:val=""/>
+      <w:lvlJc w:val="left"/>
+      <w:pPr>
+        <w:tabs>
+          <w:tab w:val="num" w:pos="2160"/>
+        </w:tabs>
+        <w:ind w:left="2160" w:hanging="360"/>
+      </w:pPr>
+      <w:rPr>
+        <w:rFonts w:ascii="Symbol" w:hAnsi="Symbol" w:hint="default"/>
+        <w:sz w:val="20"/>
+      </w:rPr>
+    </w:lvl>
+    <w:lvl w:ilvl="3" w:tentative="1">
+      <w:start w:val="1"/>
+      <w:numFmt w:val="bullet"/>
+      <w:lvlText w:val=""/>
+      <w:lvlJc w:val="left"/>
+      <w:pPr>
+        <w:tabs>
+          <w:tab w:val="num" w:pos="2880"/>
+        </w:tabs>
+        <w:ind w:left="2880" w:hanging="360"/>
+      </w:pPr>
+      <w:rPr>
+        <w:rFonts w:ascii="Symbol" w:hAnsi="Symbol" w:hint="default"/>
+        <w:sz w:val="20"/>
+      </w:rPr>
+    </w:lvl>
+    <w:lvl w:ilvl="4" w:tentative="1">
+      <w:start w:val="1"/>
+      <w:numFmt w:val="bullet"/>
+      <w:lvlText w:val=""/>
+      <w:lvlJc w:val="left"/>
+      <w:pPr>
+        <w:tabs>
+          <w:tab w:val="num" w:pos="3600"/>
+        </w:tabs>
+        <w:ind w:left="3600" w:hanging="360"/>
+      </w:pPr>
+      <w:rPr>
+        <w:rFonts w:ascii="Symbol" w:hAnsi="Symbol" w:hint="default"/>
+        <w:sz w:val="20"/>
+      </w:rPr>
+    </w:lvl>
+    <w:lvl w:ilvl="5" w:tentative="1">
+      <w:start w:val="1"/>
+      <w:numFmt w:val="bullet"/>
+      <w:lvlText w:val=""/>
+      <w:lvlJc w:val="left"/>
+      <w:pPr>
+        <w:tabs>
+          <w:tab w:val="num" w:pos="4320"/>
+        </w:tabs>
+        <w:ind w:left="4320" w:hanging="360"/>
+      </w:pPr>
+      <w:rPr>
+        <w:rFonts w:ascii="Symbol" w:hAnsi="Symbol" w:hint="default"/>
+        <w:sz w:val="20"/>
+      </w:rPr>
+    </w:lvl>
+    <w:lvl w:ilvl="6" w:tentative="1">
+      <w:start w:val="1"/>
+      <w:numFmt w:val="bullet"/>
+      <w:lvlText w:val=""/>
+      <w:lvlJc w:val="left"/>
+      <w:pPr>
+        <w:tabs>
+          <w:tab w:val="num" w:pos="5040"/>
+        </w:tabs>
+        <w:ind w:left="5040" w:hanging="360"/>
+      </w:pPr>
+      <w:rPr>
+        <w:rFonts w:ascii="Symbol" w:hAnsi="Symbol" w:hint="default"/>
+        <w:sz w:val="20"/>
+      </w:rPr>
+    </w:lvl>
+    <w:lvl w:ilvl="7" w:tentative="1">
+      <w:start w:val="1"/>
+      <w:numFmt w:val="bullet"/>
+      <w:lvlText w:val=""/>
+      <w:lvlJc w:val="left"/>
+      <w:pPr>
+        <w:tabs>
+          <w:tab w:val="num" w:pos="5760"/>
+        </w:tabs>
+        <w:ind w:left="5760" w:hanging="360"/>
+      </w:pPr>
+      <w:rPr>
+        <w:rFonts w:ascii="Symbol" w:hAnsi="Symbol" w:hint="default"/>
+        <w:sz w:val="20"/>
+      </w:rPr>
+    </w:lvl>
+    <w:lvl w:ilvl="8" w:tentative="1">
+      <w:start w:val="1"/>
+      <w:numFmt w:val="bullet"/>
+      <w:lvlText w:val=""/>
+      <w:lvlJc w:val="left"/>
+      <w:pPr>
+        <w:tabs>
+          <w:tab w:val="num" w:pos="6480"/>
+        </w:tabs>
+        <w:ind w:left="6480" w:hanging="360"/>
+      </w:pPr>
+      <w:rPr>
+        <w:rFonts w:ascii="Symbol" w:hAnsi="Symbol" w:hint="default"/>
+        <w:sz w:val="20"/>
+      </w:rPr>
+    </w:lvl>
+  </w:abstractNum>
   <w:num w:numId="1" w16cid:durableId="311762187">
     <w:abstractNumId w:val="0"/>
   </w:num>
   <w:num w:numId="2" w16cid:durableId="153230469">
     <w:abstractNumId w:val="1"/>
+  </w:num>
+  <w:num w:numId="3" w16cid:durableId="539903887">
+    <w:abstractNumId w:val="2"/>
   </w:num>
 </w:numbering>
 </file>

--- a/iuh/môn/hkh-4/dinhTuyenChuyenMach/lab/lab2/lab2-LeThanhLong.docx
+++ b/iuh/môn/hkh-4/dinhTuyenChuyenMach/lab/lab2/lab2-LeThanhLong.docx
@@ -5257,9 +5257,9 @@
         </w:rPr>
         <w:lastRenderedPageBreak/>
         <w:drawing>
-          <wp:inline distT="0" distB="0" distL="0" distR="0" wp14:anchorId="320D45EE" wp14:editId="424080C5">
-            <wp:extent cx="4438095" cy="3866667"/>
-            <wp:effectExtent l="0" t="0" r="635" b="635"/>
+          <wp:inline distT="0" distB="0" distL="0" distR="0" wp14:anchorId="320D45EE" wp14:editId="5768788A">
+            <wp:extent cx="4527678" cy="3866515"/>
+            <wp:effectExtent l="0" t="0" r="6350" b="635"/>
             <wp:docPr id="1633516403" name="Picture 1"/>
             <wp:cNvGraphicFramePr>
               <a:graphicFrameLocks xmlns:a="http://schemas.openxmlformats.org/drawingml/2006/main" noChangeAspect="1"/>
@@ -5280,7 +5280,7 @@
                   <pic:spPr>
                     <a:xfrm>
                       <a:off x="0" y="0"/>
-                      <a:ext cx="4438095" cy="3866667"/>
+                      <a:ext cx="4543041" cy="3879635"/>
                     </a:xfrm>
                     <a:prstGeom prst="rect">
                       <a:avLst/>
@@ -5493,6 +5493,55 @@
       <w:r>
         <w:rPr>
           <w:bCs/>
+          <w:lang w:val="vi-VN"/>
+        </w:rPr>
+        <w:drawing>
+          <wp:inline distT="0" distB="0" distL="0" distR="0" wp14:anchorId="64A5A3CC" wp14:editId="1AC3A2EF">
+            <wp:extent cx="5943600" cy="3968115"/>
+            <wp:effectExtent l="0" t="0" r="0" b="0"/>
+            <wp:docPr id="397689913" name="Picture 1"/>
+            <wp:cNvGraphicFramePr>
+              <a:graphicFrameLocks xmlns:a="http://schemas.openxmlformats.org/drawingml/2006/main" noChangeAspect="1"/>
+            </wp:cNvGraphicFramePr>
+            <a:graphic xmlns:a="http://schemas.openxmlformats.org/drawingml/2006/main">
+              <a:graphicData uri="http://schemas.openxmlformats.org/drawingml/2006/picture">
+                <pic:pic xmlns:pic="http://schemas.openxmlformats.org/drawingml/2006/picture">
+                  <pic:nvPicPr>
+                    <pic:cNvPr id="397689913" name=""/>
+                    <pic:cNvPicPr/>
+                  </pic:nvPicPr>
+                  <pic:blipFill>
+                    <a:blip r:embed="rId25"/>
+                    <a:stretch>
+                      <a:fillRect/>
+                    </a:stretch>
+                  </pic:blipFill>
+                  <pic:spPr>
+                    <a:xfrm>
+                      <a:off x="0" y="0"/>
+                      <a:ext cx="5943600" cy="3968115"/>
+                    </a:xfrm>
+                    <a:prstGeom prst="rect">
+                      <a:avLst/>
+                    </a:prstGeom>
+                  </pic:spPr>
+                </pic:pic>
+              </a:graphicData>
+            </a:graphic>
+          </wp:inline>
+        </w:drawing>
+      </w:r>
+    </w:p>
+    <w:p>
+      <w:pPr>
+        <w:rPr>
+          <w:bCs/>
+          <w:lang w:val="vi-VN"/>
+        </w:rPr>
+      </w:pPr>
+      <w:r>
+        <w:rPr>
+          <w:bCs/>
           <w:noProof/>
           <w:lang w:val="vi-VN"/>
         </w:rPr>
@@ -5512,7 +5561,7 @@
                     <pic:cNvPicPr/>
                   </pic:nvPicPr>
                   <pic:blipFill>
-                    <a:blip r:embed="rId25"/>
+                    <a:blip r:embed="rId26"/>
                     <a:stretch>
                       <a:fillRect/>
                     </a:stretch>
@@ -5613,6 +5662,7 @@
           <w:bCs/>
           <w:lang w:val="vi-VN"/>
         </w:rPr>
+        <w:lastRenderedPageBreak/>
         <w:t>interface Loopback0</w:t>
       </w:r>
     </w:p>
@@ -5802,8 +5852,265 @@
           <w:bCs/>
           <w:lang w:val="vi-VN"/>
         </w:rPr>
+        <w:t>2. Router Central:</w:t>
+      </w:r>
+    </w:p>
+    <w:p>
+      <w:pPr>
+        <w:rPr>
+          <w:bCs/>
+          <w:lang w:val="vi-VN"/>
+        </w:rPr>
+      </w:pPr>
+      <w:r>
+        <w:rPr>
+          <w:bCs/>
+          <w:lang w:val="vi-VN"/>
+        </w:rPr>
+        <w:t>enable</w:t>
+      </w:r>
+    </w:p>
+    <w:p>
+      <w:pPr>
+        <w:rPr>
+          <w:bCs/>
+          <w:lang w:val="vi-VN"/>
+        </w:rPr>
+      </w:pPr>
+      <w:r>
+        <w:rPr>
+          <w:bCs/>
+          <w:lang w:val="vi-VN"/>
+        </w:rPr>
+        <w:t>configure terminal</w:t>
+      </w:r>
+    </w:p>
+    <w:p>
+      <w:pPr>
+        <w:rPr>
+          <w:bCs/>
+          <w:lang w:val="vi-VN"/>
+        </w:rPr>
+      </w:pPr>
+      <w:r>
+        <w:rPr>
+          <w:bCs/>
+          <w:lang w:val="vi-VN"/>
+        </w:rPr>
+        <w:t>ipv6 unicast-routing</w:t>
+      </w:r>
+    </w:p>
+    <w:p>
+      <w:pPr>
+        <w:rPr>
+          <w:bCs/>
+          <w:lang w:val="vi-VN"/>
+        </w:rPr>
+      </w:pPr>
+    </w:p>
+    <w:p>
+      <w:pPr>
+        <w:rPr>
+          <w:bCs/>
+          <w:lang w:val="vi-VN"/>
+        </w:rPr>
+      </w:pPr>
+      <w:r>
+        <w:rPr>
+          <w:bCs/>
+          <w:lang w:val="vi-VN"/>
+        </w:rPr>
+        <w:t>interface Serial1/0</w:t>
+      </w:r>
+    </w:p>
+    <w:p>
+      <w:pPr>
+        <w:rPr>
+          <w:bCs/>
+          <w:lang w:val="vi-VN"/>
+        </w:rPr>
+      </w:pPr>
+      <w:r>
+        <w:rPr>
+          <w:bCs/>
+          <w:lang w:val="vi-VN"/>
+        </w:rPr>
+        <w:t xml:space="preserve"> ipv6 address 2001:db8:0:12::2/64</w:t>
+      </w:r>
+    </w:p>
+    <w:p>
+      <w:pPr>
+        <w:rPr>
+          <w:bCs/>
+          <w:lang w:val="vi-VN"/>
+        </w:rPr>
+      </w:pPr>
+      <w:r>
+        <w:rPr>
+          <w:bCs/>
+          <w:lang w:val="vi-VN"/>
+        </w:rPr>
+        <w:t xml:space="preserve"> ipv6 rip RIP_ZONE enable</w:t>
+      </w:r>
+    </w:p>
+    <w:p>
+      <w:pPr>
+        <w:rPr>
+          <w:bCs/>
+          <w:lang w:val="vi-VN"/>
+        </w:rPr>
+      </w:pPr>
+      <w:r>
+        <w:rPr>
+          <w:bCs/>
+          <w:lang w:val="vi-VN"/>
+        </w:rPr>
+        <w:t xml:space="preserve"> exit</w:t>
+      </w:r>
+    </w:p>
+    <w:p>
+      <w:pPr>
+        <w:rPr>
+          <w:bCs/>
+          <w:lang w:val="vi-VN"/>
+        </w:rPr>
+      </w:pPr>
+    </w:p>
+    <w:p>
+      <w:pPr>
+        <w:rPr>
+          <w:bCs/>
+          <w:lang w:val="vi-VN"/>
+        </w:rPr>
+      </w:pPr>
+      <w:r>
+        <w:rPr>
+          <w:bCs/>
+          <w:lang w:val="vi-VN"/>
+        </w:rPr>
+        <w:t>interface Serial1/1</w:t>
+      </w:r>
+    </w:p>
+    <w:p>
+      <w:pPr>
+        <w:rPr>
+          <w:bCs/>
+          <w:lang w:val="vi-VN"/>
+        </w:rPr>
+      </w:pPr>
+      <w:r>
+        <w:rPr>
+          <w:bCs/>
+          <w:lang w:val="vi-VN"/>
+        </w:rPr>
+        <w:t xml:space="preserve"> ipv6 address 2001:db8:0:13::1/64</w:t>
+      </w:r>
+    </w:p>
+    <w:p>
+      <w:pPr>
+        <w:rPr>
+          <w:bCs/>
+          <w:lang w:val="vi-VN"/>
+        </w:rPr>
+      </w:pPr>
+      <w:r>
+        <w:rPr>
+          <w:bCs/>
+          <w:lang w:val="vi-VN"/>
+        </w:rPr>
+        <w:t xml:space="preserve"> ipv6 rip RIP_ZONE enable</w:t>
+      </w:r>
+    </w:p>
+    <w:p>
+      <w:pPr>
+        <w:rPr>
+          <w:bCs/>
+          <w:lang w:val="vi-VN"/>
+        </w:rPr>
+      </w:pPr>
+      <w:r>
+        <w:rPr>
+          <w:bCs/>
+          <w:lang w:val="vi-VN"/>
+        </w:rPr>
+        <w:t xml:space="preserve"> exit</w:t>
+      </w:r>
+    </w:p>
+    <w:p>
+      <w:pPr>
+        <w:rPr>
+          <w:bCs/>
+          <w:lang w:val="vi-VN"/>
+        </w:rPr>
+      </w:pPr>
+      <w:r>
+        <w:rPr>
+          <w:bCs/>
+          <w:lang w:val="vi-VN"/>
+        </w:rPr>
         <w:lastRenderedPageBreak/>
-        <w:t>2. Router Central:</w:t>
+        <w:t xml:space="preserve"> </w:t>
+      </w:r>
+    </w:p>
+    <w:p>
+      <w:pPr>
+        <w:rPr>
+          <w:bCs/>
+          <w:lang w:val="vi-VN"/>
+        </w:rPr>
+      </w:pPr>
+      <w:r>
+        <w:rPr>
+          <w:bCs/>
+          <w:lang w:val="vi-VN"/>
+        </w:rPr>
+        <w:t>end</w:t>
+      </w:r>
+    </w:p>
+    <w:p>
+      <w:pPr>
+        <w:rPr>
+          <w:bCs/>
+          <w:lang w:val="vi-VN"/>
+        </w:rPr>
+      </w:pPr>
+      <w:r>
+        <w:rPr>
+          <w:bCs/>
+          <w:lang w:val="vi-VN"/>
+        </w:rPr>
+        <w:t>wr</w:t>
+      </w:r>
+    </w:p>
+    <w:p>
+      <w:pPr>
+        <w:rPr>
+          <w:bCs/>
+          <w:lang w:val="vi-VN"/>
+        </w:rPr>
+      </w:pPr>
+    </w:p>
+    <w:p>
+      <w:pPr>
+        <w:rPr>
+          <w:bCs/>
+          <w:lang w:val="vi-VN"/>
+        </w:rPr>
+      </w:pPr>
+    </w:p>
+    <w:p>
+      <w:pPr>
+        <w:rPr>
+          <w:bCs/>
+          <w:lang w:val="vi-VN"/>
+        </w:rPr>
+      </w:pPr>
+      <w:r>
+        <w:rPr>
+          <w:bCs/>
+          <w:lang w:val="vi-VN"/>
+        </w:rPr>
+        <w:t>3. Router East:</w:t>
       </w:r>
     </w:p>
     <w:p>
@@ -5871,22 +6178,22 @@
           <w:bCs/>
           <w:lang w:val="vi-VN"/>
         </w:rPr>
-        <w:t>interface Serial1/0</w:t>
-      </w:r>
-    </w:p>
-    <w:p>
-      <w:pPr>
-        <w:rPr>
-          <w:bCs/>
-          <w:lang w:val="vi-VN"/>
-        </w:rPr>
-      </w:pPr>
-      <w:r>
-        <w:rPr>
-          <w:bCs/>
-          <w:lang w:val="vi-VN"/>
-        </w:rPr>
-        <w:t xml:space="preserve"> ipv6 address 2001:db8:0:12::2/64</w:t>
+        <w:t>interface Loopback0</w:t>
+      </w:r>
+    </w:p>
+    <w:p>
+      <w:pPr>
+        <w:rPr>
+          <w:bCs/>
+          <w:lang w:val="vi-VN"/>
+        </w:rPr>
+      </w:pPr>
+      <w:r>
+        <w:rPr>
+          <w:bCs/>
+          <w:lang w:val="vi-VN"/>
+        </w:rPr>
+        <w:t xml:space="preserve"> ipv6 address 2001:db8:0:14::1/64</w:t>
       </w:r>
     </w:p>
     <w:p>
@@ -5939,6 +6246,74 @@
           <w:bCs/>
           <w:lang w:val="vi-VN"/>
         </w:rPr>
+        <w:t>interface Loopback1</w:t>
+      </w:r>
+    </w:p>
+    <w:p>
+      <w:pPr>
+        <w:rPr>
+          <w:bCs/>
+          <w:lang w:val="vi-VN"/>
+        </w:rPr>
+      </w:pPr>
+      <w:r>
+        <w:rPr>
+          <w:bCs/>
+          <w:lang w:val="vi-VN"/>
+        </w:rPr>
+        <w:t xml:space="preserve"> ipv6 address 2001:db8:0:15::1/64</w:t>
+      </w:r>
+    </w:p>
+    <w:p>
+      <w:pPr>
+        <w:rPr>
+          <w:bCs/>
+          <w:lang w:val="vi-VN"/>
+        </w:rPr>
+      </w:pPr>
+      <w:r>
+        <w:rPr>
+          <w:bCs/>
+          <w:lang w:val="vi-VN"/>
+        </w:rPr>
+        <w:t xml:space="preserve"> ipv6 rip RIP_ZONE enable</w:t>
+      </w:r>
+    </w:p>
+    <w:p>
+      <w:pPr>
+        <w:rPr>
+          <w:bCs/>
+          <w:lang w:val="vi-VN"/>
+        </w:rPr>
+      </w:pPr>
+      <w:r>
+        <w:rPr>
+          <w:bCs/>
+          <w:lang w:val="vi-VN"/>
+        </w:rPr>
+        <w:t xml:space="preserve"> exit</w:t>
+      </w:r>
+    </w:p>
+    <w:p>
+      <w:pPr>
+        <w:rPr>
+          <w:bCs/>
+          <w:lang w:val="vi-VN"/>
+        </w:rPr>
+      </w:pPr>
+    </w:p>
+    <w:p>
+      <w:pPr>
+        <w:rPr>
+          <w:bCs/>
+          <w:lang w:val="vi-VN"/>
+        </w:rPr>
+      </w:pPr>
+      <w:r>
+        <w:rPr>
+          <w:bCs/>
+          <w:lang w:val="vi-VN"/>
+        </w:rPr>
         <w:t>interface Serial1/1</w:t>
       </w:r>
     </w:p>
@@ -5954,7 +6329,7 @@
           <w:bCs/>
           <w:lang w:val="vi-VN"/>
         </w:rPr>
-        <w:t xml:space="preserve"> ipv6 address 2001:db8:0:13::1/64</w:t>
+        <w:t xml:space="preserve"> ipv6 address 2001:db8:0:13::2/64</w:t>
       </w:r>
     </w:p>
     <w:p>
@@ -5994,13 +6369,203 @@
           <w:lang w:val="vi-VN"/>
         </w:rPr>
       </w:pPr>
-      <w:r>
-        <w:rPr>
-          <w:bCs/>
-          <w:lang w:val="vi-VN"/>
-        </w:rPr>
-        <w:t xml:space="preserve"> </w:t>
-      </w:r>
+    </w:p>
+    <w:p>
+      <w:pPr>
+        <w:rPr>
+          <w:bCs/>
+          <w:lang w:val="vi-VN"/>
+        </w:rPr>
+      </w:pPr>
+      <w:r>
+        <w:rPr>
+          <w:bCs/>
+          <w:lang w:val="vi-VN"/>
+        </w:rPr>
+        <w:t>! Đề bài yêu cầu DHCPv6 cho Router East (giả lập cắm PC ở cổng e0/0)</w:t>
+      </w:r>
+    </w:p>
+    <w:p>
+      <w:pPr>
+        <w:rPr>
+          <w:bCs/>
+          <w:lang w:val="vi-VN"/>
+        </w:rPr>
+      </w:pPr>
+      <w:r>
+        <w:rPr>
+          <w:bCs/>
+          <w:lang w:val="vi-VN"/>
+        </w:rPr>
+        <w:t>ipv6 dhcp pool IPV6_POOL</w:t>
+      </w:r>
+    </w:p>
+    <w:p>
+      <w:pPr>
+        <w:rPr>
+          <w:bCs/>
+          <w:lang w:val="vi-VN"/>
+        </w:rPr>
+      </w:pPr>
+      <w:r>
+        <w:rPr>
+          <w:bCs/>
+          <w:lang w:val="vi-VN"/>
+        </w:rPr>
+        <w:t xml:space="preserve"> address prefix 2001:db8:0:16::/64</w:t>
+      </w:r>
+    </w:p>
+    <w:p>
+      <w:pPr>
+        <w:rPr>
+          <w:bCs/>
+          <w:lang w:val="vi-VN"/>
+        </w:rPr>
+      </w:pPr>
+      <w:r>
+        <w:rPr>
+          <w:bCs/>
+          <w:lang w:val="vi-VN"/>
+        </w:rPr>
+        <w:lastRenderedPageBreak/>
+        <w:t xml:space="preserve"> dns-server 2001:4860:4860::8888</w:t>
+      </w:r>
+    </w:p>
+    <w:p>
+      <w:pPr>
+        <w:rPr>
+          <w:bCs/>
+          <w:lang w:val="vi-VN"/>
+        </w:rPr>
+      </w:pPr>
+      <w:r>
+        <w:rPr>
+          <w:bCs/>
+          <w:lang w:val="vi-VN"/>
+        </w:rPr>
+        <w:t xml:space="preserve"> domain-name svhk.net</w:t>
+      </w:r>
+    </w:p>
+    <w:p>
+      <w:pPr>
+        <w:rPr>
+          <w:bCs/>
+          <w:lang w:val="vi-VN"/>
+        </w:rPr>
+      </w:pPr>
+      <w:r>
+        <w:rPr>
+          <w:bCs/>
+          <w:lang w:val="vi-VN"/>
+        </w:rPr>
+        <w:t xml:space="preserve"> exit</w:t>
+      </w:r>
+    </w:p>
+    <w:p>
+      <w:pPr>
+        <w:rPr>
+          <w:bCs/>
+          <w:lang w:val="vi-VN"/>
+        </w:rPr>
+      </w:pPr>
+    </w:p>
+    <w:p>
+      <w:pPr>
+        <w:rPr>
+          <w:bCs/>
+          <w:lang w:val="vi-VN"/>
+        </w:rPr>
+      </w:pPr>
+      <w:r>
+        <w:rPr>
+          <w:bCs/>
+          <w:lang w:val="vi-VN"/>
+        </w:rPr>
+        <w:t>interface Ethernet0/0</w:t>
+      </w:r>
+    </w:p>
+    <w:p>
+      <w:pPr>
+        <w:rPr>
+          <w:bCs/>
+          <w:lang w:val="vi-VN"/>
+        </w:rPr>
+      </w:pPr>
+      <w:r>
+        <w:rPr>
+          <w:bCs/>
+          <w:lang w:val="vi-VN"/>
+        </w:rPr>
+        <w:t xml:space="preserve"> ipv6 address 2001:db8:0:16::1/64</w:t>
+      </w:r>
+    </w:p>
+    <w:p>
+      <w:pPr>
+        <w:rPr>
+          <w:bCs/>
+          <w:lang w:val="vi-VN"/>
+        </w:rPr>
+      </w:pPr>
+      <w:r>
+        <w:rPr>
+          <w:bCs/>
+          <w:lang w:val="vi-VN"/>
+        </w:rPr>
+        <w:t xml:space="preserve"> ipv6 dhcp server IPV6_POOL</w:t>
+      </w:r>
+    </w:p>
+    <w:p>
+      <w:pPr>
+        <w:rPr>
+          <w:bCs/>
+          <w:lang w:val="vi-VN"/>
+        </w:rPr>
+      </w:pPr>
+      <w:r>
+        <w:rPr>
+          <w:bCs/>
+          <w:lang w:val="vi-VN"/>
+        </w:rPr>
+        <w:t xml:space="preserve"> ipv6 nd managed-config-flag</w:t>
+      </w:r>
+    </w:p>
+    <w:p>
+      <w:pPr>
+        <w:rPr>
+          <w:bCs/>
+          <w:lang w:val="vi-VN"/>
+        </w:rPr>
+      </w:pPr>
+      <w:r>
+        <w:rPr>
+          <w:bCs/>
+          <w:lang w:val="vi-VN"/>
+        </w:rPr>
+        <w:t xml:space="preserve"> ipv6 rip RIP_ZONE enable</w:t>
+      </w:r>
+    </w:p>
+    <w:p>
+      <w:pPr>
+        <w:rPr>
+          <w:bCs/>
+          <w:lang w:val="vi-VN"/>
+        </w:rPr>
+      </w:pPr>
+      <w:r>
+        <w:rPr>
+          <w:bCs/>
+          <w:lang w:val="vi-VN"/>
+        </w:rPr>
+        <w:t xml:space="preserve"> exit</w:t>
+      </w:r>
+    </w:p>
+    <w:p>
+      <w:pPr>
+        <w:rPr>
+          <w:bCs/>
+          <w:lang w:val="vi-VN"/>
+        </w:rPr>
+      </w:pPr>
     </w:p>
     <w:p>
       <w:pPr>
@@ -6047,533 +6612,182 @@
           <w:lang w:val="vi-VN"/>
         </w:rPr>
       </w:pPr>
-    </w:p>
-    <w:p>
-      <w:pPr>
-        <w:rPr>
-          <w:bCs/>
-          <w:lang w:val="vi-VN"/>
-        </w:rPr>
-      </w:pPr>
-      <w:r>
-        <w:rPr>
-          <w:bCs/>
-          <w:lang w:val="vi-VN"/>
-        </w:rPr>
-        <w:t>3. Router East:</w:t>
-      </w:r>
-    </w:p>
-    <w:p>
-      <w:pPr>
-        <w:rPr>
-          <w:bCs/>
-          <w:lang w:val="vi-VN"/>
-        </w:rPr>
-      </w:pPr>
-      <w:r>
-        <w:rPr>
-          <w:bCs/>
-          <w:lang w:val="vi-VN"/>
-        </w:rPr>
-        <w:t>enable</w:t>
-      </w:r>
-    </w:p>
-    <w:p>
-      <w:pPr>
-        <w:rPr>
-          <w:bCs/>
-          <w:lang w:val="vi-VN"/>
-        </w:rPr>
-      </w:pPr>
-      <w:r>
-        <w:rPr>
-          <w:bCs/>
-          <w:lang w:val="vi-VN"/>
-        </w:rPr>
-        <w:t>configure terminal</w:t>
-      </w:r>
-    </w:p>
-    <w:p>
-      <w:pPr>
-        <w:rPr>
-          <w:bCs/>
-          <w:lang w:val="vi-VN"/>
-        </w:rPr>
-      </w:pPr>
-      <w:r>
-        <w:rPr>
-          <w:bCs/>
-          <w:lang w:val="vi-VN"/>
-        </w:rPr>
-        <w:t>ipv6 unicast-routing</w:t>
-      </w:r>
-    </w:p>
-    <w:p>
-      <w:pPr>
-        <w:rPr>
-          <w:bCs/>
-          <w:lang w:val="vi-VN"/>
-        </w:rPr>
-      </w:pPr>
-    </w:p>
-    <w:p>
-      <w:pPr>
-        <w:rPr>
-          <w:bCs/>
-          <w:lang w:val="vi-VN"/>
-        </w:rPr>
-      </w:pPr>
-      <w:r>
-        <w:rPr>
-          <w:bCs/>
-          <w:lang w:val="vi-VN"/>
-        </w:rPr>
-        <w:t>interface Loopback0</w:t>
-      </w:r>
-    </w:p>
-    <w:p>
-      <w:pPr>
-        <w:rPr>
-          <w:bCs/>
-          <w:lang w:val="vi-VN"/>
-        </w:rPr>
-      </w:pPr>
-      <w:r>
-        <w:rPr>
-          <w:bCs/>
-          <w:lang w:val="vi-VN"/>
-        </w:rPr>
-        <w:t xml:space="preserve"> ipv6 address 2001:db8:0:14::1/64</w:t>
-      </w:r>
-    </w:p>
-    <w:p>
-      <w:pPr>
-        <w:rPr>
-          <w:bCs/>
-          <w:lang w:val="vi-VN"/>
-        </w:rPr>
-      </w:pPr>
-      <w:r>
-        <w:rPr>
-          <w:bCs/>
-          <w:lang w:val="vi-VN"/>
-        </w:rPr>
-        <w:t xml:space="preserve"> ipv6 rip RIP_ZONE enable</w:t>
-      </w:r>
-    </w:p>
-    <w:p>
-      <w:pPr>
-        <w:rPr>
-          <w:bCs/>
-          <w:lang w:val="vi-VN"/>
-        </w:rPr>
-      </w:pPr>
-      <w:r>
-        <w:rPr>
-          <w:bCs/>
-          <w:lang w:val="vi-VN"/>
-        </w:rPr>
-        <w:t xml:space="preserve"> exit</w:t>
-      </w:r>
-    </w:p>
-    <w:p>
-      <w:pPr>
-        <w:rPr>
-          <w:bCs/>
-          <w:lang w:val="vi-VN"/>
-        </w:rPr>
-      </w:pPr>
-    </w:p>
-    <w:p>
-      <w:pPr>
-        <w:rPr>
-          <w:bCs/>
-          <w:lang w:val="vi-VN"/>
-        </w:rPr>
-      </w:pPr>
-      <w:r>
-        <w:rPr>
-          <w:bCs/>
-          <w:lang w:val="vi-VN"/>
-        </w:rPr>
-        <w:t>interface Loopback1</w:t>
-      </w:r>
-    </w:p>
-    <w:p>
-      <w:pPr>
-        <w:rPr>
-          <w:bCs/>
-          <w:lang w:val="vi-VN"/>
-        </w:rPr>
-      </w:pPr>
-      <w:r>
-        <w:rPr>
-          <w:bCs/>
-          <w:lang w:val="vi-VN"/>
-        </w:rPr>
-        <w:t xml:space="preserve"> ipv6 address 2001:db8:0:15::1/64</w:t>
-      </w:r>
-    </w:p>
-    <w:p>
-      <w:pPr>
-        <w:rPr>
-          <w:bCs/>
-          <w:lang w:val="vi-VN"/>
-        </w:rPr>
-      </w:pPr>
-      <w:r>
-        <w:rPr>
-          <w:bCs/>
-          <w:lang w:val="vi-VN"/>
-        </w:rPr>
-        <w:t xml:space="preserve"> ipv6 rip RIP_ZONE enable</w:t>
-      </w:r>
-    </w:p>
-    <w:p>
-      <w:pPr>
-        <w:rPr>
-          <w:bCs/>
-          <w:lang w:val="vi-VN"/>
-        </w:rPr>
-      </w:pPr>
-      <w:r>
-        <w:rPr>
-          <w:bCs/>
-          <w:lang w:val="vi-VN"/>
-        </w:rPr>
-        <w:t xml:space="preserve"> exit</w:t>
-      </w:r>
-    </w:p>
-    <w:p>
-      <w:pPr>
-        <w:rPr>
-          <w:bCs/>
-          <w:lang w:val="vi-VN"/>
-        </w:rPr>
-      </w:pPr>
-    </w:p>
-    <w:p>
-      <w:pPr>
-        <w:rPr>
-          <w:bCs/>
-          <w:lang w:val="vi-VN"/>
-        </w:rPr>
-      </w:pPr>
-      <w:r>
-        <w:rPr>
-          <w:bCs/>
-          <w:lang w:val="vi-VN"/>
-        </w:rPr>
-        <w:t>interface Serial1/1</w:t>
-      </w:r>
-    </w:p>
-    <w:p>
-      <w:pPr>
-        <w:rPr>
-          <w:bCs/>
-          <w:lang w:val="vi-VN"/>
-        </w:rPr>
-      </w:pPr>
-      <w:r>
-        <w:rPr>
-          <w:bCs/>
-          <w:lang w:val="vi-VN"/>
-        </w:rPr>
-        <w:t xml:space="preserve"> ipv6 address 2001:db8:0:13::2/64</w:t>
-      </w:r>
-    </w:p>
-    <w:p>
-      <w:pPr>
-        <w:rPr>
-          <w:bCs/>
-          <w:lang w:val="vi-VN"/>
-        </w:rPr>
-      </w:pPr>
-      <w:r>
-        <w:rPr>
-          <w:bCs/>
-          <w:lang w:val="vi-VN"/>
-        </w:rPr>
-        <w:t xml:space="preserve"> ipv6 rip RIP_ZONE enable</w:t>
-      </w:r>
-    </w:p>
-    <w:p>
-      <w:pPr>
-        <w:rPr>
-          <w:bCs/>
-          <w:lang w:val="vi-VN"/>
-        </w:rPr>
-      </w:pPr>
-      <w:r>
-        <w:rPr>
-          <w:bCs/>
-          <w:lang w:val="vi-VN"/>
-        </w:rPr>
-        <w:t xml:space="preserve"> exit</w:t>
-      </w:r>
-    </w:p>
-    <w:p>
-      <w:pPr>
-        <w:rPr>
-          <w:bCs/>
-          <w:lang w:val="vi-VN"/>
-        </w:rPr>
-      </w:pPr>
-    </w:p>
-    <w:p>
-      <w:pPr>
-        <w:rPr>
-          <w:bCs/>
-          <w:lang w:val="vi-VN"/>
-        </w:rPr>
-      </w:pPr>
-      <w:r>
-        <w:rPr>
-          <w:bCs/>
-          <w:lang w:val="vi-VN"/>
-        </w:rPr>
-        <w:t>! Đề bài yêu cầu DHCPv6 cho Router East (giả lập cắm PC ở cổng e0/0)</w:t>
-      </w:r>
-    </w:p>
-    <w:p>
-      <w:pPr>
-        <w:rPr>
-          <w:bCs/>
-          <w:lang w:val="vi-VN"/>
-        </w:rPr>
-      </w:pPr>
-      <w:r>
-        <w:rPr>
-          <w:bCs/>
-          <w:lang w:val="vi-VN"/>
-        </w:rPr>
-        <w:t>ipv6 dhcp pool IPV6_POOL</w:t>
-      </w:r>
-    </w:p>
-    <w:p>
-      <w:pPr>
-        <w:rPr>
-          <w:bCs/>
-          <w:lang w:val="vi-VN"/>
-        </w:rPr>
-      </w:pPr>
-      <w:r>
-        <w:rPr>
-          <w:bCs/>
-          <w:lang w:val="vi-VN"/>
-        </w:rPr>
-        <w:t xml:space="preserve"> address prefix 2001:db8:0:16::/64</w:t>
-      </w:r>
-    </w:p>
-    <w:p>
-      <w:pPr>
-        <w:rPr>
-          <w:bCs/>
-          <w:lang w:val="vi-VN"/>
-        </w:rPr>
-      </w:pPr>
-      <w:r>
-        <w:rPr>
-          <w:bCs/>
-          <w:lang w:val="vi-VN"/>
-        </w:rPr>
-        <w:t xml:space="preserve"> dns-server 2001:4860:4860::8888</w:t>
-      </w:r>
-    </w:p>
-    <w:p>
-      <w:pPr>
-        <w:rPr>
-          <w:bCs/>
-          <w:lang w:val="vi-VN"/>
-        </w:rPr>
-      </w:pPr>
-      <w:r>
-        <w:rPr>
-          <w:bCs/>
-          <w:lang w:val="vi-VN"/>
-        </w:rPr>
-        <w:t xml:space="preserve"> domain-name svhk.net</w:t>
-      </w:r>
-    </w:p>
-    <w:p>
-      <w:pPr>
-        <w:rPr>
-          <w:bCs/>
-          <w:lang w:val="vi-VN"/>
-        </w:rPr>
-      </w:pPr>
-      <w:r>
-        <w:rPr>
-          <w:bCs/>
-          <w:lang w:val="vi-VN"/>
-        </w:rPr>
-        <w:t xml:space="preserve"> exit</w:t>
-      </w:r>
-    </w:p>
-    <w:p>
-      <w:pPr>
-        <w:rPr>
-          <w:bCs/>
-          <w:lang w:val="vi-VN"/>
-        </w:rPr>
-      </w:pPr>
-    </w:p>
-    <w:p>
-      <w:pPr>
-        <w:rPr>
-          <w:bCs/>
-          <w:lang w:val="vi-VN"/>
-        </w:rPr>
-      </w:pPr>
-      <w:r>
-        <w:rPr>
-          <w:bCs/>
-          <w:lang w:val="vi-VN"/>
-        </w:rPr>
-        <w:t>interface Ethernet0/0</w:t>
-      </w:r>
-    </w:p>
-    <w:p>
-      <w:pPr>
-        <w:rPr>
-          <w:bCs/>
-          <w:lang w:val="vi-VN"/>
-        </w:rPr>
-      </w:pPr>
-      <w:r>
-        <w:rPr>
-          <w:bCs/>
-          <w:lang w:val="vi-VN"/>
-        </w:rPr>
-        <w:t xml:space="preserve"> ipv6 address 2001:db8:0:16::1/64</w:t>
-      </w:r>
-    </w:p>
-    <w:p>
-      <w:pPr>
-        <w:rPr>
-          <w:bCs/>
-          <w:lang w:val="vi-VN"/>
-        </w:rPr>
-      </w:pPr>
-      <w:r>
-        <w:rPr>
-          <w:bCs/>
-          <w:lang w:val="vi-VN"/>
-        </w:rPr>
-        <w:t xml:space="preserve"> ipv6 dhcp server IPV6_POOL</w:t>
-      </w:r>
-    </w:p>
-    <w:p>
-      <w:pPr>
-        <w:rPr>
-          <w:bCs/>
-          <w:lang w:val="vi-VN"/>
-        </w:rPr>
-      </w:pPr>
-      <w:r>
-        <w:rPr>
-          <w:bCs/>
-          <w:lang w:val="vi-VN"/>
-        </w:rPr>
-        <w:t xml:space="preserve"> ipv6 nd managed-config-flag</w:t>
-      </w:r>
-    </w:p>
-    <w:p>
-      <w:pPr>
-        <w:rPr>
-          <w:bCs/>
-          <w:lang w:val="vi-VN"/>
-        </w:rPr>
-      </w:pPr>
-      <w:r>
-        <w:rPr>
-          <w:bCs/>
-          <w:lang w:val="vi-VN"/>
-        </w:rPr>
-        <w:t xml:space="preserve"> ipv6 rip RIP_ZONE enable</w:t>
-      </w:r>
-    </w:p>
-    <w:p>
-      <w:pPr>
-        <w:rPr>
-          <w:bCs/>
-          <w:lang w:val="vi-VN"/>
-        </w:rPr>
-      </w:pPr>
-      <w:r>
-        <w:rPr>
-          <w:bCs/>
-          <w:lang w:val="vi-VN"/>
-        </w:rPr>
-        <w:t xml:space="preserve"> exit</w:t>
-      </w:r>
-    </w:p>
-    <w:p>
-      <w:pPr>
-        <w:rPr>
-          <w:bCs/>
-          <w:lang w:val="vi-VN"/>
-        </w:rPr>
-      </w:pPr>
-    </w:p>
-    <w:p>
-      <w:pPr>
-        <w:rPr>
-          <w:bCs/>
-          <w:lang w:val="vi-VN"/>
-        </w:rPr>
-      </w:pPr>
-      <w:r>
-        <w:rPr>
-          <w:bCs/>
-          <w:lang w:val="vi-VN"/>
-        </w:rPr>
-        <w:t>end</w:t>
-      </w:r>
-    </w:p>
-    <w:p>
-      <w:pPr>
-        <w:rPr>
-          <w:bCs/>
-          <w:lang w:val="vi-VN"/>
-        </w:rPr>
-      </w:pPr>
-      <w:r>
-        <w:rPr>
-          <w:bCs/>
-          <w:lang w:val="vi-VN"/>
-        </w:rPr>
-        <w:t>wr</w:t>
-      </w:r>
-    </w:p>
-    <w:p>
-      <w:pPr>
-        <w:rPr>
-          <w:bCs/>
-          <w:lang w:val="vi-VN"/>
-        </w:rPr>
-      </w:pPr>
-    </w:p>
-    <w:p>
-      <w:pPr>
-        <w:rPr>
-          <w:bCs/>
-          <w:lang w:val="vi-VN"/>
-        </w:rPr>
-      </w:pPr>
-    </w:p>
-    <w:p>
-      <w:pPr>
-        <w:rPr>
-          <w:bCs/>
-          <w:lang w:val="vi-VN"/>
-        </w:rPr>
-      </w:pPr>
-      <w:r>
-        <w:rPr>
-          <w:bCs/>
-          <w:lang w:val="vi-VN"/>
-        </w:rPr>
+      <w:r>
+        <w:rPr>
+          <w:bCs/>
+          <w:lang w:val="vi-VN"/>
+        </w:rPr>
+        <w:t xml:space="preserve">ping thành công qua ipv6 </w:t>
+      </w:r>
+    </w:p>
+    <w:p>
+      <w:pPr>
+        <w:rPr>
+          <w:bCs/>
+          <w:lang w:val="vi-VN"/>
+        </w:rPr>
+      </w:pPr>
+      <w:r>
+        <w:rPr>
+          <w:bCs/>
+          <w:lang w:val="vi-VN"/>
+        </w:rPr>
+        <w:drawing>
+          <wp:inline distT="0" distB="0" distL="0" distR="0" wp14:anchorId="7CDE5FE1" wp14:editId="48A6B3EC">
+            <wp:extent cx="5943600" cy="2007870"/>
+            <wp:effectExtent l="0" t="0" r="0" b="0"/>
+            <wp:docPr id="721641805" name="Picture 1"/>
+            <wp:cNvGraphicFramePr>
+              <a:graphicFrameLocks xmlns:a="http://schemas.openxmlformats.org/drawingml/2006/main" noChangeAspect="1"/>
+            </wp:cNvGraphicFramePr>
+            <a:graphic xmlns:a="http://schemas.openxmlformats.org/drawingml/2006/main">
+              <a:graphicData uri="http://schemas.openxmlformats.org/drawingml/2006/picture">
+                <pic:pic xmlns:pic="http://schemas.openxmlformats.org/drawingml/2006/picture">
+                  <pic:nvPicPr>
+                    <pic:cNvPr id="721641805" name=""/>
+                    <pic:cNvPicPr/>
+                  </pic:nvPicPr>
+                  <pic:blipFill>
+                    <a:blip r:embed="rId27"/>
+                    <a:stretch>
+                      <a:fillRect/>
+                    </a:stretch>
+                  </pic:blipFill>
+                  <pic:spPr>
+                    <a:xfrm>
+                      <a:off x="0" y="0"/>
+                      <a:ext cx="5943600" cy="2007870"/>
+                    </a:xfrm>
+                    <a:prstGeom prst="rect">
+                      <a:avLst/>
+                    </a:prstGeom>
+                  </pic:spPr>
+                </pic:pic>
+              </a:graphicData>
+            </a:graphic>
+          </wp:inline>
+        </w:drawing>
+      </w:r>
+    </w:p>
+    <w:p>
+      <w:pPr>
+        <w:rPr>
+          <w:bCs/>
+          <w:lang w:val="vi-VN"/>
+        </w:rPr>
+      </w:pPr>
+      <w:r>
+        <w:rPr>
+          <w:bCs/>
+          <w:lang w:val="vi-VN"/>
+        </w:rPr>
+        <w:lastRenderedPageBreak/>
+        <w:drawing>
+          <wp:inline distT="0" distB="0" distL="0" distR="0" wp14:anchorId="039A946E" wp14:editId="5C3CF263">
+            <wp:extent cx="5277587" cy="4001058"/>
+            <wp:effectExtent l="0" t="0" r="0" b="0"/>
+            <wp:docPr id="804814297" name="Picture 1"/>
+            <wp:cNvGraphicFramePr>
+              <a:graphicFrameLocks xmlns:a="http://schemas.openxmlformats.org/drawingml/2006/main" noChangeAspect="1"/>
+            </wp:cNvGraphicFramePr>
+            <a:graphic xmlns:a="http://schemas.openxmlformats.org/drawingml/2006/main">
+              <a:graphicData uri="http://schemas.openxmlformats.org/drawingml/2006/picture">
+                <pic:pic xmlns:pic="http://schemas.openxmlformats.org/drawingml/2006/picture">
+                  <pic:nvPicPr>
+                    <pic:cNvPr id="804814297" name=""/>
+                    <pic:cNvPicPr/>
+                  </pic:nvPicPr>
+                  <pic:blipFill>
+                    <a:blip r:embed="rId28"/>
+                    <a:stretch>
+                      <a:fillRect/>
+                    </a:stretch>
+                  </pic:blipFill>
+                  <pic:spPr>
+                    <a:xfrm>
+                      <a:off x="0" y="0"/>
+                      <a:ext cx="5277587" cy="4001058"/>
+                    </a:xfrm>
+                    <a:prstGeom prst="rect">
+                      <a:avLst/>
+                    </a:prstGeom>
+                  </pic:spPr>
+                </pic:pic>
+              </a:graphicData>
+            </a:graphic>
+          </wp:inline>
+        </w:drawing>
+      </w:r>
+    </w:p>
+    <w:p>
+      <w:pPr>
+        <w:rPr>
+          <w:bCs/>
+          <w:lang w:val="vi-VN"/>
+        </w:rPr>
+      </w:pPr>
+      <w:r>
+        <w:rPr>
+          <w:bCs/>
+        </w:rPr>
+        <w:drawing>
+          <wp:inline distT="0" distB="0" distL="0" distR="0" wp14:anchorId="55FB2040" wp14:editId="1E1119B5">
+            <wp:extent cx="5153744" cy="3972479"/>
+            <wp:effectExtent l="0" t="0" r="8890" b="9525"/>
+            <wp:docPr id="360796770" name="Picture 1"/>
+            <wp:cNvGraphicFramePr>
+              <a:graphicFrameLocks xmlns:a="http://schemas.openxmlformats.org/drawingml/2006/main" noChangeAspect="1"/>
+            </wp:cNvGraphicFramePr>
+            <a:graphic xmlns:a="http://schemas.openxmlformats.org/drawingml/2006/main">
+              <a:graphicData uri="http://schemas.openxmlformats.org/drawingml/2006/picture">
+                <pic:pic xmlns:pic="http://schemas.openxmlformats.org/drawingml/2006/picture">
+                  <pic:nvPicPr>
+                    <pic:cNvPr id="360796770" name=""/>
+                    <pic:cNvPicPr/>
+                  </pic:nvPicPr>
+                  <pic:blipFill>
+                    <a:blip r:embed="rId29"/>
+                    <a:stretch>
+                      <a:fillRect/>
+                    </a:stretch>
+                  </pic:blipFill>
+                  <pic:spPr>
+                    <a:xfrm>
+                      <a:off x="0" y="0"/>
+                      <a:ext cx="5153744" cy="3972479"/>
+                    </a:xfrm>
+                    <a:prstGeom prst="rect">
+                      <a:avLst/>
+                    </a:prstGeom>
+                  </pic:spPr>
+                </pic:pic>
+              </a:graphicData>
+            </a:graphic>
+          </wp:inline>
+        </w:drawing>
+      </w:r>
+    </w:p>
+    <w:p>
+      <w:pPr>
+        <w:rPr>
+          <w:bCs/>
+          <w:lang w:val="vi-VN"/>
+        </w:rPr>
+      </w:pPr>
+    </w:p>
+    <w:p>
+      <w:pPr>
+        <w:rPr>
+          <w:bCs/>
+          <w:lang w:val="vi-VN"/>
+        </w:rPr>
+      </w:pPr>
+      <w:r>
+        <w:rPr>
+          <w:bCs/>
+          <w:lang w:val="vi-VN"/>
+        </w:rPr>
+        <w:lastRenderedPageBreak/>
         <w:t>Bài 4</w:t>
       </w:r>
     </w:p>
@@ -6606,7 +6820,7 @@
                     <pic:cNvPicPr/>
                   </pic:nvPicPr>
                   <pic:blipFill>
-                    <a:blip r:embed="rId26"/>
+                    <a:blip r:embed="rId30"/>
                     <a:stretch>
                       <a:fillRect/>
                     </a:stretch>
@@ -6634,1756 +6848,16 @@
           <w:lang w:val="vi-VN"/>
         </w:rPr>
       </w:pPr>
-    </w:p>
-    <w:p>
-      <w:pPr>
-        <w:rPr>
-          <w:bCs/>
-          <w:lang w:val="vi-VN"/>
-        </w:rPr>
-      </w:pPr>
-      <w:r>
-        <w:rPr>
-          <w:bCs/>
-          <w:lang w:val="vi-VN"/>
-        </w:rPr>
-        <w:t>1. Router Internet:</w:t>
-      </w:r>
-    </w:p>
-    <w:p>
-      <w:pPr>
-        <w:rPr>
-          <w:bCs/>
-          <w:lang w:val="vi-VN"/>
-        </w:rPr>
-      </w:pPr>
-    </w:p>
-    <w:p>
-      <w:pPr>
-        <w:rPr>
-          <w:bCs/>
-          <w:lang w:val="vi-VN"/>
-        </w:rPr>
-      </w:pPr>
-      <w:r>
-        <w:rPr>
-          <w:bCs/>
-          <w:lang w:val="vi-VN"/>
-        </w:rPr>
-        <w:t>enable</w:t>
-      </w:r>
-    </w:p>
-    <w:p>
-      <w:pPr>
-        <w:rPr>
-          <w:bCs/>
-          <w:lang w:val="vi-VN"/>
-        </w:rPr>
-      </w:pPr>
-      <w:r>
-        <w:rPr>
-          <w:bCs/>
-          <w:lang w:val="vi-VN"/>
-        </w:rPr>
-        <w:t>configure terminal</w:t>
-      </w:r>
-    </w:p>
-    <w:p>
-      <w:pPr>
-        <w:rPr>
-          <w:bCs/>
-          <w:lang w:val="vi-VN"/>
-        </w:rPr>
-      </w:pPr>
-      <w:r>
-        <w:rPr>
-          <w:bCs/>
-          <w:lang w:val="vi-VN"/>
-        </w:rPr>
-        <w:t>interface e0/0</w:t>
-      </w:r>
-    </w:p>
-    <w:p>
-      <w:pPr>
-        <w:rPr>
-          <w:bCs/>
-          <w:lang w:val="vi-VN"/>
-        </w:rPr>
-      </w:pPr>
-      <w:r>
-        <w:rPr>
-          <w:bCs/>
-          <w:lang w:val="vi-VN"/>
-        </w:rPr>
-        <w:t>ip address 200.200.200.2 255.255.255.0</w:t>
-      </w:r>
-    </w:p>
-    <w:p>
-      <w:pPr>
-        <w:rPr>
-          <w:bCs/>
-          <w:lang w:val="vi-VN"/>
-        </w:rPr>
-      </w:pPr>
-      <w:r>
-        <w:rPr>
-          <w:bCs/>
-          <w:lang w:val="vi-VN"/>
-        </w:rPr>
-        <w:t>no shutdown</w:t>
-      </w:r>
-    </w:p>
-    <w:p>
-      <w:pPr>
-        <w:rPr>
-          <w:bCs/>
-          <w:lang w:val="vi-VN"/>
-        </w:rPr>
-      </w:pPr>
-      <w:r>
-        <w:rPr>
-          <w:bCs/>
-          <w:lang w:val="vi-VN"/>
-        </w:rPr>
-        <w:t>interface loopback 0</w:t>
-      </w:r>
-    </w:p>
-    <w:p>
-      <w:pPr>
-        <w:rPr>
-          <w:bCs/>
-          <w:lang w:val="vi-VN"/>
-        </w:rPr>
-      </w:pPr>
-      <w:r>
-        <w:rPr>
-          <w:bCs/>
-          <w:lang w:val="vi-VN"/>
-        </w:rPr>
-        <w:t>ip address 8.8.8.8 255.255.255.255</w:t>
-      </w:r>
-    </w:p>
-    <w:p>
-      <w:pPr>
-        <w:rPr>
-          <w:bCs/>
-          <w:lang w:val="vi-VN"/>
-        </w:rPr>
-      </w:pPr>
-      <w:r>
-        <w:rPr>
-          <w:bCs/>
-          <w:lang w:val="vi-VN"/>
-        </w:rPr>
-        <w:t>exit</w:t>
-      </w:r>
-    </w:p>
-    <w:p>
-      <w:pPr>
-        <w:rPr>
-          <w:bCs/>
-          <w:lang w:val="vi-VN"/>
-        </w:rPr>
-      </w:pPr>
-      <w:r>
-        <w:rPr>
-          <w:bCs/>
-          <w:lang w:val="vi-VN"/>
-        </w:rPr>
-        <w:t>ip route 0.0.0.0 0.0.0.0 200.200.200.1</w:t>
-      </w:r>
-    </w:p>
-    <w:p>
-      <w:pPr>
-        <w:rPr>
-          <w:bCs/>
-          <w:lang w:val="vi-VN"/>
-        </w:rPr>
-      </w:pPr>
-      <w:r>
-        <w:rPr>
-          <w:bCs/>
-          <w:lang w:val="vi-VN"/>
-        </w:rPr>
-        <w:t>end</w:t>
-      </w:r>
-    </w:p>
-    <w:p>
-      <w:pPr>
-        <w:rPr>
-          <w:bCs/>
-          <w:lang w:val="vi-VN"/>
-        </w:rPr>
-      </w:pPr>
-      <w:r>
-        <w:rPr>
-          <w:bCs/>
-          <w:lang w:val="vi-VN"/>
-        </w:rPr>
-        <w:t>write memory</w:t>
-      </w:r>
-    </w:p>
-    <w:p>
-      <w:pPr>
-        <w:rPr>
-          <w:bCs/>
-          <w:lang w:val="vi-VN"/>
-        </w:rPr>
-      </w:pPr>
-    </w:p>
-    <w:p>
-      <w:pPr>
-        <w:rPr>
-          <w:bCs/>
-          <w:lang w:val="vi-VN"/>
-        </w:rPr>
-      </w:pPr>
-    </w:p>
-    <w:p>
-      <w:pPr>
-        <w:rPr>
-          <w:bCs/>
-          <w:lang w:val="vi-VN"/>
-        </w:rPr>
-      </w:pPr>
-      <w:r>
-        <w:rPr>
-          <w:bCs/>
-          <w:lang w:val="vi-VN"/>
-        </w:rPr>
-        <w:t>2. Router R1:</w:t>
-      </w:r>
-    </w:p>
-    <w:p>
-      <w:pPr>
-        <w:rPr>
-          <w:bCs/>
-          <w:lang w:val="vi-VN"/>
-        </w:rPr>
-      </w:pPr>
-    </w:p>
-    <w:p>
-      <w:pPr>
-        <w:rPr>
-          <w:bCs/>
-          <w:lang w:val="vi-VN"/>
-        </w:rPr>
-      </w:pPr>
-      <w:r>
-        <w:rPr>
-          <w:bCs/>
-          <w:lang w:val="vi-VN"/>
-        </w:rPr>
-        <w:lastRenderedPageBreak/>
-        <w:t>enable</w:t>
-      </w:r>
-    </w:p>
-    <w:p>
-      <w:pPr>
-        <w:rPr>
-          <w:bCs/>
-          <w:lang w:val="vi-VN"/>
-        </w:rPr>
-      </w:pPr>
-      <w:r>
-        <w:rPr>
-          <w:bCs/>
-          <w:lang w:val="vi-VN"/>
-        </w:rPr>
-        <w:t>configure terminal</w:t>
-      </w:r>
-    </w:p>
-    <w:p>
-      <w:pPr>
-        <w:rPr>
-          <w:bCs/>
-          <w:lang w:val="vi-VN"/>
-        </w:rPr>
-      </w:pPr>
-      <w:r>
-        <w:rPr>
-          <w:bCs/>
-          <w:lang w:val="vi-VN"/>
-        </w:rPr>
-        <w:t>interface s1/0</w:t>
-      </w:r>
-    </w:p>
-    <w:p>
-      <w:pPr>
-        <w:rPr>
-          <w:bCs/>
-          <w:lang w:val="vi-VN"/>
-        </w:rPr>
-      </w:pPr>
-      <w:r>
-        <w:rPr>
-          <w:bCs/>
-          <w:lang w:val="vi-VN"/>
-        </w:rPr>
-        <w:t>ip address 10.0.12.1 255.255.255.0</w:t>
-      </w:r>
-    </w:p>
-    <w:p>
-      <w:pPr>
-        <w:rPr>
-          <w:bCs/>
-          <w:lang w:val="vi-VN"/>
-        </w:rPr>
-      </w:pPr>
-      <w:r>
-        <w:rPr>
-          <w:bCs/>
-          <w:lang w:val="vi-VN"/>
-        </w:rPr>
-        <w:t>no shutdown</w:t>
-      </w:r>
-    </w:p>
-    <w:p>
-      <w:pPr>
-        <w:rPr>
-          <w:bCs/>
-          <w:lang w:val="vi-VN"/>
-        </w:rPr>
-      </w:pPr>
-      <w:r>
-        <w:rPr>
-          <w:bCs/>
-          <w:lang w:val="vi-VN"/>
-        </w:rPr>
-        <w:t>interface e0/0</w:t>
-      </w:r>
-    </w:p>
-    <w:p>
-      <w:pPr>
-        <w:rPr>
-          <w:bCs/>
-          <w:lang w:val="vi-VN"/>
-        </w:rPr>
-      </w:pPr>
-      <w:r>
-        <w:rPr>
-          <w:bCs/>
-          <w:lang w:val="vi-VN"/>
-        </w:rPr>
-        <w:t>ip address 10.0.13.1 255.255.255.0</w:t>
-      </w:r>
-    </w:p>
-    <w:p>
-      <w:pPr>
-        <w:rPr>
-          <w:bCs/>
-          <w:lang w:val="vi-VN"/>
-        </w:rPr>
-      </w:pPr>
-      <w:r>
-        <w:rPr>
-          <w:bCs/>
-          <w:lang w:val="vi-VN"/>
-        </w:rPr>
-        <w:t>no shutdown</w:t>
-      </w:r>
-    </w:p>
-    <w:p>
-      <w:pPr>
-        <w:rPr>
-          <w:bCs/>
-          <w:lang w:val="vi-VN"/>
-        </w:rPr>
-      </w:pPr>
-      <w:r>
-        <w:rPr>
-          <w:bCs/>
-          <w:lang w:val="vi-VN"/>
-        </w:rPr>
-        <w:t>interface e0/1</w:t>
-      </w:r>
-    </w:p>
-    <w:p>
-      <w:pPr>
-        <w:rPr>
-          <w:bCs/>
-          <w:lang w:val="vi-VN"/>
-        </w:rPr>
-      </w:pPr>
-      <w:r>
-        <w:rPr>
-          <w:bCs/>
-          <w:lang w:val="vi-VN"/>
-        </w:rPr>
-        <w:t>ip address 192.168.1.1 255.255.255.0</w:t>
-      </w:r>
-    </w:p>
-    <w:p>
-      <w:pPr>
-        <w:rPr>
-          <w:bCs/>
-          <w:lang w:val="vi-VN"/>
-        </w:rPr>
-      </w:pPr>
-      <w:r>
-        <w:rPr>
-          <w:bCs/>
-          <w:lang w:val="vi-VN"/>
-        </w:rPr>
-        <w:t>no shutdown</w:t>
-      </w:r>
-    </w:p>
-    <w:p>
-      <w:pPr>
-        <w:rPr>
-          <w:bCs/>
-          <w:lang w:val="vi-VN"/>
-        </w:rPr>
-      </w:pPr>
-      <w:r>
-        <w:rPr>
-          <w:bCs/>
-          <w:lang w:val="vi-VN"/>
-        </w:rPr>
-        <w:t>interface e0/2</w:t>
-      </w:r>
-    </w:p>
-    <w:p>
-      <w:pPr>
-        <w:rPr>
-          <w:bCs/>
-          <w:lang w:val="vi-VN"/>
-        </w:rPr>
-      </w:pPr>
-      <w:r>
-        <w:rPr>
-          <w:bCs/>
-          <w:lang w:val="vi-VN"/>
-        </w:rPr>
-        <w:t>ip address 200.200.200.1 255.255.255.0</w:t>
-      </w:r>
-    </w:p>
-    <w:p>
-      <w:pPr>
-        <w:rPr>
-          <w:bCs/>
-          <w:lang w:val="vi-VN"/>
-        </w:rPr>
-      </w:pPr>
-      <w:r>
-        <w:rPr>
-          <w:bCs/>
-          <w:lang w:val="vi-VN"/>
-        </w:rPr>
-        <w:t>no shutdown</w:t>
-      </w:r>
-    </w:p>
-    <w:p>
-      <w:pPr>
-        <w:rPr>
-          <w:bCs/>
-          <w:lang w:val="vi-VN"/>
-        </w:rPr>
-      </w:pPr>
-      <w:r>
-        <w:rPr>
-          <w:bCs/>
-          <w:lang w:val="vi-VN"/>
-        </w:rPr>
-        <w:t>router rip</w:t>
-      </w:r>
-    </w:p>
-    <w:p>
-      <w:pPr>
-        <w:rPr>
-          <w:bCs/>
-          <w:lang w:val="vi-VN"/>
-        </w:rPr>
-      </w:pPr>
-      <w:r>
-        <w:rPr>
-          <w:bCs/>
-          <w:lang w:val="vi-VN"/>
-        </w:rPr>
-        <w:t>version 2</w:t>
-      </w:r>
-    </w:p>
-    <w:p>
-      <w:pPr>
-        <w:rPr>
-          <w:bCs/>
-          <w:lang w:val="vi-VN"/>
-        </w:rPr>
-      </w:pPr>
-      <w:r>
-        <w:rPr>
-          <w:bCs/>
-          <w:lang w:val="vi-VN"/>
-        </w:rPr>
-        <w:t>no auto-summary</w:t>
-      </w:r>
-    </w:p>
-    <w:p>
-      <w:pPr>
-        <w:rPr>
-          <w:bCs/>
-          <w:lang w:val="vi-VN"/>
-        </w:rPr>
-      </w:pPr>
-      <w:r>
-        <w:rPr>
-          <w:bCs/>
-          <w:lang w:val="vi-VN"/>
-        </w:rPr>
-        <w:t>network 10.0.0.0</w:t>
-      </w:r>
-    </w:p>
-    <w:p>
-      <w:pPr>
-        <w:rPr>
-          <w:bCs/>
-          <w:lang w:val="vi-VN"/>
-        </w:rPr>
-      </w:pPr>
-      <w:r>
-        <w:rPr>
-          <w:bCs/>
-          <w:lang w:val="vi-VN"/>
-        </w:rPr>
-        <w:t>network 192.168.1.0</w:t>
-      </w:r>
-    </w:p>
-    <w:p>
-      <w:pPr>
-        <w:rPr>
-          <w:bCs/>
-          <w:lang w:val="vi-VN"/>
-        </w:rPr>
-      </w:pPr>
-      <w:r>
-        <w:rPr>
-          <w:bCs/>
-          <w:lang w:val="vi-VN"/>
-        </w:rPr>
-        <w:t>default-information originate</w:t>
-      </w:r>
-    </w:p>
-    <w:p>
-      <w:pPr>
-        <w:rPr>
-          <w:bCs/>
-          <w:lang w:val="vi-VN"/>
-        </w:rPr>
-      </w:pPr>
-      <w:r>
-        <w:rPr>
-          <w:bCs/>
-          <w:lang w:val="vi-VN"/>
-        </w:rPr>
-        <w:t>exit</w:t>
-      </w:r>
-    </w:p>
-    <w:p>
-      <w:pPr>
-        <w:rPr>
-          <w:bCs/>
-          <w:lang w:val="vi-VN"/>
-        </w:rPr>
-      </w:pPr>
-      <w:r>
-        <w:rPr>
-          <w:bCs/>
-          <w:lang w:val="vi-VN"/>
-        </w:rPr>
-        <w:t>ip route 0.0.0.0 0.0.0.0 200.200.200.2</w:t>
-      </w:r>
-    </w:p>
-    <w:p>
-      <w:pPr>
-        <w:rPr>
-          <w:bCs/>
-          <w:lang w:val="vi-VN"/>
-        </w:rPr>
-      </w:pPr>
-      <w:r>
-        <w:rPr>
-          <w:bCs/>
-          <w:lang w:val="vi-VN"/>
-        </w:rPr>
-        <w:t>end</w:t>
-      </w:r>
-    </w:p>
-    <w:p>
-      <w:pPr>
-        <w:rPr>
-          <w:bCs/>
-          <w:lang w:val="vi-VN"/>
-        </w:rPr>
-      </w:pPr>
-      <w:r>
-        <w:rPr>
-          <w:bCs/>
-          <w:lang w:val="vi-VN"/>
-        </w:rPr>
-        <w:t>write memory</w:t>
-      </w:r>
-    </w:p>
-    <w:p>
-      <w:pPr>
-        <w:rPr>
-          <w:bCs/>
-          <w:lang w:val="vi-VN"/>
-        </w:rPr>
-      </w:pPr>
-    </w:p>
-    <w:p>
-      <w:pPr>
-        <w:rPr>
-          <w:bCs/>
-          <w:lang w:val="vi-VN"/>
-        </w:rPr>
-      </w:pPr>
-    </w:p>
-    <w:p>
-      <w:pPr>
-        <w:rPr>
-          <w:bCs/>
-          <w:lang w:val="vi-VN"/>
-        </w:rPr>
-      </w:pPr>
-      <w:r>
-        <w:rPr>
-          <w:bCs/>
-          <w:lang w:val="vi-VN"/>
-        </w:rPr>
-        <w:t>3. Router R2:</w:t>
-      </w:r>
-    </w:p>
-    <w:p>
-      <w:pPr>
-        <w:rPr>
-          <w:bCs/>
-          <w:lang w:val="vi-VN"/>
-        </w:rPr>
-      </w:pPr>
-    </w:p>
-    <w:p>
-      <w:pPr>
-        <w:rPr>
-          <w:bCs/>
-          <w:lang w:val="vi-VN"/>
-        </w:rPr>
-      </w:pPr>
-      <w:r>
-        <w:rPr>
-          <w:bCs/>
-          <w:lang w:val="vi-VN"/>
-        </w:rPr>
-        <w:lastRenderedPageBreak/>
-        <w:t>enable</w:t>
-      </w:r>
-    </w:p>
-    <w:p>
-      <w:pPr>
-        <w:rPr>
-          <w:bCs/>
-          <w:lang w:val="vi-VN"/>
-        </w:rPr>
-      </w:pPr>
-      <w:r>
-        <w:rPr>
-          <w:bCs/>
-          <w:lang w:val="vi-VN"/>
-        </w:rPr>
-        <w:t>configure terminal</w:t>
-      </w:r>
-    </w:p>
-    <w:p>
-      <w:pPr>
-        <w:rPr>
-          <w:bCs/>
-          <w:lang w:val="vi-VN"/>
-        </w:rPr>
-      </w:pPr>
-      <w:r>
-        <w:rPr>
-          <w:bCs/>
-          <w:lang w:val="vi-VN"/>
-        </w:rPr>
-        <w:t>interface s1/0</w:t>
-      </w:r>
-    </w:p>
-    <w:p>
-      <w:pPr>
-        <w:rPr>
-          <w:bCs/>
-          <w:lang w:val="vi-VN"/>
-        </w:rPr>
-      </w:pPr>
-      <w:r>
-        <w:rPr>
-          <w:bCs/>
-          <w:lang w:val="vi-VN"/>
-        </w:rPr>
-        <w:t>ip address 10.0.12.2 255.255.255.0</w:t>
-      </w:r>
-    </w:p>
-    <w:p>
-      <w:pPr>
-        <w:rPr>
-          <w:bCs/>
-          <w:lang w:val="vi-VN"/>
-        </w:rPr>
-      </w:pPr>
-      <w:r>
-        <w:rPr>
-          <w:bCs/>
-          <w:lang w:val="vi-VN"/>
-        </w:rPr>
-        <w:t>no shutdown</w:t>
-      </w:r>
-    </w:p>
-    <w:p>
-      <w:pPr>
-        <w:rPr>
-          <w:bCs/>
-          <w:lang w:val="vi-VN"/>
-        </w:rPr>
-      </w:pPr>
-      <w:r>
-        <w:rPr>
-          <w:bCs/>
-          <w:lang w:val="vi-VN"/>
-        </w:rPr>
-        <w:t>interface e0/0</w:t>
-      </w:r>
-    </w:p>
-    <w:p>
-      <w:pPr>
-        <w:rPr>
-          <w:bCs/>
-          <w:lang w:val="vi-VN"/>
-        </w:rPr>
-      </w:pPr>
-      <w:r>
-        <w:rPr>
-          <w:bCs/>
-          <w:lang w:val="vi-VN"/>
-        </w:rPr>
-        <w:t>ip address 10.0.24.1 255.255.255.0</w:t>
-      </w:r>
-    </w:p>
-    <w:p>
-      <w:pPr>
-        <w:rPr>
-          <w:bCs/>
-          <w:lang w:val="vi-VN"/>
-        </w:rPr>
-      </w:pPr>
-      <w:r>
-        <w:rPr>
-          <w:bCs/>
-          <w:lang w:val="vi-VN"/>
-        </w:rPr>
-        <w:t>no shutdown</w:t>
-      </w:r>
-    </w:p>
-    <w:p>
-      <w:pPr>
-        <w:rPr>
-          <w:bCs/>
-          <w:lang w:val="vi-VN"/>
-        </w:rPr>
-      </w:pPr>
-      <w:r>
-        <w:rPr>
-          <w:bCs/>
-          <w:lang w:val="vi-VN"/>
-        </w:rPr>
-        <w:t>router rip</w:t>
-      </w:r>
-    </w:p>
-    <w:p>
-      <w:pPr>
-        <w:rPr>
-          <w:bCs/>
-          <w:lang w:val="vi-VN"/>
-        </w:rPr>
-      </w:pPr>
-      <w:r>
-        <w:rPr>
-          <w:bCs/>
-          <w:lang w:val="vi-VN"/>
-        </w:rPr>
-        <w:t>version 2</w:t>
-      </w:r>
-    </w:p>
-    <w:p>
-      <w:pPr>
-        <w:rPr>
-          <w:bCs/>
-          <w:lang w:val="vi-VN"/>
-        </w:rPr>
-      </w:pPr>
-      <w:r>
-        <w:rPr>
-          <w:bCs/>
-          <w:lang w:val="vi-VN"/>
-        </w:rPr>
-        <w:t>no auto-summary</w:t>
-      </w:r>
-    </w:p>
-    <w:p>
-      <w:pPr>
-        <w:rPr>
-          <w:bCs/>
-          <w:lang w:val="vi-VN"/>
-        </w:rPr>
-      </w:pPr>
-      <w:r>
-        <w:rPr>
-          <w:bCs/>
-          <w:lang w:val="vi-VN"/>
-        </w:rPr>
-        <w:t>network 10.0.0.0</w:t>
-      </w:r>
-    </w:p>
-    <w:p>
-      <w:pPr>
-        <w:rPr>
-          <w:bCs/>
-          <w:lang w:val="vi-VN"/>
-        </w:rPr>
-      </w:pPr>
-      <w:r>
-        <w:rPr>
-          <w:bCs/>
-          <w:lang w:val="vi-VN"/>
-        </w:rPr>
-        <w:t>end</w:t>
-      </w:r>
-    </w:p>
-    <w:p>
-      <w:pPr>
-        <w:rPr>
-          <w:bCs/>
-          <w:lang w:val="vi-VN"/>
-        </w:rPr>
-      </w:pPr>
-      <w:r>
-        <w:rPr>
-          <w:bCs/>
-          <w:lang w:val="vi-VN"/>
-        </w:rPr>
-        <w:t>write memory</w:t>
-      </w:r>
-    </w:p>
-    <w:p>
-      <w:pPr>
-        <w:rPr>
-          <w:bCs/>
-          <w:lang w:val="vi-VN"/>
-        </w:rPr>
-      </w:pPr>
-    </w:p>
-    <w:p>
-      <w:pPr>
-        <w:rPr>
-          <w:bCs/>
-          <w:lang w:val="vi-VN"/>
-        </w:rPr>
-      </w:pPr>
-    </w:p>
-    <w:p>
-      <w:pPr>
-        <w:rPr>
-          <w:bCs/>
-          <w:lang w:val="vi-VN"/>
-        </w:rPr>
-      </w:pPr>
-      <w:r>
-        <w:rPr>
-          <w:bCs/>
-          <w:lang w:val="vi-VN"/>
-        </w:rPr>
-        <w:t>4. Router R3:</w:t>
-      </w:r>
-    </w:p>
-    <w:p>
-      <w:pPr>
-        <w:rPr>
-          <w:bCs/>
-          <w:lang w:val="vi-VN"/>
-        </w:rPr>
-      </w:pPr>
-    </w:p>
-    <w:p>
-      <w:pPr>
-        <w:rPr>
-          <w:bCs/>
-          <w:lang w:val="vi-VN"/>
-        </w:rPr>
-      </w:pPr>
-      <w:r>
-        <w:rPr>
-          <w:bCs/>
-          <w:lang w:val="vi-VN"/>
-        </w:rPr>
-        <w:t>enable</w:t>
-      </w:r>
-    </w:p>
-    <w:p>
-      <w:pPr>
-        <w:rPr>
-          <w:bCs/>
-          <w:lang w:val="vi-VN"/>
-        </w:rPr>
-      </w:pPr>
-      <w:r>
-        <w:rPr>
-          <w:bCs/>
-          <w:lang w:val="vi-VN"/>
-        </w:rPr>
-        <w:t>configure terminal</w:t>
-      </w:r>
-    </w:p>
-    <w:p>
-      <w:pPr>
-        <w:rPr>
-          <w:bCs/>
-          <w:lang w:val="vi-VN"/>
-        </w:rPr>
-      </w:pPr>
-      <w:r>
-        <w:rPr>
-          <w:bCs/>
-          <w:lang w:val="vi-VN"/>
-        </w:rPr>
-        <w:t>interface e0/0</w:t>
-      </w:r>
-    </w:p>
-    <w:p>
-      <w:pPr>
-        <w:rPr>
-          <w:bCs/>
-          <w:lang w:val="vi-VN"/>
-        </w:rPr>
-      </w:pPr>
-      <w:r>
-        <w:rPr>
-          <w:bCs/>
-          <w:lang w:val="vi-VN"/>
-        </w:rPr>
-        <w:t>ip address 10.0.13.2 255.255.255.0</w:t>
-      </w:r>
-    </w:p>
-    <w:p>
-      <w:pPr>
-        <w:rPr>
-          <w:bCs/>
-          <w:lang w:val="vi-VN"/>
-        </w:rPr>
-      </w:pPr>
-      <w:r>
-        <w:rPr>
-          <w:bCs/>
-          <w:lang w:val="vi-VN"/>
-        </w:rPr>
-        <w:t>no shutdown</w:t>
-      </w:r>
-    </w:p>
-    <w:p>
-      <w:pPr>
-        <w:rPr>
-          <w:bCs/>
-          <w:lang w:val="vi-VN"/>
-        </w:rPr>
-      </w:pPr>
-      <w:r>
-        <w:rPr>
-          <w:bCs/>
-          <w:lang w:val="vi-VN"/>
-        </w:rPr>
-        <w:t>interface s1/0</w:t>
-      </w:r>
-    </w:p>
-    <w:p>
-      <w:pPr>
-        <w:rPr>
-          <w:bCs/>
-          <w:lang w:val="vi-VN"/>
-        </w:rPr>
-      </w:pPr>
-      <w:r>
-        <w:rPr>
-          <w:bCs/>
-          <w:lang w:val="vi-VN"/>
-        </w:rPr>
-        <w:t>ip address 10.0.34.1 255.255.255.0</w:t>
-      </w:r>
-    </w:p>
-    <w:p>
-      <w:pPr>
-        <w:rPr>
-          <w:bCs/>
-          <w:lang w:val="vi-VN"/>
-        </w:rPr>
-      </w:pPr>
-      <w:r>
-        <w:rPr>
-          <w:bCs/>
-          <w:lang w:val="vi-VN"/>
-        </w:rPr>
-        <w:t>no shutdown</w:t>
-      </w:r>
-    </w:p>
-    <w:p>
-      <w:pPr>
-        <w:rPr>
-          <w:bCs/>
-          <w:lang w:val="vi-VN"/>
-        </w:rPr>
-      </w:pPr>
-      <w:r>
-        <w:rPr>
-          <w:bCs/>
-          <w:lang w:val="vi-VN"/>
-        </w:rPr>
-        <w:t>interface e0/1</w:t>
-      </w:r>
-    </w:p>
-    <w:p>
-      <w:pPr>
-        <w:rPr>
-          <w:bCs/>
-          <w:lang w:val="vi-VN"/>
-        </w:rPr>
-      </w:pPr>
-      <w:r>
-        <w:rPr>
-          <w:bCs/>
-          <w:lang w:val="vi-VN"/>
-        </w:rPr>
-        <w:t>ip address 192.168.3.1 255.255.255.0</w:t>
-      </w:r>
-    </w:p>
-    <w:p>
-      <w:pPr>
-        <w:rPr>
-          <w:bCs/>
-          <w:lang w:val="vi-VN"/>
-        </w:rPr>
-      </w:pPr>
-      <w:r>
-        <w:rPr>
-          <w:bCs/>
-          <w:lang w:val="vi-VN"/>
-        </w:rPr>
-        <w:lastRenderedPageBreak/>
-        <w:t>no shutdown</w:t>
-      </w:r>
-    </w:p>
-    <w:p>
-      <w:pPr>
-        <w:rPr>
-          <w:bCs/>
-          <w:lang w:val="vi-VN"/>
-        </w:rPr>
-      </w:pPr>
-      <w:r>
-        <w:rPr>
-          <w:bCs/>
-          <w:lang w:val="vi-VN"/>
-        </w:rPr>
-        <w:t>router rip</w:t>
-      </w:r>
-    </w:p>
-    <w:p>
-      <w:pPr>
-        <w:rPr>
-          <w:bCs/>
-          <w:lang w:val="vi-VN"/>
-        </w:rPr>
-      </w:pPr>
-      <w:r>
-        <w:rPr>
-          <w:bCs/>
-          <w:lang w:val="vi-VN"/>
-        </w:rPr>
-        <w:t>version 2</w:t>
-      </w:r>
-    </w:p>
-    <w:p>
-      <w:pPr>
-        <w:rPr>
-          <w:bCs/>
-          <w:lang w:val="vi-VN"/>
-        </w:rPr>
-      </w:pPr>
-      <w:r>
-        <w:rPr>
-          <w:bCs/>
-          <w:lang w:val="vi-VN"/>
-        </w:rPr>
-        <w:t>no auto-summary</w:t>
-      </w:r>
-    </w:p>
-    <w:p>
-      <w:pPr>
-        <w:rPr>
-          <w:bCs/>
-          <w:lang w:val="vi-VN"/>
-        </w:rPr>
-      </w:pPr>
-      <w:r>
-        <w:rPr>
-          <w:bCs/>
-          <w:lang w:val="vi-VN"/>
-        </w:rPr>
-        <w:t>network 10.0.0.0</w:t>
-      </w:r>
-    </w:p>
-    <w:p>
-      <w:pPr>
-        <w:rPr>
-          <w:bCs/>
-          <w:lang w:val="vi-VN"/>
-        </w:rPr>
-      </w:pPr>
-      <w:r>
-        <w:rPr>
-          <w:bCs/>
-          <w:lang w:val="vi-VN"/>
-        </w:rPr>
-        <w:t>network 192.168.3.0</w:t>
-      </w:r>
-    </w:p>
-    <w:p>
-      <w:pPr>
-        <w:rPr>
-          <w:bCs/>
-          <w:lang w:val="vi-VN"/>
-        </w:rPr>
-      </w:pPr>
-      <w:r>
-        <w:rPr>
-          <w:bCs/>
-          <w:lang w:val="vi-VN"/>
-        </w:rPr>
-        <w:t>end</w:t>
-      </w:r>
-    </w:p>
-    <w:p>
-      <w:pPr>
-        <w:rPr>
-          <w:bCs/>
-          <w:lang w:val="vi-VN"/>
-        </w:rPr>
-      </w:pPr>
-      <w:r>
-        <w:rPr>
-          <w:bCs/>
-          <w:lang w:val="vi-VN"/>
-        </w:rPr>
-        <w:t>write memory</w:t>
-      </w:r>
-    </w:p>
-    <w:p>
-      <w:pPr>
-        <w:rPr>
-          <w:bCs/>
-          <w:lang w:val="vi-VN"/>
-        </w:rPr>
-      </w:pPr>
-    </w:p>
-    <w:p>
-      <w:pPr>
-        <w:rPr>
-          <w:bCs/>
-          <w:lang w:val="vi-VN"/>
-        </w:rPr>
-      </w:pPr>
-    </w:p>
-    <w:p>
-      <w:pPr>
-        <w:rPr>
-          <w:bCs/>
-          <w:lang w:val="vi-VN"/>
-        </w:rPr>
-      </w:pPr>
-      <w:r>
-        <w:rPr>
-          <w:bCs/>
-          <w:lang w:val="vi-VN"/>
-        </w:rPr>
-        <w:t>5. Router R4:</w:t>
-      </w:r>
-    </w:p>
-    <w:p>
-      <w:pPr>
-        <w:rPr>
-          <w:bCs/>
-          <w:lang w:val="vi-VN"/>
-        </w:rPr>
-      </w:pPr>
-    </w:p>
-    <w:p>
-      <w:pPr>
-        <w:rPr>
-          <w:bCs/>
-          <w:lang w:val="vi-VN"/>
-        </w:rPr>
-      </w:pPr>
-      <w:r>
-        <w:rPr>
-          <w:bCs/>
-          <w:lang w:val="vi-VN"/>
-        </w:rPr>
-        <w:t>enable</w:t>
-      </w:r>
-    </w:p>
-    <w:p>
-      <w:pPr>
-        <w:rPr>
-          <w:bCs/>
-          <w:lang w:val="vi-VN"/>
-        </w:rPr>
-      </w:pPr>
-      <w:r>
-        <w:rPr>
-          <w:bCs/>
-          <w:lang w:val="vi-VN"/>
-        </w:rPr>
-        <w:t>configure terminal</w:t>
-      </w:r>
-    </w:p>
-    <w:p>
-      <w:pPr>
-        <w:rPr>
-          <w:bCs/>
-          <w:lang w:val="vi-VN"/>
-        </w:rPr>
-      </w:pPr>
-      <w:r>
-        <w:rPr>
-          <w:bCs/>
-          <w:lang w:val="vi-VN"/>
-        </w:rPr>
-        <w:t>interface e0/0</w:t>
-      </w:r>
-    </w:p>
-    <w:p>
-      <w:pPr>
-        <w:rPr>
-          <w:bCs/>
-          <w:lang w:val="vi-VN"/>
-        </w:rPr>
-      </w:pPr>
-      <w:r>
-        <w:rPr>
-          <w:bCs/>
-          <w:lang w:val="vi-VN"/>
-        </w:rPr>
-        <w:t>ip address 10.0.24.2 255.255.255.0</w:t>
-      </w:r>
-    </w:p>
-    <w:p>
-      <w:pPr>
-        <w:rPr>
-          <w:bCs/>
-          <w:lang w:val="vi-VN"/>
-        </w:rPr>
-      </w:pPr>
-      <w:r>
-        <w:rPr>
-          <w:bCs/>
-          <w:lang w:val="vi-VN"/>
-        </w:rPr>
-        <w:t>no shutdown</w:t>
-      </w:r>
-    </w:p>
-    <w:p>
-      <w:pPr>
-        <w:rPr>
-          <w:bCs/>
-          <w:lang w:val="vi-VN"/>
-        </w:rPr>
-      </w:pPr>
-      <w:r>
-        <w:rPr>
-          <w:bCs/>
-          <w:lang w:val="vi-VN"/>
-        </w:rPr>
-        <w:t>interface s1/0</w:t>
-      </w:r>
-    </w:p>
-    <w:p>
-      <w:pPr>
-        <w:rPr>
-          <w:bCs/>
-          <w:lang w:val="vi-VN"/>
-        </w:rPr>
-      </w:pPr>
-      <w:r>
-        <w:rPr>
-          <w:bCs/>
-          <w:lang w:val="vi-VN"/>
-        </w:rPr>
-        <w:t>ip address 10.0.34.2 255.255.255.0</w:t>
-      </w:r>
-    </w:p>
-    <w:p>
-      <w:pPr>
-        <w:rPr>
-          <w:bCs/>
-          <w:lang w:val="vi-VN"/>
-        </w:rPr>
-      </w:pPr>
-      <w:r>
-        <w:rPr>
-          <w:bCs/>
-          <w:lang w:val="vi-VN"/>
-        </w:rPr>
-        <w:t>no shutdown</w:t>
-      </w:r>
-    </w:p>
-    <w:p>
-      <w:pPr>
-        <w:rPr>
-          <w:bCs/>
-          <w:lang w:val="vi-VN"/>
-        </w:rPr>
-      </w:pPr>
-      <w:r>
-        <w:rPr>
-          <w:bCs/>
-          <w:lang w:val="vi-VN"/>
-        </w:rPr>
-        <w:t>interface e0/1</w:t>
-      </w:r>
-    </w:p>
-    <w:p>
-      <w:pPr>
-        <w:rPr>
-          <w:bCs/>
-          <w:lang w:val="vi-VN"/>
-        </w:rPr>
-      </w:pPr>
-      <w:r>
-        <w:rPr>
-          <w:bCs/>
-          <w:lang w:val="vi-VN"/>
-        </w:rPr>
-        <w:t>ip address 192.168.4.1 255.255.255.0</w:t>
-      </w:r>
-    </w:p>
-    <w:p>
-      <w:pPr>
-        <w:rPr>
-          <w:bCs/>
-          <w:lang w:val="vi-VN"/>
-        </w:rPr>
-      </w:pPr>
-      <w:r>
-        <w:rPr>
-          <w:bCs/>
-          <w:lang w:val="vi-VN"/>
-        </w:rPr>
-        <w:t>no shutdown</w:t>
-      </w:r>
-    </w:p>
-    <w:p>
-      <w:pPr>
-        <w:rPr>
-          <w:bCs/>
-          <w:lang w:val="vi-VN"/>
-        </w:rPr>
-      </w:pPr>
-      <w:r>
-        <w:rPr>
-          <w:bCs/>
-          <w:lang w:val="vi-VN"/>
-        </w:rPr>
-        <w:t>router rip</w:t>
-      </w:r>
-    </w:p>
-    <w:p>
-      <w:pPr>
-        <w:rPr>
-          <w:bCs/>
-          <w:lang w:val="vi-VN"/>
-        </w:rPr>
-      </w:pPr>
-      <w:r>
-        <w:rPr>
-          <w:bCs/>
-          <w:lang w:val="vi-VN"/>
-        </w:rPr>
-        <w:t>version 2</w:t>
-      </w:r>
-    </w:p>
-    <w:p>
-      <w:pPr>
-        <w:rPr>
-          <w:bCs/>
-          <w:lang w:val="vi-VN"/>
-        </w:rPr>
-      </w:pPr>
-      <w:r>
-        <w:rPr>
-          <w:bCs/>
-          <w:lang w:val="vi-VN"/>
-        </w:rPr>
-        <w:t>no auto-summary</w:t>
-      </w:r>
-    </w:p>
-    <w:p>
-      <w:pPr>
-        <w:rPr>
-          <w:bCs/>
-          <w:lang w:val="vi-VN"/>
-        </w:rPr>
-      </w:pPr>
-      <w:r>
-        <w:rPr>
-          <w:bCs/>
-          <w:lang w:val="vi-VN"/>
-        </w:rPr>
-        <w:t>network 10.0.0.0</w:t>
-      </w:r>
-    </w:p>
-    <w:p>
-      <w:pPr>
-        <w:rPr>
-          <w:bCs/>
-          <w:lang w:val="vi-VN"/>
-        </w:rPr>
-      </w:pPr>
-      <w:r>
-        <w:rPr>
-          <w:bCs/>
-          <w:lang w:val="vi-VN"/>
-        </w:rPr>
-        <w:t>network 192.168.4.0</w:t>
-      </w:r>
-    </w:p>
-    <w:p>
-      <w:pPr>
-        <w:rPr>
-          <w:bCs/>
-          <w:lang w:val="vi-VN"/>
-        </w:rPr>
-      </w:pPr>
-      <w:r>
-        <w:rPr>
-          <w:bCs/>
-          <w:lang w:val="vi-VN"/>
-        </w:rPr>
-        <w:lastRenderedPageBreak/>
-        <w:t>end</w:t>
-      </w:r>
-    </w:p>
-    <w:p>
-      <w:pPr>
-        <w:rPr>
-          <w:bCs/>
-          <w:lang w:val="vi-VN"/>
-        </w:rPr>
-      </w:pPr>
-      <w:r>
-        <w:rPr>
-          <w:bCs/>
-          <w:lang w:val="vi-VN"/>
-        </w:rPr>
-        <w:t>write memory</w:t>
-      </w:r>
-    </w:p>
-    <w:p>
-      <w:pPr>
-        <w:rPr>
-          <w:bCs/>
-          <w:lang w:val="vi-VN"/>
-        </w:rPr>
-      </w:pPr>
-    </w:p>
-    <w:p>
-      <w:pPr>
-        <w:rPr>
-          <w:bCs/>
-          <w:lang w:val="vi-VN"/>
-        </w:rPr>
-      </w:pPr>
-    </w:p>
-    <w:p>
-      <w:pPr>
-        <w:rPr>
-          <w:bCs/>
-          <w:lang w:val="vi-VN"/>
-        </w:rPr>
-      </w:pPr>
-      <w:r>
-        <w:rPr>
-          <w:bCs/>
-          <w:lang w:val="vi-VN"/>
-        </w:rPr>
-        <w:t>6. Cấu hình PC:</w:t>
-      </w:r>
-    </w:p>
-    <w:p>
-      <w:pPr>
-        <w:rPr>
-          <w:bCs/>
-          <w:lang w:val="vi-VN"/>
-        </w:rPr>
-      </w:pPr>
-    </w:p>
-    <w:p>
-      <w:pPr>
-        <w:rPr>
-          <w:bCs/>
-          <w:lang w:val="vi-VN"/>
-        </w:rPr>
-      </w:pPr>
-      <w:r>
-        <w:rPr>
-          <w:bCs/>
-          <w:lang w:val="vi-VN"/>
-        </w:rPr>
-        <w:t>! VPC5</w:t>
-      </w:r>
-    </w:p>
-    <w:p>
-      <w:pPr>
-        <w:rPr>
-          <w:bCs/>
-          <w:lang w:val="vi-VN"/>
-        </w:rPr>
-      </w:pPr>
-      <w:r>
-        <w:rPr>
-          <w:bCs/>
-          <w:lang w:val="vi-VN"/>
-        </w:rPr>
-        <w:t>ip 192.168.1.10 255.255.255.0 192.168.1.1</w:t>
-      </w:r>
-    </w:p>
-    <w:p>
-      <w:pPr>
-        <w:rPr>
-          <w:bCs/>
-          <w:lang w:val="vi-VN"/>
-        </w:rPr>
-      </w:pPr>
-      <w:r>
-        <w:rPr>
-          <w:bCs/>
-          <w:lang w:val="vi-VN"/>
-        </w:rPr>
-        <w:t>save</w:t>
-      </w:r>
-    </w:p>
-    <w:p>
-      <w:pPr>
-        <w:rPr>
-          <w:bCs/>
-          <w:lang w:val="vi-VN"/>
-        </w:rPr>
-      </w:pPr>
-    </w:p>
-    <w:p>
-      <w:pPr>
-        <w:rPr>
-          <w:bCs/>
-          <w:lang w:val="vi-VN"/>
-        </w:rPr>
-      </w:pPr>
-      <w:r>
-        <w:rPr>
-          <w:bCs/>
-          <w:lang w:val="vi-VN"/>
-        </w:rPr>
-        <w:t>! VPC7</w:t>
-      </w:r>
-    </w:p>
-    <w:p>
-      <w:pPr>
-        <w:rPr>
-          <w:bCs/>
-          <w:lang w:val="vi-VN"/>
-        </w:rPr>
-      </w:pPr>
-      <w:r>
-        <w:rPr>
-          <w:bCs/>
-          <w:lang w:val="vi-VN"/>
-        </w:rPr>
-        <w:t>ip 192.168.3.10 255.255.255.0 192.168.3.1</w:t>
-      </w:r>
-    </w:p>
-    <w:p>
-      <w:pPr>
-        <w:rPr>
-          <w:bCs/>
-          <w:lang w:val="vi-VN"/>
-        </w:rPr>
-      </w:pPr>
-      <w:r>
-        <w:rPr>
-          <w:bCs/>
-          <w:lang w:val="vi-VN"/>
-        </w:rPr>
-        <w:t>save</w:t>
-      </w:r>
-    </w:p>
-    <w:p>
-      <w:pPr>
-        <w:rPr>
-          <w:bCs/>
-          <w:lang w:val="vi-VN"/>
-        </w:rPr>
-      </w:pPr>
-    </w:p>
-    <w:p>
-      <w:pPr>
-        <w:rPr>
-          <w:bCs/>
-          <w:lang w:val="vi-VN"/>
-        </w:rPr>
-      </w:pPr>
-      <w:r>
-        <w:rPr>
-          <w:bCs/>
-          <w:lang w:val="vi-VN"/>
-        </w:rPr>
-        <w:t>! VPC6</w:t>
-      </w:r>
-    </w:p>
-    <w:p>
-      <w:pPr>
-        <w:rPr>
-          <w:bCs/>
-          <w:lang w:val="vi-VN"/>
-        </w:rPr>
-      </w:pPr>
-      <w:r>
-        <w:rPr>
-          <w:bCs/>
-          <w:lang w:val="vi-VN"/>
-        </w:rPr>
-        <w:t>ip 192.168.4.10 255.255.255.0 192.168.4.1</w:t>
-      </w:r>
-    </w:p>
-    <w:p>
-      <w:pPr>
-        <w:rPr>
-          <w:bCs/>
-          <w:lang w:val="vi-VN"/>
-        </w:rPr>
-      </w:pPr>
-      <w:r>
-        <w:rPr>
-          <w:bCs/>
-          <w:lang w:val="vi-VN"/>
-        </w:rPr>
-        <w:t xml:space="preserve">save </w:t>
-      </w:r>
-    </w:p>
-    <w:p>
-      <w:pPr>
-        <w:rPr>
-          <w:bCs/>
-          <w:lang w:val="vi-VN"/>
-        </w:rPr>
-      </w:pPr>
-    </w:p>
-    <w:p>
-      <w:pPr>
-        <w:rPr>
-          <w:bCs/>
-          <w:lang w:val="vi-VN"/>
-        </w:rPr>
-      </w:pPr>
-      <w:r>
-        <w:rPr>
-          <w:bCs/>
-          <w:lang w:val="vi-VN"/>
-        </w:rPr>
-        <w:t>câu 3</w:t>
-      </w:r>
-    </w:p>
-    <w:p>
-      <w:pPr>
-        <w:rPr>
-          <w:bCs/>
-          <w:lang w:val="vi-VN"/>
-        </w:rPr>
-      </w:pPr>
-      <w:r>
-        <w:rPr>
-          <w:bCs/>
-          <w:lang w:val="vi-VN"/>
-        </w:rPr>
-        <w:t>Bảng định tuyến xuất hiện các mạng có ký tự `R` ở đầu (ví dụ: `R 192.168.3.0/24 [120/1] via 10.0.13.2`). Đây là các dải mạng mà Router R1 đã học được từ các Router khác thông qua giao thức RIP.</w:t>
-      </w:r>
-    </w:p>
-    <w:p>
-      <w:pPr>
-        <w:rPr>
-          <w:bCs/>
-          <w:lang w:val="vi-VN"/>
-        </w:rPr>
-      </w:pPr>
-      <w:r>
-        <w:rPr>
-          <w:bCs/>
-          <w:lang w:val="vi-VN"/>
-        </w:rPr>
-        <w:t>- Ký tự `C` (Connected) và `L` (Local) là các mạng cắm trực tiếp vào R1.</w:t>
-      </w:r>
-    </w:p>
-    <w:p>
-      <w:pPr>
-        <w:rPr>
-          <w:bCs/>
-          <w:lang w:val="vi-VN"/>
-        </w:rPr>
-      </w:pPr>
-      <w:r>
-        <w:rPr>
-          <w:bCs/>
-          <w:lang w:val="vi-VN"/>
-        </w:rPr>
-        <w:t>- Ý nghĩa thông số `[120/1]`: Số `120` là AD (Administrative Distance) mặc định của RIP. Số `1` là Metric (Hop count), nghĩa là để đến được mạng đích, gói tin chỉ cần nhảy qua đúng 1 Router trung gian nữa.</w:t>
-      </w:r>
-    </w:p>
-    <w:p>
-      <w:pPr>
-        <w:rPr>
-          <w:bCs/>
-          <w:lang w:val="vi-VN"/>
-        </w:rPr>
-      </w:pPr>
-      <w:r>
-        <w:rPr>
-          <w:bCs/>
-          <w:lang w:val="vi-VN"/>
-        </w:rPr>
-        <w:t>- Dòng `Gateway of last resort is 200.200.200.2 to network 0.0.0.0` xuất hiện là nhờ lệnh `default-information originate` ta đã cấu hình, giúp báo cho toàn mạng biết đường đi ra Internet. Mạng RIPv2 đã hội tụ thành công.</w:t>
-      </w:r>
-    </w:p>
-    <w:p>
-      <w:pPr>
-        <w:rPr>
-          <w:bCs/>
-          <w:lang w:val="vi-VN"/>
-        </w:rPr>
-      </w:pPr>
-      <w:r>
-        <w:rPr>
-          <w:bCs/>
-          <w:lang w:val="vi-VN"/>
-        </w:rPr>
-        <w:lastRenderedPageBreak/>
+      <w:r>
+        <w:rPr>
+          <w:bCs/>
+          <w:lang w:val="vi-VN"/>
+        </w:rPr>
         <w:drawing>
-          <wp:inline distT="0" distB="0" distL="0" distR="0" wp14:anchorId="1185789D" wp14:editId="57FF6342">
-            <wp:extent cx="5943600" cy="3676015"/>
-            <wp:effectExtent l="0" t="0" r="0" b="635"/>
-            <wp:docPr id="2073244739" name="Picture 1"/>
+          <wp:inline distT="0" distB="0" distL="0" distR="0" wp14:anchorId="57E06595" wp14:editId="67AE3458">
+            <wp:extent cx="5943600" cy="2872105"/>
+            <wp:effectExtent l="0" t="0" r="0" b="4445"/>
+            <wp:docPr id="821860146" name="Picture 1"/>
             <wp:cNvGraphicFramePr>
               <a:graphicFrameLocks xmlns:a="http://schemas.openxmlformats.org/drawingml/2006/main" noChangeAspect="1"/>
             </wp:cNvGraphicFramePr>
@@ -8391,11 +6865,11 @@
               <a:graphicData uri="http://schemas.openxmlformats.org/drawingml/2006/picture">
                 <pic:pic xmlns:pic="http://schemas.openxmlformats.org/drawingml/2006/picture">
                   <pic:nvPicPr>
-                    <pic:cNvPr id="2073244739" name=""/>
+                    <pic:cNvPr id="821860146" name=""/>
                     <pic:cNvPicPr/>
                   </pic:nvPicPr>
                   <pic:blipFill>
-                    <a:blip r:embed="rId27"/>
+                    <a:blip r:embed="rId31"/>
                     <a:stretch>
                       <a:fillRect/>
                     </a:stretch>
@@ -8403,7 +6877,7 @@
                   <pic:spPr>
                     <a:xfrm>
                       <a:off x="0" y="0"/>
-                      <a:ext cx="5943600" cy="3676015"/>
+                      <a:ext cx="5943600" cy="2872105"/>
                     </a:xfrm>
                     <a:prstGeom prst="rect">
                       <a:avLst/>
@@ -8428,7 +6902,1709 @@
           <w:bCs/>
           <w:lang w:val="vi-VN"/>
         </w:rPr>
-        <w:t>Pc 5 ping pc 7</w:t>
+        <w:t>1. Router Internet:</w:t>
+      </w:r>
+    </w:p>
+    <w:p>
+      <w:pPr>
+        <w:rPr>
+          <w:bCs/>
+          <w:lang w:val="vi-VN"/>
+        </w:rPr>
+      </w:pPr>
+    </w:p>
+    <w:p>
+      <w:pPr>
+        <w:rPr>
+          <w:bCs/>
+          <w:lang w:val="vi-VN"/>
+        </w:rPr>
+      </w:pPr>
+      <w:r>
+        <w:rPr>
+          <w:bCs/>
+          <w:lang w:val="vi-VN"/>
+        </w:rPr>
+        <w:t>enable</w:t>
+      </w:r>
+    </w:p>
+    <w:p>
+      <w:pPr>
+        <w:rPr>
+          <w:bCs/>
+          <w:lang w:val="vi-VN"/>
+        </w:rPr>
+      </w:pPr>
+      <w:r>
+        <w:rPr>
+          <w:bCs/>
+          <w:lang w:val="vi-VN"/>
+        </w:rPr>
+        <w:t>configure terminal</w:t>
+      </w:r>
+    </w:p>
+    <w:p>
+      <w:pPr>
+        <w:rPr>
+          <w:bCs/>
+          <w:lang w:val="vi-VN"/>
+        </w:rPr>
+      </w:pPr>
+      <w:r>
+        <w:rPr>
+          <w:bCs/>
+          <w:lang w:val="vi-VN"/>
+        </w:rPr>
+        <w:t>interface e0/0</w:t>
+      </w:r>
+    </w:p>
+    <w:p>
+      <w:pPr>
+        <w:rPr>
+          <w:bCs/>
+          <w:lang w:val="vi-VN"/>
+        </w:rPr>
+      </w:pPr>
+      <w:r>
+        <w:rPr>
+          <w:bCs/>
+          <w:lang w:val="vi-VN"/>
+        </w:rPr>
+        <w:t>ip address 200.200.200.2 255.255.255.0</w:t>
+      </w:r>
+    </w:p>
+    <w:p>
+      <w:pPr>
+        <w:rPr>
+          <w:bCs/>
+          <w:lang w:val="vi-VN"/>
+        </w:rPr>
+      </w:pPr>
+      <w:r>
+        <w:rPr>
+          <w:bCs/>
+          <w:lang w:val="vi-VN"/>
+        </w:rPr>
+        <w:t>no shutdown</w:t>
+      </w:r>
+    </w:p>
+    <w:p>
+      <w:pPr>
+        <w:rPr>
+          <w:bCs/>
+          <w:lang w:val="vi-VN"/>
+        </w:rPr>
+      </w:pPr>
+      <w:r>
+        <w:rPr>
+          <w:bCs/>
+          <w:lang w:val="vi-VN"/>
+        </w:rPr>
+        <w:t>interface loopback 0</w:t>
+      </w:r>
+    </w:p>
+    <w:p>
+      <w:pPr>
+        <w:rPr>
+          <w:bCs/>
+          <w:lang w:val="vi-VN"/>
+        </w:rPr>
+      </w:pPr>
+      <w:r>
+        <w:rPr>
+          <w:bCs/>
+          <w:lang w:val="vi-VN"/>
+        </w:rPr>
+        <w:t>ip address 8.8.8.8 255.255.255.255</w:t>
+      </w:r>
+    </w:p>
+    <w:p>
+      <w:pPr>
+        <w:rPr>
+          <w:bCs/>
+          <w:lang w:val="vi-VN"/>
+        </w:rPr>
+      </w:pPr>
+      <w:r>
+        <w:rPr>
+          <w:bCs/>
+          <w:lang w:val="vi-VN"/>
+        </w:rPr>
+        <w:lastRenderedPageBreak/>
+        <w:t>exit</w:t>
+      </w:r>
+    </w:p>
+    <w:p>
+      <w:pPr>
+        <w:rPr>
+          <w:bCs/>
+          <w:lang w:val="vi-VN"/>
+        </w:rPr>
+      </w:pPr>
+      <w:r>
+        <w:rPr>
+          <w:bCs/>
+          <w:lang w:val="vi-VN"/>
+        </w:rPr>
+        <w:t>ip route 0.0.0.0 0.0.0.0 200.200.200.1</w:t>
+      </w:r>
+    </w:p>
+    <w:p>
+      <w:pPr>
+        <w:rPr>
+          <w:bCs/>
+          <w:lang w:val="vi-VN"/>
+        </w:rPr>
+      </w:pPr>
+      <w:r>
+        <w:rPr>
+          <w:bCs/>
+          <w:lang w:val="vi-VN"/>
+        </w:rPr>
+        <w:t>end</w:t>
+      </w:r>
+    </w:p>
+    <w:p>
+      <w:pPr>
+        <w:rPr>
+          <w:bCs/>
+          <w:lang w:val="vi-VN"/>
+        </w:rPr>
+      </w:pPr>
+      <w:r>
+        <w:rPr>
+          <w:bCs/>
+          <w:lang w:val="vi-VN"/>
+        </w:rPr>
+        <w:t>write memory</w:t>
+      </w:r>
+    </w:p>
+    <w:p>
+      <w:pPr>
+        <w:rPr>
+          <w:bCs/>
+          <w:lang w:val="vi-VN"/>
+        </w:rPr>
+      </w:pPr>
+    </w:p>
+    <w:p>
+      <w:pPr>
+        <w:rPr>
+          <w:bCs/>
+          <w:lang w:val="vi-VN"/>
+        </w:rPr>
+      </w:pPr>
+    </w:p>
+    <w:p>
+      <w:pPr>
+        <w:rPr>
+          <w:bCs/>
+          <w:lang w:val="vi-VN"/>
+        </w:rPr>
+      </w:pPr>
+      <w:r>
+        <w:rPr>
+          <w:bCs/>
+          <w:lang w:val="vi-VN"/>
+        </w:rPr>
+        <w:t>2. Router R1:</w:t>
+      </w:r>
+    </w:p>
+    <w:p>
+      <w:pPr>
+        <w:rPr>
+          <w:bCs/>
+          <w:lang w:val="vi-VN"/>
+        </w:rPr>
+      </w:pPr>
+    </w:p>
+    <w:p>
+      <w:pPr>
+        <w:rPr>
+          <w:bCs/>
+          <w:lang w:val="vi-VN"/>
+        </w:rPr>
+      </w:pPr>
+      <w:r>
+        <w:rPr>
+          <w:bCs/>
+          <w:lang w:val="vi-VN"/>
+        </w:rPr>
+        <w:t>enable</w:t>
+      </w:r>
+    </w:p>
+    <w:p>
+      <w:pPr>
+        <w:rPr>
+          <w:bCs/>
+          <w:lang w:val="vi-VN"/>
+        </w:rPr>
+      </w:pPr>
+      <w:r>
+        <w:rPr>
+          <w:bCs/>
+          <w:lang w:val="vi-VN"/>
+        </w:rPr>
+        <w:t>configure terminal</w:t>
+      </w:r>
+    </w:p>
+    <w:p>
+      <w:pPr>
+        <w:rPr>
+          <w:bCs/>
+          <w:lang w:val="vi-VN"/>
+        </w:rPr>
+      </w:pPr>
+      <w:r>
+        <w:rPr>
+          <w:bCs/>
+          <w:lang w:val="vi-VN"/>
+        </w:rPr>
+        <w:t>interface s1/0</w:t>
+      </w:r>
+    </w:p>
+    <w:p>
+      <w:pPr>
+        <w:rPr>
+          <w:bCs/>
+          <w:lang w:val="vi-VN"/>
+        </w:rPr>
+      </w:pPr>
+      <w:r>
+        <w:rPr>
+          <w:bCs/>
+          <w:lang w:val="vi-VN"/>
+        </w:rPr>
+        <w:t>ip address 10.0.12.1 255.255.255.0</w:t>
+      </w:r>
+    </w:p>
+    <w:p>
+      <w:pPr>
+        <w:rPr>
+          <w:bCs/>
+          <w:lang w:val="vi-VN"/>
+        </w:rPr>
+      </w:pPr>
+      <w:r>
+        <w:rPr>
+          <w:bCs/>
+          <w:lang w:val="vi-VN"/>
+        </w:rPr>
+        <w:t>no shutdown</w:t>
+      </w:r>
+    </w:p>
+    <w:p>
+      <w:pPr>
+        <w:rPr>
+          <w:bCs/>
+          <w:lang w:val="vi-VN"/>
+        </w:rPr>
+      </w:pPr>
+      <w:r>
+        <w:rPr>
+          <w:bCs/>
+          <w:lang w:val="vi-VN"/>
+        </w:rPr>
+        <w:t>interface e0/0</w:t>
+      </w:r>
+    </w:p>
+    <w:p>
+      <w:pPr>
+        <w:rPr>
+          <w:bCs/>
+          <w:lang w:val="vi-VN"/>
+        </w:rPr>
+      </w:pPr>
+      <w:r>
+        <w:rPr>
+          <w:bCs/>
+          <w:lang w:val="vi-VN"/>
+        </w:rPr>
+        <w:t>ip address 10.0.13.1 255.255.255.0</w:t>
+      </w:r>
+    </w:p>
+    <w:p>
+      <w:pPr>
+        <w:rPr>
+          <w:bCs/>
+          <w:lang w:val="vi-VN"/>
+        </w:rPr>
+      </w:pPr>
+      <w:r>
+        <w:rPr>
+          <w:bCs/>
+          <w:lang w:val="vi-VN"/>
+        </w:rPr>
+        <w:t>no shutdown</w:t>
+      </w:r>
+    </w:p>
+    <w:p>
+      <w:pPr>
+        <w:rPr>
+          <w:bCs/>
+          <w:lang w:val="vi-VN"/>
+        </w:rPr>
+      </w:pPr>
+      <w:r>
+        <w:rPr>
+          <w:bCs/>
+          <w:lang w:val="vi-VN"/>
+        </w:rPr>
+        <w:t>interface e0/1</w:t>
+      </w:r>
+    </w:p>
+    <w:p>
+      <w:pPr>
+        <w:rPr>
+          <w:bCs/>
+          <w:lang w:val="vi-VN"/>
+        </w:rPr>
+      </w:pPr>
+      <w:r>
+        <w:rPr>
+          <w:bCs/>
+          <w:lang w:val="vi-VN"/>
+        </w:rPr>
+        <w:t>ip address 192.168.1.1 255.255.255.0</w:t>
+      </w:r>
+    </w:p>
+    <w:p>
+      <w:pPr>
+        <w:rPr>
+          <w:bCs/>
+          <w:lang w:val="vi-VN"/>
+        </w:rPr>
+      </w:pPr>
+      <w:r>
+        <w:rPr>
+          <w:bCs/>
+          <w:lang w:val="vi-VN"/>
+        </w:rPr>
+        <w:t>no shutdown</w:t>
+      </w:r>
+    </w:p>
+    <w:p>
+      <w:pPr>
+        <w:rPr>
+          <w:bCs/>
+          <w:lang w:val="vi-VN"/>
+        </w:rPr>
+      </w:pPr>
+      <w:r>
+        <w:rPr>
+          <w:bCs/>
+          <w:lang w:val="vi-VN"/>
+        </w:rPr>
+        <w:t>interface e0/2</w:t>
+      </w:r>
+    </w:p>
+    <w:p>
+      <w:pPr>
+        <w:rPr>
+          <w:bCs/>
+          <w:lang w:val="vi-VN"/>
+        </w:rPr>
+      </w:pPr>
+      <w:r>
+        <w:rPr>
+          <w:bCs/>
+          <w:lang w:val="vi-VN"/>
+        </w:rPr>
+        <w:t>ip address 200.200.200.1 255.255.255.0</w:t>
+      </w:r>
+    </w:p>
+    <w:p>
+      <w:pPr>
+        <w:rPr>
+          <w:bCs/>
+          <w:lang w:val="vi-VN"/>
+        </w:rPr>
+      </w:pPr>
+      <w:r>
+        <w:rPr>
+          <w:bCs/>
+          <w:lang w:val="vi-VN"/>
+        </w:rPr>
+        <w:t>no shutdown</w:t>
+      </w:r>
+    </w:p>
+    <w:p>
+      <w:pPr>
+        <w:rPr>
+          <w:bCs/>
+          <w:lang w:val="vi-VN"/>
+        </w:rPr>
+      </w:pPr>
+      <w:r>
+        <w:rPr>
+          <w:bCs/>
+          <w:lang w:val="vi-VN"/>
+        </w:rPr>
+        <w:t>router rip</w:t>
+      </w:r>
+    </w:p>
+    <w:p>
+      <w:pPr>
+        <w:rPr>
+          <w:bCs/>
+          <w:lang w:val="vi-VN"/>
+        </w:rPr>
+      </w:pPr>
+      <w:r>
+        <w:rPr>
+          <w:bCs/>
+          <w:lang w:val="vi-VN"/>
+        </w:rPr>
+        <w:t>version 2</w:t>
+      </w:r>
+    </w:p>
+    <w:p>
+      <w:pPr>
+        <w:rPr>
+          <w:bCs/>
+          <w:lang w:val="vi-VN"/>
+        </w:rPr>
+      </w:pPr>
+      <w:r>
+        <w:rPr>
+          <w:bCs/>
+          <w:lang w:val="vi-VN"/>
+        </w:rPr>
+        <w:t>no auto-summary</w:t>
+      </w:r>
+    </w:p>
+    <w:p>
+      <w:pPr>
+        <w:rPr>
+          <w:bCs/>
+          <w:lang w:val="vi-VN"/>
+        </w:rPr>
+      </w:pPr>
+      <w:r>
+        <w:rPr>
+          <w:bCs/>
+          <w:lang w:val="vi-VN"/>
+        </w:rPr>
+        <w:t>network 10.0.0.0</w:t>
+      </w:r>
+    </w:p>
+    <w:p>
+      <w:pPr>
+        <w:rPr>
+          <w:bCs/>
+          <w:lang w:val="vi-VN"/>
+        </w:rPr>
+      </w:pPr>
+      <w:r>
+        <w:rPr>
+          <w:bCs/>
+          <w:lang w:val="vi-VN"/>
+        </w:rPr>
+        <w:t>network 192.168.1.0</w:t>
+      </w:r>
+    </w:p>
+    <w:p>
+      <w:pPr>
+        <w:rPr>
+          <w:bCs/>
+          <w:lang w:val="vi-VN"/>
+        </w:rPr>
+      </w:pPr>
+      <w:r>
+        <w:rPr>
+          <w:bCs/>
+          <w:lang w:val="vi-VN"/>
+        </w:rPr>
+        <w:t>default-information originate</w:t>
+      </w:r>
+    </w:p>
+    <w:p>
+      <w:pPr>
+        <w:rPr>
+          <w:bCs/>
+          <w:lang w:val="vi-VN"/>
+        </w:rPr>
+      </w:pPr>
+      <w:r>
+        <w:rPr>
+          <w:bCs/>
+          <w:lang w:val="vi-VN"/>
+        </w:rPr>
+        <w:lastRenderedPageBreak/>
+        <w:t>exit</w:t>
+      </w:r>
+    </w:p>
+    <w:p>
+      <w:pPr>
+        <w:rPr>
+          <w:bCs/>
+          <w:lang w:val="vi-VN"/>
+        </w:rPr>
+      </w:pPr>
+      <w:r>
+        <w:rPr>
+          <w:bCs/>
+          <w:lang w:val="vi-VN"/>
+        </w:rPr>
+        <w:t>ip route 0.0.0.0 0.0.0.0 200.200.200.2</w:t>
+      </w:r>
+    </w:p>
+    <w:p>
+      <w:pPr>
+        <w:rPr>
+          <w:bCs/>
+          <w:lang w:val="vi-VN"/>
+        </w:rPr>
+      </w:pPr>
+      <w:r>
+        <w:rPr>
+          <w:bCs/>
+          <w:lang w:val="vi-VN"/>
+        </w:rPr>
+        <w:t>end</w:t>
+      </w:r>
+    </w:p>
+    <w:p>
+      <w:pPr>
+        <w:rPr>
+          <w:bCs/>
+          <w:lang w:val="vi-VN"/>
+        </w:rPr>
+      </w:pPr>
+      <w:r>
+        <w:rPr>
+          <w:bCs/>
+          <w:lang w:val="vi-VN"/>
+        </w:rPr>
+        <w:t>write memory</w:t>
+      </w:r>
+    </w:p>
+    <w:p>
+      <w:pPr>
+        <w:rPr>
+          <w:bCs/>
+          <w:lang w:val="vi-VN"/>
+        </w:rPr>
+      </w:pPr>
+    </w:p>
+    <w:p>
+      <w:pPr>
+        <w:rPr>
+          <w:bCs/>
+          <w:lang w:val="vi-VN"/>
+        </w:rPr>
+      </w:pPr>
+    </w:p>
+    <w:p>
+      <w:pPr>
+        <w:rPr>
+          <w:bCs/>
+          <w:lang w:val="vi-VN"/>
+        </w:rPr>
+      </w:pPr>
+      <w:r>
+        <w:rPr>
+          <w:bCs/>
+          <w:lang w:val="vi-VN"/>
+        </w:rPr>
+        <w:t>3. Router R2:</w:t>
+      </w:r>
+    </w:p>
+    <w:p>
+      <w:pPr>
+        <w:rPr>
+          <w:bCs/>
+          <w:lang w:val="vi-VN"/>
+        </w:rPr>
+      </w:pPr>
+    </w:p>
+    <w:p>
+      <w:pPr>
+        <w:rPr>
+          <w:bCs/>
+          <w:lang w:val="vi-VN"/>
+        </w:rPr>
+      </w:pPr>
+      <w:r>
+        <w:rPr>
+          <w:bCs/>
+          <w:lang w:val="vi-VN"/>
+        </w:rPr>
+        <w:t>enable</w:t>
+      </w:r>
+    </w:p>
+    <w:p>
+      <w:pPr>
+        <w:rPr>
+          <w:bCs/>
+          <w:lang w:val="vi-VN"/>
+        </w:rPr>
+      </w:pPr>
+      <w:r>
+        <w:rPr>
+          <w:bCs/>
+          <w:lang w:val="vi-VN"/>
+        </w:rPr>
+        <w:t>configure terminal</w:t>
+      </w:r>
+    </w:p>
+    <w:p>
+      <w:pPr>
+        <w:rPr>
+          <w:bCs/>
+          <w:lang w:val="vi-VN"/>
+        </w:rPr>
+      </w:pPr>
+      <w:r>
+        <w:rPr>
+          <w:bCs/>
+          <w:lang w:val="vi-VN"/>
+        </w:rPr>
+        <w:t>interface s1/0</w:t>
+      </w:r>
+    </w:p>
+    <w:p>
+      <w:pPr>
+        <w:rPr>
+          <w:bCs/>
+          <w:lang w:val="vi-VN"/>
+        </w:rPr>
+      </w:pPr>
+      <w:r>
+        <w:rPr>
+          <w:bCs/>
+          <w:lang w:val="vi-VN"/>
+        </w:rPr>
+        <w:t>ip address 10.0.12.2 255.255.255.0</w:t>
+      </w:r>
+    </w:p>
+    <w:p>
+      <w:pPr>
+        <w:rPr>
+          <w:bCs/>
+          <w:lang w:val="vi-VN"/>
+        </w:rPr>
+      </w:pPr>
+      <w:r>
+        <w:rPr>
+          <w:bCs/>
+          <w:lang w:val="vi-VN"/>
+        </w:rPr>
+        <w:t>no shutdown</w:t>
+      </w:r>
+    </w:p>
+    <w:p>
+      <w:pPr>
+        <w:rPr>
+          <w:bCs/>
+          <w:lang w:val="vi-VN"/>
+        </w:rPr>
+      </w:pPr>
+      <w:r>
+        <w:rPr>
+          <w:bCs/>
+          <w:lang w:val="vi-VN"/>
+        </w:rPr>
+        <w:t>interface e0/0</w:t>
+      </w:r>
+    </w:p>
+    <w:p>
+      <w:pPr>
+        <w:rPr>
+          <w:bCs/>
+          <w:lang w:val="vi-VN"/>
+        </w:rPr>
+      </w:pPr>
+      <w:r>
+        <w:rPr>
+          <w:bCs/>
+          <w:lang w:val="vi-VN"/>
+        </w:rPr>
+        <w:t>ip address 10.0.24.1 255.255.255.0</w:t>
+      </w:r>
+    </w:p>
+    <w:p>
+      <w:pPr>
+        <w:rPr>
+          <w:bCs/>
+          <w:lang w:val="vi-VN"/>
+        </w:rPr>
+      </w:pPr>
+      <w:r>
+        <w:rPr>
+          <w:bCs/>
+          <w:lang w:val="vi-VN"/>
+        </w:rPr>
+        <w:t>no shutdown</w:t>
+      </w:r>
+    </w:p>
+    <w:p>
+      <w:pPr>
+        <w:rPr>
+          <w:bCs/>
+          <w:lang w:val="vi-VN"/>
+        </w:rPr>
+      </w:pPr>
+      <w:r>
+        <w:rPr>
+          <w:bCs/>
+          <w:lang w:val="vi-VN"/>
+        </w:rPr>
+        <w:t>router rip</w:t>
+      </w:r>
+    </w:p>
+    <w:p>
+      <w:pPr>
+        <w:rPr>
+          <w:bCs/>
+          <w:lang w:val="vi-VN"/>
+        </w:rPr>
+      </w:pPr>
+      <w:r>
+        <w:rPr>
+          <w:bCs/>
+          <w:lang w:val="vi-VN"/>
+        </w:rPr>
+        <w:t>version 2</w:t>
+      </w:r>
+    </w:p>
+    <w:p>
+      <w:pPr>
+        <w:rPr>
+          <w:bCs/>
+          <w:lang w:val="vi-VN"/>
+        </w:rPr>
+      </w:pPr>
+      <w:r>
+        <w:rPr>
+          <w:bCs/>
+          <w:lang w:val="vi-VN"/>
+        </w:rPr>
+        <w:t>no auto-summary</w:t>
+      </w:r>
+    </w:p>
+    <w:p>
+      <w:pPr>
+        <w:rPr>
+          <w:bCs/>
+          <w:lang w:val="vi-VN"/>
+        </w:rPr>
+      </w:pPr>
+      <w:r>
+        <w:rPr>
+          <w:bCs/>
+          <w:lang w:val="vi-VN"/>
+        </w:rPr>
+        <w:t>network 10.0.0.0</w:t>
+      </w:r>
+    </w:p>
+    <w:p>
+      <w:pPr>
+        <w:rPr>
+          <w:bCs/>
+          <w:lang w:val="vi-VN"/>
+        </w:rPr>
+      </w:pPr>
+      <w:r>
+        <w:rPr>
+          <w:bCs/>
+          <w:lang w:val="vi-VN"/>
+        </w:rPr>
+        <w:t>end</w:t>
+      </w:r>
+    </w:p>
+    <w:p>
+      <w:pPr>
+        <w:rPr>
+          <w:bCs/>
+          <w:lang w:val="vi-VN"/>
+        </w:rPr>
+      </w:pPr>
+      <w:r>
+        <w:rPr>
+          <w:bCs/>
+          <w:lang w:val="vi-VN"/>
+        </w:rPr>
+        <w:t>write memory</w:t>
+      </w:r>
+    </w:p>
+    <w:p>
+      <w:pPr>
+        <w:rPr>
+          <w:bCs/>
+          <w:lang w:val="vi-VN"/>
+        </w:rPr>
+      </w:pPr>
+    </w:p>
+    <w:p>
+      <w:pPr>
+        <w:rPr>
+          <w:bCs/>
+          <w:lang w:val="vi-VN"/>
+        </w:rPr>
+      </w:pPr>
+    </w:p>
+    <w:p>
+      <w:pPr>
+        <w:rPr>
+          <w:bCs/>
+          <w:lang w:val="vi-VN"/>
+        </w:rPr>
+      </w:pPr>
+      <w:r>
+        <w:rPr>
+          <w:bCs/>
+          <w:lang w:val="vi-VN"/>
+        </w:rPr>
+        <w:t>4. Router R3:</w:t>
+      </w:r>
+    </w:p>
+    <w:p>
+      <w:pPr>
+        <w:rPr>
+          <w:bCs/>
+          <w:lang w:val="vi-VN"/>
+        </w:rPr>
+      </w:pPr>
+    </w:p>
+    <w:p>
+      <w:pPr>
+        <w:rPr>
+          <w:bCs/>
+          <w:lang w:val="vi-VN"/>
+        </w:rPr>
+      </w:pPr>
+      <w:r>
+        <w:rPr>
+          <w:bCs/>
+          <w:lang w:val="vi-VN"/>
+        </w:rPr>
+        <w:t>enable</w:t>
+      </w:r>
+    </w:p>
+    <w:p>
+      <w:pPr>
+        <w:rPr>
+          <w:bCs/>
+          <w:lang w:val="vi-VN"/>
+        </w:rPr>
+      </w:pPr>
+      <w:r>
+        <w:rPr>
+          <w:bCs/>
+          <w:lang w:val="vi-VN"/>
+        </w:rPr>
+        <w:t>configure terminal</w:t>
+      </w:r>
+    </w:p>
+    <w:p>
+      <w:pPr>
+        <w:rPr>
+          <w:bCs/>
+          <w:lang w:val="vi-VN"/>
+        </w:rPr>
+      </w:pPr>
+      <w:r>
+        <w:rPr>
+          <w:bCs/>
+          <w:lang w:val="vi-VN"/>
+        </w:rPr>
+        <w:lastRenderedPageBreak/>
+        <w:t>interface e0/0</w:t>
+      </w:r>
+    </w:p>
+    <w:p>
+      <w:pPr>
+        <w:rPr>
+          <w:bCs/>
+          <w:lang w:val="vi-VN"/>
+        </w:rPr>
+      </w:pPr>
+      <w:r>
+        <w:rPr>
+          <w:bCs/>
+          <w:lang w:val="vi-VN"/>
+        </w:rPr>
+        <w:t>ip address 10.0.13.2 255.255.255.0</w:t>
+      </w:r>
+    </w:p>
+    <w:p>
+      <w:pPr>
+        <w:rPr>
+          <w:bCs/>
+          <w:lang w:val="vi-VN"/>
+        </w:rPr>
+      </w:pPr>
+      <w:r>
+        <w:rPr>
+          <w:bCs/>
+          <w:lang w:val="vi-VN"/>
+        </w:rPr>
+        <w:t>no shutdown</w:t>
+      </w:r>
+    </w:p>
+    <w:p>
+      <w:pPr>
+        <w:rPr>
+          <w:bCs/>
+          <w:lang w:val="vi-VN"/>
+        </w:rPr>
+      </w:pPr>
+      <w:r>
+        <w:rPr>
+          <w:bCs/>
+          <w:lang w:val="vi-VN"/>
+        </w:rPr>
+        <w:t>interface s1/0</w:t>
+      </w:r>
+    </w:p>
+    <w:p>
+      <w:pPr>
+        <w:rPr>
+          <w:bCs/>
+          <w:lang w:val="vi-VN"/>
+        </w:rPr>
+      </w:pPr>
+      <w:r>
+        <w:rPr>
+          <w:bCs/>
+          <w:lang w:val="vi-VN"/>
+        </w:rPr>
+        <w:t>ip address 10.0.34.1 255.255.255.0</w:t>
+      </w:r>
+    </w:p>
+    <w:p>
+      <w:pPr>
+        <w:rPr>
+          <w:bCs/>
+          <w:lang w:val="vi-VN"/>
+        </w:rPr>
+      </w:pPr>
+      <w:r>
+        <w:rPr>
+          <w:bCs/>
+          <w:lang w:val="vi-VN"/>
+        </w:rPr>
+        <w:t>no shutdown</w:t>
+      </w:r>
+    </w:p>
+    <w:p>
+      <w:pPr>
+        <w:rPr>
+          <w:bCs/>
+          <w:lang w:val="vi-VN"/>
+        </w:rPr>
+      </w:pPr>
+      <w:r>
+        <w:rPr>
+          <w:bCs/>
+          <w:lang w:val="vi-VN"/>
+        </w:rPr>
+        <w:t>interface e0/1</w:t>
+      </w:r>
+    </w:p>
+    <w:p>
+      <w:pPr>
+        <w:rPr>
+          <w:bCs/>
+          <w:lang w:val="vi-VN"/>
+        </w:rPr>
+      </w:pPr>
+      <w:r>
+        <w:rPr>
+          <w:bCs/>
+          <w:lang w:val="vi-VN"/>
+        </w:rPr>
+        <w:t>ip address 192.168.3.1 255.255.255.0</w:t>
+      </w:r>
+    </w:p>
+    <w:p>
+      <w:pPr>
+        <w:rPr>
+          <w:bCs/>
+          <w:lang w:val="vi-VN"/>
+        </w:rPr>
+      </w:pPr>
+      <w:r>
+        <w:rPr>
+          <w:bCs/>
+          <w:lang w:val="vi-VN"/>
+        </w:rPr>
+        <w:t>no shutdown</w:t>
+      </w:r>
+    </w:p>
+    <w:p>
+      <w:pPr>
+        <w:rPr>
+          <w:bCs/>
+          <w:lang w:val="vi-VN"/>
+        </w:rPr>
+      </w:pPr>
+      <w:r>
+        <w:rPr>
+          <w:bCs/>
+          <w:lang w:val="vi-VN"/>
+        </w:rPr>
+        <w:t>router rip</w:t>
+      </w:r>
+    </w:p>
+    <w:p>
+      <w:pPr>
+        <w:rPr>
+          <w:bCs/>
+          <w:lang w:val="vi-VN"/>
+        </w:rPr>
+      </w:pPr>
+      <w:r>
+        <w:rPr>
+          <w:bCs/>
+          <w:lang w:val="vi-VN"/>
+        </w:rPr>
+        <w:t>version 2</w:t>
+      </w:r>
+    </w:p>
+    <w:p>
+      <w:pPr>
+        <w:rPr>
+          <w:bCs/>
+          <w:lang w:val="vi-VN"/>
+        </w:rPr>
+      </w:pPr>
+      <w:r>
+        <w:rPr>
+          <w:bCs/>
+          <w:lang w:val="vi-VN"/>
+        </w:rPr>
+        <w:t>no auto-summary</w:t>
+      </w:r>
+    </w:p>
+    <w:p>
+      <w:pPr>
+        <w:rPr>
+          <w:bCs/>
+          <w:lang w:val="vi-VN"/>
+        </w:rPr>
+      </w:pPr>
+      <w:r>
+        <w:rPr>
+          <w:bCs/>
+          <w:lang w:val="vi-VN"/>
+        </w:rPr>
+        <w:t>network 10.0.0.0</w:t>
+      </w:r>
+    </w:p>
+    <w:p>
+      <w:pPr>
+        <w:rPr>
+          <w:bCs/>
+          <w:lang w:val="vi-VN"/>
+        </w:rPr>
+      </w:pPr>
+      <w:r>
+        <w:rPr>
+          <w:bCs/>
+          <w:lang w:val="vi-VN"/>
+        </w:rPr>
+        <w:t>network 192.168.3.0</w:t>
+      </w:r>
+    </w:p>
+    <w:p>
+      <w:pPr>
+        <w:rPr>
+          <w:bCs/>
+          <w:lang w:val="vi-VN"/>
+        </w:rPr>
+      </w:pPr>
+      <w:r>
+        <w:rPr>
+          <w:bCs/>
+          <w:lang w:val="vi-VN"/>
+        </w:rPr>
+        <w:t>end</w:t>
+      </w:r>
+    </w:p>
+    <w:p>
+      <w:pPr>
+        <w:rPr>
+          <w:bCs/>
+          <w:lang w:val="vi-VN"/>
+        </w:rPr>
+      </w:pPr>
+      <w:r>
+        <w:rPr>
+          <w:bCs/>
+          <w:lang w:val="vi-VN"/>
+        </w:rPr>
+        <w:t>write memory</w:t>
+      </w:r>
+    </w:p>
+    <w:p>
+      <w:pPr>
+        <w:rPr>
+          <w:bCs/>
+          <w:lang w:val="vi-VN"/>
+        </w:rPr>
+      </w:pPr>
+    </w:p>
+    <w:p>
+      <w:pPr>
+        <w:rPr>
+          <w:bCs/>
+          <w:lang w:val="vi-VN"/>
+        </w:rPr>
+      </w:pPr>
+    </w:p>
+    <w:p>
+      <w:pPr>
+        <w:rPr>
+          <w:bCs/>
+          <w:lang w:val="vi-VN"/>
+        </w:rPr>
+      </w:pPr>
+      <w:r>
+        <w:rPr>
+          <w:bCs/>
+          <w:lang w:val="vi-VN"/>
+        </w:rPr>
+        <w:t>5. Router R4:</w:t>
+      </w:r>
+    </w:p>
+    <w:p>
+      <w:pPr>
+        <w:rPr>
+          <w:bCs/>
+          <w:lang w:val="vi-VN"/>
+        </w:rPr>
+      </w:pPr>
+    </w:p>
+    <w:p>
+      <w:pPr>
+        <w:rPr>
+          <w:bCs/>
+          <w:lang w:val="vi-VN"/>
+        </w:rPr>
+      </w:pPr>
+      <w:r>
+        <w:rPr>
+          <w:bCs/>
+          <w:lang w:val="vi-VN"/>
+        </w:rPr>
+        <w:t>enable</w:t>
+      </w:r>
+    </w:p>
+    <w:p>
+      <w:pPr>
+        <w:rPr>
+          <w:bCs/>
+          <w:lang w:val="vi-VN"/>
+        </w:rPr>
+      </w:pPr>
+      <w:r>
+        <w:rPr>
+          <w:bCs/>
+          <w:lang w:val="vi-VN"/>
+        </w:rPr>
+        <w:t>configure terminal</w:t>
+      </w:r>
+    </w:p>
+    <w:p>
+      <w:pPr>
+        <w:rPr>
+          <w:bCs/>
+          <w:lang w:val="vi-VN"/>
+        </w:rPr>
+      </w:pPr>
+      <w:r>
+        <w:rPr>
+          <w:bCs/>
+          <w:lang w:val="vi-VN"/>
+        </w:rPr>
+        <w:t>interface e0/0</w:t>
+      </w:r>
+    </w:p>
+    <w:p>
+      <w:pPr>
+        <w:rPr>
+          <w:bCs/>
+          <w:lang w:val="vi-VN"/>
+        </w:rPr>
+      </w:pPr>
+      <w:r>
+        <w:rPr>
+          <w:bCs/>
+          <w:lang w:val="vi-VN"/>
+        </w:rPr>
+        <w:t>ip address 10.0.24.2 255.255.255.0</w:t>
+      </w:r>
+    </w:p>
+    <w:p>
+      <w:pPr>
+        <w:rPr>
+          <w:bCs/>
+          <w:lang w:val="vi-VN"/>
+        </w:rPr>
+      </w:pPr>
+      <w:r>
+        <w:rPr>
+          <w:bCs/>
+          <w:lang w:val="vi-VN"/>
+        </w:rPr>
+        <w:t>no shutdown</w:t>
+      </w:r>
+    </w:p>
+    <w:p>
+      <w:pPr>
+        <w:rPr>
+          <w:bCs/>
+          <w:lang w:val="vi-VN"/>
+        </w:rPr>
+      </w:pPr>
+      <w:r>
+        <w:rPr>
+          <w:bCs/>
+          <w:lang w:val="vi-VN"/>
+        </w:rPr>
+        <w:t>interface s1/0</w:t>
+      </w:r>
+    </w:p>
+    <w:p>
+      <w:pPr>
+        <w:rPr>
+          <w:bCs/>
+          <w:lang w:val="vi-VN"/>
+        </w:rPr>
+      </w:pPr>
+      <w:r>
+        <w:rPr>
+          <w:bCs/>
+          <w:lang w:val="vi-VN"/>
+        </w:rPr>
+        <w:t>ip address 10.0.34.2 255.255.255.0</w:t>
+      </w:r>
+    </w:p>
+    <w:p>
+      <w:pPr>
+        <w:rPr>
+          <w:bCs/>
+          <w:lang w:val="vi-VN"/>
+        </w:rPr>
+      </w:pPr>
+      <w:r>
+        <w:rPr>
+          <w:bCs/>
+          <w:lang w:val="vi-VN"/>
+        </w:rPr>
+        <w:t>no shutdown</w:t>
+      </w:r>
+    </w:p>
+    <w:p>
+      <w:pPr>
+        <w:rPr>
+          <w:bCs/>
+          <w:lang w:val="vi-VN"/>
+        </w:rPr>
+      </w:pPr>
+      <w:r>
+        <w:rPr>
+          <w:bCs/>
+          <w:lang w:val="vi-VN"/>
+        </w:rPr>
+        <w:lastRenderedPageBreak/>
+        <w:t>interface e0/1</w:t>
+      </w:r>
+    </w:p>
+    <w:p>
+      <w:pPr>
+        <w:rPr>
+          <w:bCs/>
+          <w:lang w:val="vi-VN"/>
+        </w:rPr>
+      </w:pPr>
+      <w:r>
+        <w:rPr>
+          <w:bCs/>
+          <w:lang w:val="vi-VN"/>
+        </w:rPr>
+        <w:t>ip address 192.168.4.1 255.255.255.0</w:t>
+      </w:r>
+    </w:p>
+    <w:p>
+      <w:pPr>
+        <w:rPr>
+          <w:bCs/>
+          <w:lang w:val="vi-VN"/>
+        </w:rPr>
+      </w:pPr>
+      <w:r>
+        <w:rPr>
+          <w:bCs/>
+          <w:lang w:val="vi-VN"/>
+        </w:rPr>
+        <w:t>no shutdown</w:t>
+      </w:r>
+    </w:p>
+    <w:p>
+      <w:pPr>
+        <w:rPr>
+          <w:bCs/>
+          <w:lang w:val="vi-VN"/>
+        </w:rPr>
+      </w:pPr>
+      <w:r>
+        <w:rPr>
+          <w:bCs/>
+          <w:lang w:val="vi-VN"/>
+        </w:rPr>
+        <w:t>router rip</w:t>
+      </w:r>
+    </w:p>
+    <w:p>
+      <w:pPr>
+        <w:rPr>
+          <w:bCs/>
+          <w:lang w:val="vi-VN"/>
+        </w:rPr>
+      </w:pPr>
+      <w:r>
+        <w:rPr>
+          <w:bCs/>
+          <w:lang w:val="vi-VN"/>
+        </w:rPr>
+        <w:t>version 2</w:t>
+      </w:r>
+    </w:p>
+    <w:p>
+      <w:pPr>
+        <w:rPr>
+          <w:bCs/>
+          <w:lang w:val="vi-VN"/>
+        </w:rPr>
+      </w:pPr>
+      <w:r>
+        <w:rPr>
+          <w:bCs/>
+          <w:lang w:val="vi-VN"/>
+        </w:rPr>
+        <w:t>no auto-summary</w:t>
+      </w:r>
+    </w:p>
+    <w:p>
+      <w:pPr>
+        <w:rPr>
+          <w:bCs/>
+          <w:lang w:val="vi-VN"/>
+        </w:rPr>
+      </w:pPr>
+      <w:r>
+        <w:rPr>
+          <w:bCs/>
+          <w:lang w:val="vi-VN"/>
+        </w:rPr>
+        <w:t>network 10.0.0.0</w:t>
+      </w:r>
+    </w:p>
+    <w:p>
+      <w:pPr>
+        <w:rPr>
+          <w:bCs/>
+          <w:lang w:val="vi-VN"/>
+        </w:rPr>
+      </w:pPr>
+      <w:r>
+        <w:rPr>
+          <w:bCs/>
+          <w:lang w:val="vi-VN"/>
+        </w:rPr>
+        <w:t>network 192.168.4.0</w:t>
+      </w:r>
+    </w:p>
+    <w:p>
+      <w:pPr>
+        <w:rPr>
+          <w:bCs/>
+          <w:lang w:val="vi-VN"/>
+        </w:rPr>
+      </w:pPr>
+      <w:r>
+        <w:rPr>
+          <w:bCs/>
+          <w:lang w:val="vi-VN"/>
+        </w:rPr>
+        <w:t>end</w:t>
+      </w:r>
+    </w:p>
+    <w:p>
+      <w:pPr>
+        <w:rPr>
+          <w:bCs/>
+          <w:lang w:val="vi-VN"/>
+        </w:rPr>
+      </w:pPr>
+      <w:r>
+        <w:rPr>
+          <w:bCs/>
+          <w:lang w:val="vi-VN"/>
+        </w:rPr>
+        <w:t>write memory</w:t>
+      </w:r>
+    </w:p>
+    <w:p>
+      <w:pPr>
+        <w:rPr>
+          <w:bCs/>
+          <w:lang w:val="vi-VN"/>
+        </w:rPr>
+      </w:pPr>
+    </w:p>
+    <w:p>
+      <w:pPr>
+        <w:rPr>
+          <w:bCs/>
+          <w:lang w:val="vi-VN"/>
+        </w:rPr>
+      </w:pPr>
+    </w:p>
+    <w:p>
+      <w:pPr>
+        <w:rPr>
+          <w:bCs/>
+          <w:lang w:val="vi-VN"/>
+        </w:rPr>
+      </w:pPr>
+      <w:r>
+        <w:rPr>
+          <w:bCs/>
+          <w:lang w:val="vi-VN"/>
+        </w:rPr>
+        <w:t>6. Cấu hình PC:</w:t>
+      </w:r>
+    </w:p>
+    <w:p>
+      <w:pPr>
+        <w:rPr>
+          <w:bCs/>
+          <w:lang w:val="vi-VN"/>
+        </w:rPr>
+      </w:pPr>
+    </w:p>
+    <w:p>
+      <w:pPr>
+        <w:rPr>
+          <w:bCs/>
+          <w:lang w:val="vi-VN"/>
+        </w:rPr>
+      </w:pPr>
+      <w:r>
+        <w:rPr>
+          <w:bCs/>
+          <w:lang w:val="vi-VN"/>
+        </w:rPr>
+        <w:t>! VPC5</w:t>
+      </w:r>
+    </w:p>
+    <w:p>
+      <w:pPr>
+        <w:rPr>
+          <w:bCs/>
+          <w:lang w:val="vi-VN"/>
+        </w:rPr>
+      </w:pPr>
+      <w:r>
+        <w:rPr>
+          <w:bCs/>
+          <w:lang w:val="vi-VN"/>
+        </w:rPr>
+        <w:t>ip 192.168.1.10 255.255.255.0 192.168.1.1</w:t>
+      </w:r>
+    </w:p>
+    <w:p>
+      <w:pPr>
+        <w:rPr>
+          <w:bCs/>
+          <w:lang w:val="vi-VN"/>
+        </w:rPr>
+      </w:pPr>
+      <w:r>
+        <w:rPr>
+          <w:bCs/>
+          <w:lang w:val="vi-VN"/>
+        </w:rPr>
+        <w:t>save</w:t>
+      </w:r>
+    </w:p>
+    <w:p>
+      <w:pPr>
+        <w:rPr>
+          <w:bCs/>
+          <w:lang w:val="vi-VN"/>
+        </w:rPr>
+      </w:pPr>
+    </w:p>
+    <w:p>
+      <w:pPr>
+        <w:rPr>
+          <w:bCs/>
+          <w:lang w:val="vi-VN"/>
+        </w:rPr>
+      </w:pPr>
+      <w:r>
+        <w:rPr>
+          <w:bCs/>
+          <w:lang w:val="vi-VN"/>
+        </w:rPr>
+        <w:t>! VPC7</w:t>
+      </w:r>
+    </w:p>
+    <w:p>
+      <w:pPr>
+        <w:rPr>
+          <w:bCs/>
+          <w:lang w:val="vi-VN"/>
+        </w:rPr>
+      </w:pPr>
+      <w:r>
+        <w:rPr>
+          <w:bCs/>
+          <w:lang w:val="vi-VN"/>
+        </w:rPr>
+        <w:t>ip 192.168.3.10 255.255.255.0 192.168.3.1</w:t>
+      </w:r>
+    </w:p>
+    <w:p>
+      <w:pPr>
+        <w:rPr>
+          <w:bCs/>
+          <w:lang w:val="vi-VN"/>
+        </w:rPr>
+      </w:pPr>
+      <w:r>
+        <w:rPr>
+          <w:bCs/>
+          <w:lang w:val="vi-VN"/>
+        </w:rPr>
+        <w:t>save</w:t>
+      </w:r>
+    </w:p>
+    <w:p>
+      <w:pPr>
+        <w:rPr>
+          <w:bCs/>
+          <w:lang w:val="vi-VN"/>
+        </w:rPr>
+      </w:pPr>
+    </w:p>
+    <w:p>
+      <w:pPr>
+        <w:rPr>
+          <w:bCs/>
+          <w:lang w:val="vi-VN"/>
+        </w:rPr>
+      </w:pPr>
+      <w:r>
+        <w:rPr>
+          <w:bCs/>
+          <w:lang w:val="vi-VN"/>
+        </w:rPr>
+        <w:t>! VPC6</w:t>
+      </w:r>
+    </w:p>
+    <w:p>
+      <w:pPr>
+        <w:rPr>
+          <w:bCs/>
+          <w:lang w:val="vi-VN"/>
+        </w:rPr>
+      </w:pPr>
+      <w:r>
+        <w:rPr>
+          <w:bCs/>
+          <w:lang w:val="vi-VN"/>
+        </w:rPr>
+        <w:t>ip 192.168.4.10 255.255.255.0 192.168.4.1</w:t>
+      </w:r>
+    </w:p>
+    <w:p>
+      <w:pPr>
+        <w:rPr>
+          <w:bCs/>
+          <w:lang w:val="vi-VN"/>
+        </w:rPr>
+      </w:pPr>
+      <w:r>
+        <w:rPr>
+          <w:bCs/>
+          <w:lang w:val="vi-VN"/>
+        </w:rPr>
+        <w:t xml:space="preserve">save </w:t>
+      </w:r>
+    </w:p>
+    <w:p>
+      <w:pPr>
+        <w:rPr>
+          <w:bCs/>
+          <w:lang w:val="vi-VN"/>
+        </w:rPr>
+      </w:pPr>
+    </w:p>
+    <w:p>
+      <w:pPr>
+        <w:rPr>
+          <w:bCs/>
+          <w:lang w:val="vi-VN"/>
+        </w:rPr>
+      </w:pPr>
+      <w:r>
+        <w:rPr>
+          <w:bCs/>
+          <w:lang w:val="vi-VN"/>
+        </w:rPr>
+        <w:t>Bảng định tuyến xuất hiện các mạng có ký tự `R` ở đầu (ví dụ: `R 192.168.3.0/24 [120/1] via 10.0.13.2`). Đây là các dải mạng mà Router R1 đã học được từ các Router khác thông qua giao thức RIP.</w:t>
+      </w:r>
+    </w:p>
+    <w:p>
+      <w:pPr>
+        <w:rPr>
+          <w:bCs/>
+          <w:lang w:val="vi-VN"/>
+        </w:rPr>
+      </w:pPr>
+      <w:r>
+        <w:rPr>
+          <w:bCs/>
+          <w:lang w:val="vi-VN"/>
+        </w:rPr>
+        <w:lastRenderedPageBreak/>
+        <w:t>- Ký tự `C` (Connected) và `L` (Local) là các mạng cắm trực tiếp vào R1.</w:t>
+      </w:r>
+    </w:p>
+    <w:p>
+      <w:pPr>
+        <w:rPr>
+          <w:bCs/>
+          <w:lang w:val="vi-VN"/>
+        </w:rPr>
+      </w:pPr>
+      <w:r>
+        <w:rPr>
+          <w:bCs/>
+          <w:lang w:val="vi-VN"/>
+        </w:rPr>
+        <w:t>- Ý nghĩa thông số `[120/1]`: Số `120` là AD (Administrative Distance) mặc định của RIP. Số `1` là Metric (Hop count), nghĩa là để đến được mạng đích, gói tin chỉ cần nhảy qua đúng 1 Router trung gian nữa.</w:t>
+      </w:r>
+    </w:p>
+    <w:p>
+      <w:pPr>
+        <w:rPr>
+          <w:bCs/>
+          <w:lang w:val="vi-VN"/>
+        </w:rPr>
+      </w:pPr>
+      <w:r>
+        <w:rPr>
+          <w:bCs/>
+          <w:lang w:val="vi-VN"/>
+        </w:rPr>
+        <w:t>- Dòng `Gateway of last resort is 200.200.200.2 to network 0.0.0.0` xuất hiện là nhờ lệnh `default-information originate` ta đã cấu hình, giúp báo cho toàn mạng biết đường đi ra Internet. Mạng RIPv2 đã hội tụ thành công.</w:t>
       </w:r>
     </w:p>
     <w:p>
@@ -8444,10 +8620,10 @@
           <w:lang w:val="vi-VN"/>
         </w:rPr>
         <w:drawing>
-          <wp:inline distT="0" distB="0" distL="0" distR="0" wp14:anchorId="159B281B" wp14:editId="68BBC505">
-            <wp:extent cx="5943600" cy="2114550"/>
-            <wp:effectExtent l="0" t="0" r="0" b="0"/>
-            <wp:docPr id="1420716593" name="Picture 1"/>
+          <wp:inline distT="0" distB="0" distL="0" distR="0" wp14:anchorId="633A5B37" wp14:editId="66F0395F">
+            <wp:extent cx="5943600" cy="3672840"/>
+            <wp:effectExtent l="0" t="0" r="0" b="3810"/>
+            <wp:docPr id="731658338" name="Picture 1"/>
             <wp:cNvGraphicFramePr>
               <a:graphicFrameLocks xmlns:a="http://schemas.openxmlformats.org/drawingml/2006/main" noChangeAspect="1"/>
             </wp:cNvGraphicFramePr>
@@ -8455,11 +8631,11 @@
               <a:graphicData uri="http://schemas.openxmlformats.org/drawingml/2006/picture">
                 <pic:pic xmlns:pic="http://schemas.openxmlformats.org/drawingml/2006/picture">
                   <pic:nvPicPr>
-                    <pic:cNvPr id="1420716593" name=""/>
+                    <pic:cNvPr id="731658338" name=""/>
                     <pic:cNvPicPr/>
                   </pic:nvPicPr>
                   <pic:blipFill>
-                    <a:blip r:embed="rId28"/>
+                    <a:blip r:embed="rId32"/>
                     <a:stretch>
                       <a:fillRect/>
                     </a:stretch>
@@ -8467,7 +8643,7 @@
                   <pic:spPr>
                     <a:xfrm>
                       <a:off x="0" y="0"/>
-                      <a:ext cx="5943600" cy="2114550"/>
+                      <a:ext cx="5943600" cy="3672840"/>
                     </a:xfrm>
                     <a:prstGeom prst="rect">
                       <a:avLst/>
@@ -8492,21 +8668,6 @@
           <w:bCs/>
           <w:lang w:val="vi-VN"/>
         </w:rPr>
-        <w:t>Câu 4</w:t>
-      </w:r>
-    </w:p>
-    <w:p>
-      <w:pPr>
-        <w:rPr>
-          <w:bCs/>
-          <w:lang w:val="vi-VN"/>
-        </w:rPr>
-      </w:pPr>
-      <w:r>
-        <w:rPr>
-          <w:bCs/>
-          <w:lang w:val="vi-VN"/>
-        </w:rPr>
         <w:t xml:space="preserve">Gói tin xuất phát từ VPC5 </w:t>
       </w:r>
       <w:r>
@@ -8584,10 +8745,10 @@
         </w:rPr>
         <w:lastRenderedPageBreak/>
         <w:drawing>
-          <wp:inline distT="0" distB="0" distL="0" distR="0" wp14:anchorId="764DDB24" wp14:editId="25BB76EB">
-            <wp:extent cx="5943600" cy="3665855"/>
+          <wp:inline distT="0" distB="0" distL="0" distR="0" wp14:anchorId="7987E0DD" wp14:editId="5A97DA1C">
+            <wp:extent cx="5943600" cy="3814445"/>
             <wp:effectExtent l="0" t="0" r="0" b="0"/>
-            <wp:docPr id="876954764" name="Picture 1"/>
+            <wp:docPr id="355110787" name="Picture 1"/>
             <wp:cNvGraphicFramePr>
               <a:graphicFrameLocks xmlns:a="http://schemas.openxmlformats.org/drawingml/2006/main" noChangeAspect="1"/>
             </wp:cNvGraphicFramePr>
@@ -8595,11 +8756,11 @@
               <a:graphicData uri="http://schemas.openxmlformats.org/drawingml/2006/picture">
                 <pic:pic xmlns:pic="http://schemas.openxmlformats.org/drawingml/2006/picture">
                   <pic:nvPicPr>
-                    <pic:cNvPr id="876954764" name=""/>
+                    <pic:cNvPr id="355110787" name=""/>
                     <pic:cNvPicPr/>
                   </pic:nvPicPr>
                   <pic:blipFill>
-                    <a:blip r:embed="rId29"/>
+                    <a:blip r:embed="rId33"/>
                     <a:stretch>
                       <a:fillRect/>
                     </a:stretch>
@@ -8607,7 +8768,7 @@
                   <pic:spPr>
                     <a:xfrm>
                       <a:off x="0" y="0"/>
-                      <a:ext cx="5943600" cy="3665855"/>
+                      <a:ext cx="5943600" cy="3814445"/>
                     </a:xfrm>
                     <a:prstGeom prst="rect">
                       <a:avLst/>
@@ -8627,14 +8788,47 @@
           <w:lang w:val="vi-VN"/>
         </w:rPr>
       </w:pPr>
-    </w:p>
-    <w:p>
-      <w:pPr>
-        <w:rPr>
-          <w:bCs/>
-          <w:lang w:val="vi-VN"/>
-        </w:rPr>
-      </w:pPr>
+      <w:r>
+        <w:rPr>
+          <w:bCs/>
+          <w:lang w:val="vi-VN"/>
+        </w:rPr>
+        <w:drawing>
+          <wp:inline distT="0" distB="0" distL="0" distR="0" wp14:anchorId="31917BD1" wp14:editId="353151D0">
+            <wp:extent cx="5943600" cy="2012315"/>
+            <wp:effectExtent l="0" t="0" r="0" b="6985"/>
+            <wp:docPr id="447879462" name="Picture 1"/>
+            <wp:cNvGraphicFramePr>
+              <a:graphicFrameLocks xmlns:a="http://schemas.openxmlformats.org/drawingml/2006/main" noChangeAspect="1"/>
+            </wp:cNvGraphicFramePr>
+            <a:graphic xmlns:a="http://schemas.openxmlformats.org/drawingml/2006/main">
+              <a:graphicData uri="http://schemas.openxmlformats.org/drawingml/2006/picture">
+                <pic:pic xmlns:pic="http://schemas.openxmlformats.org/drawingml/2006/picture">
+                  <pic:nvPicPr>
+                    <pic:cNvPr id="447879462" name=""/>
+                    <pic:cNvPicPr/>
+                  </pic:nvPicPr>
+                  <pic:blipFill>
+                    <a:blip r:embed="rId34"/>
+                    <a:stretch>
+                      <a:fillRect/>
+                    </a:stretch>
+                  </pic:blipFill>
+                  <pic:spPr>
+                    <a:xfrm>
+                      <a:off x="0" y="0"/>
+                      <a:ext cx="5943600" cy="2012315"/>
+                    </a:xfrm>
+                    <a:prstGeom prst="rect">
+                      <a:avLst/>
+                    </a:prstGeom>
+                  </pic:spPr>
+                </pic:pic>
+              </a:graphicData>
+            </a:graphic>
+          </wp:inline>
+        </w:drawing>
+      </w:r>
     </w:p>
     <w:p>
       <w:pPr>
@@ -8663,6 +8857,7 @@
           <w:noProof/>
           <w:lang w:val="vi-VN"/>
         </w:rPr>
+        <w:lastRenderedPageBreak/>
         <w:drawing>
           <wp:inline distT="0" distB="0" distL="0" distR="0" wp14:anchorId="395E45A9" wp14:editId="70A33730">
             <wp:extent cx="5677692" cy="3667637"/>
@@ -8679,7 +8874,7 @@
                     <pic:cNvPicPr/>
                   </pic:nvPicPr>
                   <pic:blipFill>
-                    <a:blip r:embed="rId30"/>
+                    <a:blip r:embed="rId35"/>
                     <a:stretch>
                       <a:fillRect/>
                     </a:stretch>
@@ -8709,7 +8904,7 @@
       </w:pPr>
     </w:p>
     <w:sectPr>
-      <w:footerReference w:type="default" r:id="rId31"/>
+      <w:footerReference w:type="default" r:id="rId36"/>
       <w:pgSz w:w="12240" w:h="15840"/>
       <w:pgMar w:top="1080" w:right="1440" w:bottom="1440" w:left="1440" w:header="720" w:footer="720" w:gutter="0"/>
       <w:pgNumType w:start="1"/>

--- a/iuh/môn/hkh-4/dinhTuyenChuyenMach/lab/lab2/lab2-LeThanhLong.docx
+++ b/iuh/môn/hkh-4/dinhTuyenChuyenMach/lab/lab2/lab2-LeThanhLong.docx
@@ -40,7 +40,7 @@
                     </pic:cNvPicPr>
                   </pic:nvPicPr>
                   <pic:blipFill>
-                    <a:blip r:embed="rId7">
+                    <a:blip r:embed="rId8">
                       <a:extLst>
                         <a:ext uri="{28A0092B-C50C-407E-A947-70E740481C1C}">
                           <a14:useLocalDpi xmlns:a14="http://schemas.microsoft.com/office/drawing/2010/main" val="0"/>
@@ -141,7 +141,23 @@
           <w:bCs/>
           <w:sz w:val="28"/>
         </w:rPr>
-        <w:t>Khoa: Công Nghệ Thông Tin</w:t>
+        <w:t xml:space="preserve">Khoa: Công </w:t>
+      </w:r>
+      <w:proofErr w:type="spellStart"/>
+      <w:r>
+        <w:rPr>
+          <w:bCs/>
+          <w:sz w:val="28"/>
+        </w:rPr>
+        <w:t>Nghệ</w:t>
+      </w:r>
+      <w:proofErr w:type="spellEnd"/>
+      <w:r>
+        <w:rPr>
+          <w:bCs/>
+          <w:sz w:val="28"/>
+        </w:rPr>
+        <w:t xml:space="preserve"> Thông Tin</w:t>
       </w:r>
     </w:p>
     <w:p>
@@ -190,7 +206,7 @@
                     </pic:cNvPicPr>
                   </pic:nvPicPr>
                   <pic:blipFill>
-                    <a:blip r:embed="rId8" cstate="print">
+                    <a:blip r:embed="rId9" cstate="print">
                       <a:extLst>
                         <a:ext uri="{28A0092B-C50C-407E-A947-70E740481C1C}">
                           <a14:useLocalDpi xmlns:a14="http://schemas.microsoft.com/office/drawing/2010/main" val="0"/>
@@ -414,16 +430,28 @@
           <w:sz w:val="26"/>
           <w:szCs w:val="26"/>
         </w:rPr>
-        <w:t>Student’s Name:</w:t>
-      </w:r>
+        <w:t xml:space="preserve">Student’s </w:t>
+      </w:r>
+      <w:proofErr w:type="spellStart"/>
+      <w:proofErr w:type="gramStart"/>
       <w:r>
         <w:rPr>
           <w:bCs/>
           <w:sz w:val="26"/>
           <w:szCs w:val="26"/>
         </w:rPr>
+        <w:t>Name:</w:t>
+      </w:r>
+      <w:r>
+        <w:rPr>
+          <w:bCs/>
+          <w:sz w:val="26"/>
+          <w:szCs w:val="26"/>
+        </w:rPr>
         <w:t>Lê</w:t>
       </w:r>
+      <w:proofErr w:type="spellEnd"/>
+      <w:proofErr w:type="gramEnd"/>
       <w:r>
         <w:rPr>
           <w:bCs/>
@@ -493,6 +521,8 @@
           <w:szCs w:val="26"/>
         </w:rPr>
       </w:pPr>
+      <w:proofErr w:type="spellStart"/>
+      <w:proofErr w:type="gramStart"/>
       <w:r>
         <w:rPr>
           <w:bCs/>
@@ -509,6 +539,8 @@
         </w:rPr>
         <w:t>định</w:t>
       </w:r>
+      <w:proofErr w:type="spellEnd"/>
+      <w:proofErr w:type="gramEnd"/>
       <w:r>
         <w:rPr>
           <w:bCs/>
@@ -610,7 +642,25 @@
           <w:szCs w:val="26"/>
         </w:rPr>
         <w:tab/>
-        <w:t>Công Nghệ Thông Tin</w:t>
+        <w:t xml:space="preserve">Công </w:t>
+      </w:r>
+      <w:proofErr w:type="spellStart"/>
+      <w:r>
+        <w:rPr>
+          <w:bCs/>
+          <w:sz w:val="26"/>
+          <w:szCs w:val="26"/>
+        </w:rPr>
+        <w:t>Nghệ</w:t>
+      </w:r>
+      <w:proofErr w:type="spellEnd"/>
+      <w:r>
+        <w:rPr>
+          <w:bCs/>
+          <w:sz w:val="26"/>
+          <w:szCs w:val="26"/>
+        </w:rPr>
+        <w:t xml:space="preserve"> Thông Tin</w:t>
       </w:r>
       <w:r>
         <w:rPr>
@@ -1244,13 +1294,23 @@
           <w:szCs w:val="26"/>
         </w:rPr>
       </w:pPr>
+      <w:proofErr w:type="spellStart"/>
       <w:r>
         <w:rPr>
           <w:bCs/>
           <w:sz w:val="26"/>
           <w:szCs w:val="26"/>
         </w:rPr>
-        <w:t>Điểm bài lab:</w:t>
+        <w:t>Điểm</w:t>
+      </w:r>
+      <w:proofErr w:type="spellEnd"/>
+      <w:r>
+        <w:rPr>
+          <w:bCs/>
+          <w:sz w:val="26"/>
+          <w:szCs w:val="26"/>
+        </w:rPr>
+        <w:t xml:space="preserve"> bài lab:</w:t>
       </w:r>
       <w:r>
         <w:rPr>
@@ -1423,8 +1483,8 @@
           <w:szCs w:val="26"/>
         </w:rPr>
         <w:sectPr>
-          <w:headerReference w:type="default" r:id="rId9"/>
-          <w:footerReference w:type="default" r:id="rId10"/>
+          <w:headerReference w:type="default" r:id="rId10"/>
+          <w:footerReference w:type="default" r:id="rId11"/>
           <w:pgSz w:w="12240" w:h="15840"/>
           <w:pgMar w:top="1080" w:right="1440" w:bottom="1440" w:left="1440" w:header="720" w:footer="720" w:gutter="0"/>
           <w:cols w:space="720"/>
@@ -1477,7 +1537,313 @@
           <w:sz w:val="26"/>
           <w:szCs w:val="26"/>
         </w:rPr>
-        <w:t>(SV chụp màn hình thực hành các bước của các yêu cầu và giải thích các hình ảnh)</w:t>
+        <w:t xml:space="preserve">(SV </w:t>
+      </w:r>
+      <w:proofErr w:type="spellStart"/>
+      <w:r>
+        <w:rPr>
+          <w:bCs/>
+          <w:sz w:val="26"/>
+          <w:szCs w:val="26"/>
+        </w:rPr>
+        <w:t>chụp</w:t>
+      </w:r>
+      <w:proofErr w:type="spellEnd"/>
+      <w:r>
+        <w:rPr>
+          <w:bCs/>
+          <w:sz w:val="26"/>
+          <w:szCs w:val="26"/>
+        </w:rPr>
+        <w:t xml:space="preserve"> </w:t>
+      </w:r>
+      <w:proofErr w:type="spellStart"/>
+      <w:r>
+        <w:rPr>
+          <w:bCs/>
+          <w:sz w:val="26"/>
+          <w:szCs w:val="26"/>
+        </w:rPr>
+        <w:t>màn</w:t>
+      </w:r>
+      <w:proofErr w:type="spellEnd"/>
+      <w:r>
+        <w:rPr>
+          <w:bCs/>
+          <w:sz w:val="26"/>
+          <w:szCs w:val="26"/>
+        </w:rPr>
+        <w:t xml:space="preserve"> </w:t>
+      </w:r>
+      <w:proofErr w:type="spellStart"/>
+      <w:r>
+        <w:rPr>
+          <w:bCs/>
+          <w:sz w:val="26"/>
+          <w:szCs w:val="26"/>
+        </w:rPr>
+        <w:t>hình</w:t>
+      </w:r>
+      <w:proofErr w:type="spellEnd"/>
+      <w:r>
+        <w:rPr>
+          <w:bCs/>
+          <w:sz w:val="26"/>
+          <w:szCs w:val="26"/>
+        </w:rPr>
+        <w:t xml:space="preserve"> </w:t>
+      </w:r>
+      <w:proofErr w:type="spellStart"/>
+      <w:r>
+        <w:rPr>
+          <w:bCs/>
+          <w:sz w:val="26"/>
+          <w:szCs w:val="26"/>
+        </w:rPr>
+        <w:t>thực</w:t>
+      </w:r>
+      <w:proofErr w:type="spellEnd"/>
+      <w:r>
+        <w:rPr>
+          <w:bCs/>
+          <w:sz w:val="26"/>
+          <w:szCs w:val="26"/>
+        </w:rPr>
+        <w:t xml:space="preserve"> </w:t>
+      </w:r>
+      <w:proofErr w:type="spellStart"/>
+      <w:r>
+        <w:rPr>
+          <w:bCs/>
+          <w:sz w:val="26"/>
+          <w:szCs w:val="26"/>
+        </w:rPr>
+        <w:t>hành</w:t>
+      </w:r>
+      <w:proofErr w:type="spellEnd"/>
+      <w:r>
+        <w:rPr>
+          <w:bCs/>
+          <w:sz w:val="26"/>
+          <w:szCs w:val="26"/>
+        </w:rPr>
+        <w:t xml:space="preserve"> </w:t>
+      </w:r>
+      <w:proofErr w:type="spellStart"/>
+      <w:r>
+        <w:rPr>
+          <w:bCs/>
+          <w:sz w:val="26"/>
+          <w:szCs w:val="26"/>
+        </w:rPr>
+        <w:t>các</w:t>
+      </w:r>
+      <w:proofErr w:type="spellEnd"/>
+      <w:r>
+        <w:rPr>
+          <w:bCs/>
+          <w:sz w:val="26"/>
+          <w:szCs w:val="26"/>
+        </w:rPr>
+        <w:t xml:space="preserve"> </w:t>
+      </w:r>
+      <w:proofErr w:type="spellStart"/>
+      <w:r>
+        <w:rPr>
+          <w:bCs/>
+          <w:sz w:val="26"/>
+          <w:szCs w:val="26"/>
+        </w:rPr>
+        <w:t>bước</w:t>
+      </w:r>
+      <w:proofErr w:type="spellEnd"/>
+      <w:r>
+        <w:rPr>
+          <w:bCs/>
+          <w:sz w:val="26"/>
+          <w:szCs w:val="26"/>
+        </w:rPr>
+        <w:t xml:space="preserve"> </w:t>
+      </w:r>
+      <w:proofErr w:type="spellStart"/>
+      <w:r>
+        <w:rPr>
+          <w:bCs/>
+          <w:sz w:val="26"/>
+          <w:szCs w:val="26"/>
+        </w:rPr>
+        <w:t>của</w:t>
+      </w:r>
+      <w:proofErr w:type="spellEnd"/>
+      <w:r>
+        <w:rPr>
+          <w:bCs/>
+          <w:sz w:val="26"/>
+          <w:szCs w:val="26"/>
+        </w:rPr>
+        <w:t xml:space="preserve"> </w:t>
+      </w:r>
+      <w:proofErr w:type="spellStart"/>
+      <w:r>
+        <w:rPr>
+          <w:bCs/>
+          <w:sz w:val="26"/>
+          <w:szCs w:val="26"/>
+        </w:rPr>
+        <w:t>các</w:t>
+      </w:r>
+      <w:proofErr w:type="spellEnd"/>
+      <w:r>
+        <w:rPr>
+          <w:bCs/>
+          <w:sz w:val="26"/>
+          <w:szCs w:val="26"/>
+        </w:rPr>
+        <w:t xml:space="preserve"> </w:t>
+      </w:r>
+      <w:proofErr w:type="spellStart"/>
+      <w:r>
+        <w:rPr>
+          <w:bCs/>
+          <w:sz w:val="26"/>
+          <w:szCs w:val="26"/>
+        </w:rPr>
+        <w:t>yêu</w:t>
+      </w:r>
+      <w:proofErr w:type="spellEnd"/>
+      <w:r>
+        <w:rPr>
+          <w:bCs/>
+          <w:sz w:val="26"/>
+          <w:szCs w:val="26"/>
+        </w:rPr>
+        <w:t xml:space="preserve"> </w:t>
+      </w:r>
+      <w:proofErr w:type="spellStart"/>
+      <w:r>
+        <w:rPr>
+          <w:bCs/>
+          <w:sz w:val="26"/>
+          <w:szCs w:val="26"/>
+        </w:rPr>
+        <w:t>cầu</w:t>
+      </w:r>
+      <w:proofErr w:type="spellEnd"/>
+      <w:r>
+        <w:rPr>
+          <w:bCs/>
+          <w:sz w:val="26"/>
+          <w:szCs w:val="26"/>
+        </w:rPr>
+        <w:t xml:space="preserve"> </w:t>
+      </w:r>
+      <w:proofErr w:type="spellStart"/>
+      <w:r>
+        <w:rPr>
+          <w:bCs/>
+          <w:sz w:val="26"/>
+          <w:szCs w:val="26"/>
+        </w:rPr>
+        <w:t>và</w:t>
+      </w:r>
+      <w:proofErr w:type="spellEnd"/>
+      <w:r>
+        <w:rPr>
+          <w:bCs/>
+          <w:sz w:val="26"/>
+          <w:szCs w:val="26"/>
+        </w:rPr>
+        <w:t xml:space="preserve"> </w:t>
+      </w:r>
+      <w:proofErr w:type="spellStart"/>
+      <w:r>
+        <w:rPr>
+          <w:bCs/>
+          <w:sz w:val="26"/>
+          <w:szCs w:val="26"/>
+        </w:rPr>
+        <w:t>giải</w:t>
+      </w:r>
+      <w:proofErr w:type="spellEnd"/>
+      <w:r>
+        <w:rPr>
+          <w:bCs/>
+          <w:sz w:val="26"/>
+          <w:szCs w:val="26"/>
+        </w:rPr>
+        <w:t xml:space="preserve"> </w:t>
+      </w:r>
+      <w:proofErr w:type="spellStart"/>
+      <w:r>
+        <w:rPr>
+          <w:bCs/>
+          <w:sz w:val="26"/>
+          <w:szCs w:val="26"/>
+        </w:rPr>
+        <w:t>thích</w:t>
+      </w:r>
+      <w:proofErr w:type="spellEnd"/>
+      <w:r>
+        <w:rPr>
+          <w:bCs/>
+          <w:sz w:val="26"/>
+          <w:szCs w:val="26"/>
+        </w:rPr>
+        <w:t xml:space="preserve"> </w:t>
+      </w:r>
+      <w:proofErr w:type="spellStart"/>
+      <w:r>
+        <w:rPr>
+          <w:bCs/>
+          <w:sz w:val="26"/>
+          <w:szCs w:val="26"/>
+        </w:rPr>
+        <w:t>các</w:t>
+      </w:r>
+      <w:proofErr w:type="spellEnd"/>
+      <w:r>
+        <w:rPr>
+          <w:bCs/>
+          <w:sz w:val="26"/>
+          <w:szCs w:val="26"/>
+        </w:rPr>
+        <w:t xml:space="preserve"> </w:t>
+      </w:r>
+      <w:proofErr w:type="spellStart"/>
+      <w:r>
+        <w:rPr>
+          <w:bCs/>
+          <w:sz w:val="26"/>
+          <w:szCs w:val="26"/>
+        </w:rPr>
+        <w:t>hình</w:t>
+      </w:r>
+      <w:proofErr w:type="spellEnd"/>
+      <w:r>
+        <w:rPr>
+          <w:bCs/>
+          <w:sz w:val="26"/>
+          <w:szCs w:val="26"/>
+        </w:rPr>
+        <w:t xml:space="preserve"> </w:t>
+      </w:r>
+      <w:proofErr w:type="spellStart"/>
+      <w:r>
+        <w:rPr>
+          <w:bCs/>
+          <w:sz w:val="26"/>
+          <w:szCs w:val="26"/>
+        </w:rPr>
+        <w:t>ảnh</w:t>
+      </w:r>
+      <w:proofErr w:type="spellEnd"/>
+      <w:r>
+        <w:rPr>
+          <w:bCs/>
+          <w:sz w:val="26"/>
+          <w:szCs w:val="26"/>
+        </w:rPr>
+        <w:t>)</w:t>
       </w:r>
     </w:p>
     <w:p>
@@ -1499,12 +1865,14 @@
           <w:lang w:val="vi-VN"/>
         </w:rPr>
       </w:pPr>
+      <w:proofErr w:type="spellStart"/>
       <w:r>
         <w:rPr>
           <w:bCs/>
         </w:rPr>
         <w:t>Bài</w:t>
       </w:r>
+      <w:proofErr w:type="spellEnd"/>
       <w:r>
         <w:rPr>
           <w:bCs/>
@@ -1542,7 +1910,7 @@
                     <pic:cNvPicPr/>
                   </pic:nvPicPr>
                   <pic:blipFill>
-                    <a:blip r:embed="rId11"/>
+                    <a:blip r:embed="rId12"/>
                     <a:stretch>
                       <a:fillRect/>
                     </a:stretch>
@@ -1593,7 +1961,7 @@
                     <pic:cNvPicPr/>
                   </pic:nvPicPr>
                   <pic:blipFill>
-                    <a:blip r:embed="rId12"/>
+                    <a:blip r:embed="rId13"/>
                     <a:stretch>
                       <a:fillRect/>
                     </a:stretch>
@@ -1903,7 +2271,7 @@
                     <pic:cNvPicPr/>
                   </pic:nvPicPr>
                   <pic:blipFill>
-                    <a:blip r:embed="rId13"/>
+                    <a:blip r:embed="rId14"/>
                     <a:stretch>
                       <a:fillRect/>
                     </a:stretch>
@@ -1930,12 +2298,14 @@
           <w:bCs/>
         </w:rPr>
       </w:pPr>
+      <w:proofErr w:type="spellStart"/>
       <w:r>
         <w:rPr>
           <w:bCs/>
         </w:rPr>
         <w:t>Tại</w:t>
       </w:r>
+      <w:proofErr w:type="spellEnd"/>
       <w:r>
         <w:rPr>
           <w:bCs/>
@@ -1995,11 +2365,19 @@
           <w:bCs/>
         </w:rPr>
       </w:pPr>
-      <w:r>
-        <w:rPr>
-          <w:bCs/>
-        </w:rPr>
-        <w:t>ip address 192.168.1.1 255.255.255.0</w:t>
+      <w:proofErr w:type="spellStart"/>
+      <w:r>
+        <w:rPr>
+          <w:bCs/>
+        </w:rPr>
+        <w:t>ip</w:t>
+      </w:r>
+      <w:proofErr w:type="spellEnd"/>
+      <w:r>
+        <w:rPr>
+          <w:bCs/>
+        </w:rPr>
+        <w:t xml:space="preserve"> address 192.168.1.1 255.255.255.0</w:t>
       </w:r>
     </w:p>
     <w:p>
@@ -2047,11 +2425,19 @@
           <w:bCs/>
         </w:rPr>
       </w:pPr>
-      <w:r>
-        <w:rPr>
-          <w:bCs/>
-        </w:rPr>
-        <w:t>ip address 10.0.0.2 255.255.255.0</w:t>
+      <w:proofErr w:type="spellStart"/>
+      <w:r>
+        <w:rPr>
+          <w:bCs/>
+        </w:rPr>
+        <w:t>ip</w:t>
+      </w:r>
+      <w:proofErr w:type="spellEnd"/>
+      <w:r>
+        <w:rPr>
+          <w:bCs/>
+        </w:rPr>
+        <w:t xml:space="preserve"> address 10.0.0.2 255.255.255.0</w:t>
       </w:r>
     </w:p>
     <w:p>
@@ -2099,11 +2485,19 @@
           <w:bCs/>
         </w:rPr>
       </w:pPr>
-      <w:r>
-        <w:rPr>
-          <w:bCs/>
-        </w:rPr>
-        <w:t>ip address 10.0.1.1 255.255.255.0</w:t>
+      <w:proofErr w:type="spellStart"/>
+      <w:r>
+        <w:rPr>
+          <w:bCs/>
+        </w:rPr>
+        <w:t>ip</w:t>
+      </w:r>
+      <w:proofErr w:type="spellEnd"/>
+      <w:r>
+        <w:rPr>
+          <w:bCs/>
+        </w:rPr>
+        <w:t xml:space="preserve"> address 10.0.1.1 255.255.255.0</w:t>
       </w:r>
     </w:p>
     <w:p>
@@ -2204,12 +2598,14 @@
           <w:bCs/>
         </w:rPr>
       </w:pPr>
+      <w:proofErr w:type="spellStart"/>
       <w:r>
         <w:rPr>
           <w:bCs/>
         </w:rPr>
         <w:t>wr</w:t>
       </w:r>
+      <w:proofErr w:type="spellEnd"/>
     </w:p>
     <w:p>
       <w:pPr>
@@ -2238,7 +2634,7 @@
                     <pic:cNvPicPr/>
                   </pic:nvPicPr>
                   <pic:blipFill>
-                    <a:blip r:embed="rId14"/>
+                    <a:blip r:embed="rId15"/>
                     <a:stretch>
                       <a:fillRect/>
                     </a:stretch>
@@ -2265,12 +2661,14 @@
           <w:bCs/>
         </w:rPr>
       </w:pPr>
+      <w:proofErr w:type="spellStart"/>
       <w:r>
         <w:rPr>
           <w:bCs/>
         </w:rPr>
         <w:t>Tại</w:t>
       </w:r>
+      <w:proofErr w:type="spellEnd"/>
       <w:r>
         <w:rPr>
           <w:bCs/>
@@ -2330,11 +2728,19 @@
           <w:bCs/>
         </w:rPr>
       </w:pPr>
-      <w:r>
-        <w:rPr>
-          <w:bCs/>
-        </w:rPr>
-        <w:t>ip address 192.168.2.1 255.255.255.0</w:t>
+      <w:proofErr w:type="spellStart"/>
+      <w:r>
+        <w:rPr>
+          <w:bCs/>
+        </w:rPr>
+        <w:t>ip</w:t>
+      </w:r>
+      <w:proofErr w:type="spellEnd"/>
+      <w:r>
+        <w:rPr>
+          <w:bCs/>
+        </w:rPr>
+        <w:t xml:space="preserve"> address 192.168.2.1 255.255.255.0</w:t>
       </w:r>
     </w:p>
     <w:p>
@@ -2383,11 +2789,19 @@
           <w:bCs/>
         </w:rPr>
       </w:pPr>
-      <w:r>
-        <w:rPr>
-          <w:bCs/>
-        </w:rPr>
-        <w:t>ip address 10.0.1.2 255.255.255.0</w:t>
+      <w:proofErr w:type="spellStart"/>
+      <w:r>
+        <w:rPr>
+          <w:bCs/>
+        </w:rPr>
+        <w:t>ip</w:t>
+      </w:r>
+      <w:proofErr w:type="spellEnd"/>
+      <w:r>
+        <w:rPr>
+          <w:bCs/>
+        </w:rPr>
+        <w:t xml:space="preserve"> address 10.0.1.2 255.255.255.0</w:t>
       </w:r>
     </w:p>
     <w:p>
@@ -2487,12 +2901,14 @@
           <w:bCs/>
         </w:rPr>
       </w:pPr>
+      <w:proofErr w:type="spellStart"/>
       <w:r>
         <w:rPr>
           <w:bCs/>
         </w:rPr>
         <w:t>wr</w:t>
       </w:r>
+      <w:proofErr w:type="spellEnd"/>
     </w:p>
     <w:p>
       <w:pPr>
@@ -2521,7 +2937,7 @@
                     <pic:cNvPicPr/>
                   </pic:nvPicPr>
                   <pic:blipFill>
-                    <a:blip r:embed="rId15"/>
+                    <a:blip r:embed="rId16"/>
                     <a:stretch>
                       <a:fillRect/>
                     </a:stretch>
@@ -2548,11 +2964,19 @@
           <w:bCs/>
         </w:rPr>
       </w:pPr>
-      <w:r>
-        <w:rPr>
-          <w:bCs/>
-        </w:rPr>
-        <w:t>  PC1:</w:t>
+      <w:proofErr w:type="gramStart"/>
+      <w:r>
+        <w:rPr>
+          <w:bCs/>
+        </w:rPr>
+        <w:t>  PC</w:t>
+      </w:r>
+      <w:proofErr w:type="gramEnd"/>
+      <w:r>
+        <w:rPr>
+          <w:bCs/>
+        </w:rPr>
+        <w:t>1:</w:t>
       </w:r>
     </w:p>
     <w:p>
@@ -2574,11 +2998,19 @@
           <w:bCs/>
         </w:rPr>
       </w:pPr>
-      <w:r>
-        <w:rPr>
-          <w:bCs/>
-        </w:rPr>
-        <w:t>ip 192.168.0.5 24 192.168.0.1</w:t>
+      <w:proofErr w:type="spellStart"/>
+      <w:r>
+        <w:rPr>
+          <w:bCs/>
+        </w:rPr>
+        <w:t>ip</w:t>
+      </w:r>
+      <w:proofErr w:type="spellEnd"/>
+      <w:r>
+        <w:rPr>
+          <w:bCs/>
+        </w:rPr>
+        <w:t xml:space="preserve"> 192.168.0.5 24 192.168.0.1</w:t>
       </w:r>
     </w:p>
     <w:p>
@@ -2600,11 +3032,19 @@
           <w:bCs/>
         </w:rPr>
       </w:pPr>
-      <w:r>
-        <w:rPr>
-          <w:bCs/>
-        </w:rPr>
-        <w:t>  PC2:</w:t>
+      <w:proofErr w:type="gramStart"/>
+      <w:r>
+        <w:rPr>
+          <w:bCs/>
+        </w:rPr>
+        <w:t>  PC</w:t>
+      </w:r>
+      <w:proofErr w:type="gramEnd"/>
+      <w:r>
+        <w:rPr>
+          <w:bCs/>
+        </w:rPr>
+        <w:t>2:</w:t>
       </w:r>
     </w:p>
     <w:p>
@@ -2627,11 +3067,19 @@
           <w:bCs/>
         </w:rPr>
       </w:pPr>
-      <w:r>
-        <w:rPr>
-          <w:bCs/>
-        </w:rPr>
-        <w:t>ip 192.168.1.5 24 192.168.1.1</w:t>
+      <w:proofErr w:type="spellStart"/>
+      <w:r>
+        <w:rPr>
+          <w:bCs/>
+        </w:rPr>
+        <w:t>ip</w:t>
+      </w:r>
+      <w:proofErr w:type="spellEnd"/>
+      <w:r>
+        <w:rPr>
+          <w:bCs/>
+        </w:rPr>
+        <w:t xml:space="preserve"> 192.168.1.5 24 192.168.1.1</w:t>
       </w:r>
     </w:p>
     <w:p>
@@ -2653,11 +3101,19 @@
           <w:bCs/>
         </w:rPr>
       </w:pPr>
-      <w:r>
-        <w:rPr>
-          <w:bCs/>
-        </w:rPr>
-        <w:t>  PC3:</w:t>
+      <w:proofErr w:type="gramStart"/>
+      <w:r>
+        <w:rPr>
+          <w:bCs/>
+        </w:rPr>
+        <w:t>  PC</w:t>
+      </w:r>
+      <w:proofErr w:type="gramEnd"/>
+      <w:r>
+        <w:rPr>
+          <w:bCs/>
+        </w:rPr>
+        <w:t>3:</w:t>
       </w:r>
     </w:p>
     <w:p>
@@ -2679,11 +3135,19 @@
           <w:bCs/>
         </w:rPr>
       </w:pPr>
-      <w:r>
-        <w:rPr>
-          <w:bCs/>
-        </w:rPr>
-        <w:t>ip 192.168.2.5 24 192.168.2.1</w:t>
+      <w:proofErr w:type="spellStart"/>
+      <w:r>
+        <w:rPr>
+          <w:bCs/>
+        </w:rPr>
+        <w:t>ip</w:t>
+      </w:r>
+      <w:proofErr w:type="spellEnd"/>
+      <w:r>
+        <w:rPr>
+          <w:bCs/>
+        </w:rPr>
+        <w:t xml:space="preserve"> 192.168.2.5 24 192.168.2.1</w:t>
       </w:r>
     </w:p>
     <w:p>
@@ -2726,8 +3190,16 @@
         <w:rPr>
           <w:bCs/>
         </w:rPr>
-        <w:t>pc 1 ping tới</w:t>
-      </w:r>
+        <w:t xml:space="preserve">pc 1 ping </w:t>
+      </w:r>
+      <w:proofErr w:type="spellStart"/>
+      <w:r>
+        <w:rPr>
+          <w:bCs/>
+        </w:rPr>
+        <w:t>tới</w:t>
+      </w:r>
+      <w:proofErr w:type="spellEnd"/>
       <w:r>
         <w:rPr>
           <w:bCs/>
@@ -2764,7 +3236,7 @@
                     <pic:cNvPicPr/>
                   </pic:nvPicPr>
                   <pic:blipFill>
-                    <a:blip r:embed="rId16"/>
+                    <a:blip r:embed="rId17"/>
                     <a:stretch>
                       <a:fillRect/>
                     </a:stretch>
@@ -2806,37 +3278,659 @@
           <w:bCs/>
         </w:rPr>
       </w:pPr>
-      <w:r>
-        <w:rPr>
-          <w:bCs/>
-        </w:rPr>
-        <w:t>  Chữ C (Connected): Đại diện cho các dải mạng được cắm dây trực tiếp vào Router West (ví dụ mạng 192.168.0.0 và 10.0.0.0).</w:t>
-      </w:r>
-    </w:p>
-    <w:p>
-      <w:pPr>
-        <w:rPr>
-          <w:bCs/>
-        </w:rPr>
-      </w:pPr>
-      <w:r>
-        <w:rPr>
-          <w:bCs/>
-        </w:rPr>
-        <w:t>  Chữ R (RIP): Đại diện cho các dải mạng ở xa mà Router West tự động học được từ các Router khác thông qua giao thức định tuyến RIP (ví dụ mạng 192.168.1.0 hoặc 192.168.2.0).</w:t>
-      </w:r>
-    </w:p>
-    <w:p>
-      <w:pPr>
-        <w:rPr>
-          <w:bCs/>
-        </w:rPr>
-      </w:pPr>
-      <w:r>
-        <w:rPr>
-          <w:bCs/>
-        </w:rPr>
-        <w:t>  Cụm số [120/1] hoặc [120/2]:</w:t>
+      <w:proofErr w:type="gramStart"/>
+      <w:r>
+        <w:rPr>
+          <w:bCs/>
+        </w:rPr>
+        <w:t xml:space="preserve">  </w:t>
+      </w:r>
+      <w:proofErr w:type="spellStart"/>
+      <w:r>
+        <w:rPr>
+          <w:bCs/>
+        </w:rPr>
+        <w:t>Chữ</w:t>
+      </w:r>
+      <w:proofErr w:type="spellEnd"/>
+      <w:proofErr w:type="gramEnd"/>
+      <w:r>
+        <w:rPr>
+          <w:bCs/>
+        </w:rPr>
+        <w:t xml:space="preserve"> C (Connected): </w:t>
+      </w:r>
+      <w:proofErr w:type="spellStart"/>
+      <w:r>
+        <w:rPr>
+          <w:bCs/>
+        </w:rPr>
+        <w:t>Đại</w:t>
+      </w:r>
+      <w:proofErr w:type="spellEnd"/>
+      <w:r>
+        <w:rPr>
+          <w:bCs/>
+        </w:rPr>
+        <w:t xml:space="preserve"> </w:t>
+      </w:r>
+      <w:proofErr w:type="spellStart"/>
+      <w:r>
+        <w:rPr>
+          <w:bCs/>
+        </w:rPr>
+        <w:t>diện</w:t>
+      </w:r>
+      <w:proofErr w:type="spellEnd"/>
+      <w:r>
+        <w:rPr>
+          <w:bCs/>
+        </w:rPr>
+        <w:t xml:space="preserve"> </w:t>
+      </w:r>
+      <w:proofErr w:type="spellStart"/>
+      <w:r>
+        <w:rPr>
+          <w:bCs/>
+        </w:rPr>
+        <w:t>cho</w:t>
+      </w:r>
+      <w:proofErr w:type="spellEnd"/>
+      <w:r>
+        <w:rPr>
+          <w:bCs/>
+        </w:rPr>
+        <w:t xml:space="preserve"> </w:t>
+      </w:r>
+      <w:proofErr w:type="spellStart"/>
+      <w:r>
+        <w:rPr>
+          <w:bCs/>
+        </w:rPr>
+        <w:t>các</w:t>
+      </w:r>
+      <w:proofErr w:type="spellEnd"/>
+      <w:r>
+        <w:rPr>
+          <w:bCs/>
+        </w:rPr>
+        <w:t xml:space="preserve"> </w:t>
+      </w:r>
+      <w:proofErr w:type="spellStart"/>
+      <w:r>
+        <w:rPr>
+          <w:bCs/>
+        </w:rPr>
+        <w:t>dải</w:t>
+      </w:r>
+      <w:proofErr w:type="spellEnd"/>
+      <w:r>
+        <w:rPr>
+          <w:bCs/>
+        </w:rPr>
+        <w:t xml:space="preserve"> </w:t>
+      </w:r>
+      <w:proofErr w:type="spellStart"/>
+      <w:r>
+        <w:rPr>
+          <w:bCs/>
+        </w:rPr>
+        <w:t>mạng</w:t>
+      </w:r>
+      <w:proofErr w:type="spellEnd"/>
+      <w:r>
+        <w:rPr>
+          <w:bCs/>
+        </w:rPr>
+        <w:t xml:space="preserve"> </w:t>
+      </w:r>
+      <w:proofErr w:type="spellStart"/>
+      <w:r>
+        <w:rPr>
+          <w:bCs/>
+        </w:rPr>
+        <w:t>được</w:t>
+      </w:r>
+      <w:proofErr w:type="spellEnd"/>
+      <w:r>
+        <w:rPr>
+          <w:bCs/>
+        </w:rPr>
+        <w:t xml:space="preserve"> </w:t>
+      </w:r>
+      <w:proofErr w:type="spellStart"/>
+      <w:r>
+        <w:rPr>
+          <w:bCs/>
+        </w:rPr>
+        <w:t>cắm</w:t>
+      </w:r>
+      <w:proofErr w:type="spellEnd"/>
+      <w:r>
+        <w:rPr>
+          <w:bCs/>
+        </w:rPr>
+        <w:t xml:space="preserve"> </w:t>
+      </w:r>
+      <w:proofErr w:type="spellStart"/>
+      <w:r>
+        <w:rPr>
+          <w:bCs/>
+        </w:rPr>
+        <w:t>dây</w:t>
+      </w:r>
+      <w:proofErr w:type="spellEnd"/>
+      <w:r>
+        <w:rPr>
+          <w:bCs/>
+        </w:rPr>
+        <w:t xml:space="preserve"> </w:t>
+      </w:r>
+      <w:proofErr w:type="spellStart"/>
+      <w:r>
+        <w:rPr>
+          <w:bCs/>
+        </w:rPr>
+        <w:t>trực</w:t>
+      </w:r>
+      <w:proofErr w:type="spellEnd"/>
+      <w:r>
+        <w:rPr>
+          <w:bCs/>
+        </w:rPr>
+        <w:t xml:space="preserve"> </w:t>
+      </w:r>
+      <w:proofErr w:type="spellStart"/>
+      <w:r>
+        <w:rPr>
+          <w:bCs/>
+        </w:rPr>
+        <w:t>tiếp</w:t>
+      </w:r>
+      <w:proofErr w:type="spellEnd"/>
+      <w:r>
+        <w:rPr>
+          <w:bCs/>
+        </w:rPr>
+        <w:t xml:space="preserve"> </w:t>
+      </w:r>
+      <w:proofErr w:type="spellStart"/>
+      <w:r>
+        <w:rPr>
+          <w:bCs/>
+        </w:rPr>
+        <w:t>vào</w:t>
+      </w:r>
+      <w:proofErr w:type="spellEnd"/>
+      <w:r>
+        <w:rPr>
+          <w:bCs/>
+        </w:rPr>
+        <w:t xml:space="preserve"> Router West (</w:t>
+      </w:r>
+      <w:proofErr w:type="spellStart"/>
+      <w:r>
+        <w:rPr>
+          <w:bCs/>
+        </w:rPr>
+        <w:t>ví</w:t>
+      </w:r>
+      <w:proofErr w:type="spellEnd"/>
+      <w:r>
+        <w:rPr>
+          <w:bCs/>
+        </w:rPr>
+        <w:t xml:space="preserve"> </w:t>
+      </w:r>
+      <w:proofErr w:type="spellStart"/>
+      <w:r>
+        <w:rPr>
+          <w:bCs/>
+        </w:rPr>
+        <w:t>dụ</w:t>
+      </w:r>
+      <w:proofErr w:type="spellEnd"/>
+      <w:r>
+        <w:rPr>
+          <w:bCs/>
+        </w:rPr>
+        <w:t xml:space="preserve"> </w:t>
+      </w:r>
+      <w:proofErr w:type="spellStart"/>
+      <w:r>
+        <w:rPr>
+          <w:bCs/>
+        </w:rPr>
+        <w:t>mạng</w:t>
+      </w:r>
+      <w:proofErr w:type="spellEnd"/>
+      <w:r>
+        <w:rPr>
+          <w:bCs/>
+        </w:rPr>
+        <w:t xml:space="preserve"> 192.168.0.0 </w:t>
+      </w:r>
+      <w:proofErr w:type="spellStart"/>
+      <w:r>
+        <w:rPr>
+          <w:bCs/>
+        </w:rPr>
+        <w:t>và</w:t>
+      </w:r>
+      <w:proofErr w:type="spellEnd"/>
+      <w:r>
+        <w:rPr>
+          <w:bCs/>
+        </w:rPr>
+        <w:t xml:space="preserve"> 10.0.0.0).</w:t>
+      </w:r>
+    </w:p>
+    <w:p>
+      <w:pPr>
+        <w:rPr>
+          <w:bCs/>
+        </w:rPr>
+      </w:pPr>
+      <w:proofErr w:type="gramStart"/>
+      <w:r>
+        <w:rPr>
+          <w:bCs/>
+        </w:rPr>
+        <w:t xml:space="preserve">  </w:t>
+      </w:r>
+      <w:proofErr w:type="spellStart"/>
+      <w:r>
+        <w:rPr>
+          <w:bCs/>
+        </w:rPr>
+        <w:t>Chữ</w:t>
+      </w:r>
+      <w:proofErr w:type="spellEnd"/>
+      <w:proofErr w:type="gramEnd"/>
+      <w:r>
+        <w:rPr>
+          <w:bCs/>
+        </w:rPr>
+        <w:t xml:space="preserve"> R (RIP): </w:t>
+      </w:r>
+      <w:proofErr w:type="spellStart"/>
+      <w:r>
+        <w:rPr>
+          <w:bCs/>
+        </w:rPr>
+        <w:t>Đại</w:t>
+      </w:r>
+      <w:proofErr w:type="spellEnd"/>
+      <w:r>
+        <w:rPr>
+          <w:bCs/>
+        </w:rPr>
+        <w:t xml:space="preserve"> </w:t>
+      </w:r>
+      <w:proofErr w:type="spellStart"/>
+      <w:r>
+        <w:rPr>
+          <w:bCs/>
+        </w:rPr>
+        <w:t>diện</w:t>
+      </w:r>
+      <w:proofErr w:type="spellEnd"/>
+      <w:r>
+        <w:rPr>
+          <w:bCs/>
+        </w:rPr>
+        <w:t xml:space="preserve"> </w:t>
+      </w:r>
+      <w:proofErr w:type="spellStart"/>
+      <w:r>
+        <w:rPr>
+          <w:bCs/>
+        </w:rPr>
+        <w:t>cho</w:t>
+      </w:r>
+      <w:proofErr w:type="spellEnd"/>
+      <w:r>
+        <w:rPr>
+          <w:bCs/>
+        </w:rPr>
+        <w:t xml:space="preserve"> </w:t>
+      </w:r>
+      <w:proofErr w:type="spellStart"/>
+      <w:r>
+        <w:rPr>
+          <w:bCs/>
+        </w:rPr>
+        <w:t>các</w:t>
+      </w:r>
+      <w:proofErr w:type="spellEnd"/>
+      <w:r>
+        <w:rPr>
+          <w:bCs/>
+        </w:rPr>
+        <w:t xml:space="preserve"> </w:t>
+      </w:r>
+      <w:proofErr w:type="spellStart"/>
+      <w:r>
+        <w:rPr>
+          <w:bCs/>
+        </w:rPr>
+        <w:t>dải</w:t>
+      </w:r>
+      <w:proofErr w:type="spellEnd"/>
+      <w:r>
+        <w:rPr>
+          <w:bCs/>
+        </w:rPr>
+        <w:t xml:space="preserve"> </w:t>
+      </w:r>
+      <w:proofErr w:type="spellStart"/>
+      <w:r>
+        <w:rPr>
+          <w:bCs/>
+        </w:rPr>
+        <w:t>mạng</w:t>
+      </w:r>
+      <w:proofErr w:type="spellEnd"/>
+      <w:r>
+        <w:rPr>
+          <w:bCs/>
+        </w:rPr>
+        <w:t xml:space="preserve"> ở xa </w:t>
+      </w:r>
+      <w:proofErr w:type="spellStart"/>
+      <w:r>
+        <w:rPr>
+          <w:bCs/>
+        </w:rPr>
+        <w:t>mà</w:t>
+      </w:r>
+      <w:proofErr w:type="spellEnd"/>
+      <w:r>
+        <w:rPr>
+          <w:bCs/>
+        </w:rPr>
+        <w:t xml:space="preserve"> Router West </w:t>
+      </w:r>
+      <w:proofErr w:type="spellStart"/>
+      <w:r>
+        <w:rPr>
+          <w:bCs/>
+        </w:rPr>
+        <w:t>tự</w:t>
+      </w:r>
+      <w:proofErr w:type="spellEnd"/>
+      <w:r>
+        <w:rPr>
+          <w:bCs/>
+        </w:rPr>
+        <w:t xml:space="preserve"> </w:t>
+      </w:r>
+      <w:proofErr w:type="spellStart"/>
+      <w:r>
+        <w:rPr>
+          <w:bCs/>
+        </w:rPr>
+        <w:t>động</w:t>
+      </w:r>
+      <w:proofErr w:type="spellEnd"/>
+      <w:r>
+        <w:rPr>
+          <w:bCs/>
+        </w:rPr>
+        <w:t xml:space="preserve"> </w:t>
+      </w:r>
+      <w:proofErr w:type="spellStart"/>
+      <w:r>
+        <w:rPr>
+          <w:bCs/>
+        </w:rPr>
+        <w:t>học</w:t>
+      </w:r>
+      <w:proofErr w:type="spellEnd"/>
+      <w:r>
+        <w:rPr>
+          <w:bCs/>
+        </w:rPr>
+        <w:t xml:space="preserve"> </w:t>
+      </w:r>
+      <w:proofErr w:type="spellStart"/>
+      <w:r>
+        <w:rPr>
+          <w:bCs/>
+        </w:rPr>
+        <w:t>được</w:t>
+      </w:r>
+      <w:proofErr w:type="spellEnd"/>
+      <w:r>
+        <w:rPr>
+          <w:bCs/>
+        </w:rPr>
+        <w:t xml:space="preserve"> </w:t>
+      </w:r>
+      <w:proofErr w:type="spellStart"/>
+      <w:r>
+        <w:rPr>
+          <w:bCs/>
+        </w:rPr>
+        <w:t>từ</w:t>
+      </w:r>
+      <w:proofErr w:type="spellEnd"/>
+      <w:r>
+        <w:rPr>
+          <w:bCs/>
+        </w:rPr>
+        <w:t xml:space="preserve"> </w:t>
+      </w:r>
+      <w:proofErr w:type="spellStart"/>
+      <w:r>
+        <w:rPr>
+          <w:bCs/>
+        </w:rPr>
+        <w:t>các</w:t>
+      </w:r>
+      <w:proofErr w:type="spellEnd"/>
+      <w:r>
+        <w:rPr>
+          <w:bCs/>
+        </w:rPr>
+        <w:t xml:space="preserve"> Router </w:t>
+      </w:r>
+      <w:proofErr w:type="spellStart"/>
+      <w:r>
+        <w:rPr>
+          <w:bCs/>
+        </w:rPr>
+        <w:t>khác</w:t>
+      </w:r>
+      <w:proofErr w:type="spellEnd"/>
+      <w:r>
+        <w:rPr>
+          <w:bCs/>
+        </w:rPr>
+        <w:t xml:space="preserve"> </w:t>
+      </w:r>
+      <w:proofErr w:type="spellStart"/>
+      <w:r>
+        <w:rPr>
+          <w:bCs/>
+        </w:rPr>
+        <w:t>thông</w:t>
+      </w:r>
+      <w:proofErr w:type="spellEnd"/>
+      <w:r>
+        <w:rPr>
+          <w:bCs/>
+        </w:rPr>
+        <w:t xml:space="preserve"> qua </w:t>
+      </w:r>
+      <w:proofErr w:type="spellStart"/>
+      <w:r>
+        <w:rPr>
+          <w:bCs/>
+        </w:rPr>
+        <w:t>giao</w:t>
+      </w:r>
+      <w:proofErr w:type="spellEnd"/>
+      <w:r>
+        <w:rPr>
+          <w:bCs/>
+        </w:rPr>
+        <w:t xml:space="preserve"> </w:t>
+      </w:r>
+      <w:proofErr w:type="spellStart"/>
+      <w:r>
+        <w:rPr>
+          <w:bCs/>
+        </w:rPr>
+        <w:t>thức</w:t>
+      </w:r>
+      <w:proofErr w:type="spellEnd"/>
+      <w:r>
+        <w:rPr>
+          <w:bCs/>
+        </w:rPr>
+        <w:t xml:space="preserve"> </w:t>
+      </w:r>
+      <w:proofErr w:type="spellStart"/>
+      <w:r>
+        <w:rPr>
+          <w:bCs/>
+        </w:rPr>
+        <w:t>định</w:t>
+      </w:r>
+      <w:proofErr w:type="spellEnd"/>
+      <w:r>
+        <w:rPr>
+          <w:bCs/>
+        </w:rPr>
+        <w:t xml:space="preserve"> </w:t>
+      </w:r>
+      <w:proofErr w:type="spellStart"/>
+      <w:r>
+        <w:rPr>
+          <w:bCs/>
+        </w:rPr>
+        <w:t>tuyến</w:t>
+      </w:r>
+      <w:proofErr w:type="spellEnd"/>
+      <w:r>
+        <w:rPr>
+          <w:bCs/>
+        </w:rPr>
+        <w:t xml:space="preserve"> RIP (</w:t>
+      </w:r>
+      <w:proofErr w:type="spellStart"/>
+      <w:r>
+        <w:rPr>
+          <w:bCs/>
+        </w:rPr>
+        <w:t>ví</w:t>
+      </w:r>
+      <w:proofErr w:type="spellEnd"/>
+      <w:r>
+        <w:rPr>
+          <w:bCs/>
+        </w:rPr>
+        <w:t xml:space="preserve"> </w:t>
+      </w:r>
+      <w:proofErr w:type="spellStart"/>
+      <w:r>
+        <w:rPr>
+          <w:bCs/>
+        </w:rPr>
+        <w:t>dụ</w:t>
+      </w:r>
+      <w:proofErr w:type="spellEnd"/>
+      <w:r>
+        <w:rPr>
+          <w:bCs/>
+        </w:rPr>
+        <w:t xml:space="preserve"> </w:t>
+      </w:r>
+      <w:proofErr w:type="spellStart"/>
+      <w:r>
+        <w:rPr>
+          <w:bCs/>
+        </w:rPr>
+        <w:t>mạng</w:t>
+      </w:r>
+      <w:proofErr w:type="spellEnd"/>
+      <w:r>
+        <w:rPr>
+          <w:bCs/>
+        </w:rPr>
+        <w:t xml:space="preserve"> 192.168.1.0 </w:t>
+      </w:r>
+      <w:proofErr w:type="spellStart"/>
+      <w:r>
+        <w:rPr>
+          <w:bCs/>
+        </w:rPr>
+        <w:t>hoặc</w:t>
+      </w:r>
+      <w:proofErr w:type="spellEnd"/>
+      <w:r>
+        <w:rPr>
+          <w:bCs/>
+        </w:rPr>
+        <w:t xml:space="preserve"> 192.168.2.0).</w:t>
+      </w:r>
+    </w:p>
+    <w:p>
+      <w:pPr>
+        <w:rPr>
+          <w:bCs/>
+        </w:rPr>
+      </w:pPr>
+      <w:proofErr w:type="gramStart"/>
+      <w:r>
+        <w:rPr>
+          <w:bCs/>
+        </w:rPr>
+        <w:t xml:space="preserve">  </w:t>
+      </w:r>
+      <w:proofErr w:type="spellStart"/>
+      <w:r>
+        <w:rPr>
+          <w:bCs/>
+        </w:rPr>
+        <w:t>Cụm</w:t>
+      </w:r>
+      <w:proofErr w:type="spellEnd"/>
+      <w:proofErr w:type="gramEnd"/>
+      <w:r>
+        <w:rPr>
+          <w:bCs/>
+        </w:rPr>
+        <w:t xml:space="preserve"> </w:t>
+      </w:r>
+      <w:proofErr w:type="spellStart"/>
+      <w:r>
+        <w:rPr>
+          <w:bCs/>
+        </w:rPr>
+        <w:t>số</w:t>
+      </w:r>
+      <w:proofErr w:type="spellEnd"/>
+      <w:r>
+        <w:rPr>
+          <w:bCs/>
+        </w:rPr>
+        <w:t xml:space="preserve"> [120/1] </w:t>
+      </w:r>
+      <w:proofErr w:type="spellStart"/>
+      <w:r>
+        <w:rPr>
+          <w:bCs/>
+        </w:rPr>
+        <w:t>hoặc</w:t>
+      </w:r>
+      <w:proofErr w:type="spellEnd"/>
+      <w:r>
+        <w:rPr>
+          <w:bCs/>
+        </w:rPr>
+        <w:t xml:space="preserve"> [120/2]:</w:t>
       </w:r>
     </w:p>
     <w:p>
@@ -2853,7 +3947,133 @@
         <w:rPr>
           <w:bCs/>
         </w:rPr>
-        <w:t>120: Là độ ưu tiên (Administrative Distance) mặc định của giao thức RIP.</w:t>
+        <w:t xml:space="preserve">120: </w:t>
+      </w:r>
+      <w:proofErr w:type="spellStart"/>
+      <w:r>
+        <w:rPr>
+          <w:bCs/>
+        </w:rPr>
+        <w:t>Là</w:t>
+      </w:r>
+      <w:proofErr w:type="spellEnd"/>
+      <w:r>
+        <w:rPr>
+          <w:bCs/>
+        </w:rPr>
+        <w:t xml:space="preserve"> </w:t>
+      </w:r>
+      <w:proofErr w:type="spellStart"/>
+      <w:r>
+        <w:rPr>
+          <w:bCs/>
+        </w:rPr>
+        <w:t>độ</w:t>
+      </w:r>
+      <w:proofErr w:type="spellEnd"/>
+      <w:r>
+        <w:rPr>
+          <w:bCs/>
+        </w:rPr>
+        <w:t xml:space="preserve"> </w:t>
+      </w:r>
+      <w:proofErr w:type="spellStart"/>
+      <w:r>
+        <w:rPr>
+          <w:bCs/>
+        </w:rPr>
+        <w:t>ưu</w:t>
+      </w:r>
+      <w:proofErr w:type="spellEnd"/>
+      <w:r>
+        <w:rPr>
+          <w:bCs/>
+        </w:rPr>
+        <w:t xml:space="preserve"> </w:t>
+      </w:r>
+      <w:proofErr w:type="spellStart"/>
+      <w:r>
+        <w:rPr>
+          <w:bCs/>
+        </w:rPr>
+        <w:t>tiên</w:t>
+      </w:r>
+      <w:proofErr w:type="spellEnd"/>
+      <w:r>
+        <w:rPr>
+          <w:bCs/>
+        </w:rPr>
+        <w:t xml:space="preserve"> (Administrative Distance) </w:t>
+      </w:r>
+      <w:proofErr w:type="spellStart"/>
+      <w:r>
+        <w:rPr>
+          <w:bCs/>
+        </w:rPr>
+        <w:t>mặc</w:t>
+      </w:r>
+      <w:proofErr w:type="spellEnd"/>
+      <w:r>
+        <w:rPr>
+          <w:bCs/>
+        </w:rPr>
+        <w:t xml:space="preserve"> </w:t>
+      </w:r>
+      <w:proofErr w:type="spellStart"/>
+      <w:r>
+        <w:rPr>
+          <w:bCs/>
+        </w:rPr>
+        <w:t>định</w:t>
+      </w:r>
+      <w:proofErr w:type="spellEnd"/>
+      <w:r>
+        <w:rPr>
+          <w:bCs/>
+        </w:rPr>
+        <w:t xml:space="preserve"> </w:t>
+      </w:r>
+      <w:proofErr w:type="spellStart"/>
+      <w:r>
+        <w:rPr>
+          <w:bCs/>
+        </w:rPr>
+        <w:t>của</w:t>
+      </w:r>
+      <w:proofErr w:type="spellEnd"/>
+      <w:r>
+        <w:rPr>
+          <w:bCs/>
+        </w:rPr>
+        <w:t xml:space="preserve"> </w:t>
+      </w:r>
+      <w:proofErr w:type="spellStart"/>
+      <w:r>
+        <w:rPr>
+          <w:bCs/>
+        </w:rPr>
+        <w:t>giao</w:t>
+      </w:r>
+      <w:proofErr w:type="spellEnd"/>
+      <w:r>
+        <w:rPr>
+          <w:bCs/>
+        </w:rPr>
+        <w:t xml:space="preserve"> </w:t>
+      </w:r>
+      <w:proofErr w:type="spellStart"/>
+      <w:r>
+        <w:rPr>
+          <w:bCs/>
+        </w:rPr>
+        <w:t>thức</w:t>
+      </w:r>
+      <w:proofErr w:type="spellEnd"/>
+      <w:r>
+        <w:rPr>
+          <w:bCs/>
+        </w:rPr>
+        <w:t xml:space="preserve"> RIP.</w:t>
       </w:r>
     </w:p>
     <w:p>
@@ -2870,20 +4090,434 @@
         <w:rPr>
           <w:bCs/>
         </w:rPr>
-        <w:t>1 hoặc 2: Là số bước nhảy (Hop count). Ví dụ 1 nghĩa là gói tin phải nhảy qua 1 Router nữa mới đến được mạng đích.</w:t>
-      </w:r>
-    </w:p>
-    <w:p>
-      <w:pPr>
-        <w:rPr>
-          <w:bCs/>
-        </w:rPr>
-      </w:pPr>
-      <w:r>
-        <w:rPr>
-          <w:bCs/>
-        </w:rPr>
-        <w:t>  via [IP]: Là địa chỉ IP của trạm kế tiếp (Next-hop) mà Router West sẽ ném gói tin sang.</w:t>
+        <w:t xml:space="preserve">1 </w:t>
+      </w:r>
+      <w:proofErr w:type="spellStart"/>
+      <w:r>
+        <w:rPr>
+          <w:bCs/>
+        </w:rPr>
+        <w:t>hoặc</w:t>
+      </w:r>
+      <w:proofErr w:type="spellEnd"/>
+      <w:r>
+        <w:rPr>
+          <w:bCs/>
+        </w:rPr>
+        <w:t xml:space="preserve"> 2: </w:t>
+      </w:r>
+      <w:proofErr w:type="spellStart"/>
+      <w:r>
+        <w:rPr>
+          <w:bCs/>
+        </w:rPr>
+        <w:t>Là</w:t>
+      </w:r>
+      <w:proofErr w:type="spellEnd"/>
+      <w:r>
+        <w:rPr>
+          <w:bCs/>
+        </w:rPr>
+        <w:t xml:space="preserve"> </w:t>
+      </w:r>
+      <w:proofErr w:type="spellStart"/>
+      <w:r>
+        <w:rPr>
+          <w:bCs/>
+        </w:rPr>
+        <w:t>số</w:t>
+      </w:r>
+      <w:proofErr w:type="spellEnd"/>
+      <w:r>
+        <w:rPr>
+          <w:bCs/>
+        </w:rPr>
+        <w:t xml:space="preserve"> </w:t>
+      </w:r>
+      <w:proofErr w:type="spellStart"/>
+      <w:r>
+        <w:rPr>
+          <w:bCs/>
+        </w:rPr>
+        <w:t>bước</w:t>
+      </w:r>
+      <w:proofErr w:type="spellEnd"/>
+      <w:r>
+        <w:rPr>
+          <w:bCs/>
+        </w:rPr>
+        <w:t xml:space="preserve"> </w:t>
+      </w:r>
+      <w:proofErr w:type="spellStart"/>
+      <w:r>
+        <w:rPr>
+          <w:bCs/>
+        </w:rPr>
+        <w:t>nhảy</w:t>
+      </w:r>
+      <w:proofErr w:type="spellEnd"/>
+      <w:r>
+        <w:rPr>
+          <w:bCs/>
+        </w:rPr>
+        <w:t xml:space="preserve"> (Hop count). </w:t>
+      </w:r>
+      <w:proofErr w:type="spellStart"/>
+      <w:r>
+        <w:rPr>
+          <w:bCs/>
+        </w:rPr>
+        <w:t>Ví</w:t>
+      </w:r>
+      <w:proofErr w:type="spellEnd"/>
+      <w:r>
+        <w:rPr>
+          <w:bCs/>
+        </w:rPr>
+        <w:t xml:space="preserve"> </w:t>
+      </w:r>
+      <w:proofErr w:type="spellStart"/>
+      <w:r>
+        <w:rPr>
+          <w:bCs/>
+        </w:rPr>
+        <w:t>dụ</w:t>
+      </w:r>
+      <w:proofErr w:type="spellEnd"/>
+      <w:r>
+        <w:rPr>
+          <w:bCs/>
+        </w:rPr>
+        <w:t xml:space="preserve"> 1 </w:t>
+      </w:r>
+      <w:proofErr w:type="spellStart"/>
+      <w:r>
+        <w:rPr>
+          <w:bCs/>
+        </w:rPr>
+        <w:t>nghĩa</w:t>
+      </w:r>
+      <w:proofErr w:type="spellEnd"/>
+      <w:r>
+        <w:rPr>
+          <w:bCs/>
+        </w:rPr>
+        <w:t xml:space="preserve"> </w:t>
+      </w:r>
+      <w:proofErr w:type="spellStart"/>
+      <w:r>
+        <w:rPr>
+          <w:bCs/>
+        </w:rPr>
+        <w:t>là</w:t>
+      </w:r>
+      <w:proofErr w:type="spellEnd"/>
+      <w:r>
+        <w:rPr>
+          <w:bCs/>
+        </w:rPr>
+        <w:t xml:space="preserve"> </w:t>
+      </w:r>
+      <w:proofErr w:type="spellStart"/>
+      <w:r>
+        <w:rPr>
+          <w:bCs/>
+        </w:rPr>
+        <w:t>gói</w:t>
+      </w:r>
+      <w:proofErr w:type="spellEnd"/>
+      <w:r>
+        <w:rPr>
+          <w:bCs/>
+        </w:rPr>
+        <w:t xml:space="preserve"> tin </w:t>
+      </w:r>
+      <w:proofErr w:type="spellStart"/>
+      <w:r>
+        <w:rPr>
+          <w:bCs/>
+        </w:rPr>
+        <w:t>phải</w:t>
+      </w:r>
+      <w:proofErr w:type="spellEnd"/>
+      <w:r>
+        <w:rPr>
+          <w:bCs/>
+        </w:rPr>
+        <w:t xml:space="preserve"> </w:t>
+      </w:r>
+      <w:proofErr w:type="spellStart"/>
+      <w:r>
+        <w:rPr>
+          <w:bCs/>
+        </w:rPr>
+        <w:t>nhảy</w:t>
+      </w:r>
+      <w:proofErr w:type="spellEnd"/>
+      <w:r>
+        <w:rPr>
+          <w:bCs/>
+        </w:rPr>
+        <w:t xml:space="preserve"> qua 1 Router </w:t>
+      </w:r>
+      <w:proofErr w:type="spellStart"/>
+      <w:r>
+        <w:rPr>
+          <w:bCs/>
+        </w:rPr>
+        <w:t>nữa</w:t>
+      </w:r>
+      <w:proofErr w:type="spellEnd"/>
+      <w:r>
+        <w:rPr>
+          <w:bCs/>
+        </w:rPr>
+        <w:t xml:space="preserve"> </w:t>
+      </w:r>
+      <w:proofErr w:type="spellStart"/>
+      <w:r>
+        <w:rPr>
+          <w:bCs/>
+        </w:rPr>
+        <w:t>mới</w:t>
+      </w:r>
+      <w:proofErr w:type="spellEnd"/>
+      <w:r>
+        <w:rPr>
+          <w:bCs/>
+        </w:rPr>
+        <w:t xml:space="preserve"> </w:t>
+      </w:r>
+      <w:proofErr w:type="spellStart"/>
+      <w:r>
+        <w:rPr>
+          <w:bCs/>
+        </w:rPr>
+        <w:t>đến</w:t>
+      </w:r>
+      <w:proofErr w:type="spellEnd"/>
+      <w:r>
+        <w:rPr>
+          <w:bCs/>
+        </w:rPr>
+        <w:t xml:space="preserve"> </w:t>
+      </w:r>
+      <w:proofErr w:type="spellStart"/>
+      <w:r>
+        <w:rPr>
+          <w:bCs/>
+        </w:rPr>
+        <w:t>được</w:t>
+      </w:r>
+      <w:proofErr w:type="spellEnd"/>
+      <w:r>
+        <w:rPr>
+          <w:bCs/>
+        </w:rPr>
+        <w:t xml:space="preserve"> </w:t>
+      </w:r>
+      <w:proofErr w:type="spellStart"/>
+      <w:r>
+        <w:rPr>
+          <w:bCs/>
+        </w:rPr>
+        <w:t>mạng</w:t>
+      </w:r>
+      <w:proofErr w:type="spellEnd"/>
+      <w:r>
+        <w:rPr>
+          <w:bCs/>
+        </w:rPr>
+        <w:t xml:space="preserve"> </w:t>
+      </w:r>
+      <w:proofErr w:type="spellStart"/>
+      <w:r>
+        <w:rPr>
+          <w:bCs/>
+        </w:rPr>
+        <w:t>đích</w:t>
+      </w:r>
+      <w:proofErr w:type="spellEnd"/>
+      <w:r>
+        <w:rPr>
+          <w:bCs/>
+        </w:rPr>
+        <w:t>.</w:t>
+      </w:r>
+    </w:p>
+    <w:p>
+      <w:pPr>
+        <w:rPr>
+          <w:bCs/>
+        </w:rPr>
+      </w:pPr>
+      <w:proofErr w:type="gramStart"/>
+      <w:r>
+        <w:rPr>
+          <w:bCs/>
+        </w:rPr>
+        <w:t>  via</w:t>
+      </w:r>
+      <w:proofErr w:type="gramEnd"/>
+      <w:r>
+        <w:rPr>
+          <w:bCs/>
+        </w:rPr>
+        <w:t xml:space="preserve"> [IP]: </w:t>
+      </w:r>
+      <w:proofErr w:type="spellStart"/>
+      <w:r>
+        <w:rPr>
+          <w:bCs/>
+        </w:rPr>
+        <w:t>Là</w:t>
+      </w:r>
+      <w:proofErr w:type="spellEnd"/>
+      <w:r>
+        <w:rPr>
+          <w:bCs/>
+        </w:rPr>
+        <w:t xml:space="preserve"> </w:t>
+      </w:r>
+      <w:proofErr w:type="spellStart"/>
+      <w:r>
+        <w:rPr>
+          <w:bCs/>
+        </w:rPr>
+        <w:t>địa</w:t>
+      </w:r>
+      <w:proofErr w:type="spellEnd"/>
+      <w:r>
+        <w:rPr>
+          <w:bCs/>
+        </w:rPr>
+        <w:t xml:space="preserve"> </w:t>
+      </w:r>
+      <w:proofErr w:type="spellStart"/>
+      <w:r>
+        <w:rPr>
+          <w:bCs/>
+        </w:rPr>
+        <w:t>chỉ</w:t>
+      </w:r>
+      <w:proofErr w:type="spellEnd"/>
+      <w:r>
+        <w:rPr>
+          <w:bCs/>
+        </w:rPr>
+        <w:t xml:space="preserve"> IP </w:t>
+      </w:r>
+      <w:proofErr w:type="spellStart"/>
+      <w:r>
+        <w:rPr>
+          <w:bCs/>
+        </w:rPr>
+        <w:t>của</w:t>
+      </w:r>
+      <w:proofErr w:type="spellEnd"/>
+      <w:r>
+        <w:rPr>
+          <w:bCs/>
+        </w:rPr>
+        <w:t xml:space="preserve"> </w:t>
+      </w:r>
+      <w:proofErr w:type="spellStart"/>
+      <w:r>
+        <w:rPr>
+          <w:bCs/>
+        </w:rPr>
+        <w:t>trạm</w:t>
+      </w:r>
+      <w:proofErr w:type="spellEnd"/>
+      <w:r>
+        <w:rPr>
+          <w:bCs/>
+        </w:rPr>
+        <w:t xml:space="preserve"> </w:t>
+      </w:r>
+      <w:proofErr w:type="spellStart"/>
+      <w:r>
+        <w:rPr>
+          <w:bCs/>
+        </w:rPr>
+        <w:t>kế</w:t>
+      </w:r>
+      <w:proofErr w:type="spellEnd"/>
+      <w:r>
+        <w:rPr>
+          <w:bCs/>
+        </w:rPr>
+        <w:t xml:space="preserve"> </w:t>
+      </w:r>
+      <w:proofErr w:type="spellStart"/>
+      <w:r>
+        <w:rPr>
+          <w:bCs/>
+        </w:rPr>
+        <w:t>tiếp</w:t>
+      </w:r>
+      <w:proofErr w:type="spellEnd"/>
+      <w:r>
+        <w:rPr>
+          <w:bCs/>
+        </w:rPr>
+        <w:t xml:space="preserve"> (Next-hop) </w:t>
+      </w:r>
+      <w:proofErr w:type="spellStart"/>
+      <w:r>
+        <w:rPr>
+          <w:bCs/>
+        </w:rPr>
+        <w:t>mà</w:t>
+      </w:r>
+      <w:proofErr w:type="spellEnd"/>
+      <w:r>
+        <w:rPr>
+          <w:bCs/>
+        </w:rPr>
+        <w:t xml:space="preserve"> Router West </w:t>
+      </w:r>
+      <w:proofErr w:type="spellStart"/>
+      <w:r>
+        <w:rPr>
+          <w:bCs/>
+        </w:rPr>
+        <w:t>sẽ</w:t>
+      </w:r>
+      <w:proofErr w:type="spellEnd"/>
+      <w:r>
+        <w:rPr>
+          <w:bCs/>
+        </w:rPr>
+        <w:t xml:space="preserve"> </w:t>
+      </w:r>
+      <w:proofErr w:type="spellStart"/>
+      <w:r>
+        <w:rPr>
+          <w:bCs/>
+        </w:rPr>
+        <w:t>ném</w:t>
+      </w:r>
+      <w:proofErr w:type="spellEnd"/>
+      <w:r>
+        <w:rPr>
+          <w:bCs/>
+        </w:rPr>
+        <w:t xml:space="preserve"> </w:t>
+      </w:r>
+      <w:proofErr w:type="spellStart"/>
+      <w:r>
+        <w:rPr>
+          <w:bCs/>
+        </w:rPr>
+        <w:t>gói</w:t>
+      </w:r>
+      <w:proofErr w:type="spellEnd"/>
+      <w:r>
+        <w:rPr>
+          <w:bCs/>
+        </w:rPr>
+        <w:t xml:space="preserve"> tin sang.</w:t>
       </w:r>
     </w:p>
     <w:p>
@@ -2923,7 +4557,7 @@
                     <pic:cNvPicPr/>
                   </pic:nvPicPr>
                   <pic:blipFill>
-                    <a:blip r:embed="rId17"/>
+                    <a:blip r:embed="rId18"/>
                     <a:stretch>
                       <a:fillRect/>
                     </a:stretch>
@@ -2961,46 +4595,822 @@
         <w:rPr>
           <w:bCs/>
         </w:rPr>
-        <w:t>  Chặng 1 (192.168.0.1): Gói tin đi từ PC1 lên cổng Gateway của Router West.</w:t>
-      </w:r>
-    </w:p>
-    <w:p>
-      <w:pPr>
-        <w:rPr>
-          <w:bCs/>
-        </w:rPr>
-      </w:pPr>
-      <w:r>
-        <w:rPr>
-          <w:bCs/>
-        </w:rPr>
-        <w:t>  Chặng 2 (10.0.0.2): Router West chuyển tiếp gói tin sang Router Central.</w:t>
-      </w:r>
-    </w:p>
-    <w:p>
-      <w:pPr>
-        <w:rPr>
-          <w:bCs/>
-        </w:rPr>
-      </w:pPr>
-      <w:r>
-        <w:rPr>
-          <w:bCs/>
-        </w:rPr>
-        <w:t>  Chặng 3 (10.0.1.2): Router Central chuyển tiếp gói tin sang Router East.</w:t>
-      </w:r>
-    </w:p>
-    <w:p>
-      <w:pPr>
-        <w:rPr>
-          <w:bCs/>
-        </w:rPr>
-      </w:pPr>
-      <w:r>
-        <w:rPr>
-          <w:bCs/>
-        </w:rPr>
-        <w:t>  Kết quả: Gói tin đã đến được mạng đích 192.168.2.0. Việc xuất hiện thông báo Destination port unreachable ở cuối chặng là do VPCS trong EVE-NG phản hồi gói tin ICMP của lệnh trace, điều này hoàn toàn bình thường và xác nhận rằng đường truyền giữa các Router đã thông suốt nhờ RIP.</w:t>
+        <w:t xml:space="preserve">  </w:t>
+      </w:r>
+      <w:proofErr w:type="spellStart"/>
+      <w:r>
+        <w:rPr>
+          <w:bCs/>
+        </w:rPr>
+        <w:t>Chặng</w:t>
+      </w:r>
+      <w:proofErr w:type="spellEnd"/>
+      <w:r>
+        <w:rPr>
+          <w:bCs/>
+        </w:rPr>
+        <w:t xml:space="preserve"> 1 (192.168.0.1): </w:t>
+      </w:r>
+      <w:proofErr w:type="spellStart"/>
+      <w:r>
+        <w:rPr>
+          <w:bCs/>
+        </w:rPr>
+        <w:t>Gói</w:t>
+      </w:r>
+      <w:proofErr w:type="spellEnd"/>
+      <w:r>
+        <w:rPr>
+          <w:bCs/>
+        </w:rPr>
+        <w:t xml:space="preserve"> tin </w:t>
+      </w:r>
+      <w:proofErr w:type="spellStart"/>
+      <w:r>
+        <w:rPr>
+          <w:bCs/>
+        </w:rPr>
+        <w:t>đi</w:t>
+      </w:r>
+      <w:proofErr w:type="spellEnd"/>
+      <w:r>
+        <w:rPr>
+          <w:bCs/>
+        </w:rPr>
+        <w:t xml:space="preserve"> </w:t>
+      </w:r>
+      <w:proofErr w:type="spellStart"/>
+      <w:r>
+        <w:rPr>
+          <w:bCs/>
+        </w:rPr>
+        <w:t>từ</w:t>
+      </w:r>
+      <w:proofErr w:type="spellEnd"/>
+      <w:r>
+        <w:rPr>
+          <w:bCs/>
+        </w:rPr>
+        <w:t xml:space="preserve"> PC1 </w:t>
+      </w:r>
+      <w:proofErr w:type="spellStart"/>
+      <w:r>
+        <w:rPr>
+          <w:bCs/>
+        </w:rPr>
+        <w:t>lên</w:t>
+      </w:r>
+      <w:proofErr w:type="spellEnd"/>
+      <w:r>
+        <w:rPr>
+          <w:bCs/>
+        </w:rPr>
+        <w:t xml:space="preserve"> </w:t>
+      </w:r>
+      <w:proofErr w:type="spellStart"/>
+      <w:r>
+        <w:rPr>
+          <w:bCs/>
+        </w:rPr>
+        <w:t>cổng</w:t>
+      </w:r>
+      <w:proofErr w:type="spellEnd"/>
+      <w:r>
+        <w:rPr>
+          <w:bCs/>
+        </w:rPr>
+        <w:t xml:space="preserve"> Gateway </w:t>
+      </w:r>
+      <w:proofErr w:type="spellStart"/>
+      <w:r>
+        <w:rPr>
+          <w:bCs/>
+        </w:rPr>
+        <w:t>của</w:t>
+      </w:r>
+      <w:proofErr w:type="spellEnd"/>
+      <w:r>
+        <w:rPr>
+          <w:bCs/>
+        </w:rPr>
+        <w:t xml:space="preserve"> Router West.</w:t>
+      </w:r>
+    </w:p>
+    <w:p>
+      <w:pPr>
+        <w:rPr>
+          <w:bCs/>
+        </w:rPr>
+      </w:pPr>
+      <w:proofErr w:type="gramStart"/>
+      <w:r>
+        <w:rPr>
+          <w:bCs/>
+        </w:rPr>
+        <w:t xml:space="preserve">  </w:t>
+      </w:r>
+      <w:proofErr w:type="spellStart"/>
+      <w:r>
+        <w:rPr>
+          <w:bCs/>
+        </w:rPr>
+        <w:t>Chặng</w:t>
+      </w:r>
+      <w:proofErr w:type="spellEnd"/>
+      <w:proofErr w:type="gramEnd"/>
+      <w:r>
+        <w:rPr>
+          <w:bCs/>
+        </w:rPr>
+        <w:t xml:space="preserve"> 2 (10.0.0.2): Router West </w:t>
+      </w:r>
+      <w:proofErr w:type="spellStart"/>
+      <w:r>
+        <w:rPr>
+          <w:bCs/>
+        </w:rPr>
+        <w:t>chuyển</w:t>
+      </w:r>
+      <w:proofErr w:type="spellEnd"/>
+      <w:r>
+        <w:rPr>
+          <w:bCs/>
+        </w:rPr>
+        <w:t xml:space="preserve"> </w:t>
+      </w:r>
+      <w:proofErr w:type="spellStart"/>
+      <w:r>
+        <w:rPr>
+          <w:bCs/>
+        </w:rPr>
+        <w:t>tiếp</w:t>
+      </w:r>
+      <w:proofErr w:type="spellEnd"/>
+      <w:r>
+        <w:rPr>
+          <w:bCs/>
+        </w:rPr>
+        <w:t xml:space="preserve"> </w:t>
+      </w:r>
+      <w:proofErr w:type="spellStart"/>
+      <w:r>
+        <w:rPr>
+          <w:bCs/>
+        </w:rPr>
+        <w:t>gói</w:t>
+      </w:r>
+      <w:proofErr w:type="spellEnd"/>
+      <w:r>
+        <w:rPr>
+          <w:bCs/>
+        </w:rPr>
+        <w:t xml:space="preserve"> tin sang Router Central.</w:t>
+      </w:r>
+    </w:p>
+    <w:p>
+      <w:pPr>
+        <w:rPr>
+          <w:bCs/>
+        </w:rPr>
+      </w:pPr>
+      <w:proofErr w:type="gramStart"/>
+      <w:r>
+        <w:rPr>
+          <w:bCs/>
+        </w:rPr>
+        <w:t xml:space="preserve">  </w:t>
+      </w:r>
+      <w:proofErr w:type="spellStart"/>
+      <w:r>
+        <w:rPr>
+          <w:bCs/>
+        </w:rPr>
+        <w:t>Chặng</w:t>
+      </w:r>
+      <w:proofErr w:type="spellEnd"/>
+      <w:proofErr w:type="gramEnd"/>
+      <w:r>
+        <w:rPr>
+          <w:bCs/>
+        </w:rPr>
+        <w:t xml:space="preserve"> 3 (10.0.1.2): Router Central </w:t>
+      </w:r>
+      <w:proofErr w:type="spellStart"/>
+      <w:r>
+        <w:rPr>
+          <w:bCs/>
+        </w:rPr>
+        <w:t>chuyển</w:t>
+      </w:r>
+      <w:proofErr w:type="spellEnd"/>
+      <w:r>
+        <w:rPr>
+          <w:bCs/>
+        </w:rPr>
+        <w:t xml:space="preserve"> </w:t>
+      </w:r>
+      <w:proofErr w:type="spellStart"/>
+      <w:r>
+        <w:rPr>
+          <w:bCs/>
+        </w:rPr>
+        <w:t>tiếp</w:t>
+      </w:r>
+      <w:proofErr w:type="spellEnd"/>
+      <w:r>
+        <w:rPr>
+          <w:bCs/>
+        </w:rPr>
+        <w:t xml:space="preserve"> </w:t>
+      </w:r>
+      <w:proofErr w:type="spellStart"/>
+      <w:r>
+        <w:rPr>
+          <w:bCs/>
+        </w:rPr>
+        <w:t>gói</w:t>
+      </w:r>
+      <w:proofErr w:type="spellEnd"/>
+      <w:r>
+        <w:rPr>
+          <w:bCs/>
+        </w:rPr>
+        <w:t xml:space="preserve"> tin sang Router East.</w:t>
+      </w:r>
+    </w:p>
+    <w:p>
+      <w:pPr>
+        <w:rPr>
+          <w:bCs/>
+        </w:rPr>
+      </w:pPr>
+      <w:proofErr w:type="gramStart"/>
+      <w:r>
+        <w:rPr>
+          <w:bCs/>
+        </w:rPr>
+        <w:t xml:space="preserve">  </w:t>
+      </w:r>
+      <w:proofErr w:type="spellStart"/>
+      <w:r>
+        <w:rPr>
+          <w:bCs/>
+        </w:rPr>
+        <w:t>Kết</w:t>
+      </w:r>
+      <w:proofErr w:type="spellEnd"/>
+      <w:proofErr w:type="gramEnd"/>
+      <w:r>
+        <w:rPr>
+          <w:bCs/>
+        </w:rPr>
+        <w:t xml:space="preserve"> </w:t>
+      </w:r>
+      <w:proofErr w:type="spellStart"/>
+      <w:r>
+        <w:rPr>
+          <w:bCs/>
+        </w:rPr>
+        <w:t>quả</w:t>
+      </w:r>
+      <w:proofErr w:type="spellEnd"/>
+      <w:r>
+        <w:rPr>
+          <w:bCs/>
+        </w:rPr>
+        <w:t xml:space="preserve">: </w:t>
+      </w:r>
+      <w:proofErr w:type="spellStart"/>
+      <w:r>
+        <w:rPr>
+          <w:bCs/>
+        </w:rPr>
+        <w:t>Gói</w:t>
+      </w:r>
+      <w:proofErr w:type="spellEnd"/>
+      <w:r>
+        <w:rPr>
+          <w:bCs/>
+        </w:rPr>
+        <w:t xml:space="preserve"> tin </w:t>
+      </w:r>
+      <w:proofErr w:type="spellStart"/>
+      <w:r>
+        <w:rPr>
+          <w:bCs/>
+        </w:rPr>
+        <w:t>đã</w:t>
+      </w:r>
+      <w:proofErr w:type="spellEnd"/>
+      <w:r>
+        <w:rPr>
+          <w:bCs/>
+        </w:rPr>
+        <w:t xml:space="preserve"> </w:t>
+      </w:r>
+      <w:proofErr w:type="spellStart"/>
+      <w:r>
+        <w:rPr>
+          <w:bCs/>
+        </w:rPr>
+        <w:t>đến</w:t>
+      </w:r>
+      <w:proofErr w:type="spellEnd"/>
+      <w:r>
+        <w:rPr>
+          <w:bCs/>
+        </w:rPr>
+        <w:t xml:space="preserve"> </w:t>
+      </w:r>
+      <w:proofErr w:type="spellStart"/>
+      <w:r>
+        <w:rPr>
+          <w:bCs/>
+        </w:rPr>
+        <w:t>được</w:t>
+      </w:r>
+      <w:proofErr w:type="spellEnd"/>
+      <w:r>
+        <w:rPr>
+          <w:bCs/>
+        </w:rPr>
+        <w:t xml:space="preserve"> </w:t>
+      </w:r>
+      <w:proofErr w:type="spellStart"/>
+      <w:r>
+        <w:rPr>
+          <w:bCs/>
+        </w:rPr>
+        <w:t>mạng</w:t>
+      </w:r>
+      <w:proofErr w:type="spellEnd"/>
+      <w:r>
+        <w:rPr>
+          <w:bCs/>
+        </w:rPr>
+        <w:t xml:space="preserve"> </w:t>
+      </w:r>
+      <w:proofErr w:type="spellStart"/>
+      <w:r>
+        <w:rPr>
+          <w:bCs/>
+        </w:rPr>
+        <w:t>đích</w:t>
+      </w:r>
+      <w:proofErr w:type="spellEnd"/>
+      <w:r>
+        <w:rPr>
+          <w:bCs/>
+        </w:rPr>
+        <w:t xml:space="preserve"> 192.168.2.0. </w:t>
+      </w:r>
+      <w:proofErr w:type="spellStart"/>
+      <w:r>
+        <w:rPr>
+          <w:bCs/>
+        </w:rPr>
+        <w:t>Việc</w:t>
+      </w:r>
+      <w:proofErr w:type="spellEnd"/>
+      <w:r>
+        <w:rPr>
+          <w:bCs/>
+        </w:rPr>
+        <w:t xml:space="preserve"> </w:t>
+      </w:r>
+      <w:proofErr w:type="spellStart"/>
+      <w:r>
+        <w:rPr>
+          <w:bCs/>
+        </w:rPr>
+        <w:t>xuất</w:t>
+      </w:r>
+      <w:proofErr w:type="spellEnd"/>
+      <w:r>
+        <w:rPr>
+          <w:bCs/>
+        </w:rPr>
+        <w:t xml:space="preserve"> </w:t>
+      </w:r>
+      <w:proofErr w:type="spellStart"/>
+      <w:r>
+        <w:rPr>
+          <w:bCs/>
+        </w:rPr>
+        <w:t>hiện</w:t>
+      </w:r>
+      <w:proofErr w:type="spellEnd"/>
+      <w:r>
+        <w:rPr>
+          <w:bCs/>
+        </w:rPr>
+        <w:t xml:space="preserve"> </w:t>
+      </w:r>
+      <w:proofErr w:type="spellStart"/>
+      <w:r>
+        <w:rPr>
+          <w:bCs/>
+        </w:rPr>
+        <w:t>thông</w:t>
+      </w:r>
+      <w:proofErr w:type="spellEnd"/>
+      <w:r>
+        <w:rPr>
+          <w:bCs/>
+        </w:rPr>
+        <w:t xml:space="preserve"> </w:t>
+      </w:r>
+      <w:proofErr w:type="spellStart"/>
+      <w:r>
+        <w:rPr>
+          <w:bCs/>
+        </w:rPr>
+        <w:t>báo</w:t>
+      </w:r>
+      <w:proofErr w:type="spellEnd"/>
+      <w:r>
+        <w:rPr>
+          <w:bCs/>
+        </w:rPr>
+        <w:t xml:space="preserve"> Destination port unreachable ở </w:t>
+      </w:r>
+      <w:proofErr w:type="spellStart"/>
+      <w:r>
+        <w:rPr>
+          <w:bCs/>
+        </w:rPr>
+        <w:t>cuối</w:t>
+      </w:r>
+      <w:proofErr w:type="spellEnd"/>
+      <w:r>
+        <w:rPr>
+          <w:bCs/>
+        </w:rPr>
+        <w:t xml:space="preserve"> </w:t>
+      </w:r>
+      <w:proofErr w:type="spellStart"/>
+      <w:r>
+        <w:rPr>
+          <w:bCs/>
+        </w:rPr>
+        <w:t>chặng</w:t>
+      </w:r>
+      <w:proofErr w:type="spellEnd"/>
+      <w:r>
+        <w:rPr>
+          <w:bCs/>
+        </w:rPr>
+        <w:t xml:space="preserve"> </w:t>
+      </w:r>
+      <w:proofErr w:type="spellStart"/>
+      <w:r>
+        <w:rPr>
+          <w:bCs/>
+        </w:rPr>
+        <w:t>là</w:t>
+      </w:r>
+      <w:proofErr w:type="spellEnd"/>
+      <w:r>
+        <w:rPr>
+          <w:bCs/>
+        </w:rPr>
+        <w:t xml:space="preserve"> do VPCS </w:t>
+      </w:r>
+      <w:proofErr w:type="spellStart"/>
+      <w:r>
+        <w:rPr>
+          <w:bCs/>
+        </w:rPr>
+        <w:t>trong</w:t>
+      </w:r>
+      <w:proofErr w:type="spellEnd"/>
+      <w:r>
+        <w:rPr>
+          <w:bCs/>
+        </w:rPr>
+        <w:t xml:space="preserve"> EVE-NG </w:t>
+      </w:r>
+      <w:proofErr w:type="spellStart"/>
+      <w:r>
+        <w:rPr>
+          <w:bCs/>
+        </w:rPr>
+        <w:t>phản</w:t>
+      </w:r>
+      <w:proofErr w:type="spellEnd"/>
+      <w:r>
+        <w:rPr>
+          <w:bCs/>
+        </w:rPr>
+        <w:t xml:space="preserve"> </w:t>
+      </w:r>
+      <w:proofErr w:type="spellStart"/>
+      <w:r>
+        <w:rPr>
+          <w:bCs/>
+        </w:rPr>
+        <w:t>hồi</w:t>
+      </w:r>
+      <w:proofErr w:type="spellEnd"/>
+      <w:r>
+        <w:rPr>
+          <w:bCs/>
+        </w:rPr>
+        <w:t xml:space="preserve"> </w:t>
+      </w:r>
+      <w:proofErr w:type="spellStart"/>
+      <w:r>
+        <w:rPr>
+          <w:bCs/>
+        </w:rPr>
+        <w:t>gói</w:t>
+      </w:r>
+      <w:proofErr w:type="spellEnd"/>
+      <w:r>
+        <w:rPr>
+          <w:bCs/>
+        </w:rPr>
+        <w:t xml:space="preserve"> tin ICMP </w:t>
+      </w:r>
+      <w:proofErr w:type="spellStart"/>
+      <w:r>
+        <w:rPr>
+          <w:bCs/>
+        </w:rPr>
+        <w:t>của</w:t>
+      </w:r>
+      <w:proofErr w:type="spellEnd"/>
+      <w:r>
+        <w:rPr>
+          <w:bCs/>
+        </w:rPr>
+        <w:t xml:space="preserve"> </w:t>
+      </w:r>
+      <w:proofErr w:type="spellStart"/>
+      <w:r>
+        <w:rPr>
+          <w:bCs/>
+        </w:rPr>
+        <w:t>lệnh</w:t>
+      </w:r>
+      <w:proofErr w:type="spellEnd"/>
+      <w:r>
+        <w:rPr>
+          <w:bCs/>
+        </w:rPr>
+        <w:t xml:space="preserve"> trace, </w:t>
+      </w:r>
+      <w:proofErr w:type="spellStart"/>
+      <w:r>
+        <w:rPr>
+          <w:bCs/>
+        </w:rPr>
+        <w:t>điều</w:t>
+      </w:r>
+      <w:proofErr w:type="spellEnd"/>
+      <w:r>
+        <w:rPr>
+          <w:bCs/>
+        </w:rPr>
+        <w:t xml:space="preserve"> </w:t>
+      </w:r>
+      <w:proofErr w:type="spellStart"/>
+      <w:r>
+        <w:rPr>
+          <w:bCs/>
+        </w:rPr>
+        <w:t>này</w:t>
+      </w:r>
+      <w:proofErr w:type="spellEnd"/>
+      <w:r>
+        <w:rPr>
+          <w:bCs/>
+        </w:rPr>
+        <w:t xml:space="preserve"> </w:t>
+      </w:r>
+      <w:proofErr w:type="spellStart"/>
+      <w:r>
+        <w:rPr>
+          <w:bCs/>
+        </w:rPr>
+        <w:t>hoàn</w:t>
+      </w:r>
+      <w:proofErr w:type="spellEnd"/>
+      <w:r>
+        <w:rPr>
+          <w:bCs/>
+        </w:rPr>
+        <w:t xml:space="preserve"> </w:t>
+      </w:r>
+      <w:proofErr w:type="spellStart"/>
+      <w:r>
+        <w:rPr>
+          <w:bCs/>
+        </w:rPr>
+        <w:t>toàn</w:t>
+      </w:r>
+      <w:proofErr w:type="spellEnd"/>
+      <w:r>
+        <w:rPr>
+          <w:bCs/>
+        </w:rPr>
+        <w:t xml:space="preserve"> </w:t>
+      </w:r>
+      <w:proofErr w:type="spellStart"/>
+      <w:r>
+        <w:rPr>
+          <w:bCs/>
+        </w:rPr>
+        <w:t>bình</w:t>
+      </w:r>
+      <w:proofErr w:type="spellEnd"/>
+      <w:r>
+        <w:rPr>
+          <w:bCs/>
+        </w:rPr>
+        <w:t xml:space="preserve"> </w:t>
+      </w:r>
+      <w:proofErr w:type="spellStart"/>
+      <w:r>
+        <w:rPr>
+          <w:bCs/>
+        </w:rPr>
+        <w:t>thường</w:t>
+      </w:r>
+      <w:proofErr w:type="spellEnd"/>
+      <w:r>
+        <w:rPr>
+          <w:bCs/>
+        </w:rPr>
+        <w:t xml:space="preserve"> </w:t>
+      </w:r>
+      <w:proofErr w:type="spellStart"/>
+      <w:r>
+        <w:rPr>
+          <w:bCs/>
+        </w:rPr>
+        <w:t>và</w:t>
+      </w:r>
+      <w:proofErr w:type="spellEnd"/>
+      <w:r>
+        <w:rPr>
+          <w:bCs/>
+        </w:rPr>
+        <w:t xml:space="preserve"> </w:t>
+      </w:r>
+      <w:proofErr w:type="spellStart"/>
+      <w:r>
+        <w:rPr>
+          <w:bCs/>
+        </w:rPr>
+        <w:t>xác</w:t>
+      </w:r>
+      <w:proofErr w:type="spellEnd"/>
+      <w:r>
+        <w:rPr>
+          <w:bCs/>
+        </w:rPr>
+        <w:t xml:space="preserve"> </w:t>
+      </w:r>
+      <w:proofErr w:type="spellStart"/>
+      <w:r>
+        <w:rPr>
+          <w:bCs/>
+        </w:rPr>
+        <w:t>nhận</w:t>
+      </w:r>
+      <w:proofErr w:type="spellEnd"/>
+      <w:r>
+        <w:rPr>
+          <w:bCs/>
+        </w:rPr>
+        <w:t xml:space="preserve"> </w:t>
+      </w:r>
+      <w:proofErr w:type="spellStart"/>
+      <w:r>
+        <w:rPr>
+          <w:bCs/>
+        </w:rPr>
+        <w:t>rằng</w:t>
+      </w:r>
+      <w:proofErr w:type="spellEnd"/>
+      <w:r>
+        <w:rPr>
+          <w:bCs/>
+        </w:rPr>
+        <w:t xml:space="preserve"> </w:t>
+      </w:r>
+      <w:proofErr w:type="spellStart"/>
+      <w:r>
+        <w:rPr>
+          <w:bCs/>
+        </w:rPr>
+        <w:t>đường</w:t>
+      </w:r>
+      <w:proofErr w:type="spellEnd"/>
+      <w:r>
+        <w:rPr>
+          <w:bCs/>
+        </w:rPr>
+        <w:t xml:space="preserve"> </w:t>
+      </w:r>
+      <w:proofErr w:type="spellStart"/>
+      <w:r>
+        <w:rPr>
+          <w:bCs/>
+        </w:rPr>
+        <w:t>truyền</w:t>
+      </w:r>
+      <w:proofErr w:type="spellEnd"/>
+      <w:r>
+        <w:rPr>
+          <w:bCs/>
+        </w:rPr>
+        <w:t xml:space="preserve"> </w:t>
+      </w:r>
+      <w:proofErr w:type="spellStart"/>
+      <w:r>
+        <w:rPr>
+          <w:bCs/>
+        </w:rPr>
+        <w:t>giữa</w:t>
+      </w:r>
+      <w:proofErr w:type="spellEnd"/>
+      <w:r>
+        <w:rPr>
+          <w:bCs/>
+        </w:rPr>
+        <w:t xml:space="preserve"> </w:t>
+      </w:r>
+      <w:proofErr w:type="spellStart"/>
+      <w:r>
+        <w:rPr>
+          <w:bCs/>
+        </w:rPr>
+        <w:t>các</w:t>
+      </w:r>
+      <w:proofErr w:type="spellEnd"/>
+      <w:r>
+        <w:rPr>
+          <w:bCs/>
+        </w:rPr>
+        <w:t xml:space="preserve"> Router </w:t>
+      </w:r>
+      <w:proofErr w:type="spellStart"/>
+      <w:r>
+        <w:rPr>
+          <w:bCs/>
+        </w:rPr>
+        <w:t>đã</w:t>
+      </w:r>
+      <w:proofErr w:type="spellEnd"/>
+      <w:r>
+        <w:rPr>
+          <w:bCs/>
+        </w:rPr>
+        <w:t xml:space="preserve"> </w:t>
+      </w:r>
+      <w:proofErr w:type="spellStart"/>
+      <w:r>
+        <w:rPr>
+          <w:bCs/>
+        </w:rPr>
+        <w:t>thông</w:t>
+      </w:r>
+      <w:proofErr w:type="spellEnd"/>
+      <w:r>
+        <w:rPr>
+          <w:bCs/>
+        </w:rPr>
+        <w:t xml:space="preserve"> </w:t>
+      </w:r>
+      <w:proofErr w:type="spellStart"/>
+      <w:r>
+        <w:rPr>
+          <w:bCs/>
+        </w:rPr>
+        <w:t>suốt</w:t>
+      </w:r>
+      <w:proofErr w:type="spellEnd"/>
+      <w:r>
+        <w:rPr>
+          <w:bCs/>
+        </w:rPr>
+        <w:t xml:space="preserve"> </w:t>
+      </w:r>
+      <w:proofErr w:type="spellStart"/>
+      <w:r>
+        <w:rPr>
+          <w:bCs/>
+        </w:rPr>
+        <w:t>nhờ</w:t>
+      </w:r>
+      <w:proofErr w:type="spellEnd"/>
+      <w:r>
+        <w:rPr>
+          <w:bCs/>
+        </w:rPr>
+        <w:t xml:space="preserve"> RIP.</w:t>
       </w:r>
     </w:p>
     <w:p>
@@ -3040,7 +5450,7 @@
                     <pic:cNvPicPr/>
                   </pic:nvPicPr>
                   <pic:blipFill>
-                    <a:blip r:embed="rId18"/>
+                    <a:blip r:embed="rId19"/>
                     <a:stretch>
                       <a:fillRect/>
                     </a:stretch>
@@ -3082,11 +5492,97 @@
           <w:bCs/>
         </w:rPr>
       </w:pPr>
-      <w:r>
-        <w:rPr>
-          <w:bCs/>
-        </w:rPr>
-        <w:t>:Có thực hiện được bằng RIP Ver 1 không?</w:t>
+      <w:proofErr w:type="gramStart"/>
+      <w:r>
+        <w:rPr>
+          <w:bCs/>
+        </w:rPr>
+        <w:t>:</w:t>
+      </w:r>
+      <w:proofErr w:type="spellStart"/>
+      <w:r>
+        <w:rPr>
+          <w:bCs/>
+        </w:rPr>
+        <w:t>Có</w:t>
+      </w:r>
+      <w:proofErr w:type="spellEnd"/>
+      <w:proofErr w:type="gramEnd"/>
+      <w:r>
+        <w:rPr>
+          <w:bCs/>
+        </w:rPr>
+        <w:t xml:space="preserve"> </w:t>
+      </w:r>
+      <w:proofErr w:type="spellStart"/>
+      <w:r>
+        <w:rPr>
+          <w:bCs/>
+        </w:rPr>
+        <w:t>thực</w:t>
+      </w:r>
+      <w:proofErr w:type="spellEnd"/>
+      <w:r>
+        <w:rPr>
+          <w:bCs/>
+        </w:rPr>
+        <w:t xml:space="preserve"> </w:t>
+      </w:r>
+      <w:proofErr w:type="spellStart"/>
+      <w:r>
+        <w:rPr>
+          <w:bCs/>
+        </w:rPr>
+        <w:t>hiện</w:t>
+      </w:r>
+      <w:proofErr w:type="spellEnd"/>
+      <w:r>
+        <w:rPr>
+          <w:bCs/>
+        </w:rPr>
+        <w:t xml:space="preserve"> </w:t>
+      </w:r>
+      <w:proofErr w:type="spellStart"/>
+      <w:r>
+        <w:rPr>
+          <w:bCs/>
+        </w:rPr>
+        <w:t>được</w:t>
+      </w:r>
+      <w:proofErr w:type="spellEnd"/>
+      <w:r>
+        <w:rPr>
+          <w:bCs/>
+        </w:rPr>
+        <w:t xml:space="preserve"> </w:t>
+      </w:r>
+      <w:proofErr w:type="spellStart"/>
+      <w:r>
+        <w:rPr>
+          <w:bCs/>
+        </w:rPr>
+        <w:t>bằng</w:t>
+      </w:r>
+      <w:proofErr w:type="spellEnd"/>
+      <w:r>
+        <w:rPr>
+          <w:bCs/>
+        </w:rPr>
+        <w:t xml:space="preserve"> RIP Ver 1 </w:t>
+      </w:r>
+      <w:proofErr w:type="spellStart"/>
+      <w:r>
+        <w:rPr>
+          <w:bCs/>
+        </w:rPr>
+        <w:t>không</w:t>
+      </w:r>
+      <w:proofErr w:type="spellEnd"/>
+      <w:r>
+        <w:rPr>
+          <w:bCs/>
+        </w:rPr>
+        <w:t>?</w:t>
       </w:r>
     </w:p>
     <w:p>
@@ -3096,11 +5592,103 @@
           <w:bCs/>
         </w:rPr>
       </w:pPr>
-      <w:r>
-        <w:rPr>
-          <w:bCs/>
-        </w:rPr>
-        <w:t>Trả lời: KHÔNG thể thực hiện thành công.</w:t>
+      <w:proofErr w:type="spellStart"/>
+      <w:r>
+        <w:rPr>
+          <w:bCs/>
+        </w:rPr>
+        <w:t>Trả</w:t>
+      </w:r>
+      <w:proofErr w:type="spellEnd"/>
+      <w:r>
+        <w:rPr>
+          <w:bCs/>
+        </w:rPr>
+        <w:t xml:space="preserve"> </w:t>
+      </w:r>
+      <w:proofErr w:type="spellStart"/>
+      <w:r>
+        <w:rPr>
+          <w:bCs/>
+        </w:rPr>
+        <w:t>lời</w:t>
+      </w:r>
+      <w:proofErr w:type="spellEnd"/>
+      <w:r>
+        <w:rPr>
+          <w:bCs/>
+        </w:rPr>
+        <w:t xml:space="preserve">: KHÔNG </w:t>
+      </w:r>
+      <w:proofErr w:type="spellStart"/>
+      <w:r>
+        <w:rPr>
+          <w:bCs/>
+        </w:rPr>
+        <w:t>thể</w:t>
+      </w:r>
+      <w:proofErr w:type="spellEnd"/>
+      <w:r>
+        <w:rPr>
+          <w:bCs/>
+        </w:rPr>
+        <w:t xml:space="preserve"> </w:t>
+      </w:r>
+      <w:proofErr w:type="spellStart"/>
+      <w:r>
+        <w:rPr>
+          <w:bCs/>
+        </w:rPr>
+        <w:t>thực</w:t>
+      </w:r>
+      <w:proofErr w:type="spellEnd"/>
+      <w:r>
+        <w:rPr>
+          <w:bCs/>
+        </w:rPr>
+        <w:t xml:space="preserve"> </w:t>
+      </w:r>
+      <w:proofErr w:type="spellStart"/>
+      <w:r>
+        <w:rPr>
+          <w:bCs/>
+        </w:rPr>
+        <w:t>hiện</w:t>
+      </w:r>
+      <w:proofErr w:type="spellEnd"/>
+      <w:r>
+        <w:rPr>
+          <w:bCs/>
+        </w:rPr>
+        <w:t xml:space="preserve"> </w:t>
+      </w:r>
+      <w:proofErr w:type="spellStart"/>
+      <w:r>
+        <w:rPr>
+          <w:bCs/>
+        </w:rPr>
+        <w:t>thành</w:t>
+      </w:r>
+      <w:proofErr w:type="spellEnd"/>
+      <w:r>
+        <w:rPr>
+          <w:bCs/>
+        </w:rPr>
+        <w:t xml:space="preserve"> </w:t>
+      </w:r>
+      <w:proofErr w:type="spellStart"/>
+      <w:r>
+        <w:rPr>
+          <w:bCs/>
+        </w:rPr>
+        <w:t>công</w:t>
+      </w:r>
+      <w:proofErr w:type="spellEnd"/>
+      <w:r>
+        <w:rPr>
+          <w:bCs/>
+        </w:rPr>
+        <w:t>.</w:t>
       </w:r>
     </w:p>
     <w:p>
@@ -3110,12 +5698,1238 @@
           <w:bCs/>
         </w:rPr>
       </w:pPr>
+      <w:proofErr w:type="spellStart"/>
       <w:r>
         <w:rPr>
           <w:bCs/>
         </w:rPr>
         <w:lastRenderedPageBreak/>
-        <w:t>Giải thích lý do: Mô hình mạng trong Bài 2 đang sử dụng công nghệ chia IP VLSM (Variable Length Subnet Mask) với các dải mạng có Subnet Mask khác nhau (ví dụ mạng LAN là /25, /26, /27 và mạng WAN là /30) nhưng lại có chung địa chỉ mạng chính lớp C (222.100.100.x). Tuy nhiên, RIP Version 1 là giao thức Classful (định tuyến theo lớp), nó không đính kèm thông số Subnet Mask trong các bản tin cập nhật. Do đó, các Router sẽ tự động áp đặt Subnet Mask mặc định của lớp C là /24 cho tất cả các nhánh, dẫn đến việc nhận diện sai dải mạng, gây lỗi định tuyến và không thể ping thông.</w:t>
+        <w:t>Giải</w:t>
+      </w:r>
+      <w:proofErr w:type="spellEnd"/>
+      <w:r>
+        <w:rPr>
+          <w:bCs/>
+        </w:rPr>
+        <w:t xml:space="preserve"> </w:t>
+      </w:r>
+      <w:proofErr w:type="spellStart"/>
+      <w:r>
+        <w:rPr>
+          <w:bCs/>
+        </w:rPr>
+        <w:t>thích</w:t>
+      </w:r>
+      <w:proofErr w:type="spellEnd"/>
+      <w:r>
+        <w:rPr>
+          <w:bCs/>
+        </w:rPr>
+        <w:t xml:space="preserve"> </w:t>
+      </w:r>
+      <w:proofErr w:type="spellStart"/>
+      <w:r>
+        <w:rPr>
+          <w:bCs/>
+        </w:rPr>
+        <w:t>lý</w:t>
+      </w:r>
+      <w:proofErr w:type="spellEnd"/>
+      <w:r>
+        <w:rPr>
+          <w:bCs/>
+        </w:rPr>
+        <w:t xml:space="preserve"> do: </w:t>
+      </w:r>
+      <w:proofErr w:type="spellStart"/>
+      <w:r>
+        <w:rPr>
+          <w:bCs/>
+        </w:rPr>
+        <w:t>Mô</w:t>
+      </w:r>
+      <w:proofErr w:type="spellEnd"/>
+      <w:r>
+        <w:rPr>
+          <w:bCs/>
+        </w:rPr>
+        <w:t xml:space="preserve"> </w:t>
+      </w:r>
+      <w:proofErr w:type="spellStart"/>
+      <w:r>
+        <w:rPr>
+          <w:bCs/>
+        </w:rPr>
+        <w:t>hình</w:t>
+      </w:r>
+      <w:proofErr w:type="spellEnd"/>
+      <w:r>
+        <w:rPr>
+          <w:bCs/>
+        </w:rPr>
+        <w:t xml:space="preserve"> </w:t>
+      </w:r>
+      <w:proofErr w:type="spellStart"/>
+      <w:r>
+        <w:rPr>
+          <w:bCs/>
+        </w:rPr>
+        <w:t>mạng</w:t>
+      </w:r>
+      <w:proofErr w:type="spellEnd"/>
+      <w:r>
+        <w:rPr>
+          <w:bCs/>
+        </w:rPr>
+        <w:t xml:space="preserve"> </w:t>
+      </w:r>
+      <w:proofErr w:type="spellStart"/>
+      <w:r>
+        <w:rPr>
+          <w:bCs/>
+        </w:rPr>
+        <w:t>trong</w:t>
+      </w:r>
+      <w:proofErr w:type="spellEnd"/>
+      <w:r>
+        <w:rPr>
+          <w:bCs/>
+        </w:rPr>
+        <w:t xml:space="preserve"> </w:t>
+      </w:r>
+      <w:proofErr w:type="spellStart"/>
+      <w:r>
+        <w:rPr>
+          <w:bCs/>
+        </w:rPr>
+        <w:t>Bài</w:t>
+      </w:r>
+      <w:proofErr w:type="spellEnd"/>
+      <w:r>
+        <w:rPr>
+          <w:bCs/>
+        </w:rPr>
+        <w:t xml:space="preserve"> 2 </w:t>
+      </w:r>
+      <w:proofErr w:type="spellStart"/>
+      <w:r>
+        <w:rPr>
+          <w:bCs/>
+        </w:rPr>
+        <w:t>đang</w:t>
+      </w:r>
+      <w:proofErr w:type="spellEnd"/>
+      <w:r>
+        <w:rPr>
+          <w:bCs/>
+        </w:rPr>
+        <w:t xml:space="preserve"> </w:t>
+      </w:r>
+      <w:proofErr w:type="spellStart"/>
+      <w:r>
+        <w:rPr>
+          <w:bCs/>
+        </w:rPr>
+        <w:t>sử</w:t>
+      </w:r>
+      <w:proofErr w:type="spellEnd"/>
+      <w:r>
+        <w:rPr>
+          <w:bCs/>
+        </w:rPr>
+        <w:t xml:space="preserve"> </w:t>
+      </w:r>
+      <w:proofErr w:type="spellStart"/>
+      <w:r>
+        <w:rPr>
+          <w:bCs/>
+        </w:rPr>
+        <w:t>dụng</w:t>
+      </w:r>
+      <w:proofErr w:type="spellEnd"/>
+      <w:r>
+        <w:rPr>
+          <w:bCs/>
+        </w:rPr>
+        <w:t xml:space="preserve"> </w:t>
+      </w:r>
+      <w:proofErr w:type="spellStart"/>
+      <w:r>
+        <w:rPr>
+          <w:bCs/>
+        </w:rPr>
+        <w:t>công</w:t>
+      </w:r>
+      <w:proofErr w:type="spellEnd"/>
+      <w:r>
+        <w:rPr>
+          <w:bCs/>
+        </w:rPr>
+        <w:t xml:space="preserve"> </w:t>
+      </w:r>
+      <w:proofErr w:type="spellStart"/>
+      <w:r>
+        <w:rPr>
+          <w:bCs/>
+        </w:rPr>
+        <w:t>nghệ</w:t>
+      </w:r>
+      <w:proofErr w:type="spellEnd"/>
+      <w:r>
+        <w:rPr>
+          <w:bCs/>
+        </w:rPr>
+        <w:t xml:space="preserve"> chia IP VLSM (Variable Length Subnet Mask) </w:t>
+      </w:r>
+      <w:proofErr w:type="spellStart"/>
+      <w:r>
+        <w:rPr>
+          <w:bCs/>
+        </w:rPr>
+        <w:t>với</w:t>
+      </w:r>
+      <w:proofErr w:type="spellEnd"/>
+      <w:r>
+        <w:rPr>
+          <w:bCs/>
+        </w:rPr>
+        <w:t xml:space="preserve"> </w:t>
+      </w:r>
+      <w:proofErr w:type="spellStart"/>
+      <w:r>
+        <w:rPr>
+          <w:bCs/>
+        </w:rPr>
+        <w:t>các</w:t>
+      </w:r>
+      <w:proofErr w:type="spellEnd"/>
+      <w:r>
+        <w:rPr>
+          <w:bCs/>
+        </w:rPr>
+        <w:t xml:space="preserve"> </w:t>
+      </w:r>
+      <w:proofErr w:type="spellStart"/>
+      <w:r>
+        <w:rPr>
+          <w:bCs/>
+        </w:rPr>
+        <w:t>dải</w:t>
+      </w:r>
+      <w:proofErr w:type="spellEnd"/>
+      <w:r>
+        <w:rPr>
+          <w:bCs/>
+        </w:rPr>
+        <w:t xml:space="preserve"> </w:t>
+      </w:r>
+      <w:proofErr w:type="spellStart"/>
+      <w:r>
+        <w:rPr>
+          <w:bCs/>
+        </w:rPr>
+        <w:t>mạng</w:t>
+      </w:r>
+      <w:proofErr w:type="spellEnd"/>
+      <w:r>
+        <w:rPr>
+          <w:bCs/>
+        </w:rPr>
+        <w:t xml:space="preserve"> </w:t>
+      </w:r>
+      <w:proofErr w:type="spellStart"/>
+      <w:r>
+        <w:rPr>
+          <w:bCs/>
+        </w:rPr>
+        <w:t>có</w:t>
+      </w:r>
+      <w:proofErr w:type="spellEnd"/>
+      <w:r>
+        <w:rPr>
+          <w:bCs/>
+        </w:rPr>
+        <w:t xml:space="preserve"> Subnet Mask </w:t>
+      </w:r>
+      <w:proofErr w:type="spellStart"/>
+      <w:r>
+        <w:rPr>
+          <w:bCs/>
+        </w:rPr>
+        <w:t>khác</w:t>
+      </w:r>
+      <w:proofErr w:type="spellEnd"/>
+      <w:r>
+        <w:rPr>
+          <w:bCs/>
+        </w:rPr>
+        <w:t xml:space="preserve"> </w:t>
+      </w:r>
+      <w:proofErr w:type="spellStart"/>
+      <w:r>
+        <w:rPr>
+          <w:bCs/>
+        </w:rPr>
+        <w:t>nhau</w:t>
+      </w:r>
+      <w:proofErr w:type="spellEnd"/>
+      <w:r>
+        <w:rPr>
+          <w:bCs/>
+        </w:rPr>
+        <w:t xml:space="preserve"> (</w:t>
+      </w:r>
+      <w:proofErr w:type="spellStart"/>
+      <w:r>
+        <w:rPr>
+          <w:bCs/>
+        </w:rPr>
+        <w:t>ví</w:t>
+      </w:r>
+      <w:proofErr w:type="spellEnd"/>
+      <w:r>
+        <w:rPr>
+          <w:bCs/>
+        </w:rPr>
+        <w:t xml:space="preserve"> </w:t>
+      </w:r>
+      <w:proofErr w:type="spellStart"/>
+      <w:r>
+        <w:rPr>
+          <w:bCs/>
+        </w:rPr>
+        <w:t>dụ</w:t>
+      </w:r>
+      <w:proofErr w:type="spellEnd"/>
+      <w:r>
+        <w:rPr>
+          <w:bCs/>
+        </w:rPr>
+        <w:t xml:space="preserve"> </w:t>
+      </w:r>
+      <w:proofErr w:type="spellStart"/>
+      <w:r>
+        <w:rPr>
+          <w:bCs/>
+        </w:rPr>
+        <w:t>mạng</w:t>
+      </w:r>
+      <w:proofErr w:type="spellEnd"/>
+      <w:r>
+        <w:rPr>
+          <w:bCs/>
+        </w:rPr>
+        <w:t xml:space="preserve"> LAN </w:t>
+      </w:r>
+      <w:proofErr w:type="spellStart"/>
+      <w:r>
+        <w:rPr>
+          <w:bCs/>
+        </w:rPr>
+        <w:t>là</w:t>
+      </w:r>
+      <w:proofErr w:type="spellEnd"/>
+      <w:r>
+        <w:rPr>
+          <w:bCs/>
+        </w:rPr>
+        <w:t> /25, /26, /27 </w:t>
+      </w:r>
+      <w:proofErr w:type="spellStart"/>
+      <w:r>
+        <w:rPr>
+          <w:bCs/>
+        </w:rPr>
+        <w:t>và</w:t>
+      </w:r>
+      <w:proofErr w:type="spellEnd"/>
+      <w:r>
+        <w:rPr>
+          <w:bCs/>
+        </w:rPr>
+        <w:t xml:space="preserve"> </w:t>
+      </w:r>
+      <w:proofErr w:type="spellStart"/>
+      <w:r>
+        <w:rPr>
+          <w:bCs/>
+        </w:rPr>
+        <w:t>mạng</w:t>
+      </w:r>
+      <w:proofErr w:type="spellEnd"/>
+      <w:r>
+        <w:rPr>
+          <w:bCs/>
+        </w:rPr>
+        <w:t xml:space="preserve"> WAN </w:t>
+      </w:r>
+      <w:proofErr w:type="spellStart"/>
+      <w:r>
+        <w:rPr>
+          <w:bCs/>
+        </w:rPr>
+        <w:t>là</w:t>
+      </w:r>
+      <w:proofErr w:type="spellEnd"/>
+      <w:r>
+        <w:rPr>
+          <w:bCs/>
+        </w:rPr>
+        <w:t xml:space="preserve"> /30) </w:t>
+      </w:r>
+      <w:proofErr w:type="spellStart"/>
+      <w:r>
+        <w:rPr>
+          <w:bCs/>
+        </w:rPr>
+        <w:t>nhưng</w:t>
+      </w:r>
+      <w:proofErr w:type="spellEnd"/>
+      <w:r>
+        <w:rPr>
+          <w:bCs/>
+        </w:rPr>
+        <w:t xml:space="preserve"> </w:t>
+      </w:r>
+      <w:proofErr w:type="spellStart"/>
+      <w:r>
+        <w:rPr>
+          <w:bCs/>
+        </w:rPr>
+        <w:t>lại</w:t>
+      </w:r>
+      <w:proofErr w:type="spellEnd"/>
+      <w:r>
+        <w:rPr>
+          <w:bCs/>
+        </w:rPr>
+        <w:t xml:space="preserve"> </w:t>
+      </w:r>
+      <w:proofErr w:type="spellStart"/>
+      <w:r>
+        <w:rPr>
+          <w:bCs/>
+        </w:rPr>
+        <w:t>có</w:t>
+      </w:r>
+      <w:proofErr w:type="spellEnd"/>
+      <w:r>
+        <w:rPr>
+          <w:bCs/>
+        </w:rPr>
+        <w:t xml:space="preserve"> </w:t>
+      </w:r>
+      <w:proofErr w:type="spellStart"/>
+      <w:r>
+        <w:rPr>
+          <w:bCs/>
+        </w:rPr>
+        <w:t>chung</w:t>
+      </w:r>
+      <w:proofErr w:type="spellEnd"/>
+      <w:r>
+        <w:rPr>
+          <w:bCs/>
+        </w:rPr>
+        <w:t xml:space="preserve"> </w:t>
+      </w:r>
+      <w:proofErr w:type="spellStart"/>
+      <w:r>
+        <w:rPr>
+          <w:bCs/>
+        </w:rPr>
+        <w:t>địa</w:t>
+      </w:r>
+      <w:proofErr w:type="spellEnd"/>
+      <w:r>
+        <w:rPr>
+          <w:bCs/>
+        </w:rPr>
+        <w:t xml:space="preserve"> </w:t>
+      </w:r>
+      <w:proofErr w:type="spellStart"/>
+      <w:r>
+        <w:rPr>
+          <w:bCs/>
+        </w:rPr>
+        <w:t>chỉ</w:t>
+      </w:r>
+      <w:proofErr w:type="spellEnd"/>
+      <w:r>
+        <w:rPr>
+          <w:bCs/>
+        </w:rPr>
+        <w:t xml:space="preserve"> </w:t>
+      </w:r>
+      <w:proofErr w:type="spellStart"/>
+      <w:r>
+        <w:rPr>
+          <w:bCs/>
+        </w:rPr>
+        <w:t>mạng</w:t>
+      </w:r>
+      <w:proofErr w:type="spellEnd"/>
+      <w:r>
+        <w:rPr>
+          <w:bCs/>
+        </w:rPr>
+        <w:t xml:space="preserve"> </w:t>
+      </w:r>
+      <w:proofErr w:type="spellStart"/>
+      <w:r>
+        <w:rPr>
+          <w:bCs/>
+        </w:rPr>
+        <w:t>chính</w:t>
+      </w:r>
+      <w:proofErr w:type="spellEnd"/>
+      <w:r>
+        <w:rPr>
+          <w:bCs/>
+        </w:rPr>
+        <w:t xml:space="preserve"> </w:t>
+      </w:r>
+      <w:proofErr w:type="spellStart"/>
+      <w:r>
+        <w:rPr>
+          <w:bCs/>
+        </w:rPr>
+        <w:t>lớp</w:t>
+      </w:r>
+      <w:proofErr w:type="spellEnd"/>
+      <w:r>
+        <w:rPr>
+          <w:bCs/>
+        </w:rPr>
+        <w:t xml:space="preserve"> C (222.100.100.x). Tuy </w:t>
+      </w:r>
+      <w:proofErr w:type="spellStart"/>
+      <w:r>
+        <w:rPr>
+          <w:bCs/>
+        </w:rPr>
+        <w:t>nhiên</w:t>
+      </w:r>
+      <w:proofErr w:type="spellEnd"/>
+      <w:r>
+        <w:rPr>
+          <w:bCs/>
+        </w:rPr>
+        <w:t xml:space="preserve">, RIP Version 1 </w:t>
+      </w:r>
+      <w:proofErr w:type="spellStart"/>
+      <w:r>
+        <w:rPr>
+          <w:bCs/>
+        </w:rPr>
+        <w:t>là</w:t>
+      </w:r>
+      <w:proofErr w:type="spellEnd"/>
+      <w:r>
+        <w:rPr>
+          <w:bCs/>
+        </w:rPr>
+        <w:t xml:space="preserve"> </w:t>
+      </w:r>
+      <w:proofErr w:type="spellStart"/>
+      <w:r>
+        <w:rPr>
+          <w:bCs/>
+        </w:rPr>
+        <w:t>giao</w:t>
+      </w:r>
+      <w:proofErr w:type="spellEnd"/>
+      <w:r>
+        <w:rPr>
+          <w:bCs/>
+        </w:rPr>
+        <w:t xml:space="preserve"> </w:t>
+      </w:r>
+      <w:proofErr w:type="spellStart"/>
+      <w:r>
+        <w:rPr>
+          <w:bCs/>
+        </w:rPr>
+        <w:t>thức</w:t>
+      </w:r>
+      <w:proofErr w:type="spellEnd"/>
+      <w:r>
+        <w:rPr>
+          <w:bCs/>
+        </w:rPr>
+        <w:t xml:space="preserve"> Classful (</w:t>
+      </w:r>
+      <w:proofErr w:type="spellStart"/>
+      <w:r>
+        <w:rPr>
+          <w:bCs/>
+        </w:rPr>
+        <w:t>định</w:t>
+      </w:r>
+      <w:proofErr w:type="spellEnd"/>
+      <w:r>
+        <w:rPr>
+          <w:bCs/>
+        </w:rPr>
+        <w:t xml:space="preserve"> </w:t>
+      </w:r>
+      <w:proofErr w:type="spellStart"/>
+      <w:r>
+        <w:rPr>
+          <w:bCs/>
+        </w:rPr>
+        <w:t>tuyến</w:t>
+      </w:r>
+      <w:proofErr w:type="spellEnd"/>
+      <w:r>
+        <w:rPr>
+          <w:bCs/>
+        </w:rPr>
+        <w:t xml:space="preserve"> </w:t>
+      </w:r>
+      <w:proofErr w:type="spellStart"/>
+      <w:r>
+        <w:rPr>
+          <w:bCs/>
+        </w:rPr>
+        <w:t>theo</w:t>
+      </w:r>
+      <w:proofErr w:type="spellEnd"/>
+      <w:r>
+        <w:rPr>
+          <w:bCs/>
+        </w:rPr>
+        <w:t xml:space="preserve"> </w:t>
+      </w:r>
+      <w:proofErr w:type="spellStart"/>
+      <w:r>
+        <w:rPr>
+          <w:bCs/>
+        </w:rPr>
+        <w:t>lớp</w:t>
+      </w:r>
+      <w:proofErr w:type="spellEnd"/>
+      <w:r>
+        <w:rPr>
+          <w:bCs/>
+        </w:rPr>
+        <w:t xml:space="preserve">), </w:t>
+      </w:r>
+      <w:proofErr w:type="spellStart"/>
+      <w:r>
+        <w:rPr>
+          <w:bCs/>
+        </w:rPr>
+        <w:t>nó</w:t>
+      </w:r>
+      <w:proofErr w:type="spellEnd"/>
+      <w:r>
+        <w:rPr>
+          <w:bCs/>
+        </w:rPr>
+        <w:t xml:space="preserve"> </w:t>
+      </w:r>
+      <w:proofErr w:type="spellStart"/>
+      <w:r>
+        <w:rPr>
+          <w:bCs/>
+        </w:rPr>
+        <w:t>không</w:t>
+      </w:r>
+      <w:proofErr w:type="spellEnd"/>
+      <w:r>
+        <w:rPr>
+          <w:bCs/>
+        </w:rPr>
+        <w:t xml:space="preserve"> </w:t>
+      </w:r>
+      <w:proofErr w:type="spellStart"/>
+      <w:r>
+        <w:rPr>
+          <w:bCs/>
+        </w:rPr>
+        <w:t>đính</w:t>
+      </w:r>
+      <w:proofErr w:type="spellEnd"/>
+      <w:r>
+        <w:rPr>
+          <w:bCs/>
+        </w:rPr>
+        <w:t xml:space="preserve"> </w:t>
+      </w:r>
+      <w:proofErr w:type="spellStart"/>
+      <w:r>
+        <w:rPr>
+          <w:bCs/>
+        </w:rPr>
+        <w:t>kèm</w:t>
+      </w:r>
+      <w:proofErr w:type="spellEnd"/>
+      <w:r>
+        <w:rPr>
+          <w:bCs/>
+        </w:rPr>
+        <w:t xml:space="preserve"> </w:t>
+      </w:r>
+      <w:proofErr w:type="spellStart"/>
+      <w:r>
+        <w:rPr>
+          <w:bCs/>
+        </w:rPr>
+        <w:t>thông</w:t>
+      </w:r>
+      <w:proofErr w:type="spellEnd"/>
+      <w:r>
+        <w:rPr>
+          <w:bCs/>
+        </w:rPr>
+        <w:t xml:space="preserve"> </w:t>
+      </w:r>
+      <w:proofErr w:type="spellStart"/>
+      <w:r>
+        <w:rPr>
+          <w:bCs/>
+        </w:rPr>
+        <w:t>số</w:t>
+      </w:r>
+      <w:proofErr w:type="spellEnd"/>
+      <w:r>
+        <w:rPr>
+          <w:bCs/>
+        </w:rPr>
+        <w:t xml:space="preserve"> Subnet Mask </w:t>
+      </w:r>
+      <w:proofErr w:type="spellStart"/>
+      <w:r>
+        <w:rPr>
+          <w:bCs/>
+        </w:rPr>
+        <w:t>trong</w:t>
+      </w:r>
+      <w:proofErr w:type="spellEnd"/>
+      <w:r>
+        <w:rPr>
+          <w:bCs/>
+        </w:rPr>
+        <w:t xml:space="preserve"> </w:t>
+      </w:r>
+      <w:proofErr w:type="spellStart"/>
+      <w:r>
+        <w:rPr>
+          <w:bCs/>
+        </w:rPr>
+        <w:t>các</w:t>
+      </w:r>
+      <w:proofErr w:type="spellEnd"/>
+      <w:r>
+        <w:rPr>
+          <w:bCs/>
+        </w:rPr>
+        <w:t xml:space="preserve"> </w:t>
+      </w:r>
+      <w:proofErr w:type="spellStart"/>
+      <w:r>
+        <w:rPr>
+          <w:bCs/>
+        </w:rPr>
+        <w:t>bản</w:t>
+      </w:r>
+      <w:proofErr w:type="spellEnd"/>
+      <w:r>
+        <w:rPr>
+          <w:bCs/>
+        </w:rPr>
+        <w:t xml:space="preserve"> tin </w:t>
+      </w:r>
+      <w:proofErr w:type="spellStart"/>
+      <w:r>
+        <w:rPr>
+          <w:bCs/>
+        </w:rPr>
+        <w:t>cập</w:t>
+      </w:r>
+      <w:proofErr w:type="spellEnd"/>
+      <w:r>
+        <w:rPr>
+          <w:bCs/>
+        </w:rPr>
+        <w:t xml:space="preserve"> </w:t>
+      </w:r>
+      <w:proofErr w:type="spellStart"/>
+      <w:r>
+        <w:rPr>
+          <w:bCs/>
+        </w:rPr>
+        <w:t>nhật</w:t>
+      </w:r>
+      <w:proofErr w:type="spellEnd"/>
+      <w:r>
+        <w:rPr>
+          <w:bCs/>
+        </w:rPr>
+        <w:t xml:space="preserve">. Do </w:t>
+      </w:r>
+      <w:proofErr w:type="spellStart"/>
+      <w:r>
+        <w:rPr>
+          <w:bCs/>
+        </w:rPr>
+        <w:t>đó</w:t>
+      </w:r>
+      <w:proofErr w:type="spellEnd"/>
+      <w:r>
+        <w:rPr>
+          <w:bCs/>
+        </w:rPr>
+        <w:t xml:space="preserve">, </w:t>
+      </w:r>
+      <w:proofErr w:type="spellStart"/>
+      <w:r>
+        <w:rPr>
+          <w:bCs/>
+        </w:rPr>
+        <w:t>các</w:t>
+      </w:r>
+      <w:proofErr w:type="spellEnd"/>
+      <w:r>
+        <w:rPr>
+          <w:bCs/>
+        </w:rPr>
+        <w:t xml:space="preserve"> Router </w:t>
+      </w:r>
+      <w:proofErr w:type="spellStart"/>
+      <w:r>
+        <w:rPr>
+          <w:bCs/>
+        </w:rPr>
+        <w:t>sẽ</w:t>
+      </w:r>
+      <w:proofErr w:type="spellEnd"/>
+      <w:r>
+        <w:rPr>
+          <w:bCs/>
+        </w:rPr>
+        <w:t xml:space="preserve"> </w:t>
+      </w:r>
+      <w:proofErr w:type="spellStart"/>
+      <w:r>
+        <w:rPr>
+          <w:bCs/>
+        </w:rPr>
+        <w:t>tự</w:t>
+      </w:r>
+      <w:proofErr w:type="spellEnd"/>
+      <w:r>
+        <w:rPr>
+          <w:bCs/>
+        </w:rPr>
+        <w:t xml:space="preserve"> </w:t>
+      </w:r>
+      <w:proofErr w:type="spellStart"/>
+      <w:r>
+        <w:rPr>
+          <w:bCs/>
+        </w:rPr>
+        <w:t>động</w:t>
+      </w:r>
+      <w:proofErr w:type="spellEnd"/>
+      <w:r>
+        <w:rPr>
+          <w:bCs/>
+        </w:rPr>
+        <w:t xml:space="preserve"> </w:t>
+      </w:r>
+      <w:proofErr w:type="spellStart"/>
+      <w:r>
+        <w:rPr>
+          <w:bCs/>
+        </w:rPr>
+        <w:t>áp</w:t>
+      </w:r>
+      <w:proofErr w:type="spellEnd"/>
+      <w:r>
+        <w:rPr>
+          <w:bCs/>
+        </w:rPr>
+        <w:t xml:space="preserve"> </w:t>
+      </w:r>
+      <w:proofErr w:type="spellStart"/>
+      <w:r>
+        <w:rPr>
+          <w:bCs/>
+        </w:rPr>
+        <w:t>đặt</w:t>
+      </w:r>
+      <w:proofErr w:type="spellEnd"/>
+      <w:r>
+        <w:rPr>
+          <w:bCs/>
+        </w:rPr>
+        <w:t xml:space="preserve"> Subnet Mask </w:t>
+      </w:r>
+      <w:proofErr w:type="spellStart"/>
+      <w:r>
+        <w:rPr>
+          <w:bCs/>
+        </w:rPr>
+        <w:t>mặc</w:t>
+      </w:r>
+      <w:proofErr w:type="spellEnd"/>
+      <w:r>
+        <w:rPr>
+          <w:bCs/>
+        </w:rPr>
+        <w:t xml:space="preserve"> </w:t>
+      </w:r>
+      <w:proofErr w:type="spellStart"/>
+      <w:r>
+        <w:rPr>
+          <w:bCs/>
+        </w:rPr>
+        <w:t>định</w:t>
+      </w:r>
+      <w:proofErr w:type="spellEnd"/>
+      <w:r>
+        <w:rPr>
+          <w:bCs/>
+        </w:rPr>
+        <w:t xml:space="preserve"> </w:t>
+      </w:r>
+      <w:proofErr w:type="spellStart"/>
+      <w:r>
+        <w:rPr>
+          <w:bCs/>
+        </w:rPr>
+        <w:t>của</w:t>
+      </w:r>
+      <w:proofErr w:type="spellEnd"/>
+      <w:r>
+        <w:rPr>
+          <w:bCs/>
+        </w:rPr>
+        <w:t xml:space="preserve"> </w:t>
+      </w:r>
+      <w:proofErr w:type="spellStart"/>
+      <w:r>
+        <w:rPr>
+          <w:bCs/>
+        </w:rPr>
+        <w:t>lớp</w:t>
+      </w:r>
+      <w:proofErr w:type="spellEnd"/>
+      <w:r>
+        <w:rPr>
+          <w:bCs/>
+        </w:rPr>
+        <w:t xml:space="preserve"> C </w:t>
+      </w:r>
+      <w:proofErr w:type="spellStart"/>
+      <w:r>
+        <w:rPr>
+          <w:bCs/>
+        </w:rPr>
+        <w:t>là</w:t>
+      </w:r>
+      <w:proofErr w:type="spellEnd"/>
+      <w:r>
+        <w:rPr>
+          <w:bCs/>
+        </w:rPr>
+        <w:t> /24 </w:t>
+      </w:r>
+      <w:proofErr w:type="spellStart"/>
+      <w:r>
+        <w:rPr>
+          <w:bCs/>
+        </w:rPr>
+        <w:t>cho</w:t>
+      </w:r>
+      <w:proofErr w:type="spellEnd"/>
+      <w:r>
+        <w:rPr>
+          <w:bCs/>
+        </w:rPr>
+        <w:t xml:space="preserve"> </w:t>
+      </w:r>
+      <w:proofErr w:type="spellStart"/>
+      <w:r>
+        <w:rPr>
+          <w:bCs/>
+        </w:rPr>
+        <w:t>tất</w:t>
+      </w:r>
+      <w:proofErr w:type="spellEnd"/>
+      <w:r>
+        <w:rPr>
+          <w:bCs/>
+        </w:rPr>
+        <w:t xml:space="preserve"> </w:t>
+      </w:r>
+      <w:proofErr w:type="spellStart"/>
+      <w:r>
+        <w:rPr>
+          <w:bCs/>
+        </w:rPr>
+        <w:t>cả</w:t>
+      </w:r>
+      <w:proofErr w:type="spellEnd"/>
+      <w:r>
+        <w:rPr>
+          <w:bCs/>
+        </w:rPr>
+        <w:t xml:space="preserve"> </w:t>
+      </w:r>
+      <w:proofErr w:type="spellStart"/>
+      <w:r>
+        <w:rPr>
+          <w:bCs/>
+        </w:rPr>
+        <w:t>các</w:t>
+      </w:r>
+      <w:proofErr w:type="spellEnd"/>
+      <w:r>
+        <w:rPr>
+          <w:bCs/>
+        </w:rPr>
+        <w:t xml:space="preserve"> </w:t>
+      </w:r>
+      <w:proofErr w:type="spellStart"/>
+      <w:r>
+        <w:rPr>
+          <w:bCs/>
+        </w:rPr>
+        <w:t>nhánh</w:t>
+      </w:r>
+      <w:proofErr w:type="spellEnd"/>
+      <w:r>
+        <w:rPr>
+          <w:bCs/>
+        </w:rPr>
+        <w:t xml:space="preserve">, </w:t>
+      </w:r>
+      <w:proofErr w:type="spellStart"/>
+      <w:r>
+        <w:rPr>
+          <w:bCs/>
+        </w:rPr>
+        <w:t>dẫn</w:t>
+      </w:r>
+      <w:proofErr w:type="spellEnd"/>
+      <w:r>
+        <w:rPr>
+          <w:bCs/>
+        </w:rPr>
+        <w:t xml:space="preserve"> </w:t>
+      </w:r>
+      <w:proofErr w:type="spellStart"/>
+      <w:r>
+        <w:rPr>
+          <w:bCs/>
+        </w:rPr>
+        <w:t>đến</w:t>
+      </w:r>
+      <w:proofErr w:type="spellEnd"/>
+      <w:r>
+        <w:rPr>
+          <w:bCs/>
+        </w:rPr>
+        <w:t xml:space="preserve"> </w:t>
+      </w:r>
+      <w:proofErr w:type="spellStart"/>
+      <w:r>
+        <w:rPr>
+          <w:bCs/>
+        </w:rPr>
+        <w:t>việc</w:t>
+      </w:r>
+      <w:proofErr w:type="spellEnd"/>
+      <w:r>
+        <w:rPr>
+          <w:bCs/>
+        </w:rPr>
+        <w:t xml:space="preserve"> </w:t>
+      </w:r>
+      <w:proofErr w:type="spellStart"/>
+      <w:r>
+        <w:rPr>
+          <w:bCs/>
+        </w:rPr>
+        <w:t>nhận</w:t>
+      </w:r>
+      <w:proofErr w:type="spellEnd"/>
+      <w:r>
+        <w:rPr>
+          <w:bCs/>
+        </w:rPr>
+        <w:t xml:space="preserve"> </w:t>
+      </w:r>
+      <w:proofErr w:type="spellStart"/>
+      <w:r>
+        <w:rPr>
+          <w:bCs/>
+        </w:rPr>
+        <w:t>diện</w:t>
+      </w:r>
+      <w:proofErr w:type="spellEnd"/>
+      <w:r>
+        <w:rPr>
+          <w:bCs/>
+        </w:rPr>
+        <w:t xml:space="preserve"> </w:t>
+      </w:r>
+      <w:proofErr w:type="spellStart"/>
+      <w:r>
+        <w:rPr>
+          <w:bCs/>
+        </w:rPr>
+        <w:t>sai</w:t>
+      </w:r>
+      <w:proofErr w:type="spellEnd"/>
+      <w:r>
+        <w:rPr>
+          <w:bCs/>
+        </w:rPr>
+        <w:t xml:space="preserve"> </w:t>
+      </w:r>
+      <w:proofErr w:type="spellStart"/>
+      <w:r>
+        <w:rPr>
+          <w:bCs/>
+        </w:rPr>
+        <w:t>dải</w:t>
+      </w:r>
+      <w:proofErr w:type="spellEnd"/>
+      <w:r>
+        <w:rPr>
+          <w:bCs/>
+        </w:rPr>
+        <w:t xml:space="preserve"> </w:t>
+      </w:r>
+      <w:proofErr w:type="spellStart"/>
+      <w:r>
+        <w:rPr>
+          <w:bCs/>
+        </w:rPr>
+        <w:t>mạng</w:t>
+      </w:r>
+      <w:proofErr w:type="spellEnd"/>
+      <w:r>
+        <w:rPr>
+          <w:bCs/>
+        </w:rPr>
+        <w:t xml:space="preserve">, </w:t>
+      </w:r>
+      <w:proofErr w:type="spellStart"/>
+      <w:r>
+        <w:rPr>
+          <w:bCs/>
+        </w:rPr>
+        <w:t>gây</w:t>
+      </w:r>
+      <w:proofErr w:type="spellEnd"/>
+      <w:r>
+        <w:rPr>
+          <w:bCs/>
+        </w:rPr>
+        <w:t xml:space="preserve"> </w:t>
+      </w:r>
+      <w:proofErr w:type="spellStart"/>
+      <w:r>
+        <w:rPr>
+          <w:bCs/>
+        </w:rPr>
+        <w:t>lỗi</w:t>
+      </w:r>
+      <w:proofErr w:type="spellEnd"/>
+      <w:r>
+        <w:rPr>
+          <w:bCs/>
+        </w:rPr>
+        <w:t xml:space="preserve"> </w:t>
+      </w:r>
+      <w:proofErr w:type="spellStart"/>
+      <w:r>
+        <w:rPr>
+          <w:bCs/>
+        </w:rPr>
+        <w:t>định</w:t>
+      </w:r>
+      <w:proofErr w:type="spellEnd"/>
+      <w:r>
+        <w:rPr>
+          <w:bCs/>
+        </w:rPr>
+        <w:t xml:space="preserve"> </w:t>
+      </w:r>
+      <w:proofErr w:type="spellStart"/>
+      <w:r>
+        <w:rPr>
+          <w:bCs/>
+        </w:rPr>
+        <w:t>tuyến</w:t>
+      </w:r>
+      <w:proofErr w:type="spellEnd"/>
+      <w:r>
+        <w:rPr>
+          <w:bCs/>
+        </w:rPr>
+        <w:t xml:space="preserve"> </w:t>
+      </w:r>
+      <w:proofErr w:type="spellStart"/>
+      <w:r>
+        <w:rPr>
+          <w:bCs/>
+        </w:rPr>
+        <w:t>và</w:t>
+      </w:r>
+      <w:proofErr w:type="spellEnd"/>
+      <w:r>
+        <w:rPr>
+          <w:bCs/>
+        </w:rPr>
+        <w:t xml:space="preserve"> </w:t>
+      </w:r>
+      <w:proofErr w:type="spellStart"/>
+      <w:r>
+        <w:rPr>
+          <w:bCs/>
+        </w:rPr>
+        <w:t>không</w:t>
+      </w:r>
+      <w:proofErr w:type="spellEnd"/>
+      <w:r>
+        <w:rPr>
+          <w:bCs/>
+        </w:rPr>
+        <w:t xml:space="preserve"> </w:t>
+      </w:r>
+      <w:proofErr w:type="spellStart"/>
+      <w:r>
+        <w:rPr>
+          <w:bCs/>
+        </w:rPr>
+        <w:t>thể</w:t>
+      </w:r>
+      <w:proofErr w:type="spellEnd"/>
+      <w:r>
+        <w:rPr>
+          <w:bCs/>
+        </w:rPr>
+        <w:t xml:space="preserve"> ping </w:t>
+      </w:r>
+      <w:proofErr w:type="spellStart"/>
+      <w:r>
+        <w:rPr>
+          <w:bCs/>
+        </w:rPr>
+        <w:t>thông</w:t>
+      </w:r>
+      <w:proofErr w:type="spellEnd"/>
+      <w:r>
+        <w:rPr>
+          <w:bCs/>
+        </w:rPr>
+        <w:t>.</w:t>
       </w:r>
     </w:p>
     <w:p>
@@ -3125,11 +6939,649 @@
           <w:bCs/>
         </w:rPr>
       </w:pPr>
-      <w:r>
-        <w:rPr>
-          <w:bCs/>
-        </w:rPr>
-        <w:t>Đề xuất ý tưởng khắc phục: Để giải quyết vấn đề chia mạng VLSM, cần nâng cấp giao thức định tuyến lên RIP Version 2 (giao thức Classless). Đồng thời, bắt buộc phải sử dụng thêm lệnh no auto-summary trong cấu hình router rip để ngăn chặn Router tự động gộp mạng về địa chỉ lớp mặc định.</w:t>
+      <w:proofErr w:type="spellStart"/>
+      <w:r>
+        <w:rPr>
+          <w:bCs/>
+        </w:rPr>
+        <w:t>Đề</w:t>
+      </w:r>
+      <w:proofErr w:type="spellEnd"/>
+      <w:r>
+        <w:rPr>
+          <w:bCs/>
+        </w:rPr>
+        <w:t xml:space="preserve"> </w:t>
+      </w:r>
+      <w:proofErr w:type="spellStart"/>
+      <w:r>
+        <w:rPr>
+          <w:bCs/>
+        </w:rPr>
+        <w:t>xuất</w:t>
+      </w:r>
+      <w:proofErr w:type="spellEnd"/>
+      <w:r>
+        <w:rPr>
+          <w:bCs/>
+        </w:rPr>
+        <w:t xml:space="preserve"> ý </w:t>
+      </w:r>
+      <w:proofErr w:type="spellStart"/>
+      <w:r>
+        <w:rPr>
+          <w:bCs/>
+        </w:rPr>
+        <w:t>tưởng</w:t>
+      </w:r>
+      <w:proofErr w:type="spellEnd"/>
+      <w:r>
+        <w:rPr>
+          <w:bCs/>
+        </w:rPr>
+        <w:t xml:space="preserve"> </w:t>
+      </w:r>
+      <w:proofErr w:type="spellStart"/>
+      <w:r>
+        <w:rPr>
+          <w:bCs/>
+        </w:rPr>
+        <w:t>khắc</w:t>
+      </w:r>
+      <w:proofErr w:type="spellEnd"/>
+      <w:r>
+        <w:rPr>
+          <w:bCs/>
+        </w:rPr>
+        <w:t xml:space="preserve"> </w:t>
+      </w:r>
+      <w:proofErr w:type="spellStart"/>
+      <w:r>
+        <w:rPr>
+          <w:bCs/>
+        </w:rPr>
+        <w:t>phục</w:t>
+      </w:r>
+      <w:proofErr w:type="spellEnd"/>
+      <w:r>
+        <w:rPr>
+          <w:bCs/>
+        </w:rPr>
+        <w:t>: </w:t>
+      </w:r>
+      <w:proofErr w:type="spellStart"/>
+      <w:r>
+        <w:rPr>
+          <w:bCs/>
+        </w:rPr>
+        <w:t>Để</w:t>
+      </w:r>
+      <w:proofErr w:type="spellEnd"/>
+      <w:r>
+        <w:rPr>
+          <w:bCs/>
+        </w:rPr>
+        <w:t xml:space="preserve"> </w:t>
+      </w:r>
+      <w:proofErr w:type="spellStart"/>
+      <w:r>
+        <w:rPr>
+          <w:bCs/>
+        </w:rPr>
+        <w:t>giải</w:t>
+      </w:r>
+      <w:proofErr w:type="spellEnd"/>
+      <w:r>
+        <w:rPr>
+          <w:bCs/>
+        </w:rPr>
+        <w:t xml:space="preserve"> </w:t>
+      </w:r>
+      <w:proofErr w:type="spellStart"/>
+      <w:r>
+        <w:rPr>
+          <w:bCs/>
+        </w:rPr>
+        <w:t>quyết</w:t>
+      </w:r>
+      <w:proofErr w:type="spellEnd"/>
+      <w:r>
+        <w:rPr>
+          <w:bCs/>
+        </w:rPr>
+        <w:t xml:space="preserve"> </w:t>
+      </w:r>
+      <w:proofErr w:type="spellStart"/>
+      <w:r>
+        <w:rPr>
+          <w:bCs/>
+        </w:rPr>
+        <w:t>vấn</w:t>
+      </w:r>
+      <w:proofErr w:type="spellEnd"/>
+      <w:r>
+        <w:rPr>
+          <w:bCs/>
+        </w:rPr>
+        <w:t xml:space="preserve"> </w:t>
+      </w:r>
+      <w:proofErr w:type="spellStart"/>
+      <w:r>
+        <w:rPr>
+          <w:bCs/>
+        </w:rPr>
+        <w:t>đề</w:t>
+      </w:r>
+      <w:proofErr w:type="spellEnd"/>
+      <w:r>
+        <w:rPr>
+          <w:bCs/>
+        </w:rPr>
+        <w:t xml:space="preserve"> chia </w:t>
+      </w:r>
+      <w:proofErr w:type="spellStart"/>
+      <w:r>
+        <w:rPr>
+          <w:bCs/>
+        </w:rPr>
+        <w:t>mạng</w:t>
+      </w:r>
+      <w:proofErr w:type="spellEnd"/>
+      <w:r>
+        <w:rPr>
+          <w:bCs/>
+        </w:rPr>
+        <w:t xml:space="preserve"> VLSM, </w:t>
+      </w:r>
+      <w:proofErr w:type="spellStart"/>
+      <w:r>
+        <w:rPr>
+          <w:bCs/>
+        </w:rPr>
+        <w:t>cần</w:t>
+      </w:r>
+      <w:proofErr w:type="spellEnd"/>
+      <w:r>
+        <w:rPr>
+          <w:bCs/>
+        </w:rPr>
+        <w:t xml:space="preserve"> </w:t>
+      </w:r>
+      <w:proofErr w:type="spellStart"/>
+      <w:r>
+        <w:rPr>
+          <w:bCs/>
+        </w:rPr>
+        <w:t>nâng</w:t>
+      </w:r>
+      <w:proofErr w:type="spellEnd"/>
+      <w:r>
+        <w:rPr>
+          <w:bCs/>
+        </w:rPr>
+        <w:t xml:space="preserve"> </w:t>
+      </w:r>
+      <w:proofErr w:type="spellStart"/>
+      <w:r>
+        <w:rPr>
+          <w:bCs/>
+        </w:rPr>
+        <w:t>cấp</w:t>
+      </w:r>
+      <w:proofErr w:type="spellEnd"/>
+      <w:r>
+        <w:rPr>
+          <w:bCs/>
+        </w:rPr>
+        <w:t xml:space="preserve"> </w:t>
+      </w:r>
+      <w:proofErr w:type="spellStart"/>
+      <w:r>
+        <w:rPr>
+          <w:bCs/>
+        </w:rPr>
+        <w:t>giao</w:t>
+      </w:r>
+      <w:proofErr w:type="spellEnd"/>
+      <w:r>
+        <w:rPr>
+          <w:bCs/>
+        </w:rPr>
+        <w:t xml:space="preserve"> </w:t>
+      </w:r>
+      <w:proofErr w:type="spellStart"/>
+      <w:r>
+        <w:rPr>
+          <w:bCs/>
+        </w:rPr>
+        <w:t>thức</w:t>
+      </w:r>
+      <w:proofErr w:type="spellEnd"/>
+      <w:r>
+        <w:rPr>
+          <w:bCs/>
+        </w:rPr>
+        <w:t xml:space="preserve"> </w:t>
+      </w:r>
+      <w:proofErr w:type="spellStart"/>
+      <w:r>
+        <w:rPr>
+          <w:bCs/>
+        </w:rPr>
+        <w:t>định</w:t>
+      </w:r>
+      <w:proofErr w:type="spellEnd"/>
+      <w:r>
+        <w:rPr>
+          <w:bCs/>
+        </w:rPr>
+        <w:t xml:space="preserve"> </w:t>
+      </w:r>
+      <w:proofErr w:type="spellStart"/>
+      <w:r>
+        <w:rPr>
+          <w:bCs/>
+        </w:rPr>
+        <w:t>tuyến</w:t>
+      </w:r>
+      <w:proofErr w:type="spellEnd"/>
+      <w:r>
+        <w:rPr>
+          <w:bCs/>
+        </w:rPr>
+        <w:t xml:space="preserve"> </w:t>
+      </w:r>
+      <w:proofErr w:type="spellStart"/>
+      <w:r>
+        <w:rPr>
+          <w:bCs/>
+        </w:rPr>
+        <w:t>lên</w:t>
+      </w:r>
+      <w:proofErr w:type="spellEnd"/>
+      <w:r>
+        <w:rPr>
+          <w:bCs/>
+        </w:rPr>
+        <w:t> RIP Version 2 (</w:t>
+      </w:r>
+      <w:proofErr w:type="spellStart"/>
+      <w:r>
+        <w:rPr>
+          <w:bCs/>
+        </w:rPr>
+        <w:t>giao</w:t>
+      </w:r>
+      <w:proofErr w:type="spellEnd"/>
+      <w:r>
+        <w:rPr>
+          <w:bCs/>
+        </w:rPr>
+        <w:t xml:space="preserve"> </w:t>
+      </w:r>
+      <w:proofErr w:type="spellStart"/>
+      <w:r>
+        <w:rPr>
+          <w:bCs/>
+        </w:rPr>
+        <w:t>thức</w:t>
+      </w:r>
+      <w:proofErr w:type="spellEnd"/>
+      <w:r>
+        <w:rPr>
+          <w:bCs/>
+        </w:rPr>
+        <w:t xml:space="preserve"> Classless). </w:t>
+      </w:r>
+      <w:proofErr w:type="spellStart"/>
+      <w:r>
+        <w:rPr>
+          <w:bCs/>
+        </w:rPr>
+        <w:t>Đồng</w:t>
+      </w:r>
+      <w:proofErr w:type="spellEnd"/>
+      <w:r>
+        <w:rPr>
+          <w:bCs/>
+        </w:rPr>
+        <w:t xml:space="preserve"> </w:t>
+      </w:r>
+      <w:proofErr w:type="spellStart"/>
+      <w:r>
+        <w:rPr>
+          <w:bCs/>
+        </w:rPr>
+        <w:t>thời</w:t>
+      </w:r>
+      <w:proofErr w:type="spellEnd"/>
+      <w:r>
+        <w:rPr>
+          <w:bCs/>
+        </w:rPr>
+        <w:t xml:space="preserve">, </w:t>
+      </w:r>
+      <w:proofErr w:type="spellStart"/>
+      <w:r>
+        <w:rPr>
+          <w:bCs/>
+        </w:rPr>
+        <w:t>bắt</w:t>
+      </w:r>
+      <w:proofErr w:type="spellEnd"/>
+      <w:r>
+        <w:rPr>
+          <w:bCs/>
+        </w:rPr>
+        <w:t xml:space="preserve"> </w:t>
+      </w:r>
+      <w:proofErr w:type="spellStart"/>
+      <w:r>
+        <w:rPr>
+          <w:bCs/>
+        </w:rPr>
+        <w:t>buộc</w:t>
+      </w:r>
+      <w:proofErr w:type="spellEnd"/>
+      <w:r>
+        <w:rPr>
+          <w:bCs/>
+        </w:rPr>
+        <w:t xml:space="preserve"> </w:t>
+      </w:r>
+      <w:proofErr w:type="spellStart"/>
+      <w:r>
+        <w:rPr>
+          <w:bCs/>
+        </w:rPr>
+        <w:t>phải</w:t>
+      </w:r>
+      <w:proofErr w:type="spellEnd"/>
+      <w:r>
+        <w:rPr>
+          <w:bCs/>
+        </w:rPr>
+        <w:t xml:space="preserve"> </w:t>
+      </w:r>
+      <w:proofErr w:type="spellStart"/>
+      <w:r>
+        <w:rPr>
+          <w:bCs/>
+        </w:rPr>
+        <w:t>sử</w:t>
+      </w:r>
+      <w:proofErr w:type="spellEnd"/>
+      <w:r>
+        <w:rPr>
+          <w:bCs/>
+        </w:rPr>
+        <w:t xml:space="preserve"> </w:t>
+      </w:r>
+      <w:proofErr w:type="spellStart"/>
+      <w:r>
+        <w:rPr>
+          <w:bCs/>
+        </w:rPr>
+        <w:t>dụng</w:t>
+      </w:r>
+      <w:proofErr w:type="spellEnd"/>
+      <w:r>
+        <w:rPr>
+          <w:bCs/>
+        </w:rPr>
+        <w:t xml:space="preserve"> </w:t>
+      </w:r>
+      <w:proofErr w:type="spellStart"/>
+      <w:r>
+        <w:rPr>
+          <w:bCs/>
+        </w:rPr>
+        <w:t>thêm</w:t>
+      </w:r>
+      <w:proofErr w:type="spellEnd"/>
+      <w:r>
+        <w:rPr>
+          <w:bCs/>
+        </w:rPr>
+        <w:t xml:space="preserve"> </w:t>
+      </w:r>
+      <w:proofErr w:type="spellStart"/>
+      <w:r>
+        <w:rPr>
+          <w:bCs/>
+        </w:rPr>
+        <w:t>lệnh</w:t>
+      </w:r>
+      <w:proofErr w:type="spellEnd"/>
+      <w:r>
+        <w:rPr>
+          <w:bCs/>
+        </w:rPr>
+        <w:t> no auto-summary </w:t>
+      </w:r>
+      <w:proofErr w:type="spellStart"/>
+      <w:r>
+        <w:rPr>
+          <w:bCs/>
+        </w:rPr>
+        <w:t>trong</w:t>
+      </w:r>
+      <w:proofErr w:type="spellEnd"/>
+      <w:r>
+        <w:rPr>
+          <w:bCs/>
+        </w:rPr>
+        <w:t xml:space="preserve"> </w:t>
+      </w:r>
+      <w:proofErr w:type="spellStart"/>
+      <w:r>
+        <w:rPr>
+          <w:bCs/>
+        </w:rPr>
+        <w:t>cấu</w:t>
+      </w:r>
+      <w:proofErr w:type="spellEnd"/>
+      <w:r>
+        <w:rPr>
+          <w:bCs/>
+        </w:rPr>
+        <w:t xml:space="preserve"> </w:t>
+      </w:r>
+      <w:proofErr w:type="spellStart"/>
+      <w:r>
+        <w:rPr>
+          <w:bCs/>
+        </w:rPr>
+        <w:t>hình</w:t>
+      </w:r>
+      <w:proofErr w:type="spellEnd"/>
+      <w:r>
+        <w:rPr>
+          <w:bCs/>
+        </w:rPr>
+        <w:t> router rip </w:t>
+      </w:r>
+      <w:proofErr w:type="spellStart"/>
+      <w:r>
+        <w:rPr>
+          <w:bCs/>
+        </w:rPr>
+        <w:t>để</w:t>
+      </w:r>
+      <w:proofErr w:type="spellEnd"/>
+      <w:r>
+        <w:rPr>
+          <w:bCs/>
+        </w:rPr>
+        <w:t xml:space="preserve"> </w:t>
+      </w:r>
+      <w:proofErr w:type="spellStart"/>
+      <w:r>
+        <w:rPr>
+          <w:bCs/>
+        </w:rPr>
+        <w:t>ngăn</w:t>
+      </w:r>
+      <w:proofErr w:type="spellEnd"/>
+      <w:r>
+        <w:rPr>
+          <w:bCs/>
+        </w:rPr>
+        <w:t xml:space="preserve"> </w:t>
+      </w:r>
+      <w:proofErr w:type="spellStart"/>
+      <w:r>
+        <w:rPr>
+          <w:bCs/>
+        </w:rPr>
+        <w:t>chặn</w:t>
+      </w:r>
+      <w:proofErr w:type="spellEnd"/>
+      <w:r>
+        <w:rPr>
+          <w:bCs/>
+        </w:rPr>
+        <w:t xml:space="preserve"> Router </w:t>
+      </w:r>
+      <w:proofErr w:type="spellStart"/>
+      <w:r>
+        <w:rPr>
+          <w:bCs/>
+        </w:rPr>
+        <w:t>tự</w:t>
+      </w:r>
+      <w:proofErr w:type="spellEnd"/>
+      <w:r>
+        <w:rPr>
+          <w:bCs/>
+        </w:rPr>
+        <w:t xml:space="preserve"> </w:t>
+      </w:r>
+      <w:proofErr w:type="spellStart"/>
+      <w:r>
+        <w:rPr>
+          <w:bCs/>
+        </w:rPr>
+        <w:t>động</w:t>
+      </w:r>
+      <w:proofErr w:type="spellEnd"/>
+      <w:r>
+        <w:rPr>
+          <w:bCs/>
+        </w:rPr>
+        <w:t xml:space="preserve"> </w:t>
+      </w:r>
+      <w:proofErr w:type="spellStart"/>
+      <w:r>
+        <w:rPr>
+          <w:bCs/>
+        </w:rPr>
+        <w:t>gộp</w:t>
+      </w:r>
+      <w:proofErr w:type="spellEnd"/>
+      <w:r>
+        <w:rPr>
+          <w:bCs/>
+        </w:rPr>
+        <w:t xml:space="preserve"> </w:t>
+      </w:r>
+      <w:proofErr w:type="spellStart"/>
+      <w:r>
+        <w:rPr>
+          <w:bCs/>
+        </w:rPr>
+        <w:t>mạng</w:t>
+      </w:r>
+      <w:proofErr w:type="spellEnd"/>
+      <w:r>
+        <w:rPr>
+          <w:bCs/>
+        </w:rPr>
+        <w:t xml:space="preserve"> </w:t>
+      </w:r>
+      <w:proofErr w:type="spellStart"/>
+      <w:r>
+        <w:rPr>
+          <w:bCs/>
+        </w:rPr>
+        <w:t>về</w:t>
+      </w:r>
+      <w:proofErr w:type="spellEnd"/>
+      <w:r>
+        <w:rPr>
+          <w:bCs/>
+        </w:rPr>
+        <w:t xml:space="preserve"> </w:t>
+      </w:r>
+      <w:proofErr w:type="spellStart"/>
+      <w:r>
+        <w:rPr>
+          <w:bCs/>
+        </w:rPr>
+        <w:t>địa</w:t>
+      </w:r>
+      <w:proofErr w:type="spellEnd"/>
+      <w:r>
+        <w:rPr>
+          <w:bCs/>
+        </w:rPr>
+        <w:t xml:space="preserve"> </w:t>
+      </w:r>
+      <w:proofErr w:type="spellStart"/>
+      <w:r>
+        <w:rPr>
+          <w:bCs/>
+        </w:rPr>
+        <w:t>chỉ</w:t>
+      </w:r>
+      <w:proofErr w:type="spellEnd"/>
+      <w:r>
+        <w:rPr>
+          <w:bCs/>
+        </w:rPr>
+        <w:t xml:space="preserve"> </w:t>
+      </w:r>
+      <w:proofErr w:type="spellStart"/>
+      <w:r>
+        <w:rPr>
+          <w:bCs/>
+        </w:rPr>
+        <w:t>lớp</w:t>
+      </w:r>
+      <w:proofErr w:type="spellEnd"/>
+      <w:r>
+        <w:rPr>
+          <w:bCs/>
+        </w:rPr>
+        <w:t xml:space="preserve"> </w:t>
+      </w:r>
+      <w:proofErr w:type="spellStart"/>
+      <w:r>
+        <w:rPr>
+          <w:bCs/>
+        </w:rPr>
+        <w:t>mặc</w:t>
+      </w:r>
+      <w:proofErr w:type="spellEnd"/>
+      <w:r>
+        <w:rPr>
+          <w:bCs/>
+        </w:rPr>
+        <w:t xml:space="preserve"> </w:t>
+      </w:r>
+      <w:proofErr w:type="spellStart"/>
+      <w:r>
+        <w:rPr>
+          <w:bCs/>
+        </w:rPr>
+        <w:t>định</w:t>
+      </w:r>
+      <w:proofErr w:type="spellEnd"/>
+      <w:r>
+        <w:rPr>
+          <w:bCs/>
+        </w:rPr>
+        <w:t>.</w:t>
       </w:r>
     </w:p>
     <w:p>
@@ -3169,7 +7621,7 @@
                     <pic:cNvPicPr/>
                   </pic:nvPicPr>
                   <pic:blipFill>
-                    <a:blip r:embed="rId19"/>
+                    <a:blip r:embed="rId20"/>
                     <a:stretch>
                       <a:fillRect/>
                     </a:stretch>
@@ -3220,7 +7672,7 @@
                     <pic:cNvPicPr/>
                   </pic:nvPicPr>
                   <pic:blipFill>
-                    <a:blip r:embed="rId20"/>
+                    <a:blip r:embed="rId21"/>
                     <a:stretch>
                       <a:fillRect/>
                     </a:stretch>
@@ -5119,7 +9571,7 @@
                     <pic:cNvPicPr/>
                   </pic:nvPicPr>
                   <pic:blipFill>
-                    <a:blip r:embed="rId21"/>
+                    <a:blip r:embed="rId22"/>
                     <a:stretch>
                       <a:fillRect/>
                     </a:stretch>
@@ -5207,7 +9659,7 @@
                     <pic:cNvPicPr/>
                   </pic:nvPicPr>
                   <pic:blipFill>
-                    <a:blip r:embed="rId22"/>
+                    <a:blip r:embed="rId23"/>
                     <a:stretch>
                       <a:fillRect/>
                     </a:stretch>
@@ -5272,7 +9724,7 @@
                     <pic:cNvPicPr/>
                   </pic:nvPicPr>
                   <pic:blipFill>
-                    <a:blip r:embed="rId23"/>
+                    <a:blip r:embed="rId24"/>
                     <a:stretch>
                       <a:fillRect/>
                     </a:stretch>
@@ -5353,7 +9805,7 @@
                     <pic:cNvPicPr/>
                   </pic:nvPicPr>
                   <pic:blipFill>
-                    <a:blip r:embed="rId21"/>
+                    <a:blip r:embed="rId22"/>
                     <a:stretch>
                       <a:fillRect/>
                     </a:stretch>
@@ -5432,7 +9884,7 @@
                     <pic:cNvPicPr/>
                   </pic:nvPicPr>
                   <pic:blipFill>
-                    <a:blip r:embed="rId24"/>
+                    <a:blip r:embed="rId25"/>
                     <a:stretch>
                       <a:fillRect/>
                     </a:stretch>
@@ -5468,6 +9920,7 @@
           <w:lang w:val="vi-VN"/>
         </w:rPr>
       </w:pPr>
+      <w:proofErr w:type="spellStart"/>
       <w:r>
         <w:rPr>
           <w:bCs/>
@@ -5475,6 +9928,7 @@
         <w:lastRenderedPageBreak/>
         <w:t>Bài</w:t>
       </w:r>
+      <w:proofErr w:type="spellEnd"/>
       <w:r>
         <w:rPr>
           <w:bCs/>
@@ -5511,7 +9965,7 @@
                     <pic:cNvPicPr/>
                   </pic:nvPicPr>
                   <pic:blipFill>
-                    <a:blip r:embed="rId25"/>
+                    <a:blip r:embed="rId26"/>
                     <a:stretch>
                       <a:fillRect/>
                     </a:stretch>
@@ -5561,7 +10015,7 @@
                     <pic:cNvPicPr/>
                   </pic:nvPicPr>
                   <pic:blipFill>
-                    <a:blip r:embed="rId26"/>
+                    <a:blip r:embed="rId27"/>
                     <a:stretch>
                       <a:fillRect/>
                     </a:stretch>
@@ -6648,7 +11102,7 @@
                     <pic:cNvPicPr/>
                   </pic:nvPicPr>
                   <pic:blipFill>
-                    <a:blip r:embed="rId27"/>
+                    <a:blip r:embed="rId28"/>
                     <a:stretch>
                       <a:fillRect/>
                     </a:stretch>
@@ -6698,7 +11152,7 @@
                     <pic:cNvPicPr/>
                   </pic:nvPicPr>
                   <pic:blipFill>
-                    <a:blip r:embed="rId28"/>
+                    <a:blip r:embed="rId29"/>
                     <a:stretch>
                       <a:fillRect/>
                     </a:stretch>
@@ -6746,7 +11200,7 @@
                     <pic:cNvPicPr/>
                   </pic:nvPicPr>
                   <pic:blipFill>
-                    <a:blip r:embed="rId29"/>
+                    <a:blip r:embed="rId30"/>
                     <a:stretch>
                       <a:fillRect/>
                     </a:stretch>
@@ -6820,7 +11274,7 @@
                     <pic:cNvPicPr/>
                   </pic:nvPicPr>
                   <pic:blipFill>
-                    <a:blip r:embed="rId30"/>
+                    <a:blip r:embed="rId31"/>
                     <a:stretch>
                       <a:fillRect/>
                     </a:stretch>
@@ -6869,7 +11323,7 @@
                     <pic:cNvPicPr/>
                   </pic:nvPicPr>
                   <pic:blipFill>
-                    <a:blip r:embed="rId31"/>
+                    <a:blip r:embed="rId32"/>
                     <a:stretch>
                       <a:fillRect/>
                     </a:stretch>
@@ -6902,16 +11356,31 @@
           <w:bCs/>
           <w:lang w:val="vi-VN"/>
         </w:rPr>
-        <w:t>1. Router Internet:</w:t>
-      </w:r>
-    </w:p>
-    <w:p>
-      <w:pPr>
-        <w:rPr>
-          <w:bCs/>
-          <w:lang w:val="vi-VN"/>
-        </w:rPr>
-      </w:pPr>
+        <w:t>========== RAW CONFIGURATION COMMANDS ==========</w:t>
+      </w:r>
+    </w:p>
+    <w:p>
+      <w:pPr>
+        <w:rPr>
+          <w:bCs/>
+          <w:lang w:val="vi-VN"/>
+        </w:rPr>
+      </w:pPr>
+    </w:p>
+    <w:p>
+      <w:pPr>
+        <w:rPr>
+          <w:bCs/>
+          <w:lang w:val="vi-VN"/>
+        </w:rPr>
+      </w:pPr>
+      <w:r>
+        <w:rPr>
+          <w:bCs/>
+          <w:lang w:val="vi-VN"/>
+        </w:rPr>
+        <w:t>========== Tên thiết bị: Internet (router) ==========</w:t>
+      </w:r>
     </w:p>
     <w:p>
       <w:pPr>
@@ -7000,22 +11469,7 @@
           <w:bCs/>
           <w:lang w:val="vi-VN"/>
         </w:rPr>
-        <w:t>interface loopback 0</w:t>
-      </w:r>
-    </w:p>
-    <w:p>
-      <w:pPr>
-        <w:rPr>
-          <w:bCs/>
-          <w:lang w:val="vi-VN"/>
-        </w:rPr>
-      </w:pPr>
-      <w:r>
-        <w:rPr>
-          <w:bCs/>
-          <w:lang w:val="vi-VN"/>
-        </w:rPr>
-        <w:t>ip address 8.8.8.8 255.255.255.255</w:t>
+        <w:t>exit</w:t>
       </w:r>
     </w:p>
     <w:p>
@@ -7031,6 +11485,389 @@
           <w:lang w:val="vi-VN"/>
         </w:rPr>
         <w:lastRenderedPageBreak/>
+        <w:t>ip route 10.0.0.0 255.0.0.0 200.200.200.1</w:t>
+      </w:r>
+    </w:p>
+    <w:p>
+      <w:pPr>
+        <w:rPr>
+          <w:bCs/>
+          <w:lang w:val="vi-VN"/>
+        </w:rPr>
+      </w:pPr>
+      <w:r>
+        <w:rPr>
+          <w:bCs/>
+          <w:lang w:val="vi-VN"/>
+        </w:rPr>
+        <w:t>ip route 192.168.0.0 255.255.0.0 200.200.200.1</w:t>
+      </w:r>
+    </w:p>
+    <w:p>
+      <w:pPr>
+        <w:rPr>
+          <w:bCs/>
+          <w:lang w:val="vi-VN"/>
+        </w:rPr>
+      </w:pPr>
+      <w:r>
+        <w:rPr>
+          <w:bCs/>
+          <w:lang w:val="vi-VN"/>
+        </w:rPr>
+        <w:t>end</w:t>
+      </w:r>
+    </w:p>
+    <w:p>
+      <w:pPr>
+        <w:rPr>
+          <w:bCs/>
+          <w:lang w:val="vi-VN"/>
+        </w:rPr>
+      </w:pPr>
+      <w:r>
+        <w:rPr>
+          <w:bCs/>
+          <w:lang w:val="vi-VN"/>
+        </w:rPr>
+        <w:t>write memory</w:t>
+      </w:r>
+    </w:p>
+    <w:p>
+      <w:pPr>
+        <w:rPr>
+          <w:bCs/>
+          <w:lang w:val="vi-VN"/>
+        </w:rPr>
+      </w:pPr>
+    </w:p>
+    <w:p>
+      <w:pPr>
+        <w:rPr>
+          <w:bCs/>
+          <w:lang w:val="vi-VN"/>
+        </w:rPr>
+      </w:pPr>
+      <w:r>
+        <w:rPr>
+          <w:bCs/>
+          <w:lang w:val="vi-VN"/>
+        </w:rPr>
+        <w:t>========== Tên thiết bị: R1 (router) ==========</w:t>
+      </w:r>
+    </w:p>
+    <w:p>
+      <w:pPr>
+        <w:rPr>
+          <w:bCs/>
+          <w:lang w:val="vi-VN"/>
+        </w:rPr>
+      </w:pPr>
+      <w:r>
+        <w:rPr>
+          <w:bCs/>
+          <w:lang w:val="vi-VN"/>
+        </w:rPr>
+        <w:t>enable</w:t>
+      </w:r>
+    </w:p>
+    <w:p>
+      <w:pPr>
+        <w:rPr>
+          <w:bCs/>
+          <w:lang w:val="vi-VN"/>
+        </w:rPr>
+      </w:pPr>
+      <w:r>
+        <w:rPr>
+          <w:bCs/>
+          <w:lang w:val="vi-VN"/>
+        </w:rPr>
+        <w:t>configure terminal</w:t>
+      </w:r>
+    </w:p>
+    <w:p>
+      <w:pPr>
+        <w:rPr>
+          <w:bCs/>
+          <w:lang w:val="vi-VN"/>
+        </w:rPr>
+      </w:pPr>
+      <w:r>
+        <w:rPr>
+          <w:bCs/>
+          <w:lang w:val="vi-VN"/>
+        </w:rPr>
+        <w:t>interface e0/0</w:t>
+      </w:r>
+    </w:p>
+    <w:p>
+      <w:pPr>
+        <w:rPr>
+          <w:bCs/>
+          <w:lang w:val="vi-VN"/>
+        </w:rPr>
+      </w:pPr>
+      <w:r>
+        <w:rPr>
+          <w:bCs/>
+          <w:lang w:val="vi-VN"/>
+        </w:rPr>
+        <w:t>ip address 192.168.1.1 255.255.255.0</w:t>
+      </w:r>
+    </w:p>
+    <w:p>
+      <w:pPr>
+        <w:rPr>
+          <w:bCs/>
+          <w:lang w:val="vi-VN"/>
+        </w:rPr>
+      </w:pPr>
+      <w:r>
+        <w:rPr>
+          <w:bCs/>
+          <w:lang w:val="vi-VN"/>
+        </w:rPr>
+        <w:t>no shutdown</w:t>
+      </w:r>
+    </w:p>
+    <w:p>
+      <w:pPr>
+        <w:rPr>
+          <w:bCs/>
+          <w:lang w:val="vi-VN"/>
+        </w:rPr>
+      </w:pPr>
+      <w:r>
+        <w:rPr>
+          <w:bCs/>
+          <w:lang w:val="vi-VN"/>
+        </w:rPr>
+        <w:t>interface e0/1</w:t>
+      </w:r>
+    </w:p>
+    <w:p>
+      <w:pPr>
+        <w:rPr>
+          <w:bCs/>
+          <w:lang w:val="vi-VN"/>
+        </w:rPr>
+      </w:pPr>
+      <w:r>
+        <w:rPr>
+          <w:bCs/>
+          <w:lang w:val="vi-VN"/>
+        </w:rPr>
+        <w:t>ip address 200.200.200.1 255.255.255.0</w:t>
+      </w:r>
+    </w:p>
+    <w:p>
+      <w:pPr>
+        <w:rPr>
+          <w:bCs/>
+          <w:lang w:val="vi-VN"/>
+        </w:rPr>
+      </w:pPr>
+      <w:r>
+        <w:rPr>
+          <w:bCs/>
+          <w:lang w:val="vi-VN"/>
+        </w:rPr>
+        <w:t>no shutdown</w:t>
+      </w:r>
+    </w:p>
+    <w:p>
+      <w:pPr>
+        <w:rPr>
+          <w:bCs/>
+          <w:lang w:val="vi-VN"/>
+        </w:rPr>
+      </w:pPr>
+      <w:r>
+        <w:rPr>
+          <w:bCs/>
+          <w:lang w:val="vi-VN"/>
+        </w:rPr>
+        <w:t>interface s1/0</w:t>
+      </w:r>
+    </w:p>
+    <w:p>
+      <w:pPr>
+        <w:rPr>
+          <w:bCs/>
+          <w:lang w:val="vi-VN"/>
+        </w:rPr>
+      </w:pPr>
+      <w:r>
+        <w:rPr>
+          <w:bCs/>
+          <w:lang w:val="vi-VN"/>
+        </w:rPr>
+        <w:t>ip address 10.0.12.1 255.255.255.0</w:t>
+      </w:r>
+    </w:p>
+    <w:p>
+      <w:pPr>
+        <w:rPr>
+          <w:bCs/>
+          <w:lang w:val="vi-VN"/>
+        </w:rPr>
+      </w:pPr>
+      <w:r>
+        <w:rPr>
+          <w:bCs/>
+          <w:lang w:val="vi-VN"/>
+        </w:rPr>
+        <w:t>no shutdown</w:t>
+      </w:r>
+    </w:p>
+    <w:p>
+      <w:pPr>
+        <w:rPr>
+          <w:bCs/>
+          <w:lang w:val="vi-VN"/>
+        </w:rPr>
+      </w:pPr>
+      <w:r>
+        <w:rPr>
+          <w:bCs/>
+          <w:lang w:val="vi-VN"/>
+        </w:rPr>
+        <w:t>interface e0/2</w:t>
+      </w:r>
+    </w:p>
+    <w:p>
+      <w:pPr>
+        <w:rPr>
+          <w:bCs/>
+          <w:lang w:val="vi-VN"/>
+        </w:rPr>
+      </w:pPr>
+      <w:r>
+        <w:rPr>
+          <w:bCs/>
+          <w:lang w:val="vi-VN"/>
+        </w:rPr>
+        <w:t>ip address 10.0.13.1 255.255.255.0</w:t>
+      </w:r>
+    </w:p>
+    <w:p>
+      <w:pPr>
+        <w:rPr>
+          <w:bCs/>
+          <w:lang w:val="vi-VN"/>
+        </w:rPr>
+      </w:pPr>
+      <w:r>
+        <w:rPr>
+          <w:bCs/>
+          <w:lang w:val="vi-VN"/>
+        </w:rPr>
+        <w:t>no shutdown</w:t>
+      </w:r>
+    </w:p>
+    <w:p>
+      <w:pPr>
+        <w:rPr>
+          <w:bCs/>
+          <w:lang w:val="vi-VN"/>
+        </w:rPr>
+      </w:pPr>
+      <w:r>
+        <w:rPr>
+          <w:bCs/>
+          <w:lang w:val="vi-VN"/>
+        </w:rPr>
+        <w:t>router rip</w:t>
+      </w:r>
+    </w:p>
+    <w:p>
+      <w:pPr>
+        <w:rPr>
+          <w:bCs/>
+          <w:lang w:val="vi-VN"/>
+        </w:rPr>
+      </w:pPr>
+      <w:r>
+        <w:rPr>
+          <w:bCs/>
+          <w:lang w:val="vi-VN"/>
+        </w:rPr>
+        <w:t>version 2</w:t>
+      </w:r>
+    </w:p>
+    <w:p>
+      <w:pPr>
+        <w:rPr>
+          <w:bCs/>
+          <w:lang w:val="vi-VN"/>
+        </w:rPr>
+      </w:pPr>
+      <w:r>
+        <w:rPr>
+          <w:bCs/>
+          <w:lang w:val="vi-VN"/>
+        </w:rPr>
+        <w:t>no auto-summary</w:t>
+      </w:r>
+    </w:p>
+    <w:p>
+      <w:pPr>
+        <w:rPr>
+          <w:bCs/>
+          <w:lang w:val="vi-VN"/>
+        </w:rPr>
+      </w:pPr>
+      <w:r>
+        <w:rPr>
+          <w:bCs/>
+          <w:lang w:val="vi-VN"/>
+        </w:rPr>
+        <w:t>network 192.168.1.0</w:t>
+      </w:r>
+    </w:p>
+    <w:p>
+      <w:pPr>
+        <w:rPr>
+          <w:bCs/>
+          <w:lang w:val="vi-VN"/>
+        </w:rPr>
+      </w:pPr>
+      <w:r>
+        <w:rPr>
+          <w:bCs/>
+          <w:lang w:val="vi-VN"/>
+        </w:rPr>
+        <w:t>network 10.0.0.0</w:t>
+      </w:r>
+    </w:p>
+    <w:p>
+      <w:pPr>
+        <w:rPr>
+          <w:bCs/>
+          <w:lang w:val="vi-VN"/>
+        </w:rPr>
+      </w:pPr>
+      <w:r>
+        <w:rPr>
+          <w:bCs/>
+          <w:lang w:val="vi-VN"/>
+        </w:rPr>
+        <w:t>default-information originate</w:t>
+      </w:r>
+    </w:p>
+    <w:p>
+      <w:pPr>
+        <w:rPr>
+          <w:bCs/>
+          <w:lang w:val="vi-VN"/>
+        </w:rPr>
+      </w:pPr>
+      <w:r>
+        <w:rPr>
+          <w:bCs/>
+          <w:lang w:val="vi-VN"/>
+        </w:rPr>
         <w:t>exit</w:t>
       </w:r>
     </w:p>
@@ -7046,21 +11883,22 @@
           <w:bCs/>
           <w:lang w:val="vi-VN"/>
         </w:rPr>
-        <w:t>ip route 0.0.0.0 0.0.0.0 200.200.200.1</w:t>
-      </w:r>
-    </w:p>
-    <w:p>
-      <w:pPr>
-        <w:rPr>
-          <w:bCs/>
-          <w:lang w:val="vi-VN"/>
-        </w:rPr>
-      </w:pPr>
-      <w:r>
-        <w:rPr>
-          <w:bCs/>
-          <w:lang w:val="vi-VN"/>
-        </w:rPr>
+        <w:t>ip route 0.0.0.0 0.0.0.0 200.200.200.2</w:t>
+      </w:r>
+    </w:p>
+    <w:p>
+      <w:pPr>
+        <w:rPr>
+          <w:bCs/>
+          <w:lang w:val="vi-VN"/>
+        </w:rPr>
+      </w:pPr>
+      <w:r>
+        <w:rPr>
+          <w:bCs/>
+          <w:lang w:val="vi-VN"/>
+        </w:rPr>
+        <w:lastRenderedPageBreak/>
         <w:t>end</w:t>
       </w:r>
     </w:p>
@@ -7094,29 +11932,13 @@
           <w:lang w:val="vi-VN"/>
         </w:rPr>
       </w:pPr>
-    </w:p>
-    <w:p>
-      <w:pPr>
-        <w:rPr>
-          <w:bCs/>
-          <w:lang w:val="vi-VN"/>
-        </w:rPr>
-      </w:pPr>
-      <w:r>
-        <w:rPr>
-          <w:bCs/>
-          <w:lang w:val="vi-VN"/>
-        </w:rPr>
-        <w:t>2. Router R1:</w:t>
-      </w:r>
-    </w:p>
-    <w:p>
-      <w:pPr>
-        <w:rPr>
-          <w:bCs/>
-          <w:lang w:val="vi-VN"/>
-        </w:rPr>
-      </w:pPr>
+      <w:r>
+        <w:rPr>
+          <w:bCs/>
+          <w:lang w:val="vi-VN"/>
+        </w:rPr>
+        <w:t>========== Tên thiết bị: R2 (router) ==========</w:t>
+      </w:r>
     </w:p>
     <w:p>
       <w:pPr>
@@ -7175,7 +11997,7 @@
           <w:bCs/>
           <w:lang w:val="vi-VN"/>
         </w:rPr>
-        <w:t>ip address 10.0.12.1 255.255.255.0</w:t>
+        <w:t>ip address 10.0.12.2 255.255.255.0</w:t>
       </w:r>
     </w:p>
     <w:p>
@@ -7220,7 +12042,7 @@
           <w:bCs/>
           <w:lang w:val="vi-VN"/>
         </w:rPr>
-        <w:t>ip address 10.0.13.1 255.255.255.0</w:t>
+        <w:t>ip address 10.0.24.1 255.255.255.0</w:t>
       </w:r>
     </w:p>
     <w:p>
@@ -7250,6 +12072,194 @@
           <w:bCs/>
           <w:lang w:val="vi-VN"/>
         </w:rPr>
+        <w:t>router rip</w:t>
+      </w:r>
+    </w:p>
+    <w:p>
+      <w:pPr>
+        <w:rPr>
+          <w:bCs/>
+          <w:lang w:val="vi-VN"/>
+        </w:rPr>
+      </w:pPr>
+      <w:r>
+        <w:rPr>
+          <w:bCs/>
+          <w:lang w:val="vi-VN"/>
+        </w:rPr>
+        <w:t>version 2</w:t>
+      </w:r>
+    </w:p>
+    <w:p>
+      <w:pPr>
+        <w:rPr>
+          <w:bCs/>
+          <w:lang w:val="vi-VN"/>
+        </w:rPr>
+      </w:pPr>
+      <w:r>
+        <w:rPr>
+          <w:bCs/>
+          <w:lang w:val="vi-VN"/>
+        </w:rPr>
+        <w:t>no auto-summary</w:t>
+      </w:r>
+    </w:p>
+    <w:p>
+      <w:pPr>
+        <w:rPr>
+          <w:bCs/>
+          <w:lang w:val="vi-VN"/>
+        </w:rPr>
+      </w:pPr>
+      <w:r>
+        <w:rPr>
+          <w:bCs/>
+          <w:lang w:val="vi-VN"/>
+        </w:rPr>
+        <w:t>network 10.0.0.0</w:t>
+      </w:r>
+    </w:p>
+    <w:p>
+      <w:pPr>
+        <w:rPr>
+          <w:bCs/>
+          <w:lang w:val="vi-VN"/>
+        </w:rPr>
+      </w:pPr>
+      <w:r>
+        <w:rPr>
+          <w:bCs/>
+          <w:lang w:val="vi-VN"/>
+        </w:rPr>
+        <w:t>end</w:t>
+      </w:r>
+    </w:p>
+    <w:p>
+      <w:pPr>
+        <w:rPr>
+          <w:bCs/>
+          <w:lang w:val="vi-VN"/>
+        </w:rPr>
+      </w:pPr>
+      <w:r>
+        <w:rPr>
+          <w:bCs/>
+          <w:lang w:val="vi-VN"/>
+        </w:rPr>
+        <w:t>write memory</w:t>
+      </w:r>
+    </w:p>
+    <w:p>
+      <w:pPr>
+        <w:rPr>
+          <w:bCs/>
+          <w:lang w:val="vi-VN"/>
+        </w:rPr>
+      </w:pPr>
+    </w:p>
+    <w:p>
+      <w:pPr>
+        <w:rPr>
+          <w:bCs/>
+          <w:lang w:val="vi-VN"/>
+        </w:rPr>
+      </w:pPr>
+      <w:r>
+        <w:rPr>
+          <w:bCs/>
+          <w:lang w:val="vi-VN"/>
+        </w:rPr>
+        <w:t>========== Tên thiết bị: R3 (router) ==========</w:t>
+      </w:r>
+    </w:p>
+    <w:p>
+      <w:pPr>
+        <w:rPr>
+          <w:bCs/>
+          <w:lang w:val="vi-VN"/>
+        </w:rPr>
+      </w:pPr>
+      <w:r>
+        <w:rPr>
+          <w:bCs/>
+          <w:lang w:val="vi-VN"/>
+        </w:rPr>
+        <w:t>enable</w:t>
+      </w:r>
+    </w:p>
+    <w:p>
+      <w:pPr>
+        <w:rPr>
+          <w:bCs/>
+          <w:lang w:val="vi-VN"/>
+        </w:rPr>
+      </w:pPr>
+      <w:r>
+        <w:rPr>
+          <w:bCs/>
+          <w:lang w:val="vi-VN"/>
+        </w:rPr>
+        <w:t>configure terminal</w:t>
+      </w:r>
+    </w:p>
+    <w:p>
+      <w:pPr>
+        <w:rPr>
+          <w:bCs/>
+          <w:lang w:val="vi-VN"/>
+        </w:rPr>
+      </w:pPr>
+      <w:r>
+        <w:rPr>
+          <w:bCs/>
+          <w:lang w:val="vi-VN"/>
+        </w:rPr>
+        <w:t>interface e0/0</w:t>
+      </w:r>
+    </w:p>
+    <w:p>
+      <w:pPr>
+        <w:rPr>
+          <w:bCs/>
+          <w:lang w:val="vi-VN"/>
+        </w:rPr>
+      </w:pPr>
+      <w:r>
+        <w:rPr>
+          <w:bCs/>
+          <w:lang w:val="vi-VN"/>
+        </w:rPr>
+        <w:t>ip address 10.0.13.2 255.255.255.0</w:t>
+      </w:r>
+    </w:p>
+    <w:p>
+      <w:pPr>
+        <w:rPr>
+          <w:bCs/>
+          <w:lang w:val="vi-VN"/>
+        </w:rPr>
+      </w:pPr>
+      <w:r>
+        <w:rPr>
+          <w:bCs/>
+          <w:lang w:val="vi-VN"/>
+        </w:rPr>
+        <w:t>no shutdown</w:t>
+      </w:r>
+    </w:p>
+    <w:p>
+      <w:pPr>
+        <w:rPr>
+          <w:bCs/>
+          <w:lang w:val="vi-VN"/>
+        </w:rPr>
+      </w:pPr>
+      <w:r>
+        <w:rPr>
+          <w:bCs/>
+          <w:lang w:val="vi-VN"/>
+        </w:rPr>
         <w:t>interface e0/1</w:t>
       </w:r>
     </w:p>
@@ -7265,7 +12275,7 @@
           <w:bCs/>
           <w:lang w:val="vi-VN"/>
         </w:rPr>
-        <w:t>ip address 192.168.1.1 255.255.255.0</w:t>
+        <w:t>ip address 192.168.3.1 255.255.255.0</w:t>
       </w:r>
     </w:p>
     <w:p>
@@ -7295,22 +12305,23 @@
           <w:bCs/>
           <w:lang w:val="vi-VN"/>
         </w:rPr>
-        <w:t>interface e0/2</w:t>
-      </w:r>
-    </w:p>
-    <w:p>
-      <w:pPr>
-        <w:rPr>
-          <w:bCs/>
-          <w:lang w:val="vi-VN"/>
-        </w:rPr>
-      </w:pPr>
-      <w:r>
-        <w:rPr>
-          <w:bCs/>
-          <w:lang w:val="vi-VN"/>
-        </w:rPr>
-        <w:t>ip address 200.200.200.1 255.255.255.0</w:t>
+        <w:lastRenderedPageBreak/>
+        <w:t>interface s1/0</w:t>
+      </w:r>
+    </w:p>
+    <w:p>
+      <w:pPr>
+        <w:rPr>
+          <w:bCs/>
+          <w:lang w:val="vi-VN"/>
+        </w:rPr>
+      </w:pPr>
+      <w:r>
+        <w:rPr>
+          <w:bCs/>
+          <w:lang w:val="vi-VN"/>
+        </w:rPr>
+        <w:t>ip address 10.0.34.1 255.255.255.0</w:t>
       </w:r>
     </w:p>
     <w:p>
@@ -7385,6 +12396,21 @@
           <w:bCs/>
           <w:lang w:val="vi-VN"/>
         </w:rPr>
+        <w:t>network 192.168.3.0</w:t>
+      </w:r>
+    </w:p>
+    <w:p>
+      <w:pPr>
+        <w:rPr>
+          <w:bCs/>
+          <w:lang w:val="vi-VN"/>
+        </w:rPr>
+      </w:pPr>
+      <w:r>
+        <w:rPr>
+          <w:bCs/>
+          <w:lang w:val="vi-VN"/>
+        </w:rPr>
         <w:t>network 10.0.0.0</w:t>
       </w:r>
     </w:p>
@@ -7400,22 +12426,285 @@
           <w:bCs/>
           <w:lang w:val="vi-VN"/>
         </w:rPr>
-        <w:t>network 192.168.1.0</w:t>
-      </w:r>
-    </w:p>
-    <w:p>
-      <w:pPr>
-        <w:rPr>
-          <w:bCs/>
-          <w:lang w:val="vi-VN"/>
-        </w:rPr>
-      </w:pPr>
-      <w:r>
-        <w:rPr>
-          <w:bCs/>
-          <w:lang w:val="vi-VN"/>
-        </w:rPr>
-        <w:t>default-information originate</w:t>
+        <w:t>end</w:t>
+      </w:r>
+    </w:p>
+    <w:p>
+      <w:pPr>
+        <w:rPr>
+          <w:bCs/>
+          <w:lang w:val="vi-VN"/>
+        </w:rPr>
+      </w:pPr>
+      <w:r>
+        <w:rPr>
+          <w:bCs/>
+          <w:lang w:val="vi-VN"/>
+        </w:rPr>
+        <w:t>write memory</w:t>
+      </w:r>
+    </w:p>
+    <w:p>
+      <w:pPr>
+        <w:rPr>
+          <w:bCs/>
+          <w:lang w:val="vi-VN"/>
+        </w:rPr>
+      </w:pPr>
+    </w:p>
+    <w:p>
+      <w:pPr>
+        <w:rPr>
+          <w:bCs/>
+          <w:lang w:val="vi-VN"/>
+        </w:rPr>
+      </w:pPr>
+      <w:r>
+        <w:rPr>
+          <w:bCs/>
+          <w:lang w:val="vi-VN"/>
+        </w:rPr>
+        <w:t>========== Tên thiết bị: R4 (router) ==========</w:t>
+      </w:r>
+    </w:p>
+    <w:p>
+      <w:pPr>
+        <w:rPr>
+          <w:bCs/>
+          <w:lang w:val="vi-VN"/>
+        </w:rPr>
+      </w:pPr>
+      <w:r>
+        <w:rPr>
+          <w:bCs/>
+          <w:lang w:val="vi-VN"/>
+        </w:rPr>
+        <w:t>enable</w:t>
+      </w:r>
+    </w:p>
+    <w:p>
+      <w:pPr>
+        <w:rPr>
+          <w:bCs/>
+          <w:lang w:val="vi-VN"/>
+        </w:rPr>
+      </w:pPr>
+      <w:r>
+        <w:rPr>
+          <w:bCs/>
+          <w:lang w:val="vi-VN"/>
+        </w:rPr>
+        <w:t>configure terminal</w:t>
+      </w:r>
+    </w:p>
+    <w:p>
+      <w:pPr>
+        <w:rPr>
+          <w:bCs/>
+          <w:lang w:val="vi-VN"/>
+        </w:rPr>
+      </w:pPr>
+      <w:r>
+        <w:rPr>
+          <w:bCs/>
+          <w:lang w:val="vi-VN"/>
+        </w:rPr>
+        <w:t>interface e0/0</w:t>
+      </w:r>
+    </w:p>
+    <w:p>
+      <w:pPr>
+        <w:rPr>
+          <w:bCs/>
+          <w:lang w:val="vi-VN"/>
+        </w:rPr>
+      </w:pPr>
+      <w:r>
+        <w:rPr>
+          <w:bCs/>
+          <w:lang w:val="vi-VN"/>
+        </w:rPr>
+        <w:t>ip address 10.0.24.2 255.255.255.0</w:t>
+      </w:r>
+    </w:p>
+    <w:p>
+      <w:pPr>
+        <w:rPr>
+          <w:bCs/>
+          <w:lang w:val="vi-VN"/>
+        </w:rPr>
+      </w:pPr>
+      <w:r>
+        <w:rPr>
+          <w:bCs/>
+          <w:lang w:val="vi-VN"/>
+        </w:rPr>
+        <w:t>no shutdown</w:t>
+      </w:r>
+    </w:p>
+    <w:p>
+      <w:pPr>
+        <w:rPr>
+          <w:bCs/>
+          <w:lang w:val="vi-VN"/>
+        </w:rPr>
+      </w:pPr>
+      <w:r>
+        <w:rPr>
+          <w:bCs/>
+          <w:lang w:val="vi-VN"/>
+        </w:rPr>
+        <w:t>interface s1/0</w:t>
+      </w:r>
+    </w:p>
+    <w:p>
+      <w:pPr>
+        <w:rPr>
+          <w:bCs/>
+          <w:lang w:val="vi-VN"/>
+        </w:rPr>
+      </w:pPr>
+      <w:r>
+        <w:rPr>
+          <w:bCs/>
+          <w:lang w:val="vi-VN"/>
+        </w:rPr>
+        <w:t>ip address 10.0.34.2 255.255.255.0</w:t>
+      </w:r>
+    </w:p>
+    <w:p>
+      <w:pPr>
+        <w:rPr>
+          <w:bCs/>
+          <w:lang w:val="vi-VN"/>
+        </w:rPr>
+      </w:pPr>
+      <w:r>
+        <w:rPr>
+          <w:bCs/>
+          <w:lang w:val="vi-VN"/>
+        </w:rPr>
+        <w:t>no shutdown</w:t>
+      </w:r>
+    </w:p>
+    <w:p>
+      <w:pPr>
+        <w:rPr>
+          <w:bCs/>
+          <w:lang w:val="vi-VN"/>
+        </w:rPr>
+      </w:pPr>
+      <w:r>
+        <w:rPr>
+          <w:bCs/>
+          <w:lang w:val="vi-VN"/>
+        </w:rPr>
+        <w:t>interface e0/1</w:t>
+      </w:r>
+    </w:p>
+    <w:p>
+      <w:pPr>
+        <w:rPr>
+          <w:bCs/>
+          <w:lang w:val="vi-VN"/>
+        </w:rPr>
+      </w:pPr>
+      <w:r>
+        <w:rPr>
+          <w:bCs/>
+          <w:lang w:val="vi-VN"/>
+        </w:rPr>
+        <w:t>ip address 192.168.4.1 255.255.255.0</w:t>
+      </w:r>
+    </w:p>
+    <w:p>
+      <w:pPr>
+        <w:rPr>
+          <w:bCs/>
+          <w:lang w:val="vi-VN"/>
+        </w:rPr>
+      </w:pPr>
+      <w:r>
+        <w:rPr>
+          <w:bCs/>
+          <w:lang w:val="vi-VN"/>
+        </w:rPr>
+        <w:t>no shutdown</w:t>
+      </w:r>
+    </w:p>
+    <w:p>
+      <w:pPr>
+        <w:rPr>
+          <w:bCs/>
+          <w:lang w:val="vi-VN"/>
+        </w:rPr>
+      </w:pPr>
+      <w:r>
+        <w:rPr>
+          <w:bCs/>
+          <w:lang w:val="vi-VN"/>
+        </w:rPr>
+        <w:t>router rip</w:t>
+      </w:r>
+    </w:p>
+    <w:p>
+      <w:pPr>
+        <w:rPr>
+          <w:bCs/>
+          <w:lang w:val="vi-VN"/>
+        </w:rPr>
+      </w:pPr>
+      <w:r>
+        <w:rPr>
+          <w:bCs/>
+          <w:lang w:val="vi-VN"/>
+        </w:rPr>
+        <w:t>version 2</w:t>
+      </w:r>
+    </w:p>
+    <w:p>
+      <w:pPr>
+        <w:rPr>
+          <w:bCs/>
+          <w:lang w:val="vi-VN"/>
+        </w:rPr>
+      </w:pPr>
+      <w:r>
+        <w:rPr>
+          <w:bCs/>
+          <w:lang w:val="vi-VN"/>
+        </w:rPr>
+        <w:t>no auto-summary</w:t>
+      </w:r>
+    </w:p>
+    <w:p>
+      <w:pPr>
+        <w:rPr>
+          <w:bCs/>
+          <w:lang w:val="vi-VN"/>
+        </w:rPr>
+      </w:pPr>
+      <w:r>
+        <w:rPr>
+          <w:bCs/>
+          <w:lang w:val="vi-VN"/>
+        </w:rPr>
+        <w:t>network 192.168.4.0</w:t>
+      </w:r>
+    </w:p>
+    <w:p>
+      <w:pPr>
+        <w:rPr>
+          <w:bCs/>
+          <w:lang w:val="vi-VN"/>
+        </w:rPr>
+      </w:pPr>
+      <w:r>
+        <w:rPr>
+          <w:bCs/>
+          <w:lang w:val="vi-VN"/>
+        </w:rPr>
+        <w:t>network 10.0.0.0</w:t>
       </w:r>
     </w:p>
     <w:p>
@@ -7431,36 +12720,6 @@
           <w:lang w:val="vi-VN"/>
         </w:rPr>
         <w:lastRenderedPageBreak/>
-        <w:t>exit</w:t>
-      </w:r>
-    </w:p>
-    <w:p>
-      <w:pPr>
-        <w:rPr>
-          <w:bCs/>
-          <w:lang w:val="vi-VN"/>
-        </w:rPr>
-      </w:pPr>
-      <w:r>
-        <w:rPr>
-          <w:bCs/>
-          <w:lang w:val="vi-VN"/>
-        </w:rPr>
-        <w:t>ip route 0.0.0.0 0.0.0.0 200.200.200.2</w:t>
-      </w:r>
-    </w:p>
-    <w:p>
-      <w:pPr>
-        <w:rPr>
-          <w:bCs/>
-          <w:lang w:val="vi-VN"/>
-        </w:rPr>
-      </w:pPr>
-      <w:r>
-        <w:rPr>
-          <w:bCs/>
-          <w:lang w:val="vi-VN"/>
-        </w:rPr>
         <w:t>end</w:t>
       </w:r>
     </w:p>
@@ -7494,307 +12753,239 @@
           <w:lang w:val="vi-VN"/>
         </w:rPr>
       </w:pPr>
-    </w:p>
-    <w:p>
-      <w:pPr>
-        <w:rPr>
-          <w:bCs/>
-          <w:lang w:val="vi-VN"/>
-        </w:rPr>
-      </w:pPr>
-      <w:r>
-        <w:rPr>
-          <w:bCs/>
-          <w:lang w:val="vi-VN"/>
-        </w:rPr>
-        <w:t>3. Router R2:</w:t>
-      </w:r>
-    </w:p>
-    <w:p>
-      <w:pPr>
-        <w:rPr>
-          <w:bCs/>
-          <w:lang w:val="vi-VN"/>
-        </w:rPr>
-      </w:pPr>
-    </w:p>
-    <w:p>
-      <w:pPr>
-        <w:rPr>
-          <w:bCs/>
-          <w:lang w:val="vi-VN"/>
-        </w:rPr>
-      </w:pPr>
-      <w:r>
-        <w:rPr>
-          <w:bCs/>
-          <w:lang w:val="vi-VN"/>
-        </w:rPr>
-        <w:t>enable</w:t>
-      </w:r>
-    </w:p>
-    <w:p>
-      <w:pPr>
-        <w:rPr>
-          <w:bCs/>
-          <w:lang w:val="vi-VN"/>
-        </w:rPr>
-      </w:pPr>
-      <w:r>
-        <w:rPr>
-          <w:bCs/>
-          <w:lang w:val="vi-VN"/>
-        </w:rPr>
-        <w:t>configure terminal</w:t>
-      </w:r>
-    </w:p>
-    <w:p>
-      <w:pPr>
-        <w:rPr>
-          <w:bCs/>
-          <w:lang w:val="vi-VN"/>
-        </w:rPr>
-      </w:pPr>
-      <w:r>
-        <w:rPr>
-          <w:bCs/>
-          <w:lang w:val="vi-VN"/>
-        </w:rPr>
-        <w:t>interface s1/0</w:t>
-      </w:r>
-    </w:p>
-    <w:p>
-      <w:pPr>
-        <w:rPr>
-          <w:bCs/>
-          <w:lang w:val="vi-VN"/>
-        </w:rPr>
-      </w:pPr>
-      <w:r>
-        <w:rPr>
-          <w:bCs/>
-          <w:lang w:val="vi-VN"/>
-        </w:rPr>
-        <w:t>ip address 10.0.12.2 255.255.255.0</w:t>
-      </w:r>
-    </w:p>
-    <w:p>
-      <w:pPr>
-        <w:rPr>
-          <w:bCs/>
-          <w:lang w:val="vi-VN"/>
-        </w:rPr>
-      </w:pPr>
-      <w:r>
-        <w:rPr>
-          <w:bCs/>
-          <w:lang w:val="vi-VN"/>
-        </w:rPr>
-        <w:t>no shutdown</w:t>
-      </w:r>
-    </w:p>
-    <w:p>
-      <w:pPr>
-        <w:rPr>
-          <w:bCs/>
-          <w:lang w:val="vi-VN"/>
-        </w:rPr>
-      </w:pPr>
-      <w:r>
-        <w:rPr>
-          <w:bCs/>
-          <w:lang w:val="vi-VN"/>
-        </w:rPr>
-        <w:t>interface e0/0</w:t>
-      </w:r>
-    </w:p>
-    <w:p>
-      <w:pPr>
-        <w:rPr>
-          <w:bCs/>
-          <w:lang w:val="vi-VN"/>
-        </w:rPr>
-      </w:pPr>
-      <w:r>
-        <w:rPr>
-          <w:bCs/>
-          <w:lang w:val="vi-VN"/>
-        </w:rPr>
-        <w:t>ip address 10.0.24.1 255.255.255.0</w:t>
-      </w:r>
-    </w:p>
-    <w:p>
-      <w:pPr>
-        <w:rPr>
-          <w:bCs/>
-          <w:lang w:val="vi-VN"/>
-        </w:rPr>
-      </w:pPr>
-      <w:r>
-        <w:rPr>
-          <w:bCs/>
-          <w:lang w:val="vi-VN"/>
-        </w:rPr>
-        <w:t>no shutdown</w:t>
-      </w:r>
-    </w:p>
-    <w:p>
-      <w:pPr>
-        <w:rPr>
-          <w:bCs/>
-          <w:lang w:val="vi-VN"/>
-        </w:rPr>
-      </w:pPr>
-      <w:r>
-        <w:rPr>
-          <w:bCs/>
-          <w:lang w:val="vi-VN"/>
-        </w:rPr>
-        <w:t>router rip</w:t>
-      </w:r>
-    </w:p>
-    <w:p>
-      <w:pPr>
-        <w:rPr>
-          <w:bCs/>
-          <w:lang w:val="vi-VN"/>
-        </w:rPr>
-      </w:pPr>
-      <w:r>
-        <w:rPr>
-          <w:bCs/>
-          <w:lang w:val="vi-VN"/>
-        </w:rPr>
-        <w:t>version 2</w:t>
-      </w:r>
-    </w:p>
-    <w:p>
-      <w:pPr>
-        <w:rPr>
-          <w:bCs/>
-          <w:lang w:val="vi-VN"/>
-        </w:rPr>
-      </w:pPr>
-      <w:r>
-        <w:rPr>
-          <w:bCs/>
-          <w:lang w:val="vi-VN"/>
-        </w:rPr>
-        <w:t>no auto-summary</w:t>
-      </w:r>
-    </w:p>
-    <w:p>
-      <w:pPr>
-        <w:rPr>
-          <w:bCs/>
-          <w:lang w:val="vi-VN"/>
-        </w:rPr>
-      </w:pPr>
-      <w:r>
-        <w:rPr>
-          <w:bCs/>
-          <w:lang w:val="vi-VN"/>
-        </w:rPr>
-        <w:t>network 10.0.0.0</w:t>
-      </w:r>
-    </w:p>
-    <w:p>
-      <w:pPr>
-        <w:rPr>
-          <w:bCs/>
-          <w:lang w:val="vi-VN"/>
-        </w:rPr>
-      </w:pPr>
-      <w:r>
-        <w:rPr>
-          <w:bCs/>
-          <w:lang w:val="vi-VN"/>
-        </w:rPr>
-        <w:t>end</w:t>
-      </w:r>
-    </w:p>
-    <w:p>
-      <w:pPr>
-        <w:rPr>
-          <w:bCs/>
-          <w:lang w:val="vi-VN"/>
-        </w:rPr>
-      </w:pPr>
-      <w:r>
-        <w:rPr>
-          <w:bCs/>
-          <w:lang w:val="vi-VN"/>
-        </w:rPr>
-        <w:t>write memory</w:t>
-      </w:r>
-    </w:p>
-    <w:p>
-      <w:pPr>
-        <w:rPr>
-          <w:bCs/>
-          <w:lang w:val="vi-VN"/>
-        </w:rPr>
-      </w:pPr>
-    </w:p>
-    <w:p>
-      <w:pPr>
-        <w:rPr>
-          <w:bCs/>
-          <w:lang w:val="vi-VN"/>
-        </w:rPr>
-      </w:pPr>
-    </w:p>
-    <w:p>
-      <w:pPr>
-        <w:rPr>
-          <w:bCs/>
-          <w:lang w:val="vi-VN"/>
-        </w:rPr>
-      </w:pPr>
-      <w:r>
-        <w:rPr>
-          <w:bCs/>
-          <w:lang w:val="vi-VN"/>
-        </w:rPr>
-        <w:t>4. Router R3:</w:t>
-      </w:r>
-    </w:p>
-    <w:p>
-      <w:pPr>
-        <w:rPr>
-          <w:bCs/>
-          <w:lang w:val="vi-VN"/>
-        </w:rPr>
-      </w:pPr>
-    </w:p>
-    <w:p>
-      <w:pPr>
-        <w:rPr>
-          <w:bCs/>
-          <w:lang w:val="vi-VN"/>
-        </w:rPr>
-      </w:pPr>
-      <w:r>
-        <w:rPr>
-          <w:bCs/>
-          <w:lang w:val="vi-VN"/>
-        </w:rPr>
-        <w:t>enable</w:t>
-      </w:r>
-    </w:p>
-    <w:p>
-      <w:pPr>
-        <w:rPr>
-          <w:bCs/>
-          <w:lang w:val="vi-VN"/>
-        </w:rPr>
-      </w:pPr>
-      <w:r>
-        <w:rPr>
-          <w:bCs/>
-          <w:lang w:val="vi-VN"/>
-        </w:rPr>
-        <w:t>configure terminal</w:t>
+      <w:r>
+        <w:rPr>
+          <w:bCs/>
+          <w:lang w:val="vi-VN"/>
+        </w:rPr>
+        <w:t>========== Tên thiết bị: VPC5 (vpcs) ==========</w:t>
+      </w:r>
+    </w:p>
+    <w:p>
+      <w:pPr>
+        <w:rPr>
+          <w:bCs/>
+          <w:lang w:val="vi-VN"/>
+        </w:rPr>
+      </w:pPr>
+      <w:r>
+        <w:rPr>
+          <w:bCs/>
+          <w:lang w:val="vi-VN"/>
+        </w:rPr>
+        <w:t>ip 192.168.1.10 255.255.255.0 192.168.1.1</w:t>
+      </w:r>
+    </w:p>
+    <w:p>
+      <w:pPr>
+        <w:rPr>
+          <w:bCs/>
+          <w:lang w:val="vi-VN"/>
+        </w:rPr>
+      </w:pPr>
+      <w:r>
+        <w:rPr>
+          <w:bCs/>
+          <w:lang w:val="vi-VN"/>
+        </w:rPr>
+        <w:t>save</w:t>
+      </w:r>
+    </w:p>
+    <w:p>
+      <w:pPr>
+        <w:rPr>
+          <w:bCs/>
+          <w:lang w:val="vi-VN"/>
+        </w:rPr>
+      </w:pPr>
+    </w:p>
+    <w:p>
+      <w:pPr>
+        <w:rPr>
+          <w:bCs/>
+          <w:lang w:val="vi-VN"/>
+        </w:rPr>
+      </w:pPr>
+      <w:r>
+        <w:rPr>
+          <w:bCs/>
+          <w:lang w:val="vi-VN"/>
+        </w:rPr>
+        <w:t>========== Tên thiết bị: VPC6 (vpcs) ==========</w:t>
+      </w:r>
+    </w:p>
+    <w:p>
+      <w:pPr>
+        <w:rPr>
+          <w:bCs/>
+          <w:lang w:val="vi-VN"/>
+        </w:rPr>
+      </w:pPr>
+      <w:r>
+        <w:rPr>
+          <w:bCs/>
+          <w:lang w:val="vi-VN"/>
+        </w:rPr>
+        <w:t>ip 192.168.4.10 255.255.255.0 192.168.4.1</w:t>
+      </w:r>
+    </w:p>
+    <w:p>
+      <w:pPr>
+        <w:rPr>
+          <w:bCs/>
+          <w:lang w:val="vi-VN"/>
+        </w:rPr>
+      </w:pPr>
+      <w:r>
+        <w:rPr>
+          <w:bCs/>
+          <w:lang w:val="vi-VN"/>
+        </w:rPr>
+        <w:t>save</w:t>
+      </w:r>
+    </w:p>
+    <w:p>
+      <w:pPr>
+        <w:rPr>
+          <w:bCs/>
+          <w:lang w:val="vi-VN"/>
+        </w:rPr>
+      </w:pPr>
+    </w:p>
+    <w:p>
+      <w:pPr>
+        <w:rPr>
+          <w:bCs/>
+          <w:lang w:val="vi-VN"/>
+        </w:rPr>
+      </w:pPr>
+      <w:r>
+        <w:rPr>
+          <w:bCs/>
+          <w:lang w:val="vi-VN"/>
+        </w:rPr>
+        <w:t>========== Tên thiết bị: VPC7 (vpcs) ==========</w:t>
+      </w:r>
+    </w:p>
+    <w:p>
+      <w:pPr>
+        <w:rPr>
+          <w:bCs/>
+          <w:lang w:val="vi-VN"/>
+        </w:rPr>
+      </w:pPr>
+      <w:r>
+        <w:rPr>
+          <w:bCs/>
+          <w:lang w:val="vi-VN"/>
+        </w:rPr>
+        <w:t>ip 192.168.3.10 255.255.255.0 192.168.3.1</w:t>
+      </w:r>
+    </w:p>
+    <w:p>
+      <w:pPr>
+        <w:rPr>
+          <w:bCs/>
+          <w:lang w:val="vi-VN"/>
+        </w:rPr>
+      </w:pPr>
+      <w:r>
+        <w:rPr>
+          <w:bCs/>
+          <w:lang w:val="vi-VN"/>
+        </w:rPr>
+        <w:t>save</w:t>
+      </w:r>
+    </w:p>
+    <w:p>
+      <w:pPr>
+        <w:rPr>
+          <w:bCs/>
+          <w:lang w:val="vi-VN"/>
+        </w:rPr>
+      </w:pPr>
+    </w:p>
+    <w:p>
+      <w:pPr>
+        <w:rPr>
+          <w:bCs/>
+          <w:lang w:val="vi-VN"/>
+        </w:rPr>
+      </w:pPr>
+    </w:p>
+    <w:p>
+      <w:pPr>
+        <w:rPr>
+          <w:bCs/>
+          <w:lang w:val="vi-VN"/>
+        </w:rPr>
+      </w:pPr>
+      <w:r>
+        <w:rPr>
+          <w:bCs/>
+          <w:lang w:val="vi-VN"/>
+        </w:rPr>
+        <w:t>câu 3/</w:t>
+      </w:r>
+    </w:p>
+    <w:p>
+      <w:pPr>
+        <w:rPr>
+          <w:bCs/>
+          <w:lang w:val="vi-VN"/>
+        </w:rPr>
+      </w:pPr>
+      <w:r>
+        <w:rPr>
+          <w:bCs/>
+          <w:lang w:val="vi-VN"/>
+        </w:rPr>
+        <w:t>Bảng định tuyến xuất hiện các mạng có ký tự R ở đầu (ví dụ: R 192.168.3.0/24 [120/1] via 10.0.13.2). Đây là các dải mạng mà Router R1 đã học được từ các Router khác thông qua giao thức RIP.</w:t>
+      </w:r>
+    </w:p>
+    <w:p>
+      <w:pPr>
+        <w:rPr>
+          <w:bCs/>
+          <w:lang w:val="vi-VN"/>
+        </w:rPr>
+      </w:pPr>
+      <w:r>
+        <w:rPr>
+          <w:bCs/>
+          <w:lang w:val="vi-VN"/>
+        </w:rPr>
+        <w:t>- Ký tự C (Connected) và L (Local) là các mạng cắm trực tiếp vào R1.</w:t>
+      </w:r>
+    </w:p>
+    <w:p>
+      <w:pPr>
+        <w:rPr>
+          <w:bCs/>
+          <w:lang w:val="vi-VN"/>
+        </w:rPr>
+      </w:pPr>
+      <w:r>
+        <w:rPr>
+          <w:bCs/>
+          <w:lang w:val="vi-VN"/>
+        </w:rPr>
+        <w:t>- Ý nghĩa thông số [120/1]: Số 120 là AD (Administrative Distance) mặc định của RIP. Số 1 là Metric (Hop count), nghĩa là để đến được mạng đích, gói tin chỉ cần nhảy qua đúng 1 Router trung gian nữa.</w:t>
+      </w:r>
+    </w:p>
+    <w:p>
+      <w:pPr>
+        <w:rPr>
+          <w:bCs/>
+          <w:lang w:val="vi-VN"/>
+        </w:rPr>
+      </w:pPr>
+      <w:r>
+        <w:rPr>
+          <w:bCs/>
+          <w:lang w:val="vi-VN"/>
+        </w:rPr>
+        <w:t>- Dòng Gateway of last resort is 200.200.200.2 to network 0.0.0.0 xuất hiện là nhờ lệnh default-information originate ta đã cấu hình, giúp báo cho toàn mạng biết đường đi ra Internet. Mạng RIPv2 đã hội tụ thành công.</w:t>
       </w:r>
     </w:p>
     <w:p>
@@ -7810,815 +13001,6 @@
           <w:lang w:val="vi-VN"/>
         </w:rPr>
         <w:lastRenderedPageBreak/>
-        <w:t>interface e0/0</w:t>
-      </w:r>
-    </w:p>
-    <w:p>
-      <w:pPr>
-        <w:rPr>
-          <w:bCs/>
-          <w:lang w:val="vi-VN"/>
-        </w:rPr>
-      </w:pPr>
-      <w:r>
-        <w:rPr>
-          <w:bCs/>
-          <w:lang w:val="vi-VN"/>
-        </w:rPr>
-        <w:t>ip address 10.0.13.2 255.255.255.0</w:t>
-      </w:r>
-    </w:p>
-    <w:p>
-      <w:pPr>
-        <w:rPr>
-          <w:bCs/>
-          <w:lang w:val="vi-VN"/>
-        </w:rPr>
-      </w:pPr>
-      <w:r>
-        <w:rPr>
-          <w:bCs/>
-          <w:lang w:val="vi-VN"/>
-        </w:rPr>
-        <w:t>no shutdown</w:t>
-      </w:r>
-    </w:p>
-    <w:p>
-      <w:pPr>
-        <w:rPr>
-          <w:bCs/>
-          <w:lang w:val="vi-VN"/>
-        </w:rPr>
-      </w:pPr>
-      <w:r>
-        <w:rPr>
-          <w:bCs/>
-          <w:lang w:val="vi-VN"/>
-        </w:rPr>
-        <w:t>interface s1/0</w:t>
-      </w:r>
-    </w:p>
-    <w:p>
-      <w:pPr>
-        <w:rPr>
-          <w:bCs/>
-          <w:lang w:val="vi-VN"/>
-        </w:rPr>
-      </w:pPr>
-      <w:r>
-        <w:rPr>
-          <w:bCs/>
-          <w:lang w:val="vi-VN"/>
-        </w:rPr>
-        <w:t>ip address 10.0.34.1 255.255.255.0</w:t>
-      </w:r>
-    </w:p>
-    <w:p>
-      <w:pPr>
-        <w:rPr>
-          <w:bCs/>
-          <w:lang w:val="vi-VN"/>
-        </w:rPr>
-      </w:pPr>
-      <w:r>
-        <w:rPr>
-          <w:bCs/>
-          <w:lang w:val="vi-VN"/>
-        </w:rPr>
-        <w:t>no shutdown</w:t>
-      </w:r>
-    </w:p>
-    <w:p>
-      <w:pPr>
-        <w:rPr>
-          <w:bCs/>
-          <w:lang w:val="vi-VN"/>
-        </w:rPr>
-      </w:pPr>
-      <w:r>
-        <w:rPr>
-          <w:bCs/>
-          <w:lang w:val="vi-VN"/>
-        </w:rPr>
-        <w:t>interface e0/1</w:t>
-      </w:r>
-    </w:p>
-    <w:p>
-      <w:pPr>
-        <w:rPr>
-          <w:bCs/>
-          <w:lang w:val="vi-VN"/>
-        </w:rPr>
-      </w:pPr>
-      <w:r>
-        <w:rPr>
-          <w:bCs/>
-          <w:lang w:val="vi-VN"/>
-        </w:rPr>
-        <w:t>ip address 192.168.3.1 255.255.255.0</w:t>
-      </w:r>
-    </w:p>
-    <w:p>
-      <w:pPr>
-        <w:rPr>
-          <w:bCs/>
-          <w:lang w:val="vi-VN"/>
-        </w:rPr>
-      </w:pPr>
-      <w:r>
-        <w:rPr>
-          <w:bCs/>
-          <w:lang w:val="vi-VN"/>
-        </w:rPr>
-        <w:t>no shutdown</w:t>
-      </w:r>
-    </w:p>
-    <w:p>
-      <w:pPr>
-        <w:rPr>
-          <w:bCs/>
-          <w:lang w:val="vi-VN"/>
-        </w:rPr>
-      </w:pPr>
-      <w:r>
-        <w:rPr>
-          <w:bCs/>
-          <w:lang w:val="vi-VN"/>
-        </w:rPr>
-        <w:t>router rip</w:t>
-      </w:r>
-    </w:p>
-    <w:p>
-      <w:pPr>
-        <w:rPr>
-          <w:bCs/>
-          <w:lang w:val="vi-VN"/>
-        </w:rPr>
-      </w:pPr>
-      <w:r>
-        <w:rPr>
-          <w:bCs/>
-          <w:lang w:val="vi-VN"/>
-        </w:rPr>
-        <w:t>version 2</w:t>
-      </w:r>
-    </w:p>
-    <w:p>
-      <w:pPr>
-        <w:rPr>
-          <w:bCs/>
-          <w:lang w:val="vi-VN"/>
-        </w:rPr>
-      </w:pPr>
-      <w:r>
-        <w:rPr>
-          <w:bCs/>
-          <w:lang w:val="vi-VN"/>
-        </w:rPr>
-        <w:t>no auto-summary</w:t>
-      </w:r>
-    </w:p>
-    <w:p>
-      <w:pPr>
-        <w:rPr>
-          <w:bCs/>
-          <w:lang w:val="vi-VN"/>
-        </w:rPr>
-      </w:pPr>
-      <w:r>
-        <w:rPr>
-          <w:bCs/>
-          <w:lang w:val="vi-VN"/>
-        </w:rPr>
-        <w:t>network 10.0.0.0</w:t>
-      </w:r>
-    </w:p>
-    <w:p>
-      <w:pPr>
-        <w:rPr>
-          <w:bCs/>
-          <w:lang w:val="vi-VN"/>
-        </w:rPr>
-      </w:pPr>
-      <w:r>
-        <w:rPr>
-          <w:bCs/>
-          <w:lang w:val="vi-VN"/>
-        </w:rPr>
-        <w:t>network 192.168.3.0</w:t>
-      </w:r>
-    </w:p>
-    <w:p>
-      <w:pPr>
-        <w:rPr>
-          <w:bCs/>
-          <w:lang w:val="vi-VN"/>
-        </w:rPr>
-      </w:pPr>
-      <w:r>
-        <w:rPr>
-          <w:bCs/>
-          <w:lang w:val="vi-VN"/>
-        </w:rPr>
-        <w:t>end</w:t>
-      </w:r>
-    </w:p>
-    <w:p>
-      <w:pPr>
-        <w:rPr>
-          <w:bCs/>
-          <w:lang w:val="vi-VN"/>
-        </w:rPr>
-      </w:pPr>
-      <w:r>
-        <w:rPr>
-          <w:bCs/>
-          <w:lang w:val="vi-VN"/>
-        </w:rPr>
-        <w:t>write memory</w:t>
-      </w:r>
-    </w:p>
-    <w:p>
-      <w:pPr>
-        <w:rPr>
-          <w:bCs/>
-          <w:lang w:val="vi-VN"/>
-        </w:rPr>
-      </w:pPr>
-    </w:p>
-    <w:p>
-      <w:pPr>
-        <w:rPr>
-          <w:bCs/>
-          <w:lang w:val="vi-VN"/>
-        </w:rPr>
-      </w:pPr>
-    </w:p>
-    <w:p>
-      <w:pPr>
-        <w:rPr>
-          <w:bCs/>
-          <w:lang w:val="vi-VN"/>
-        </w:rPr>
-      </w:pPr>
-      <w:r>
-        <w:rPr>
-          <w:bCs/>
-          <w:lang w:val="vi-VN"/>
-        </w:rPr>
-        <w:t>5. Router R4:</w:t>
-      </w:r>
-    </w:p>
-    <w:p>
-      <w:pPr>
-        <w:rPr>
-          <w:bCs/>
-          <w:lang w:val="vi-VN"/>
-        </w:rPr>
-      </w:pPr>
-    </w:p>
-    <w:p>
-      <w:pPr>
-        <w:rPr>
-          <w:bCs/>
-          <w:lang w:val="vi-VN"/>
-        </w:rPr>
-      </w:pPr>
-      <w:r>
-        <w:rPr>
-          <w:bCs/>
-          <w:lang w:val="vi-VN"/>
-        </w:rPr>
-        <w:t>enable</w:t>
-      </w:r>
-    </w:p>
-    <w:p>
-      <w:pPr>
-        <w:rPr>
-          <w:bCs/>
-          <w:lang w:val="vi-VN"/>
-        </w:rPr>
-      </w:pPr>
-      <w:r>
-        <w:rPr>
-          <w:bCs/>
-          <w:lang w:val="vi-VN"/>
-        </w:rPr>
-        <w:t>configure terminal</w:t>
-      </w:r>
-    </w:p>
-    <w:p>
-      <w:pPr>
-        <w:rPr>
-          <w:bCs/>
-          <w:lang w:val="vi-VN"/>
-        </w:rPr>
-      </w:pPr>
-      <w:r>
-        <w:rPr>
-          <w:bCs/>
-          <w:lang w:val="vi-VN"/>
-        </w:rPr>
-        <w:t>interface e0/0</w:t>
-      </w:r>
-    </w:p>
-    <w:p>
-      <w:pPr>
-        <w:rPr>
-          <w:bCs/>
-          <w:lang w:val="vi-VN"/>
-        </w:rPr>
-      </w:pPr>
-      <w:r>
-        <w:rPr>
-          <w:bCs/>
-          <w:lang w:val="vi-VN"/>
-        </w:rPr>
-        <w:t>ip address 10.0.24.2 255.255.255.0</w:t>
-      </w:r>
-    </w:p>
-    <w:p>
-      <w:pPr>
-        <w:rPr>
-          <w:bCs/>
-          <w:lang w:val="vi-VN"/>
-        </w:rPr>
-      </w:pPr>
-      <w:r>
-        <w:rPr>
-          <w:bCs/>
-          <w:lang w:val="vi-VN"/>
-        </w:rPr>
-        <w:t>no shutdown</w:t>
-      </w:r>
-    </w:p>
-    <w:p>
-      <w:pPr>
-        <w:rPr>
-          <w:bCs/>
-          <w:lang w:val="vi-VN"/>
-        </w:rPr>
-      </w:pPr>
-      <w:r>
-        <w:rPr>
-          <w:bCs/>
-          <w:lang w:val="vi-VN"/>
-        </w:rPr>
-        <w:t>interface s1/0</w:t>
-      </w:r>
-    </w:p>
-    <w:p>
-      <w:pPr>
-        <w:rPr>
-          <w:bCs/>
-          <w:lang w:val="vi-VN"/>
-        </w:rPr>
-      </w:pPr>
-      <w:r>
-        <w:rPr>
-          <w:bCs/>
-          <w:lang w:val="vi-VN"/>
-        </w:rPr>
-        <w:t>ip address 10.0.34.2 255.255.255.0</w:t>
-      </w:r>
-    </w:p>
-    <w:p>
-      <w:pPr>
-        <w:rPr>
-          <w:bCs/>
-          <w:lang w:val="vi-VN"/>
-        </w:rPr>
-      </w:pPr>
-      <w:r>
-        <w:rPr>
-          <w:bCs/>
-          <w:lang w:val="vi-VN"/>
-        </w:rPr>
-        <w:t>no shutdown</w:t>
-      </w:r>
-    </w:p>
-    <w:p>
-      <w:pPr>
-        <w:rPr>
-          <w:bCs/>
-          <w:lang w:val="vi-VN"/>
-        </w:rPr>
-      </w:pPr>
-      <w:r>
-        <w:rPr>
-          <w:bCs/>
-          <w:lang w:val="vi-VN"/>
-        </w:rPr>
-        <w:lastRenderedPageBreak/>
-        <w:t>interface e0/1</w:t>
-      </w:r>
-    </w:p>
-    <w:p>
-      <w:pPr>
-        <w:rPr>
-          <w:bCs/>
-          <w:lang w:val="vi-VN"/>
-        </w:rPr>
-      </w:pPr>
-      <w:r>
-        <w:rPr>
-          <w:bCs/>
-          <w:lang w:val="vi-VN"/>
-        </w:rPr>
-        <w:t>ip address 192.168.4.1 255.255.255.0</w:t>
-      </w:r>
-    </w:p>
-    <w:p>
-      <w:pPr>
-        <w:rPr>
-          <w:bCs/>
-          <w:lang w:val="vi-VN"/>
-        </w:rPr>
-      </w:pPr>
-      <w:r>
-        <w:rPr>
-          <w:bCs/>
-          <w:lang w:val="vi-VN"/>
-        </w:rPr>
-        <w:t>no shutdown</w:t>
-      </w:r>
-    </w:p>
-    <w:p>
-      <w:pPr>
-        <w:rPr>
-          <w:bCs/>
-          <w:lang w:val="vi-VN"/>
-        </w:rPr>
-      </w:pPr>
-      <w:r>
-        <w:rPr>
-          <w:bCs/>
-          <w:lang w:val="vi-VN"/>
-        </w:rPr>
-        <w:t>router rip</w:t>
-      </w:r>
-    </w:p>
-    <w:p>
-      <w:pPr>
-        <w:rPr>
-          <w:bCs/>
-          <w:lang w:val="vi-VN"/>
-        </w:rPr>
-      </w:pPr>
-      <w:r>
-        <w:rPr>
-          <w:bCs/>
-          <w:lang w:val="vi-VN"/>
-        </w:rPr>
-        <w:t>version 2</w:t>
-      </w:r>
-    </w:p>
-    <w:p>
-      <w:pPr>
-        <w:rPr>
-          <w:bCs/>
-          <w:lang w:val="vi-VN"/>
-        </w:rPr>
-      </w:pPr>
-      <w:r>
-        <w:rPr>
-          <w:bCs/>
-          <w:lang w:val="vi-VN"/>
-        </w:rPr>
-        <w:t>no auto-summary</w:t>
-      </w:r>
-    </w:p>
-    <w:p>
-      <w:pPr>
-        <w:rPr>
-          <w:bCs/>
-          <w:lang w:val="vi-VN"/>
-        </w:rPr>
-      </w:pPr>
-      <w:r>
-        <w:rPr>
-          <w:bCs/>
-          <w:lang w:val="vi-VN"/>
-        </w:rPr>
-        <w:t>network 10.0.0.0</w:t>
-      </w:r>
-    </w:p>
-    <w:p>
-      <w:pPr>
-        <w:rPr>
-          <w:bCs/>
-          <w:lang w:val="vi-VN"/>
-        </w:rPr>
-      </w:pPr>
-      <w:r>
-        <w:rPr>
-          <w:bCs/>
-          <w:lang w:val="vi-VN"/>
-        </w:rPr>
-        <w:t>network 192.168.4.0</w:t>
-      </w:r>
-    </w:p>
-    <w:p>
-      <w:pPr>
-        <w:rPr>
-          <w:bCs/>
-          <w:lang w:val="vi-VN"/>
-        </w:rPr>
-      </w:pPr>
-      <w:r>
-        <w:rPr>
-          <w:bCs/>
-          <w:lang w:val="vi-VN"/>
-        </w:rPr>
-        <w:t>end</w:t>
-      </w:r>
-    </w:p>
-    <w:p>
-      <w:pPr>
-        <w:rPr>
-          <w:bCs/>
-          <w:lang w:val="vi-VN"/>
-        </w:rPr>
-      </w:pPr>
-      <w:r>
-        <w:rPr>
-          <w:bCs/>
-          <w:lang w:val="vi-VN"/>
-        </w:rPr>
-        <w:t>write memory</w:t>
-      </w:r>
-    </w:p>
-    <w:p>
-      <w:pPr>
-        <w:rPr>
-          <w:bCs/>
-          <w:lang w:val="vi-VN"/>
-        </w:rPr>
-      </w:pPr>
-    </w:p>
-    <w:p>
-      <w:pPr>
-        <w:rPr>
-          <w:bCs/>
-          <w:lang w:val="vi-VN"/>
-        </w:rPr>
-      </w:pPr>
-    </w:p>
-    <w:p>
-      <w:pPr>
-        <w:rPr>
-          <w:bCs/>
-          <w:lang w:val="vi-VN"/>
-        </w:rPr>
-      </w:pPr>
-      <w:r>
-        <w:rPr>
-          <w:bCs/>
-          <w:lang w:val="vi-VN"/>
-        </w:rPr>
-        <w:t>6. Cấu hình PC:</w:t>
-      </w:r>
-    </w:p>
-    <w:p>
-      <w:pPr>
-        <w:rPr>
-          <w:bCs/>
-          <w:lang w:val="vi-VN"/>
-        </w:rPr>
-      </w:pPr>
-    </w:p>
-    <w:p>
-      <w:pPr>
-        <w:rPr>
-          <w:bCs/>
-          <w:lang w:val="vi-VN"/>
-        </w:rPr>
-      </w:pPr>
-      <w:r>
-        <w:rPr>
-          <w:bCs/>
-          <w:lang w:val="vi-VN"/>
-        </w:rPr>
-        <w:t>! VPC5</w:t>
-      </w:r>
-    </w:p>
-    <w:p>
-      <w:pPr>
-        <w:rPr>
-          <w:bCs/>
-          <w:lang w:val="vi-VN"/>
-        </w:rPr>
-      </w:pPr>
-      <w:r>
-        <w:rPr>
-          <w:bCs/>
-          <w:lang w:val="vi-VN"/>
-        </w:rPr>
-        <w:t>ip 192.168.1.10 255.255.255.0 192.168.1.1</w:t>
-      </w:r>
-    </w:p>
-    <w:p>
-      <w:pPr>
-        <w:rPr>
-          <w:bCs/>
-          <w:lang w:val="vi-VN"/>
-        </w:rPr>
-      </w:pPr>
-      <w:r>
-        <w:rPr>
-          <w:bCs/>
-          <w:lang w:val="vi-VN"/>
-        </w:rPr>
-        <w:t>save</w:t>
-      </w:r>
-    </w:p>
-    <w:p>
-      <w:pPr>
-        <w:rPr>
-          <w:bCs/>
-          <w:lang w:val="vi-VN"/>
-        </w:rPr>
-      </w:pPr>
-    </w:p>
-    <w:p>
-      <w:pPr>
-        <w:rPr>
-          <w:bCs/>
-          <w:lang w:val="vi-VN"/>
-        </w:rPr>
-      </w:pPr>
-      <w:r>
-        <w:rPr>
-          <w:bCs/>
-          <w:lang w:val="vi-VN"/>
-        </w:rPr>
-        <w:t>! VPC7</w:t>
-      </w:r>
-    </w:p>
-    <w:p>
-      <w:pPr>
-        <w:rPr>
-          <w:bCs/>
-          <w:lang w:val="vi-VN"/>
-        </w:rPr>
-      </w:pPr>
-      <w:r>
-        <w:rPr>
-          <w:bCs/>
-          <w:lang w:val="vi-VN"/>
-        </w:rPr>
-        <w:t>ip 192.168.3.10 255.255.255.0 192.168.3.1</w:t>
-      </w:r>
-    </w:p>
-    <w:p>
-      <w:pPr>
-        <w:rPr>
-          <w:bCs/>
-          <w:lang w:val="vi-VN"/>
-        </w:rPr>
-      </w:pPr>
-      <w:r>
-        <w:rPr>
-          <w:bCs/>
-          <w:lang w:val="vi-VN"/>
-        </w:rPr>
-        <w:t>save</w:t>
-      </w:r>
-    </w:p>
-    <w:p>
-      <w:pPr>
-        <w:rPr>
-          <w:bCs/>
-          <w:lang w:val="vi-VN"/>
-        </w:rPr>
-      </w:pPr>
-    </w:p>
-    <w:p>
-      <w:pPr>
-        <w:rPr>
-          <w:bCs/>
-          <w:lang w:val="vi-VN"/>
-        </w:rPr>
-      </w:pPr>
-      <w:r>
-        <w:rPr>
-          <w:bCs/>
-          <w:lang w:val="vi-VN"/>
-        </w:rPr>
-        <w:t>! VPC6</w:t>
-      </w:r>
-    </w:p>
-    <w:p>
-      <w:pPr>
-        <w:rPr>
-          <w:bCs/>
-          <w:lang w:val="vi-VN"/>
-        </w:rPr>
-      </w:pPr>
-      <w:r>
-        <w:rPr>
-          <w:bCs/>
-          <w:lang w:val="vi-VN"/>
-        </w:rPr>
-        <w:t>ip 192.168.4.10 255.255.255.0 192.168.4.1</w:t>
-      </w:r>
-    </w:p>
-    <w:p>
-      <w:pPr>
-        <w:rPr>
-          <w:bCs/>
-          <w:lang w:val="vi-VN"/>
-        </w:rPr>
-      </w:pPr>
-      <w:r>
-        <w:rPr>
-          <w:bCs/>
-          <w:lang w:val="vi-VN"/>
-        </w:rPr>
-        <w:t xml:space="preserve">save </w:t>
-      </w:r>
-    </w:p>
-    <w:p>
-      <w:pPr>
-        <w:rPr>
-          <w:bCs/>
-          <w:lang w:val="vi-VN"/>
-        </w:rPr>
-      </w:pPr>
-    </w:p>
-    <w:p>
-      <w:pPr>
-        <w:rPr>
-          <w:bCs/>
-          <w:lang w:val="vi-VN"/>
-        </w:rPr>
-      </w:pPr>
-      <w:r>
-        <w:rPr>
-          <w:bCs/>
-          <w:lang w:val="vi-VN"/>
-        </w:rPr>
-        <w:t>Bảng định tuyến xuất hiện các mạng có ký tự `R` ở đầu (ví dụ: `R 192.168.3.0/24 [120/1] via 10.0.13.2`). Đây là các dải mạng mà Router R1 đã học được từ các Router khác thông qua giao thức RIP.</w:t>
-      </w:r>
-    </w:p>
-    <w:p>
-      <w:pPr>
-        <w:rPr>
-          <w:bCs/>
-          <w:lang w:val="vi-VN"/>
-        </w:rPr>
-      </w:pPr>
-      <w:r>
-        <w:rPr>
-          <w:bCs/>
-          <w:lang w:val="vi-VN"/>
-        </w:rPr>
-        <w:lastRenderedPageBreak/>
-        <w:t>- Ký tự `C` (Connected) và `L` (Local) là các mạng cắm trực tiếp vào R1.</w:t>
-      </w:r>
-    </w:p>
-    <w:p>
-      <w:pPr>
-        <w:rPr>
-          <w:bCs/>
-          <w:lang w:val="vi-VN"/>
-        </w:rPr>
-      </w:pPr>
-      <w:r>
-        <w:rPr>
-          <w:bCs/>
-          <w:lang w:val="vi-VN"/>
-        </w:rPr>
-        <w:t>- Ý nghĩa thông số `[120/1]`: Số `120` là AD (Administrative Distance) mặc định của RIP. Số `1` là Metric (Hop count), nghĩa là để đến được mạng đích, gói tin chỉ cần nhảy qua đúng 1 Router trung gian nữa.</w:t>
-      </w:r>
-    </w:p>
-    <w:p>
-      <w:pPr>
-        <w:rPr>
-          <w:bCs/>
-          <w:lang w:val="vi-VN"/>
-        </w:rPr>
-      </w:pPr>
-      <w:r>
-        <w:rPr>
-          <w:bCs/>
-          <w:lang w:val="vi-VN"/>
-        </w:rPr>
-        <w:t>- Dòng `Gateway of last resort is 200.200.200.2 to network 0.0.0.0` xuất hiện là nhờ lệnh `default-information originate` ta đã cấu hình, giúp báo cho toàn mạng biết đường đi ra Internet. Mạng RIPv2 đã hội tụ thành công.</w:t>
-      </w:r>
-    </w:p>
-    <w:p>
-      <w:pPr>
-        <w:rPr>
-          <w:bCs/>
-          <w:lang w:val="vi-VN"/>
-        </w:rPr>
-      </w:pPr>
-      <w:r>
-        <w:rPr>
-          <w:bCs/>
-          <w:lang w:val="vi-VN"/>
-        </w:rPr>
         <w:drawing>
           <wp:inline distT="0" distB="0" distL="0" distR="0" wp14:anchorId="633A5B37" wp14:editId="66F0395F">
             <wp:extent cx="5943600" cy="3672840"/>
@@ -8635,7 +13017,7 @@
                     <pic:cNvPicPr/>
                   </pic:nvPicPr>
                   <pic:blipFill>
-                    <a:blip r:embed="rId32"/>
+                    <a:blip r:embed="rId33"/>
                     <a:stretch>
                       <a:fillRect/>
                     </a:stretch>
@@ -8668,6 +13050,21 @@
           <w:bCs/>
           <w:lang w:val="vi-VN"/>
         </w:rPr>
+        <w:t>Câu 4/</w:t>
+      </w:r>
+    </w:p>
+    <w:p>
+      <w:pPr>
+        <w:rPr>
+          <w:bCs/>
+          <w:lang w:val="vi-VN"/>
+        </w:rPr>
+      </w:pPr>
+      <w:r>
+        <w:rPr>
+          <w:bCs/>
+          <w:lang w:val="vi-VN"/>
+        </w:rPr>
         <w:t xml:space="preserve">Gói tin xuất phát từ VPC5 </w:t>
       </w:r>
       <w:r>
@@ -8728,7 +13125,7 @@
           <w:bCs/>
           <w:lang w:val="vi-VN"/>
         </w:rPr>
-        <w:t>- Đây là tuyến đường đi ngắn nhất (chỉ mất 1 khoảng nhảy/hop count) đi tắt qua đoạn cáp nối trực tiếp mạng `10.0.13.0` giữa R1 và R3. Giao thức RIP đã hoạt động chính xác để chọn ra con đường tối ưu nhất.</w:t>
+        <w:t>- Đây là tuyến đường đi ngắn nhất (chỉ mất 1 khoảng nhảy/hop count) đi tắt qua đoạn cáp nối trực tiếp mạng 10.0.13.0 giữa R1 và R3. Giao thức RIP đã hoạt động chính xác để chọn ra con đường tối ưu nhất.</w:t>
       </w:r>
     </w:p>
     <w:p>
@@ -8760,7 +13157,7 @@
                     <pic:cNvPicPr/>
                   </pic:nvPicPr>
                   <pic:blipFill>
-                    <a:blip r:embed="rId33"/>
+                    <a:blip r:embed="rId34"/>
                     <a:stretch>
                       <a:fillRect/>
                     </a:stretch>
@@ -8809,7 +13206,7 @@
                     <pic:cNvPicPr/>
                   </pic:nvPicPr>
                   <pic:blipFill>
-                    <a:blip r:embed="rId34"/>
+                    <a:blip r:embed="rId35"/>
                     <a:stretch>
                       <a:fillRect/>
                     </a:stretch>
@@ -8842,6 +13239,314 @@
           <w:bCs/>
           <w:lang w:val="vi-VN"/>
         </w:rPr>
+        <w:t>Câu 5/</w:t>
+      </w:r>
+    </w:p>
+    <w:p>
+      <w:pPr>
+        <w:rPr>
+          <w:bCs/>
+          <w:lang w:val="vi-VN"/>
+        </w:rPr>
+      </w:pPr>
+      <w:r>
+        <w:rPr>
+          <w:bCs/>
+          <w:lang w:val="vi-VN"/>
+        </w:rPr>
+        <w:t xml:space="preserve">Tắt card r1 đi đến r3 </w:t>
+      </w:r>
+    </w:p>
+    <w:p>
+      <w:pPr>
+        <w:rPr>
+          <w:bCs/>
+          <w:lang w:val="vi-VN"/>
+        </w:rPr>
+      </w:pPr>
+      <w:r>
+        <w:rPr>
+          <w:bCs/>
+        </w:rPr>
+        <w:t>configure terminal</w:t>
+      </w:r>
+      <w:r>
+        <w:rPr>
+          <w:bCs/>
+        </w:rPr>
+        <w:br/>
+        <w:t>interface e0/2</w:t>
+      </w:r>
+      <w:r>
+        <w:rPr>
+          <w:bCs/>
+        </w:rPr>
+        <w:br/>
+        <w:t>shutdown</w:t>
+      </w:r>
+      <w:r>
+        <w:rPr>
+          <w:bCs/>
+        </w:rPr>
+        <w:br/>
+        <w:t>end</w:t>
+      </w:r>
+    </w:p>
+    <w:p>
+      <w:pPr>
+        <w:rPr>
+          <w:bCs/>
+          <w:lang w:val="vi-VN"/>
+        </w:rPr>
+      </w:pPr>
+    </w:p>
+    <w:p>
+      <w:pPr>
+        <w:rPr>
+          <w:bCs/>
+          <w:lang w:val="vi-VN"/>
+        </w:rPr>
+      </w:pPr>
+      <w:r>
+        <w:rPr>
+          <w:bCs/>
+          <w:lang w:val="vi-VN"/>
+        </w:rPr>
+        <w:t>Nhìn vào dòng R 192.168.3.0/24, ta thấy địa chỉ IP Next-Hop đã thay đổi từ via 10.0.13.2 sang via 10.0.12.2 (trỏ ngược về Router R2). Số Metric cũng tăng lên thành [120/2]. Lý do là đường cáp tắt đã bị đứt, RIP tự động cập nhật bảng định tuyến để đi vòng qua đường R2.</w:t>
+      </w:r>
+    </w:p>
+    <w:p>
+      <w:pPr>
+        <w:rPr>
+          <w:bCs/>
+          <w:lang w:val="vi-VN"/>
+        </w:rPr>
+      </w:pPr>
+      <w:r>
+        <w:rPr>
+          <w:bCs/>
+          <w:lang w:val="vi-VN"/>
+        </w:rPr>
+        <w:lastRenderedPageBreak/>
+        <w:drawing>
+          <wp:inline distT="0" distB="0" distL="0" distR="0" wp14:anchorId="065792C6" wp14:editId="4E3FD79F">
+            <wp:extent cx="5943600" cy="3891915"/>
+            <wp:effectExtent l="0" t="0" r="0" b="0"/>
+            <wp:docPr id="1399748627" name="Picture 1"/>
+            <wp:cNvGraphicFramePr>
+              <a:graphicFrameLocks xmlns:a="http://schemas.openxmlformats.org/drawingml/2006/main" noChangeAspect="1"/>
+            </wp:cNvGraphicFramePr>
+            <a:graphic xmlns:a="http://schemas.openxmlformats.org/drawingml/2006/main">
+              <a:graphicData uri="http://schemas.openxmlformats.org/drawingml/2006/picture">
+                <pic:pic xmlns:pic="http://schemas.openxmlformats.org/drawingml/2006/picture">
+                  <pic:nvPicPr>
+                    <pic:cNvPr id="1399748627" name=""/>
+                    <pic:cNvPicPr/>
+                  </pic:nvPicPr>
+                  <pic:blipFill>
+                    <a:blip r:embed="rId36"/>
+                    <a:stretch>
+                      <a:fillRect/>
+                    </a:stretch>
+                  </pic:blipFill>
+                  <pic:spPr>
+                    <a:xfrm>
+                      <a:off x="0" y="0"/>
+                      <a:ext cx="5943600" cy="3891915"/>
+                    </a:xfrm>
+                    <a:prstGeom prst="rect">
+                      <a:avLst/>
+                    </a:prstGeom>
+                  </pic:spPr>
+                </pic:pic>
+              </a:graphicData>
+            </a:graphic>
+          </wp:inline>
+        </w:drawing>
+      </w:r>
+    </w:p>
+    <w:p>
+      <w:pPr>
+        <w:rPr>
+          <w:bCs/>
+          <w:lang w:val="vi-VN"/>
+        </w:rPr>
+      </w:pPr>
+    </w:p>
+    <w:p>
+      <w:pPr>
+        <w:rPr>
+          <w:bCs/>
+          <w:lang w:val="vi-VN"/>
+        </w:rPr>
+      </w:pPr>
+      <w:r>
+        <w:rPr>
+          <w:bCs/>
+          <w:lang w:val="vi-VN"/>
+        </w:rPr>
+        <w:t xml:space="preserve">Chờ vài phút </w:t>
+      </w:r>
+      <w:r>
+        <w:rPr>
+          <w:bCs/>
+          <w:lang w:val="vi-VN"/>
+        </w:rPr>
+        <w:br/>
+      </w:r>
+      <w:r>
+        <w:rPr>
+          <w:bCs/>
+          <w:lang w:val="vi-VN"/>
+        </w:rPr>
+        <w:t xml:space="preserve">Kết quả Trace cho thấy lộ trình đã dài hơn: VPC5 </w:t>
+      </w:r>
+      <w:r>
+        <w:rPr>
+          <w:rFonts w:ascii="Segoe UI Symbol" w:hAnsi="Segoe UI Symbol" w:cs="Segoe UI Symbol"/>
+          <w:bCs/>
+          <w:lang w:val="vi-VN"/>
+        </w:rPr>
+        <w:t>➜</w:t>
+      </w:r>
+      <w:r>
+        <w:rPr>
+          <w:bCs/>
+          <w:lang w:val="vi-VN"/>
+        </w:rPr>
+        <w:t xml:space="preserve"> R1 </w:t>
+      </w:r>
+      <w:r>
+        <w:rPr>
+          <w:rFonts w:ascii="Segoe UI Symbol" w:hAnsi="Segoe UI Symbol" w:cs="Segoe UI Symbol"/>
+          <w:bCs/>
+          <w:lang w:val="vi-VN"/>
+        </w:rPr>
+        <w:t>➜</w:t>
+      </w:r>
+      <w:r>
+        <w:rPr>
+          <w:bCs/>
+          <w:lang w:val="vi-VN"/>
+        </w:rPr>
+        <w:t xml:space="preserve"> R2 </w:t>
+      </w:r>
+      <w:r>
+        <w:rPr>
+          <w:rFonts w:ascii="Segoe UI Symbol" w:hAnsi="Segoe UI Symbol" w:cs="Segoe UI Symbol"/>
+          <w:bCs/>
+          <w:lang w:val="vi-VN"/>
+        </w:rPr>
+        <w:t>➜</w:t>
+      </w:r>
+      <w:r>
+        <w:rPr>
+          <w:bCs/>
+          <w:lang w:val="vi-VN"/>
+        </w:rPr>
+        <w:t xml:space="preserve"> R4 </w:t>
+      </w:r>
+      <w:r>
+        <w:rPr>
+          <w:rFonts w:ascii="Segoe UI Symbol" w:hAnsi="Segoe UI Symbol" w:cs="Segoe UI Symbol"/>
+          <w:bCs/>
+          <w:lang w:val="vi-VN"/>
+        </w:rPr>
+        <w:t>➜</w:t>
+      </w:r>
+      <w:r>
+        <w:rPr>
+          <w:bCs/>
+          <w:lang w:val="vi-VN"/>
+        </w:rPr>
+        <w:t xml:space="preserve"> R3 </w:t>
+      </w:r>
+      <w:r>
+        <w:rPr>
+          <w:rFonts w:ascii="Segoe UI Symbol" w:hAnsi="Segoe UI Symbol" w:cs="Segoe UI Symbol"/>
+          <w:bCs/>
+          <w:lang w:val="vi-VN"/>
+        </w:rPr>
+        <w:t>➜</w:t>
+      </w:r>
+      <w:r>
+        <w:rPr>
+          <w:bCs/>
+          <w:lang w:val="vi-VN"/>
+        </w:rPr>
+        <w:t xml:space="preserve"> VPC7. Do sợi dây R1-R3 bị đứt, gói tin thông minh tự động chuyển hướng đi đường vòng qua R2 và R4 để giữ cho mạng không bị sập. Đây là minh chứng rõ ràng nhất cho tính năng hội tụ và chuyển dự phòng (Failover) của giao thức định tuyến động RIP.</w:t>
+      </w:r>
+    </w:p>
+    <w:p>
+      <w:pPr>
+        <w:rPr>
+          <w:bCs/>
+          <w:lang w:val="vi-VN"/>
+        </w:rPr>
+      </w:pPr>
+      <w:r>
+        <w:rPr>
+          <w:bCs/>
+          <w:lang w:val="vi-VN"/>
+        </w:rPr>
+        <w:lastRenderedPageBreak/>
+        <w:drawing>
+          <wp:inline distT="0" distB="0" distL="0" distR="0" wp14:anchorId="3F6D2A86" wp14:editId="345B926E">
+            <wp:extent cx="5943600" cy="3876675"/>
+            <wp:effectExtent l="0" t="0" r="0" b="9525"/>
+            <wp:docPr id="1101294735" name="Picture 1"/>
+            <wp:cNvGraphicFramePr>
+              <a:graphicFrameLocks xmlns:a="http://schemas.openxmlformats.org/drawingml/2006/main" noChangeAspect="1"/>
+            </wp:cNvGraphicFramePr>
+            <a:graphic xmlns:a="http://schemas.openxmlformats.org/drawingml/2006/main">
+              <a:graphicData uri="http://schemas.openxmlformats.org/drawingml/2006/picture">
+                <pic:pic xmlns:pic="http://schemas.openxmlformats.org/drawingml/2006/picture">
+                  <pic:nvPicPr>
+                    <pic:cNvPr id="1101294735" name=""/>
+                    <pic:cNvPicPr/>
+                  </pic:nvPicPr>
+                  <pic:blipFill>
+                    <a:blip r:embed="rId37"/>
+                    <a:stretch>
+                      <a:fillRect/>
+                    </a:stretch>
+                  </pic:blipFill>
+                  <pic:spPr>
+                    <a:xfrm>
+                      <a:off x="0" y="0"/>
+                      <a:ext cx="5943600" cy="3876675"/>
+                    </a:xfrm>
+                    <a:prstGeom prst="rect">
+                      <a:avLst/>
+                    </a:prstGeom>
+                  </pic:spPr>
+                </pic:pic>
+              </a:graphicData>
+            </a:graphic>
+          </wp:inline>
+        </w:drawing>
+      </w:r>
+    </w:p>
+    <w:p>
+      <w:pPr>
+        <w:rPr>
+          <w:bCs/>
+          <w:lang w:val="vi-VN"/>
+        </w:rPr>
+      </w:pPr>
+    </w:p>
+    <w:p>
+      <w:pPr>
+        <w:rPr>
+          <w:bCs/>
+          <w:lang w:val="vi-VN"/>
+        </w:rPr>
+      </w:pPr>
+      <w:r>
+        <w:rPr>
+          <w:bCs/>
+          <w:lang w:val="vi-VN"/>
+        </w:rPr>
         <w:t>Bài 5</w:t>
       </w:r>
     </w:p>
@@ -8849,6 +13554,56 @@
       <w:pPr>
         <w:rPr>
           <w:bCs/>
+          <w:lang w:val="vi-VN"/>
+        </w:rPr>
+      </w:pPr>
+      <w:r>
+        <w:rPr>
+          <w:bCs/>
+          <w:lang w:val="vi-VN"/>
+        </w:rPr>
+        <w:lastRenderedPageBreak/>
+        <w:drawing>
+          <wp:inline distT="0" distB="0" distL="0" distR="0" wp14:anchorId="7840715D" wp14:editId="2EC31E25">
+            <wp:extent cx="5943600" cy="4116705"/>
+            <wp:effectExtent l="0" t="0" r="0" b="0"/>
+            <wp:docPr id="64632228" name="Picture 1"/>
+            <wp:cNvGraphicFramePr>
+              <a:graphicFrameLocks xmlns:a="http://schemas.openxmlformats.org/drawingml/2006/main" noChangeAspect="1"/>
+            </wp:cNvGraphicFramePr>
+            <a:graphic xmlns:a="http://schemas.openxmlformats.org/drawingml/2006/main">
+              <a:graphicData uri="http://schemas.openxmlformats.org/drawingml/2006/picture">
+                <pic:pic xmlns:pic="http://schemas.openxmlformats.org/drawingml/2006/picture">
+                  <pic:nvPicPr>
+                    <pic:cNvPr id="64632228" name=""/>
+                    <pic:cNvPicPr/>
+                  </pic:nvPicPr>
+                  <pic:blipFill>
+                    <a:blip r:embed="rId38"/>
+                    <a:stretch>
+                      <a:fillRect/>
+                    </a:stretch>
+                  </pic:blipFill>
+                  <pic:spPr>
+                    <a:xfrm>
+                      <a:off x="0" y="0"/>
+                      <a:ext cx="5943600" cy="4116705"/>
+                    </a:xfrm>
+                    <a:prstGeom prst="rect">
+                      <a:avLst/>
+                    </a:prstGeom>
+                  </pic:spPr>
+                </pic:pic>
+              </a:graphicData>
+            </a:graphic>
+          </wp:inline>
+        </w:drawing>
+      </w:r>
+    </w:p>
+    <w:p>
+      <w:pPr>
+        <w:rPr>
+          <w:bCs/>
         </w:rPr>
       </w:pPr>
       <w:r>
@@ -8857,7 +13612,6 @@
           <w:noProof/>
           <w:lang w:val="vi-VN"/>
         </w:rPr>
-        <w:lastRenderedPageBreak/>
         <w:drawing>
           <wp:inline distT="0" distB="0" distL="0" distR="0" wp14:anchorId="395E45A9" wp14:editId="70A33730">
             <wp:extent cx="5677692" cy="3667637"/>
@@ -8874,7 +13628,7 @@
                     <pic:cNvPicPr/>
                   </pic:nvPicPr>
                   <pic:blipFill>
-                    <a:blip r:embed="rId35"/>
+                    <a:blip r:embed="rId39"/>
                     <a:stretch>
                       <a:fillRect/>
                     </a:stretch>
@@ -8902,9 +13656,1313 @@
           <w:lang w:val="vi-VN"/>
         </w:rPr>
       </w:pPr>
+      <w:r>
+        <w:rPr>
+          <w:bCs/>
+          <w:lang w:val="vi-VN"/>
+        </w:rPr>
+        <w:t>========== RAW CONFIGURATION COMMANDS ==========</w:t>
+      </w:r>
+    </w:p>
+    <w:p>
+      <w:pPr>
+        <w:rPr>
+          <w:bCs/>
+          <w:lang w:val="vi-VN"/>
+        </w:rPr>
+      </w:pPr>
+    </w:p>
+    <w:p>
+      <w:pPr>
+        <w:rPr>
+          <w:bCs/>
+          <w:lang w:val="vi-VN"/>
+        </w:rPr>
+      </w:pPr>
+      <w:r>
+        <w:rPr>
+          <w:bCs/>
+          <w:lang w:val="vi-VN"/>
+        </w:rPr>
+        <w:t>========== Tên thiết bị: West (router) ==========</w:t>
+      </w:r>
+    </w:p>
+    <w:p>
+      <w:pPr>
+        <w:rPr>
+          <w:bCs/>
+          <w:lang w:val="vi-VN"/>
+        </w:rPr>
+      </w:pPr>
+      <w:r>
+        <w:rPr>
+          <w:bCs/>
+          <w:lang w:val="vi-VN"/>
+        </w:rPr>
+        <w:t>enable</w:t>
+      </w:r>
+    </w:p>
+    <w:p>
+      <w:pPr>
+        <w:rPr>
+          <w:bCs/>
+          <w:lang w:val="vi-VN"/>
+        </w:rPr>
+      </w:pPr>
+      <w:r>
+        <w:rPr>
+          <w:bCs/>
+          <w:lang w:val="vi-VN"/>
+        </w:rPr>
+        <w:t>configure terminal</w:t>
+      </w:r>
+    </w:p>
+    <w:p>
+      <w:pPr>
+        <w:rPr>
+          <w:bCs/>
+          <w:lang w:val="vi-VN"/>
+        </w:rPr>
+      </w:pPr>
+      <w:r>
+        <w:rPr>
+          <w:bCs/>
+          <w:lang w:val="vi-VN"/>
+        </w:rPr>
+        <w:t>interface e0/0</w:t>
+      </w:r>
+    </w:p>
+    <w:p>
+      <w:pPr>
+        <w:rPr>
+          <w:bCs/>
+          <w:lang w:val="vi-VN"/>
+        </w:rPr>
+      </w:pPr>
+      <w:r>
+        <w:rPr>
+          <w:bCs/>
+          <w:lang w:val="vi-VN"/>
+        </w:rPr>
+        <w:t>ip address 192.168.0.1 255.255.255.0</w:t>
+      </w:r>
+    </w:p>
+    <w:p>
+      <w:pPr>
+        <w:rPr>
+          <w:bCs/>
+          <w:lang w:val="vi-VN"/>
+        </w:rPr>
+      </w:pPr>
+      <w:r>
+        <w:rPr>
+          <w:bCs/>
+          <w:lang w:val="vi-VN"/>
+        </w:rPr>
+        <w:t>no shutdown</w:t>
+      </w:r>
+    </w:p>
+    <w:p>
+      <w:pPr>
+        <w:rPr>
+          <w:bCs/>
+          <w:lang w:val="vi-VN"/>
+        </w:rPr>
+      </w:pPr>
+      <w:r>
+        <w:rPr>
+          <w:bCs/>
+          <w:lang w:val="vi-VN"/>
+        </w:rPr>
+        <w:t>interface s1/0</w:t>
+      </w:r>
+    </w:p>
+    <w:p>
+      <w:pPr>
+        <w:rPr>
+          <w:bCs/>
+          <w:lang w:val="vi-VN"/>
+        </w:rPr>
+      </w:pPr>
+      <w:r>
+        <w:rPr>
+          <w:bCs/>
+          <w:lang w:val="vi-VN"/>
+        </w:rPr>
+        <w:t>ip address 10.0.0.1 255.255.255.0</w:t>
+      </w:r>
+    </w:p>
+    <w:p>
+      <w:pPr>
+        <w:rPr>
+          <w:bCs/>
+          <w:lang w:val="vi-VN"/>
+        </w:rPr>
+      </w:pPr>
+      <w:r>
+        <w:rPr>
+          <w:bCs/>
+          <w:lang w:val="vi-VN"/>
+        </w:rPr>
+        <w:t>no shutdown</w:t>
+      </w:r>
+    </w:p>
+    <w:p>
+      <w:pPr>
+        <w:rPr>
+          <w:bCs/>
+          <w:lang w:val="vi-VN"/>
+        </w:rPr>
+      </w:pPr>
+      <w:r>
+        <w:rPr>
+          <w:bCs/>
+          <w:lang w:val="vi-VN"/>
+        </w:rPr>
+        <w:t>interface e0/1</w:t>
+      </w:r>
+    </w:p>
+    <w:p>
+      <w:pPr>
+        <w:rPr>
+          <w:bCs/>
+          <w:lang w:val="vi-VN"/>
+        </w:rPr>
+      </w:pPr>
+      <w:r>
+        <w:rPr>
+          <w:bCs/>
+          <w:lang w:val="vi-VN"/>
+        </w:rPr>
+        <w:t>ip address 10.0.2.2 255.255.255.0</w:t>
+      </w:r>
+    </w:p>
+    <w:p>
+      <w:pPr>
+        <w:rPr>
+          <w:bCs/>
+          <w:lang w:val="vi-VN"/>
+        </w:rPr>
+      </w:pPr>
+      <w:r>
+        <w:rPr>
+          <w:bCs/>
+          <w:lang w:val="vi-VN"/>
+        </w:rPr>
+        <w:t>no shutdown</w:t>
+      </w:r>
+    </w:p>
+    <w:p>
+      <w:pPr>
+        <w:rPr>
+          <w:bCs/>
+          <w:lang w:val="vi-VN"/>
+        </w:rPr>
+      </w:pPr>
+      <w:r>
+        <w:rPr>
+          <w:bCs/>
+          <w:lang w:val="vi-VN"/>
+        </w:rPr>
+        <w:t>router rip</w:t>
+      </w:r>
+    </w:p>
+    <w:p>
+      <w:pPr>
+        <w:rPr>
+          <w:bCs/>
+          <w:lang w:val="vi-VN"/>
+        </w:rPr>
+      </w:pPr>
+      <w:r>
+        <w:rPr>
+          <w:bCs/>
+          <w:lang w:val="vi-VN"/>
+        </w:rPr>
+        <w:t>network 192.168.0.0</w:t>
+      </w:r>
+    </w:p>
+    <w:p>
+      <w:pPr>
+        <w:rPr>
+          <w:bCs/>
+          <w:lang w:val="vi-VN"/>
+        </w:rPr>
+      </w:pPr>
+      <w:r>
+        <w:rPr>
+          <w:bCs/>
+          <w:lang w:val="vi-VN"/>
+        </w:rPr>
+        <w:t>network 10.0.0.0</w:t>
+      </w:r>
+    </w:p>
+    <w:p>
+      <w:pPr>
+        <w:rPr>
+          <w:bCs/>
+          <w:lang w:val="vi-VN"/>
+        </w:rPr>
+      </w:pPr>
+      <w:r>
+        <w:rPr>
+          <w:bCs/>
+          <w:lang w:val="vi-VN"/>
+        </w:rPr>
+        <w:t>network 10.0.2.0</w:t>
+      </w:r>
+    </w:p>
+    <w:p>
+      <w:pPr>
+        <w:rPr>
+          <w:bCs/>
+          <w:lang w:val="vi-VN"/>
+        </w:rPr>
+      </w:pPr>
+      <w:r>
+        <w:rPr>
+          <w:bCs/>
+          <w:lang w:val="vi-VN"/>
+        </w:rPr>
+        <w:t>end</w:t>
+      </w:r>
+    </w:p>
+    <w:p>
+      <w:pPr>
+        <w:rPr>
+          <w:bCs/>
+          <w:lang w:val="vi-VN"/>
+        </w:rPr>
+      </w:pPr>
+      <w:r>
+        <w:rPr>
+          <w:bCs/>
+          <w:lang w:val="vi-VN"/>
+        </w:rPr>
+        <w:t>write memory</w:t>
+      </w:r>
+    </w:p>
+    <w:p>
+      <w:pPr>
+        <w:rPr>
+          <w:bCs/>
+          <w:lang w:val="vi-VN"/>
+        </w:rPr>
+      </w:pPr>
+    </w:p>
+    <w:p>
+      <w:pPr>
+        <w:rPr>
+          <w:bCs/>
+          <w:lang w:val="vi-VN"/>
+        </w:rPr>
+      </w:pPr>
+      <w:r>
+        <w:rPr>
+          <w:bCs/>
+          <w:lang w:val="vi-VN"/>
+        </w:rPr>
+        <w:t>========== Tên thiết bị: Central (router) ==========</w:t>
+      </w:r>
+    </w:p>
+    <w:p>
+      <w:pPr>
+        <w:rPr>
+          <w:bCs/>
+          <w:lang w:val="vi-VN"/>
+        </w:rPr>
+      </w:pPr>
+      <w:r>
+        <w:rPr>
+          <w:bCs/>
+          <w:lang w:val="vi-VN"/>
+        </w:rPr>
+        <w:t>enable</w:t>
+      </w:r>
+    </w:p>
+    <w:p>
+      <w:pPr>
+        <w:rPr>
+          <w:bCs/>
+          <w:lang w:val="vi-VN"/>
+        </w:rPr>
+      </w:pPr>
+      <w:r>
+        <w:rPr>
+          <w:bCs/>
+          <w:lang w:val="vi-VN"/>
+        </w:rPr>
+        <w:t>configure terminal</w:t>
+      </w:r>
+    </w:p>
+    <w:p>
+      <w:pPr>
+        <w:rPr>
+          <w:bCs/>
+          <w:lang w:val="vi-VN"/>
+        </w:rPr>
+      </w:pPr>
+      <w:r>
+        <w:rPr>
+          <w:bCs/>
+          <w:lang w:val="vi-VN"/>
+        </w:rPr>
+        <w:t>interface e0/0</w:t>
+      </w:r>
+    </w:p>
+    <w:p>
+      <w:pPr>
+        <w:rPr>
+          <w:bCs/>
+          <w:lang w:val="vi-VN"/>
+        </w:rPr>
+      </w:pPr>
+      <w:r>
+        <w:rPr>
+          <w:bCs/>
+          <w:lang w:val="vi-VN"/>
+        </w:rPr>
+        <w:t>ip address 192.168.1.1 255.255.255.0</w:t>
+      </w:r>
+    </w:p>
+    <w:p>
+      <w:pPr>
+        <w:rPr>
+          <w:bCs/>
+          <w:lang w:val="vi-VN"/>
+        </w:rPr>
+      </w:pPr>
+      <w:r>
+        <w:rPr>
+          <w:bCs/>
+          <w:lang w:val="vi-VN"/>
+        </w:rPr>
+        <w:t>no shutdown</w:t>
+      </w:r>
+    </w:p>
+    <w:p>
+      <w:pPr>
+        <w:rPr>
+          <w:bCs/>
+          <w:lang w:val="vi-VN"/>
+        </w:rPr>
+      </w:pPr>
+      <w:r>
+        <w:rPr>
+          <w:bCs/>
+          <w:lang w:val="vi-VN"/>
+        </w:rPr>
+        <w:t>interface s1/0</w:t>
+      </w:r>
+    </w:p>
+    <w:p>
+      <w:pPr>
+        <w:rPr>
+          <w:bCs/>
+          <w:lang w:val="vi-VN"/>
+        </w:rPr>
+      </w:pPr>
+      <w:r>
+        <w:rPr>
+          <w:bCs/>
+          <w:lang w:val="vi-VN"/>
+        </w:rPr>
+        <w:t>ip address 10.0.0.2 255.255.255.0</w:t>
+      </w:r>
+    </w:p>
+    <w:p>
+      <w:pPr>
+        <w:rPr>
+          <w:bCs/>
+          <w:lang w:val="vi-VN"/>
+        </w:rPr>
+      </w:pPr>
+      <w:r>
+        <w:rPr>
+          <w:bCs/>
+          <w:lang w:val="vi-VN"/>
+        </w:rPr>
+        <w:lastRenderedPageBreak/>
+        <w:t>no shutdown</w:t>
+      </w:r>
+    </w:p>
+    <w:p>
+      <w:pPr>
+        <w:rPr>
+          <w:bCs/>
+          <w:lang w:val="vi-VN"/>
+        </w:rPr>
+      </w:pPr>
+      <w:r>
+        <w:rPr>
+          <w:bCs/>
+          <w:lang w:val="vi-VN"/>
+        </w:rPr>
+        <w:t>interface s1/1</w:t>
+      </w:r>
+    </w:p>
+    <w:p>
+      <w:pPr>
+        <w:rPr>
+          <w:bCs/>
+          <w:lang w:val="vi-VN"/>
+        </w:rPr>
+      </w:pPr>
+      <w:r>
+        <w:rPr>
+          <w:bCs/>
+          <w:lang w:val="vi-VN"/>
+        </w:rPr>
+        <w:t>ip address 10.0.1.1 255.255.255.0</w:t>
+      </w:r>
+    </w:p>
+    <w:p>
+      <w:pPr>
+        <w:rPr>
+          <w:bCs/>
+          <w:lang w:val="vi-VN"/>
+        </w:rPr>
+      </w:pPr>
+      <w:r>
+        <w:rPr>
+          <w:bCs/>
+          <w:lang w:val="vi-VN"/>
+        </w:rPr>
+        <w:t>no shutdown</w:t>
+      </w:r>
+    </w:p>
+    <w:p>
+      <w:pPr>
+        <w:rPr>
+          <w:bCs/>
+          <w:lang w:val="vi-VN"/>
+        </w:rPr>
+      </w:pPr>
+      <w:r>
+        <w:rPr>
+          <w:bCs/>
+          <w:lang w:val="vi-VN"/>
+        </w:rPr>
+        <w:t>router rip</w:t>
+      </w:r>
+    </w:p>
+    <w:p>
+      <w:pPr>
+        <w:rPr>
+          <w:bCs/>
+          <w:lang w:val="vi-VN"/>
+        </w:rPr>
+      </w:pPr>
+      <w:r>
+        <w:rPr>
+          <w:bCs/>
+          <w:lang w:val="vi-VN"/>
+        </w:rPr>
+        <w:t>network 192.168.1.0</w:t>
+      </w:r>
+    </w:p>
+    <w:p>
+      <w:pPr>
+        <w:rPr>
+          <w:bCs/>
+          <w:lang w:val="vi-VN"/>
+        </w:rPr>
+      </w:pPr>
+      <w:r>
+        <w:rPr>
+          <w:bCs/>
+          <w:lang w:val="vi-VN"/>
+        </w:rPr>
+        <w:t>network 10.0.0.0</w:t>
+      </w:r>
+    </w:p>
+    <w:p>
+      <w:pPr>
+        <w:rPr>
+          <w:bCs/>
+          <w:lang w:val="vi-VN"/>
+        </w:rPr>
+      </w:pPr>
+      <w:r>
+        <w:rPr>
+          <w:bCs/>
+          <w:lang w:val="vi-VN"/>
+        </w:rPr>
+        <w:t>network 10.0.1.0</w:t>
+      </w:r>
+    </w:p>
+    <w:p>
+      <w:pPr>
+        <w:rPr>
+          <w:bCs/>
+          <w:lang w:val="vi-VN"/>
+        </w:rPr>
+      </w:pPr>
+      <w:r>
+        <w:rPr>
+          <w:bCs/>
+          <w:lang w:val="vi-VN"/>
+        </w:rPr>
+        <w:t>end</w:t>
+      </w:r>
+    </w:p>
+    <w:p>
+      <w:pPr>
+        <w:rPr>
+          <w:bCs/>
+          <w:lang w:val="vi-VN"/>
+        </w:rPr>
+      </w:pPr>
+      <w:r>
+        <w:rPr>
+          <w:bCs/>
+          <w:lang w:val="vi-VN"/>
+        </w:rPr>
+        <w:t>write memory</w:t>
+      </w:r>
+    </w:p>
+    <w:p>
+      <w:pPr>
+        <w:rPr>
+          <w:bCs/>
+          <w:lang w:val="vi-VN"/>
+        </w:rPr>
+      </w:pPr>
+    </w:p>
+    <w:p>
+      <w:pPr>
+        <w:rPr>
+          <w:bCs/>
+          <w:lang w:val="vi-VN"/>
+        </w:rPr>
+      </w:pPr>
+      <w:r>
+        <w:rPr>
+          <w:bCs/>
+          <w:lang w:val="vi-VN"/>
+        </w:rPr>
+        <w:t>========== Tên thiết bị: East (router) ==========</w:t>
+      </w:r>
+    </w:p>
+    <w:p>
+      <w:pPr>
+        <w:rPr>
+          <w:bCs/>
+          <w:lang w:val="vi-VN"/>
+        </w:rPr>
+      </w:pPr>
+      <w:r>
+        <w:rPr>
+          <w:bCs/>
+          <w:lang w:val="vi-VN"/>
+        </w:rPr>
+        <w:t>enable</w:t>
+      </w:r>
+    </w:p>
+    <w:p>
+      <w:pPr>
+        <w:rPr>
+          <w:bCs/>
+          <w:lang w:val="vi-VN"/>
+        </w:rPr>
+      </w:pPr>
+      <w:r>
+        <w:rPr>
+          <w:bCs/>
+          <w:lang w:val="vi-VN"/>
+        </w:rPr>
+        <w:t>configure terminal</w:t>
+      </w:r>
+    </w:p>
+    <w:p>
+      <w:pPr>
+        <w:rPr>
+          <w:bCs/>
+          <w:lang w:val="vi-VN"/>
+        </w:rPr>
+      </w:pPr>
+      <w:r>
+        <w:rPr>
+          <w:bCs/>
+          <w:lang w:val="vi-VN"/>
+        </w:rPr>
+        <w:t>interface e0/0</w:t>
+      </w:r>
+    </w:p>
+    <w:p>
+      <w:pPr>
+        <w:rPr>
+          <w:bCs/>
+          <w:lang w:val="vi-VN"/>
+        </w:rPr>
+      </w:pPr>
+      <w:r>
+        <w:rPr>
+          <w:bCs/>
+          <w:lang w:val="vi-VN"/>
+        </w:rPr>
+        <w:t>ip address 192.168.2.1 255.255.255.0</w:t>
+      </w:r>
+    </w:p>
+    <w:p>
+      <w:pPr>
+        <w:rPr>
+          <w:bCs/>
+          <w:lang w:val="vi-VN"/>
+        </w:rPr>
+      </w:pPr>
+      <w:r>
+        <w:rPr>
+          <w:bCs/>
+          <w:lang w:val="vi-VN"/>
+        </w:rPr>
+        <w:t>no shutdown</w:t>
+      </w:r>
+    </w:p>
+    <w:p>
+      <w:pPr>
+        <w:rPr>
+          <w:bCs/>
+          <w:lang w:val="vi-VN"/>
+        </w:rPr>
+      </w:pPr>
+      <w:r>
+        <w:rPr>
+          <w:bCs/>
+          <w:lang w:val="vi-VN"/>
+        </w:rPr>
+        <w:t>interface s1/0</w:t>
+      </w:r>
+    </w:p>
+    <w:p>
+      <w:pPr>
+        <w:rPr>
+          <w:bCs/>
+          <w:lang w:val="vi-VN"/>
+        </w:rPr>
+      </w:pPr>
+      <w:r>
+        <w:rPr>
+          <w:bCs/>
+          <w:lang w:val="vi-VN"/>
+        </w:rPr>
+        <w:t>ip address 10.0.1.2 255.255.255.0</w:t>
+      </w:r>
+    </w:p>
+    <w:p>
+      <w:pPr>
+        <w:rPr>
+          <w:bCs/>
+          <w:lang w:val="vi-VN"/>
+        </w:rPr>
+      </w:pPr>
+      <w:r>
+        <w:rPr>
+          <w:bCs/>
+          <w:lang w:val="vi-VN"/>
+        </w:rPr>
+        <w:t>no shutdown</w:t>
+      </w:r>
+    </w:p>
+    <w:p>
+      <w:pPr>
+        <w:rPr>
+          <w:bCs/>
+          <w:lang w:val="vi-VN"/>
+        </w:rPr>
+      </w:pPr>
+      <w:r>
+        <w:rPr>
+          <w:bCs/>
+          <w:lang w:val="vi-VN"/>
+        </w:rPr>
+        <w:t>interface e0/1</w:t>
+      </w:r>
+    </w:p>
+    <w:p>
+      <w:pPr>
+        <w:rPr>
+          <w:bCs/>
+          <w:lang w:val="vi-VN"/>
+        </w:rPr>
+      </w:pPr>
+      <w:r>
+        <w:rPr>
+          <w:bCs/>
+          <w:lang w:val="vi-VN"/>
+        </w:rPr>
+        <w:t>ip address 10.0.2.1 255.255.255.0</w:t>
+      </w:r>
+    </w:p>
+    <w:p>
+      <w:pPr>
+        <w:rPr>
+          <w:bCs/>
+          <w:lang w:val="vi-VN"/>
+        </w:rPr>
+      </w:pPr>
+      <w:r>
+        <w:rPr>
+          <w:bCs/>
+          <w:lang w:val="vi-VN"/>
+        </w:rPr>
+        <w:t>no shutdown</w:t>
+      </w:r>
+    </w:p>
+    <w:p>
+      <w:pPr>
+        <w:rPr>
+          <w:bCs/>
+          <w:lang w:val="vi-VN"/>
+        </w:rPr>
+      </w:pPr>
+      <w:r>
+        <w:rPr>
+          <w:bCs/>
+          <w:lang w:val="vi-VN"/>
+        </w:rPr>
+        <w:t>router rip</w:t>
+      </w:r>
+    </w:p>
+    <w:p>
+      <w:pPr>
+        <w:rPr>
+          <w:bCs/>
+          <w:lang w:val="vi-VN"/>
+        </w:rPr>
+      </w:pPr>
+      <w:r>
+        <w:rPr>
+          <w:bCs/>
+          <w:lang w:val="vi-VN"/>
+        </w:rPr>
+        <w:t>network 192.168.2.0</w:t>
+      </w:r>
+    </w:p>
+    <w:p>
+      <w:pPr>
+        <w:rPr>
+          <w:bCs/>
+          <w:lang w:val="vi-VN"/>
+        </w:rPr>
+      </w:pPr>
+      <w:r>
+        <w:rPr>
+          <w:bCs/>
+          <w:lang w:val="vi-VN"/>
+        </w:rPr>
+        <w:t>network 10.0.1.0</w:t>
+      </w:r>
+    </w:p>
+    <w:p>
+      <w:pPr>
+        <w:rPr>
+          <w:bCs/>
+          <w:lang w:val="vi-VN"/>
+        </w:rPr>
+      </w:pPr>
+      <w:r>
+        <w:rPr>
+          <w:bCs/>
+          <w:lang w:val="vi-VN"/>
+        </w:rPr>
+        <w:t>network 10.0.2.0</w:t>
+      </w:r>
+    </w:p>
+    <w:p>
+      <w:pPr>
+        <w:rPr>
+          <w:bCs/>
+          <w:lang w:val="vi-VN"/>
+        </w:rPr>
+      </w:pPr>
+      <w:r>
+        <w:rPr>
+          <w:bCs/>
+          <w:lang w:val="vi-VN"/>
+        </w:rPr>
+        <w:t>end</w:t>
+      </w:r>
+    </w:p>
+    <w:p>
+      <w:pPr>
+        <w:rPr>
+          <w:bCs/>
+          <w:lang w:val="vi-VN"/>
+        </w:rPr>
+      </w:pPr>
+      <w:r>
+        <w:rPr>
+          <w:bCs/>
+          <w:lang w:val="vi-VN"/>
+        </w:rPr>
+        <w:lastRenderedPageBreak/>
+        <w:t>write memory</w:t>
+      </w:r>
+    </w:p>
+    <w:p>
+      <w:pPr>
+        <w:rPr>
+          <w:bCs/>
+          <w:lang w:val="vi-VN"/>
+        </w:rPr>
+      </w:pPr>
+    </w:p>
+    <w:p>
+      <w:pPr>
+        <w:rPr>
+          <w:bCs/>
+          <w:lang w:val="vi-VN"/>
+        </w:rPr>
+      </w:pPr>
+      <w:r>
+        <w:rPr>
+          <w:bCs/>
+          <w:lang w:val="vi-VN"/>
+        </w:rPr>
+        <w:t>========== Tên thiết bị: PC_West (vpcs) ==========</w:t>
+      </w:r>
+    </w:p>
+    <w:p>
+      <w:pPr>
+        <w:rPr>
+          <w:bCs/>
+          <w:lang w:val="vi-VN"/>
+        </w:rPr>
+      </w:pPr>
+      <w:r>
+        <w:rPr>
+          <w:bCs/>
+          <w:lang w:val="vi-VN"/>
+        </w:rPr>
+        <w:t>ip 192.168.0.5 255.255.255.0 192.168.0.1</w:t>
+      </w:r>
+    </w:p>
+    <w:p>
+      <w:pPr>
+        <w:rPr>
+          <w:bCs/>
+          <w:lang w:val="vi-VN"/>
+        </w:rPr>
+      </w:pPr>
+      <w:r>
+        <w:rPr>
+          <w:bCs/>
+          <w:lang w:val="vi-VN"/>
+        </w:rPr>
+        <w:t>save</w:t>
+      </w:r>
+    </w:p>
+    <w:p>
+      <w:pPr>
+        <w:rPr>
+          <w:bCs/>
+          <w:lang w:val="vi-VN"/>
+        </w:rPr>
+      </w:pPr>
+    </w:p>
+    <w:p>
+      <w:pPr>
+        <w:rPr>
+          <w:bCs/>
+          <w:lang w:val="vi-VN"/>
+        </w:rPr>
+      </w:pPr>
+      <w:r>
+        <w:rPr>
+          <w:bCs/>
+          <w:lang w:val="vi-VN"/>
+        </w:rPr>
+        <w:t>========== Tên thiết bị: PC_Central (vpcs) ==========</w:t>
+      </w:r>
+    </w:p>
+    <w:p>
+      <w:pPr>
+        <w:rPr>
+          <w:bCs/>
+          <w:lang w:val="vi-VN"/>
+        </w:rPr>
+      </w:pPr>
+      <w:r>
+        <w:rPr>
+          <w:bCs/>
+          <w:lang w:val="vi-VN"/>
+        </w:rPr>
+        <w:t>ip 192.168.1.5 255.255.255.0 192.168.1.1</w:t>
+      </w:r>
+    </w:p>
+    <w:p>
+      <w:pPr>
+        <w:rPr>
+          <w:bCs/>
+          <w:lang w:val="vi-VN"/>
+        </w:rPr>
+      </w:pPr>
+      <w:r>
+        <w:rPr>
+          <w:bCs/>
+          <w:lang w:val="vi-VN"/>
+        </w:rPr>
+        <w:t>save</w:t>
+      </w:r>
+    </w:p>
+    <w:p>
+      <w:pPr>
+        <w:rPr>
+          <w:bCs/>
+          <w:lang w:val="vi-VN"/>
+        </w:rPr>
+      </w:pPr>
+    </w:p>
+    <w:p>
+      <w:pPr>
+        <w:rPr>
+          <w:bCs/>
+          <w:lang w:val="vi-VN"/>
+        </w:rPr>
+      </w:pPr>
+      <w:r>
+        <w:rPr>
+          <w:bCs/>
+          <w:lang w:val="vi-VN"/>
+        </w:rPr>
+        <w:t>========== Tên thiết bị: PC_East (vpcs) ==========</w:t>
+      </w:r>
+    </w:p>
+    <w:p>
+      <w:pPr>
+        <w:rPr>
+          <w:bCs/>
+          <w:lang w:val="vi-VN"/>
+        </w:rPr>
+      </w:pPr>
+      <w:r>
+        <w:rPr>
+          <w:bCs/>
+          <w:lang w:val="vi-VN"/>
+        </w:rPr>
+        <w:t>ip 192.168.2.5 255.255.255.0 192.168.2.1</w:t>
+      </w:r>
+    </w:p>
+    <w:p>
+      <w:pPr>
+        <w:rPr>
+          <w:bCs/>
+          <w:lang w:val="vi-VN"/>
+        </w:rPr>
+      </w:pPr>
+      <w:r>
+        <w:rPr>
+          <w:bCs/>
+          <w:lang w:val="vi-VN"/>
+        </w:rPr>
+        <w:t>save</w:t>
+      </w:r>
+    </w:p>
+    <w:p>
+      <w:pPr>
+        <w:rPr>
+          <w:bCs/>
+          <w:lang w:val="vi-VN"/>
+        </w:rPr>
+      </w:pPr>
+    </w:p>
+    <w:p>
+      <w:pPr>
+        <w:rPr>
+          <w:bCs/>
+          <w:lang w:val="vi-VN"/>
+        </w:rPr>
+      </w:pPr>
+    </w:p>
+    <w:p>
+      <w:pPr>
+        <w:rPr>
+          <w:bCs/>
+          <w:lang w:val="vi-VN"/>
+        </w:rPr>
+      </w:pPr>
+      <w:r>
+        <w:rPr>
+          <w:bCs/>
+          <w:lang w:val="vi-VN"/>
+        </w:rPr>
+        <w:t>Nhìn vào bảng định tuyến, ta chú ý đến dòng mạng đích 192.168.2.0/24 (mạng LAN của PC_East). Nó được đánh dấu bằng chữ R, nghĩa là học được qua giao thức RIP.</w:t>
+      </w:r>
+    </w:p>
+    <w:p>
+      <w:pPr>
+        <w:rPr>
+          <w:bCs/>
+          <w:lang w:val="vi-VN"/>
+        </w:rPr>
+      </w:pPr>
+      <w:r>
+        <w:rPr>
+          <w:bCs/>
+          <w:lang w:val="vi-VN"/>
+        </w:rPr>
+        <w:t>- Nội dung dòng tuyến đường: R 192.168.2.0/24 [120/1] via 10.0.2.1</w:t>
+      </w:r>
+    </w:p>
+    <w:p>
+      <w:pPr>
+        <w:rPr>
+          <w:bCs/>
+          <w:lang w:val="vi-VN"/>
+        </w:rPr>
+      </w:pPr>
+      <w:r>
+        <w:rPr>
+          <w:bCs/>
+          <w:lang w:val="vi-VN"/>
+        </w:rPr>
+        <w:t>- Giải thích ý nghĩa:</w:t>
+      </w:r>
+    </w:p>
+    <w:p>
+      <w:pPr>
+        <w:rPr>
+          <w:bCs/>
+          <w:lang w:val="vi-VN"/>
+        </w:rPr>
+      </w:pPr>
+      <w:r>
+        <w:rPr>
+          <w:bCs/>
+          <w:lang w:val="vi-VN"/>
+        </w:rPr>
+        <w:t xml:space="preserve">  - [120/1]: Số 120 là độ tin cậy (Administrative Distance) của RIP. Số 1 là Metric (Hop count - số chặng).</w:t>
+      </w:r>
+    </w:p>
+    <w:p>
+      <w:pPr>
+        <w:rPr>
+          <w:bCs/>
+          <w:lang w:val="vi-VN"/>
+        </w:rPr>
+      </w:pPr>
+      <w:r>
+        <w:rPr>
+          <w:bCs/>
+          <w:lang w:val="vi-VN"/>
+        </w:rPr>
+        <w:t xml:space="preserve">  - via 10.0.2.1: Địa chỉ IP Next-hop của cổng e0/1 trên Router East, thông qua sợi cáp nối trực tiếp mới thêm vào.</w:t>
+      </w:r>
+    </w:p>
+    <w:p>
+      <w:pPr>
+        <w:rPr>
+          <w:bCs/>
+          <w:lang w:val="vi-VN"/>
+        </w:rPr>
+      </w:pPr>
+      <w:r>
+        <w:rPr>
+          <w:bCs/>
+          <w:lang w:val="vi-VN"/>
+        </w:rPr>
+        <w:t>- Kết luận: Khi có thêm sợi cáp nối thẳng sang East, RIP nhận thấy con đường tắt này chỉ tốn 1 Hop, trong khi con đường cũ đi vòng qua Central tốn tới 2 Hop. Do đặc tính của RIP luôn chọn đường có Metric (số chặng) nhỏ nhất, Router West đã cập nhật bảng định tuyến và đưa đường đi trực tiếp via 10.0.2.1 làm đường ưu tiên. Tuyến đường cũ qua Central (vì dài hơn) nên đã bị loại bỏ.</w:t>
+      </w:r>
+    </w:p>
+    <w:p>
+      <w:pPr>
+        <w:rPr>
+          <w:bCs/>
+          <w:lang w:val="vi-VN"/>
+        </w:rPr>
+      </w:pPr>
+      <w:r>
+        <w:rPr>
+          <w:bCs/>
+          <w:lang w:val="vi-VN"/>
+        </w:rPr>
+        <w:lastRenderedPageBreak/>
+        <w:drawing>
+          <wp:inline distT="0" distB="0" distL="0" distR="0" wp14:anchorId="62925BC5" wp14:editId="0A2E5FC6">
+            <wp:extent cx="5943600" cy="3720465"/>
+            <wp:effectExtent l="0" t="0" r="0" b="0"/>
+            <wp:docPr id="545836775" name="Picture 1"/>
+            <wp:cNvGraphicFramePr>
+              <a:graphicFrameLocks xmlns:a="http://schemas.openxmlformats.org/drawingml/2006/main" noChangeAspect="1"/>
+            </wp:cNvGraphicFramePr>
+            <a:graphic xmlns:a="http://schemas.openxmlformats.org/drawingml/2006/main">
+              <a:graphicData uri="http://schemas.openxmlformats.org/drawingml/2006/picture">
+                <pic:pic xmlns:pic="http://schemas.openxmlformats.org/drawingml/2006/picture">
+                  <pic:nvPicPr>
+                    <pic:cNvPr id="545836775" name=""/>
+                    <pic:cNvPicPr/>
+                  </pic:nvPicPr>
+                  <pic:blipFill>
+                    <a:blip r:embed="rId40"/>
+                    <a:stretch>
+                      <a:fillRect/>
+                    </a:stretch>
+                  </pic:blipFill>
+                  <pic:spPr>
+                    <a:xfrm>
+                      <a:off x="0" y="0"/>
+                      <a:ext cx="5943600" cy="3720465"/>
+                    </a:xfrm>
+                    <a:prstGeom prst="rect">
+                      <a:avLst/>
+                    </a:prstGeom>
+                  </pic:spPr>
+                </pic:pic>
+              </a:graphicData>
+            </a:graphic>
+          </wp:inline>
+        </w:drawing>
+      </w:r>
+    </w:p>
+    <w:p>
+      <w:pPr>
+        <w:rPr>
+          <w:bCs/>
+          <w:lang w:val="vi-VN"/>
+        </w:rPr>
+      </w:pPr>
+      <w:r>
+        <w:rPr>
+          <w:bCs/>
+          <w:lang w:val="vi-VN"/>
+        </w:rPr>
+        <w:t xml:space="preserve">Qua hop giữa r1 và r3 thay vì central </w:t>
+      </w:r>
+    </w:p>
+    <w:p>
+      <w:pPr>
+        <w:rPr>
+          <w:bCs/>
+          <w:lang w:val="vi-VN"/>
+        </w:rPr>
+      </w:pPr>
+      <w:r>
+        <w:rPr>
+          <w:bCs/>
+          <w:lang w:val="vi-VN"/>
+        </w:rPr>
+        <w:t xml:space="preserve">Lộ trình thực tế: PC_West </w:t>
+      </w:r>
+      <w:r>
+        <w:rPr>
+          <w:rFonts w:ascii="Segoe UI Symbol" w:hAnsi="Segoe UI Symbol" w:cs="Segoe UI Symbol"/>
+          <w:bCs/>
+          <w:lang w:val="vi-VN"/>
+        </w:rPr>
+        <w:t>➜</w:t>
+      </w:r>
+      <w:r>
+        <w:rPr>
+          <w:bCs/>
+          <w:lang w:val="vi-VN"/>
+        </w:rPr>
+        <w:t xml:space="preserve"> Router West </w:t>
+      </w:r>
+      <w:r>
+        <w:rPr>
+          <w:rFonts w:ascii="Segoe UI Symbol" w:hAnsi="Segoe UI Symbol" w:cs="Segoe UI Symbol"/>
+          <w:bCs/>
+          <w:lang w:val="vi-VN"/>
+        </w:rPr>
+        <w:t>➜</w:t>
+      </w:r>
+      <w:r>
+        <w:rPr>
+          <w:bCs/>
+          <w:lang w:val="vi-VN"/>
+        </w:rPr>
+        <w:t xml:space="preserve"> Router East </w:t>
+      </w:r>
+      <w:r>
+        <w:rPr>
+          <w:rFonts w:ascii="Segoe UI Symbol" w:hAnsi="Segoe UI Symbol" w:cs="Segoe UI Symbol"/>
+          <w:bCs/>
+          <w:lang w:val="vi-VN"/>
+        </w:rPr>
+        <w:t>➜</w:t>
+      </w:r>
+      <w:r>
+        <w:rPr>
+          <w:bCs/>
+          <w:lang w:val="vi-VN"/>
+        </w:rPr>
+        <w:t xml:space="preserve"> PC_East.</w:t>
+      </w:r>
+    </w:p>
+    <w:p>
+      <w:pPr>
+        <w:rPr>
+          <w:bCs/>
+          <w:lang w:val="vi-VN"/>
+        </w:rPr>
+      </w:pPr>
+      <w:r>
+        <w:rPr>
+          <w:bCs/>
+          <w:lang w:val="vi-VN"/>
+        </w:rPr>
+        <w:t xml:space="preserve">- Kết luận: Gói tin truyền đi theo một đường tắt nối thẳng hai Router, hoàn toàn đi vòng qua trạm trung chuyển Router Central. Điều này một lần nữa khẳng định và chứng minh nguyên lý hoạt động cốt lõi của giao thức RIP: Gói tin sẽ luôn luôn di chuyển theo con đường có số </w:t>
+      </w:r>
+      <w:r>
+        <w:rPr>
+          <w:bCs/>
+          <w:lang w:val="vi-VN"/>
+        </w:rPr>
+        <w:lastRenderedPageBreak/>
+        <w:t>lượng Router trung gian (Hop count) ít nhất để đến đích.</w:t>
+      </w:r>
+      <w:r>
+        <w:rPr>
+          <w:bCs/>
+          <w:lang w:val="vi-VN"/>
+        </w:rPr>
+        <w:br/>
+      </w:r>
+      <w:r>
+        <w:rPr>
+          <w:bCs/>
+          <w:lang w:val="vi-VN"/>
+        </w:rPr>
+        <w:drawing>
+          <wp:inline distT="0" distB="0" distL="0" distR="0" wp14:anchorId="2659E7CB" wp14:editId="11993505">
+            <wp:extent cx="5943600" cy="3742690"/>
+            <wp:effectExtent l="0" t="0" r="0" b="0"/>
+            <wp:docPr id="1288517877" name="Picture 1"/>
+            <wp:cNvGraphicFramePr>
+              <a:graphicFrameLocks xmlns:a="http://schemas.openxmlformats.org/drawingml/2006/main" noChangeAspect="1"/>
+            </wp:cNvGraphicFramePr>
+            <a:graphic xmlns:a="http://schemas.openxmlformats.org/drawingml/2006/main">
+              <a:graphicData uri="http://schemas.openxmlformats.org/drawingml/2006/picture">
+                <pic:pic xmlns:pic="http://schemas.openxmlformats.org/drawingml/2006/picture">
+                  <pic:nvPicPr>
+                    <pic:cNvPr id="1288517877" name=""/>
+                    <pic:cNvPicPr/>
+                  </pic:nvPicPr>
+                  <pic:blipFill>
+                    <a:blip r:embed="rId41"/>
+                    <a:stretch>
+                      <a:fillRect/>
+                    </a:stretch>
+                  </pic:blipFill>
+                  <pic:spPr>
+                    <a:xfrm>
+                      <a:off x="0" y="0"/>
+                      <a:ext cx="5943600" cy="3742690"/>
+                    </a:xfrm>
+                    <a:prstGeom prst="rect">
+                      <a:avLst/>
+                    </a:prstGeom>
+                  </pic:spPr>
+                </pic:pic>
+              </a:graphicData>
+            </a:graphic>
+          </wp:inline>
+        </w:drawing>
+      </w:r>
     </w:p>
     <w:sectPr>
-      <w:footerReference w:type="default" r:id="rId36"/>
+      <w:footerReference w:type="default" r:id="rId42"/>
       <w:pgSz w:w="12240" w:h="15840"/>
       <w:pgMar w:top="1080" w:right="1440" w:bottom="1440" w:left="1440" w:header="720" w:footer="720" w:gutter="0"/>
       <w:pgNumType w:start="1"/>
@@ -10000,7 +16058,6 @@
   <w:style w:type="character" w:default="1" w:styleId="DefaultParagraphFont">
     <w:name w:val="Default Paragraph Font"/>
     <w:uiPriority w:val="1"/>
-    <w:semiHidden/>
     <w:unhideWhenUsed/>
   </w:style>
   <w:style w:type="table" w:default="1" w:styleId="TableNormal">
@@ -10372,4 +16429,16 @@
     </a:ext>
   </a:extLst>
 </a:theme>
+</file>
+
+<file path=customXml/item1.xml><?xml version="1.0" encoding="utf-8"?>
+<b:Sources xmlns:b="http://schemas.openxmlformats.org/officeDocument/2006/bibliography" xmlns="http://schemas.openxmlformats.org/officeDocument/2006/bibliography" SelectedStyle="\APASixthEditionOfficeOnline.xsl" StyleName="APA" Version="6"/>
+</file>
+
+<file path=customXml/itemProps1.xml><?xml version="1.0" encoding="utf-8"?>
+<ds:datastoreItem xmlns:ds="http://schemas.openxmlformats.org/officeDocument/2006/customXml" ds:itemID="{3B28BF8F-0718-4C00-A61D-123E20C5C81C}">
+  <ds:schemaRefs>
+    <ds:schemaRef ds:uri="http://schemas.openxmlformats.org/officeDocument/2006/bibliography"/>
+  </ds:schemaRefs>
+</ds:datastoreItem>
 </file>
--- a/iuh/môn/hkh-4/dinhTuyenChuyenMach/lab/lab2/lab2-LeThanhLong.docx
+++ b/iuh/môn/hkh-4/dinhTuyenChuyenMach/lab/lab2/lab2-LeThanhLong.docx
@@ -141,23 +141,7 @@
           <w:bCs/>
           <w:sz w:val="28"/>
         </w:rPr>
-        <w:t xml:space="preserve">Khoa: Công </w:t>
-      </w:r>
-      <w:proofErr w:type="spellStart"/>
-      <w:r>
-        <w:rPr>
-          <w:bCs/>
-          <w:sz w:val="28"/>
-        </w:rPr>
-        <w:t>Nghệ</w:t>
-      </w:r>
-      <w:proofErr w:type="spellEnd"/>
-      <w:r>
-        <w:rPr>
-          <w:bCs/>
-          <w:sz w:val="28"/>
-        </w:rPr>
-        <w:t xml:space="preserve"> Thông Tin</w:t>
+        <w:t>Khoa: Công Nghệ Thông Tin</w:t>
       </w:r>
     </w:p>
     <w:p>
@@ -430,28 +414,16 @@
           <w:sz w:val="26"/>
           <w:szCs w:val="26"/>
         </w:rPr>
-        <w:t xml:space="preserve">Student’s </w:t>
-      </w:r>
-      <w:proofErr w:type="spellStart"/>
-      <w:proofErr w:type="gramStart"/>
+        <w:t>Student’s Name:</w:t>
+      </w:r>
       <w:r>
         <w:rPr>
           <w:bCs/>
           <w:sz w:val="26"/>
           <w:szCs w:val="26"/>
         </w:rPr>
-        <w:t>Name:</w:t>
-      </w:r>
-      <w:r>
-        <w:rPr>
-          <w:bCs/>
-          <w:sz w:val="26"/>
-          <w:szCs w:val="26"/>
-        </w:rPr>
         <w:t>Lê</w:t>
       </w:r>
-      <w:proofErr w:type="spellEnd"/>
-      <w:proofErr w:type="gramEnd"/>
       <w:r>
         <w:rPr>
           <w:bCs/>
@@ -521,8 +493,6 @@
           <w:szCs w:val="26"/>
         </w:rPr>
       </w:pPr>
-      <w:proofErr w:type="spellStart"/>
-      <w:proofErr w:type="gramStart"/>
       <w:r>
         <w:rPr>
           <w:bCs/>
@@ -539,8 +509,6 @@
         </w:rPr>
         <w:t>định</w:t>
       </w:r>
-      <w:proofErr w:type="spellEnd"/>
-      <w:proofErr w:type="gramEnd"/>
       <w:r>
         <w:rPr>
           <w:bCs/>
@@ -642,25 +610,7 @@
           <w:szCs w:val="26"/>
         </w:rPr>
         <w:tab/>
-        <w:t xml:space="preserve">Công </w:t>
-      </w:r>
-      <w:proofErr w:type="spellStart"/>
-      <w:r>
-        <w:rPr>
-          <w:bCs/>
-          <w:sz w:val="26"/>
-          <w:szCs w:val="26"/>
-        </w:rPr>
-        <w:t>Nghệ</w:t>
-      </w:r>
-      <w:proofErr w:type="spellEnd"/>
-      <w:r>
-        <w:rPr>
-          <w:bCs/>
-          <w:sz w:val="26"/>
-          <w:szCs w:val="26"/>
-        </w:rPr>
-        <w:t xml:space="preserve"> Thông Tin</w:t>
+        <w:t>Công Nghệ Thông Tin</w:t>
       </w:r>
       <w:r>
         <w:rPr>
@@ -731,7 +681,43 @@
           <w:sz w:val="26"/>
           <w:szCs w:val="26"/>
         </w:rPr>
-        <w:t>Sun 05/07/2026</w:t>
+        <w:t xml:space="preserve">Mon </w:t>
+      </w:r>
+      <w:r>
+        <w:rPr>
+          <w:bCs/>
+          <w:noProof/>
+          <w:sz w:val="26"/>
+          <w:szCs w:val="26"/>
+        </w:rPr>
+        <w:t>29</w:t>
+      </w:r>
+      <w:r>
+        <w:rPr>
+          <w:bCs/>
+          <w:noProof/>
+          <w:sz w:val="26"/>
+          <w:szCs w:val="26"/>
+        </w:rPr>
+        <w:t>/</w:t>
+      </w:r>
+      <w:r>
+        <w:rPr>
+          <w:bCs/>
+          <w:noProof/>
+          <w:sz w:val="26"/>
+          <w:szCs w:val="26"/>
+        </w:rPr>
+        <w:t>06</w:t>
+      </w:r>
+      <w:r>
+        <w:rPr>
+          <w:bCs/>
+          <w:noProof/>
+          <w:sz w:val="26"/>
+          <w:szCs w:val="26"/>
+        </w:rPr>
+        <w:t>/2026</w:t>
       </w:r>
       <w:r>
         <w:rPr>
@@ -1294,23 +1280,13 @@
           <w:szCs w:val="26"/>
         </w:rPr>
       </w:pPr>
-      <w:proofErr w:type="spellStart"/>
       <w:r>
         <w:rPr>
           <w:bCs/>
           <w:sz w:val="26"/>
           <w:szCs w:val="26"/>
         </w:rPr>
-        <w:t>Điểm</w:t>
-      </w:r>
-      <w:proofErr w:type="spellEnd"/>
-      <w:r>
-        <w:rPr>
-          <w:bCs/>
-          <w:sz w:val="26"/>
-          <w:szCs w:val="26"/>
-        </w:rPr>
-        <w:t xml:space="preserve"> bài lab:</w:t>
+        <w:t>Điểm bài lab:</w:t>
       </w:r>
       <w:r>
         <w:rPr>
@@ -1537,342 +1513,34 @@
           <w:sz w:val="26"/>
           <w:szCs w:val="26"/>
         </w:rPr>
-        <w:t xml:space="preserve">(SV </w:t>
-      </w:r>
-      <w:proofErr w:type="spellStart"/>
-      <w:r>
+        <w:t>(SV chụp màn hình thực hành các bước của các yêu cầu và giải thích các hình ảnh)</w:t>
+      </w:r>
+    </w:p>
+    <w:p>
+      <w:pPr>
+        <w:spacing w:after="0"/>
+        <w:jc w:val="center"/>
         <w:rPr>
           <w:bCs/>
           <w:sz w:val="26"/>
           <w:szCs w:val="26"/>
-        </w:rPr>
-        <w:t>chụp</w:t>
-      </w:r>
-      <w:proofErr w:type="spellEnd"/>
-      <w:r>
-        <w:rPr>
-          <w:bCs/>
-          <w:sz w:val="26"/>
-          <w:szCs w:val="26"/>
-        </w:rPr>
-        <w:t xml:space="preserve"> </w:t>
-      </w:r>
-      <w:proofErr w:type="spellStart"/>
-      <w:r>
-        <w:rPr>
-          <w:bCs/>
-          <w:sz w:val="26"/>
-          <w:szCs w:val="26"/>
-        </w:rPr>
-        <w:t>màn</w:t>
-      </w:r>
-      <w:proofErr w:type="spellEnd"/>
-      <w:r>
-        <w:rPr>
-          <w:bCs/>
-          <w:sz w:val="26"/>
-          <w:szCs w:val="26"/>
-        </w:rPr>
-        <w:t xml:space="preserve"> </w:t>
-      </w:r>
-      <w:proofErr w:type="spellStart"/>
-      <w:r>
-        <w:rPr>
-          <w:bCs/>
-          <w:sz w:val="26"/>
-          <w:szCs w:val="26"/>
-        </w:rPr>
-        <w:t>hình</w:t>
-      </w:r>
-      <w:proofErr w:type="spellEnd"/>
-      <w:r>
-        <w:rPr>
-          <w:bCs/>
-          <w:sz w:val="26"/>
-          <w:szCs w:val="26"/>
-        </w:rPr>
-        <w:t xml:space="preserve"> </w:t>
-      </w:r>
-      <w:proofErr w:type="spellStart"/>
-      <w:r>
-        <w:rPr>
-          <w:bCs/>
-          <w:sz w:val="26"/>
-          <w:szCs w:val="26"/>
-        </w:rPr>
-        <w:t>thực</w:t>
-      </w:r>
-      <w:proofErr w:type="spellEnd"/>
-      <w:r>
-        <w:rPr>
-          <w:bCs/>
-          <w:sz w:val="26"/>
-          <w:szCs w:val="26"/>
-        </w:rPr>
-        <w:t xml:space="preserve"> </w:t>
-      </w:r>
-      <w:proofErr w:type="spellStart"/>
-      <w:r>
-        <w:rPr>
-          <w:bCs/>
-          <w:sz w:val="26"/>
-          <w:szCs w:val="26"/>
-        </w:rPr>
-        <w:t>hành</w:t>
-      </w:r>
-      <w:proofErr w:type="spellEnd"/>
-      <w:r>
-        <w:rPr>
-          <w:bCs/>
-          <w:sz w:val="26"/>
-          <w:szCs w:val="26"/>
-        </w:rPr>
-        <w:t xml:space="preserve"> </w:t>
-      </w:r>
-      <w:proofErr w:type="spellStart"/>
-      <w:r>
-        <w:rPr>
-          <w:bCs/>
-          <w:sz w:val="26"/>
-          <w:szCs w:val="26"/>
-        </w:rPr>
-        <w:t>các</w:t>
-      </w:r>
-      <w:proofErr w:type="spellEnd"/>
-      <w:r>
-        <w:rPr>
-          <w:bCs/>
-          <w:sz w:val="26"/>
-          <w:szCs w:val="26"/>
-        </w:rPr>
-        <w:t xml:space="preserve"> </w:t>
-      </w:r>
-      <w:proofErr w:type="spellStart"/>
-      <w:r>
-        <w:rPr>
-          <w:bCs/>
-          <w:sz w:val="26"/>
-          <w:szCs w:val="26"/>
-        </w:rPr>
-        <w:t>bước</w:t>
-      </w:r>
-      <w:proofErr w:type="spellEnd"/>
-      <w:r>
-        <w:rPr>
-          <w:bCs/>
-          <w:sz w:val="26"/>
-          <w:szCs w:val="26"/>
-        </w:rPr>
-        <w:t xml:space="preserve"> </w:t>
-      </w:r>
-      <w:proofErr w:type="spellStart"/>
-      <w:r>
-        <w:rPr>
-          <w:bCs/>
-          <w:sz w:val="26"/>
-          <w:szCs w:val="26"/>
-        </w:rPr>
-        <w:t>của</w:t>
-      </w:r>
-      <w:proofErr w:type="spellEnd"/>
-      <w:r>
-        <w:rPr>
-          <w:bCs/>
-          <w:sz w:val="26"/>
-          <w:szCs w:val="26"/>
-        </w:rPr>
-        <w:t xml:space="preserve"> </w:t>
-      </w:r>
-      <w:proofErr w:type="spellStart"/>
-      <w:r>
-        <w:rPr>
-          <w:bCs/>
-          <w:sz w:val="26"/>
-          <w:szCs w:val="26"/>
-        </w:rPr>
-        <w:t>các</w:t>
-      </w:r>
-      <w:proofErr w:type="spellEnd"/>
-      <w:r>
-        <w:rPr>
-          <w:bCs/>
-          <w:sz w:val="26"/>
-          <w:szCs w:val="26"/>
-        </w:rPr>
-        <w:t xml:space="preserve"> </w:t>
-      </w:r>
-      <w:proofErr w:type="spellStart"/>
-      <w:r>
-        <w:rPr>
-          <w:bCs/>
-          <w:sz w:val="26"/>
-          <w:szCs w:val="26"/>
-        </w:rPr>
-        <w:t>yêu</w:t>
-      </w:r>
-      <w:proofErr w:type="spellEnd"/>
-      <w:r>
-        <w:rPr>
-          <w:bCs/>
-          <w:sz w:val="26"/>
-          <w:szCs w:val="26"/>
-        </w:rPr>
-        <w:t xml:space="preserve"> </w:t>
-      </w:r>
-      <w:proofErr w:type="spellStart"/>
-      <w:r>
-        <w:rPr>
-          <w:bCs/>
-          <w:sz w:val="26"/>
-          <w:szCs w:val="26"/>
-        </w:rPr>
-        <w:t>cầu</w:t>
-      </w:r>
-      <w:proofErr w:type="spellEnd"/>
-      <w:r>
-        <w:rPr>
-          <w:bCs/>
-          <w:sz w:val="26"/>
-          <w:szCs w:val="26"/>
-        </w:rPr>
-        <w:t xml:space="preserve"> </w:t>
-      </w:r>
-      <w:proofErr w:type="spellStart"/>
-      <w:r>
-        <w:rPr>
-          <w:bCs/>
-          <w:sz w:val="26"/>
-          <w:szCs w:val="26"/>
-        </w:rPr>
-        <w:t>và</w:t>
-      </w:r>
-      <w:proofErr w:type="spellEnd"/>
-      <w:r>
-        <w:rPr>
-          <w:bCs/>
-          <w:sz w:val="26"/>
-          <w:szCs w:val="26"/>
-        </w:rPr>
-        <w:t xml:space="preserve"> </w:t>
-      </w:r>
-      <w:proofErr w:type="spellStart"/>
-      <w:r>
-        <w:rPr>
-          <w:bCs/>
-          <w:sz w:val="26"/>
-          <w:szCs w:val="26"/>
-        </w:rPr>
-        <w:t>giải</w:t>
-      </w:r>
-      <w:proofErr w:type="spellEnd"/>
-      <w:r>
-        <w:rPr>
-          <w:bCs/>
-          <w:sz w:val="26"/>
-          <w:szCs w:val="26"/>
-        </w:rPr>
-        <w:t xml:space="preserve"> </w:t>
-      </w:r>
-      <w:proofErr w:type="spellStart"/>
-      <w:r>
-        <w:rPr>
-          <w:bCs/>
-          <w:sz w:val="26"/>
-          <w:szCs w:val="26"/>
-        </w:rPr>
-        <w:t>thích</w:t>
-      </w:r>
-      <w:proofErr w:type="spellEnd"/>
-      <w:r>
-        <w:rPr>
-          <w:bCs/>
-          <w:sz w:val="26"/>
-          <w:szCs w:val="26"/>
-        </w:rPr>
-        <w:t xml:space="preserve"> </w:t>
-      </w:r>
-      <w:proofErr w:type="spellStart"/>
-      <w:r>
-        <w:rPr>
-          <w:bCs/>
-          <w:sz w:val="26"/>
-          <w:szCs w:val="26"/>
-        </w:rPr>
-        <w:t>các</w:t>
-      </w:r>
-      <w:proofErr w:type="spellEnd"/>
-      <w:r>
-        <w:rPr>
-          <w:bCs/>
-          <w:sz w:val="26"/>
-          <w:szCs w:val="26"/>
-        </w:rPr>
-        <w:t xml:space="preserve"> </w:t>
-      </w:r>
-      <w:proofErr w:type="spellStart"/>
-      <w:r>
-        <w:rPr>
-          <w:bCs/>
-          <w:sz w:val="26"/>
-          <w:szCs w:val="26"/>
-        </w:rPr>
-        <w:t>hình</w:t>
-      </w:r>
-      <w:proofErr w:type="spellEnd"/>
-      <w:r>
-        <w:rPr>
-          <w:bCs/>
-          <w:sz w:val="26"/>
-          <w:szCs w:val="26"/>
-        </w:rPr>
-        <w:t xml:space="preserve"> </w:t>
-      </w:r>
-      <w:proofErr w:type="spellStart"/>
-      <w:r>
-        <w:rPr>
-          <w:bCs/>
-          <w:sz w:val="26"/>
-          <w:szCs w:val="26"/>
-        </w:rPr>
-        <w:t>ảnh</w:t>
-      </w:r>
-      <w:proofErr w:type="spellEnd"/>
-      <w:r>
-        <w:rPr>
-          <w:bCs/>
-          <w:sz w:val="26"/>
-          <w:szCs w:val="26"/>
-        </w:rPr>
-        <w:t>)</w:t>
-      </w:r>
-    </w:p>
-    <w:p>
-      <w:pPr>
-        <w:spacing w:after="0"/>
-        <w:jc w:val="center"/>
-        <w:rPr>
-          <w:bCs/>
-          <w:sz w:val="26"/>
-          <w:szCs w:val="26"/>
-          <w:lang w:val="vi-VN"/>
-        </w:rPr>
-      </w:pPr>
-    </w:p>
-    <w:p>
-      <w:pPr>
-        <w:rPr>
-          <w:bCs/>
-          <w:lang w:val="vi-VN"/>
-        </w:rPr>
-      </w:pPr>
-      <w:proofErr w:type="spellStart"/>
+          <w:lang w:val="vi-VN"/>
+        </w:rPr>
+      </w:pPr>
+    </w:p>
+    <w:p>
+      <w:pPr>
+        <w:rPr>
+          <w:bCs/>
+          <w:lang w:val="vi-VN"/>
+        </w:rPr>
+      </w:pPr>
       <w:r>
         <w:rPr>
           <w:bCs/>
         </w:rPr>
         <w:t>Bài</w:t>
       </w:r>
-      <w:proofErr w:type="spellEnd"/>
       <w:r>
         <w:rPr>
           <w:bCs/>
@@ -2298,14 +1966,12 @@
           <w:bCs/>
         </w:rPr>
       </w:pPr>
-      <w:proofErr w:type="spellStart"/>
       <w:r>
         <w:rPr>
           <w:bCs/>
         </w:rPr>
         <w:t>Tại</w:t>
       </w:r>
-      <w:proofErr w:type="spellEnd"/>
       <w:r>
         <w:rPr>
           <w:bCs/>
@@ -2365,19 +2031,11 @@
           <w:bCs/>
         </w:rPr>
       </w:pPr>
-      <w:proofErr w:type="spellStart"/>
-      <w:r>
-        <w:rPr>
-          <w:bCs/>
-        </w:rPr>
-        <w:t>ip</w:t>
-      </w:r>
-      <w:proofErr w:type="spellEnd"/>
-      <w:r>
-        <w:rPr>
-          <w:bCs/>
-        </w:rPr>
-        <w:t xml:space="preserve"> address 192.168.1.1 255.255.255.0</w:t>
+      <w:r>
+        <w:rPr>
+          <w:bCs/>
+        </w:rPr>
+        <w:t>ip address 192.168.1.1 255.255.255.0</w:t>
       </w:r>
     </w:p>
     <w:p>
@@ -2425,19 +2083,11 @@
           <w:bCs/>
         </w:rPr>
       </w:pPr>
-      <w:proofErr w:type="spellStart"/>
-      <w:r>
-        <w:rPr>
-          <w:bCs/>
-        </w:rPr>
-        <w:t>ip</w:t>
-      </w:r>
-      <w:proofErr w:type="spellEnd"/>
-      <w:r>
-        <w:rPr>
-          <w:bCs/>
-        </w:rPr>
-        <w:t xml:space="preserve"> address 10.0.0.2 255.255.255.0</w:t>
+      <w:r>
+        <w:rPr>
+          <w:bCs/>
+        </w:rPr>
+        <w:t>ip address 10.0.0.2 255.255.255.0</w:t>
       </w:r>
     </w:p>
     <w:p>
@@ -2485,19 +2135,11 @@
           <w:bCs/>
         </w:rPr>
       </w:pPr>
-      <w:proofErr w:type="spellStart"/>
-      <w:r>
-        <w:rPr>
-          <w:bCs/>
-        </w:rPr>
-        <w:t>ip</w:t>
-      </w:r>
-      <w:proofErr w:type="spellEnd"/>
-      <w:r>
-        <w:rPr>
-          <w:bCs/>
-        </w:rPr>
-        <w:t xml:space="preserve"> address 10.0.1.1 255.255.255.0</w:t>
+      <w:r>
+        <w:rPr>
+          <w:bCs/>
+        </w:rPr>
+        <w:t>ip address 10.0.1.1 255.255.255.0</w:t>
       </w:r>
     </w:p>
     <w:p>
@@ -2598,14 +2240,12 @@
           <w:bCs/>
         </w:rPr>
       </w:pPr>
-      <w:proofErr w:type="spellStart"/>
       <w:r>
         <w:rPr>
           <w:bCs/>
         </w:rPr>
         <w:t>wr</w:t>
       </w:r>
-      <w:proofErr w:type="spellEnd"/>
     </w:p>
     <w:p>
       <w:pPr>
@@ -2661,14 +2301,12 @@
           <w:bCs/>
         </w:rPr>
       </w:pPr>
-      <w:proofErr w:type="spellStart"/>
       <w:r>
         <w:rPr>
           <w:bCs/>
         </w:rPr>
         <w:t>Tại</w:t>
       </w:r>
-      <w:proofErr w:type="spellEnd"/>
       <w:r>
         <w:rPr>
           <w:bCs/>
@@ -2728,19 +2366,11 @@
           <w:bCs/>
         </w:rPr>
       </w:pPr>
-      <w:proofErr w:type="spellStart"/>
-      <w:r>
-        <w:rPr>
-          <w:bCs/>
-        </w:rPr>
-        <w:t>ip</w:t>
-      </w:r>
-      <w:proofErr w:type="spellEnd"/>
-      <w:r>
-        <w:rPr>
-          <w:bCs/>
-        </w:rPr>
-        <w:t xml:space="preserve"> address 192.168.2.1 255.255.255.0</w:t>
+      <w:r>
+        <w:rPr>
+          <w:bCs/>
+        </w:rPr>
+        <w:t>ip address 192.168.2.1 255.255.255.0</w:t>
       </w:r>
     </w:p>
     <w:p>
@@ -2789,19 +2419,11 @@
           <w:bCs/>
         </w:rPr>
       </w:pPr>
-      <w:proofErr w:type="spellStart"/>
-      <w:r>
-        <w:rPr>
-          <w:bCs/>
-        </w:rPr>
-        <w:t>ip</w:t>
-      </w:r>
-      <w:proofErr w:type="spellEnd"/>
-      <w:r>
-        <w:rPr>
-          <w:bCs/>
-        </w:rPr>
-        <w:t xml:space="preserve"> address 10.0.1.2 255.255.255.0</w:t>
+      <w:r>
+        <w:rPr>
+          <w:bCs/>
+        </w:rPr>
+        <w:t>ip address 10.0.1.2 255.255.255.0</w:t>
       </w:r>
     </w:p>
     <w:p>
@@ -2901,14 +2523,12 @@
           <w:bCs/>
         </w:rPr>
       </w:pPr>
-      <w:proofErr w:type="spellStart"/>
       <w:r>
         <w:rPr>
           <w:bCs/>
         </w:rPr>
         <w:t>wr</w:t>
       </w:r>
-      <w:proofErr w:type="spellEnd"/>
     </w:p>
     <w:p>
       <w:pPr>
@@ -2964,19 +2584,11 @@
           <w:bCs/>
         </w:rPr>
       </w:pPr>
-      <w:proofErr w:type="gramStart"/>
-      <w:r>
-        <w:rPr>
-          <w:bCs/>
-        </w:rPr>
-        <w:t>  PC</w:t>
-      </w:r>
-      <w:proofErr w:type="gramEnd"/>
-      <w:r>
-        <w:rPr>
-          <w:bCs/>
-        </w:rPr>
-        <w:t>1:</w:t>
+      <w:r>
+        <w:rPr>
+          <w:bCs/>
+        </w:rPr>
+        <w:t>  PC1:</w:t>
       </w:r>
     </w:p>
     <w:p>
@@ -2998,19 +2610,11 @@
           <w:bCs/>
         </w:rPr>
       </w:pPr>
-      <w:proofErr w:type="spellStart"/>
-      <w:r>
-        <w:rPr>
-          <w:bCs/>
-        </w:rPr>
-        <w:t>ip</w:t>
-      </w:r>
-      <w:proofErr w:type="spellEnd"/>
-      <w:r>
-        <w:rPr>
-          <w:bCs/>
-        </w:rPr>
-        <w:t xml:space="preserve"> 192.168.0.5 24 192.168.0.1</w:t>
+      <w:r>
+        <w:rPr>
+          <w:bCs/>
+        </w:rPr>
+        <w:t>ip 192.168.0.5 24 192.168.0.1</w:t>
       </w:r>
     </w:p>
     <w:p>
@@ -3032,19 +2636,11 @@
           <w:bCs/>
         </w:rPr>
       </w:pPr>
-      <w:proofErr w:type="gramStart"/>
-      <w:r>
-        <w:rPr>
-          <w:bCs/>
-        </w:rPr>
-        <w:t>  PC</w:t>
-      </w:r>
-      <w:proofErr w:type="gramEnd"/>
-      <w:r>
-        <w:rPr>
-          <w:bCs/>
-        </w:rPr>
-        <w:t>2:</w:t>
+      <w:r>
+        <w:rPr>
+          <w:bCs/>
+        </w:rPr>
+        <w:t>  PC2:</w:t>
       </w:r>
     </w:p>
     <w:p>
@@ -3067,19 +2663,11 @@
           <w:bCs/>
         </w:rPr>
       </w:pPr>
-      <w:proofErr w:type="spellStart"/>
-      <w:r>
-        <w:rPr>
-          <w:bCs/>
-        </w:rPr>
-        <w:t>ip</w:t>
-      </w:r>
-      <w:proofErr w:type="spellEnd"/>
-      <w:r>
-        <w:rPr>
-          <w:bCs/>
-        </w:rPr>
-        <w:t xml:space="preserve"> 192.168.1.5 24 192.168.1.1</w:t>
+      <w:r>
+        <w:rPr>
+          <w:bCs/>
+        </w:rPr>
+        <w:t>ip 192.168.1.5 24 192.168.1.1</w:t>
       </w:r>
     </w:p>
     <w:p>
@@ -3101,19 +2689,11 @@
           <w:bCs/>
         </w:rPr>
       </w:pPr>
-      <w:proofErr w:type="gramStart"/>
-      <w:r>
-        <w:rPr>
-          <w:bCs/>
-        </w:rPr>
-        <w:t>  PC</w:t>
-      </w:r>
-      <w:proofErr w:type="gramEnd"/>
-      <w:r>
-        <w:rPr>
-          <w:bCs/>
-        </w:rPr>
-        <w:t>3:</w:t>
+      <w:r>
+        <w:rPr>
+          <w:bCs/>
+        </w:rPr>
+        <w:t>  PC3:</w:t>
       </w:r>
     </w:p>
     <w:p>
@@ -3135,19 +2715,11 @@
           <w:bCs/>
         </w:rPr>
       </w:pPr>
-      <w:proofErr w:type="spellStart"/>
-      <w:r>
-        <w:rPr>
-          <w:bCs/>
-        </w:rPr>
-        <w:t>ip</w:t>
-      </w:r>
-      <w:proofErr w:type="spellEnd"/>
-      <w:r>
-        <w:rPr>
-          <w:bCs/>
-        </w:rPr>
-        <w:t xml:space="preserve"> 192.168.2.5 24 192.168.2.1</w:t>
+      <w:r>
+        <w:rPr>
+          <w:bCs/>
+        </w:rPr>
+        <w:t>ip 192.168.2.5 24 192.168.2.1</w:t>
       </w:r>
     </w:p>
     <w:p>
@@ -3190,16 +2762,8 @@
         <w:rPr>
           <w:bCs/>
         </w:rPr>
-        <w:t xml:space="preserve">pc 1 ping </w:t>
-      </w:r>
-      <w:proofErr w:type="spellStart"/>
-      <w:r>
-        <w:rPr>
-          <w:bCs/>
-        </w:rPr>
-        <w:t>tới</w:t>
-      </w:r>
-      <w:proofErr w:type="spellEnd"/>
+        <w:t>pc 1 ping tới</w:t>
+      </w:r>
       <w:r>
         <w:rPr>
           <w:bCs/>
@@ -3278,659 +2842,37 @@
           <w:bCs/>
         </w:rPr>
       </w:pPr>
-      <w:proofErr w:type="gramStart"/>
-      <w:r>
-        <w:rPr>
-          <w:bCs/>
-        </w:rPr>
-        <w:t xml:space="preserve">  </w:t>
-      </w:r>
-      <w:proofErr w:type="spellStart"/>
-      <w:r>
-        <w:rPr>
-          <w:bCs/>
-        </w:rPr>
-        <w:t>Chữ</w:t>
-      </w:r>
-      <w:proofErr w:type="spellEnd"/>
-      <w:proofErr w:type="gramEnd"/>
-      <w:r>
-        <w:rPr>
-          <w:bCs/>
-        </w:rPr>
-        <w:t xml:space="preserve"> C (Connected): </w:t>
-      </w:r>
-      <w:proofErr w:type="spellStart"/>
-      <w:r>
-        <w:rPr>
-          <w:bCs/>
-        </w:rPr>
-        <w:t>Đại</w:t>
-      </w:r>
-      <w:proofErr w:type="spellEnd"/>
-      <w:r>
-        <w:rPr>
-          <w:bCs/>
-        </w:rPr>
-        <w:t xml:space="preserve"> </w:t>
-      </w:r>
-      <w:proofErr w:type="spellStart"/>
-      <w:r>
-        <w:rPr>
-          <w:bCs/>
-        </w:rPr>
-        <w:t>diện</w:t>
-      </w:r>
-      <w:proofErr w:type="spellEnd"/>
-      <w:r>
-        <w:rPr>
-          <w:bCs/>
-        </w:rPr>
-        <w:t xml:space="preserve"> </w:t>
-      </w:r>
-      <w:proofErr w:type="spellStart"/>
-      <w:r>
-        <w:rPr>
-          <w:bCs/>
-        </w:rPr>
-        <w:t>cho</w:t>
-      </w:r>
-      <w:proofErr w:type="spellEnd"/>
-      <w:r>
-        <w:rPr>
-          <w:bCs/>
-        </w:rPr>
-        <w:t xml:space="preserve"> </w:t>
-      </w:r>
-      <w:proofErr w:type="spellStart"/>
-      <w:r>
-        <w:rPr>
-          <w:bCs/>
-        </w:rPr>
-        <w:t>các</w:t>
-      </w:r>
-      <w:proofErr w:type="spellEnd"/>
-      <w:r>
-        <w:rPr>
-          <w:bCs/>
-        </w:rPr>
-        <w:t xml:space="preserve"> </w:t>
-      </w:r>
-      <w:proofErr w:type="spellStart"/>
-      <w:r>
-        <w:rPr>
-          <w:bCs/>
-        </w:rPr>
-        <w:t>dải</w:t>
-      </w:r>
-      <w:proofErr w:type="spellEnd"/>
-      <w:r>
-        <w:rPr>
-          <w:bCs/>
-        </w:rPr>
-        <w:t xml:space="preserve"> </w:t>
-      </w:r>
-      <w:proofErr w:type="spellStart"/>
-      <w:r>
-        <w:rPr>
-          <w:bCs/>
-        </w:rPr>
-        <w:t>mạng</w:t>
-      </w:r>
-      <w:proofErr w:type="spellEnd"/>
-      <w:r>
-        <w:rPr>
-          <w:bCs/>
-        </w:rPr>
-        <w:t xml:space="preserve"> </w:t>
-      </w:r>
-      <w:proofErr w:type="spellStart"/>
-      <w:r>
-        <w:rPr>
-          <w:bCs/>
-        </w:rPr>
-        <w:t>được</w:t>
-      </w:r>
-      <w:proofErr w:type="spellEnd"/>
-      <w:r>
-        <w:rPr>
-          <w:bCs/>
-        </w:rPr>
-        <w:t xml:space="preserve"> </w:t>
-      </w:r>
-      <w:proofErr w:type="spellStart"/>
-      <w:r>
-        <w:rPr>
-          <w:bCs/>
-        </w:rPr>
-        <w:t>cắm</w:t>
-      </w:r>
-      <w:proofErr w:type="spellEnd"/>
-      <w:r>
-        <w:rPr>
-          <w:bCs/>
-        </w:rPr>
-        <w:t xml:space="preserve"> </w:t>
-      </w:r>
-      <w:proofErr w:type="spellStart"/>
-      <w:r>
-        <w:rPr>
-          <w:bCs/>
-        </w:rPr>
-        <w:t>dây</w:t>
-      </w:r>
-      <w:proofErr w:type="spellEnd"/>
-      <w:r>
-        <w:rPr>
-          <w:bCs/>
-        </w:rPr>
-        <w:t xml:space="preserve"> </w:t>
-      </w:r>
-      <w:proofErr w:type="spellStart"/>
-      <w:r>
-        <w:rPr>
-          <w:bCs/>
-        </w:rPr>
-        <w:t>trực</w:t>
-      </w:r>
-      <w:proofErr w:type="spellEnd"/>
-      <w:r>
-        <w:rPr>
-          <w:bCs/>
-        </w:rPr>
-        <w:t xml:space="preserve"> </w:t>
-      </w:r>
-      <w:proofErr w:type="spellStart"/>
-      <w:r>
-        <w:rPr>
-          <w:bCs/>
-        </w:rPr>
-        <w:t>tiếp</w:t>
-      </w:r>
-      <w:proofErr w:type="spellEnd"/>
-      <w:r>
-        <w:rPr>
-          <w:bCs/>
-        </w:rPr>
-        <w:t xml:space="preserve"> </w:t>
-      </w:r>
-      <w:proofErr w:type="spellStart"/>
-      <w:r>
-        <w:rPr>
-          <w:bCs/>
-        </w:rPr>
-        <w:t>vào</w:t>
-      </w:r>
-      <w:proofErr w:type="spellEnd"/>
-      <w:r>
-        <w:rPr>
-          <w:bCs/>
-        </w:rPr>
-        <w:t xml:space="preserve"> Router West (</w:t>
-      </w:r>
-      <w:proofErr w:type="spellStart"/>
-      <w:r>
-        <w:rPr>
-          <w:bCs/>
-        </w:rPr>
-        <w:t>ví</w:t>
-      </w:r>
-      <w:proofErr w:type="spellEnd"/>
-      <w:r>
-        <w:rPr>
-          <w:bCs/>
-        </w:rPr>
-        <w:t xml:space="preserve"> </w:t>
-      </w:r>
-      <w:proofErr w:type="spellStart"/>
-      <w:r>
-        <w:rPr>
-          <w:bCs/>
-        </w:rPr>
-        <w:t>dụ</w:t>
-      </w:r>
-      <w:proofErr w:type="spellEnd"/>
-      <w:r>
-        <w:rPr>
-          <w:bCs/>
-        </w:rPr>
-        <w:t xml:space="preserve"> </w:t>
-      </w:r>
-      <w:proofErr w:type="spellStart"/>
-      <w:r>
-        <w:rPr>
-          <w:bCs/>
-        </w:rPr>
-        <w:t>mạng</w:t>
-      </w:r>
-      <w:proofErr w:type="spellEnd"/>
-      <w:r>
-        <w:rPr>
-          <w:bCs/>
-        </w:rPr>
-        <w:t xml:space="preserve"> 192.168.0.0 </w:t>
-      </w:r>
-      <w:proofErr w:type="spellStart"/>
-      <w:r>
-        <w:rPr>
-          <w:bCs/>
-        </w:rPr>
-        <w:t>và</w:t>
-      </w:r>
-      <w:proofErr w:type="spellEnd"/>
-      <w:r>
-        <w:rPr>
-          <w:bCs/>
-        </w:rPr>
-        <w:t xml:space="preserve"> 10.0.0.0).</w:t>
-      </w:r>
-    </w:p>
-    <w:p>
-      <w:pPr>
-        <w:rPr>
-          <w:bCs/>
-        </w:rPr>
-      </w:pPr>
-      <w:proofErr w:type="gramStart"/>
-      <w:r>
-        <w:rPr>
-          <w:bCs/>
-        </w:rPr>
-        <w:t xml:space="preserve">  </w:t>
-      </w:r>
-      <w:proofErr w:type="spellStart"/>
-      <w:r>
-        <w:rPr>
-          <w:bCs/>
-        </w:rPr>
-        <w:t>Chữ</w:t>
-      </w:r>
-      <w:proofErr w:type="spellEnd"/>
-      <w:proofErr w:type="gramEnd"/>
-      <w:r>
-        <w:rPr>
-          <w:bCs/>
-        </w:rPr>
-        <w:t xml:space="preserve"> R (RIP): </w:t>
-      </w:r>
-      <w:proofErr w:type="spellStart"/>
-      <w:r>
-        <w:rPr>
-          <w:bCs/>
-        </w:rPr>
-        <w:t>Đại</w:t>
-      </w:r>
-      <w:proofErr w:type="spellEnd"/>
-      <w:r>
-        <w:rPr>
-          <w:bCs/>
-        </w:rPr>
-        <w:t xml:space="preserve"> </w:t>
-      </w:r>
-      <w:proofErr w:type="spellStart"/>
-      <w:r>
-        <w:rPr>
-          <w:bCs/>
-        </w:rPr>
-        <w:t>diện</w:t>
-      </w:r>
-      <w:proofErr w:type="spellEnd"/>
-      <w:r>
-        <w:rPr>
-          <w:bCs/>
-        </w:rPr>
-        <w:t xml:space="preserve"> </w:t>
-      </w:r>
-      <w:proofErr w:type="spellStart"/>
-      <w:r>
-        <w:rPr>
-          <w:bCs/>
-        </w:rPr>
-        <w:t>cho</w:t>
-      </w:r>
-      <w:proofErr w:type="spellEnd"/>
-      <w:r>
-        <w:rPr>
-          <w:bCs/>
-        </w:rPr>
-        <w:t xml:space="preserve"> </w:t>
-      </w:r>
-      <w:proofErr w:type="spellStart"/>
-      <w:r>
-        <w:rPr>
-          <w:bCs/>
-        </w:rPr>
-        <w:t>các</w:t>
-      </w:r>
-      <w:proofErr w:type="spellEnd"/>
-      <w:r>
-        <w:rPr>
-          <w:bCs/>
-        </w:rPr>
-        <w:t xml:space="preserve"> </w:t>
-      </w:r>
-      <w:proofErr w:type="spellStart"/>
-      <w:r>
-        <w:rPr>
-          <w:bCs/>
-        </w:rPr>
-        <w:t>dải</w:t>
-      </w:r>
-      <w:proofErr w:type="spellEnd"/>
-      <w:r>
-        <w:rPr>
-          <w:bCs/>
-        </w:rPr>
-        <w:t xml:space="preserve"> </w:t>
-      </w:r>
-      <w:proofErr w:type="spellStart"/>
-      <w:r>
-        <w:rPr>
-          <w:bCs/>
-        </w:rPr>
-        <w:t>mạng</w:t>
-      </w:r>
-      <w:proofErr w:type="spellEnd"/>
-      <w:r>
-        <w:rPr>
-          <w:bCs/>
-        </w:rPr>
-        <w:t xml:space="preserve"> ở xa </w:t>
-      </w:r>
-      <w:proofErr w:type="spellStart"/>
-      <w:r>
-        <w:rPr>
-          <w:bCs/>
-        </w:rPr>
-        <w:t>mà</w:t>
-      </w:r>
-      <w:proofErr w:type="spellEnd"/>
-      <w:r>
-        <w:rPr>
-          <w:bCs/>
-        </w:rPr>
-        <w:t xml:space="preserve"> Router West </w:t>
-      </w:r>
-      <w:proofErr w:type="spellStart"/>
-      <w:r>
-        <w:rPr>
-          <w:bCs/>
-        </w:rPr>
-        <w:t>tự</w:t>
-      </w:r>
-      <w:proofErr w:type="spellEnd"/>
-      <w:r>
-        <w:rPr>
-          <w:bCs/>
-        </w:rPr>
-        <w:t xml:space="preserve"> </w:t>
-      </w:r>
-      <w:proofErr w:type="spellStart"/>
-      <w:r>
-        <w:rPr>
-          <w:bCs/>
-        </w:rPr>
-        <w:t>động</w:t>
-      </w:r>
-      <w:proofErr w:type="spellEnd"/>
-      <w:r>
-        <w:rPr>
-          <w:bCs/>
-        </w:rPr>
-        <w:t xml:space="preserve"> </w:t>
-      </w:r>
-      <w:proofErr w:type="spellStart"/>
-      <w:r>
-        <w:rPr>
-          <w:bCs/>
-        </w:rPr>
-        <w:t>học</w:t>
-      </w:r>
-      <w:proofErr w:type="spellEnd"/>
-      <w:r>
-        <w:rPr>
-          <w:bCs/>
-        </w:rPr>
-        <w:t xml:space="preserve"> </w:t>
-      </w:r>
-      <w:proofErr w:type="spellStart"/>
-      <w:r>
-        <w:rPr>
-          <w:bCs/>
-        </w:rPr>
-        <w:t>được</w:t>
-      </w:r>
-      <w:proofErr w:type="spellEnd"/>
-      <w:r>
-        <w:rPr>
-          <w:bCs/>
-        </w:rPr>
-        <w:t xml:space="preserve"> </w:t>
-      </w:r>
-      <w:proofErr w:type="spellStart"/>
-      <w:r>
-        <w:rPr>
-          <w:bCs/>
-        </w:rPr>
-        <w:t>từ</w:t>
-      </w:r>
-      <w:proofErr w:type="spellEnd"/>
-      <w:r>
-        <w:rPr>
-          <w:bCs/>
-        </w:rPr>
-        <w:t xml:space="preserve"> </w:t>
-      </w:r>
-      <w:proofErr w:type="spellStart"/>
-      <w:r>
-        <w:rPr>
-          <w:bCs/>
-        </w:rPr>
-        <w:t>các</w:t>
-      </w:r>
-      <w:proofErr w:type="spellEnd"/>
-      <w:r>
-        <w:rPr>
-          <w:bCs/>
-        </w:rPr>
-        <w:t xml:space="preserve"> Router </w:t>
-      </w:r>
-      <w:proofErr w:type="spellStart"/>
-      <w:r>
-        <w:rPr>
-          <w:bCs/>
-        </w:rPr>
-        <w:t>khác</w:t>
-      </w:r>
-      <w:proofErr w:type="spellEnd"/>
-      <w:r>
-        <w:rPr>
-          <w:bCs/>
-        </w:rPr>
-        <w:t xml:space="preserve"> </w:t>
-      </w:r>
-      <w:proofErr w:type="spellStart"/>
-      <w:r>
-        <w:rPr>
-          <w:bCs/>
-        </w:rPr>
-        <w:t>thông</w:t>
-      </w:r>
-      <w:proofErr w:type="spellEnd"/>
-      <w:r>
-        <w:rPr>
-          <w:bCs/>
-        </w:rPr>
-        <w:t xml:space="preserve"> qua </w:t>
-      </w:r>
-      <w:proofErr w:type="spellStart"/>
-      <w:r>
-        <w:rPr>
-          <w:bCs/>
-        </w:rPr>
-        <w:t>giao</w:t>
-      </w:r>
-      <w:proofErr w:type="spellEnd"/>
-      <w:r>
-        <w:rPr>
-          <w:bCs/>
-        </w:rPr>
-        <w:t xml:space="preserve"> </w:t>
-      </w:r>
-      <w:proofErr w:type="spellStart"/>
-      <w:r>
-        <w:rPr>
-          <w:bCs/>
-        </w:rPr>
-        <w:t>thức</w:t>
-      </w:r>
-      <w:proofErr w:type="spellEnd"/>
-      <w:r>
-        <w:rPr>
-          <w:bCs/>
-        </w:rPr>
-        <w:t xml:space="preserve"> </w:t>
-      </w:r>
-      <w:proofErr w:type="spellStart"/>
-      <w:r>
-        <w:rPr>
-          <w:bCs/>
-        </w:rPr>
-        <w:t>định</w:t>
-      </w:r>
-      <w:proofErr w:type="spellEnd"/>
-      <w:r>
-        <w:rPr>
-          <w:bCs/>
-        </w:rPr>
-        <w:t xml:space="preserve"> </w:t>
-      </w:r>
-      <w:proofErr w:type="spellStart"/>
-      <w:r>
-        <w:rPr>
-          <w:bCs/>
-        </w:rPr>
-        <w:t>tuyến</w:t>
-      </w:r>
-      <w:proofErr w:type="spellEnd"/>
-      <w:r>
-        <w:rPr>
-          <w:bCs/>
-        </w:rPr>
-        <w:t xml:space="preserve"> RIP (</w:t>
-      </w:r>
-      <w:proofErr w:type="spellStart"/>
-      <w:r>
-        <w:rPr>
-          <w:bCs/>
-        </w:rPr>
-        <w:t>ví</w:t>
-      </w:r>
-      <w:proofErr w:type="spellEnd"/>
-      <w:r>
-        <w:rPr>
-          <w:bCs/>
-        </w:rPr>
-        <w:t xml:space="preserve"> </w:t>
-      </w:r>
-      <w:proofErr w:type="spellStart"/>
-      <w:r>
-        <w:rPr>
-          <w:bCs/>
-        </w:rPr>
-        <w:t>dụ</w:t>
-      </w:r>
-      <w:proofErr w:type="spellEnd"/>
-      <w:r>
-        <w:rPr>
-          <w:bCs/>
-        </w:rPr>
-        <w:t xml:space="preserve"> </w:t>
-      </w:r>
-      <w:proofErr w:type="spellStart"/>
-      <w:r>
-        <w:rPr>
-          <w:bCs/>
-        </w:rPr>
-        <w:t>mạng</w:t>
-      </w:r>
-      <w:proofErr w:type="spellEnd"/>
-      <w:r>
-        <w:rPr>
-          <w:bCs/>
-        </w:rPr>
-        <w:t xml:space="preserve"> 192.168.1.0 </w:t>
-      </w:r>
-      <w:proofErr w:type="spellStart"/>
-      <w:r>
-        <w:rPr>
-          <w:bCs/>
-        </w:rPr>
-        <w:t>hoặc</w:t>
-      </w:r>
-      <w:proofErr w:type="spellEnd"/>
-      <w:r>
-        <w:rPr>
-          <w:bCs/>
-        </w:rPr>
-        <w:t xml:space="preserve"> 192.168.2.0).</w:t>
-      </w:r>
-    </w:p>
-    <w:p>
-      <w:pPr>
-        <w:rPr>
-          <w:bCs/>
-        </w:rPr>
-      </w:pPr>
-      <w:proofErr w:type="gramStart"/>
-      <w:r>
-        <w:rPr>
-          <w:bCs/>
-        </w:rPr>
-        <w:t xml:space="preserve">  </w:t>
-      </w:r>
-      <w:proofErr w:type="spellStart"/>
-      <w:r>
-        <w:rPr>
-          <w:bCs/>
-        </w:rPr>
-        <w:t>Cụm</w:t>
-      </w:r>
-      <w:proofErr w:type="spellEnd"/>
-      <w:proofErr w:type="gramEnd"/>
-      <w:r>
-        <w:rPr>
-          <w:bCs/>
-        </w:rPr>
-        <w:t xml:space="preserve"> </w:t>
-      </w:r>
-      <w:proofErr w:type="spellStart"/>
-      <w:r>
-        <w:rPr>
-          <w:bCs/>
-        </w:rPr>
-        <w:t>số</w:t>
-      </w:r>
-      <w:proofErr w:type="spellEnd"/>
-      <w:r>
-        <w:rPr>
-          <w:bCs/>
-        </w:rPr>
-        <w:t xml:space="preserve"> [120/1] </w:t>
-      </w:r>
-      <w:proofErr w:type="spellStart"/>
-      <w:r>
-        <w:rPr>
-          <w:bCs/>
-        </w:rPr>
-        <w:t>hoặc</w:t>
-      </w:r>
-      <w:proofErr w:type="spellEnd"/>
-      <w:r>
-        <w:rPr>
-          <w:bCs/>
-        </w:rPr>
-        <w:t xml:space="preserve"> [120/2]:</w:t>
+      <w:r>
+        <w:rPr>
+          <w:bCs/>
+        </w:rPr>
+        <w:t>  Chữ C (Connected): Đại diện cho các dải mạng được cắm dây trực tiếp vào Router West (ví dụ mạng 192.168.0.0 và 10.0.0.0).</w:t>
+      </w:r>
+    </w:p>
+    <w:p>
+      <w:pPr>
+        <w:rPr>
+          <w:bCs/>
+        </w:rPr>
+      </w:pPr>
+      <w:r>
+        <w:rPr>
+          <w:bCs/>
+        </w:rPr>
+        <w:t>  Chữ R (RIP): Đại diện cho các dải mạng ở xa mà Router West tự động học được từ các Router khác thông qua giao thức định tuyến RIP (ví dụ mạng 192.168.1.0 hoặc 192.168.2.0).</w:t>
+      </w:r>
+    </w:p>
+    <w:p>
+      <w:pPr>
+        <w:rPr>
+          <w:bCs/>
+        </w:rPr>
+      </w:pPr>
+      <w:r>
+        <w:rPr>
+          <w:bCs/>
+        </w:rPr>
+        <w:t>  Cụm số [120/1] hoặc [120/2]:</w:t>
       </w:r>
     </w:p>
     <w:p>
@@ -3947,133 +2889,7 @@
         <w:rPr>
           <w:bCs/>
         </w:rPr>
-        <w:t xml:space="preserve">120: </w:t>
-      </w:r>
-      <w:proofErr w:type="spellStart"/>
-      <w:r>
-        <w:rPr>
-          <w:bCs/>
-        </w:rPr>
-        <w:t>Là</w:t>
-      </w:r>
-      <w:proofErr w:type="spellEnd"/>
-      <w:r>
-        <w:rPr>
-          <w:bCs/>
-        </w:rPr>
-        <w:t xml:space="preserve"> </w:t>
-      </w:r>
-      <w:proofErr w:type="spellStart"/>
-      <w:r>
-        <w:rPr>
-          <w:bCs/>
-        </w:rPr>
-        <w:t>độ</w:t>
-      </w:r>
-      <w:proofErr w:type="spellEnd"/>
-      <w:r>
-        <w:rPr>
-          <w:bCs/>
-        </w:rPr>
-        <w:t xml:space="preserve"> </w:t>
-      </w:r>
-      <w:proofErr w:type="spellStart"/>
-      <w:r>
-        <w:rPr>
-          <w:bCs/>
-        </w:rPr>
-        <w:t>ưu</w:t>
-      </w:r>
-      <w:proofErr w:type="spellEnd"/>
-      <w:r>
-        <w:rPr>
-          <w:bCs/>
-        </w:rPr>
-        <w:t xml:space="preserve"> </w:t>
-      </w:r>
-      <w:proofErr w:type="spellStart"/>
-      <w:r>
-        <w:rPr>
-          <w:bCs/>
-        </w:rPr>
-        <w:t>tiên</w:t>
-      </w:r>
-      <w:proofErr w:type="spellEnd"/>
-      <w:r>
-        <w:rPr>
-          <w:bCs/>
-        </w:rPr>
-        <w:t xml:space="preserve"> (Administrative Distance) </w:t>
-      </w:r>
-      <w:proofErr w:type="spellStart"/>
-      <w:r>
-        <w:rPr>
-          <w:bCs/>
-        </w:rPr>
-        <w:t>mặc</w:t>
-      </w:r>
-      <w:proofErr w:type="spellEnd"/>
-      <w:r>
-        <w:rPr>
-          <w:bCs/>
-        </w:rPr>
-        <w:t xml:space="preserve"> </w:t>
-      </w:r>
-      <w:proofErr w:type="spellStart"/>
-      <w:r>
-        <w:rPr>
-          <w:bCs/>
-        </w:rPr>
-        <w:t>định</w:t>
-      </w:r>
-      <w:proofErr w:type="spellEnd"/>
-      <w:r>
-        <w:rPr>
-          <w:bCs/>
-        </w:rPr>
-        <w:t xml:space="preserve"> </w:t>
-      </w:r>
-      <w:proofErr w:type="spellStart"/>
-      <w:r>
-        <w:rPr>
-          <w:bCs/>
-        </w:rPr>
-        <w:t>của</w:t>
-      </w:r>
-      <w:proofErr w:type="spellEnd"/>
-      <w:r>
-        <w:rPr>
-          <w:bCs/>
-        </w:rPr>
-        <w:t xml:space="preserve"> </w:t>
-      </w:r>
-      <w:proofErr w:type="spellStart"/>
-      <w:r>
-        <w:rPr>
-          <w:bCs/>
-        </w:rPr>
-        <w:t>giao</w:t>
-      </w:r>
-      <w:proofErr w:type="spellEnd"/>
-      <w:r>
-        <w:rPr>
-          <w:bCs/>
-        </w:rPr>
-        <w:t xml:space="preserve"> </w:t>
-      </w:r>
-      <w:proofErr w:type="spellStart"/>
-      <w:r>
-        <w:rPr>
-          <w:bCs/>
-        </w:rPr>
-        <w:t>thức</w:t>
-      </w:r>
-      <w:proofErr w:type="spellEnd"/>
-      <w:r>
-        <w:rPr>
-          <w:bCs/>
-        </w:rPr>
-        <w:t xml:space="preserve"> RIP.</w:t>
+        <w:t>120: Là độ ưu tiên (Administrative Distance) mặc định của giao thức RIP.</w:t>
       </w:r>
     </w:p>
     <w:p>
@@ -4090,434 +2906,20 @@
         <w:rPr>
           <w:bCs/>
         </w:rPr>
-        <w:t xml:space="preserve">1 </w:t>
-      </w:r>
-      <w:proofErr w:type="spellStart"/>
-      <w:r>
-        <w:rPr>
-          <w:bCs/>
-        </w:rPr>
-        <w:t>hoặc</w:t>
-      </w:r>
-      <w:proofErr w:type="spellEnd"/>
-      <w:r>
-        <w:rPr>
-          <w:bCs/>
-        </w:rPr>
-        <w:t xml:space="preserve"> 2: </w:t>
-      </w:r>
-      <w:proofErr w:type="spellStart"/>
-      <w:r>
-        <w:rPr>
-          <w:bCs/>
-        </w:rPr>
-        <w:t>Là</w:t>
-      </w:r>
-      <w:proofErr w:type="spellEnd"/>
-      <w:r>
-        <w:rPr>
-          <w:bCs/>
-        </w:rPr>
-        <w:t xml:space="preserve"> </w:t>
-      </w:r>
-      <w:proofErr w:type="spellStart"/>
-      <w:r>
-        <w:rPr>
-          <w:bCs/>
-        </w:rPr>
-        <w:t>số</w:t>
-      </w:r>
-      <w:proofErr w:type="spellEnd"/>
-      <w:r>
-        <w:rPr>
-          <w:bCs/>
-        </w:rPr>
-        <w:t xml:space="preserve"> </w:t>
-      </w:r>
-      <w:proofErr w:type="spellStart"/>
-      <w:r>
-        <w:rPr>
-          <w:bCs/>
-        </w:rPr>
-        <w:t>bước</w:t>
-      </w:r>
-      <w:proofErr w:type="spellEnd"/>
-      <w:r>
-        <w:rPr>
-          <w:bCs/>
-        </w:rPr>
-        <w:t xml:space="preserve"> </w:t>
-      </w:r>
-      <w:proofErr w:type="spellStart"/>
-      <w:r>
-        <w:rPr>
-          <w:bCs/>
-        </w:rPr>
-        <w:t>nhảy</w:t>
-      </w:r>
-      <w:proofErr w:type="spellEnd"/>
-      <w:r>
-        <w:rPr>
-          <w:bCs/>
-        </w:rPr>
-        <w:t xml:space="preserve"> (Hop count). </w:t>
-      </w:r>
-      <w:proofErr w:type="spellStart"/>
-      <w:r>
-        <w:rPr>
-          <w:bCs/>
-        </w:rPr>
-        <w:t>Ví</w:t>
-      </w:r>
-      <w:proofErr w:type="spellEnd"/>
-      <w:r>
-        <w:rPr>
-          <w:bCs/>
-        </w:rPr>
-        <w:t xml:space="preserve"> </w:t>
-      </w:r>
-      <w:proofErr w:type="spellStart"/>
-      <w:r>
-        <w:rPr>
-          <w:bCs/>
-        </w:rPr>
-        <w:t>dụ</w:t>
-      </w:r>
-      <w:proofErr w:type="spellEnd"/>
-      <w:r>
-        <w:rPr>
-          <w:bCs/>
-        </w:rPr>
-        <w:t xml:space="preserve"> 1 </w:t>
-      </w:r>
-      <w:proofErr w:type="spellStart"/>
-      <w:r>
-        <w:rPr>
-          <w:bCs/>
-        </w:rPr>
-        <w:t>nghĩa</w:t>
-      </w:r>
-      <w:proofErr w:type="spellEnd"/>
-      <w:r>
-        <w:rPr>
-          <w:bCs/>
-        </w:rPr>
-        <w:t xml:space="preserve"> </w:t>
-      </w:r>
-      <w:proofErr w:type="spellStart"/>
-      <w:r>
-        <w:rPr>
-          <w:bCs/>
-        </w:rPr>
-        <w:t>là</w:t>
-      </w:r>
-      <w:proofErr w:type="spellEnd"/>
-      <w:r>
-        <w:rPr>
-          <w:bCs/>
-        </w:rPr>
-        <w:t xml:space="preserve"> </w:t>
-      </w:r>
-      <w:proofErr w:type="spellStart"/>
-      <w:r>
-        <w:rPr>
-          <w:bCs/>
-        </w:rPr>
-        <w:t>gói</w:t>
-      </w:r>
-      <w:proofErr w:type="spellEnd"/>
-      <w:r>
-        <w:rPr>
-          <w:bCs/>
-        </w:rPr>
-        <w:t xml:space="preserve"> tin </w:t>
-      </w:r>
-      <w:proofErr w:type="spellStart"/>
-      <w:r>
-        <w:rPr>
-          <w:bCs/>
-        </w:rPr>
-        <w:t>phải</w:t>
-      </w:r>
-      <w:proofErr w:type="spellEnd"/>
-      <w:r>
-        <w:rPr>
-          <w:bCs/>
-        </w:rPr>
-        <w:t xml:space="preserve"> </w:t>
-      </w:r>
-      <w:proofErr w:type="spellStart"/>
-      <w:r>
-        <w:rPr>
-          <w:bCs/>
-        </w:rPr>
-        <w:t>nhảy</w:t>
-      </w:r>
-      <w:proofErr w:type="spellEnd"/>
-      <w:r>
-        <w:rPr>
-          <w:bCs/>
-        </w:rPr>
-        <w:t xml:space="preserve"> qua 1 Router </w:t>
-      </w:r>
-      <w:proofErr w:type="spellStart"/>
-      <w:r>
-        <w:rPr>
-          <w:bCs/>
-        </w:rPr>
-        <w:t>nữa</w:t>
-      </w:r>
-      <w:proofErr w:type="spellEnd"/>
-      <w:r>
-        <w:rPr>
-          <w:bCs/>
-        </w:rPr>
-        <w:t xml:space="preserve"> </w:t>
-      </w:r>
-      <w:proofErr w:type="spellStart"/>
-      <w:r>
-        <w:rPr>
-          <w:bCs/>
-        </w:rPr>
-        <w:t>mới</w:t>
-      </w:r>
-      <w:proofErr w:type="spellEnd"/>
-      <w:r>
-        <w:rPr>
-          <w:bCs/>
-        </w:rPr>
-        <w:t xml:space="preserve"> </w:t>
-      </w:r>
-      <w:proofErr w:type="spellStart"/>
-      <w:r>
-        <w:rPr>
-          <w:bCs/>
-        </w:rPr>
-        <w:t>đến</w:t>
-      </w:r>
-      <w:proofErr w:type="spellEnd"/>
-      <w:r>
-        <w:rPr>
-          <w:bCs/>
-        </w:rPr>
-        <w:t xml:space="preserve"> </w:t>
-      </w:r>
-      <w:proofErr w:type="spellStart"/>
-      <w:r>
-        <w:rPr>
-          <w:bCs/>
-        </w:rPr>
-        <w:t>được</w:t>
-      </w:r>
-      <w:proofErr w:type="spellEnd"/>
-      <w:r>
-        <w:rPr>
-          <w:bCs/>
-        </w:rPr>
-        <w:t xml:space="preserve"> </w:t>
-      </w:r>
-      <w:proofErr w:type="spellStart"/>
-      <w:r>
-        <w:rPr>
-          <w:bCs/>
-        </w:rPr>
-        <w:t>mạng</w:t>
-      </w:r>
-      <w:proofErr w:type="spellEnd"/>
-      <w:r>
-        <w:rPr>
-          <w:bCs/>
-        </w:rPr>
-        <w:t xml:space="preserve"> </w:t>
-      </w:r>
-      <w:proofErr w:type="spellStart"/>
-      <w:r>
-        <w:rPr>
-          <w:bCs/>
-        </w:rPr>
-        <w:t>đích</w:t>
-      </w:r>
-      <w:proofErr w:type="spellEnd"/>
-      <w:r>
-        <w:rPr>
-          <w:bCs/>
-        </w:rPr>
-        <w:t>.</w:t>
-      </w:r>
-    </w:p>
-    <w:p>
-      <w:pPr>
-        <w:rPr>
-          <w:bCs/>
-        </w:rPr>
-      </w:pPr>
-      <w:proofErr w:type="gramStart"/>
-      <w:r>
-        <w:rPr>
-          <w:bCs/>
-        </w:rPr>
-        <w:t>  via</w:t>
-      </w:r>
-      <w:proofErr w:type="gramEnd"/>
-      <w:r>
-        <w:rPr>
-          <w:bCs/>
-        </w:rPr>
-        <w:t xml:space="preserve"> [IP]: </w:t>
-      </w:r>
-      <w:proofErr w:type="spellStart"/>
-      <w:r>
-        <w:rPr>
-          <w:bCs/>
-        </w:rPr>
-        <w:t>Là</w:t>
-      </w:r>
-      <w:proofErr w:type="spellEnd"/>
-      <w:r>
-        <w:rPr>
-          <w:bCs/>
-        </w:rPr>
-        <w:t xml:space="preserve"> </w:t>
-      </w:r>
-      <w:proofErr w:type="spellStart"/>
-      <w:r>
-        <w:rPr>
-          <w:bCs/>
-        </w:rPr>
-        <w:t>địa</w:t>
-      </w:r>
-      <w:proofErr w:type="spellEnd"/>
-      <w:r>
-        <w:rPr>
-          <w:bCs/>
-        </w:rPr>
-        <w:t xml:space="preserve"> </w:t>
-      </w:r>
-      <w:proofErr w:type="spellStart"/>
-      <w:r>
-        <w:rPr>
-          <w:bCs/>
-        </w:rPr>
-        <w:t>chỉ</w:t>
-      </w:r>
-      <w:proofErr w:type="spellEnd"/>
-      <w:r>
-        <w:rPr>
-          <w:bCs/>
-        </w:rPr>
-        <w:t xml:space="preserve"> IP </w:t>
-      </w:r>
-      <w:proofErr w:type="spellStart"/>
-      <w:r>
-        <w:rPr>
-          <w:bCs/>
-        </w:rPr>
-        <w:t>của</w:t>
-      </w:r>
-      <w:proofErr w:type="spellEnd"/>
-      <w:r>
-        <w:rPr>
-          <w:bCs/>
-        </w:rPr>
-        <w:t xml:space="preserve"> </w:t>
-      </w:r>
-      <w:proofErr w:type="spellStart"/>
-      <w:r>
-        <w:rPr>
-          <w:bCs/>
-        </w:rPr>
-        <w:t>trạm</w:t>
-      </w:r>
-      <w:proofErr w:type="spellEnd"/>
-      <w:r>
-        <w:rPr>
-          <w:bCs/>
-        </w:rPr>
-        <w:t xml:space="preserve"> </w:t>
-      </w:r>
-      <w:proofErr w:type="spellStart"/>
-      <w:r>
-        <w:rPr>
-          <w:bCs/>
-        </w:rPr>
-        <w:t>kế</w:t>
-      </w:r>
-      <w:proofErr w:type="spellEnd"/>
-      <w:r>
-        <w:rPr>
-          <w:bCs/>
-        </w:rPr>
-        <w:t xml:space="preserve"> </w:t>
-      </w:r>
-      <w:proofErr w:type="spellStart"/>
-      <w:r>
-        <w:rPr>
-          <w:bCs/>
-        </w:rPr>
-        <w:t>tiếp</w:t>
-      </w:r>
-      <w:proofErr w:type="spellEnd"/>
-      <w:r>
-        <w:rPr>
-          <w:bCs/>
-        </w:rPr>
-        <w:t xml:space="preserve"> (Next-hop) </w:t>
-      </w:r>
-      <w:proofErr w:type="spellStart"/>
-      <w:r>
-        <w:rPr>
-          <w:bCs/>
-        </w:rPr>
-        <w:t>mà</w:t>
-      </w:r>
-      <w:proofErr w:type="spellEnd"/>
-      <w:r>
-        <w:rPr>
-          <w:bCs/>
-        </w:rPr>
-        <w:t xml:space="preserve"> Router West </w:t>
-      </w:r>
-      <w:proofErr w:type="spellStart"/>
-      <w:r>
-        <w:rPr>
-          <w:bCs/>
-        </w:rPr>
-        <w:t>sẽ</w:t>
-      </w:r>
-      <w:proofErr w:type="spellEnd"/>
-      <w:r>
-        <w:rPr>
-          <w:bCs/>
-        </w:rPr>
-        <w:t xml:space="preserve"> </w:t>
-      </w:r>
-      <w:proofErr w:type="spellStart"/>
-      <w:r>
-        <w:rPr>
-          <w:bCs/>
-        </w:rPr>
-        <w:t>ném</w:t>
-      </w:r>
-      <w:proofErr w:type="spellEnd"/>
-      <w:r>
-        <w:rPr>
-          <w:bCs/>
-        </w:rPr>
-        <w:t xml:space="preserve"> </w:t>
-      </w:r>
-      <w:proofErr w:type="spellStart"/>
-      <w:r>
-        <w:rPr>
-          <w:bCs/>
-        </w:rPr>
-        <w:t>gói</w:t>
-      </w:r>
-      <w:proofErr w:type="spellEnd"/>
-      <w:r>
-        <w:rPr>
-          <w:bCs/>
-        </w:rPr>
-        <w:t xml:space="preserve"> tin sang.</w:t>
+        <w:t>1 hoặc 2: Là số bước nhảy (Hop count). Ví dụ 1 nghĩa là gói tin phải nhảy qua 1 Router nữa mới đến được mạng đích.</w:t>
+      </w:r>
+    </w:p>
+    <w:p>
+      <w:pPr>
+        <w:rPr>
+          <w:bCs/>
+        </w:rPr>
+      </w:pPr>
+      <w:r>
+        <w:rPr>
+          <w:bCs/>
+        </w:rPr>
+        <w:t>  via [IP]: Là địa chỉ IP của trạm kế tiếp (Next-hop) mà Router West sẽ ném gói tin sang.</w:t>
       </w:r>
     </w:p>
     <w:p>
@@ -4595,822 +2997,46 @@
         <w:rPr>
           <w:bCs/>
         </w:rPr>
-        <w:t xml:space="preserve">  </w:t>
-      </w:r>
-      <w:proofErr w:type="spellStart"/>
-      <w:r>
-        <w:rPr>
-          <w:bCs/>
-        </w:rPr>
-        <w:t>Chặng</w:t>
-      </w:r>
-      <w:proofErr w:type="spellEnd"/>
-      <w:r>
-        <w:rPr>
-          <w:bCs/>
-        </w:rPr>
-        <w:t xml:space="preserve"> 1 (192.168.0.1): </w:t>
-      </w:r>
-      <w:proofErr w:type="spellStart"/>
-      <w:r>
-        <w:rPr>
-          <w:bCs/>
-        </w:rPr>
-        <w:t>Gói</w:t>
-      </w:r>
-      <w:proofErr w:type="spellEnd"/>
-      <w:r>
-        <w:rPr>
-          <w:bCs/>
-        </w:rPr>
-        <w:t xml:space="preserve"> tin </w:t>
-      </w:r>
-      <w:proofErr w:type="spellStart"/>
-      <w:r>
-        <w:rPr>
-          <w:bCs/>
-        </w:rPr>
-        <w:t>đi</w:t>
-      </w:r>
-      <w:proofErr w:type="spellEnd"/>
-      <w:r>
-        <w:rPr>
-          <w:bCs/>
-        </w:rPr>
-        <w:t xml:space="preserve"> </w:t>
-      </w:r>
-      <w:proofErr w:type="spellStart"/>
-      <w:r>
-        <w:rPr>
-          <w:bCs/>
-        </w:rPr>
-        <w:t>từ</w:t>
-      </w:r>
-      <w:proofErr w:type="spellEnd"/>
-      <w:r>
-        <w:rPr>
-          <w:bCs/>
-        </w:rPr>
-        <w:t xml:space="preserve"> PC1 </w:t>
-      </w:r>
-      <w:proofErr w:type="spellStart"/>
-      <w:r>
-        <w:rPr>
-          <w:bCs/>
-        </w:rPr>
-        <w:t>lên</w:t>
-      </w:r>
-      <w:proofErr w:type="spellEnd"/>
-      <w:r>
-        <w:rPr>
-          <w:bCs/>
-        </w:rPr>
-        <w:t xml:space="preserve"> </w:t>
-      </w:r>
-      <w:proofErr w:type="spellStart"/>
-      <w:r>
-        <w:rPr>
-          <w:bCs/>
-        </w:rPr>
-        <w:t>cổng</w:t>
-      </w:r>
-      <w:proofErr w:type="spellEnd"/>
-      <w:r>
-        <w:rPr>
-          <w:bCs/>
-        </w:rPr>
-        <w:t xml:space="preserve"> Gateway </w:t>
-      </w:r>
-      <w:proofErr w:type="spellStart"/>
-      <w:r>
-        <w:rPr>
-          <w:bCs/>
-        </w:rPr>
-        <w:t>của</w:t>
-      </w:r>
-      <w:proofErr w:type="spellEnd"/>
-      <w:r>
-        <w:rPr>
-          <w:bCs/>
-        </w:rPr>
-        <w:t xml:space="preserve"> Router West.</w:t>
-      </w:r>
-    </w:p>
-    <w:p>
-      <w:pPr>
-        <w:rPr>
-          <w:bCs/>
-        </w:rPr>
-      </w:pPr>
-      <w:proofErr w:type="gramStart"/>
-      <w:r>
-        <w:rPr>
-          <w:bCs/>
-        </w:rPr>
-        <w:t xml:space="preserve">  </w:t>
-      </w:r>
-      <w:proofErr w:type="spellStart"/>
-      <w:r>
-        <w:rPr>
-          <w:bCs/>
-        </w:rPr>
-        <w:t>Chặng</w:t>
-      </w:r>
-      <w:proofErr w:type="spellEnd"/>
-      <w:proofErr w:type="gramEnd"/>
-      <w:r>
-        <w:rPr>
-          <w:bCs/>
-        </w:rPr>
-        <w:t xml:space="preserve"> 2 (10.0.0.2): Router West </w:t>
-      </w:r>
-      <w:proofErr w:type="spellStart"/>
-      <w:r>
-        <w:rPr>
-          <w:bCs/>
-        </w:rPr>
-        <w:t>chuyển</w:t>
-      </w:r>
-      <w:proofErr w:type="spellEnd"/>
-      <w:r>
-        <w:rPr>
-          <w:bCs/>
-        </w:rPr>
-        <w:t xml:space="preserve"> </w:t>
-      </w:r>
-      <w:proofErr w:type="spellStart"/>
-      <w:r>
-        <w:rPr>
-          <w:bCs/>
-        </w:rPr>
-        <w:t>tiếp</w:t>
-      </w:r>
-      <w:proofErr w:type="spellEnd"/>
-      <w:r>
-        <w:rPr>
-          <w:bCs/>
-        </w:rPr>
-        <w:t xml:space="preserve"> </w:t>
-      </w:r>
-      <w:proofErr w:type="spellStart"/>
-      <w:r>
-        <w:rPr>
-          <w:bCs/>
-        </w:rPr>
-        <w:t>gói</w:t>
-      </w:r>
-      <w:proofErr w:type="spellEnd"/>
-      <w:r>
-        <w:rPr>
-          <w:bCs/>
-        </w:rPr>
-        <w:t xml:space="preserve"> tin sang Router Central.</w:t>
-      </w:r>
-    </w:p>
-    <w:p>
-      <w:pPr>
-        <w:rPr>
-          <w:bCs/>
-        </w:rPr>
-      </w:pPr>
-      <w:proofErr w:type="gramStart"/>
-      <w:r>
-        <w:rPr>
-          <w:bCs/>
-        </w:rPr>
-        <w:t xml:space="preserve">  </w:t>
-      </w:r>
-      <w:proofErr w:type="spellStart"/>
-      <w:r>
-        <w:rPr>
-          <w:bCs/>
-        </w:rPr>
-        <w:t>Chặng</w:t>
-      </w:r>
-      <w:proofErr w:type="spellEnd"/>
-      <w:proofErr w:type="gramEnd"/>
-      <w:r>
-        <w:rPr>
-          <w:bCs/>
-        </w:rPr>
-        <w:t xml:space="preserve"> 3 (10.0.1.2): Router Central </w:t>
-      </w:r>
-      <w:proofErr w:type="spellStart"/>
-      <w:r>
-        <w:rPr>
-          <w:bCs/>
-        </w:rPr>
-        <w:t>chuyển</w:t>
-      </w:r>
-      <w:proofErr w:type="spellEnd"/>
-      <w:r>
-        <w:rPr>
-          <w:bCs/>
-        </w:rPr>
-        <w:t xml:space="preserve"> </w:t>
-      </w:r>
-      <w:proofErr w:type="spellStart"/>
-      <w:r>
-        <w:rPr>
-          <w:bCs/>
-        </w:rPr>
-        <w:t>tiếp</w:t>
-      </w:r>
-      <w:proofErr w:type="spellEnd"/>
-      <w:r>
-        <w:rPr>
-          <w:bCs/>
-        </w:rPr>
-        <w:t xml:space="preserve"> </w:t>
-      </w:r>
-      <w:proofErr w:type="spellStart"/>
-      <w:r>
-        <w:rPr>
-          <w:bCs/>
-        </w:rPr>
-        <w:t>gói</w:t>
-      </w:r>
-      <w:proofErr w:type="spellEnd"/>
-      <w:r>
-        <w:rPr>
-          <w:bCs/>
-        </w:rPr>
-        <w:t xml:space="preserve"> tin sang Router East.</w:t>
-      </w:r>
-    </w:p>
-    <w:p>
-      <w:pPr>
-        <w:rPr>
-          <w:bCs/>
-        </w:rPr>
-      </w:pPr>
-      <w:proofErr w:type="gramStart"/>
-      <w:r>
-        <w:rPr>
-          <w:bCs/>
-        </w:rPr>
-        <w:t xml:space="preserve">  </w:t>
-      </w:r>
-      <w:proofErr w:type="spellStart"/>
-      <w:r>
-        <w:rPr>
-          <w:bCs/>
-        </w:rPr>
-        <w:t>Kết</w:t>
-      </w:r>
-      <w:proofErr w:type="spellEnd"/>
-      <w:proofErr w:type="gramEnd"/>
-      <w:r>
-        <w:rPr>
-          <w:bCs/>
-        </w:rPr>
-        <w:t xml:space="preserve"> </w:t>
-      </w:r>
-      <w:proofErr w:type="spellStart"/>
-      <w:r>
-        <w:rPr>
-          <w:bCs/>
-        </w:rPr>
-        <w:t>quả</w:t>
-      </w:r>
-      <w:proofErr w:type="spellEnd"/>
-      <w:r>
-        <w:rPr>
-          <w:bCs/>
-        </w:rPr>
-        <w:t xml:space="preserve">: </w:t>
-      </w:r>
-      <w:proofErr w:type="spellStart"/>
-      <w:r>
-        <w:rPr>
-          <w:bCs/>
-        </w:rPr>
-        <w:t>Gói</w:t>
-      </w:r>
-      <w:proofErr w:type="spellEnd"/>
-      <w:r>
-        <w:rPr>
-          <w:bCs/>
-        </w:rPr>
-        <w:t xml:space="preserve"> tin </w:t>
-      </w:r>
-      <w:proofErr w:type="spellStart"/>
-      <w:r>
-        <w:rPr>
-          <w:bCs/>
-        </w:rPr>
-        <w:t>đã</w:t>
-      </w:r>
-      <w:proofErr w:type="spellEnd"/>
-      <w:r>
-        <w:rPr>
-          <w:bCs/>
-        </w:rPr>
-        <w:t xml:space="preserve"> </w:t>
-      </w:r>
-      <w:proofErr w:type="spellStart"/>
-      <w:r>
-        <w:rPr>
-          <w:bCs/>
-        </w:rPr>
-        <w:t>đến</w:t>
-      </w:r>
-      <w:proofErr w:type="spellEnd"/>
-      <w:r>
-        <w:rPr>
-          <w:bCs/>
-        </w:rPr>
-        <w:t xml:space="preserve"> </w:t>
-      </w:r>
-      <w:proofErr w:type="spellStart"/>
-      <w:r>
-        <w:rPr>
-          <w:bCs/>
-        </w:rPr>
-        <w:t>được</w:t>
-      </w:r>
-      <w:proofErr w:type="spellEnd"/>
-      <w:r>
-        <w:rPr>
-          <w:bCs/>
-        </w:rPr>
-        <w:t xml:space="preserve"> </w:t>
-      </w:r>
-      <w:proofErr w:type="spellStart"/>
-      <w:r>
-        <w:rPr>
-          <w:bCs/>
-        </w:rPr>
-        <w:t>mạng</w:t>
-      </w:r>
-      <w:proofErr w:type="spellEnd"/>
-      <w:r>
-        <w:rPr>
-          <w:bCs/>
-        </w:rPr>
-        <w:t xml:space="preserve"> </w:t>
-      </w:r>
-      <w:proofErr w:type="spellStart"/>
-      <w:r>
-        <w:rPr>
-          <w:bCs/>
-        </w:rPr>
-        <w:t>đích</w:t>
-      </w:r>
-      <w:proofErr w:type="spellEnd"/>
-      <w:r>
-        <w:rPr>
-          <w:bCs/>
-        </w:rPr>
-        <w:t xml:space="preserve"> 192.168.2.0. </w:t>
-      </w:r>
-      <w:proofErr w:type="spellStart"/>
-      <w:r>
-        <w:rPr>
-          <w:bCs/>
-        </w:rPr>
-        <w:t>Việc</w:t>
-      </w:r>
-      <w:proofErr w:type="spellEnd"/>
-      <w:r>
-        <w:rPr>
-          <w:bCs/>
-        </w:rPr>
-        <w:t xml:space="preserve"> </w:t>
-      </w:r>
-      <w:proofErr w:type="spellStart"/>
-      <w:r>
-        <w:rPr>
-          <w:bCs/>
-        </w:rPr>
-        <w:t>xuất</w:t>
-      </w:r>
-      <w:proofErr w:type="spellEnd"/>
-      <w:r>
-        <w:rPr>
-          <w:bCs/>
-        </w:rPr>
-        <w:t xml:space="preserve"> </w:t>
-      </w:r>
-      <w:proofErr w:type="spellStart"/>
-      <w:r>
-        <w:rPr>
-          <w:bCs/>
-        </w:rPr>
-        <w:t>hiện</w:t>
-      </w:r>
-      <w:proofErr w:type="spellEnd"/>
-      <w:r>
-        <w:rPr>
-          <w:bCs/>
-        </w:rPr>
-        <w:t xml:space="preserve"> </w:t>
-      </w:r>
-      <w:proofErr w:type="spellStart"/>
-      <w:r>
-        <w:rPr>
-          <w:bCs/>
-        </w:rPr>
-        <w:t>thông</w:t>
-      </w:r>
-      <w:proofErr w:type="spellEnd"/>
-      <w:r>
-        <w:rPr>
-          <w:bCs/>
-        </w:rPr>
-        <w:t xml:space="preserve"> </w:t>
-      </w:r>
-      <w:proofErr w:type="spellStart"/>
-      <w:r>
-        <w:rPr>
-          <w:bCs/>
-        </w:rPr>
-        <w:t>báo</w:t>
-      </w:r>
-      <w:proofErr w:type="spellEnd"/>
-      <w:r>
-        <w:rPr>
-          <w:bCs/>
-        </w:rPr>
-        <w:t xml:space="preserve"> Destination port unreachable ở </w:t>
-      </w:r>
-      <w:proofErr w:type="spellStart"/>
-      <w:r>
-        <w:rPr>
-          <w:bCs/>
-        </w:rPr>
-        <w:t>cuối</w:t>
-      </w:r>
-      <w:proofErr w:type="spellEnd"/>
-      <w:r>
-        <w:rPr>
-          <w:bCs/>
-        </w:rPr>
-        <w:t xml:space="preserve"> </w:t>
-      </w:r>
-      <w:proofErr w:type="spellStart"/>
-      <w:r>
-        <w:rPr>
-          <w:bCs/>
-        </w:rPr>
-        <w:t>chặng</w:t>
-      </w:r>
-      <w:proofErr w:type="spellEnd"/>
-      <w:r>
-        <w:rPr>
-          <w:bCs/>
-        </w:rPr>
-        <w:t xml:space="preserve"> </w:t>
-      </w:r>
-      <w:proofErr w:type="spellStart"/>
-      <w:r>
-        <w:rPr>
-          <w:bCs/>
-        </w:rPr>
-        <w:t>là</w:t>
-      </w:r>
-      <w:proofErr w:type="spellEnd"/>
-      <w:r>
-        <w:rPr>
-          <w:bCs/>
-        </w:rPr>
-        <w:t xml:space="preserve"> do VPCS </w:t>
-      </w:r>
-      <w:proofErr w:type="spellStart"/>
-      <w:r>
-        <w:rPr>
-          <w:bCs/>
-        </w:rPr>
-        <w:t>trong</w:t>
-      </w:r>
-      <w:proofErr w:type="spellEnd"/>
-      <w:r>
-        <w:rPr>
-          <w:bCs/>
-        </w:rPr>
-        <w:t xml:space="preserve"> EVE-NG </w:t>
-      </w:r>
-      <w:proofErr w:type="spellStart"/>
-      <w:r>
-        <w:rPr>
-          <w:bCs/>
-        </w:rPr>
-        <w:t>phản</w:t>
-      </w:r>
-      <w:proofErr w:type="spellEnd"/>
-      <w:r>
-        <w:rPr>
-          <w:bCs/>
-        </w:rPr>
-        <w:t xml:space="preserve"> </w:t>
-      </w:r>
-      <w:proofErr w:type="spellStart"/>
-      <w:r>
-        <w:rPr>
-          <w:bCs/>
-        </w:rPr>
-        <w:t>hồi</w:t>
-      </w:r>
-      <w:proofErr w:type="spellEnd"/>
-      <w:r>
-        <w:rPr>
-          <w:bCs/>
-        </w:rPr>
-        <w:t xml:space="preserve"> </w:t>
-      </w:r>
-      <w:proofErr w:type="spellStart"/>
-      <w:r>
-        <w:rPr>
-          <w:bCs/>
-        </w:rPr>
-        <w:t>gói</w:t>
-      </w:r>
-      <w:proofErr w:type="spellEnd"/>
-      <w:r>
-        <w:rPr>
-          <w:bCs/>
-        </w:rPr>
-        <w:t xml:space="preserve"> tin ICMP </w:t>
-      </w:r>
-      <w:proofErr w:type="spellStart"/>
-      <w:r>
-        <w:rPr>
-          <w:bCs/>
-        </w:rPr>
-        <w:t>của</w:t>
-      </w:r>
-      <w:proofErr w:type="spellEnd"/>
-      <w:r>
-        <w:rPr>
-          <w:bCs/>
-        </w:rPr>
-        <w:t xml:space="preserve"> </w:t>
-      </w:r>
-      <w:proofErr w:type="spellStart"/>
-      <w:r>
-        <w:rPr>
-          <w:bCs/>
-        </w:rPr>
-        <w:t>lệnh</w:t>
-      </w:r>
-      <w:proofErr w:type="spellEnd"/>
-      <w:r>
-        <w:rPr>
-          <w:bCs/>
-        </w:rPr>
-        <w:t xml:space="preserve"> trace, </w:t>
-      </w:r>
-      <w:proofErr w:type="spellStart"/>
-      <w:r>
-        <w:rPr>
-          <w:bCs/>
-        </w:rPr>
-        <w:t>điều</w:t>
-      </w:r>
-      <w:proofErr w:type="spellEnd"/>
-      <w:r>
-        <w:rPr>
-          <w:bCs/>
-        </w:rPr>
-        <w:t xml:space="preserve"> </w:t>
-      </w:r>
-      <w:proofErr w:type="spellStart"/>
-      <w:r>
-        <w:rPr>
-          <w:bCs/>
-        </w:rPr>
-        <w:t>này</w:t>
-      </w:r>
-      <w:proofErr w:type="spellEnd"/>
-      <w:r>
-        <w:rPr>
-          <w:bCs/>
-        </w:rPr>
-        <w:t xml:space="preserve"> </w:t>
-      </w:r>
-      <w:proofErr w:type="spellStart"/>
-      <w:r>
-        <w:rPr>
-          <w:bCs/>
-        </w:rPr>
-        <w:t>hoàn</w:t>
-      </w:r>
-      <w:proofErr w:type="spellEnd"/>
-      <w:r>
-        <w:rPr>
-          <w:bCs/>
-        </w:rPr>
-        <w:t xml:space="preserve"> </w:t>
-      </w:r>
-      <w:proofErr w:type="spellStart"/>
-      <w:r>
-        <w:rPr>
-          <w:bCs/>
-        </w:rPr>
-        <w:t>toàn</w:t>
-      </w:r>
-      <w:proofErr w:type="spellEnd"/>
-      <w:r>
-        <w:rPr>
-          <w:bCs/>
-        </w:rPr>
-        <w:t xml:space="preserve"> </w:t>
-      </w:r>
-      <w:proofErr w:type="spellStart"/>
-      <w:r>
-        <w:rPr>
-          <w:bCs/>
-        </w:rPr>
-        <w:t>bình</w:t>
-      </w:r>
-      <w:proofErr w:type="spellEnd"/>
-      <w:r>
-        <w:rPr>
-          <w:bCs/>
-        </w:rPr>
-        <w:t xml:space="preserve"> </w:t>
-      </w:r>
-      <w:proofErr w:type="spellStart"/>
-      <w:r>
-        <w:rPr>
-          <w:bCs/>
-        </w:rPr>
-        <w:t>thường</w:t>
-      </w:r>
-      <w:proofErr w:type="spellEnd"/>
-      <w:r>
-        <w:rPr>
-          <w:bCs/>
-        </w:rPr>
-        <w:t xml:space="preserve"> </w:t>
-      </w:r>
-      <w:proofErr w:type="spellStart"/>
-      <w:r>
-        <w:rPr>
-          <w:bCs/>
-        </w:rPr>
-        <w:t>và</w:t>
-      </w:r>
-      <w:proofErr w:type="spellEnd"/>
-      <w:r>
-        <w:rPr>
-          <w:bCs/>
-        </w:rPr>
-        <w:t xml:space="preserve"> </w:t>
-      </w:r>
-      <w:proofErr w:type="spellStart"/>
-      <w:r>
-        <w:rPr>
-          <w:bCs/>
-        </w:rPr>
-        <w:t>xác</w:t>
-      </w:r>
-      <w:proofErr w:type="spellEnd"/>
-      <w:r>
-        <w:rPr>
-          <w:bCs/>
-        </w:rPr>
-        <w:t xml:space="preserve"> </w:t>
-      </w:r>
-      <w:proofErr w:type="spellStart"/>
-      <w:r>
-        <w:rPr>
-          <w:bCs/>
-        </w:rPr>
-        <w:t>nhận</w:t>
-      </w:r>
-      <w:proofErr w:type="spellEnd"/>
-      <w:r>
-        <w:rPr>
-          <w:bCs/>
-        </w:rPr>
-        <w:t xml:space="preserve"> </w:t>
-      </w:r>
-      <w:proofErr w:type="spellStart"/>
-      <w:r>
-        <w:rPr>
-          <w:bCs/>
-        </w:rPr>
-        <w:t>rằng</w:t>
-      </w:r>
-      <w:proofErr w:type="spellEnd"/>
-      <w:r>
-        <w:rPr>
-          <w:bCs/>
-        </w:rPr>
-        <w:t xml:space="preserve"> </w:t>
-      </w:r>
-      <w:proofErr w:type="spellStart"/>
-      <w:r>
-        <w:rPr>
-          <w:bCs/>
-        </w:rPr>
-        <w:t>đường</w:t>
-      </w:r>
-      <w:proofErr w:type="spellEnd"/>
-      <w:r>
-        <w:rPr>
-          <w:bCs/>
-        </w:rPr>
-        <w:t xml:space="preserve"> </w:t>
-      </w:r>
-      <w:proofErr w:type="spellStart"/>
-      <w:r>
-        <w:rPr>
-          <w:bCs/>
-        </w:rPr>
-        <w:t>truyền</w:t>
-      </w:r>
-      <w:proofErr w:type="spellEnd"/>
-      <w:r>
-        <w:rPr>
-          <w:bCs/>
-        </w:rPr>
-        <w:t xml:space="preserve"> </w:t>
-      </w:r>
-      <w:proofErr w:type="spellStart"/>
-      <w:r>
-        <w:rPr>
-          <w:bCs/>
-        </w:rPr>
-        <w:t>giữa</w:t>
-      </w:r>
-      <w:proofErr w:type="spellEnd"/>
-      <w:r>
-        <w:rPr>
-          <w:bCs/>
-        </w:rPr>
-        <w:t xml:space="preserve"> </w:t>
-      </w:r>
-      <w:proofErr w:type="spellStart"/>
-      <w:r>
-        <w:rPr>
-          <w:bCs/>
-        </w:rPr>
-        <w:t>các</w:t>
-      </w:r>
-      <w:proofErr w:type="spellEnd"/>
-      <w:r>
-        <w:rPr>
-          <w:bCs/>
-        </w:rPr>
-        <w:t xml:space="preserve"> Router </w:t>
-      </w:r>
-      <w:proofErr w:type="spellStart"/>
-      <w:r>
-        <w:rPr>
-          <w:bCs/>
-        </w:rPr>
-        <w:t>đã</w:t>
-      </w:r>
-      <w:proofErr w:type="spellEnd"/>
-      <w:r>
-        <w:rPr>
-          <w:bCs/>
-        </w:rPr>
-        <w:t xml:space="preserve"> </w:t>
-      </w:r>
-      <w:proofErr w:type="spellStart"/>
-      <w:r>
-        <w:rPr>
-          <w:bCs/>
-        </w:rPr>
-        <w:t>thông</w:t>
-      </w:r>
-      <w:proofErr w:type="spellEnd"/>
-      <w:r>
-        <w:rPr>
-          <w:bCs/>
-        </w:rPr>
-        <w:t xml:space="preserve"> </w:t>
-      </w:r>
-      <w:proofErr w:type="spellStart"/>
-      <w:r>
-        <w:rPr>
-          <w:bCs/>
-        </w:rPr>
-        <w:t>suốt</w:t>
-      </w:r>
-      <w:proofErr w:type="spellEnd"/>
-      <w:r>
-        <w:rPr>
-          <w:bCs/>
-        </w:rPr>
-        <w:t xml:space="preserve"> </w:t>
-      </w:r>
-      <w:proofErr w:type="spellStart"/>
-      <w:r>
-        <w:rPr>
-          <w:bCs/>
-        </w:rPr>
-        <w:t>nhờ</w:t>
-      </w:r>
-      <w:proofErr w:type="spellEnd"/>
-      <w:r>
-        <w:rPr>
-          <w:bCs/>
-        </w:rPr>
-        <w:t xml:space="preserve"> RIP.</w:t>
+        <w:t>  Chặng 1 (192.168.0.1): Gói tin đi từ PC1 lên cổng Gateway của Router West.</w:t>
+      </w:r>
+    </w:p>
+    <w:p>
+      <w:pPr>
+        <w:rPr>
+          <w:bCs/>
+        </w:rPr>
+      </w:pPr>
+      <w:r>
+        <w:rPr>
+          <w:bCs/>
+        </w:rPr>
+        <w:t>  Chặng 2 (10.0.0.2): Router West chuyển tiếp gói tin sang Router Central.</w:t>
+      </w:r>
+    </w:p>
+    <w:p>
+      <w:pPr>
+        <w:rPr>
+          <w:bCs/>
+        </w:rPr>
+      </w:pPr>
+      <w:r>
+        <w:rPr>
+          <w:bCs/>
+        </w:rPr>
+        <w:t>  Chặng 3 (10.0.1.2): Router Central chuyển tiếp gói tin sang Router East.</w:t>
+      </w:r>
+    </w:p>
+    <w:p>
+      <w:pPr>
+        <w:rPr>
+          <w:bCs/>
+        </w:rPr>
+      </w:pPr>
+      <w:r>
+        <w:rPr>
+          <w:bCs/>
+        </w:rPr>
+        <w:t>  Kết quả: Gói tin đã đến được mạng đích 192.168.2.0. Việc xuất hiện thông báo Destination port unreachable ở cuối chặng là do VPCS trong EVE-NG phản hồi gói tin ICMP của lệnh trace, điều này hoàn toàn bình thường và xác nhận rằng đường truyền giữa các Router đã thông suốt nhờ RIP.</w:t>
       </w:r>
     </w:p>
     <w:p>
@@ -5492,97 +3118,11 @@
           <w:bCs/>
         </w:rPr>
       </w:pPr>
-      <w:proofErr w:type="gramStart"/>
-      <w:r>
-        <w:rPr>
-          <w:bCs/>
-        </w:rPr>
-        <w:t>:</w:t>
-      </w:r>
-      <w:proofErr w:type="spellStart"/>
-      <w:r>
-        <w:rPr>
-          <w:bCs/>
-        </w:rPr>
-        <w:t>Có</w:t>
-      </w:r>
-      <w:proofErr w:type="spellEnd"/>
-      <w:proofErr w:type="gramEnd"/>
-      <w:r>
-        <w:rPr>
-          <w:bCs/>
-        </w:rPr>
-        <w:t xml:space="preserve"> </w:t>
-      </w:r>
-      <w:proofErr w:type="spellStart"/>
-      <w:r>
-        <w:rPr>
-          <w:bCs/>
-        </w:rPr>
-        <w:t>thực</w:t>
-      </w:r>
-      <w:proofErr w:type="spellEnd"/>
-      <w:r>
-        <w:rPr>
-          <w:bCs/>
-        </w:rPr>
-        <w:t xml:space="preserve"> </w:t>
-      </w:r>
-      <w:proofErr w:type="spellStart"/>
-      <w:r>
-        <w:rPr>
-          <w:bCs/>
-        </w:rPr>
-        <w:t>hiện</w:t>
-      </w:r>
-      <w:proofErr w:type="spellEnd"/>
-      <w:r>
-        <w:rPr>
-          <w:bCs/>
-        </w:rPr>
-        <w:t xml:space="preserve"> </w:t>
-      </w:r>
-      <w:proofErr w:type="spellStart"/>
-      <w:r>
-        <w:rPr>
-          <w:bCs/>
-        </w:rPr>
-        <w:t>được</w:t>
-      </w:r>
-      <w:proofErr w:type="spellEnd"/>
-      <w:r>
-        <w:rPr>
-          <w:bCs/>
-        </w:rPr>
-        <w:t xml:space="preserve"> </w:t>
-      </w:r>
-      <w:proofErr w:type="spellStart"/>
-      <w:r>
-        <w:rPr>
-          <w:bCs/>
-        </w:rPr>
-        <w:t>bằng</w:t>
-      </w:r>
-      <w:proofErr w:type="spellEnd"/>
-      <w:r>
-        <w:rPr>
-          <w:bCs/>
-        </w:rPr>
-        <w:t xml:space="preserve"> RIP Ver 1 </w:t>
-      </w:r>
-      <w:proofErr w:type="spellStart"/>
-      <w:r>
-        <w:rPr>
-          <w:bCs/>
-        </w:rPr>
-        <w:t>không</w:t>
-      </w:r>
-      <w:proofErr w:type="spellEnd"/>
-      <w:r>
-        <w:rPr>
-          <w:bCs/>
-        </w:rPr>
-        <w:t>?</w:t>
+      <w:r>
+        <w:rPr>
+          <w:bCs/>
+        </w:rPr>
+        <w:t>:Có thực hiện được bằng RIP Ver 1 không?</w:t>
       </w:r>
     </w:p>
     <w:p>
@@ -5592,103 +3132,11 @@
           <w:bCs/>
         </w:rPr>
       </w:pPr>
-      <w:proofErr w:type="spellStart"/>
-      <w:r>
-        <w:rPr>
-          <w:bCs/>
-        </w:rPr>
-        <w:t>Trả</w:t>
-      </w:r>
-      <w:proofErr w:type="spellEnd"/>
-      <w:r>
-        <w:rPr>
-          <w:bCs/>
-        </w:rPr>
-        <w:t xml:space="preserve"> </w:t>
-      </w:r>
-      <w:proofErr w:type="spellStart"/>
-      <w:r>
-        <w:rPr>
-          <w:bCs/>
-        </w:rPr>
-        <w:t>lời</w:t>
-      </w:r>
-      <w:proofErr w:type="spellEnd"/>
-      <w:r>
-        <w:rPr>
-          <w:bCs/>
-        </w:rPr>
-        <w:t xml:space="preserve">: KHÔNG </w:t>
-      </w:r>
-      <w:proofErr w:type="spellStart"/>
-      <w:r>
-        <w:rPr>
-          <w:bCs/>
-        </w:rPr>
-        <w:t>thể</w:t>
-      </w:r>
-      <w:proofErr w:type="spellEnd"/>
-      <w:r>
-        <w:rPr>
-          <w:bCs/>
-        </w:rPr>
-        <w:t xml:space="preserve"> </w:t>
-      </w:r>
-      <w:proofErr w:type="spellStart"/>
-      <w:r>
-        <w:rPr>
-          <w:bCs/>
-        </w:rPr>
-        <w:t>thực</w:t>
-      </w:r>
-      <w:proofErr w:type="spellEnd"/>
-      <w:r>
-        <w:rPr>
-          <w:bCs/>
-        </w:rPr>
-        <w:t xml:space="preserve"> </w:t>
-      </w:r>
-      <w:proofErr w:type="spellStart"/>
-      <w:r>
-        <w:rPr>
-          <w:bCs/>
-        </w:rPr>
-        <w:t>hiện</w:t>
-      </w:r>
-      <w:proofErr w:type="spellEnd"/>
-      <w:r>
-        <w:rPr>
-          <w:bCs/>
-        </w:rPr>
-        <w:t xml:space="preserve"> </w:t>
-      </w:r>
-      <w:proofErr w:type="spellStart"/>
-      <w:r>
-        <w:rPr>
-          <w:bCs/>
-        </w:rPr>
-        <w:t>thành</w:t>
-      </w:r>
-      <w:proofErr w:type="spellEnd"/>
-      <w:r>
-        <w:rPr>
-          <w:bCs/>
-        </w:rPr>
-        <w:t xml:space="preserve"> </w:t>
-      </w:r>
-      <w:proofErr w:type="spellStart"/>
-      <w:r>
-        <w:rPr>
-          <w:bCs/>
-        </w:rPr>
-        <w:t>công</w:t>
-      </w:r>
-      <w:proofErr w:type="spellEnd"/>
-      <w:r>
-        <w:rPr>
-          <w:bCs/>
-        </w:rPr>
-        <w:t>.</w:t>
+      <w:r>
+        <w:rPr>
+          <w:bCs/>
+        </w:rPr>
+        <w:t>Trả lời: KHÔNG thể thực hiện thành công.</w:t>
       </w:r>
     </w:p>
     <w:p>
@@ -5698,1238 +3146,12 @@
           <w:bCs/>
         </w:rPr>
       </w:pPr>
-      <w:proofErr w:type="spellStart"/>
       <w:r>
         <w:rPr>
           <w:bCs/>
         </w:rPr>
         <w:lastRenderedPageBreak/>
-        <w:t>Giải</w:t>
-      </w:r>
-      <w:proofErr w:type="spellEnd"/>
-      <w:r>
-        <w:rPr>
-          <w:bCs/>
-        </w:rPr>
-        <w:t xml:space="preserve"> </w:t>
-      </w:r>
-      <w:proofErr w:type="spellStart"/>
-      <w:r>
-        <w:rPr>
-          <w:bCs/>
-        </w:rPr>
-        <w:t>thích</w:t>
-      </w:r>
-      <w:proofErr w:type="spellEnd"/>
-      <w:r>
-        <w:rPr>
-          <w:bCs/>
-        </w:rPr>
-        <w:t xml:space="preserve"> </w:t>
-      </w:r>
-      <w:proofErr w:type="spellStart"/>
-      <w:r>
-        <w:rPr>
-          <w:bCs/>
-        </w:rPr>
-        <w:t>lý</w:t>
-      </w:r>
-      <w:proofErr w:type="spellEnd"/>
-      <w:r>
-        <w:rPr>
-          <w:bCs/>
-        </w:rPr>
-        <w:t xml:space="preserve"> do: </w:t>
-      </w:r>
-      <w:proofErr w:type="spellStart"/>
-      <w:r>
-        <w:rPr>
-          <w:bCs/>
-        </w:rPr>
-        <w:t>Mô</w:t>
-      </w:r>
-      <w:proofErr w:type="spellEnd"/>
-      <w:r>
-        <w:rPr>
-          <w:bCs/>
-        </w:rPr>
-        <w:t xml:space="preserve"> </w:t>
-      </w:r>
-      <w:proofErr w:type="spellStart"/>
-      <w:r>
-        <w:rPr>
-          <w:bCs/>
-        </w:rPr>
-        <w:t>hình</w:t>
-      </w:r>
-      <w:proofErr w:type="spellEnd"/>
-      <w:r>
-        <w:rPr>
-          <w:bCs/>
-        </w:rPr>
-        <w:t xml:space="preserve"> </w:t>
-      </w:r>
-      <w:proofErr w:type="spellStart"/>
-      <w:r>
-        <w:rPr>
-          <w:bCs/>
-        </w:rPr>
-        <w:t>mạng</w:t>
-      </w:r>
-      <w:proofErr w:type="spellEnd"/>
-      <w:r>
-        <w:rPr>
-          <w:bCs/>
-        </w:rPr>
-        <w:t xml:space="preserve"> </w:t>
-      </w:r>
-      <w:proofErr w:type="spellStart"/>
-      <w:r>
-        <w:rPr>
-          <w:bCs/>
-        </w:rPr>
-        <w:t>trong</w:t>
-      </w:r>
-      <w:proofErr w:type="spellEnd"/>
-      <w:r>
-        <w:rPr>
-          <w:bCs/>
-        </w:rPr>
-        <w:t xml:space="preserve"> </w:t>
-      </w:r>
-      <w:proofErr w:type="spellStart"/>
-      <w:r>
-        <w:rPr>
-          <w:bCs/>
-        </w:rPr>
-        <w:t>Bài</w:t>
-      </w:r>
-      <w:proofErr w:type="spellEnd"/>
-      <w:r>
-        <w:rPr>
-          <w:bCs/>
-        </w:rPr>
-        <w:t xml:space="preserve"> 2 </w:t>
-      </w:r>
-      <w:proofErr w:type="spellStart"/>
-      <w:r>
-        <w:rPr>
-          <w:bCs/>
-        </w:rPr>
-        <w:t>đang</w:t>
-      </w:r>
-      <w:proofErr w:type="spellEnd"/>
-      <w:r>
-        <w:rPr>
-          <w:bCs/>
-        </w:rPr>
-        <w:t xml:space="preserve"> </w:t>
-      </w:r>
-      <w:proofErr w:type="spellStart"/>
-      <w:r>
-        <w:rPr>
-          <w:bCs/>
-        </w:rPr>
-        <w:t>sử</w:t>
-      </w:r>
-      <w:proofErr w:type="spellEnd"/>
-      <w:r>
-        <w:rPr>
-          <w:bCs/>
-        </w:rPr>
-        <w:t xml:space="preserve"> </w:t>
-      </w:r>
-      <w:proofErr w:type="spellStart"/>
-      <w:r>
-        <w:rPr>
-          <w:bCs/>
-        </w:rPr>
-        <w:t>dụng</w:t>
-      </w:r>
-      <w:proofErr w:type="spellEnd"/>
-      <w:r>
-        <w:rPr>
-          <w:bCs/>
-        </w:rPr>
-        <w:t xml:space="preserve"> </w:t>
-      </w:r>
-      <w:proofErr w:type="spellStart"/>
-      <w:r>
-        <w:rPr>
-          <w:bCs/>
-        </w:rPr>
-        <w:t>công</w:t>
-      </w:r>
-      <w:proofErr w:type="spellEnd"/>
-      <w:r>
-        <w:rPr>
-          <w:bCs/>
-        </w:rPr>
-        <w:t xml:space="preserve"> </w:t>
-      </w:r>
-      <w:proofErr w:type="spellStart"/>
-      <w:r>
-        <w:rPr>
-          <w:bCs/>
-        </w:rPr>
-        <w:t>nghệ</w:t>
-      </w:r>
-      <w:proofErr w:type="spellEnd"/>
-      <w:r>
-        <w:rPr>
-          <w:bCs/>
-        </w:rPr>
-        <w:t xml:space="preserve"> chia IP VLSM (Variable Length Subnet Mask) </w:t>
-      </w:r>
-      <w:proofErr w:type="spellStart"/>
-      <w:r>
-        <w:rPr>
-          <w:bCs/>
-        </w:rPr>
-        <w:t>với</w:t>
-      </w:r>
-      <w:proofErr w:type="spellEnd"/>
-      <w:r>
-        <w:rPr>
-          <w:bCs/>
-        </w:rPr>
-        <w:t xml:space="preserve"> </w:t>
-      </w:r>
-      <w:proofErr w:type="spellStart"/>
-      <w:r>
-        <w:rPr>
-          <w:bCs/>
-        </w:rPr>
-        <w:t>các</w:t>
-      </w:r>
-      <w:proofErr w:type="spellEnd"/>
-      <w:r>
-        <w:rPr>
-          <w:bCs/>
-        </w:rPr>
-        <w:t xml:space="preserve"> </w:t>
-      </w:r>
-      <w:proofErr w:type="spellStart"/>
-      <w:r>
-        <w:rPr>
-          <w:bCs/>
-        </w:rPr>
-        <w:t>dải</w:t>
-      </w:r>
-      <w:proofErr w:type="spellEnd"/>
-      <w:r>
-        <w:rPr>
-          <w:bCs/>
-        </w:rPr>
-        <w:t xml:space="preserve"> </w:t>
-      </w:r>
-      <w:proofErr w:type="spellStart"/>
-      <w:r>
-        <w:rPr>
-          <w:bCs/>
-        </w:rPr>
-        <w:t>mạng</w:t>
-      </w:r>
-      <w:proofErr w:type="spellEnd"/>
-      <w:r>
-        <w:rPr>
-          <w:bCs/>
-        </w:rPr>
-        <w:t xml:space="preserve"> </w:t>
-      </w:r>
-      <w:proofErr w:type="spellStart"/>
-      <w:r>
-        <w:rPr>
-          <w:bCs/>
-        </w:rPr>
-        <w:t>có</w:t>
-      </w:r>
-      <w:proofErr w:type="spellEnd"/>
-      <w:r>
-        <w:rPr>
-          <w:bCs/>
-        </w:rPr>
-        <w:t xml:space="preserve"> Subnet Mask </w:t>
-      </w:r>
-      <w:proofErr w:type="spellStart"/>
-      <w:r>
-        <w:rPr>
-          <w:bCs/>
-        </w:rPr>
-        <w:t>khác</w:t>
-      </w:r>
-      <w:proofErr w:type="spellEnd"/>
-      <w:r>
-        <w:rPr>
-          <w:bCs/>
-        </w:rPr>
-        <w:t xml:space="preserve"> </w:t>
-      </w:r>
-      <w:proofErr w:type="spellStart"/>
-      <w:r>
-        <w:rPr>
-          <w:bCs/>
-        </w:rPr>
-        <w:t>nhau</w:t>
-      </w:r>
-      <w:proofErr w:type="spellEnd"/>
-      <w:r>
-        <w:rPr>
-          <w:bCs/>
-        </w:rPr>
-        <w:t xml:space="preserve"> (</w:t>
-      </w:r>
-      <w:proofErr w:type="spellStart"/>
-      <w:r>
-        <w:rPr>
-          <w:bCs/>
-        </w:rPr>
-        <w:t>ví</w:t>
-      </w:r>
-      <w:proofErr w:type="spellEnd"/>
-      <w:r>
-        <w:rPr>
-          <w:bCs/>
-        </w:rPr>
-        <w:t xml:space="preserve"> </w:t>
-      </w:r>
-      <w:proofErr w:type="spellStart"/>
-      <w:r>
-        <w:rPr>
-          <w:bCs/>
-        </w:rPr>
-        <w:t>dụ</w:t>
-      </w:r>
-      <w:proofErr w:type="spellEnd"/>
-      <w:r>
-        <w:rPr>
-          <w:bCs/>
-        </w:rPr>
-        <w:t xml:space="preserve"> </w:t>
-      </w:r>
-      <w:proofErr w:type="spellStart"/>
-      <w:r>
-        <w:rPr>
-          <w:bCs/>
-        </w:rPr>
-        <w:t>mạng</w:t>
-      </w:r>
-      <w:proofErr w:type="spellEnd"/>
-      <w:r>
-        <w:rPr>
-          <w:bCs/>
-        </w:rPr>
-        <w:t xml:space="preserve"> LAN </w:t>
-      </w:r>
-      <w:proofErr w:type="spellStart"/>
-      <w:r>
-        <w:rPr>
-          <w:bCs/>
-        </w:rPr>
-        <w:t>là</w:t>
-      </w:r>
-      <w:proofErr w:type="spellEnd"/>
-      <w:r>
-        <w:rPr>
-          <w:bCs/>
-        </w:rPr>
-        <w:t> /25, /26, /27 </w:t>
-      </w:r>
-      <w:proofErr w:type="spellStart"/>
-      <w:r>
-        <w:rPr>
-          <w:bCs/>
-        </w:rPr>
-        <w:t>và</w:t>
-      </w:r>
-      <w:proofErr w:type="spellEnd"/>
-      <w:r>
-        <w:rPr>
-          <w:bCs/>
-        </w:rPr>
-        <w:t xml:space="preserve"> </w:t>
-      </w:r>
-      <w:proofErr w:type="spellStart"/>
-      <w:r>
-        <w:rPr>
-          <w:bCs/>
-        </w:rPr>
-        <w:t>mạng</w:t>
-      </w:r>
-      <w:proofErr w:type="spellEnd"/>
-      <w:r>
-        <w:rPr>
-          <w:bCs/>
-        </w:rPr>
-        <w:t xml:space="preserve"> WAN </w:t>
-      </w:r>
-      <w:proofErr w:type="spellStart"/>
-      <w:r>
-        <w:rPr>
-          <w:bCs/>
-        </w:rPr>
-        <w:t>là</w:t>
-      </w:r>
-      <w:proofErr w:type="spellEnd"/>
-      <w:r>
-        <w:rPr>
-          <w:bCs/>
-        </w:rPr>
-        <w:t xml:space="preserve"> /30) </w:t>
-      </w:r>
-      <w:proofErr w:type="spellStart"/>
-      <w:r>
-        <w:rPr>
-          <w:bCs/>
-        </w:rPr>
-        <w:t>nhưng</w:t>
-      </w:r>
-      <w:proofErr w:type="spellEnd"/>
-      <w:r>
-        <w:rPr>
-          <w:bCs/>
-        </w:rPr>
-        <w:t xml:space="preserve"> </w:t>
-      </w:r>
-      <w:proofErr w:type="spellStart"/>
-      <w:r>
-        <w:rPr>
-          <w:bCs/>
-        </w:rPr>
-        <w:t>lại</w:t>
-      </w:r>
-      <w:proofErr w:type="spellEnd"/>
-      <w:r>
-        <w:rPr>
-          <w:bCs/>
-        </w:rPr>
-        <w:t xml:space="preserve"> </w:t>
-      </w:r>
-      <w:proofErr w:type="spellStart"/>
-      <w:r>
-        <w:rPr>
-          <w:bCs/>
-        </w:rPr>
-        <w:t>có</w:t>
-      </w:r>
-      <w:proofErr w:type="spellEnd"/>
-      <w:r>
-        <w:rPr>
-          <w:bCs/>
-        </w:rPr>
-        <w:t xml:space="preserve"> </w:t>
-      </w:r>
-      <w:proofErr w:type="spellStart"/>
-      <w:r>
-        <w:rPr>
-          <w:bCs/>
-        </w:rPr>
-        <w:t>chung</w:t>
-      </w:r>
-      <w:proofErr w:type="spellEnd"/>
-      <w:r>
-        <w:rPr>
-          <w:bCs/>
-        </w:rPr>
-        <w:t xml:space="preserve"> </w:t>
-      </w:r>
-      <w:proofErr w:type="spellStart"/>
-      <w:r>
-        <w:rPr>
-          <w:bCs/>
-        </w:rPr>
-        <w:t>địa</w:t>
-      </w:r>
-      <w:proofErr w:type="spellEnd"/>
-      <w:r>
-        <w:rPr>
-          <w:bCs/>
-        </w:rPr>
-        <w:t xml:space="preserve"> </w:t>
-      </w:r>
-      <w:proofErr w:type="spellStart"/>
-      <w:r>
-        <w:rPr>
-          <w:bCs/>
-        </w:rPr>
-        <w:t>chỉ</w:t>
-      </w:r>
-      <w:proofErr w:type="spellEnd"/>
-      <w:r>
-        <w:rPr>
-          <w:bCs/>
-        </w:rPr>
-        <w:t xml:space="preserve"> </w:t>
-      </w:r>
-      <w:proofErr w:type="spellStart"/>
-      <w:r>
-        <w:rPr>
-          <w:bCs/>
-        </w:rPr>
-        <w:t>mạng</w:t>
-      </w:r>
-      <w:proofErr w:type="spellEnd"/>
-      <w:r>
-        <w:rPr>
-          <w:bCs/>
-        </w:rPr>
-        <w:t xml:space="preserve"> </w:t>
-      </w:r>
-      <w:proofErr w:type="spellStart"/>
-      <w:r>
-        <w:rPr>
-          <w:bCs/>
-        </w:rPr>
-        <w:t>chính</w:t>
-      </w:r>
-      <w:proofErr w:type="spellEnd"/>
-      <w:r>
-        <w:rPr>
-          <w:bCs/>
-        </w:rPr>
-        <w:t xml:space="preserve"> </w:t>
-      </w:r>
-      <w:proofErr w:type="spellStart"/>
-      <w:r>
-        <w:rPr>
-          <w:bCs/>
-        </w:rPr>
-        <w:t>lớp</w:t>
-      </w:r>
-      <w:proofErr w:type="spellEnd"/>
-      <w:r>
-        <w:rPr>
-          <w:bCs/>
-        </w:rPr>
-        <w:t xml:space="preserve"> C (222.100.100.x). Tuy </w:t>
-      </w:r>
-      <w:proofErr w:type="spellStart"/>
-      <w:r>
-        <w:rPr>
-          <w:bCs/>
-        </w:rPr>
-        <w:t>nhiên</w:t>
-      </w:r>
-      <w:proofErr w:type="spellEnd"/>
-      <w:r>
-        <w:rPr>
-          <w:bCs/>
-        </w:rPr>
-        <w:t xml:space="preserve">, RIP Version 1 </w:t>
-      </w:r>
-      <w:proofErr w:type="spellStart"/>
-      <w:r>
-        <w:rPr>
-          <w:bCs/>
-        </w:rPr>
-        <w:t>là</w:t>
-      </w:r>
-      <w:proofErr w:type="spellEnd"/>
-      <w:r>
-        <w:rPr>
-          <w:bCs/>
-        </w:rPr>
-        <w:t xml:space="preserve"> </w:t>
-      </w:r>
-      <w:proofErr w:type="spellStart"/>
-      <w:r>
-        <w:rPr>
-          <w:bCs/>
-        </w:rPr>
-        <w:t>giao</w:t>
-      </w:r>
-      <w:proofErr w:type="spellEnd"/>
-      <w:r>
-        <w:rPr>
-          <w:bCs/>
-        </w:rPr>
-        <w:t xml:space="preserve"> </w:t>
-      </w:r>
-      <w:proofErr w:type="spellStart"/>
-      <w:r>
-        <w:rPr>
-          <w:bCs/>
-        </w:rPr>
-        <w:t>thức</w:t>
-      </w:r>
-      <w:proofErr w:type="spellEnd"/>
-      <w:r>
-        <w:rPr>
-          <w:bCs/>
-        </w:rPr>
-        <w:t xml:space="preserve"> Classful (</w:t>
-      </w:r>
-      <w:proofErr w:type="spellStart"/>
-      <w:r>
-        <w:rPr>
-          <w:bCs/>
-        </w:rPr>
-        <w:t>định</w:t>
-      </w:r>
-      <w:proofErr w:type="spellEnd"/>
-      <w:r>
-        <w:rPr>
-          <w:bCs/>
-        </w:rPr>
-        <w:t xml:space="preserve"> </w:t>
-      </w:r>
-      <w:proofErr w:type="spellStart"/>
-      <w:r>
-        <w:rPr>
-          <w:bCs/>
-        </w:rPr>
-        <w:t>tuyến</w:t>
-      </w:r>
-      <w:proofErr w:type="spellEnd"/>
-      <w:r>
-        <w:rPr>
-          <w:bCs/>
-        </w:rPr>
-        <w:t xml:space="preserve"> </w:t>
-      </w:r>
-      <w:proofErr w:type="spellStart"/>
-      <w:r>
-        <w:rPr>
-          <w:bCs/>
-        </w:rPr>
-        <w:t>theo</w:t>
-      </w:r>
-      <w:proofErr w:type="spellEnd"/>
-      <w:r>
-        <w:rPr>
-          <w:bCs/>
-        </w:rPr>
-        <w:t xml:space="preserve"> </w:t>
-      </w:r>
-      <w:proofErr w:type="spellStart"/>
-      <w:r>
-        <w:rPr>
-          <w:bCs/>
-        </w:rPr>
-        <w:t>lớp</w:t>
-      </w:r>
-      <w:proofErr w:type="spellEnd"/>
-      <w:r>
-        <w:rPr>
-          <w:bCs/>
-        </w:rPr>
-        <w:t xml:space="preserve">), </w:t>
-      </w:r>
-      <w:proofErr w:type="spellStart"/>
-      <w:r>
-        <w:rPr>
-          <w:bCs/>
-        </w:rPr>
-        <w:t>nó</w:t>
-      </w:r>
-      <w:proofErr w:type="spellEnd"/>
-      <w:r>
-        <w:rPr>
-          <w:bCs/>
-        </w:rPr>
-        <w:t xml:space="preserve"> </w:t>
-      </w:r>
-      <w:proofErr w:type="spellStart"/>
-      <w:r>
-        <w:rPr>
-          <w:bCs/>
-        </w:rPr>
-        <w:t>không</w:t>
-      </w:r>
-      <w:proofErr w:type="spellEnd"/>
-      <w:r>
-        <w:rPr>
-          <w:bCs/>
-        </w:rPr>
-        <w:t xml:space="preserve"> </w:t>
-      </w:r>
-      <w:proofErr w:type="spellStart"/>
-      <w:r>
-        <w:rPr>
-          <w:bCs/>
-        </w:rPr>
-        <w:t>đính</w:t>
-      </w:r>
-      <w:proofErr w:type="spellEnd"/>
-      <w:r>
-        <w:rPr>
-          <w:bCs/>
-        </w:rPr>
-        <w:t xml:space="preserve"> </w:t>
-      </w:r>
-      <w:proofErr w:type="spellStart"/>
-      <w:r>
-        <w:rPr>
-          <w:bCs/>
-        </w:rPr>
-        <w:t>kèm</w:t>
-      </w:r>
-      <w:proofErr w:type="spellEnd"/>
-      <w:r>
-        <w:rPr>
-          <w:bCs/>
-        </w:rPr>
-        <w:t xml:space="preserve"> </w:t>
-      </w:r>
-      <w:proofErr w:type="spellStart"/>
-      <w:r>
-        <w:rPr>
-          <w:bCs/>
-        </w:rPr>
-        <w:t>thông</w:t>
-      </w:r>
-      <w:proofErr w:type="spellEnd"/>
-      <w:r>
-        <w:rPr>
-          <w:bCs/>
-        </w:rPr>
-        <w:t xml:space="preserve"> </w:t>
-      </w:r>
-      <w:proofErr w:type="spellStart"/>
-      <w:r>
-        <w:rPr>
-          <w:bCs/>
-        </w:rPr>
-        <w:t>số</w:t>
-      </w:r>
-      <w:proofErr w:type="spellEnd"/>
-      <w:r>
-        <w:rPr>
-          <w:bCs/>
-        </w:rPr>
-        <w:t xml:space="preserve"> Subnet Mask </w:t>
-      </w:r>
-      <w:proofErr w:type="spellStart"/>
-      <w:r>
-        <w:rPr>
-          <w:bCs/>
-        </w:rPr>
-        <w:t>trong</w:t>
-      </w:r>
-      <w:proofErr w:type="spellEnd"/>
-      <w:r>
-        <w:rPr>
-          <w:bCs/>
-        </w:rPr>
-        <w:t xml:space="preserve"> </w:t>
-      </w:r>
-      <w:proofErr w:type="spellStart"/>
-      <w:r>
-        <w:rPr>
-          <w:bCs/>
-        </w:rPr>
-        <w:t>các</w:t>
-      </w:r>
-      <w:proofErr w:type="spellEnd"/>
-      <w:r>
-        <w:rPr>
-          <w:bCs/>
-        </w:rPr>
-        <w:t xml:space="preserve"> </w:t>
-      </w:r>
-      <w:proofErr w:type="spellStart"/>
-      <w:r>
-        <w:rPr>
-          <w:bCs/>
-        </w:rPr>
-        <w:t>bản</w:t>
-      </w:r>
-      <w:proofErr w:type="spellEnd"/>
-      <w:r>
-        <w:rPr>
-          <w:bCs/>
-        </w:rPr>
-        <w:t xml:space="preserve"> tin </w:t>
-      </w:r>
-      <w:proofErr w:type="spellStart"/>
-      <w:r>
-        <w:rPr>
-          <w:bCs/>
-        </w:rPr>
-        <w:t>cập</w:t>
-      </w:r>
-      <w:proofErr w:type="spellEnd"/>
-      <w:r>
-        <w:rPr>
-          <w:bCs/>
-        </w:rPr>
-        <w:t xml:space="preserve"> </w:t>
-      </w:r>
-      <w:proofErr w:type="spellStart"/>
-      <w:r>
-        <w:rPr>
-          <w:bCs/>
-        </w:rPr>
-        <w:t>nhật</w:t>
-      </w:r>
-      <w:proofErr w:type="spellEnd"/>
-      <w:r>
-        <w:rPr>
-          <w:bCs/>
-        </w:rPr>
-        <w:t xml:space="preserve">. Do </w:t>
-      </w:r>
-      <w:proofErr w:type="spellStart"/>
-      <w:r>
-        <w:rPr>
-          <w:bCs/>
-        </w:rPr>
-        <w:t>đó</w:t>
-      </w:r>
-      <w:proofErr w:type="spellEnd"/>
-      <w:r>
-        <w:rPr>
-          <w:bCs/>
-        </w:rPr>
-        <w:t xml:space="preserve">, </w:t>
-      </w:r>
-      <w:proofErr w:type="spellStart"/>
-      <w:r>
-        <w:rPr>
-          <w:bCs/>
-        </w:rPr>
-        <w:t>các</w:t>
-      </w:r>
-      <w:proofErr w:type="spellEnd"/>
-      <w:r>
-        <w:rPr>
-          <w:bCs/>
-        </w:rPr>
-        <w:t xml:space="preserve"> Router </w:t>
-      </w:r>
-      <w:proofErr w:type="spellStart"/>
-      <w:r>
-        <w:rPr>
-          <w:bCs/>
-        </w:rPr>
-        <w:t>sẽ</w:t>
-      </w:r>
-      <w:proofErr w:type="spellEnd"/>
-      <w:r>
-        <w:rPr>
-          <w:bCs/>
-        </w:rPr>
-        <w:t xml:space="preserve"> </w:t>
-      </w:r>
-      <w:proofErr w:type="spellStart"/>
-      <w:r>
-        <w:rPr>
-          <w:bCs/>
-        </w:rPr>
-        <w:t>tự</w:t>
-      </w:r>
-      <w:proofErr w:type="spellEnd"/>
-      <w:r>
-        <w:rPr>
-          <w:bCs/>
-        </w:rPr>
-        <w:t xml:space="preserve"> </w:t>
-      </w:r>
-      <w:proofErr w:type="spellStart"/>
-      <w:r>
-        <w:rPr>
-          <w:bCs/>
-        </w:rPr>
-        <w:t>động</w:t>
-      </w:r>
-      <w:proofErr w:type="spellEnd"/>
-      <w:r>
-        <w:rPr>
-          <w:bCs/>
-        </w:rPr>
-        <w:t xml:space="preserve"> </w:t>
-      </w:r>
-      <w:proofErr w:type="spellStart"/>
-      <w:r>
-        <w:rPr>
-          <w:bCs/>
-        </w:rPr>
-        <w:t>áp</w:t>
-      </w:r>
-      <w:proofErr w:type="spellEnd"/>
-      <w:r>
-        <w:rPr>
-          <w:bCs/>
-        </w:rPr>
-        <w:t xml:space="preserve"> </w:t>
-      </w:r>
-      <w:proofErr w:type="spellStart"/>
-      <w:r>
-        <w:rPr>
-          <w:bCs/>
-        </w:rPr>
-        <w:t>đặt</w:t>
-      </w:r>
-      <w:proofErr w:type="spellEnd"/>
-      <w:r>
-        <w:rPr>
-          <w:bCs/>
-        </w:rPr>
-        <w:t xml:space="preserve"> Subnet Mask </w:t>
-      </w:r>
-      <w:proofErr w:type="spellStart"/>
-      <w:r>
-        <w:rPr>
-          <w:bCs/>
-        </w:rPr>
-        <w:t>mặc</w:t>
-      </w:r>
-      <w:proofErr w:type="spellEnd"/>
-      <w:r>
-        <w:rPr>
-          <w:bCs/>
-        </w:rPr>
-        <w:t xml:space="preserve"> </w:t>
-      </w:r>
-      <w:proofErr w:type="spellStart"/>
-      <w:r>
-        <w:rPr>
-          <w:bCs/>
-        </w:rPr>
-        <w:t>định</w:t>
-      </w:r>
-      <w:proofErr w:type="spellEnd"/>
-      <w:r>
-        <w:rPr>
-          <w:bCs/>
-        </w:rPr>
-        <w:t xml:space="preserve"> </w:t>
-      </w:r>
-      <w:proofErr w:type="spellStart"/>
-      <w:r>
-        <w:rPr>
-          <w:bCs/>
-        </w:rPr>
-        <w:t>của</w:t>
-      </w:r>
-      <w:proofErr w:type="spellEnd"/>
-      <w:r>
-        <w:rPr>
-          <w:bCs/>
-        </w:rPr>
-        <w:t xml:space="preserve"> </w:t>
-      </w:r>
-      <w:proofErr w:type="spellStart"/>
-      <w:r>
-        <w:rPr>
-          <w:bCs/>
-        </w:rPr>
-        <w:t>lớp</w:t>
-      </w:r>
-      <w:proofErr w:type="spellEnd"/>
-      <w:r>
-        <w:rPr>
-          <w:bCs/>
-        </w:rPr>
-        <w:t xml:space="preserve"> C </w:t>
-      </w:r>
-      <w:proofErr w:type="spellStart"/>
-      <w:r>
-        <w:rPr>
-          <w:bCs/>
-        </w:rPr>
-        <w:t>là</w:t>
-      </w:r>
-      <w:proofErr w:type="spellEnd"/>
-      <w:r>
-        <w:rPr>
-          <w:bCs/>
-        </w:rPr>
-        <w:t> /24 </w:t>
-      </w:r>
-      <w:proofErr w:type="spellStart"/>
-      <w:r>
-        <w:rPr>
-          <w:bCs/>
-        </w:rPr>
-        <w:t>cho</w:t>
-      </w:r>
-      <w:proofErr w:type="spellEnd"/>
-      <w:r>
-        <w:rPr>
-          <w:bCs/>
-        </w:rPr>
-        <w:t xml:space="preserve"> </w:t>
-      </w:r>
-      <w:proofErr w:type="spellStart"/>
-      <w:r>
-        <w:rPr>
-          <w:bCs/>
-        </w:rPr>
-        <w:t>tất</w:t>
-      </w:r>
-      <w:proofErr w:type="spellEnd"/>
-      <w:r>
-        <w:rPr>
-          <w:bCs/>
-        </w:rPr>
-        <w:t xml:space="preserve"> </w:t>
-      </w:r>
-      <w:proofErr w:type="spellStart"/>
-      <w:r>
-        <w:rPr>
-          <w:bCs/>
-        </w:rPr>
-        <w:t>cả</w:t>
-      </w:r>
-      <w:proofErr w:type="spellEnd"/>
-      <w:r>
-        <w:rPr>
-          <w:bCs/>
-        </w:rPr>
-        <w:t xml:space="preserve"> </w:t>
-      </w:r>
-      <w:proofErr w:type="spellStart"/>
-      <w:r>
-        <w:rPr>
-          <w:bCs/>
-        </w:rPr>
-        <w:t>các</w:t>
-      </w:r>
-      <w:proofErr w:type="spellEnd"/>
-      <w:r>
-        <w:rPr>
-          <w:bCs/>
-        </w:rPr>
-        <w:t xml:space="preserve"> </w:t>
-      </w:r>
-      <w:proofErr w:type="spellStart"/>
-      <w:r>
-        <w:rPr>
-          <w:bCs/>
-        </w:rPr>
-        <w:t>nhánh</w:t>
-      </w:r>
-      <w:proofErr w:type="spellEnd"/>
-      <w:r>
-        <w:rPr>
-          <w:bCs/>
-        </w:rPr>
-        <w:t xml:space="preserve">, </w:t>
-      </w:r>
-      <w:proofErr w:type="spellStart"/>
-      <w:r>
-        <w:rPr>
-          <w:bCs/>
-        </w:rPr>
-        <w:t>dẫn</w:t>
-      </w:r>
-      <w:proofErr w:type="spellEnd"/>
-      <w:r>
-        <w:rPr>
-          <w:bCs/>
-        </w:rPr>
-        <w:t xml:space="preserve"> </w:t>
-      </w:r>
-      <w:proofErr w:type="spellStart"/>
-      <w:r>
-        <w:rPr>
-          <w:bCs/>
-        </w:rPr>
-        <w:t>đến</w:t>
-      </w:r>
-      <w:proofErr w:type="spellEnd"/>
-      <w:r>
-        <w:rPr>
-          <w:bCs/>
-        </w:rPr>
-        <w:t xml:space="preserve"> </w:t>
-      </w:r>
-      <w:proofErr w:type="spellStart"/>
-      <w:r>
-        <w:rPr>
-          <w:bCs/>
-        </w:rPr>
-        <w:t>việc</w:t>
-      </w:r>
-      <w:proofErr w:type="spellEnd"/>
-      <w:r>
-        <w:rPr>
-          <w:bCs/>
-        </w:rPr>
-        <w:t xml:space="preserve"> </w:t>
-      </w:r>
-      <w:proofErr w:type="spellStart"/>
-      <w:r>
-        <w:rPr>
-          <w:bCs/>
-        </w:rPr>
-        <w:t>nhận</w:t>
-      </w:r>
-      <w:proofErr w:type="spellEnd"/>
-      <w:r>
-        <w:rPr>
-          <w:bCs/>
-        </w:rPr>
-        <w:t xml:space="preserve"> </w:t>
-      </w:r>
-      <w:proofErr w:type="spellStart"/>
-      <w:r>
-        <w:rPr>
-          <w:bCs/>
-        </w:rPr>
-        <w:t>diện</w:t>
-      </w:r>
-      <w:proofErr w:type="spellEnd"/>
-      <w:r>
-        <w:rPr>
-          <w:bCs/>
-        </w:rPr>
-        <w:t xml:space="preserve"> </w:t>
-      </w:r>
-      <w:proofErr w:type="spellStart"/>
-      <w:r>
-        <w:rPr>
-          <w:bCs/>
-        </w:rPr>
-        <w:t>sai</w:t>
-      </w:r>
-      <w:proofErr w:type="spellEnd"/>
-      <w:r>
-        <w:rPr>
-          <w:bCs/>
-        </w:rPr>
-        <w:t xml:space="preserve"> </w:t>
-      </w:r>
-      <w:proofErr w:type="spellStart"/>
-      <w:r>
-        <w:rPr>
-          <w:bCs/>
-        </w:rPr>
-        <w:t>dải</w:t>
-      </w:r>
-      <w:proofErr w:type="spellEnd"/>
-      <w:r>
-        <w:rPr>
-          <w:bCs/>
-        </w:rPr>
-        <w:t xml:space="preserve"> </w:t>
-      </w:r>
-      <w:proofErr w:type="spellStart"/>
-      <w:r>
-        <w:rPr>
-          <w:bCs/>
-        </w:rPr>
-        <w:t>mạng</w:t>
-      </w:r>
-      <w:proofErr w:type="spellEnd"/>
-      <w:r>
-        <w:rPr>
-          <w:bCs/>
-        </w:rPr>
-        <w:t xml:space="preserve">, </w:t>
-      </w:r>
-      <w:proofErr w:type="spellStart"/>
-      <w:r>
-        <w:rPr>
-          <w:bCs/>
-        </w:rPr>
-        <w:t>gây</w:t>
-      </w:r>
-      <w:proofErr w:type="spellEnd"/>
-      <w:r>
-        <w:rPr>
-          <w:bCs/>
-        </w:rPr>
-        <w:t xml:space="preserve"> </w:t>
-      </w:r>
-      <w:proofErr w:type="spellStart"/>
-      <w:r>
-        <w:rPr>
-          <w:bCs/>
-        </w:rPr>
-        <w:t>lỗi</w:t>
-      </w:r>
-      <w:proofErr w:type="spellEnd"/>
-      <w:r>
-        <w:rPr>
-          <w:bCs/>
-        </w:rPr>
-        <w:t xml:space="preserve"> </w:t>
-      </w:r>
-      <w:proofErr w:type="spellStart"/>
-      <w:r>
-        <w:rPr>
-          <w:bCs/>
-        </w:rPr>
-        <w:t>định</w:t>
-      </w:r>
-      <w:proofErr w:type="spellEnd"/>
-      <w:r>
-        <w:rPr>
-          <w:bCs/>
-        </w:rPr>
-        <w:t xml:space="preserve"> </w:t>
-      </w:r>
-      <w:proofErr w:type="spellStart"/>
-      <w:r>
-        <w:rPr>
-          <w:bCs/>
-        </w:rPr>
-        <w:t>tuyến</w:t>
-      </w:r>
-      <w:proofErr w:type="spellEnd"/>
-      <w:r>
-        <w:rPr>
-          <w:bCs/>
-        </w:rPr>
-        <w:t xml:space="preserve"> </w:t>
-      </w:r>
-      <w:proofErr w:type="spellStart"/>
-      <w:r>
-        <w:rPr>
-          <w:bCs/>
-        </w:rPr>
-        <w:t>và</w:t>
-      </w:r>
-      <w:proofErr w:type="spellEnd"/>
-      <w:r>
-        <w:rPr>
-          <w:bCs/>
-        </w:rPr>
-        <w:t xml:space="preserve"> </w:t>
-      </w:r>
-      <w:proofErr w:type="spellStart"/>
-      <w:r>
-        <w:rPr>
-          <w:bCs/>
-        </w:rPr>
-        <w:t>không</w:t>
-      </w:r>
-      <w:proofErr w:type="spellEnd"/>
-      <w:r>
-        <w:rPr>
-          <w:bCs/>
-        </w:rPr>
-        <w:t xml:space="preserve"> </w:t>
-      </w:r>
-      <w:proofErr w:type="spellStart"/>
-      <w:r>
-        <w:rPr>
-          <w:bCs/>
-        </w:rPr>
-        <w:t>thể</w:t>
-      </w:r>
-      <w:proofErr w:type="spellEnd"/>
-      <w:r>
-        <w:rPr>
-          <w:bCs/>
-        </w:rPr>
-        <w:t xml:space="preserve"> ping </w:t>
-      </w:r>
-      <w:proofErr w:type="spellStart"/>
-      <w:r>
-        <w:rPr>
-          <w:bCs/>
-        </w:rPr>
-        <w:t>thông</w:t>
-      </w:r>
-      <w:proofErr w:type="spellEnd"/>
-      <w:r>
-        <w:rPr>
-          <w:bCs/>
-        </w:rPr>
-        <w:t>.</w:t>
+        <w:t>Giải thích lý do: Mô hình mạng trong Bài 2 đang sử dụng công nghệ chia IP VLSM (Variable Length Subnet Mask) với các dải mạng có Subnet Mask khác nhau (ví dụ mạng LAN là /25, /26, /27 và mạng WAN là /30) nhưng lại có chung địa chỉ mạng chính lớp C (222.100.100.x). Tuy nhiên, RIP Version 1 là giao thức Classful (định tuyến theo lớp), nó không đính kèm thông số Subnet Mask trong các bản tin cập nhật. Do đó, các Router sẽ tự động áp đặt Subnet Mask mặc định của lớp C là /24 cho tất cả các nhánh, dẫn đến việc nhận diện sai dải mạng, gây lỗi định tuyến và không thể ping thông.</w:t>
       </w:r>
     </w:p>
     <w:p>
@@ -6939,649 +3161,11 @@
           <w:bCs/>
         </w:rPr>
       </w:pPr>
-      <w:proofErr w:type="spellStart"/>
-      <w:r>
-        <w:rPr>
-          <w:bCs/>
-        </w:rPr>
-        <w:t>Đề</w:t>
-      </w:r>
-      <w:proofErr w:type="spellEnd"/>
-      <w:r>
-        <w:rPr>
-          <w:bCs/>
-        </w:rPr>
-        <w:t xml:space="preserve"> </w:t>
-      </w:r>
-      <w:proofErr w:type="spellStart"/>
-      <w:r>
-        <w:rPr>
-          <w:bCs/>
-        </w:rPr>
-        <w:t>xuất</w:t>
-      </w:r>
-      <w:proofErr w:type="spellEnd"/>
-      <w:r>
-        <w:rPr>
-          <w:bCs/>
-        </w:rPr>
-        <w:t xml:space="preserve"> ý </w:t>
-      </w:r>
-      <w:proofErr w:type="spellStart"/>
-      <w:r>
-        <w:rPr>
-          <w:bCs/>
-        </w:rPr>
-        <w:t>tưởng</w:t>
-      </w:r>
-      <w:proofErr w:type="spellEnd"/>
-      <w:r>
-        <w:rPr>
-          <w:bCs/>
-        </w:rPr>
-        <w:t xml:space="preserve"> </w:t>
-      </w:r>
-      <w:proofErr w:type="spellStart"/>
-      <w:r>
-        <w:rPr>
-          <w:bCs/>
-        </w:rPr>
-        <w:t>khắc</w:t>
-      </w:r>
-      <w:proofErr w:type="spellEnd"/>
-      <w:r>
-        <w:rPr>
-          <w:bCs/>
-        </w:rPr>
-        <w:t xml:space="preserve"> </w:t>
-      </w:r>
-      <w:proofErr w:type="spellStart"/>
-      <w:r>
-        <w:rPr>
-          <w:bCs/>
-        </w:rPr>
-        <w:t>phục</w:t>
-      </w:r>
-      <w:proofErr w:type="spellEnd"/>
-      <w:r>
-        <w:rPr>
-          <w:bCs/>
-        </w:rPr>
-        <w:t>: </w:t>
-      </w:r>
-      <w:proofErr w:type="spellStart"/>
-      <w:r>
-        <w:rPr>
-          <w:bCs/>
-        </w:rPr>
-        <w:t>Để</w:t>
-      </w:r>
-      <w:proofErr w:type="spellEnd"/>
-      <w:r>
-        <w:rPr>
-          <w:bCs/>
-        </w:rPr>
-        <w:t xml:space="preserve"> </w:t>
-      </w:r>
-      <w:proofErr w:type="spellStart"/>
-      <w:r>
-        <w:rPr>
-          <w:bCs/>
-        </w:rPr>
-        <w:t>giải</w:t>
-      </w:r>
-      <w:proofErr w:type="spellEnd"/>
-      <w:r>
-        <w:rPr>
-          <w:bCs/>
-        </w:rPr>
-        <w:t xml:space="preserve"> </w:t>
-      </w:r>
-      <w:proofErr w:type="spellStart"/>
-      <w:r>
-        <w:rPr>
-          <w:bCs/>
-        </w:rPr>
-        <w:t>quyết</w:t>
-      </w:r>
-      <w:proofErr w:type="spellEnd"/>
-      <w:r>
-        <w:rPr>
-          <w:bCs/>
-        </w:rPr>
-        <w:t xml:space="preserve"> </w:t>
-      </w:r>
-      <w:proofErr w:type="spellStart"/>
-      <w:r>
-        <w:rPr>
-          <w:bCs/>
-        </w:rPr>
-        <w:t>vấn</w:t>
-      </w:r>
-      <w:proofErr w:type="spellEnd"/>
-      <w:r>
-        <w:rPr>
-          <w:bCs/>
-        </w:rPr>
-        <w:t xml:space="preserve"> </w:t>
-      </w:r>
-      <w:proofErr w:type="spellStart"/>
-      <w:r>
-        <w:rPr>
-          <w:bCs/>
-        </w:rPr>
-        <w:t>đề</w:t>
-      </w:r>
-      <w:proofErr w:type="spellEnd"/>
-      <w:r>
-        <w:rPr>
-          <w:bCs/>
-        </w:rPr>
-        <w:t xml:space="preserve"> chia </w:t>
-      </w:r>
-      <w:proofErr w:type="spellStart"/>
-      <w:r>
-        <w:rPr>
-          <w:bCs/>
-        </w:rPr>
-        <w:t>mạng</w:t>
-      </w:r>
-      <w:proofErr w:type="spellEnd"/>
-      <w:r>
-        <w:rPr>
-          <w:bCs/>
-        </w:rPr>
-        <w:t xml:space="preserve"> VLSM, </w:t>
-      </w:r>
-      <w:proofErr w:type="spellStart"/>
-      <w:r>
-        <w:rPr>
-          <w:bCs/>
-        </w:rPr>
-        <w:t>cần</w:t>
-      </w:r>
-      <w:proofErr w:type="spellEnd"/>
-      <w:r>
-        <w:rPr>
-          <w:bCs/>
-        </w:rPr>
-        <w:t xml:space="preserve"> </w:t>
-      </w:r>
-      <w:proofErr w:type="spellStart"/>
-      <w:r>
-        <w:rPr>
-          <w:bCs/>
-        </w:rPr>
-        <w:t>nâng</w:t>
-      </w:r>
-      <w:proofErr w:type="spellEnd"/>
-      <w:r>
-        <w:rPr>
-          <w:bCs/>
-        </w:rPr>
-        <w:t xml:space="preserve"> </w:t>
-      </w:r>
-      <w:proofErr w:type="spellStart"/>
-      <w:r>
-        <w:rPr>
-          <w:bCs/>
-        </w:rPr>
-        <w:t>cấp</w:t>
-      </w:r>
-      <w:proofErr w:type="spellEnd"/>
-      <w:r>
-        <w:rPr>
-          <w:bCs/>
-        </w:rPr>
-        <w:t xml:space="preserve"> </w:t>
-      </w:r>
-      <w:proofErr w:type="spellStart"/>
-      <w:r>
-        <w:rPr>
-          <w:bCs/>
-        </w:rPr>
-        <w:t>giao</w:t>
-      </w:r>
-      <w:proofErr w:type="spellEnd"/>
-      <w:r>
-        <w:rPr>
-          <w:bCs/>
-        </w:rPr>
-        <w:t xml:space="preserve"> </w:t>
-      </w:r>
-      <w:proofErr w:type="spellStart"/>
-      <w:r>
-        <w:rPr>
-          <w:bCs/>
-        </w:rPr>
-        <w:t>thức</w:t>
-      </w:r>
-      <w:proofErr w:type="spellEnd"/>
-      <w:r>
-        <w:rPr>
-          <w:bCs/>
-        </w:rPr>
-        <w:t xml:space="preserve"> </w:t>
-      </w:r>
-      <w:proofErr w:type="spellStart"/>
-      <w:r>
-        <w:rPr>
-          <w:bCs/>
-        </w:rPr>
-        <w:t>định</w:t>
-      </w:r>
-      <w:proofErr w:type="spellEnd"/>
-      <w:r>
-        <w:rPr>
-          <w:bCs/>
-        </w:rPr>
-        <w:t xml:space="preserve"> </w:t>
-      </w:r>
-      <w:proofErr w:type="spellStart"/>
-      <w:r>
-        <w:rPr>
-          <w:bCs/>
-        </w:rPr>
-        <w:t>tuyến</w:t>
-      </w:r>
-      <w:proofErr w:type="spellEnd"/>
-      <w:r>
-        <w:rPr>
-          <w:bCs/>
-        </w:rPr>
-        <w:t xml:space="preserve"> </w:t>
-      </w:r>
-      <w:proofErr w:type="spellStart"/>
-      <w:r>
-        <w:rPr>
-          <w:bCs/>
-        </w:rPr>
-        <w:t>lên</w:t>
-      </w:r>
-      <w:proofErr w:type="spellEnd"/>
-      <w:r>
-        <w:rPr>
-          <w:bCs/>
-        </w:rPr>
-        <w:t> RIP Version 2 (</w:t>
-      </w:r>
-      <w:proofErr w:type="spellStart"/>
-      <w:r>
-        <w:rPr>
-          <w:bCs/>
-        </w:rPr>
-        <w:t>giao</w:t>
-      </w:r>
-      <w:proofErr w:type="spellEnd"/>
-      <w:r>
-        <w:rPr>
-          <w:bCs/>
-        </w:rPr>
-        <w:t xml:space="preserve"> </w:t>
-      </w:r>
-      <w:proofErr w:type="spellStart"/>
-      <w:r>
-        <w:rPr>
-          <w:bCs/>
-        </w:rPr>
-        <w:t>thức</w:t>
-      </w:r>
-      <w:proofErr w:type="spellEnd"/>
-      <w:r>
-        <w:rPr>
-          <w:bCs/>
-        </w:rPr>
-        <w:t xml:space="preserve"> Classless). </w:t>
-      </w:r>
-      <w:proofErr w:type="spellStart"/>
-      <w:r>
-        <w:rPr>
-          <w:bCs/>
-        </w:rPr>
-        <w:t>Đồng</w:t>
-      </w:r>
-      <w:proofErr w:type="spellEnd"/>
-      <w:r>
-        <w:rPr>
-          <w:bCs/>
-        </w:rPr>
-        <w:t xml:space="preserve"> </w:t>
-      </w:r>
-      <w:proofErr w:type="spellStart"/>
-      <w:r>
-        <w:rPr>
-          <w:bCs/>
-        </w:rPr>
-        <w:t>thời</w:t>
-      </w:r>
-      <w:proofErr w:type="spellEnd"/>
-      <w:r>
-        <w:rPr>
-          <w:bCs/>
-        </w:rPr>
-        <w:t xml:space="preserve">, </w:t>
-      </w:r>
-      <w:proofErr w:type="spellStart"/>
-      <w:r>
-        <w:rPr>
-          <w:bCs/>
-        </w:rPr>
-        <w:t>bắt</w:t>
-      </w:r>
-      <w:proofErr w:type="spellEnd"/>
-      <w:r>
-        <w:rPr>
-          <w:bCs/>
-        </w:rPr>
-        <w:t xml:space="preserve"> </w:t>
-      </w:r>
-      <w:proofErr w:type="spellStart"/>
-      <w:r>
-        <w:rPr>
-          <w:bCs/>
-        </w:rPr>
-        <w:t>buộc</w:t>
-      </w:r>
-      <w:proofErr w:type="spellEnd"/>
-      <w:r>
-        <w:rPr>
-          <w:bCs/>
-        </w:rPr>
-        <w:t xml:space="preserve"> </w:t>
-      </w:r>
-      <w:proofErr w:type="spellStart"/>
-      <w:r>
-        <w:rPr>
-          <w:bCs/>
-        </w:rPr>
-        <w:t>phải</w:t>
-      </w:r>
-      <w:proofErr w:type="spellEnd"/>
-      <w:r>
-        <w:rPr>
-          <w:bCs/>
-        </w:rPr>
-        <w:t xml:space="preserve"> </w:t>
-      </w:r>
-      <w:proofErr w:type="spellStart"/>
-      <w:r>
-        <w:rPr>
-          <w:bCs/>
-        </w:rPr>
-        <w:t>sử</w:t>
-      </w:r>
-      <w:proofErr w:type="spellEnd"/>
-      <w:r>
-        <w:rPr>
-          <w:bCs/>
-        </w:rPr>
-        <w:t xml:space="preserve"> </w:t>
-      </w:r>
-      <w:proofErr w:type="spellStart"/>
-      <w:r>
-        <w:rPr>
-          <w:bCs/>
-        </w:rPr>
-        <w:t>dụng</w:t>
-      </w:r>
-      <w:proofErr w:type="spellEnd"/>
-      <w:r>
-        <w:rPr>
-          <w:bCs/>
-        </w:rPr>
-        <w:t xml:space="preserve"> </w:t>
-      </w:r>
-      <w:proofErr w:type="spellStart"/>
-      <w:r>
-        <w:rPr>
-          <w:bCs/>
-        </w:rPr>
-        <w:t>thêm</w:t>
-      </w:r>
-      <w:proofErr w:type="spellEnd"/>
-      <w:r>
-        <w:rPr>
-          <w:bCs/>
-        </w:rPr>
-        <w:t xml:space="preserve"> </w:t>
-      </w:r>
-      <w:proofErr w:type="spellStart"/>
-      <w:r>
-        <w:rPr>
-          <w:bCs/>
-        </w:rPr>
-        <w:t>lệnh</w:t>
-      </w:r>
-      <w:proofErr w:type="spellEnd"/>
-      <w:r>
-        <w:rPr>
-          <w:bCs/>
-        </w:rPr>
-        <w:t> no auto-summary </w:t>
-      </w:r>
-      <w:proofErr w:type="spellStart"/>
-      <w:r>
-        <w:rPr>
-          <w:bCs/>
-        </w:rPr>
-        <w:t>trong</w:t>
-      </w:r>
-      <w:proofErr w:type="spellEnd"/>
-      <w:r>
-        <w:rPr>
-          <w:bCs/>
-        </w:rPr>
-        <w:t xml:space="preserve"> </w:t>
-      </w:r>
-      <w:proofErr w:type="spellStart"/>
-      <w:r>
-        <w:rPr>
-          <w:bCs/>
-        </w:rPr>
-        <w:t>cấu</w:t>
-      </w:r>
-      <w:proofErr w:type="spellEnd"/>
-      <w:r>
-        <w:rPr>
-          <w:bCs/>
-        </w:rPr>
-        <w:t xml:space="preserve"> </w:t>
-      </w:r>
-      <w:proofErr w:type="spellStart"/>
-      <w:r>
-        <w:rPr>
-          <w:bCs/>
-        </w:rPr>
-        <w:t>hình</w:t>
-      </w:r>
-      <w:proofErr w:type="spellEnd"/>
-      <w:r>
-        <w:rPr>
-          <w:bCs/>
-        </w:rPr>
-        <w:t> router rip </w:t>
-      </w:r>
-      <w:proofErr w:type="spellStart"/>
-      <w:r>
-        <w:rPr>
-          <w:bCs/>
-        </w:rPr>
-        <w:t>để</w:t>
-      </w:r>
-      <w:proofErr w:type="spellEnd"/>
-      <w:r>
-        <w:rPr>
-          <w:bCs/>
-        </w:rPr>
-        <w:t xml:space="preserve"> </w:t>
-      </w:r>
-      <w:proofErr w:type="spellStart"/>
-      <w:r>
-        <w:rPr>
-          <w:bCs/>
-        </w:rPr>
-        <w:t>ngăn</w:t>
-      </w:r>
-      <w:proofErr w:type="spellEnd"/>
-      <w:r>
-        <w:rPr>
-          <w:bCs/>
-        </w:rPr>
-        <w:t xml:space="preserve"> </w:t>
-      </w:r>
-      <w:proofErr w:type="spellStart"/>
-      <w:r>
-        <w:rPr>
-          <w:bCs/>
-        </w:rPr>
-        <w:t>chặn</w:t>
-      </w:r>
-      <w:proofErr w:type="spellEnd"/>
-      <w:r>
-        <w:rPr>
-          <w:bCs/>
-        </w:rPr>
-        <w:t xml:space="preserve"> Router </w:t>
-      </w:r>
-      <w:proofErr w:type="spellStart"/>
-      <w:r>
-        <w:rPr>
-          <w:bCs/>
-        </w:rPr>
-        <w:t>tự</w:t>
-      </w:r>
-      <w:proofErr w:type="spellEnd"/>
-      <w:r>
-        <w:rPr>
-          <w:bCs/>
-        </w:rPr>
-        <w:t xml:space="preserve"> </w:t>
-      </w:r>
-      <w:proofErr w:type="spellStart"/>
-      <w:r>
-        <w:rPr>
-          <w:bCs/>
-        </w:rPr>
-        <w:t>động</w:t>
-      </w:r>
-      <w:proofErr w:type="spellEnd"/>
-      <w:r>
-        <w:rPr>
-          <w:bCs/>
-        </w:rPr>
-        <w:t xml:space="preserve"> </w:t>
-      </w:r>
-      <w:proofErr w:type="spellStart"/>
-      <w:r>
-        <w:rPr>
-          <w:bCs/>
-        </w:rPr>
-        <w:t>gộp</w:t>
-      </w:r>
-      <w:proofErr w:type="spellEnd"/>
-      <w:r>
-        <w:rPr>
-          <w:bCs/>
-        </w:rPr>
-        <w:t xml:space="preserve"> </w:t>
-      </w:r>
-      <w:proofErr w:type="spellStart"/>
-      <w:r>
-        <w:rPr>
-          <w:bCs/>
-        </w:rPr>
-        <w:t>mạng</w:t>
-      </w:r>
-      <w:proofErr w:type="spellEnd"/>
-      <w:r>
-        <w:rPr>
-          <w:bCs/>
-        </w:rPr>
-        <w:t xml:space="preserve"> </w:t>
-      </w:r>
-      <w:proofErr w:type="spellStart"/>
-      <w:r>
-        <w:rPr>
-          <w:bCs/>
-        </w:rPr>
-        <w:t>về</w:t>
-      </w:r>
-      <w:proofErr w:type="spellEnd"/>
-      <w:r>
-        <w:rPr>
-          <w:bCs/>
-        </w:rPr>
-        <w:t xml:space="preserve"> </w:t>
-      </w:r>
-      <w:proofErr w:type="spellStart"/>
-      <w:r>
-        <w:rPr>
-          <w:bCs/>
-        </w:rPr>
-        <w:t>địa</w:t>
-      </w:r>
-      <w:proofErr w:type="spellEnd"/>
-      <w:r>
-        <w:rPr>
-          <w:bCs/>
-        </w:rPr>
-        <w:t xml:space="preserve"> </w:t>
-      </w:r>
-      <w:proofErr w:type="spellStart"/>
-      <w:r>
-        <w:rPr>
-          <w:bCs/>
-        </w:rPr>
-        <w:t>chỉ</w:t>
-      </w:r>
-      <w:proofErr w:type="spellEnd"/>
-      <w:r>
-        <w:rPr>
-          <w:bCs/>
-        </w:rPr>
-        <w:t xml:space="preserve"> </w:t>
-      </w:r>
-      <w:proofErr w:type="spellStart"/>
-      <w:r>
-        <w:rPr>
-          <w:bCs/>
-        </w:rPr>
-        <w:t>lớp</w:t>
-      </w:r>
-      <w:proofErr w:type="spellEnd"/>
-      <w:r>
-        <w:rPr>
-          <w:bCs/>
-        </w:rPr>
-        <w:t xml:space="preserve"> </w:t>
-      </w:r>
-      <w:proofErr w:type="spellStart"/>
-      <w:r>
-        <w:rPr>
-          <w:bCs/>
-        </w:rPr>
-        <w:t>mặc</w:t>
-      </w:r>
-      <w:proofErr w:type="spellEnd"/>
-      <w:r>
-        <w:rPr>
-          <w:bCs/>
-        </w:rPr>
-        <w:t xml:space="preserve"> </w:t>
-      </w:r>
-      <w:proofErr w:type="spellStart"/>
-      <w:r>
-        <w:rPr>
-          <w:bCs/>
-        </w:rPr>
-        <w:t>định</w:t>
-      </w:r>
-      <w:proofErr w:type="spellEnd"/>
-      <w:r>
-        <w:rPr>
-          <w:bCs/>
-        </w:rPr>
-        <w:t>.</w:t>
+      <w:r>
+        <w:rPr>
+          <w:bCs/>
+        </w:rPr>
+        <w:t>Đề xuất ý tưởng khắc phục: Để giải quyết vấn đề chia mạng VLSM, cần nâng cấp giao thức định tuyến lên RIP Version 2 (giao thức Classless). Đồng thời, bắt buộc phải sử dụng thêm lệnh no auto-summary trong cấu hình router rip để ngăn chặn Router tự động gộp mạng về địa chỉ lớp mặc định.</w:t>
       </w:r>
     </w:p>
     <w:p>
@@ -9920,7 +5504,6 @@
           <w:lang w:val="vi-VN"/>
         </w:rPr>
       </w:pPr>
-      <w:proofErr w:type="spellStart"/>
       <w:r>
         <w:rPr>
           <w:bCs/>
@@ -9928,7 +5511,6 @@
         <w:lastRenderedPageBreak/>
         <w:t>Bài</w:t>
       </w:r>
-      <w:proofErr w:type="spellEnd"/>
       <w:r>
         <w:rPr>
           <w:bCs/>
@@ -9947,6 +5529,7 @@
       <w:r>
         <w:rPr>
           <w:bCs/>
+          <w:noProof/>
           <w:lang w:val="vi-VN"/>
         </w:rPr>
         <w:drawing>
@@ -11084,6 +6667,7 @@
       <w:r>
         <w:rPr>
           <w:bCs/>
+          <w:noProof/>
           <w:lang w:val="vi-VN"/>
         </w:rPr>
         <w:drawing>
@@ -11133,6 +6717,7 @@
       <w:r>
         <w:rPr>
           <w:bCs/>
+          <w:noProof/>
           <w:lang w:val="vi-VN"/>
         </w:rPr>
         <w:lastRenderedPageBreak/>
@@ -11183,6 +6768,7 @@
       <w:r>
         <w:rPr>
           <w:bCs/>
+          <w:noProof/>
         </w:rPr>
         <w:drawing>
           <wp:inline distT="0" distB="0" distL="0" distR="0" wp14:anchorId="55FB2040" wp14:editId="1E1119B5">
@@ -11305,6 +6891,7 @@
       <w:r>
         <w:rPr>
           <w:bCs/>
+          <w:noProof/>
           <w:lang w:val="vi-VN"/>
         </w:rPr>
         <w:drawing>
@@ -12998,6 +8585,7 @@
       <w:r>
         <w:rPr>
           <w:bCs/>
+          <w:noProof/>
           <w:lang w:val="vi-VN"/>
         </w:rPr>
         <w:lastRenderedPageBreak/>
@@ -13138,6 +8726,7 @@
       <w:r>
         <w:rPr>
           <w:bCs/>
+          <w:noProof/>
           <w:lang w:val="vi-VN"/>
         </w:rPr>
         <w:lastRenderedPageBreak/>
@@ -13188,6 +8777,7 @@
       <w:r>
         <w:rPr>
           <w:bCs/>
+          <w:noProof/>
           <w:lang w:val="vi-VN"/>
         </w:rPr>
         <w:drawing>
@@ -13325,6 +8915,7 @@
       <w:r>
         <w:rPr>
           <w:bCs/>
+          <w:noProof/>
           <w:lang w:val="vi-VN"/>
         </w:rPr>
         <w:lastRenderedPageBreak/>
@@ -13487,6 +9078,7 @@
       <w:r>
         <w:rPr>
           <w:bCs/>
+          <w:noProof/>
           <w:lang w:val="vi-VN"/>
         </w:rPr>
         <w:lastRenderedPageBreak/>
@@ -13560,6 +9152,7 @@
       <w:r>
         <w:rPr>
           <w:bCs/>
+          <w:noProof/>
           <w:lang w:val="vi-VN"/>
         </w:rPr>
         <w:lastRenderedPageBreak/>
@@ -14775,6 +10368,7 @@
       <w:r>
         <w:rPr>
           <w:bCs/>
+          <w:noProof/>
           <w:lang w:val="vi-VN"/>
         </w:rPr>
         <w:lastRenderedPageBreak/>
@@ -14922,6 +10516,7 @@
       <w:r>
         <w:rPr>
           <w:bCs/>
+          <w:noProof/>
           <w:lang w:val="vi-VN"/>
         </w:rPr>
         <w:drawing>
@@ -16058,6 +11653,7 @@
   <w:style w:type="character" w:default="1" w:styleId="DefaultParagraphFont">
     <w:name w:val="Default Paragraph Font"/>
     <w:uiPriority w:val="1"/>
+    <w:semiHidden/>
     <w:unhideWhenUsed/>
   </w:style>
   <w:style w:type="table" w:default="1" w:styleId="TableNormal">
